--- a/plantillas_maestras/06_seguro_hogar_e_inmuebles/negativa_cobertura/2_o_mas_ddos_varios/varon/TPL_0786_2025_SEGURO_HOGAR_E_INMUEBLES_NEGATIVA_COBERTURA_ASEGURADORA_VARON_R1.docx
+++ b/plantillas_maestras/06_seguro_hogar_e_inmuebles/negativa_cobertura/2_o_mas_ddos_varios/varon/TPL_0786_2025_SEGURO_HOGAR_E_INMUEBLES_NEGATIVA_COBERTURA_ASEGURADORA_VARON_R1.docx
@@ -336,7 +336,7 @@
           <w14:ligatures w14:val="none"/>
         </w:rPr>
         <w:tab/>
-        <w:t xml:space="preserve">:       </w:t>
+        <w:t xml:space="preserve">: </w:t>
       </w:r>
       <w:r>
         <w:rPr>
@@ -739,7 +739,7 @@
           <w:lang w:val="es-ES" w:eastAsia="es-ES"/>
           <w14:ligatures w14:val="none"/>
         </w:rPr>
-        <w:t>por presuntas infracciones a la Ley N°29571, Código de Protección y Defensa del Consumidor (en adelante, Código)</w:t>
+        <w:t>por presuntas infracciones a la Ley 29571, Código de Protección y Defensa del Consumidor (en adelante, Código)</w:t>
       </w:r>
       <w:r>
         <w:rPr>
@@ -860,7 +860,7 @@
           <w:lang w:val="es-ES" w:eastAsia="es-ES"/>
           <w14:ligatures w14:val="none"/>
         </w:rPr>
-        <w:t>N° 2007002516</w:t>
+        <w:t>2007002516</w:t>
       </w:r>
       <w:r>
         <w:rPr>
@@ -1957,7 +1957,7 @@
           <w:lang w:eastAsia="es-ES"/>
           <w14:ligatures w14:val="none"/>
         </w:rPr>
-        <w:t>N.°</w:t>
+        <w:t/>
       </w:r>
       <w:proofErr w:type="spellEnd"/>
       <w:r>
@@ -2155,7 +2155,7 @@
           <w:lang w:eastAsia="es-ES"/>
           <w14:ligatures w14:val="none"/>
         </w:rPr>
-        <w:t>N.°</w:t>
+        <w:t/>
       </w:r>
       <w:proofErr w:type="spellEnd"/>
       <w:r>
@@ -2177,7 +2177,7 @@
           <w:lang w:eastAsia="es-ES"/>
           <w14:ligatures w14:val="none"/>
         </w:rPr>
-        <w:t>N.°</w:t>
+        <w:t/>
       </w:r>
       <w:proofErr w:type="spellEnd"/>
       <w:r>
@@ -2400,7 +2400,7 @@
           <w:lang w:eastAsia="es-ES"/>
           <w14:ligatures w14:val="none"/>
         </w:rPr>
-        <w:t xml:space="preserve">° 000/0519/2025, </w:t>
+        <w:t xml:space="preserve"> 000/0519/2025, </w:t>
       </w:r>
       <w:r>
         <w:rPr>
@@ -3179,7 +3179,7 @@
           <w:lang w:eastAsia="es-PE"/>
           <w14:ligatures w14:val="none"/>
         </w:rPr>
-        <w:t>Secretaría Técnica de la Comisión de Protección al Consumidor N°1 (en adelante, la Secretaría Técnica)</w:t>
+        <w:t>Secretaría Técnica de la Comisión de Protección al Consumidor 1 (en adelante, la Secretaría Técnica)</w:t>
       </w:r>
       <w:r>
         <w:rPr>
@@ -3285,7 +3285,7 @@
           <w:lang w:eastAsia="es-PE"/>
           <w14:ligatures w14:val="none"/>
         </w:rPr>
-        <w:t>°</w:t>
+        <w:t/>
       </w:r>
       <w:r>
         <w:rPr>
@@ -3303,7 +3303,7 @@
           <w:lang w:eastAsia="es-PE"/>
           <w14:ligatures w14:val="none"/>
         </w:rPr>
-        <w:t>°</w:t>
+        <w:t/>
       </w:r>
       <w:r>
         <w:rPr>
@@ -3449,7 +3449,7 @@
           <w:kern w:val="0"/>
           <w14:ligatures w14:val="none"/>
         </w:rPr>
-        <w:t>; involucraría una presunta afectación a sus expectativas, quien no habría encontrado una correspondencia entre lo que esperaba recibir de parte del proveedor y lo que realmente recibió. Por consiguiente, corresponde calificar el hecho materia de denuncia como una presunta infracción al deber de idoneidad, tipificado en los artículos 18° y 19° del Código</w:t>
+        <w:t>; involucraría una presunta afectación a sus expectativas, quien no habría encontrado una correspondencia entre lo que esperaba recibir de parte del proveedor y lo que realmente recibió. Por consiguiente, corresponde calificar el hecho materia de denuncia como una presunta infracción al deber de idoneidad, tipificado en los artículos 18 y 19 del Código</w:t>
       </w:r>
       <w:r>
         <w:rPr>
@@ -3621,7 +3621,7 @@
           <w:kern w:val="0"/>
           <w14:ligatures w14:val="none"/>
         </w:rPr>
-        <w:t>; involucraría una presunta afectación a sus expectativas, quien no habría encontrado una correspondencia entre lo que esperaba recibir de parte del proveedor y lo que realmente recibió. Por consiguiente, corresponde calificar el hecho materia de denuncia como una presunta infracción al deber de idoneidad, tipificado en los artículos 18° y 19° del Código</w:t>
+        <w:t>; involucraría una presunta afectación a sus expectativas, quien no habría encontrado una correspondencia entre lo que esperaba recibir de parte del proveedor y lo que realmente recibió. Por consiguiente, corresponde calificar el hecho materia de denuncia como una presunta infracción al deber de idoneidad, tipificado en los artículos 18 y 19 del Código</w:t>
       </w:r>
       <w:r>
         <w:rPr>
@@ -3691,7 +3691,7 @@
           <w:kern w:val="0"/>
           <w14:ligatures w14:val="none"/>
         </w:rPr>
-        <w:t>aseguradora habría incumplido con otorgar a la parte denunciante la cobertura del Seguro Hogar N°</w:t>
+        <w:t>aseguradora habría incumplido con otorgar a la parte denunciante la cobertura del Seguro Hogar </w:t>
       </w:r>
       <w:r>
         <w:rPr>
@@ -3717,7 +3717,7 @@
           <w:kern w:val="0"/>
           <w14:ligatures w14:val="none"/>
         </w:rPr>
-        <w:t>; involucraría una presunta afectación a sus expectativas, quien no habría encontrado una correspondencia entre lo que esperaba recibir de parte del proveedor y lo que realmente recibió. Por consiguiente, corresponde calificar el hecho materia de denuncia como una presunta infracción al deber de idoneidad, tipificado en los artículos 18° y 19° del Código</w:t>
+        <w:t>; involucraría una presunta afectación a sus expectativas, quien no habría encontrado una correspondencia entre lo que esperaba recibir de parte del proveedor y lo que realmente recibió. Por consiguiente, corresponde calificar el hecho materia de denuncia como una presunta infracción al deber de idoneidad, tipificado en los artículos 18 y 19 del Código</w:t>
       </w:r>
       <w:r>
         <w:rPr>
@@ -3885,7 +3885,7 @@
           <w:lang w:val="es-ES" w:eastAsia="es-ES"/>
           <w14:ligatures w14:val="none"/>
         </w:rPr>
-        <w:t xml:space="preserve">mayor de cinco (5) días hábiles contado a partir del día siguiente de la notificación de la presente resolución, cumpla con lo siguiente: (i) presentar una copia completa, legible y debidamente suscrita de la Póliza N° </w:t>
+        <w:t xml:space="preserve">mayor de cinco (5) días hábiles contado a partir del día siguiente de la notificación de la presente resolución, cumpla con lo siguiente: (i) presentar una copia completa, legible y debidamente suscrita de la Póliza </w:t>
       </w:r>
       <w:r>
         <w:rPr>
@@ -4069,7 +4069,7 @@
           <w:lang w:eastAsia="es-PE"/>
           <w14:ligatures w14:val="none"/>
         </w:rPr>
-        <w:t xml:space="preserve">RESOLUCIÓN DE LA SECRETARÍA TÉCNICA  </w:t>
+        <w:t xml:space="preserve">RESOLUCIÓN DE LA SECRETARÍA TÉCNICA </w:t>
       </w:r>
     </w:p>
     <w:p>
@@ -4228,7 +4228,7 @@
         <w:rPr>
           <w:rFonts w:ascii="Arial Narrow" w:eastAsia="Arial Narrow" w:hAnsi="Arial Narrow" w:cs="Arial Narrow"/>
         </w:rPr>
-        <w:t xml:space="preserve">Presunta infracción de los artículos 18° y 19° de la Ley N° 29571, Código de Protección y Defensa del Consumidor, en tanto </w:t>
+        <w:t xml:space="preserve">Presunta infracción de los artículos 18 y 19 de la Ley 29571, Código de Protección y Defensa del Consumidor, en tanto </w:t>
       </w:r>
       <w:r>
         <w:rPr>
@@ -4272,7 +4272,7 @@
         <w:rPr>
           <w:rFonts w:ascii="Arial Narrow" w:eastAsia="Arial Narrow" w:hAnsi="Arial Narrow" w:cs="Arial Narrow"/>
         </w:rPr>
-        <w:t xml:space="preserve">los artículos 18° y 19° de la Ley N° 29571, Código de Protección y Defensa del Consumidor, en tanto </w:t>
+        <w:t xml:space="preserve">los artículos 18 y 19 de la Ley 29571, Código de Protección y Defensa del Consumidor, en tanto </w:t>
       </w:r>
       <w:r>
         <w:rPr>
@@ -4345,7 +4345,7 @@
         <w:rPr>
           <w:rFonts w:ascii="Arial Narrow" w:eastAsia="Arial Narrow" w:hAnsi="Arial Narrow" w:cs="Arial Narrow"/>
         </w:rPr>
-        <w:t xml:space="preserve">Presunta infracción de los artículos 18° y 19° de la Ley N° 29571, Código de Protección y Defensa del Consumidor, en tanto </w:t>
+        <w:t xml:space="preserve">Presunta infracción de los artículos 18 y 19 de la Ley 29571, Código de Protección y Defensa del Consumidor, en tanto </w:t>
       </w:r>
       <w:r>
         <w:rPr>
@@ -4414,7 +4414,7 @@
         <w:rPr>
           <w:rFonts w:ascii="Arial Narrow" w:eastAsia="Arial Narrow" w:hAnsi="Arial Narrow" w:cs="Arial Narrow"/>
         </w:rPr>
-        <w:t xml:space="preserve">los artículos 18° y 19° de la Ley N° 29571, Código de Protección y Defensa del Consumidor, en tanto </w:t>
+        <w:t xml:space="preserve">los artículos 18 y 19 de la Ley 29571, Código de Protección y Defensa del Consumidor, en tanto </w:t>
       </w:r>
       <w:r>
         <w:rPr>
@@ -4560,7 +4560,7 @@
         <w:rPr>
           <w:rFonts w:ascii="Arial Narrow" w:eastAsia="Arial Narrow" w:hAnsi="Arial Narrow" w:cs="Arial Narrow"/>
         </w:rPr>
-        <w:t xml:space="preserve">de la Ley N° 29571, Código de Protección y Defensa del Consumidor, en tanto </w:t>
+        <w:t xml:space="preserve">de la Ley 29571, Código de Protección y Defensa del Consumidor, en tanto </w:t>
       </w:r>
       <w:r>
         <w:rPr>
@@ -4602,7 +4602,7 @@
           <w:kern w:val="0"/>
           <w14:ligatures w14:val="none"/>
         </w:rPr>
-        <w:t>del Seguro Hogar N°</w:t>
+        <w:t>del Seguro Hogar </w:t>
       </w:r>
       <w:r>
         <w:rPr>
@@ -4652,7 +4652,7 @@
         <w:rPr>
           <w:rFonts w:ascii="Arial Narrow" w:eastAsia="Arial Narrow" w:hAnsi="Arial Narrow" w:cs="Arial Narrow"/>
         </w:rPr>
-        <w:t xml:space="preserve">Presunta infracción de los artículos 18° y 19° de la Ley N° 29571, Código de Protección y Defensa del </w:t>
+        <w:t xml:space="preserve">Presunta infracción de los artículos 18 y 19 de la Ley 29571, Código de Protección y Defensa del </w:t>
       </w:r>
       <w:r>
         <w:rPr>
@@ -4702,7 +4702,7 @@
           <w:kern w:val="0"/>
           <w14:ligatures w14:val="none"/>
         </w:rPr>
-        <w:t>del Seguro Hogar N°</w:t>
+        <w:t>del Seguro Hogar </w:t>
       </w:r>
       <w:r>
         <w:rPr>
@@ -5009,7 +5009,7 @@
           <w:lang w:eastAsia="es-PE"/>
           <w14:ligatures w14:val="none"/>
         </w:rPr>
-        <w:t>°</w:t>
+        <w:t/>
       </w:r>
       <w:r>
         <w:rPr>
@@ -5105,7 +5105,7 @@
           <w:lang w:eastAsia="es-PE"/>
           <w14:ligatures w14:val="none"/>
         </w:rPr>
-        <w:t>°</w:t>
+        <w:t/>
       </w:r>
       <w:r>
         <w:rPr>
@@ -5289,7 +5289,7 @@
           <w:lang w:eastAsia="es-PE"/>
           <w14:ligatures w14:val="none"/>
         </w:rPr>
-        <w:t>°</w:t>
+        <w:t/>
       </w:r>
       <w:r>
         <w:rPr>
@@ -5432,7 +5432,7 @@
           <w:lang w:val="es-ES" w:eastAsia="es-ES"/>
           <w14:ligatures w14:val="none"/>
         </w:rPr>
-        <w:t>(i) presentar una copia completa, legible y debidamente suscrita de la Póliza N° 2007002516 del Seguro Hogar, así como el cargo de remisión de la póliza; (</w:t>
+        <w:t>(i) presentar una copia completa, legible y debidamente suscrita de la Póliza 2007002516 del Seguro Hogar, así como el cargo de remisión de la póliza; (</w:t>
       </w:r>
       <w:proofErr w:type="spellStart"/>
       <w:r>
@@ -5575,7 +5575,7 @@
           <w:lang w:eastAsia="es-PE"/>
           <w14:ligatures w14:val="none"/>
         </w:rPr>
-        <w:t>°</w:t>
+        <w:t/>
       </w:r>
       <w:r>
         <w:rPr>
@@ -5616,7 +5616,7 @@
           <w:lang w:eastAsia="es-PE"/>
           <w14:ligatures w14:val="none"/>
         </w:rPr>
-        <w:t>°</w:t>
+        <w:t/>
       </w:r>
       <w:r>
         <w:rPr>
@@ -5636,7 +5636,7 @@
           <w:lang w:eastAsia="es-PE"/>
           <w14:ligatures w14:val="none"/>
         </w:rPr>
-        <w:t>°</w:t>
+        <w:t/>
       </w:r>
       <w:r>
         <w:rPr>
@@ -5656,7 +5656,7 @@
           <w:lang w:eastAsia="es-PE"/>
           <w14:ligatures w14:val="none"/>
         </w:rPr>
-        <w:t>°</w:t>
+        <w:t/>
       </w:r>
       <w:r>
         <w:rPr>
@@ -5709,7 +5709,7 @@
           <w:lang w:eastAsia="es-PE"/>
           <w14:ligatures w14:val="none"/>
         </w:rPr>
-        <w:t>°</w:t>
+        <w:t/>
       </w:r>
       <w:r>
         <w:rPr>
@@ -5800,7 +5800,7 @@
           <w:lang w:eastAsia="es-PE"/>
           <w14:ligatures w14:val="none"/>
         </w:rPr>
-        <w:t>°</w:t>
+        <w:t/>
       </w:r>
       <w:r>
         <w:rPr>
@@ -5893,7 +5893,7 @@
           <w:lang w:eastAsia="es-PE"/>
           <w14:ligatures w14:val="none"/>
         </w:rPr>
-        <w:t>°</w:t>
+        <w:t/>
       </w:r>
       <w:r>
         <w:rPr>
@@ -5901,7 +5901,7 @@
           <w:kern w:val="0"/>
           <w14:ligatures w14:val="none"/>
         </w:rPr>
-        <w:t xml:space="preserve"> del Decreto Legislativo N° 807</w:t>
+        <w:t xml:space="preserve"> del Decreto Legislativo 807</w:t>
       </w:r>
       <w:r>
         <w:rPr>
@@ -6118,7 +6118,7 @@
           <w:lang w:eastAsia="es-PE"/>
           <w14:ligatures w14:val="none"/>
         </w:rPr>
-        <w:t>°</w:t>
+        <w:t/>
       </w:r>
       <w:r>
         <w:rPr>
@@ -6135,7 +6135,7 @@
           <w:lang w:eastAsia="es-PE"/>
           <w14:ligatures w14:val="none"/>
         </w:rPr>
-        <w:t>°</w:t>
+        <w:t/>
       </w:r>
       <w:r>
         <w:rPr>
@@ -6405,7 +6405,7 @@
           <w:kern w:val="0"/>
           <w14:ligatures w14:val="none"/>
         </w:rPr>
-        <w:t> Protección al Consumidor N° 1</w:t>
+        <w:t> Protección al Consumidor 1</w:t>
       </w:r>
     </w:p>
     <w:p>
@@ -6656,7 +6656,7 @@
           <w:sz w:val="16"/>
           <w:szCs w:val="16"/>
         </w:rPr>
-        <w:t xml:space="preserve">  </w:t>
+        <w:t xml:space="preserve"> </w:t>
       </w:r>
       <w:r>
         <w:rPr>
@@ -6674,7 +6674,7 @@
           <w:sz w:val="16"/>
           <w:szCs w:val="16"/>
         </w:rPr>
-        <w:t xml:space="preserve">LEY N° 29571, CÓDIGO DE PROTECCIÓN Y DEFENSA DEL CONSUMIDOR, publicado el 2 de setiembre de 2010 y modificado por Decreto Legislativo N° 1308 </w:t>
+        <w:t xml:space="preserve">LEY 29571, CÓDIGO DE PROTECCIÓN Y DEFENSA DEL CONSUMIDOR, publicado el 2 de setiembre de 2010 y modificado por Decreto Legislativo 1308 </w:t>
       </w:r>
     </w:p>
     <w:p>
@@ -6726,7 +6726,7 @@
           <w:szCs w:val="16"/>
         </w:rPr>
         <w:tab/>
-        <w:t xml:space="preserve">El Instituto Nacional de Defensa de la Competencia y de la Protección de la Propiedad Intelectual (Indecopi) es la autoridad con competencia primaria y de alcance nacional para conocer las presuntas infracciones a las disposiciones contenidas en el presente Código, así como para imponer las sanciones y medidas correctivas establecidas en el presente capítulo, conforme al Decreto Legislativo N° 1033, Ley de Organización y Funciones del Indecopi. Dicha competencia solo puede ser negada cuando ella haya sido asignada o se asigne a favor de otro organismo por norma expresa con rango de ley. </w:t>
+        <w:t xml:space="preserve">El Instituto Nacional de Defensa de la Competencia y de la Protección de la Propiedad Intelectual (Indecopi) es la autoridad con competencia primaria y de alcance nacional para conocer las presuntas infracciones a las disposiciones contenidas en el presente Código, así como para imponer las sanciones y medidas correctivas establecidas en el presente capítulo, conforme al Decreto Legislativo 1033, Ley de Organización y Funciones del Indecopi. Dicha competencia solo puede ser negada cuando ella haya sido asignada o se asigne a favor de otro organismo por norma expresa con rango de ley. </w:t>
       </w:r>
     </w:p>
     <w:p>
@@ -6800,7 +6800,7 @@
           <w:sz w:val="16"/>
           <w:szCs w:val="16"/>
         </w:rPr>
-        <w:t xml:space="preserve">LEY DE ORGANIZACIÓN Y FUNCIONES DEL INDECOPI, APROBADA POR DECRETO LEGISLATIVO N° 1033 </w:t>
+        <w:t xml:space="preserve">LEY DE ORGANIZACIÓN Y FUNCIONES DEL INDECOPI, APROBADA POR DECRETO LEGISLATIVO 1033 </w:t>
       </w:r>
     </w:p>
     <w:p>
@@ -6927,7 +6927,7 @@
           <w:sz w:val="16"/>
           <w:szCs w:val="16"/>
         </w:rPr>
-        <w:t xml:space="preserve">           </w:t>
+        <w:t xml:space="preserve"> </w:t>
       </w:r>
       <w:r>
         <w:rPr>
@@ -6945,7 +6945,7 @@
           <w:sz w:val="16"/>
           <w:szCs w:val="16"/>
         </w:rPr>
-        <w:t xml:space="preserve">LEY N° 29571, CÓDIGO DE PROTECCIÓN Y DEFENSA DEL CONSUMIDOR, publicado el 2 de setiembre de 2010 y modificado por Decreto Legislativo N° 1308   </w:t>
+        <w:t xml:space="preserve">LEY 29571, CÓDIGO DE PROTECCIÓN Y DEFENSA DEL CONSUMIDOR, publicado el 2 de setiembre de 2010 y modificado por Decreto Legislativo 1308 </w:t>
       </w:r>
     </w:p>
     <w:p>
@@ -6969,7 +6969,7 @@
           <w:sz w:val="16"/>
           <w:szCs w:val="16"/>
         </w:rPr>
-        <w:t xml:space="preserve">Artículo 18.- Idoneidad   </w:t>
+        <w:t xml:space="preserve">Artículo 18.- Idoneidad </w:t>
       </w:r>
     </w:p>
     <w:p>
@@ -6989,7 +6989,7 @@
           <w:sz w:val="16"/>
           <w:szCs w:val="16"/>
         </w:rPr>
-        <w:t xml:space="preserve">Se entiende por idoneidad la correspondencia entre lo que un consumidor espera y lo que efectivamente recibe, en función a lo que se le hubiera ofrecido, la publicidad e información transmitida, las condiciones y circunstancias de la transacción, las características y naturaleza del producto o servicio, el precio, entre otros factores, atendiendo a las circunstancias del caso.    </w:t>
+        <w:t xml:space="preserve">Se entiende por idoneidad la correspondencia entre lo que un consumidor espera y lo que efectivamente recibe, en función a lo que se le hubiera ofrecido, la publicidad e información transmitida, las condiciones y circunstancias de la transacción, las características y naturaleza del producto o servicio, el precio, entre otros factores, atendiendo a las circunstancias del caso. </w:t>
       </w:r>
     </w:p>
     <w:p>
@@ -7108,7 +7108,7 @@
           <w:sz w:val="16"/>
           <w:szCs w:val="16"/>
         </w:rPr>
-        <w:t xml:space="preserve">  </w:t>
+        <w:t xml:space="preserve"> </w:t>
       </w:r>
       <w:r>
         <w:rPr>
@@ -7126,7 +7126,7 @@
           <w:sz w:val="16"/>
           <w:szCs w:val="16"/>
         </w:rPr>
-        <w:t>LEY SOBRE FACULTADES, NORMAS Y ORGANIZACIÓN DEL INDECOPI, APROBADA POR DECRETO LEGISLATIVO N° 807 Artículo 24.-</w:t>
+        <w:t>LEY SOBRE FACULTADES, NORMAS Y ORGANIZACIÓN DEL INDECOPI, APROBADA POR DECRETO LEGISLATIVO 807 Artículo 24.-</w:t>
       </w:r>
       <w:r>
         <w:rPr>
@@ -7311,7 +7311,7 @@
           <w:sz w:val="16"/>
           <w:szCs w:val="16"/>
         </w:rPr>
-        <w:t>Nº</w:t>
+        <w:t/>
       </w:r>
       <w:proofErr w:type="spellEnd"/>
       <w:r>
@@ -7417,7 +7417,7 @@
           <w:sz w:val="16"/>
           <w:szCs w:val="16"/>
         </w:rPr>
-        <w:t>publicado el 2 de setiembre de 2010 y modificado por Decreto Legislativo N° 1308</w:t>
+        <w:t>publicado el 2 de setiembre de 2010 y modificado por Decreto Legislativo 1308</w:t>
       </w:r>
     </w:p>
     <w:p>
@@ -7574,7 +7574,7 @@
           <w:szCs w:val="16"/>
           <w:vertAlign w:val="superscript"/>
         </w:rPr>
-        <w:t xml:space="preserve">  </w:t>
+        <w:t xml:space="preserve"> </w:t>
       </w:r>
       <w:r>
         <w:rPr>
@@ -7582,7 +7582,7 @@
           <w:sz w:val="16"/>
           <w:szCs w:val="16"/>
         </w:rPr>
-        <w:t xml:space="preserve">     </w:t>
+        <w:t xml:space="preserve"> </w:t>
       </w:r>
       <w:r>
         <w:rPr>
@@ -7618,7 +7618,7 @@
           <w:sz w:val="16"/>
           <w:szCs w:val="16"/>
         </w:rPr>
-        <w:t>publicado el 2 de setiembre de 2010 y modificado por Decreto Legislativo N° 1308</w:t>
+        <w:t>publicado el 2 de setiembre de 2010 y modificado por Decreto Legislativo 1308</w:t>
       </w:r>
     </w:p>
     <w:p>
@@ -7661,7 +7661,7 @@
           <w:sz w:val="16"/>
           <w:szCs w:val="16"/>
         </w:rPr>
-        <w:t>El órgano resolutivo puede sancionar las infracciones administrativas a que se refiere el artículo 108º con amonestación y multas de hasta cuatrocientos cincuenta (450) Unidades Impositivas Tributarias (UIT), las cuales son calificadas de la siguiente manera:</w:t>
+        <w:t>El órgano resolutivo puede sancionar las infracciones administrativas a que se refiere el artículo 108 con amonestación y multas de hasta cuatrocientos cincuenta (450) Unidades Impositivas Tributarias (UIT), las cuales son calificadas de la siguiente manera:</w:t>
       </w:r>
     </w:p>
     <w:p>
@@ -7784,7 +7784,7 @@
           <w:sz w:val="16"/>
           <w:szCs w:val="16"/>
         </w:rPr>
-        <w:t xml:space="preserve">        </w:t>
+        <w:t xml:space="preserve"> </w:t>
       </w:r>
       <w:r>
         <w:rPr>
@@ -8601,7 +8601,7 @@
           <w:sz w:val="16"/>
           <w:szCs w:val="16"/>
         </w:rPr>
-        <w:t xml:space="preserve">         </w:t>
+        <w:t xml:space="preserve"> </w:t>
       </w:r>
       <w:r>
         <w:rPr>
@@ -8637,7 +8637,7 @@
           <w:sz w:val="16"/>
           <w:szCs w:val="16"/>
         </w:rPr>
-        <w:t>publicado el 2 de setiembre de 2010 y modificado por Decreto Legislativo N° 1308</w:t>
+        <w:t>publicado el 2 de setiembre de 2010 y modificado por Decreto Legislativo 1308</w:t>
       </w:r>
     </w:p>
     <w:p>
@@ -8845,7 +8845,7 @@
           <w:sz w:val="16"/>
           <w:szCs w:val="16"/>
         </w:rPr>
-        <w:t>Nº</w:t>
+        <w:t/>
       </w:r>
       <w:proofErr w:type="spellEnd"/>
       <w:r>
@@ -9300,7 +9300,7 @@
               <w:sz w:val="16"/>
               <w:szCs w:val="16"/>
             </w:rPr>
-            <w:t xml:space="preserve">CNICA DE LA    </w:t>
+            <w:t xml:space="preserve">CNICA DE LA </w:t>
           </w:r>
         </w:p>
         <w:p>

--- a/plantillas_maestras/06_seguro_hogar_e_inmuebles/negativa_cobertura/2_o_mas_ddos_varios/varon/TPL_0786_2025_SEGURO_HOGAR_E_INMUEBLES_NEGATIVA_COBERTURA_ASEGURADORA_VARON_R1.docx
+++ b/plantillas_maestras/06_seguro_hogar_e_inmuebles/negativa_cobertura/2_o_mas_ddos_varios/varon/TPL_0786_2025_SEGURO_HOGAR_E_INMUEBLES_NEGATIVA_COBERTURA_ASEGURADORA_VARON_R1.docx
@@ -106,7 +106,7 @@
           <w:lang w:eastAsia="es-PE"/>
           <w14:ligatures w14:val="none"/>
         </w:rPr>
-        <w:t>DENUNCIANTE</w:t>
+        <w:t xml:space="preserve">DENUNCIANTE:[DENUNCIANTE] (SEÑOR [APELLIDO])</w:t>
       </w:r>
       <w:r>
         <w:rPr>
@@ -118,7 +118,7 @@
           <w14:ligatures w14:val="none"/>
         </w:rPr>
         <w:tab/>
-        <w:t>:</w:t>
+        <w:t/>
       </w:r>
       <w:r>
         <w:rPr>
@@ -141,7 +141,7 @@
           <w:lang w:eastAsia="es-PE"/>
           <w14:ligatures w14:val="none"/>
         </w:rPr>
-        <w:t xml:space="preserve">DANIEL GREGORY SANTOS GUILLEN </w:t>
+        <w:t xml:space="preserve"/>
       </w:r>
       <w:bookmarkEnd w:id="1"/>
       <w:r>
@@ -153,29 +153,29 @@
           <w:lang w:eastAsia="es-PE"/>
           <w14:ligatures w14:val="none"/>
         </w:rPr>
-        <w:t>(SEÑOR</w:t>
-      </w:r>
-      <w:r>
-        <w:rPr>
-          <w:rFonts w:ascii="Arial Narrow" w:eastAsia="Arial Narrow" w:hAnsi="Arial Narrow" w:cs="Arial Narrow"/>
-          <w:b/>
-          <w:color w:val="000000"/>
-          <w:kern w:val="0"/>
-          <w:lang w:eastAsia="es-PE"/>
-          <w14:ligatures w14:val="none"/>
-        </w:rPr>
-        <w:t xml:space="preserve"> SANTOS</w:t>
-      </w:r>
-      <w:r>
-        <w:rPr>
-          <w:rFonts w:ascii="Arial Narrow" w:eastAsia="Arial Narrow" w:hAnsi="Arial Narrow" w:cs="Arial Narrow"/>
-          <w:b/>
-          <w:color w:val="000000"/>
-          <w:kern w:val="0"/>
-          <w:lang w:eastAsia="es-PE"/>
-          <w14:ligatures w14:val="none"/>
-        </w:rPr>
-        <w:t>)</w:t>
+        <w:t/>
+      </w:r>
+      <w:r>
+        <w:rPr>
+          <w:rFonts w:ascii="Arial Narrow" w:eastAsia="Arial Narrow" w:hAnsi="Arial Narrow" w:cs="Arial Narrow"/>
+          <w:b/>
+          <w:color w:val="000000"/>
+          <w:kern w:val="0"/>
+          <w:lang w:eastAsia="es-PE"/>
+          <w14:ligatures w14:val="none"/>
+        </w:rPr>
+        <w:t xml:space="preserve"/>
+      </w:r>
+      <w:r>
+        <w:rPr>
+          <w:rFonts w:ascii="Arial Narrow" w:eastAsia="Arial Narrow" w:hAnsi="Arial Narrow" w:cs="Arial Narrow"/>
+          <w:b/>
+          <w:color w:val="000000"/>
+          <w:kern w:val="0"/>
+          <w:lang w:eastAsia="es-PE"/>
+          <w14:ligatures w14:val="none"/>
+        </w:rPr>
+        <w:t/>
       </w:r>
     </w:p>
     <w:p>
@@ -649,7 +649,7 @@
           <w:lang w:val="es-ES" w:eastAsia="es-ES"/>
           <w14:ligatures w14:val="none"/>
         </w:rPr>
-        <w:t xml:space="preserve">Mediante el escrito del </w:t>
+        <w:t xml:space="preserve">Mediante el escrito del 31 de marzo de 2025 el señor [APELLIDO] denunció a Pacífico por presuntas infracciones a la Ley 29571, Código de Protección y Defensa del Consumidor (en adelante, Código), señalando lo siguiente:</w:t>
       </w:r>
       <w:r>
         <w:rPr>
@@ -659,7 +659,7 @@
           <w:lang w:val="es-ES" w:eastAsia="es-ES"/>
           <w14:ligatures w14:val="none"/>
         </w:rPr>
-        <w:t>31</w:t>
+        <w:t/>
       </w:r>
       <w:r>
         <w:rPr>
@@ -669,7 +669,7 @@
           <w:lang w:val="es-ES" w:eastAsia="es-ES"/>
           <w14:ligatures w14:val="none"/>
         </w:rPr>
-        <w:t xml:space="preserve"> de marzo de 2025</w:t>
+        <w:t xml:space="preserve"/>
       </w:r>
       <w:r>
         <w:rPr>
@@ -677,7 +677,7 @@
           <w:kern w:val="0"/>
           <w14:ligatures w14:val="none"/>
         </w:rPr>
-        <w:t xml:space="preserve"> </w:t>
+        <w:t xml:space="preserve"/>
       </w:r>
       <w:r>
         <w:rPr>
@@ -685,7 +685,7 @@
           <w:kern w:val="0"/>
           <w14:ligatures w14:val="none"/>
         </w:rPr>
-        <w:t>el señor</w:t>
+        <w:t/>
       </w:r>
       <w:r>
         <w:rPr>
@@ -693,7 +693,7 @@
           <w:kern w:val="0"/>
           <w14:ligatures w14:val="none"/>
         </w:rPr>
-        <w:t xml:space="preserve"> </w:t>
+        <w:t xml:space="preserve"/>
       </w:r>
       <w:r>
         <w:rPr>
@@ -701,7 +701,7 @@
           <w:kern w:val="0"/>
           <w14:ligatures w14:val="none"/>
         </w:rPr>
-        <w:t xml:space="preserve">Santos </w:t>
+        <w:t xml:space="preserve"/>
       </w:r>
       <w:r>
         <w:rPr>
@@ -709,7 +709,7 @@
           <w:kern w:val="0"/>
           <w14:ligatures w14:val="none"/>
         </w:rPr>
-        <w:t>d</w:t>
+        <w:t/>
       </w:r>
       <w:r>
         <w:rPr>
@@ -719,7 +719,7 @@
           <w:lang w:val="es-ES" w:eastAsia="es-ES"/>
           <w14:ligatures w14:val="none"/>
         </w:rPr>
-        <w:t xml:space="preserve">enunció a </w:t>
+        <w:t xml:space="preserve"/>
       </w:r>
       <w:r>
         <w:rPr>
@@ -729,7 +729,7 @@
           <w:lang w:val="es-ES" w:eastAsia="es-ES"/>
           <w14:ligatures w14:val="none"/>
         </w:rPr>
-        <w:t xml:space="preserve">Pacífico </w:t>
+        <w:t xml:space="preserve"/>
       </w:r>
       <w:r>
         <w:rPr>
@@ -739,7 +739,7 @@
           <w:lang w:val="es-ES" w:eastAsia="es-ES"/>
           <w14:ligatures w14:val="none"/>
         </w:rPr>
-        <w:t>por presuntas infracciones a la Ley 29571, Código de Protección y Defensa del Consumidor (en adelante, Código)</w:t>
+        <w:t/>
       </w:r>
       <w:r>
         <w:rPr>
@@ -760,7 +760,7 @@
           <w:lang w:val="es-ES" w:eastAsia="es-ES"/>
           <w14:ligatures w14:val="none"/>
         </w:rPr>
-        <w:t xml:space="preserve">, señalando </w:t>
+        <w:t xml:space="preserve"/>
       </w:r>
       <w:r>
         <w:rPr>
@@ -771,7 +771,7 @@
           <w:lang w:val="es-ES" w:eastAsia="es-ES"/>
           <w14:ligatures w14:val="none"/>
         </w:rPr>
-        <w:t>lo siguiente:</w:t>
+        <w:t/>
       </w:r>
     </w:p>
     <w:p>
@@ -2891,7 +2891,7 @@
           <w:lang w:val="es-ES" w:eastAsia="es-ES"/>
           <w14:ligatures w14:val="none"/>
         </w:rPr>
-        <w:t>El</w:t>
+        <w:t xml:space="preserve">El señor [APELLIDO] solicitó, en calidad de medida correctiva, que: (i) Se sancione a Pacífico con la multa máxima permitida y que no se le exonere de la sanción de multa en caso de presentar su allanamiento en la contestación; y (ii) Se ordene a Pacífico a pagar al denunciante la cobertura de la póliza del Seguro Hogar ascendente a S/ 24 949,00 o su equivalente al tipo de cambio de la fecha en la cual esta medida correctiva se vuelva exigible; más los intereses legales. Asimismo, requirió el reembolso de costos y costas del presente procedimiento.</w:t>
       </w:r>
       <w:r>
         <w:rPr>
@@ -2901,7 +2901,7 @@
           <w:lang w:val="es-ES" w:eastAsia="es-ES"/>
           <w14:ligatures w14:val="none"/>
         </w:rPr>
-        <w:t xml:space="preserve"> </w:t>
+        <w:t xml:space="preserve"/>
       </w:r>
       <w:r>
         <w:rPr>
@@ -2911,7 +2911,7 @@
           <w:lang w:val="es-ES" w:eastAsia="es-ES"/>
           <w14:ligatures w14:val="none"/>
         </w:rPr>
-        <w:t xml:space="preserve">señor Santos </w:t>
+        <w:t xml:space="preserve"/>
       </w:r>
       <w:r>
         <w:rPr>
@@ -2921,7 +2921,7 @@
           <w:lang w:val="es-ES" w:eastAsia="es-ES"/>
           <w14:ligatures w14:val="none"/>
         </w:rPr>
-        <w:t>solicitó, en calidad de medida correctiva, que</w:t>
+        <w:t/>
       </w:r>
       <w:r>
         <w:rPr>
@@ -2931,7 +2931,7 @@
           <w:lang w:val="es-ES" w:eastAsia="es-ES"/>
           <w14:ligatures w14:val="none"/>
         </w:rPr>
-        <w:t>: (i) Se sancione a Pacífico con la multa máxima permitida</w:t>
+        <w:t/>
       </w:r>
       <w:r>
         <w:rPr>
@@ -2941,7 +2941,7 @@
           <w:lang w:val="es-ES" w:eastAsia="es-ES"/>
           <w14:ligatures w14:val="none"/>
         </w:rPr>
-        <w:t xml:space="preserve"> y que no</w:t>
+        <w:t xml:space="preserve"/>
       </w:r>
       <w:r>
         <w:rPr>
@@ -2951,7 +2951,7 @@
           <w:lang w:val="es-ES" w:eastAsia="es-ES"/>
           <w14:ligatures w14:val="none"/>
         </w:rPr>
-        <w:t xml:space="preserve"> se le exonere de la sanción de multa en caso de presentar su allanamiento en la contestación; y (</w:t>
+        <w:t xml:space="preserve"/>
       </w:r>
       <w:proofErr w:type="spellStart"/>
       <w:r>
@@ -2962,7 +2962,7 @@
           <w:lang w:val="es-ES" w:eastAsia="es-ES"/>
           <w14:ligatures w14:val="none"/>
         </w:rPr>
-        <w:t>ii</w:t>
+        <w:t/>
       </w:r>
       <w:proofErr w:type="spellEnd"/>
       <w:r>
@@ -2973,7 +2973,7 @@
           <w:lang w:val="es-ES" w:eastAsia="es-ES"/>
           <w14:ligatures w14:val="none"/>
         </w:rPr>
-        <w:t>)</w:t>
+        <w:t/>
       </w:r>
       <w:r>
         <w:rPr>
@@ -2983,7 +2983,7 @@
           <w:lang w:val="es-ES" w:eastAsia="es-ES"/>
           <w14:ligatures w14:val="none"/>
         </w:rPr>
-        <w:t xml:space="preserve"> Se ordene a Pacífico a</w:t>
+        <w:t xml:space="preserve"/>
       </w:r>
       <w:r>
         <w:rPr>
@@ -2993,7 +2993,7 @@
           <w:lang w:val="es-ES" w:eastAsia="es-ES"/>
           <w14:ligatures w14:val="none"/>
         </w:rPr>
-        <w:t xml:space="preserve"> </w:t>
+        <w:t xml:space="preserve"/>
       </w:r>
       <w:r>
         <w:rPr>
@@ -3003,7 +3003,7 @@
           <w:lang w:val="es-ES" w:eastAsia="es-ES"/>
           <w14:ligatures w14:val="none"/>
         </w:rPr>
-        <w:t>pagar al denunciante la cobertura de la póliza de</w:t>
+        <w:t/>
       </w:r>
       <w:r>
         <w:rPr>
@@ -3013,7 +3013,7 @@
           <w:lang w:val="es-ES" w:eastAsia="es-ES"/>
           <w14:ligatures w14:val="none"/>
         </w:rPr>
-        <w:t>l</w:t>
+        <w:t/>
       </w:r>
       <w:r>
         <w:rPr>
@@ -3023,7 +3023,7 @@
           <w:lang w:val="es-ES" w:eastAsia="es-ES"/>
           <w14:ligatures w14:val="none"/>
         </w:rPr>
-        <w:t xml:space="preserve"> </w:t>
+        <w:t xml:space="preserve"/>
       </w:r>
       <w:r>
         <w:rPr>
@@ -3033,7 +3033,7 @@
           <w:lang w:val="es-ES" w:eastAsia="es-ES"/>
           <w14:ligatures w14:val="none"/>
         </w:rPr>
-        <w:t xml:space="preserve">Seguro Hogar </w:t>
+        <w:t xml:space="preserve"/>
       </w:r>
       <w:r>
         <w:rPr>
@@ -3043,7 +3043,7 @@
           <w:lang w:val="es-ES" w:eastAsia="es-ES"/>
           <w14:ligatures w14:val="none"/>
         </w:rPr>
-        <w:t>ascendente a S/ 24 949,00 o su equivalente al tipo de cambio de la fecha en la cual esta medida correctiva se vuelva exigible</w:t>
+        <w:t/>
       </w:r>
       <w:r>
         <w:rPr>
@@ -3053,7 +3053,7 @@
           <w:lang w:val="es-ES" w:eastAsia="es-ES"/>
           <w14:ligatures w14:val="none"/>
         </w:rPr>
-        <w:t>;</w:t>
+        <w:t/>
       </w:r>
       <w:r>
         <w:rPr>
@@ -3063,7 +3063,7 @@
           <w:lang w:val="es-ES" w:eastAsia="es-ES"/>
           <w14:ligatures w14:val="none"/>
         </w:rPr>
-        <w:t xml:space="preserve"> más los intereses legales</w:t>
+        <w:t xml:space="preserve"/>
       </w:r>
       <w:r>
         <w:rPr>
@@ -3073,7 +3073,7 @@
           <w:lang w:val="es-ES" w:eastAsia="es-ES"/>
           <w14:ligatures w14:val="none"/>
         </w:rPr>
-        <w:t>. Asimismo, requirió el reembolso de costos y costas del presente procedimiento.</w:t>
+        <w:t/>
       </w:r>
     </w:p>
     <w:p>
@@ -4104,7 +4104,7 @@
           <w:lang w:eastAsia="es-PE"/>
           <w14:ligatures w14:val="none"/>
         </w:rPr>
-        <w:t xml:space="preserve">PRIMERO: </w:t>
+        <w:t xml:space="preserve">PRIMERO: admitir a trámite la denuncia del 31 de marzo de 2025 interpuesta por el señor [DENUNCIANTE] contra Pacífico compañía de Seguros y Reaseguros S.A por lo siguiente:</w:t>
       </w:r>
       <w:r>
         <w:rPr>
@@ -4115,7 +4115,7 @@
           <w:lang w:eastAsia="es-PE"/>
           <w14:ligatures w14:val="none"/>
         </w:rPr>
-        <w:t xml:space="preserve">admitir a trámite la denuncia del </w:t>
+        <w:t xml:space="preserve"/>
       </w:r>
       <w:r>
         <w:rPr>
@@ -4126,7 +4126,7 @@
           <w:lang w:eastAsia="es-PE"/>
           <w14:ligatures w14:val="none"/>
         </w:rPr>
-        <w:t xml:space="preserve">31 de marzo </w:t>
+        <w:t xml:space="preserve"/>
       </w:r>
       <w:r>
         <w:rPr>
@@ -4137,7 +4137,7 @@
           <w:lang w:eastAsia="es-PE"/>
           <w14:ligatures w14:val="none"/>
         </w:rPr>
-        <w:t xml:space="preserve">de 2025 </w:t>
+        <w:t xml:space="preserve"/>
       </w:r>
       <w:r>
         <w:rPr>
@@ -4148,7 +4148,7 @@
           <w:lang w:eastAsia="es-PE"/>
           <w14:ligatures w14:val="none"/>
         </w:rPr>
-        <w:t xml:space="preserve">interpuesta por el señor </w:t>
+        <w:t xml:space="preserve"/>
       </w:r>
       <w:r>
         <w:rPr>
@@ -4159,7 +4159,7 @@
           <w:lang w:eastAsia="es-PE"/>
           <w14:ligatures w14:val="none"/>
         </w:rPr>
-        <w:t xml:space="preserve">Daniel Gregory Santos Guillen </w:t>
+        <w:t xml:space="preserve"/>
       </w:r>
       <w:r>
         <w:rPr>
@@ -4170,7 +4170,7 @@
           <w:lang w:eastAsia="es-PE"/>
           <w14:ligatures w14:val="none"/>
         </w:rPr>
-        <w:t xml:space="preserve">contra </w:t>
+        <w:t xml:space="preserve"/>
       </w:r>
       <w:r>
         <w:rPr>
@@ -4181,7 +4181,7 @@
           <w:lang w:eastAsia="es-PE"/>
           <w14:ligatures w14:val="none"/>
         </w:rPr>
-        <w:t>Pacífico compañía de Seguros y Reaseguros S</w:t>
+        <w:t/>
       </w:r>
       <w:r>
         <w:rPr>
@@ -4192,7 +4192,7 @@
           <w:lang w:eastAsia="es-PE"/>
           <w14:ligatures w14:val="none"/>
         </w:rPr>
-        <w:t>.A</w:t>
+        <w:t/>
       </w:r>
       <w:r>
         <w:rPr>
@@ -4200,14 +4200,14 @@
           <w:rFonts w:ascii="Arial Narrow" w:hAnsi="Arial Narrow"/>
           <w:shd w:val="clear" w:color="auto" w:fill="FFFFFF"/>
         </w:rPr>
-        <w:t xml:space="preserve"> </w:t>
+        <w:t xml:space="preserve"/>
       </w:r>
       <w:r>
         <w:rPr>
           <w:rFonts w:ascii="Arial Narrow" w:eastAsia="Arial Narrow" w:hAnsi="Arial Narrow" w:cs="Arial Narrow"/>
           <w:bCs/>
         </w:rPr>
-        <w:t>por lo siguiente:</w:t>
+        <w:t/>
       </w:r>
     </w:p>
     <w:p>
@@ -6039,7 +6039,7 @@
           <w:kern w:val="0"/>
           <w14:ligatures w14:val="none"/>
         </w:rPr>
-        <w:t>DÉCIMO:</w:t>
+        <w:t xml:space="preserve">DÉCIMO: requerir al señor [DENUNCIANTE] para que, dentro del plazo de dos (2) días hábiles siguientes a la fecha en que reciba la notificación en su bandeja de correo electrónico, efectúe la confirmación de recepción de la notificación remitida por este despacho a su correo electrónico, de conformidad con el segundo párrafo del numeral 4 del artículo 20 del Texto Único Ordenado de la Ley del Procedimiento Administrativo General, aprobado mediante Decreto Supremo 006-2026-JUS, bajo apercibimiento de rehacer el acto de notificación y notificarle conforme al numeral 1 del artículo 20 del citado cuerpo normativo.</w:t>
       </w:r>
       <w:r>
         <w:rPr>
@@ -6049,7 +6049,7 @@
           <w:kern w:val="0"/>
           <w14:ligatures w14:val="none"/>
         </w:rPr>
-        <w:t xml:space="preserve"> </w:t>
+        <w:t xml:space="preserve"/>
       </w:r>
       <w:r>
         <w:rPr>
@@ -6059,7 +6059,7 @@
           <w:kern w:val="0"/>
           <w14:ligatures w14:val="none"/>
         </w:rPr>
-        <w:t xml:space="preserve">requerir </w:t>
+        <w:t xml:space="preserve"/>
       </w:r>
       <w:r>
         <w:rPr>
@@ -6069,7 +6069,7 @@
           <w:kern w:val="0"/>
           <w14:ligatures w14:val="none"/>
         </w:rPr>
-        <w:t>al</w:t>
+        <w:t/>
       </w:r>
       <w:r>
         <w:rPr>
@@ -6079,7 +6079,7 @@
           <w:kern w:val="0"/>
           <w14:ligatures w14:val="none"/>
         </w:rPr>
-        <w:t xml:space="preserve"> </w:t>
+        <w:t xml:space="preserve"/>
       </w:r>
       <w:r>
         <w:rPr>
@@ -6090,7 +6090,7 @@
           <w:lang w:eastAsia="es-PE"/>
           <w14:ligatures w14:val="none"/>
         </w:rPr>
-        <w:t xml:space="preserve">señor </w:t>
+        <w:t xml:space="preserve"/>
       </w:r>
       <w:r>
         <w:rPr>
@@ -6101,14 +6101,14 @@
           <w:lang w:eastAsia="es-PE"/>
           <w14:ligatures w14:val="none"/>
         </w:rPr>
-        <w:t xml:space="preserve">Daniel Gregory Santos Guillen </w:t>
+        <w:t xml:space="preserve"/>
       </w:r>
       <w:r>
         <w:rPr>
           <w:rFonts w:ascii="Arial Narrow" w:hAnsi="Arial Narrow"/>
           <w:color w:val="000000"/>
         </w:rPr>
-        <w:t>para que, dentro del plazo de dos (2) días hábiles siguientes a la fecha en que reciba la notificación en su bandeja de correo electrónico, efectúe la confirmación de recepción de la notificación remitida por este despacho a su correo electrónico, de conformidad con el segundo párrafo del numeral 4 del artículo 20</w:t>
+        <w:t/>
       </w:r>
       <w:r>
         <w:rPr>
@@ -6125,7 +6125,7 @@
           <w:rFonts w:ascii="Arial Narrow" w:hAnsi="Arial Narrow"/>
           <w:color w:val="000000"/>
         </w:rPr>
-        <w:t xml:space="preserve"> del Texto Único Ordenado de la Ley del Procedimiento Administrativo General, aprobado mediante Decreto Supremo 006-2026-JUS, bajo apercibimiento de rehacer el acto de notificación y notificarle conforme al numeral 1 del artículo 20</w:t>
+        <w:t xml:space="preserve"/>
       </w:r>
       <w:r>
         <w:rPr>
@@ -6142,7 +6142,7 @@
           <w:rFonts w:ascii="Arial Narrow" w:hAnsi="Arial Narrow"/>
           <w:color w:val="000000"/>
         </w:rPr>
-        <w:t xml:space="preserve"> del citado cuerpo normativo</w:t>
+        <w:t xml:space="preserve"/>
       </w:r>
       <w:r>
         <w:rPr>
@@ -6155,7 +6155,7 @@
         <w:rPr>
           <w:rFonts w:ascii="Arial Narrow" w:hAnsi="Arial Narrow" w:cs="Arial"/>
         </w:rPr>
-        <w:t>.</w:t>
+        <w:t/>
       </w:r>
     </w:p>
     <w:p>

--- a/plantillas_maestras/06_seguro_hogar_e_inmuebles/negativa_cobertura/2_o_mas_ddos_varios/varon/TPL_0786_2025_SEGURO_HOGAR_E_INMUEBLES_NEGATIVA_COBERTURA_ASEGURADORA_VARON_R1.docx
+++ b/plantillas_maestras/06_seguro_hogar_e_inmuebles/negativa_cobertura/2_o_mas_ddos_varios/varon/TPL_0786_2025_SEGURO_HOGAR_E_INMUEBLES_NEGATIVA_COBERTURA_ASEGURADORA_VARON_R1.docx
@@ -743,6 +743,7 @@
       </w:r>
       <w:r>
         <w:rPr>
+          <w:rStyle w:val="Refdenotaalpie"/>
           <w:rFonts w:ascii="Arial Narrow" w:eastAsia="Times New Roman" w:hAnsi="Arial Narrow" w:cs="Times New Roman"/>
           <w:color w:val="000000"/>
           <w:kern w:val="0"/>
@@ -3196,6 +3197,7 @@
       <w:bookmarkEnd w:id="4"/>
       <w:r>
         <w:rPr>
+          <w:rStyle w:val="Refdenotaalpie"/>
           <w:rFonts w:ascii="Arial Narrow" w:eastAsia="Arial Narrow" w:hAnsi="Arial Narrow" w:cs="Arial Narrow"/>
           <w:kern w:val="0"/>
           <w:vertAlign w:val="superscript"/>
@@ -3315,6 +3317,7 @@
       </w:r>
       <w:r>
         <w:rPr>
+          <w:rStyle w:val="Refdenotaalpie"/>
           <w:rFonts w:ascii="Arial Narrow" w:eastAsia="Arial Narrow" w:hAnsi="Arial Narrow" w:cs="Arial"/>
           <w:kern w:val="0"/>
           <w:vertAlign w:val="superscript"/>
@@ -3768,6 +3771,7 @@
       </w:r>
       <w:r>
         <w:rPr>
+          <w:rStyle w:val="Refdenotaalpie"/>
           <w:rFonts w:ascii="Arial Narrow" w:eastAsia="Arial Narrow" w:hAnsi="Arial Narrow" w:cs="Arial Narrow"/>
           <w:kern w:val="0"/>
           <w:vertAlign w:val="superscript"/>
@@ -5082,6 +5086,7 @@
       </w:r>
       <w:r>
         <w:rPr>
+          <w:rStyle w:val="Refdenotaalpie"/>
           <w:rFonts w:ascii="Arial Narrow" w:eastAsia="Calibri" w:hAnsi="Arial Narrow" w:cs="Arial"/>
           <w:kern w:val="0"/>
           <w:vertAlign w:val="superscript"/>
@@ -5126,6 +5131,7 @@
       </w:r>
       <w:r>
         <w:rPr>
+          <w:rStyle w:val="Refdenotaalpie"/>
           <w:rFonts w:ascii="Arial Narrow" w:eastAsia="Calibri" w:hAnsi="Arial Narrow" w:cs="Arial"/>
           <w:spacing w:val="-2"/>
           <w:kern w:val="0"/>
@@ -5589,6 +5595,7 @@
       </w:r>
       <w:r>
         <w:rPr>
+          <w:rStyle w:val="Refdenotaalpie"/>
           <w:rFonts w:ascii="Arial Narrow" w:eastAsia="Arial Narrow" w:hAnsi="Arial Narrow" w:cs="Times New Roman"/>
           <w:color w:val="000000"/>
           <w:kern w:val="0"/>
@@ -5670,6 +5677,7 @@
       </w:r>
       <w:r>
         <w:rPr>
+          <w:rStyle w:val="Refdenotaalpie"/>
           <w:rFonts w:ascii="Arial Narrow" w:eastAsia="Arial Narrow" w:hAnsi="Arial Narrow" w:cs="Times New Roman"/>
           <w:color w:val="000000"/>
           <w:kern w:val="0"/>
@@ -5723,6 +5731,7 @@
       </w:r>
       <w:r>
         <w:rPr>
+          <w:rStyle w:val="Refdenotaalpie"/>
           <w:rFonts w:ascii="Arial Narrow" w:eastAsia="Arial Narrow" w:hAnsi="Arial Narrow" w:cs="Times New Roman"/>
           <w:color w:val="000000"/>
           <w:kern w:val="0"/>
@@ -5905,6 +5914,7 @@
       </w:r>
       <w:r>
         <w:rPr>
+          <w:rStyle w:val="Refdenotaalpie"/>
           <w:rFonts w:ascii="Arial Narrow" w:eastAsia="Calibri" w:hAnsi="Arial Narrow" w:cs="Arial"/>
           <w:kern w:val="0"/>
           <w:vertAlign w:val="superscript"/>
@@ -6146,6 +6156,7 @@
       </w:r>
       <w:r>
         <w:rPr>
+          <w:rStyle w:val="Refdenotaalpie"/>
           <w:rFonts w:ascii="Arial Narrow" w:hAnsi="Arial Narrow"/>
           <w:vertAlign w:val="superscript"/>
         </w:rPr>
@@ -6511,14 +6522,14 @@
         <w:tab w:val="right" w:pos="8838"/>
       </w:tabs>
       <w:rPr>
-        <w:rFonts w:ascii="Arial" w:eastAsia="Arial" w:hAnsi="Arial" w:cs="Arial"/>
+        <w:rFonts w:ascii="Arial Narrow" w:eastAsia="Arial" w:hAnsi="Arial Narrow" w:cs="Arial"/>
         <w:sz w:val="16"/>
         <w:szCs w:val="16"/>
       </w:rPr>
     </w:pPr>
     <w:r>
       <w:rPr>
-        <w:rFonts w:ascii="Arial" w:eastAsia="Arial" w:hAnsi="Arial" w:cs="Arial"/>
+        <w:rFonts w:ascii="Arial Narrow" w:eastAsia="Arial" w:hAnsi="Arial Narrow" w:cs="Arial"/>
         <w:sz w:val="16"/>
         <w:szCs w:val="16"/>
       </w:rPr>
@@ -6573,6 +6584,7 @@
           <w:rFonts w:ascii="Arial Narrow" w:hAnsi="Arial Narrow" w:cs="Arial"/>
           <w:sz w:val="16"/>
           <w:szCs w:val="16"/>
+          <w:vertAlign w:val="superscript"/>
         </w:rPr>
         <w:footnoteRef/>
       </w:r>
@@ -6647,6 +6659,7 @@
           <w:rFonts w:ascii="Arial Narrow" w:hAnsi="Arial Narrow" w:cs="Arial"/>
           <w:sz w:val="16"/>
           <w:szCs w:val="16"/>
+          <w:vertAlign w:val="superscript"/>
         </w:rPr>
         <w:footnoteRef/>
       </w:r>
@@ -6918,6 +6931,7 @@
           <w:rFonts w:ascii="Arial Narrow" w:hAnsi="Arial Narrow"/>
           <w:sz w:val="16"/>
           <w:szCs w:val="16"/>
+          <w:vertAlign w:val="superscript"/>
         </w:rPr>
         <w:footnoteRef/>
       </w:r>
@@ -7099,6 +7113,7 @@
           <w:rFonts w:ascii="Arial Narrow" w:hAnsi="Arial Narrow" w:cs="Arial"/>
           <w:sz w:val="16"/>
           <w:szCs w:val="16"/>
+          <w:vertAlign w:val="superscript"/>
         </w:rPr>
         <w:footnoteRef/>
       </w:r>
@@ -7284,6 +7299,7 @@
           <w:rFonts w:ascii="Arial Narrow" w:hAnsi="Arial Narrow" w:cs="Arial"/>
           <w:sz w:val="16"/>
           <w:szCs w:val="16"/>
+          <w:vertAlign w:val="superscript"/>
         </w:rPr>
         <w:footnoteRef/>
       </w:r>
@@ -7372,6 +7388,7 @@
           <w:rFonts w:ascii="Arial Narrow" w:hAnsi="Arial Narrow" w:cs="Arial"/>
           <w:sz w:val="16"/>
           <w:szCs w:val="16"/>
+          <w:vertAlign w:val="superscript"/>
         </w:rPr>
         <w:footnoteRef/>
       </w:r>
@@ -7559,7 +7576,7 @@
       </w:pPr>
       <w:r>
         <w:rPr>
-          <w:rStyle w:val="TextonotapieCar"/>
+          <w:rStyle w:val="Refdenotaalpie"/>
           <w:rFonts w:ascii="Arial Narrow" w:hAnsi="Arial Narrow" w:cs="Arial"/>
           <w:sz w:val="16"/>
           <w:szCs w:val="16"/>
@@ -7775,6 +7792,7 @@
           <w:rFonts w:ascii="Arial Narrow" w:hAnsi="Arial Narrow" w:cs="Arial"/>
           <w:sz w:val="16"/>
           <w:szCs w:val="16"/>
+          <w:vertAlign w:val="superscript"/>
         </w:rPr>
         <w:footnoteRef/>
       </w:r>
@@ -8592,6 +8610,7 @@
           <w:rFonts w:ascii="Arial Narrow" w:hAnsi="Arial Narrow" w:cs="Arial"/>
           <w:sz w:val="16"/>
           <w:szCs w:val="16"/>
+          <w:vertAlign w:val="superscript"/>
         </w:rPr>
         <w:footnoteRef/>
       </w:r>
@@ -8812,6 +8831,7 @@
           <w:bCs/>
           <w:sz w:val="16"/>
           <w:szCs w:val="16"/>
+          <w:vertAlign w:val="superscript"/>
         </w:rPr>
         <w:footnoteRef/>
       </w:r>
@@ -8963,6 +8983,7 @@
           <w:rFonts w:ascii="Arial Narrow" w:hAnsi="Arial Narrow" w:cs="Arial"/>
           <w:sz w:val="16"/>
           <w:szCs w:val="16"/>
+          <w:vertAlign w:val="superscript"/>
         </w:rPr>
         <w:footnoteRef/>
       </w:r>
@@ -11244,6 +11265,17 @@
     <w:basedOn w:val="Fuentedeprrafopredeter"/>
     <w:rsid w:val="00B13EE3"/>
   </w:style>
+  <w:style w:type="character" w:styleId="FootnoteReference">
+    <w:name w:val="footnote reference"/>
+    <w:basedOn w:val="Fuentedeprrafopredeter"/>
+    <w:uiPriority w:val="99"/>
+    <w:semiHidden/>
+    <w:unhideWhenUsed/>
+    <w:rPr>
+      <w:rFonts w:ascii="Arial Narrow" w:hAnsi="Arial Narrow"/>
+      <w:vertAlign w:val="superscript"/>
+    </w:rPr>
+  </w:style>
 </w:styles>
 </file>
 

--- a/plantillas_maestras/06_seguro_hogar_e_inmuebles/negativa_cobertura/2_o_mas_ddos_varios/varon/TPL_0786_2025_SEGURO_HOGAR_E_INMUEBLES_NEGATIVA_COBERTURA_ASEGURADORA_VARON_R1.docx
+++ b/plantillas_maestras/06_seguro_hogar_e_inmuebles/negativa_cobertura/2_o_mas_ddos_varios/varon/TPL_0786_2025_SEGURO_HOGAR_E_INMUEBLES_NEGATIVA_COBERTURA_ASEGURADORA_VARON_R1.docx
@@ -1,8 +1,8 @@
 
 <file path=word/document.xml><?xml version="1.0" encoding="utf-8"?>
-<w:document xmlns:wpc="http://schemas.microsoft.com/office/word/2010/wordprocessingCanvas" xmlns:cx="http://schemas.microsoft.com/office/drawing/2014/chartex" xmlns:cx1="http://schemas.microsoft.com/office/drawing/2015/9/8/chartex" xmlns:cx2="http://schemas.microsoft.com/office/drawing/2015/10/21/chartex" xmlns:cx3="http://schemas.microsoft.com/office/drawing/2016/5/9/chartex" xmlns:cx4="http://schemas.microsoft.com/office/drawing/2016/5/10/chartex" xmlns:cx5="http://schemas.microsoft.com/office/drawing/2016/5/11/chartex" xmlns:cx6="http://schemas.microsoft.com/office/drawing/2016/5/12/chartex" xmlns:cx7="http://schemas.microsoft.com/office/drawing/2016/5/13/chartex" xmlns:cx8="http://schemas.microsoft.com/office/drawing/2016/5/14/chartex" xmlns:mc="http://schemas.openxmlformats.org/markup-compatibility/2006" xmlns:aink="http://schemas.microsoft.com/office/drawing/2016/ink" xmlns:am3d="http://schemas.microsoft.com/office/drawing/2017/model3d" xmlns:o="urn:schemas-microsoft-com:office:office" xmlns:oel="http://schemas.microsoft.com/office/2019/extlst" xmlns:r="http://schemas.openxmlformats.org/officeDocument/2006/relationships" xmlns:m="http://schemas.openxmlformats.org/officeDocument/2006/math" xmlns:v="urn:schemas-microsoft-com:vml" xmlns:wp14="http://schemas.microsoft.com/office/word/2010/wordprocessingDrawing" xmlns:wp="http://schemas.openxmlformats.org/drawingml/2006/wordprocessingDrawing" xmlns:w10="urn:schemas-microsoft-com:office:word" xmlns:w="http://schemas.openxmlformats.org/wordprocessingml/2006/main" xmlns:w14="http://schemas.microsoft.com/office/word/2010/wordml" xmlns:w15="http://schemas.microsoft.com/office/word/2012/wordml" xmlns:w16cex="http://schemas.microsoft.com/office/word/2018/wordml/cex" xmlns:w16cid="http://schemas.microsoft.com/office/word/2016/wordml/cid" xmlns:w16="http://schemas.microsoft.com/office/word/2018/wordml" xmlns:w16du="http://schemas.microsoft.com/office/word/2023/wordml/word16du" xmlns:w16sdtdh="http://schemas.microsoft.com/office/word/2020/wordml/sdtdatahash" xmlns:w16sdtfl="http://schemas.microsoft.com/office/word/2024/wordml/sdtformatlock" xmlns:w16se="http://schemas.microsoft.com/office/word/2015/wordml/symex" xmlns:wpg="http://schemas.microsoft.com/office/word/2010/wordprocessingGroup" xmlns:wpi="http://schemas.microsoft.com/office/word/2010/wordprocessingInk" xmlns:wne="http://schemas.microsoft.com/office/word/2006/wordml" xmlns:wps="http://schemas.microsoft.com/office/word/2010/wordprocessingShape" mc:Ignorable="w14 w15 w16se w16cid w16 w16cex w16sdtdh w16sdtfl w16du wp14">
+<w:document xmlns:ns1="http://schemas.openxmlformats.org/markup-compatibility/2006" xmlns:ns2="http://schemas.microsoft.com/office/word/2010/wordml" xmlns:ns3="http://schemas.openxmlformats.org/officeDocument/2006/relationships" xmlns:w="http://schemas.openxmlformats.org/wordprocessingml/2006/main" ns1:Ignorable="w14 w15 w16se w16cid w16 w16cex w16sdtdh w16sdtfl w16du wp14">
   <w:body>
-    <w:p>
+    <w:p ns2:paraId="0A632482" ns2:textId="6DC5A2AA">
       <w:pPr>
         <w:tabs>
           <w:tab w:val="left" w:pos="1701"/>
@@ -14,7 +14,7 @@
           <w:color w:val="000000"/>
           <w:kern w:val="0"/>
           <w:lang w:eastAsia="es-PE"/>
-          <w14:ligatures w14:val="none"/>
+          <ns2:ligatures ns2:val="none"/>
         </w:rPr>
       </w:pPr>
       <w:bookmarkStart w:id="0" w:name="_Hlk80343540"/>
@@ -25,7 +25,7 @@
           <w:color w:val="000000"/>
           <w:kern w:val="0"/>
           <w:lang w:eastAsia="es-PE"/>
-          <w14:ligatures w14:val="none"/>
+          <ns2:ligatures ns2:val="none"/>
         </w:rPr>
         <w:t xml:space="preserve">EXPEDIENTE </w:t>
       </w:r>
@@ -36,7 +36,7 @@
           <w:color w:val="000000"/>
           <w:kern w:val="0"/>
           <w:lang w:eastAsia="es-PE"/>
-          <w14:ligatures w14:val="none"/>
+          <ns2:ligatures ns2:val="none"/>
         </w:rPr>
         <w:tab/>
         <w:t>:</w:t>
@@ -48,7 +48,7 @@
           <w:color w:val="000000"/>
           <w:kern w:val="0"/>
           <w:lang w:eastAsia="es-PE"/>
-          <w14:ligatures w14:val="none"/>
+          <ns2:ligatures ns2:val="none"/>
         </w:rPr>
         <w:tab/>
       </w:r>
@@ -61,7 +61,7 @@
           <w:kern w:val="0"/>
           <w:shd w:val="clear" w:color="auto" w:fill="FFFFFF"/>
           <w:lang w:eastAsia="es-PE"/>
-          <w14:ligatures w14:val="none"/>
+          <ns2:ligatures ns2:val="none"/>
         </w:rPr>
         <w:t xml:space="preserve">0786-2025 </w:t>
       </w:r>
@@ -74,12 +74,12 @@
           <w:kern w:val="0"/>
           <w:shd w:val="clear" w:color="auto" w:fill="FFFFFF"/>
           <w:lang w:eastAsia="es-PE"/>
-          <w14:ligatures w14:val="none"/>
+          <ns2:ligatures ns2:val="none"/>
         </w:rPr>
         <w:t>/CC1</w:t>
       </w:r>
     </w:p>
-    <w:p>
+    <w:p ns2:paraId="187C3631" ns2:textId="21F24261">
       <w:pPr>
         <w:tabs>
           <w:tab w:val="left" w:pos="1701"/>
@@ -94,17 +94,17 @@
           <w:color w:val="000000"/>
           <w:kern w:val="0"/>
           <w:lang w:eastAsia="es-PE"/>
-          <w14:ligatures w14:val="none"/>
-        </w:rPr>
-      </w:pPr>
-      <w:r>
-        <w:rPr>
-          <w:rFonts w:ascii="Arial Narrow" w:eastAsia="Arial Narrow" w:hAnsi="Arial Narrow" w:cs="Arial Narrow"/>
-          <w:b/>
-          <w:color w:val="000000"/>
-          <w:kern w:val="0"/>
-          <w:lang w:eastAsia="es-PE"/>
-          <w14:ligatures w14:val="none"/>
+          <ns2:ligatures ns2:val="none"/>
+        </w:rPr>
+      </w:pPr>
+      <w:r>
+        <w:rPr>
+          <w:rFonts w:ascii="Arial Narrow" w:eastAsia="Arial Narrow" w:hAnsi="Arial Narrow" w:cs="Arial Narrow"/>
+          <w:b/>
+          <w:color w:val="000000"/>
+          <w:kern w:val="0"/>
+          <w:lang w:eastAsia="es-PE"/>
+          <ns2:ligatures ns2:val="none"/>
         </w:rPr>
         <w:t xml:space="preserve">DENUNCIANTE:[DENUNCIANTE] (SEÑOR [APELLIDO])</w:t>
       </w:r>
@@ -115,7 +115,7 @@
           <w:color w:val="000000"/>
           <w:kern w:val="0"/>
           <w:lang w:eastAsia="es-PE"/>
-          <w14:ligatures w14:val="none"/>
+          <ns2:ligatures ns2:val="none"/>
         </w:rPr>
         <w:tab/>
         <w:t/>
@@ -127,7 +127,7 @@
           <w:color w:val="000000"/>
           <w:kern w:val="0"/>
           <w:lang w:eastAsia="es-PE"/>
-          <w14:ligatures w14:val="none"/>
+          <ns2:ligatures ns2:val="none"/>
         </w:rPr>
         <w:tab/>
       </w:r>
@@ -139,7 +139,7 @@
           <w:color w:val="000000"/>
           <w:kern w:val="0"/>
           <w:lang w:eastAsia="es-PE"/>
-          <w14:ligatures w14:val="none"/>
+          <ns2:ligatures ns2:val="none"/>
         </w:rPr>
         <w:t xml:space="preserve"/>
       </w:r>
@@ -151,7 +151,7 @@
           <w:color w:val="000000"/>
           <w:kern w:val="0"/>
           <w:lang w:eastAsia="es-PE"/>
-          <w14:ligatures w14:val="none"/>
+          <ns2:ligatures ns2:val="none"/>
         </w:rPr>
         <w:t/>
       </w:r>
@@ -162,7 +162,7 @@
           <w:color w:val="000000"/>
           <w:kern w:val="0"/>
           <w:lang w:eastAsia="es-PE"/>
-          <w14:ligatures w14:val="none"/>
+          <ns2:ligatures ns2:val="none"/>
         </w:rPr>
         <w:t xml:space="preserve"/>
       </w:r>
@@ -173,12 +173,12 @@
           <w:color w:val="000000"/>
           <w:kern w:val="0"/>
           <w:lang w:eastAsia="es-PE"/>
-          <w14:ligatures w14:val="none"/>
+          <ns2:ligatures ns2:val="none"/>
         </w:rPr>
         <w:t/>
       </w:r>
     </w:p>
-    <w:p>
+    <w:p ns2:paraId="7037BAA8" ns2:textId="727423E6">
       <w:pPr>
         <w:tabs>
           <w:tab w:val="left" w:pos="1701"/>
@@ -193,17 +193,17 @@
           <w:color w:val="000000"/>
           <w:kern w:val="0"/>
           <w:lang w:eastAsia="es-PE"/>
-          <w14:ligatures w14:val="none"/>
-        </w:rPr>
-      </w:pPr>
-      <w:r>
-        <w:rPr>
-          <w:rFonts w:ascii="Arial Narrow" w:eastAsia="Arial Narrow" w:hAnsi="Arial Narrow" w:cs="Arial Narrow"/>
-          <w:b/>
-          <w:color w:val="000000"/>
-          <w:kern w:val="0"/>
-          <w:lang w:eastAsia="es-PE"/>
-          <w14:ligatures w14:val="none"/>
+          <ns2:ligatures ns2:val="none"/>
+        </w:rPr>
+      </w:pPr>
+      <w:r>
+        <w:rPr>
+          <w:rFonts w:ascii="Arial Narrow" w:eastAsia="Arial Narrow" w:hAnsi="Arial Narrow" w:cs="Arial Narrow"/>
+          <w:b/>
+          <w:color w:val="000000"/>
+          <w:kern w:val="0"/>
+          <w:lang w:eastAsia="es-PE"/>
+          <ns2:ligatures ns2:val="none"/>
         </w:rPr>
         <w:t>DENUNCIADO</w:t>
       </w:r>
@@ -214,7 +214,7 @@
           <w:color w:val="000000"/>
           <w:kern w:val="0"/>
           <w:lang w:eastAsia="es-PE"/>
-          <w14:ligatures w14:val="none"/>
+          <ns2:ligatures ns2:val="none"/>
         </w:rPr>
         <w:tab/>
         <w:t>:</w:t>
@@ -226,7 +226,7 @@
           <w:color w:val="000000"/>
           <w:kern w:val="0"/>
           <w:lang w:eastAsia="es-PE"/>
-          <w14:ligatures w14:val="none"/>
+          <ns2:ligatures ns2:val="none"/>
         </w:rPr>
         <w:tab/>
       </w:r>
@@ -237,7 +237,7 @@
           <w:color w:val="000000"/>
           <w:kern w:val="0"/>
           <w:lang w:eastAsia="es-PE"/>
-          <w14:ligatures w14:val="none"/>
+          <ns2:ligatures ns2:val="none"/>
         </w:rPr>
         <w:t>PACÍFICO COMPAÑ</w:t>
       </w:r>
@@ -248,7 +248,7 @@
           <w:color w:val="000000"/>
           <w:kern w:val="0"/>
           <w:lang w:eastAsia="es-PE"/>
-          <w14:ligatures w14:val="none"/>
+          <ns2:ligatures ns2:val="none"/>
         </w:rPr>
         <w:t>Í</w:t>
       </w:r>
@@ -259,7 +259,7 @@
           <w:color w:val="000000"/>
           <w:kern w:val="0"/>
           <w:lang w:eastAsia="es-PE"/>
-          <w14:ligatures w14:val="none"/>
+          <ns2:ligatures ns2:val="none"/>
         </w:rPr>
         <w:t>A DE SEGUROS Y REASEGUROS</w:t>
       </w:r>
@@ -270,7 +270,7 @@
           <w:color w:val="000000"/>
           <w:kern w:val="0"/>
           <w:lang w:eastAsia="es-PE"/>
-          <w14:ligatures w14:val="none"/>
+          <ns2:ligatures ns2:val="none"/>
         </w:rPr>
         <w:t xml:space="preserve"> S.A. (</w:t>
       </w:r>
@@ -281,7 +281,7 @@
           <w:color w:val="000000"/>
           <w:kern w:val="0"/>
           <w:lang w:eastAsia="es-PE"/>
-          <w14:ligatures w14:val="none"/>
+          <ns2:ligatures ns2:val="none"/>
         </w:rPr>
         <w:t>PACÍFICO</w:t>
       </w:r>
@@ -292,12 +292,12 @@
           <w:color w:val="000000"/>
           <w:kern w:val="0"/>
           <w:lang w:eastAsia="es-PE"/>
-          <w14:ligatures w14:val="none"/>
+          <ns2:ligatures ns2:val="none"/>
         </w:rPr>
         <w:t>)</w:t>
       </w:r>
     </w:p>
-    <w:p>
+    <w:p ns2:paraId="2500BC77" ns2:textId="77777777">
       <w:pPr>
         <w:tabs>
           <w:tab w:val="left" w:pos="1701"/>
@@ -312,17 +312,17 @@
           <w:color w:val="000000"/>
           <w:kern w:val="0"/>
           <w:lang w:eastAsia="es-PE"/>
-          <w14:ligatures w14:val="none"/>
-        </w:rPr>
-      </w:pPr>
-      <w:r>
-        <w:rPr>
-          <w:rFonts w:ascii="Arial Narrow" w:eastAsia="Arial Narrow" w:hAnsi="Arial Narrow" w:cs="Arial Narrow"/>
-          <w:b/>
-          <w:color w:val="000000"/>
-          <w:kern w:val="0"/>
-          <w:lang w:eastAsia="es-PE"/>
-          <w14:ligatures w14:val="none"/>
+          <ns2:ligatures ns2:val="none"/>
+        </w:rPr>
+      </w:pPr>
+      <w:r>
+        <w:rPr>
+          <w:rFonts w:ascii="Arial Narrow" w:eastAsia="Arial Narrow" w:hAnsi="Arial Narrow" w:cs="Arial Narrow"/>
+          <w:b/>
+          <w:color w:val="000000"/>
+          <w:kern w:val="0"/>
+          <w:lang w:eastAsia="es-PE"/>
+          <ns2:ligatures ns2:val="none"/>
         </w:rPr>
         <w:t>MATERIAS</w:t>
       </w:r>
@@ -333,7 +333,7 @@
           <w:color w:val="000000"/>
           <w:kern w:val="0"/>
           <w:lang w:eastAsia="es-PE"/>
-          <w14:ligatures w14:val="none"/>
+          <ns2:ligatures ns2:val="none"/>
         </w:rPr>
         <w:tab/>
         <w:t xml:space="preserve">: </w:t>
@@ -345,13 +345,13 @@
           <w:color w:val="000000"/>
           <w:kern w:val="0"/>
           <w:lang w:eastAsia="es-PE"/>
-          <w14:ligatures w14:val="none"/>
+          <ns2:ligatures ns2:val="none"/>
         </w:rPr>
         <w:tab/>
         <w:t>ADMISIÓN A TRÁMITE</w:t>
       </w:r>
     </w:p>
-    <w:p>
+    <w:p ns2:paraId="284AD768" ns2:textId="7828DE75">
       <w:pPr>
         <w:tabs>
           <w:tab w:val="left" w:pos="1701"/>
@@ -366,17 +366,17 @@
           <w:color w:val="000000"/>
           <w:kern w:val="0"/>
           <w:lang w:eastAsia="es-PE"/>
-          <w14:ligatures w14:val="none"/>
-        </w:rPr>
-      </w:pPr>
-      <w:r>
-        <w:rPr>
-          <w:rFonts w:ascii="Arial Narrow" w:eastAsia="Arial Narrow" w:hAnsi="Arial Narrow" w:cs="Arial Narrow"/>
-          <w:b/>
-          <w:color w:val="000000"/>
-          <w:kern w:val="0"/>
-          <w:lang w:eastAsia="es-PE"/>
-          <w14:ligatures w14:val="none"/>
+          <ns2:ligatures ns2:val="none"/>
+        </w:rPr>
+      </w:pPr>
+      <w:r>
+        <w:rPr>
+          <w:rFonts w:ascii="Arial Narrow" w:eastAsia="Arial Narrow" w:hAnsi="Arial Narrow" w:cs="Arial Narrow"/>
+          <w:b/>
+          <w:color w:val="000000"/>
+          <w:kern w:val="0"/>
+          <w:lang w:eastAsia="es-PE"/>
+          <ns2:ligatures ns2:val="none"/>
         </w:rPr>
         <w:t>REQUERIMIENTO DE INFORMACIÓN</w:t>
       </w:r>
@@ -387,12 +387,12 @@
           <w:color w:val="000000"/>
           <w:kern w:val="0"/>
           <w:lang w:eastAsia="es-PE"/>
-          <w14:ligatures w14:val="none"/>
+          <ns2:ligatures ns2:val="none"/>
         </w:rPr>
         <w:t xml:space="preserve"> </w:t>
       </w:r>
     </w:p>
-    <w:p>
+    <w:p ns2:paraId="5A3670C5" ns2:textId="689B149A">
       <w:pPr>
         <w:tabs>
           <w:tab w:val="left" w:pos="1701"/>
@@ -406,17 +406,17 @@
           <w:color w:val="000000"/>
           <w:kern w:val="0"/>
           <w:lang w:eastAsia="es-PE"/>
-          <w14:ligatures w14:val="none"/>
-        </w:rPr>
-      </w:pPr>
-      <w:r>
-        <w:rPr>
-          <w:rFonts w:ascii="Arial Narrow" w:eastAsia="Arial Narrow" w:hAnsi="Arial Narrow" w:cs="Arial Narrow"/>
-          <w:b/>
-          <w:color w:val="000000"/>
-          <w:kern w:val="0"/>
-          <w:lang w:eastAsia="es-PE"/>
-          <w14:ligatures w14:val="none"/>
+          <ns2:ligatures ns2:val="none"/>
+        </w:rPr>
+      </w:pPr>
+      <w:r>
+        <w:rPr>
+          <w:rFonts w:ascii="Arial Narrow" w:eastAsia="Arial Narrow" w:hAnsi="Arial Narrow" w:cs="Arial Narrow"/>
+          <w:b/>
+          <w:color w:val="000000"/>
+          <w:kern w:val="0"/>
+          <w:lang w:eastAsia="es-PE"/>
+          <ns2:ligatures ns2:val="none"/>
         </w:rPr>
         <w:t xml:space="preserve">RESOLUCIÓN </w:t>
       </w:r>
@@ -427,7 +427,7 @@
           <w:color w:val="000000"/>
           <w:kern w:val="0"/>
           <w:lang w:eastAsia="es-PE"/>
-          <w14:ligatures w14:val="none"/>
+          <ns2:ligatures ns2:val="none"/>
         </w:rPr>
         <w:tab/>
         <w:t>:</w:t>
@@ -439,7 +439,7 @@
           <w:color w:val="000000"/>
           <w:kern w:val="0"/>
           <w:lang w:eastAsia="es-PE"/>
-          <w14:ligatures w14:val="none"/>
+          <ns2:ligatures ns2:val="none"/>
         </w:rPr>
         <w:tab/>
       </w:r>
@@ -450,12 +450,12 @@
           <w:color w:val="000000"/>
           <w:kern w:val="0"/>
           <w:lang w:eastAsia="es-PE"/>
-          <w14:ligatures w14:val="none"/>
+          <ns2:ligatures ns2:val="none"/>
         </w:rPr>
         <w:t>2</w:t>
       </w:r>
     </w:p>
-    <w:p>
+    <w:p ns2:paraId="7591140C" ns2:textId="77777777">
       <w:pPr>
         <w:tabs>
           <w:tab w:val="left" w:pos="1014"/>
@@ -468,11 +468,11 @@
           <w:kern w:val="0"/>
           <w:shd w:val="clear" w:color="auto" w:fill="FFFFFF"/>
           <w:lang w:eastAsia="es-PE"/>
-          <w14:ligatures w14:val="none"/>
-        </w:rPr>
-      </w:pPr>
-    </w:p>
-    <w:p>
+          <ns2:ligatures ns2:val="none"/>
+        </w:rPr>
+      </w:pPr>
+    </w:p>
+    <w:p ns2:paraId="59BB126F" ns2:textId="706D6214">
       <w:pPr>
         <w:tabs>
           <w:tab w:val="left" w:pos="1014"/>
@@ -485,7 +485,7 @@
           <w:kern w:val="0"/>
           <w:shd w:val="clear" w:color="auto" w:fill="FFFFFF"/>
           <w:lang w:eastAsia="es-PE"/>
-          <w14:ligatures w14:val="none"/>
+          <ns2:ligatures ns2:val="none"/>
         </w:rPr>
       </w:pPr>
       <w:r>
@@ -495,7 +495,7 @@
           <w:kern w:val="0"/>
           <w:shd w:val="clear" w:color="auto" w:fill="FFFFFF"/>
           <w:lang w:eastAsia="es-PE"/>
-          <w14:ligatures w14:val="none"/>
+          <ns2:ligatures ns2:val="none"/>
         </w:rPr>
         <w:t xml:space="preserve">Lima, </w:t>
       </w:r>
@@ -506,7 +506,7 @@
           <w:kern w:val="0"/>
           <w:shd w:val="clear" w:color="auto" w:fill="FFFFFF"/>
           <w:lang w:eastAsia="es-PE"/>
-          <w14:ligatures w14:val="none"/>
+          <ns2:ligatures ns2:val="none"/>
         </w:rPr>
         <w:t>16</w:t>
       </w:r>
@@ -517,7 +517,7 @@
           <w:kern w:val="0"/>
           <w:shd w:val="clear" w:color="auto" w:fill="FFFFFF"/>
           <w:lang w:eastAsia="es-PE"/>
-          <w14:ligatures w14:val="none"/>
+          <ns2:ligatures ns2:val="none"/>
         </w:rPr>
         <w:t xml:space="preserve"> de </w:t>
       </w:r>
@@ -528,7 +528,7 @@
           <w:kern w:val="0"/>
           <w:shd w:val="clear" w:color="auto" w:fill="FFFFFF"/>
           <w:lang w:eastAsia="es-PE"/>
-          <w14:ligatures w14:val="none"/>
+          <ns2:ligatures ns2:val="none"/>
         </w:rPr>
         <w:t>mayo</w:t>
       </w:r>
@@ -539,7 +539,7 @@
           <w:kern w:val="0"/>
           <w:shd w:val="clear" w:color="auto" w:fill="FFFFFF"/>
           <w:lang w:eastAsia="es-PE"/>
-          <w14:ligatures w14:val="none"/>
+          <ns2:ligatures ns2:val="none"/>
         </w:rPr>
         <w:t xml:space="preserve"> </w:t>
       </w:r>
@@ -550,7 +550,7 @@
           <w:kern w:val="0"/>
           <w:shd w:val="clear" w:color="auto" w:fill="FFFFFF"/>
           <w:lang w:eastAsia="es-PE"/>
-          <w14:ligatures w14:val="none"/>
+          <ns2:ligatures ns2:val="none"/>
         </w:rPr>
         <w:t>de 202</w:t>
       </w:r>
@@ -561,12 +561,12 @@
           <w:kern w:val="0"/>
           <w:shd w:val="clear" w:color="auto" w:fill="FFFFFF"/>
           <w:lang w:eastAsia="es-PE"/>
-          <w14:ligatures w14:val="none"/>
+          <ns2:ligatures ns2:val="none"/>
         </w:rPr>
         <w:t>5</w:t>
       </w:r>
     </w:p>
-    <w:p>
+    <w:p ns2:paraId="78BF12C0" ns2:textId="77777777">
       <w:pPr>
         <w:tabs>
           <w:tab w:val="left" w:pos="1014"/>
@@ -578,11 +578,11 @@
           <w:color w:val="000000"/>
           <w:kern w:val="0"/>
           <w:lang w:eastAsia="es-PE"/>
-          <w14:ligatures w14:val="none"/>
-        </w:rPr>
-      </w:pPr>
-    </w:p>
-    <w:p>
+          <ns2:ligatures ns2:val="none"/>
+        </w:rPr>
+      </w:pPr>
+    </w:p>
+    <w:p ns2:paraId="553F3534" ns2:textId="77777777">
       <w:pPr>
         <w:numPr>
           <w:ilvl w:val="0"/>
@@ -596,22 +596,22 @@
           <w:color w:val="000000"/>
           <w:kern w:val="0"/>
           <w:lang w:eastAsia="es-PE"/>
-          <w14:ligatures w14:val="none"/>
-        </w:rPr>
-      </w:pPr>
-      <w:r>
-        <w:rPr>
-          <w:rFonts w:ascii="Arial Narrow" w:eastAsia="Arial Narrow" w:hAnsi="Arial Narrow" w:cs="Arial Narrow"/>
-          <w:b/>
-          <w:color w:val="000000"/>
-          <w:kern w:val="0"/>
-          <w:lang w:eastAsia="es-PE"/>
-          <w14:ligatures w14:val="none"/>
+          <ns2:ligatures ns2:val="none"/>
+        </w:rPr>
+      </w:pPr>
+      <w:r>
+        <w:rPr>
+          <w:rFonts w:ascii="Arial Narrow" w:eastAsia="Arial Narrow" w:hAnsi="Arial Narrow" w:cs="Arial Narrow"/>
+          <w:b/>
+          <w:color w:val="000000"/>
+          <w:kern w:val="0"/>
+          <w:lang w:eastAsia="es-PE"/>
+          <ns2:ligatures ns2:val="none"/>
         </w:rPr>
         <w:t xml:space="preserve">HECHOS </w:t>
       </w:r>
     </w:p>
-    <w:p>
+    <w:p ns2:paraId="74E8E3A1" ns2:textId="77777777">
       <w:pPr>
         <w:spacing w:after="0" w:line="240" w:lineRule="auto"/>
         <w:jc w:val="both"/>
@@ -620,11 +620,11 @@
           <w:color w:val="000000"/>
           <w:kern w:val="0"/>
           <w:lang w:eastAsia="es-PE"/>
-          <w14:ligatures w14:val="none"/>
-        </w:rPr>
-      </w:pPr>
-    </w:p>
-    <w:p>
+          <ns2:ligatures ns2:val="none"/>
+        </w:rPr>
+      </w:pPr>
+    </w:p>
+    <w:p ns2:paraId="25718C3B" ns2:textId="11856828">
       <w:pPr>
         <w:numPr>
           <w:ilvl w:val="1"/>
@@ -638,7 +638,7 @@
           <w:color w:val="000000"/>
           <w:kern w:val="0"/>
           <w:lang w:val="es-ES" w:eastAsia="es-ES"/>
-          <w14:ligatures w14:val="none"/>
+          <ns2:ligatures ns2:val="none"/>
         </w:rPr>
       </w:pPr>
       <w:r>
@@ -647,7 +647,7 @@
           <w:color w:val="000000"/>
           <w:kern w:val="0"/>
           <w:lang w:val="es-ES" w:eastAsia="es-ES"/>
-          <w14:ligatures w14:val="none"/>
+          <ns2:ligatures ns2:val="none"/>
         </w:rPr>
         <w:t xml:space="preserve">Mediante el escrito del 31 de marzo de 2025 el señor [APELLIDO] denunció a Pacífico por presuntas infracciones a la Ley 29571, Código de Protección y Defensa del Consumidor (en adelante, Código), señalando lo siguiente:</w:t>
       </w:r>
@@ -657,7 +657,7 @@
           <w:color w:val="000000"/>
           <w:kern w:val="0"/>
           <w:lang w:val="es-ES" w:eastAsia="es-ES"/>
-          <w14:ligatures w14:val="none"/>
+          <ns2:ligatures ns2:val="none"/>
         </w:rPr>
         <w:t/>
       </w:r>
@@ -667,7 +667,7 @@
           <w:color w:val="000000"/>
           <w:kern w:val="0"/>
           <w:lang w:val="es-ES" w:eastAsia="es-ES"/>
-          <w14:ligatures w14:val="none"/>
+          <ns2:ligatures ns2:val="none"/>
         </w:rPr>
         <w:t xml:space="preserve"/>
       </w:r>
@@ -675,7 +675,7 @@
         <w:rPr>
           <w:rFonts w:ascii="Arial Narrow" w:eastAsia="Calibri" w:hAnsi="Arial Narrow" w:cs="Arial"/>
           <w:kern w:val="0"/>
-          <w14:ligatures w14:val="none"/>
+          <ns2:ligatures ns2:val="none"/>
         </w:rPr>
         <w:t xml:space="preserve"/>
       </w:r>
@@ -683,7 +683,7 @@
         <w:rPr>
           <w:rFonts w:ascii="Arial Narrow" w:eastAsia="Calibri" w:hAnsi="Arial Narrow" w:cs="Arial"/>
           <w:kern w:val="0"/>
-          <w14:ligatures w14:val="none"/>
+          <ns2:ligatures ns2:val="none"/>
         </w:rPr>
         <w:t/>
       </w:r>
@@ -691,7 +691,7 @@
         <w:rPr>
           <w:rFonts w:ascii="Arial Narrow" w:eastAsia="Calibri" w:hAnsi="Arial Narrow" w:cs="Arial"/>
           <w:kern w:val="0"/>
-          <w14:ligatures w14:val="none"/>
+          <ns2:ligatures ns2:val="none"/>
         </w:rPr>
         <w:t xml:space="preserve"/>
       </w:r>
@@ -699,7 +699,7 @@
         <w:rPr>
           <w:rFonts w:ascii="Arial Narrow" w:eastAsia="Calibri" w:hAnsi="Arial Narrow" w:cs="Arial"/>
           <w:kern w:val="0"/>
-          <w14:ligatures w14:val="none"/>
+          <ns2:ligatures ns2:val="none"/>
         </w:rPr>
         <w:t xml:space="preserve"/>
       </w:r>
@@ -707,7 +707,7 @@
         <w:rPr>
           <w:rFonts w:ascii="Arial Narrow" w:eastAsia="Calibri" w:hAnsi="Arial Narrow" w:cs="Arial"/>
           <w:kern w:val="0"/>
-          <w14:ligatures w14:val="none"/>
+          <ns2:ligatures ns2:val="none"/>
         </w:rPr>
         <w:t/>
       </w:r>
@@ -717,7 +717,7 @@
           <w:color w:val="000000"/>
           <w:kern w:val="0"/>
           <w:lang w:val="es-ES" w:eastAsia="es-ES"/>
-          <w14:ligatures w14:val="none"/>
+          <ns2:ligatures ns2:val="none"/>
         </w:rPr>
         <w:t xml:space="preserve"/>
       </w:r>
@@ -727,7 +727,7 @@
           <w:color w:val="000000"/>
           <w:kern w:val="0"/>
           <w:lang w:val="es-ES" w:eastAsia="es-ES"/>
-          <w14:ligatures w14:val="none"/>
+          <ns2:ligatures ns2:val="none"/>
         </w:rPr>
         <w:t xml:space="preserve"/>
       </w:r>
@@ -737,7 +737,7 @@
           <w:color w:val="000000"/>
           <w:kern w:val="0"/>
           <w:lang w:val="es-ES" w:eastAsia="es-ES"/>
-          <w14:ligatures w14:val="none"/>
+          <ns2:ligatures ns2:val="none"/>
         </w:rPr>
         <w:t/>
       </w:r>
@@ -749,7 +749,7 @@
           <w:kern w:val="0"/>
           <w:vertAlign w:val="superscript"/>
           <w:lang w:val="es-ES" w:eastAsia="es-ES"/>
-          <w14:ligatures w14:val="none"/>
+          <ns2:ligatures ns2:val="none"/>
         </w:rPr>
         <w:footnoteReference w:id="1"/>
       </w:r>
@@ -759,7 +759,7 @@
           <w:color w:val="000000"/>
           <w:kern w:val="0"/>
           <w:lang w:val="es-ES" w:eastAsia="es-ES"/>
-          <w14:ligatures w14:val="none"/>
+          <ns2:ligatures ns2:val="none"/>
         </w:rPr>
         <w:t xml:space="preserve"/>
       </w:r>
@@ -770,12 +770,12 @@
           <w:color w:val="000000"/>
           <w:kern w:val="0"/>
           <w:lang w:val="es-ES" w:eastAsia="es-ES"/>
-          <w14:ligatures w14:val="none"/>
+          <ns2:ligatures ns2:val="none"/>
         </w:rPr>
         <w:t/>
       </w:r>
     </w:p>
-    <w:p>
+    <w:p ns2:paraId="101D66EA" ns2:textId="77777777">
       <w:pPr>
         <w:tabs>
           <w:tab w:val="left" w:pos="1134"/>
@@ -787,11 +787,11 @@
           <w:color w:val="000000"/>
           <w:kern w:val="0"/>
           <w:lang w:val="es-ES" w:eastAsia="es-ES"/>
-          <w14:ligatures w14:val="none"/>
-        </w:rPr>
-      </w:pPr>
-    </w:p>
-    <w:p>
+          <ns2:ligatures ns2:val="none"/>
+        </w:rPr>
+      </w:pPr>
+    </w:p>
+    <w:p ns2:paraId="52D1DA94" ns2:textId="618BCCA9">
       <w:pPr>
         <w:pStyle w:val="Prrafodelista"/>
         <w:numPr>
@@ -810,16 +810,16 @@
           <w:color w:val="000000"/>
           <w:kern w:val="0"/>
           <w:lang w:eastAsia="es-ES"/>
-          <w14:ligatures w14:val="none"/>
-        </w:rPr>
-      </w:pPr>
-      <w:r>
-        <w:rPr>
-          <w:rFonts w:ascii="Arial Narrow" w:eastAsia="Times New Roman" w:hAnsi="Arial Narrow" w:cs="Arial"/>
-          <w:color w:val="000000"/>
-          <w:kern w:val="0"/>
-          <w:lang w:eastAsia="es-ES"/>
-          <w14:ligatures w14:val="none"/>
+          <ns2:ligatures ns2:val="none"/>
+        </w:rPr>
+      </w:pPr>
+      <w:r>
+        <w:rPr>
+          <w:rFonts w:ascii="Arial Narrow" w:eastAsia="Times New Roman" w:hAnsi="Arial Narrow" w:cs="Arial"/>
+          <w:color w:val="000000"/>
+          <w:kern w:val="0"/>
+          <w:lang w:eastAsia="es-ES"/>
+          <ns2:ligatures ns2:val="none"/>
         </w:rPr>
         <w:t xml:space="preserve">El 3 de mayo de 2022, </w:t>
       </w:r>
@@ -829,7 +829,7 @@
           <w:color w:val="000000"/>
           <w:kern w:val="0"/>
           <w:lang w:eastAsia="es-ES"/>
-          <w14:ligatures w14:val="none"/>
+          <ns2:ligatures ns2:val="none"/>
         </w:rPr>
         <w:t>contrató con Pacífico</w:t>
       </w:r>
@@ -839,7 +839,7 @@
           <w:color w:val="000000"/>
           <w:kern w:val="0"/>
           <w:lang w:eastAsia="es-ES"/>
-          <w14:ligatures w14:val="none"/>
+          <ns2:ligatures ns2:val="none"/>
         </w:rPr>
         <w:t xml:space="preserve"> </w:t>
       </w:r>
@@ -849,7 +849,7 @@
           <w:color w:val="000000"/>
           <w:kern w:val="0"/>
           <w:lang w:eastAsia="es-ES"/>
-          <w14:ligatures w14:val="none"/>
+          <ns2:ligatures ns2:val="none"/>
         </w:rPr>
         <w:t xml:space="preserve">la póliza </w:t>
       </w:r>
@@ -859,7 +859,7 @@
           <w:color w:val="000000"/>
           <w:kern w:val="0"/>
           <w:lang w:val="es-ES" w:eastAsia="es-ES"/>
-          <w14:ligatures w14:val="none"/>
+          <ns2:ligatures ns2:val="none"/>
         </w:rPr>
         <w:t>2007002516</w:t>
       </w:r>
@@ -869,7 +869,7 @@
           <w:color w:val="000000"/>
           <w:kern w:val="0"/>
           <w:lang w:eastAsia="es-ES"/>
-          <w14:ligatures w14:val="none"/>
+          <ns2:ligatures ns2:val="none"/>
         </w:rPr>
         <w:t xml:space="preserve"> de Seguro Hogar Flex Digital (en adelante, el Seguro Hogar), cuya cobertura inicial ascendía a S/ 40 696,00, bajo la modalidad de valor total, es decir, sin aplicación de depreciación. El</w:t>
       </w:r>
@@ -879,7 +879,7 @@
           <w:color w:val="000000"/>
           <w:kern w:val="0"/>
           <w:lang w:eastAsia="es-ES"/>
-          <w14:ligatures w14:val="none"/>
+          <ns2:ligatures ns2:val="none"/>
         </w:rPr>
         <w:t xml:space="preserve"> Seguro Hogar </w:t>
       </w:r>
@@ -889,7 +889,7 @@
           <w:color w:val="000000"/>
           <w:kern w:val="0"/>
           <w:lang w:eastAsia="es-ES"/>
-          <w14:ligatures w14:val="none"/>
+          <ns2:ligatures ns2:val="none"/>
         </w:rPr>
         <w:t>fue suscrit</w:t>
       </w:r>
@@ -899,7 +899,7 @@
           <w:color w:val="000000"/>
           <w:kern w:val="0"/>
           <w:lang w:eastAsia="es-ES"/>
-          <w14:ligatures w14:val="none"/>
+          <ns2:ligatures ns2:val="none"/>
         </w:rPr>
         <w:t>o</w:t>
       </w:r>
@@ -909,7 +909,7 @@
           <w:color w:val="000000"/>
           <w:kern w:val="0"/>
           <w:lang w:eastAsia="es-ES"/>
-          <w14:ligatures w14:val="none"/>
+          <ns2:ligatures ns2:val="none"/>
         </w:rPr>
         <w:t xml:space="preserve"> con cláusula de renovación automática, encontrándose vigente hasta la fecha mediante las renovaciones efectuadas en los años 2023 y 2024. Asimismo, </w:t>
       </w:r>
@@ -919,7 +919,7 @@
           <w:color w:val="000000"/>
           <w:kern w:val="0"/>
           <w:lang w:eastAsia="es-ES"/>
-          <w14:ligatures w14:val="none"/>
+          <ns2:ligatures ns2:val="none"/>
         </w:rPr>
         <w:t xml:space="preserve">el Seguro Hogar </w:t>
       </w:r>
@@ -929,7 +929,7 @@
           <w:color w:val="000000"/>
           <w:kern w:val="0"/>
           <w:lang w:eastAsia="es-ES"/>
-          <w14:ligatures w14:val="none"/>
+          <ns2:ligatures ns2:val="none"/>
         </w:rPr>
         <w:t>contemplaba la activación del denominado "Servicio Express", por el cual, ante siniestros con cobertura inferior a US$ 10</w:t>
       </w:r>
@@ -939,7 +939,7 @@
           <w:color w:val="000000"/>
           <w:kern w:val="0"/>
           <w:lang w:eastAsia="es-ES"/>
-          <w14:ligatures w14:val="none"/>
+          <ns2:ligatures ns2:val="none"/>
         </w:rPr>
         <w:t xml:space="preserve"> </w:t>
       </w:r>
@@ -949,7 +949,7 @@
           <w:color w:val="000000"/>
           <w:kern w:val="0"/>
           <w:lang w:eastAsia="es-ES"/>
-          <w14:ligatures w14:val="none"/>
+          <ns2:ligatures ns2:val="none"/>
         </w:rPr>
         <w:t>000</w:t>
       </w:r>
@@ -959,7 +959,7 @@
           <w:color w:val="000000"/>
           <w:kern w:val="0"/>
           <w:lang w:eastAsia="es-ES"/>
-          <w14:ligatures w14:val="none"/>
+          <ns2:ligatures ns2:val="none"/>
         </w:rPr>
         <w:t>,</w:t>
       </w:r>
@@ -969,7 +969,7 @@
           <w:color w:val="000000"/>
           <w:kern w:val="0"/>
           <w:lang w:eastAsia="es-ES"/>
-          <w14:ligatures w14:val="none"/>
+          <ns2:ligatures ns2:val="none"/>
         </w:rPr>
         <w:t>00, la indemnización debía ser desembolsada en un plazo máximo de 48 horas</w:t>
       </w:r>
@@ -979,7 +979,7 @@
           <w:color w:val="000000"/>
           <w:kern w:val="0"/>
           <w:lang w:eastAsia="es-ES"/>
-          <w14:ligatures w14:val="none"/>
+          <ns2:ligatures ns2:val="none"/>
         </w:rPr>
         <w:t>.</w:t>
       </w:r>
@@ -989,7 +989,7 @@
           <w:color w:val="000000"/>
           <w:kern w:val="0"/>
           <w:lang w:eastAsia="es-ES"/>
-          <w14:ligatures w14:val="none"/>
+          <ns2:ligatures ns2:val="none"/>
         </w:rPr>
         <w:t xml:space="preserve"> </w:t>
       </w:r>
@@ -999,12 +999,12 @@
           <w:color w:val="000000"/>
           <w:kern w:val="0"/>
           <w:lang w:eastAsia="es-ES"/>
-          <w14:ligatures w14:val="none"/>
+          <ns2:ligatures ns2:val="none"/>
         </w:rPr>
         <w:t xml:space="preserve"> </w:t>
       </w:r>
     </w:p>
-    <w:p>
+    <w:p ns2:paraId="02E87D4A" ns2:textId="77777777">
       <w:pPr>
         <w:pStyle w:val="Prrafodelista"/>
         <w:spacing w:after="0" w:line="240" w:lineRule="auto"/>
@@ -1015,11 +1015,11 @@
           <w:color w:val="000000"/>
           <w:kern w:val="0"/>
           <w:lang w:eastAsia="es-ES"/>
-          <w14:ligatures w14:val="none"/>
-        </w:rPr>
-      </w:pPr>
-    </w:p>
-    <w:p>
+          <ns2:ligatures ns2:val="none"/>
+        </w:rPr>
+      </w:pPr>
+    </w:p>
+    <w:p ns2:paraId="56D1A31B" ns2:textId="32C64944">
       <w:pPr>
         <w:pStyle w:val="Prrafodelista"/>
         <w:numPr>
@@ -1038,16 +1038,16 @@
           <w:color w:val="000000"/>
           <w:kern w:val="0"/>
           <w:lang w:eastAsia="es-ES"/>
-          <w14:ligatures w14:val="none"/>
-        </w:rPr>
-      </w:pPr>
-      <w:r>
-        <w:rPr>
-          <w:rFonts w:ascii="Arial Narrow" w:eastAsia="Times New Roman" w:hAnsi="Arial Narrow" w:cs="Arial"/>
-          <w:color w:val="000000"/>
-          <w:kern w:val="0"/>
-          <w:lang w:eastAsia="es-ES"/>
-          <w14:ligatures w14:val="none"/>
+          <ns2:ligatures ns2:val="none"/>
+        </w:rPr>
+      </w:pPr>
+      <w:r>
+        <w:rPr>
+          <w:rFonts w:ascii="Arial Narrow" w:eastAsia="Times New Roman" w:hAnsi="Arial Narrow" w:cs="Arial"/>
+          <w:color w:val="000000"/>
+          <w:kern w:val="0"/>
+          <w:lang w:eastAsia="es-ES"/>
+          <ns2:ligatures ns2:val="none"/>
         </w:rPr>
         <w:t xml:space="preserve">El 17 de abril del 2023, </w:t>
       </w:r>
@@ -1057,7 +1057,7 @@
           <w:color w:val="000000"/>
           <w:kern w:val="0"/>
           <w:lang w:eastAsia="es-ES"/>
-          <w14:ligatures w14:val="none"/>
+          <ns2:ligatures ns2:val="none"/>
         </w:rPr>
         <w:t>actualizó su declaración de bienes, consignando de manera expresa, entre otros, los siguientes artículos: (i) una laptop ASUS modelo UX54012A-L7060W valorizada en S/ 14</w:t>
       </w:r>
@@ -1067,7 +1067,7 @@
           <w:color w:val="000000"/>
           <w:kern w:val="0"/>
           <w:lang w:eastAsia="es-ES"/>
-          <w14:ligatures w14:val="none"/>
+          <ns2:ligatures ns2:val="none"/>
         </w:rPr>
         <w:t xml:space="preserve"> </w:t>
       </w:r>
@@ -1077,7 +1077,7 @@
           <w:color w:val="000000"/>
           <w:kern w:val="0"/>
           <w:lang w:eastAsia="es-ES"/>
-          <w14:ligatures w14:val="none"/>
+          <ns2:ligatures ns2:val="none"/>
         </w:rPr>
         <w:t>950</w:t>
       </w:r>
@@ -1087,7 +1087,7 @@
           <w:color w:val="000000"/>
           <w:kern w:val="0"/>
           <w:lang w:eastAsia="es-ES"/>
-          <w14:ligatures w14:val="none"/>
+          <ns2:ligatures ns2:val="none"/>
         </w:rPr>
         <w:t>,</w:t>
       </w:r>
@@ -1097,7 +1097,7 @@
           <w:color w:val="000000"/>
           <w:kern w:val="0"/>
           <w:lang w:eastAsia="es-ES"/>
-          <w14:ligatures w14:val="none"/>
+          <ns2:ligatures ns2:val="none"/>
         </w:rPr>
         <w:t>00; (</w:t>
       </w:r>
@@ -1108,7 +1108,7 @@
           <w:color w:val="000000"/>
           <w:kern w:val="0"/>
           <w:lang w:eastAsia="es-ES"/>
-          <w14:ligatures w14:val="none"/>
+          <ns2:ligatures ns2:val="none"/>
         </w:rPr>
         <w:t>ii</w:t>
       </w:r>
@@ -1119,7 +1119,7 @@
           <w:color w:val="000000"/>
           <w:kern w:val="0"/>
           <w:lang w:eastAsia="es-ES"/>
-          <w14:ligatures w14:val="none"/>
+          <ns2:ligatures ns2:val="none"/>
         </w:rPr>
         <w:t>) una computadora portátil MacBook Pro M1 2021 de 14 pulgadas, valorizada en S/ 9</w:t>
       </w:r>
@@ -1129,7 +1129,7 @@
           <w:color w:val="000000"/>
           <w:kern w:val="0"/>
           <w:lang w:eastAsia="es-ES"/>
-          <w14:ligatures w14:val="none"/>
+          <ns2:ligatures ns2:val="none"/>
         </w:rPr>
         <w:t xml:space="preserve"> </w:t>
       </w:r>
@@ -1139,7 +1139,7 @@
           <w:color w:val="000000"/>
           <w:kern w:val="0"/>
           <w:lang w:eastAsia="es-ES"/>
-          <w14:ligatures w14:val="none"/>
+          <ns2:ligatures ns2:val="none"/>
         </w:rPr>
         <w:t>999</w:t>
       </w:r>
@@ -1149,7 +1149,7 @@
           <w:color w:val="000000"/>
           <w:kern w:val="0"/>
           <w:lang w:eastAsia="es-ES"/>
-          <w14:ligatures w14:val="none"/>
+          <ns2:ligatures ns2:val="none"/>
         </w:rPr>
         <w:t>,</w:t>
       </w:r>
@@ -1159,7 +1159,7 @@
           <w:color w:val="000000"/>
           <w:kern w:val="0"/>
           <w:lang w:eastAsia="es-ES"/>
-          <w14:ligatures w14:val="none"/>
+          <ns2:ligatures ns2:val="none"/>
         </w:rPr>
         <w:t>00; así como otros bienes que en conjunto alcanzaban un valor asegurado de S/ 43</w:t>
       </w:r>
@@ -1169,7 +1169,7 @@
           <w:color w:val="000000"/>
           <w:kern w:val="0"/>
           <w:lang w:eastAsia="es-ES"/>
-          <w14:ligatures w14:val="none"/>
+          <ns2:ligatures ns2:val="none"/>
         </w:rPr>
         <w:t xml:space="preserve"> </w:t>
       </w:r>
@@ -1179,7 +1179,7 @@
           <w:color w:val="000000"/>
           <w:kern w:val="0"/>
           <w:lang w:eastAsia="es-ES"/>
-          <w14:ligatures w14:val="none"/>
+          <ns2:ligatures ns2:val="none"/>
         </w:rPr>
         <w:t>746</w:t>
       </w:r>
@@ -1189,7 +1189,7 @@
           <w:color w:val="000000"/>
           <w:kern w:val="0"/>
           <w:lang w:eastAsia="es-ES"/>
-          <w14:ligatures w14:val="none"/>
+          <ns2:ligatures ns2:val="none"/>
         </w:rPr>
         <w:t>,</w:t>
       </w:r>
@@ -1199,7 +1199,7 @@
           <w:color w:val="000000"/>
           <w:kern w:val="0"/>
           <w:lang w:eastAsia="es-ES"/>
-          <w14:ligatures w14:val="none"/>
+          <ns2:ligatures ns2:val="none"/>
         </w:rPr>
         <w:t xml:space="preserve">00. Ese mismo día Pacífico </w:t>
       </w:r>
@@ -1209,7 +1209,7 @@
           <w:color w:val="000000"/>
           <w:kern w:val="0"/>
           <w:lang w:eastAsia="es-ES"/>
-          <w14:ligatures w14:val="none"/>
+          <ns2:ligatures ns2:val="none"/>
         </w:rPr>
         <w:t xml:space="preserve">le </w:t>
       </w:r>
@@ -1219,7 +1219,7 @@
           <w:color w:val="000000"/>
           <w:kern w:val="0"/>
           <w:lang w:eastAsia="es-ES"/>
-          <w14:ligatures w14:val="none"/>
+          <ns2:ligatures ns2:val="none"/>
         </w:rPr>
         <w:t xml:space="preserve">comunicó que </w:t>
       </w:r>
@@ -1229,7 +1229,7 @@
           <w:color w:val="000000"/>
           <w:kern w:val="0"/>
           <w:lang w:eastAsia="es-ES"/>
-          <w14:ligatures w14:val="none"/>
+          <ns2:ligatures ns2:val="none"/>
         </w:rPr>
         <w:t xml:space="preserve">le </w:t>
       </w:r>
@@ -1239,12 +1239,12 @@
           <w:color w:val="000000"/>
           <w:kern w:val="0"/>
           <w:lang w:eastAsia="es-ES"/>
-          <w14:ligatures w14:val="none"/>
+          <ns2:ligatures ns2:val="none"/>
         </w:rPr>
         <w:t>daría respuesta sobre el estado del procedimiento de actualización en un plazo no mayor a 48 horas.</w:t>
       </w:r>
     </w:p>
-    <w:p>
+    <w:p ns2:paraId="436B263D" ns2:textId="77777777">
       <w:pPr>
         <w:pStyle w:val="Prrafodelista"/>
         <w:spacing w:line="240" w:lineRule="auto"/>
@@ -1253,11 +1253,11 @@
           <w:color w:val="000000"/>
           <w:kern w:val="0"/>
           <w:lang w:eastAsia="es-ES"/>
-          <w14:ligatures w14:val="none"/>
-        </w:rPr>
-      </w:pPr>
-    </w:p>
-    <w:p>
+          <ns2:ligatures ns2:val="none"/>
+        </w:rPr>
+      </w:pPr>
+    </w:p>
+    <w:p ns2:paraId="07906B57" ns2:textId="1775A4EC">
       <w:pPr>
         <w:pStyle w:val="Prrafodelista"/>
         <w:numPr>
@@ -1276,16 +1276,16 @@
           <w:color w:val="000000"/>
           <w:kern w:val="0"/>
           <w:lang w:eastAsia="es-ES"/>
-          <w14:ligatures w14:val="none"/>
-        </w:rPr>
-      </w:pPr>
-      <w:r>
-        <w:rPr>
-          <w:rFonts w:ascii="Arial Narrow" w:eastAsia="Times New Roman" w:hAnsi="Arial Narrow" w:cs="Arial"/>
-          <w:color w:val="000000"/>
-          <w:kern w:val="0"/>
-          <w:lang w:eastAsia="es-ES"/>
-          <w14:ligatures w14:val="none"/>
+          <ns2:ligatures ns2:val="none"/>
+        </w:rPr>
+      </w:pPr>
+      <w:r>
+        <w:rPr>
+          <w:rFonts w:ascii="Arial Narrow" w:eastAsia="Times New Roman" w:hAnsi="Arial Narrow" w:cs="Arial"/>
+          <w:color w:val="000000"/>
+          <w:kern w:val="0"/>
+          <w:lang w:eastAsia="es-ES"/>
+          <ns2:ligatures ns2:val="none"/>
         </w:rPr>
         <w:t xml:space="preserve">El 19 de abril de 2023, Pacífico </w:t>
       </w:r>
@@ -1295,7 +1295,7 @@
           <w:color w:val="000000"/>
           <w:kern w:val="0"/>
           <w:lang w:eastAsia="es-ES"/>
-          <w14:ligatures w14:val="none"/>
+          <ns2:ligatures ns2:val="none"/>
         </w:rPr>
         <w:t xml:space="preserve">le remitió </w:t>
       </w:r>
@@ -1305,7 +1305,7 @@
           <w:color w:val="000000"/>
           <w:kern w:val="0"/>
           <w:lang w:eastAsia="es-ES"/>
-          <w14:ligatures w14:val="none"/>
+          <ns2:ligatures ns2:val="none"/>
         </w:rPr>
         <w:t xml:space="preserve">un correo electrónico </w:t>
       </w:r>
@@ -1315,7 +1315,7 @@
           <w:color w:val="000000"/>
           <w:kern w:val="0"/>
           <w:lang w:eastAsia="es-ES"/>
-          <w14:ligatures w14:val="none"/>
+          <ns2:ligatures ns2:val="none"/>
         </w:rPr>
         <w:t>en la que se le informaba sobre las modificaciones realizadas a su póliza individual</w:t>
       </w:r>
@@ -1325,7 +1325,7 @@
           <w:color w:val="000000"/>
           <w:kern w:val="0"/>
           <w:lang w:eastAsia="es-ES"/>
-          <w14:ligatures w14:val="none"/>
+          <ns2:ligatures ns2:val="none"/>
         </w:rPr>
         <w:t xml:space="preserve"> y precisaba </w:t>
       </w:r>
@@ -1335,7 +1335,7 @@
           <w:color w:val="000000"/>
           <w:kern w:val="0"/>
           <w:lang w:eastAsia="es-ES"/>
-          <w14:ligatures w14:val="none"/>
+          <ns2:ligatures ns2:val="none"/>
         </w:rPr>
         <w:t xml:space="preserve">que no se le efectuaron objeciones respecto a los bienes declarados. </w:t>
       </w:r>
@@ -1345,7 +1345,7 @@
           <w:color w:val="000000"/>
           <w:kern w:val="0"/>
           <w:lang w:eastAsia="es-ES"/>
-          <w14:ligatures w14:val="none"/>
+          <ns2:ligatures ns2:val="none"/>
         </w:rPr>
         <w:t xml:space="preserve">Señala que </w:t>
       </w:r>
@@ -1355,7 +1355,7 @@
           <w:color w:val="000000"/>
           <w:kern w:val="0"/>
           <w:lang w:eastAsia="es-ES"/>
-          <w14:ligatures w14:val="none"/>
+          <ns2:ligatures ns2:val="none"/>
         </w:rPr>
         <w:t xml:space="preserve">no </w:t>
       </w:r>
@@ -1366,7 +1366,7 @@
           <w:color w:val="000000"/>
           <w:kern w:val="0"/>
           <w:lang w:eastAsia="es-ES"/>
-          <w14:ligatures w14:val="none"/>
+          <ns2:ligatures ns2:val="none"/>
         </w:rPr>
         <w:t>han</w:t>
       </w:r>
@@ -1377,7 +1377,7 @@
           <w:color w:val="000000"/>
           <w:kern w:val="0"/>
           <w:lang w:eastAsia="es-ES"/>
-          <w14:ligatures w14:val="none"/>
+          <ns2:ligatures ns2:val="none"/>
         </w:rPr>
         <w:t xml:space="preserve"> habido</w:t>
       </w:r>
@@ -1387,7 +1387,7 @@
           <w:color w:val="000000"/>
           <w:kern w:val="0"/>
           <w:lang w:eastAsia="es-ES"/>
-          <w14:ligatures w14:val="none"/>
+          <ns2:ligatures ns2:val="none"/>
         </w:rPr>
         <w:t xml:space="preserve"> modificaciones posteriores en la composición de los bienes asegurados, </w:t>
       </w:r>
@@ -1397,7 +1397,7 @@
           <w:color w:val="000000"/>
           <w:kern w:val="0"/>
           <w:lang w:eastAsia="es-ES"/>
-          <w14:ligatures w14:val="none"/>
+          <ns2:ligatures ns2:val="none"/>
         </w:rPr>
         <w:t xml:space="preserve">no obstante, refiere que </w:t>
       </w:r>
@@ -1407,7 +1407,7 @@
           <w:color w:val="000000"/>
           <w:kern w:val="0"/>
           <w:lang w:eastAsia="es-ES"/>
-          <w14:ligatures w14:val="none"/>
+          <ns2:ligatures ns2:val="none"/>
         </w:rPr>
         <w:t>la póliza fue objeto de renovaciones sucesivas. Asimismo, sostuvo que, de acuerdo con lo estipulado en la página 8 de las condiciones particulares del contrato, únicamente se requiere la declaración detallada de bienes cuyo valor individual sea inferior a S/5</w:t>
       </w:r>
@@ -1417,7 +1417,7 @@
           <w:color w:val="000000"/>
           <w:kern w:val="0"/>
           <w:lang w:eastAsia="es-ES"/>
-          <w14:ligatures w14:val="none"/>
+          <ns2:ligatures ns2:val="none"/>
         </w:rPr>
         <w:t xml:space="preserve"> </w:t>
       </w:r>
@@ -1427,7 +1427,7 @@
           <w:color w:val="000000"/>
           <w:kern w:val="0"/>
           <w:lang w:eastAsia="es-ES"/>
-          <w14:ligatures w14:val="none"/>
+          <ns2:ligatures ns2:val="none"/>
         </w:rPr>
         <w:t>000</w:t>
       </w:r>
@@ -1437,7 +1437,7 @@
           <w:color w:val="000000"/>
           <w:kern w:val="0"/>
           <w:lang w:eastAsia="es-ES"/>
-          <w14:ligatures w14:val="none"/>
+          <ns2:ligatures ns2:val="none"/>
         </w:rPr>
         <w:t>,00</w:t>
       </w:r>
@@ -1447,12 +1447,12 @@
           <w:color w:val="000000"/>
           <w:kern w:val="0"/>
           <w:lang w:eastAsia="es-ES"/>
-          <w14:ligatures w14:val="none"/>
+          <ns2:ligatures ns2:val="none"/>
         </w:rPr>
         <w:t xml:space="preserve"> para acreditar su preexistencia, siendo necesario presentar comprobantes de pago solo en caso de no cumplirse dicha condición.</w:t>
       </w:r>
     </w:p>
-    <w:p>
+    <w:p ns2:paraId="6F5C2496" ns2:textId="77777777">
       <w:pPr>
         <w:pStyle w:val="Prrafodelista"/>
         <w:spacing w:line="240" w:lineRule="auto"/>
@@ -1461,11 +1461,11 @@
           <w:color w:val="000000"/>
           <w:kern w:val="0"/>
           <w:lang w:eastAsia="es-ES"/>
-          <w14:ligatures w14:val="none"/>
-        </w:rPr>
-      </w:pPr>
-    </w:p>
-    <w:p>
+          <ns2:ligatures ns2:val="none"/>
+        </w:rPr>
+      </w:pPr>
+    </w:p>
+    <w:p ns2:paraId="6DABB56E" ns2:textId="67C9438A">
       <w:pPr>
         <w:pStyle w:val="Prrafodelista"/>
         <w:numPr>
@@ -1484,16 +1484,16 @@
           <w:color w:val="000000"/>
           <w:kern w:val="0"/>
           <w:lang w:eastAsia="es-ES"/>
-          <w14:ligatures w14:val="none"/>
-        </w:rPr>
-      </w:pPr>
-      <w:r>
-        <w:rPr>
-          <w:rFonts w:ascii="Arial Narrow" w:eastAsia="Times New Roman" w:hAnsi="Arial Narrow" w:cs="Arial"/>
-          <w:color w:val="000000"/>
-          <w:kern w:val="0"/>
-          <w:lang w:eastAsia="es-ES"/>
-          <w14:ligatures w14:val="none"/>
+          <ns2:ligatures ns2:val="none"/>
+        </w:rPr>
+      </w:pPr>
+      <w:r>
+        <w:rPr>
+          <w:rFonts w:ascii="Arial Narrow" w:eastAsia="Times New Roman" w:hAnsi="Arial Narrow" w:cs="Arial"/>
+          <w:color w:val="000000"/>
+          <w:kern w:val="0"/>
+          <w:lang w:eastAsia="es-ES"/>
+          <ns2:ligatures ns2:val="none"/>
         </w:rPr>
         <w:t xml:space="preserve">El 4 de febrero de 2025, </w:t>
       </w:r>
@@ -1503,7 +1503,7 @@
           <w:color w:val="000000"/>
           <w:kern w:val="0"/>
           <w:lang w:eastAsia="es-ES"/>
-          <w14:ligatures w14:val="none"/>
+          <ns2:ligatures ns2:val="none"/>
         </w:rPr>
         <w:t xml:space="preserve">fue víctima de un </w:t>
       </w:r>
@@ -1513,7 +1513,7 @@
           <w:color w:val="000000"/>
           <w:kern w:val="0"/>
           <w:lang w:eastAsia="es-ES"/>
-          <w14:ligatures w14:val="none"/>
+          <ns2:ligatures ns2:val="none"/>
         </w:rPr>
         <w:t>hurto</w:t>
       </w:r>
@@ -1523,7 +1523,7 @@
           <w:color w:val="000000"/>
           <w:kern w:val="0"/>
           <w:lang w:eastAsia="es-ES"/>
-          <w14:ligatures w14:val="none"/>
+          <ns2:ligatures ns2:val="none"/>
         </w:rPr>
         <w:t xml:space="preserve"> ocurrido en la Calle Claudio Rebagliati, distrito de Chorrillos</w:t>
       </w:r>
@@ -1533,7 +1533,7 @@
           <w:color w:val="000000"/>
           <w:kern w:val="0"/>
           <w:lang w:eastAsia="es-ES"/>
-          <w14:ligatures w14:val="none"/>
+          <ns2:ligatures ns2:val="none"/>
         </w:rPr>
         <w:t xml:space="preserve"> (en adelante, el siniestro)</w:t>
       </w:r>
@@ -1543,7 +1543,7 @@
           <w:color w:val="000000"/>
           <w:kern w:val="0"/>
           <w:lang w:eastAsia="es-ES"/>
-          <w14:ligatures w14:val="none"/>
+          <ns2:ligatures ns2:val="none"/>
         </w:rPr>
         <w:t>. Refiere que durante dicho evento le fueron sustraídos dos bienes asegurados: una laptop ASUS modelo UX54012A-L7060W, valorizada en S/14</w:t>
       </w:r>
@@ -1553,7 +1553,7 @@
           <w:color w:val="000000"/>
           <w:kern w:val="0"/>
           <w:lang w:eastAsia="es-ES"/>
-          <w14:ligatures w14:val="none"/>
+          <ns2:ligatures ns2:val="none"/>
         </w:rPr>
         <w:t xml:space="preserve"> </w:t>
       </w:r>
@@ -1563,7 +1563,7 @@
           <w:color w:val="000000"/>
           <w:kern w:val="0"/>
           <w:lang w:eastAsia="es-ES"/>
-          <w14:ligatures w14:val="none"/>
+          <ns2:ligatures ns2:val="none"/>
         </w:rPr>
         <w:t>950</w:t>
       </w:r>
@@ -1573,7 +1573,7 @@
           <w:color w:val="000000"/>
           <w:kern w:val="0"/>
           <w:lang w:eastAsia="es-ES"/>
-          <w14:ligatures w14:val="none"/>
+          <ns2:ligatures ns2:val="none"/>
         </w:rPr>
         <w:t>,00</w:t>
       </w:r>
@@ -1583,7 +1583,7 @@
           <w:color w:val="000000"/>
           <w:kern w:val="0"/>
           <w:lang w:eastAsia="es-ES"/>
-          <w14:ligatures w14:val="none"/>
+          <ns2:ligatures ns2:val="none"/>
         </w:rPr>
         <w:t>, y una computadora portátil MacBook Pro M1 del año 2021, valorizada en S/9</w:t>
       </w:r>
@@ -1593,7 +1593,7 @@
           <w:color w:val="000000"/>
           <w:kern w:val="0"/>
           <w:lang w:eastAsia="es-ES"/>
-          <w14:ligatures w14:val="none"/>
+          <ns2:ligatures ns2:val="none"/>
         </w:rPr>
         <w:t xml:space="preserve"> </w:t>
       </w:r>
@@ -1603,7 +1603,7 @@
           <w:color w:val="000000"/>
           <w:kern w:val="0"/>
           <w:lang w:eastAsia="es-ES"/>
-          <w14:ligatures w14:val="none"/>
+          <ns2:ligatures ns2:val="none"/>
         </w:rPr>
         <w:t>999</w:t>
       </w:r>
@@ -1613,7 +1613,7 @@
           <w:color w:val="000000"/>
           <w:kern w:val="0"/>
           <w:lang w:eastAsia="es-ES"/>
-          <w14:ligatures w14:val="none"/>
+          <ns2:ligatures ns2:val="none"/>
         </w:rPr>
         <w:t>,00</w:t>
       </w:r>
@@ -1623,7 +1623,7 @@
           <w:color w:val="000000"/>
           <w:kern w:val="0"/>
           <w:lang w:eastAsia="es-ES"/>
-          <w14:ligatures w14:val="none"/>
+          <ns2:ligatures ns2:val="none"/>
         </w:rPr>
         <w:t>, lo cual representa una pérdida total de S/24</w:t>
       </w:r>
@@ -1633,7 +1633,7 @@
           <w:color w:val="000000"/>
           <w:kern w:val="0"/>
           <w:lang w:eastAsia="es-ES"/>
-          <w14:ligatures w14:val="none"/>
+          <ns2:ligatures ns2:val="none"/>
         </w:rPr>
         <w:t xml:space="preserve"> </w:t>
       </w:r>
@@ -1643,7 +1643,7 @@
           <w:color w:val="000000"/>
           <w:kern w:val="0"/>
           <w:lang w:eastAsia="es-ES"/>
-          <w14:ligatures w14:val="none"/>
+          <ns2:ligatures ns2:val="none"/>
         </w:rPr>
         <w:t>949</w:t>
       </w:r>
@@ -1653,7 +1653,7 @@
           <w:color w:val="000000"/>
           <w:kern w:val="0"/>
           <w:lang w:eastAsia="es-ES"/>
-          <w14:ligatures w14:val="none"/>
+          <ns2:ligatures ns2:val="none"/>
         </w:rPr>
         <w:t>,00</w:t>
       </w:r>
@@ -1663,7 +1663,7 @@
           <w:color w:val="000000"/>
           <w:kern w:val="0"/>
           <w:lang w:eastAsia="es-ES"/>
-          <w14:ligatures w14:val="none"/>
+          <ns2:ligatures ns2:val="none"/>
         </w:rPr>
         <w:t>, equivalente aproximadamente a US$6</w:t>
       </w:r>
@@ -1673,7 +1673,7 @@
           <w:color w:val="000000"/>
           <w:kern w:val="0"/>
           <w:lang w:eastAsia="es-ES"/>
-          <w14:ligatures w14:val="none"/>
+          <ns2:ligatures ns2:val="none"/>
         </w:rPr>
         <w:t xml:space="preserve"> </w:t>
       </w:r>
@@ -1683,7 +1683,7 @@
           <w:color w:val="000000"/>
           <w:kern w:val="0"/>
           <w:lang w:eastAsia="es-ES"/>
-          <w14:ligatures w14:val="none"/>
+          <ns2:ligatures ns2:val="none"/>
         </w:rPr>
         <w:t>600</w:t>
       </w:r>
@@ -1693,7 +1693,7 @@
           <w:color w:val="000000"/>
           <w:kern w:val="0"/>
           <w:lang w:eastAsia="es-ES"/>
-          <w14:ligatures w14:val="none"/>
+          <ns2:ligatures ns2:val="none"/>
         </w:rPr>
         <w:t>,00</w:t>
       </w:r>
@@ -1703,7 +1703,7 @@
           <w:color w:val="000000"/>
           <w:kern w:val="0"/>
           <w:lang w:eastAsia="es-ES"/>
-          <w14:ligatures w14:val="none"/>
+          <ns2:ligatures ns2:val="none"/>
         </w:rPr>
         <w:t xml:space="preserve">. </w:t>
       </w:r>
@@ -1713,7 +1713,7 @@
           <w:color w:val="000000"/>
           <w:kern w:val="0"/>
           <w:lang w:eastAsia="es-ES"/>
-          <w14:ligatures w14:val="none"/>
+          <ns2:ligatures ns2:val="none"/>
         </w:rPr>
         <w:t>Luego</w:t>
       </w:r>
@@ -1723,7 +1723,7 @@
           <w:color w:val="000000"/>
           <w:kern w:val="0"/>
           <w:lang w:eastAsia="es-ES"/>
-          <w14:ligatures w14:val="none"/>
+          <ns2:ligatures ns2:val="none"/>
         </w:rPr>
         <w:t xml:space="preserve"> de ocurrido el hecho interpuso la denuncia policial ante la Comisaría de Chorrillos</w:t>
       </w:r>
@@ -1733,7 +1733,7 @@
           <w:color w:val="000000"/>
           <w:kern w:val="0"/>
           <w:lang w:eastAsia="es-ES"/>
-          <w14:ligatures w14:val="none"/>
+          <ns2:ligatures ns2:val="none"/>
         </w:rPr>
         <w:t xml:space="preserve"> de la Policía Nacional</w:t>
       </w:r>
@@ -1743,7 +1743,7 @@
           <w:color w:val="000000"/>
           <w:kern w:val="0"/>
           <w:lang w:eastAsia="es-ES"/>
-          <w14:ligatures w14:val="none"/>
+          <ns2:ligatures ns2:val="none"/>
         </w:rPr>
         <w:t xml:space="preserve"> del Perú</w:t>
       </w:r>
@@ -1753,12 +1753,12 @@
           <w:color w:val="000000"/>
           <w:kern w:val="0"/>
           <w:lang w:eastAsia="es-ES"/>
-          <w14:ligatures w14:val="none"/>
+          <ns2:ligatures ns2:val="none"/>
         </w:rPr>
         <w:t>.</w:t>
       </w:r>
     </w:p>
-    <w:p>
+    <w:p ns2:paraId="027A34BD" ns2:textId="77777777">
       <w:pPr>
         <w:pStyle w:val="Prrafodelista"/>
         <w:spacing w:line="240" w:lineRule="auto"/>
@@ -1767,11 +1767,11 @@
           <w:color w:val="000000"/>
           <w:kern w:val="0"/>
           <w:lang w:eastAsia="es-ES"/>
-          <w14:ligatures w14:val="none"/>
-        </w:rPr>
-      </w:pPr>
-    </w:p>
-    <w:p>
+          <ns2:ligatures ns2:val="none"/>
+        </w:rPr>
+      </w:pPr>
+    </w:p>
+    <w:p ns2:paraId="310E08F4" ns2:textId="2A93AC70">
       <w:pPr>
         <w:pStyle w:val="Prrafodelista"/>
         <w:numPr>
@@ -1790,16 +1790,16 @@
           <w:color w:val="000000"/>
           <w:kern w:val="0"/>
           <w:lang w:eastAsia="es-ES"/>
-          <w14:ligatures w14:val="none"/>
-        </w:rPr>
-      </w:pPr>
-      <w:r>
-        <w:rPr>
-          <w:rFonts w:ascii="Arial Narrow" w:eastAsia="Times New Roman" w:hAnsi="Arial Narrow" w:cs="Arial"/>
-          <w:color w:val="000000"/>
-          <w:kern w:val="0"/>
-          <w:lang w:eastAsia="es-ES"/>
-          <w14:ligatures w14:val="none"/>
+          <ns2:ligatures ns2:val="none"/>
+        </w:rPr>
+      </w:pPr>
+      <w:r>
+        <w:rPr>
+          <w:rFonts w:ascii="Arial Narrow" w:eastAsia="Times New Roman" w:hAnsi="Arial Narrow" w:cs="Arial"/>
+          <w:color w:val="000000"/>
+          <w:kern w:val="0"/>
+          <w:lang w:eastAsia="es-ES"/>
+          <ns2:ligatures ns2:val="none"/>
         </w:rPr>
         <w:t xml:space="preserve">El 04 y 05 de febrero de 2025, </w:t>
       </w:r>
@@ -1809,7 +1809,7 @@
           <w:color w:val="000000"/>
           <w:kern w:val="0"/>
           <w:lang w:eastAsia="es-ES"/>
-          <w14:ligatures w14:val="none"/>
+          <ns2:ligatures ns2:val="none"/>
         </w:rPr>
         <w:t xml:space="preserve">intentó registrar el </w:t>
       </w:r>
@@ -1819,7 +1819,7 @@
           <w:color w:val="000000"/>
           <w:kern w:val="0"/>
           <w:lang w:eastAsia="es-ES"/>
-          <w14:ligatures w14:val="none"/>
+          <ns2:ligatures ns2:val="none"/>
         </w:rPr>
         <w:t>hurto</w:t>
       </w:r>
@@ -1829,7 +1829,7 @@
           <w:color w:val="000000"/>
           <w:kern w:val="0"/>
           <w:lang w:eastAsia="es-ES"/>
-          <w14:ligatures w14:val="none"/>
+          <ns2:ligatures ns2:val="none"/>
         </w:rPr>
         <w:t xml:space="preserve"> de sus bienes</w:t>
       </w:r>
@@ -1839,7 +1839,7 @@
           <w:color w:val="000000"/>
           <w:kern w:val="0"/>
           <w:lang w:eastAsia="es-ES"/>
-          <w14:ligatures w14:val="none"/>
+          <ns2:ligatures ns2:val="none"/>
         </w:rPr>
         <w:t xml:space="preserve"> mediante la aplicación digital y la plataforma web denominada "Mi Espacio Pacífico"; sin embargo, </w:t>
       </w:r>
@@ -1849,7 +1849,7 @@
           <w:color w:val="000000"/>
           <w:kern w:val="0"/>
           <w:lang w:eastAsia="es-ES"/>
-          <w14:ligatures w14:val="none"/>
+          <ns2:ligatures ns2:val="none"/>
         </w:rPr>
         <w:t>señala</w:t>
       </w:r>
@@ -1859,12 +1859,12 @@
           <w:color w:val="000000"/>
           <w:kern w:val="0"/>
           <w:lang w:eastAsia="es-ES"/>
-          <w14:ligatures w14:val="none"/>
+          <ns2:ligatures ns2:val="none"/>
         </w:rPr>
         <w:t xml:space="preserve"> que ambas presentaban un mal funcionamiento, en la medida que el botón habilitado para el registro del siniestro se encontraba deshabilitado. Añade que este error técnico le impidió realizar el reporte conforme a lo previsto en el manual de usuario del aplicativo, el cual establece que su uso está disponible las 24 horas del día, los siete días de la semana.</w:t>
       </w:r>
     </w:p>
-    <w:p>
+    <w:p ns2:paraId="2AD8C148" ns2:textId="77777777">
       <w:pPr>
         <w:pStyle w:val="Prrafodelista"/>
         <w:spacing w:line="240" w:lineRule="auto"/>
@@ -1873,11 +1873,11 @@
           <w:color w:val="000000"/>
           <w:kern w:val="0"/>
           <w:lang w:eastAsia="es-ES"/>
-          <w14:ligatures w14:val="none"/>
-        </w:rPr>
-      </w:pPr>
-    </w:p>
-    <w:p>
+          <ns2:ligatures ns2:val="none"/>
+        </w:rPr>
+      </w:pPr>
+    </w:p>
+    <w:p ns2:paraId="488EBE7D" ns2:textId="6D21B416">
       <w:pPr>
         <w:pStyle w:val="Prrafodelista"/>
         <w:numPr>
@@ -1896,16 +1896,16 @@
           <w:color w:val="000000"/>
           <w:kern w:val="0"/>
           <w:lang w:eastAsia="es-ES"/>
-          <w14:ligatures w14:val="none"/>
-        </w:rPr>
-      </w:pPr>
-      <w:r>
-        <w:rPr>
-          <w:rFonts w:ascii="Arial Narrow" w:eastAsia="Times New Roman" w:hAnsi="Arial Narrow" w:cs="Arial"/>
-          <w:color w:val="000000"/>
-          <w:kern w:val="0"/>
-          <w:lang w:eastAsia="es-ES"/>
-          <w14:ligatures w14:val="none"/>
+          <ns2:ligatures ns2:val="none"/>
+        </w:rPr>
+      </w:pPr>
+      <w:r>
+        <w:rPr>
+          <w:rFonts w:ascii="Arial Narrow" w:eastAsia="Times New Roman" w:hAnsi="Arial Narrow" w:cs="Arial"/>
+          <w:color w:val="000000"/>
+          <w:kern w:val="0"/>
+          <w:lang w:eastAsia="es-ES"/>
+          <ns2:ligatures ns2:val="none"/>
         </w:rPr>
         <w:t>El 05 de febrero de 2025</w:t>
       </w:r>
@@ -1915,7 +1915,7 @@
           <w:color w:val="000000"/>
           <w:kern w:val="0"/>
           <w:lang w:eastAsia="es-ES"/>
-          <w14:ligatures w14:val="none"/>
+          <ns2:ligatures ns2:val="none"/>
         </w:rPr>
         <w:t>,</w:t>
       </w:r>
@@ -1925,7 +1925,7 @@
           <w:color w:val="000000"/>
           <w:kern w:val="0"/>
           <w:lang w:eastAsia="es-ES"/>
-          <w14:ligatures w14:val="none"/>
+          <ns2:ligatures ns2:val="none"/>
         </w:rPr>
         <w:t xml:space="preserve"> </w:t>
       </w:r>
@@ -1935,7 +1935,7 @@
           <w:color w:val="000000"/>
           <w:kern w:val="0"/>
           <w:lang w:eastAsia="es-ES"/>
-          <w14:ligatures w14:val="none"/>
+          <ns2:ligatures ns2:val="none"/>
         </w:rPr>
         <w:t xml:space="preserve">a través </w:t>
       </w:r>
@@ -1945,7 +1945,7 @@
           <w:color w:val="000000"/>
           <w:kern w:val="0"/>
           <w:lang w:eastAsia="es-ES"/>
-          <w14:ligatures w14:val="none"/>
+          <ns2:ligatures ns2:val="none"/>
         </w:rPr>
         <w:t xml:space="preserve">del reclamo de reclamo </w:t>
       </w:r>
@@ -1956,7 +1956,7 @@
           <w:color w:val="000000"/>
           <w:kern w:val="0"/>
           <w:lang w:eastAsia="es-ES"/>
-          <w14:ligatures w14:val="none"/>
+          <ns2:ligatures ns2:val="none"/>
         </w:rPr>
         <w:t/>
       </w:r>
@@ -1967,7 +1967,7 @@
           <w:color w:val="000000"/>
           <w:kern w:val="0"/>
           <w:lang w:eastAsia="es-ES"/>
-          <w14:ligatures w14:val="none"/>
+          <ns2:ligatures ns2:val="none"/>
         </w:rPr>
         <w:t xml:space="preserve"> 000/0465/2025</w:t>
       </w:r>
@@ -1977,7 +1977,7 @@
           <w:color w:val="000000"/>
           <w:kern w:val="0"/>
           <w:lang w:eastAsia="es-ES"/>
-          <w14:ligatures w14:val="none"/>
+          <ns2:ligatures ns2:val="none"/>
         </w:rPr>
         <w:t xml:space="preserve"> contra</w:t>
       </w:r>
@@ -1987,7 +1987,7 @@
           <w:color w:val="000000"/>
           <w:kern w:val="0"/>
           <w:lang w:eastAsia="es-ES"/>
-          <w14:ligatures w14:val="none"/>
+          <ns2:ligatures ns2:val="none"/>
         </w:rPr>
         <w:t xml:space="preserve"> Pacífico, </w:t>
       </w:r>
@@ -1997,7 +1997,7 @@
           <w:color w:val="000000"/>
           <w:kern w:val="0"/>
           <w:lang w:eastAsia="es-ES"/>
-          <w14:ligatures w14:val="none"/>
+          <ns2:ligatures ns2:val="none"/>
         </w:rPr>
         <w:t xml:space="preserve">registró el siniestro </w:t>
       </w:r>
@@ -2007,7 +2007,7 @@
           <w:color w:val="000000"/>
           <w:kern w:val="0"/>
           <w:lang w:eastAsia="es-ES"/>
-          <w14:ligatures w14:val="none"/>
+          <ns2:ligatures ns2:val="none"/>
         </w:rPr>
         <w:t>quedando asignado bajo el código 1001255318. Precisa que, ese mismo día, recibió un correo electrónico de respuesta automática en el que se le informaba que, en caso de que el valor del siniestro superase los US$10</w:t>
       </w:r>
@@ -2017,7 +2017,7 @@
           <w:color w:val="000000"/>
           <w:kern w:val="0"/>
           <w:lang w:eastAsia="es-ES"/>
-          <w14:ligatures w14:val="none"/>
+          <ns2:ligatures ns2:val="none"/>
         </w:rPr>
         <w:t xml:space="preserve"> </w:t>
       </w:r>
@@ -2027,7 +2027,7 @@
           <w:color w:val="000000"/>
           <w:kern w:val="0"/>
           <w:lang w:eastAsia="es-ES"/>
-          <w14:ligatures w14:val="none"/>
+          <ns2:ligatures ns2:val="none"/>
         </w:rPr>
         <w:t>000</w:t>
       </w:r>
@@ -2037,7 +2037,7 @@
           <w:color w:val="000000"/>
           <w:kern w:val="0"/>
           <w:lang w:eastAsia="es-ES"/>
-          <w14:ligatures w14:val="none"/>
+          <ns2:ligatures ns2:val="none"/>
         </w:rPr>
         <w:t>,00</w:t>
       </w:r>
@@ -2047,7 +2047,7 @@
           <w:color w:val="000000"/>
           <w:kern w:val="0"/>
           <w:lang w:eastAsia="es-ES"/>
-          <w14:ligatures w14:val="none"/>
+          <ns2:ligatures ns2:val="none"/>
         </w:rPr>
         <w:t>, debía seleccionar un perito ajustador entre tres opciones propuestas. Manifiesta que esta instrucción no le resultaba aplicable, puesto que el valor de su siniestro no excedía el límite indicado</w:t>
       </w:r>
@@ -2057,7 +2057,7 @@
           <w:color w:val="000000"/>
           <w:kern w:val="0"/>
           <w:lang w:eastAsia="es-ES"/>
-          <w14:ligatures w14:val="none"/>
+          <ns2:ligatures ns2:val="none"/>
         </w:rPr>
         <w:t>.</w:t>
       </w:r>
@@ -2067,12 +2067,12 @@
           <w:color w:val="000000"/>
           <w:kern w:val="0"/>
           <w:lang w:eastAsia="es-ES"/>
-          <w14:ligatures w14:val="none"/>
+          <ns2:ligatures ns2:val="none"/>
         </w:rPr>
         <w:t xml:space="preserve"> Asimismo, el mismo día solicitó mediante correo electrónico la activación del Servicio Express de Pacífico a efectos de acceder al desembolso de la cobertura asegurada dentro del plazo estipulado de 48 horas.</w:t>
       </w:r>
     </w:p>
-    <w:p>
+    <w:p ns2:paraId="272EAF08" ns2:textId="77777777">
       <w:pPr>
         <w:pStyle w:val="Prrafodelista"/>
         <w:spacing w:line="240" w:lineRule="auto"/>
@@ -2081,11 +2081,11 @@
           <w:color w:val="000000"/>
           <w:kern w:val="0"/>
           <w:lang w:eastAsia="es-ES"/>
-          <w14:ligatures w14:val="none"/>
-        </w:rPr>
-      </w:pPr>
-    </w:p>
-    <w:p>
+          <ns2:ligatures ns2:val="none"/>
+        </w:rPr>
+      </w:pPr>
+    </w:p>
+    <w:p ns2:paraId="0CADA2CF" ns2:textId="72485CDD">
       <w:pPr>
         <w:pStyle w:val="Prrafodelista"/>
         <w:numPr>
@@ -2104,16 +2104,16 @@
           <w:color w:val="000000"/>
           <w:kern w:val="0"/>
           <w:lang w:eastAsia="es-ES"/>
-          <w14:ligatures w14:val="none"/>
-        </w:rPr>
-      </w:pPr>
-      <w:r>
-        <w:rPr>
-          <w:rFonts w:ascii="Arial Narrow" w:eastAsia="Times New Roman" w:hAnsi="Arial Narrow" w:cs="Arial"/>
-          <w:color w:val="000000"/>
-          <w:kern w:val="0"/>
-          <w:lang w:eastAsia="es-ES"/>
-          <w14:ligatures w14:val="none"/>
+          <ns2:ligatures ns2:val="none"/>
+        </w:rPr>
+      </w:pPr>
+      <w:r>
+        <w:rPr>
+          <w:rFonts w:ascii="Arial Narrow" w:eastAsia="Times New Roman" w:hAnsi="Arial Narrow" w:cs="Arial"/>
+          <w:color w:val="000000"/>
+          <w:kern w:val="0"/>
+          <w:lang w:eastAsia="es-ES"/>
+          <ns2:ligatures ns2:val="none"/>
         </w:rPr>
         <w:t>El 6 de febrero de 2025</w:t>
       </w:r>
@@ -2123,7 +2123,7 @@
           <w:color w:val="000000"/>
           <w:kern w:val="0"/>
           <w:lang w:eastAsia="es-ES"/>
-          <w14:ligatures w14:val="none"/>
+          <ns2:ligatures ns2:val="none"/>
         </w:rPr>
         <w:t>,</w:t>
       </w:r>
@@ -2133,7 +2133,7 @@
           <w:color w:val="000000"/>
           <w:kern w:val="0"/>
           <w:lang w:eastAsia="es-ES"/>
-          <w14:ligatures w14:val="none"/>
+          <ns2:ligatures ns2:val="none"/>
         </w:rPr>
         <w:t xml:space="preserve"> </w:t>
       </w:r>
@@ -2143,7 +2143,7 @@
           <w:color w:val="000000"/>
           <w:kern w:val="0"/>
           <w:lang w:eastAsia="es-ES"/>
-          <w14:ligatures w14:val="none"/>
+          <ns2:ligatures ns2:val="none"/>
         </w:rPr>
         <w:t xml:space="preserve">fue notificado con la respuesta al reclamo </w:t>
       </w:r>
@@ -2154,7 +2154,7 @@
           <w:color w:val="000000"/>
           <w:kern w:val="0"/>
           <w:lang w:eastAsia="es-ES"/>
-          <w14:ligatures w14:val="none"/>
+          <ns2:ligatures ns2:val="none"/>
         </w:rPr>
         <w:t/>
       </w:r>
@@ -2165,7 +2165,7 @@
           <w:color w:val="000000"/>
           <w:kern w:val="0"/>
           <w:lang w:eastAsia="es-ES"/>
-          <w14:ligatures w14:val="none"/>
+          <ns2:ligatures ns2:val="none"/>
         </w:rPr>
         <w:t xml:space="preserve"> 000/0465/2025, en la cual se le informó que, a través del trámite interno SS-0024345015, se había procedido al registro del siniestro con el código </w:t>
       </w:r>
@@ -2176,7 +2176,7 @@
           <w:color w:val="000000"/>
           <w:kern w:val="0"/>
           <w:lang w:eastAsia="es-ES"/>
-          <w14:ligatures w14:val="none"/>
+          <ns2:ligatures ns2:val="none"/>
         </w:rPr>
         <w:t/>
       </w:r>
@@ -2187,7 +2187,7 @@
           <w:color w:val="000000"/>
           <w:kern w:val="0"/>
           <w:lang w:eastAsia="es-ES"/>
-          <w14:ligatures w14:val="none"/>
+          <ns2:ligatures ns2:val="none"/>
         </w:rPr>
         <w:t xml:space="preserve"> 1001255318. Asimismo, se le indicó que la aseguradora emitiría pronunciamiento dentro del plazo legal de 30 días calendario. Ese mismo día fue </w:t>
       </w:r>
@@ -2197,7 +2197,7 @@
           <w:color w:val="000000"/>
           <w:kern w:val="0"/>
           <w:lang w:eastAsia="es-ES"/>
-          <w14:ligatures w14:val="none"/>
+          <ns2:ligatures ns2:val="none"/>
         </w:rPr>
         <w:t>un</w:t>
       </w:r>
@@ -2207,7 +2207,7 @@
           <w:color w:val="000000"/>
           <w:kern w:val="0"/>
           <w:lang w:eastAsia="es-ES"/>
-          <w14:ligatures w14:val="none"/>
+          <ns2:ligatures ns2:val="none"/>
         </w:rPr>
         <w:t xml:space="preserve"> representante de Pacífico</w:t>
       </w:r>
@@ -2217,7 +2217,7 @@
           <w:color w:val="000000"/>
           <w:kern w:val="0"/>
           <w:lang w:eastAsia="es-ES"/>
-          <w14:ligatures w14:val="none"/>
+          <ns2:ligatures ns2:val="none"/>
         </w:rPr>
         <w:t xml:space="preserve"> </w:t>
       </w:r>
@@ -2227,7 +2227,7 @@
           <w:color w:val="000000"/>
           <w:kern w:val="0"/>
           <w:lang w:eastAsia="es-ES"/>
-          <w14:ligatures w14:val="none"/>
+          <ns2:ligatures ns2:val="none"/>
         </w:rPr>
         <w:t>le solicitó remitir la denuncia policial, la declaración de bienes y el presupuesto de los bienes sustraídos</w:t>
       </w:r>
@@ -2237,7 +2237,7 @@
           <w:color w:val="000000"/>
           <w:kern w:val="0"/>
           <w:lang w:eastAsia="es-ES"/>
-          <w14:ligatures w14:val="none"/>
+          <ns2:ligatures ns2:val="none"/>
         </w:rPr>
         <w:t>, los cuales remitió</w:t>
       </w:r>
@@ -2247,7 +2247,7 @@
           <w:color w:val="000000"/>
           <w:kern w:val="0"/>
           <w:lang w:eastAsia="es-ES"/>
-          <w14:ligatures w14:val="none"/>
+          <ns2:ligatures ns2:val="none"/>
         </w:rPr>
         <w:t>.</w:t>
       </w:r>
@@ -2257,7 +2257,7 @@
           <w:color w:val="000000"/>
           <w:kern w:val="0"/>
           <w:lang w:eastAsia="es-ES"/>
-          <w14:ligatures w14:val="none"/>
+          <ns2:ligatures ns2:val="none"/>
         </w:rPr>
         <w:t xml:space="preserve"> Posteriormente, el mismo día, </w:t>
       </w:r>
@@ -2267,12 +2267,12 @@
           <w:color w:val="000000"/>
           <w:kern w:val="0"/>
           <w:lang w:eastAsia="es-ES"/>
-          <w14:ligatures w14:val="none"/>
+          <ns2:ligatures ns2:val="none"/>
         </w:rPr>
         <w:t xml:space="preserve">recibió una comunicación adicional de Pacífico, quien solicitó la designación de un perito ajustador de entre tres opciones propuestas, pese a que el valor del siniestro no superaba el umbral que justificara dicha designación. </w:t>
       </w:r>
     </w:p>
-    <w:p>
+    <w:p ns2:paraId="7C4BA1A8" ns2:textId="77777777">
       <w:pPr>
         <w:pStyle w:val="Prrafodelista"/>
         <w:spacing w:line="240" w:lineRule="auto"/>
@@ -2281,11 +2281,11 @@
           <w:color w:val="000000"/>
           <w:kern w:val="0"/>
           <w:lang w:eastAsia="es-ES"/>
-          <w14:ligatures w14:val="none"/>
-        </w:rPr>
-      </w:pPr>
-    </w:p>
-    <w:p>
+          <ns2:ligatures ns2:val="none"/>
+        </w:rPr>
+      </w:pPr>
+    </w:p>
+    <w:p ns2:paraId="7526B895" ns2:textId="0800ECCF">
       <w:pPr>
         <w:pStyle w:val="Prrafodelista"/>
         <w:numPr>
@@ -2304,16 +2304,16 @@
           <w:color w:val="000000"/>
           <w:kern w:val="0"/>
           <w:lang w:eastAsia="es-ES"/>
-          <w14:ligatures w14:val="none"/>
-        </w:rPr>
-      </w:pPr>
-      <w:r>
-        <w:rPr>
-          <w:rFonts w:ascii="Arial Narrow" w:eastAsia="Times New Roman" w:hAnsi="Arial Narrow" w:cs="Arial"/>
-          <w:color w:val="000000"/>
-          <w:kern w:val="0"/>
-          <w:lang w:eastAsia="es-ES"/>
-          <w14:ligatures w14:val="none"/>
+          <ns2:ligatures ns2:val="none"/>
+        </w:rPr>
+      </w:pPr>
+      <w:r>
+        <w:rPr>
+          <w:rFonts w:ascii="Arial Narrow" w:eastAsia="Times New Roman" w:hAnsi="Arial Narrow" w:cs="Arial"/>
+          <w:color w:val="000000"/>
+          <w:kern w:val="0"/>
+          <w:lang w:eastAsia="es-ES"/>
+          <ns2:ligatures ns2:val="none"/>
         </w:rPr>
         <w:t>El 7 de febrero de 202</w:t>
       </w:r>
@@ -2323,12 +2323,12 @@
           <w:color w:val="000000"/>
           <w:kern w:val="0"/>
           <w:lang w:eastAsia="es-ES"/>
-          <w14:ligatures w14:val="none"/>
+          <ns2:ligatures ns2:val="none"/>
         </w:rPr>
         <w:t>5, respondió a Pacífico mediante un correo electrónico, señalando que, de conformidad con las cláusulas contractuales pactadas, la designación de un perito ajustador no resultaba procedente para su caso, además de indicar que el aplicativo "Mi Espacio Pacífico" presentaba deficiencias técnicas que le impidieron efectuar el registro del siniestro por dicha vía. Añade que, el 10 de febrero de 2025, ingresó un nuevo reclamo en el libro de reclamaciones de la aseguradora, bajo el número 000/0519/2025, solicitando la activación del proceso exprés y la exclusión de la designación de un ajustador.</w:t>
       </w:r>
     </w:p>
-    <w:p>
+    <w:p ns2:paraId="3CF95404" ns2:textId="77777777">
       <w:pPr>
         <w:pStyle w:val="Prrafodelista"/>
         <w:spacing w:line="240" w:lineRule="auto"/>
@@ -2337,11 +2337,11 @@
           <w:color w:val="000000"/>
           <w:kern w:val="0"/>
           <w:lang w:eastAsia="es-ES"/>
-          <w14:ligatures w14:val="none"/>
-        </w:rPr>
-      </w:pPr>
-    </w:p>
-    <w:p>
+          <ns2:ligatures ns2:val="none"/>
+        </w:rPr>
+      </w:pPr>
+    </w:p>
+    <w:p ns2:paraId="03881B3F" ns2:textId="5E1E1577">
       <w:pPr>
         <w:pStyle w:val="Prrafodelista"/>
         <w:numPr>
@@ -2360,16 +2360,16 @@
           <w:color w:val="000000"/>
           <w:kern w:val="0"/>
           <w:lang w:eastAsia="es-ES"/>
-          <w14:ligatures w14:val="none"/>
-        </w:rPr>
-      </w:pPr>
-      <w:r>
-        <w:rPr>
-          <w:rFonts w:ascii="Arial Narrow" w:eastAsia="Times New Roman" w:hAnsi="Arial Narrow" w:cs="Arial"/>
-          <w:color w:val="000000"/>
-          <w:kern w:val="0"/>
-          <w:lang w:eastAsia="es-ES"/>
-          <w14:ligatures w14:val="none"/>
+          <ns2:ligatures ns2:val="none"/>
+        </w:rPr>
+      </w:pPr>
+      <w:r>
+        <w:rPr>
+          <w:rFonts w:ascii="Arial Narrow" w:eastAsia="Times New Roman" w:hAnsi="Arial Narrow" w:cs="Arial"/>
+          <w:color w:val="000000"/>
+          <w:kern w:val="0"/>
+          <w:lang w:eastAsia="es-ES"/>
+          <ns2:ligatures ns2:val="none"/>
         </w:rPr>
         <w:t xml:space="preserve">El 10 de febrero de 2025, </w:t>
       </w:r>
@@ -2379,7 +2379,7 @@
           <w:color w:val="000000"/>
           <w:kern w:val="0"/>
           <w:lang w:eastAsia="es-ES"/>
-          <w14:ligatures w14:val="none"/>
+          <ns2:ligatures ns2:val="none"/>
         </w:rPr>
         <w:t xml:space="preserve">mediante el reclamo </w:t>
       </w:r>
@@ -2389,7 +2389,7 @@
           <w:color w:val="000000"/>
           <w:kern w:val="0"/>
           <w:lang w:eastAsia="es-ES"/>
-          <w14:ligatures w14:val="none"/>
+          <ns2:ligatures ns2:val="none"/>
         </w:rPr>
         <w:t>N</w:t>
       </w:r>
@@ -2399,7 +2399,7 @@
           <w:color w:val="000000"/>
           <w:kern w:val="0"/>
           <w:lang w:eastAsia="es-ES"/>
-          <w14:ligatures w14:val="none"/>
+          <ns2:ligatures ns2:val="none"/>
         </w:rPr>
         <w:t xml:space="preserve"> 000/0519/2025, </w:t>
       </w:r>
@@ -2409,7 +2409,7 @@
           <w:color w:val="000000"/>
           <w:kern w:val="0"/>
           <w:lang w:eastAsia="es-ES"/>
-          <w14:ligatures w14:val="none"/>
+          <ns2:ligatures ns2:val="none"/>
         </w:rPr>
         <w:t>solicitó a Pacífico la activación d</w:t>
       </w:r>
@@ -2419,7 +2419,7 @@
           <w:color w:val="000000"/>
           <w:kern w:val="0"/>
           <w:lang w:eastAsia="es-ES"/>
-          <w14:ligatures w14:val="none"/>
+          <ns2:ligatures ns2:val="none"/>
         </w:rPr>
         <w:t xml:space="preserve">el </w:t>
       </w:r>
@@ -2429,7 +2429,7 @@
           <w:color w:val="000000"/>
           <w:kern w:val="0"/>
           <w:lang w:eastAsia="es-ES"/>
-          <w14:ligatures w14:val="none"/>
+          <ns2:ligatures ns2:val="none"/>
         </w:rPr>
         <w:t xml:space="preserve">Servicio Express </w:t>
       </w:r>
@@ -2439,7 +2439,7 @@
           <w:color w:val="000000"/>
           <w:kern w:val="0"/>
           <w:lang w:eastAsia="es-ES"/>
-          <w14:ligatures w14:val="none"/>
+          <ns2:ligatures ns2:val="none"/>
         </w:rPr>
         <w:t xml:space="preserve">y se excluya la designación de un ajustador. </w:t>
       </w:r>
@@ -2449,7 +2449,7 @@
           <w:color w:val="000000"/>
           <w:kern w:val="0"/>
           <w:lang w:eastAsia="es-ES"/>
-          <w14:ligatures w14:val="none"/>
+          <ns2:ligatures ns2:val="none"/>
         </w:rPr>
         <w:t>Asimismo</w:t>
       </w:r>
@@ -2459,7 +2459,7 @@
           <w:color w:val="000000"/>
           <w:kern w:val="0"/>
           <w:lang w:eastAsia="es-ES"/>
-          <w14:ligatures w14:val="none"/>
+          <ns2:ligatures ns2:val="none"/>
         </w:rPr>
         <w:t xml:space="preserve">, refiere haber intentado nuevamente el acceso a la plataforma "Mi Espacio Pacífico", encontrando persistente la imposibilidad de uso, debido a fallas técnicas. </w:t>
       </w:r>
@@ -2469,7 +2469,7 @@
           <w:color w:val="000000"/>
           <w:kern w:val="0"/>
           <w:lang w:eastAsia="es-ES"/>
-          <w14:ligatures w14:val="none"/>
+          <ns2:ligatures ns2:val="none"/>
         </w:rPr>
         <w:t>El mismo día, Pacífico le notificó</w:t>
       </w:r>
@@ -2479,7 +2479,7 @@
           <w:color w:val="000000"/>
           <w:kern w:val="0"/>
           <w:lang w:eastAsia="es-ES"/>
-          <w14:ligatures w14:val="none"/>
+          <ns2:ligatures ns2:val="none"/>
         </w:rPr>
         <w:t xml:space="preserve">, mediante correo electrónico, </w:t>
       </w:r>
@@ -2489,7 +2489,7 @@
           <w:color w:val="000000"/>
           <w:kern w:val="0"/>
           <w:lang w:eastAsia="es-ES"/>
-          <w14:ligatures w14:val="none"/>
+          <ns2:ligatures ns2:val="none"/>
         </w:rPr>
         <w:t xml:space="preserve">la </w:t>
       </w:r>
@@ -2499,7 +2499,7 @@
           <w:color w:val="000000"/>
           <w:kern w:val="0"/>
           <w:lang w:eastAsia="es-ES"/>
-          <w14:ligatures w14:val="none"/>
+          <ns2:ligatures ns2:val="none"/>
         </w:rPr>
         <w:t xml:space="preserve">designación del ajustador Cooper </w:t>
       </w:r>
@@ -2510,7 +2510,7 @@
           <w:color w:val="000000"/>
           <w:kern w:val="0"/>
           <w:lang w:eastAsia="es-ES"/>
-          <w14:ligatures w14:val="none"/>
+          <ns2:ligatures ns2:val="none"/>
         </w:rPr>
         <w:t>Brothers</w:t>
       </w:r>
@@ -2521,7 +2521,7 @@
           <w:color w:val="000000"/>
           <w:kern w:val="0"/>
           <w:lang w:eastAsia="es-ES"/>
-          <w14:ligatures w14:val="none"/>
+          <ns2:ligatures ns2:val="none"/>
         </w:rPr>
         <w:t xml:space="preserve"> Perú S.A.C. Precisa que, según lo estipulado en la cláusula </w:t>
       </w:r>
@@ -2531,7 +2531,7 @@
           <w:color w:val="000000"/>
           <w:kern w:val="0"/>
           <w:lang w:eastAsia="es-ES"/>
-          <w14:ligatures w14:val="none"/>
+          <ns2:ligatures ns2:val="none"/>
         </w:rPr>
         <w:t>decimocuarta</w:t>
       </w:r>
@@ -2541,7 +2541,7 @@
           <w:color w:val="000000"/>
           <w:kern w:val="0"/>
           <w:lang w:eastAsia="es-ES"/>
-          <w14:ligatures w14:val="none"/>
+          <ns2:ligatures ns2:val="none"/>
         </w:rPr>
         <w:t>, inciso h), de su póliza, la designación del ajustador debía realizarse como máximo dentro de los tres días calendario contados desde el registro del siniestro (05/02/2025). Sin embargo, dicha designación se produjo al quinto día calendario, por lo que</w:t>
       </w:r>
@@ -2551,7 +2551,7 @@
           <w:color w:val="000000"/>
           <w:kern w:val="0"/>
           <w:lang w:eastAsia="es-ES"/>
-          <w14:ligatures w14:val="none"/>
+          <ns2:ligatures ns2:val="none"/>
         </w:rPr>
         <w:t xml:space="preserve"> </w:t>
       </w:r>
@@ -2561,12 +2561,12 @@
           <w:color w:val="000000"/>
           <w:kern w:val="0"/>
           <w:lang w:eastAsia="es-ES"/>
-          <w14:ligatures w14:val="none"/>
+          <ns2:ligatures ns2:val="none"/>
         </w:rPr>
         <w:t>habría excedido el plazo contractual.</w:t>
       </w:r>
     </w:p>
-    <w:p>
+    <w:p ns2:paraId="1C6C0C0B" ns2:textId="77777777">
       <w:pPr>
         <w:pStyle w:val="Prrafodelista"/>
         <w:spacing w:line="240" w:lineRule="auto"/>
@@ -2575,11 +2575,11 @@
           <w:color w:val="000000"/>
           <w:kern w:val="0"/>
           <w:lang w:eastAsia="es-ES"/>
-          <w14:ligatures w14:val="none"/>
-        </w:rPr>
-      </w:pPr>
-    </w:p>
-    <w:p>
+          <ns2:ligatures ns2:val="none"/>
+        </w:rPr>
+      </w:pPr>
+    </w:p>
+    <w:p ns2:paraId="15843917" ns2:textId="234F0DAC">
       <w:pPr>
         <w:pStyle w:val="Prrafodelista"/>
         <w:numPr>
@@ -2598,16 +2598,16 @@
           <w:color w:val="000000"/>
           <w:kern w:val="0"/>
           <w:lang w:eastAsia="es-ES"/>
-          <w14:ligatures w14:val="none"/>
-        </w:rPr>
-      </w:pPr>
-      <w:r>
-        <w:rPr>
-          <w:rFonts w:ascii="Arial Narrow" w:eastAsia="Times New Roman" w:hAnsi="Arial Narrow" w:cs="Arial"/>
-          <w:color w:val="000000"/>
-          <w:kern w:val="0"/>
-          <w:lang w:eastAsia="es-ES"/>
-          <w14:ligatures w14:val="none"/>
+          <ns2:ligatures ns2:val="none"/>
+        </w:rPr>
+      </w:pPr>
+      <w:r>
+        <w:rPr>
+          <w:rFonts w:ascii="Arial Narrow" w:eastAsia="Times New Roman" w:hAnsi="Arial Narrow" w:cs="Arial"/>
+          <w:color w:val="000000"/>
+          <w:kern w:val="0"/>
+          <w:lang w:eastAsia="es-ES"/>
+          <ns2:ligatures ns2:val="none"/>
         </w:rPr>
         <w:t xml:space="preserve">El 11 de febrero de 2025, </w:t>
       </w:r>
@@ -2617,7 +2617,7 @@
           <w:color w:val="000000"/>
           <w:kern w:val="0"/>
           <w:lang w:eastAsia="es-ES"/>
-          <w14:ligatures w14:val="none"/>
+          <ns2:ligatures ns2:val="none"/>
         </w:rPr>
         <w:t>Pacífico le solicitó documentación adicional para continuar con la evaluación del siniestro. Refiere que entre los documentos solicitados se incluían: (i) copia de la relación de bienes vigente en la póliza, (</w:t>
       </w:r>
@@ -2628,7 +2628,7 @@
           <w:color w:val="000000"/>
           <w:kern w:val="0"/>
           <w:lang w:eastAsia="es-ES"/>
-          <w14:ligatures w14:val="none"/>
+          <ns2:ligatures ns2:val="none"/>
         </w:rPr>
         <w:t>ii</w:t>
       </w:r>
@@ -2639,7 +2639,7 @@
           <w:color w:val="000000"/>
           <w:kern w:val="0"/>
           <w:lang w:eastAsia="es-ES"/>
-          <w14:ligatures w14:val="none"/>
+          <ns2:ligatures ns2:val="none"/>
         </w:rPr>
         <w:t>) comprobantes de pago de los bienes sustraídos, (</w:t>
       </w:r>
@@ -2650,7 +2650,7 @@
           <w:color w:val="000000"/>
           <w:kern w:val="0"/>
           <w:lang w:eastAsia="es-ES"/>
-          <w14:ligatures w14:val="none"/>
+          <ns2:ligatures ns2:val="none"/>
         </w:rPr>
         <w:t>iii</w:t>
       </w:r>
@@ -2661,7 +2661,7 @@
           <w:color w:val="000000"/>
           <w:kern w:val="0"/>
           <w:lang w:eastAsia="es-ES"/>
-          <w14:ligatures w14:val="none"/>
+          <ns2:ligatures ns2:val="none"/>
         </w:rPr>
         <w:t xml:space="preserve">) ubicación del equipo MacBook Pro posterior al </w:t>
       </w:r>
@@ -2671,7 +2671,7 @@
           <w:color w:val="000000"/>
           <w:kern w:val="0"/>
           <w:lang w:eastAsia="es-ES"/>
-          <w14:ligatures w14:val="none"/>
+          <ns2:ligatures ns2:val="none"/>
         </w:rPr>
         <w:t>hurto</w:t>
       </w:r>
@@ -2681,7 +2681,7 @@
           <w:color w:val="000000"/>
           <w:kern w:val="0"/>
           <w:lang w:eastAsia="es-ES"/>
-          <w14:ligatures w14:val="none"/>
+          <ns2:ligatures ns2:val="none"/>
         </w:rPr>
         <w:t>, y (</w:t>
       </w:r>
@@ -2692,7 +2692,7 @@
           <w:color w:val="000000"/>
           <w:kern w:val="0"/>
           <w:lang w:eastAsia="es-ES"/>
-          <w14:ligatures w14:val="none"/>
+          <ns2:ligatures ns2:val="none"/>
         </w:rPr>
         <w:t>iv</w:t>
       </w:r>
@@ -2703,7 +2703,7 @@
           <w:color w:val="000000"/>
           <w:kern w:val="0"/>
           <w:lang w:eastAsia="es-ES"/>
-          <w14:ligatures w14:val="none"/>
+          <ns2:ligatures ns2:val="none"/>
         </w:rPr>
         <w:t xml:space="preserve">) constancia de bloqueo del dispositivo en el sistema iCloud. Señala que dicha documentación no se </w:t>
       </w:r>
@@ -2713,26 +2713,26 @@
           <w:color w:val="000000"/>
           <w:kern w:val="0"/>
           <w:lang w:eastAsia="es-ES"/>
-          <w14:ligatures w14:val="none"/>
+          <ns2:ligatures ns2:val="none"/>
         </w:rPr>
         <w:lastRenderedPageBreak/>
         <w:t>encuentra contemplada como requisito en el contrato de seguro vigente ni fue exigida al momento de la actualización de los bienes asegurados.</w:t>
       </w:r>
     </w:p>
-    <w:p>
-      <w:pPr>
-        <w:spacing w:after="0" w:line="240" w:lineRule="auto"/>
-        <w:jc w:val="both"/>
-        <w:rPr>
-          <w:rFonts w:ascii="Arial Narrow" w:eastAsia="Times New Roman" w:hAnsi="Arial Narrow" w:cs="Arial"/>
-          <w:color w:val="000000"/>
-          <w:kern w:val="0"/>
-          <w:lang w:eastAsia="es-ES"/>
-          <w14:ligatures w14:val="none"/>
-        </w:rPr>
-      </w:pPr>
-    </w:p>
-    <w:p>
+    <w:p ns2:paraId="180F3D18" ns2:textId="77777777">
+      <w:pPr>
+        <w:spacing w:after="0" w:line="240" w:lineRule="auto"/>
+        <w:jc w:val="both"/>
+        <w:rPr>
+          <w:rFonts w:ascii="Arial Narrow" w:eastAsia="Times New Roman" w:hAnsi="Arial Narrow" w:cs="Arial"/>
+          <w:color w:val="000000"/>
+          <w:kern w:val="0"/>
+          <w:lang w:eastAsia="es-ES"/>
+          <ns2:ligatures ns2:val="none"/>
+        </w:rPr>
+      </w:pPr>
+    </w:p>
+    <w:p ns2:paraId="50DBA636" ns2:textId="622E68FC">
       <w:pPr>
         <w:pStyle w:val="Prrafodelista"/>
         <w:numPr>
@@ -2751,7 +2751,7 @@
           <w:color w:val="000000"/>
           <w:kern w:val="0"/>
           <w:lang w:eastAsia="es-ES"/>
-          <w14:ligatures w14:val="none"/>
+          <ns2:ligatures ns2:val="none"/>
         </w:rPr>
       </w:pPr>
       <w:proofErr w:type="spellStart"/>
@@ -2761,7 +2761,7 @@
           <w:color w:val="000000"/>
           <w:kern w:val="0"/>
           <w:lang w:eastAsia="es-ES"/>
-          <w14:ligatures w14:val="none"/>
+          <ns2:ligatures ns2:val="none"/>
         </w:rPr>
         <w:t>Refere</w:t>
       </w:r>
@@ -2772,7 +2772,7 @@
           <w:color w:val="000000"/>
           <w:kern w:val="0"/>
           <w:lang w:eastAsia="es-ES"/>
-          <w14:ligatures w14:val="none"/>
+          <ns2:ligatures ns2:val="none"/>
         </w:rPr>
         <w:t xml:space="preserve"> que el aplicativo "Mi Espacio Pacífico" </w:t>
       </w:r>
@@ -2782,7 +2782,7 @@
           <w:color w:val="000000"/>
           <w:kern w:val="0"/>
           <w:lang w:eastAsia="es-ES"/>
-          <w14:ligatures w14:val="none"/>
+          <ns2:ligatures ns2:val="none"/>
         </w:rPr>
         <w:t>no estaba disponible para su uso en la fecha del Siniestro y a partir de la actualización de</w:t>
       </w:r>
@@ -2792,7 +2792,7 @@
           <w:color w:val="000000"/>
           <w:kern w:val="0"/>
           <w:lang w:eastAsia="es-ES"/>
-          <w14:ligatures w14:val="none"/>
+          <ns2:ligatures ns2:val="none"/>
         </w:rPr>
         <w:t xml:space="preserve">l </w:t>
       </w:r>
@@ -2802,7 +2802,7 @@
           <w:color w:val="000000"/>
           <w:kern w:val="0"/>
           <w:lang w:eastAsia="es-ES"/>
-          <w14:ligatures w14:val="none"/>
+          <ns2:ligatures ns2:val="none"/>
         </w:rPr>
         <w:t>26 de febrero de 2025</w:t>
       </w:r>
@@ -2812,7 +2812,7 @@
           <w:color w:val="000000"/>
           <w:kern w:val="0"/>
           <w:lang w:eastAsia="es-ES"/>
-          <w14:ligatures w14:val="none"/>
+          <ns2:ligatures ns2:val="none"/>
         </w:rPr>
         <w:t xml:space="preserve"> </w:t>
       </w:r>
@@ -2822,7 +2822,7 @@
           <w:color w:val="000000"/>
           <w:kern w:val="0"/>
           <w:lang w:eastAsia="es-ES"/>
-          <w14:ligatures w14:val="none"/>
+          <ns2:ligatures ns2:val="none"/>
         </w:rPr>
         <w:t xml:space="preserve">el aplicativo "Mi Espacio Pacífico" </w:t>
       </w:r>
@@ -2832,7 +2832,7 @@
           <w:color w:val="000000"/>
           <w:kern w:val="0"/>
           <w:lang w:eastAsia="es-ES"/>
-          <w14:ligatures w14:val="none"/>
+          <ns2:ligatures ns2:val="none"/>
         </w:rPr>
         <w:t>empezó a funcionar</w:t>
       </w:r>
@@ -2842,12 +2842,12 @@
           <w:color w:val="000000"/>
           <w:kern w:val="0"/>
           <w:lang w:eastAsia="es-ES"/>
-          <w14:ligatures w14:val="none"/>
+          <ns2:ligatures ns2:val="none"/>
         </w:rPr>
         <w:t>.</w:t>
       </w:r>
     </w:p>
-    <w:p>
+    <w:p ns2:paraId="667DBDCB" ns2:textId="77777777">
       <w:pPr>
         <w:tabs>
           <w:tab w:val="left" w:pos="1134"/>
@@ -2859,11 +2859,11 @@
           <w:color w:val="000000"/>
           <w:kern w:val="0"/>
           <w:lang w:eastAsia="es-ES"/>
-          <w14:ligatures w14:val="none"/>
-        </w:rPr>
-      </w:pPr>
-    </w:p>
-    <w:p>
+          <ns2:ligatures ns2:val="none"/>
+        </w:rPr>
+      </w:pPr>
+    </w:p>
+    <w:p ns2:paraId="44007BE6" ns2:textId="3A81A226">
       <w:pPr>
         <w:numPr>
           <w:ilvl w:val="1"/>
@@ -2881,7 +2881,7 @@
           <w:color w:val="000000"/>
           <w:kern w:val="0"/>
           <w:lang w:val="es-ES" w:eastAsia="es-ES"/>
-          <w14:ligatures w14:val="none"/>
+          <ns2:ligatures ns2:val="none"/>
         </w:rPr>
       </w:pPr>
       <w:r>
@@ -2890,7 +2890,7 @@
           <w:color w:val="000000"/>
           <w:kern w:val="0"/>
           <w:lang w:val="es-ES" w:eastAsia="es-ES"/>
-          <w14:ligatures w14:val="none"/>
+          <ns2:ligatures ns2:val="none"/>
         </w:rPr>
         <w:t xml:space="preserve">El señor [APELLIDO] solicitó, en calidad de medida correctiva, que: (i) Se sancione a Pacífico con la multa máxima permitida y que no se le exonere de la sanción de multa en caso de presentar su allanamiento en la contestación; y (ii) Se ordene a Pacífico a pagar al denunciante la cobertura de la póliza del Seguro Hogar ascendente a S/ 24 949,00 o su equivalente al tipo de cambio de la fecha en la cual esta medida correctiva se vuelva exigible; más los intereses legales. Asimismo, requirió el reembolso de costos y costas del presente procedimiento.</w:t>
       </w:r>
@@ -2900,7 +2900,7 @@
           <w:color w:val="000000"/>
           <w:kern w:val="0"/>
           <w:lang w:val="es-ES" w:eastAsia="es-ES"/>
-          <w14:ligatures w14:val="none"/>
+          <ns2:ligatures ns2:val="none"/>
         </w:rPr>
         <w:t xml:space="preserve"/>
       </w:r>
@@ -2910,7 +2910,7 @@
           <w:color w:val="000000"/>
           <w:kern w:val="0"/>
           <w:lang w:val="es-ES" w:eastAsia="es-ES"/>
-          <w14:ligatures w14:val="none"/>
+          <ns2:ligatures ns2:val="none"/>
         </w:rPr>
         <w:t xml:space="preserve"/>
       </w:r>
@@ -2920,7 +2920,7 @@
           <w:color w:val="000000"/>
           <w:kern w:val="0"/>
           <w:lang w:val="es-ES" w:eastAsia="es-ES"/>
-          <w14:ligatures w14:val="none"/>
+          <ns2:ligatures ns2:val="none"/>
         </w:rPr>
         <w:t/>
       </w:r>
@@ -2930,7 +2930,7 @@
           <w:color w:val="000000"/>
           <w:kern w:val="0"/>
           <w:lang w:val="es-ES" w:eastAsia="es-ES"/>
-          <w14:ligatures w14:val="none"/>
+          <ns2:ligatures ns2:val="none"/>
         </w:rPr>
         <w:t/>
       </w:r>
@@ -2940,7 +2940,7 @@
           <w:color w:val="000000"/>
           <w:kern w:val="0"/>
           <w:lang w:val="es-ES" w:eastAsia="es-ES"/>
-          <w14:ligatures w14:val="none"/>
+          <ns2:ligatures ns2:val="none"/>
         </w:rPr>
         <w:t xml:space="preserve"/>
       </w:r>
@@ -2950,7 +2950,7 @@
           <w:color w:val="000000"/>
           <w:kern w:val="0"/>
           <w:lang w:val="es-ES" w:eastAsia="es-ES"/>
-          <w14:ligatures w14:val="none"/>
+          <ns2:ligatures ns2:val="none"/>
         </w:rPr>
         <w:t xml:space="preserve"/>
       </w:r>
@@ -2961,7 +2961,7 @@
           <w:color w:val="000000"/>
           <w:kern w:val="0"/>
           <w:lang w:val="es-ES" w:eastAsia="es-ES"/>
-          <w14:ligatures w14:val="none"/>
+          <ns2:ligatures ns2:val="none"/>
         </w:rPr>
         <w:t/>
       </w:r>
@@ -2972,7 +2972,7 @@
           <w:color w:val="000000"/>
           <w:kern w:val="0"/>
           <w:lang w:val="es-ES" w:eastAsia="es-ES"/>
-          <w14:ligatures w14:val="none"/>
+          <ns2:ligatures ns2:val="none"/>
         </w:rPr>
         <w:t/>
       </w:r>
@@ -2982,7 +2982,7 @@
           <w:color w:val="000000"/>
           <w:kern w:val="0"/>
           <w:lang w:val="es-ES" w:eastAsia="es-ES"/>
-          <w14:ligatures w14:val="none"/>
+          <ns2:ligatures ns2:val="none"/>
         </w:rPr>
         <w:t xml:space="preserve"/>
       </w:r>
@@ -2992,7 +2992,7 @@
           <w:color w:val="000000"/>
           <w:kern w:val="0"/>
           <w:lang w:val="es-ES" w:eastAsia="es-ES"/>
-          <w14:ligatures w14:val="none"/>
+          <ns2:ligatures ns2:val="none"/>
         </w:rPr>
         <w:t xml:space="preserve"/>
       </w:r>
@@ -3002,7 +3002,7 @@
           <w:color w:val="000000"/>
           <w:kern w:val="0"/>
           <w:lang w:val="es-ES" w:eastAsia="es-ES"/>
-          <w14:ligatures w14:val="none"/>
+          <ns2:ligatures ns2:val="none"/>
         </w:rPr>
         <w:t/>
       </w:r>
@@ -3012,7 +3012,7 @@
           <w:color w:val="000000"/>
           <w:kern w:val="0"/>
           <w:lang w:val="es-ES" w:eastAsia="es-ES"/>
-          <w14:ligatures w14:val="none"/>
+          <ns2:ligatures ns2:val="none"/>
         </w:rPr>
         <w:t/>
       </w:r>
@@ -3022,7 +3022,7 @@
           <w:color w:val="000000"/>
           <w:kern w:val="0"/>
           <w:lang w:val="es-ES" w:eastAsia="es-ES"/>
-          <w14:ligatures w14:val="none"/>
+          <ns2:ligatures ns2:val="none"/>
         </w:rPr>
         <w:t xml:space="preserve"/>
       </w:r>
@@ -3032,7 +3032,7 @@
           <w:color w:val="000000"/>
           <w:kern w:val="0"/>
           <w:lang w:val="es-ES" w:eastAsia="es-ES"/>
-          <w14:ligatures w14:val="none"/>
+          <ns2:ligatures ns2:val="none"/>
         </w:rPr>
         <w:t xml:space="preserve"/>
       </w:r>
@@ -3042,7 +3042,7 @@
           <w:color w:val="000000"/>
           <w:kern w:val="0"/>
           <w:lang w:val="es-ES" w:eastAsia="es-ES"/>
-          <w14:ligatures w14:val="none"/>
+          <ns2:ligatures ns2:val="none"/>
         </w:rPr>
         <w:t/>
       </w:r>
@@ -3052,7 +3052,7 @@
           <w:color w:val="000000"/>
           <w:kern w:val="0"/>
           <w:lang w:val="es-ES" w:eastAsia="es-ES"/>
-          <w14:ligatures w14:val="none"/>
+          <ns2:ligatures ns2:val="none"/>
         </w:rPr>
         <w:t/>
       </w:r>
@@ -3062,7 +3062,7 @@
           <w:color w:val="000000"/>
           <w:kern w:val="0"/>
           <w:lang w:val="es-ES" w:eastAsia="es-ES"/>
-          <w14:ligatures w14:val="none"/>
+          <ns2:ligatures ns2:val="none"/>
         </w:rPr>
         <w:t xml:space="preserve"/>
       </w:r>
@@ -3072,12 +3072,12 @@
           <w:color w:val="000000"/>
           <w:kern w:val="0"/>
           <w:lang w:val="es-ES" w:eastAsia="es-ES"/>
-          <w14:ligatures w14:val="none"/>
+          <ns2:ligatures ns2:val="none"/>
         </w:rPr>
         <w:t/>
       </w:r>
     </w:p>
-    <w:p>
+    <w:p ns2:paraId="619E0710" ns2:textId="77777777">
       <w:pPr>
         <w:spacing w:after="0" w:line="240" w:lineRule="auto"/>
         <w:contextualSpacing/>
@@ -3088,11 +3088,11 @@
           <w:color w:val="000000"/>
           <w:kern w:val="0"/>
           <w:lang w:eastAsia="es-PE"/>
-          <w14:ligatures w14:val="none"/>
-        </w:rPr>
-      </w:pPr>
-    </w:p>
-    <w:p>
+          <ns2:ligatures ns2:val="none"/>
+        </w:rPr>
+      </w:pPr>
+    </w:p>
+    <w:p ns2:paraId="0681DFDC" ns2:textId="77777777">
       <w:pPr>
         <w:pStyle w:val="Prrafodelista"/>
         <w:numPr>
@@ -3112,22 +3112,22 @@
           <w:color w:val="000000"/>
           <w:kern w:val="0"/>
           <w:lang w:eastAsia="es-PE"/>
-          <w14:ligatures w14:val="none"/>
-        </w:rPr>
-      </w:pPr>
-      <w:r>
-        <w:rPr>
-          <w:rFonts w:ascii="Arial Narrow" w:eastAsia="Arial Narrow" w:hAnsi="Arial Narrow" w:cs="Arial Narrow"/>
-          <w:b/>
-          <w:color w:val="000000"/>
-          <w:kern w:val="0"/>
-          <w:lang w:eastAsia="es-PE"/>
-          <w14:ligatures w14:val="none"/>
+          <ns2:ligatures ns2:val="none"/>
+        </w:rPr>
+      </w:pPr>
+      <w:r>
+        <w:rPr>
+          <w:rFonts w:ascii="Arial Narrow" w:eastAsia="Arial Narrow" w:hAnsi="Arial Narrow" w:cs="Arial Narrow"/>
+          <w:b/>
+          <w:color w:val="000000"/>
+          <w:kern w:val="0"/>
+          <w:lang w:eastAsia="es-PE"/>
+          <ns2:ligatures ns2:val="none"/>
         </w:rPr>
         <w:t>DE LA ADMISIÓN A TRÁMITE DE LA DENUNCIA</w:t>
       </w:r>
     </w:p>
-    <w:p>
+    <w:p ns2:paraId="3F75B5BE" ns2:textId="77777777">
       <w:pPr>
         <w:spacing w:after="0" w:line="240" w:lineRule="auto"/>
         <w:ind w:left="567"/>
@@ -3139,11 +3139,11 @@
           <w:color w:val="000000"/>
           <w:kern w:val="0"/>
           <w:lang w:eastAsia="es-PE"/>
-          <w14:ligatures w14:val="none"/>
-        </w:rPr>
-      </w:pPr>
-    </w:p>
-    <w:p>
+          <ns2:ligatures ns2:val="none"/>
+        </w:rPr>
+      </w:pPr>
+    </w:p>
+    <w:p ns2:paraId="2847E956" ns2:textId="3F96CAF3">
       <w:pPr>
         <w:pStyle w:val="Prrafodelista"/>
         <w:numPr>
@@ -3156,7 +3156,7 @@
         <w:rPr>
           <w:rFonts w:ascii="Arial Narrow" w:eastAsia="Arial Narrow" w:hAnsi="Arial Narrow" w:cs="Arial Narrow"/>
           <w:kern w:val="0"/>
-          <w14:ligatures w14:val="none"/>
+          <ns2:ligatures ns2:val="none"/>
         </w:rPr>
       </w:pPr>
       <w:bookmarkStart w:id="2" w:name="_Hlk140755208"/>
@@ -3168,7 +3168,7 @@
           <w:color w:val="000000"/>
           <w:kern w:val="0"/>
           <w:lang w:eastAsia="es-PE"/>
-          <w14:ligatures w14:val="none"/>
+          <ns2:ligatures ns2:val="none"/>
         </w:rPr>
         <w:t xml:space="preserve">La </w:t>
       </w:r>
@@ -3178,7 +3178,7 @@
           <w:color w:val="000000"/>
           <w:kern w:val="0"/>
           <w:lang w:eastAsia="es-PE"/>
-          <w14:ligatures w14:val="none"/>
+          <ns2:ligatures ns2:val="none"/>
         </w:rPr>
         <w:t>Secretaría Técnica de la Comisión de Protección al Consumidor 1 (en adelante, la Secretaría Técnica)</w:t>
       </w:r>
@@ -3188,7 +3188,7 @@
           <w:color w:val="000000"/>
           <w:kern w:val="0"/>
           <w:lang w:eastAsia="es-PE"/>
-          <w14:ligatures w14:val="none"/>
+          <ns2:ligatures ns2:val="none"/>
         </w:rPr>
         <w:t>, en ejercicio de sus facultades</w:t>
       </w:r>
@@ -3201,7 +3201,7 @@
           <w:rFonts w:ascii="Arial Narrow" w:eastAsia="Arial Narrow" w:hAnsi="Arial Narrow" w:cs="Arial Narrow"/>
           <w:kern w:val="0"/>
           <w:vertAlign w:val="superscript"/>
-          <w14:ligatures w14:val="none"/>
+          <ns2:ligatures ns2:val="none"/>
         </w:rPr>
         <w:footnoteReference w:id="2"/>
       </w:r>
@@ -3211,7 +3211,7 @@
           <w:color w:val="000000"/>
           <w:kern w:val="0"/>
           <w:lang w:eastAsia="es-PE"/>
-          <w14:ligatures w14:val="none"/>
+          <ns2:ligatures ns2:val="none"/>
         </w:rPr>
         <w:t xml:space="preserve">, considera </w:t>
       </w:r>
@@ -3219,7 +3219,7 @@
         <w:rPr>
           <w:rFonts w:ascii="Arial Narrow" w:eastAsia="Arial Narrow" w:hAnsi="Arial Narrow" w:cs="Arial Narrow"/>
           <w:kern w:val="0"/>
-          <w14:ligatures w14:val="none"/>
+          <ns2:ligatures ns2:val="none"/>
         </w:rPr>
         <w:t xml:space="preserve">que el hecho denunciado, consistente en que </w:t>
       </w:r>
@@ -3227,7 +3227,7 @@
         <w:rPr>
           <w:rFonts w:ascii="Arial Narrow" w:eastAsia="Arial Narrow" w:hAnsi="Arial Narrow" w:cs="Arial Narrow"/>
           <w:kern w:val="0"/>
-          <w14:ligatures w14:val="none"/>
+          <ns2:ligatures ns2:val="none"/>
         </w:rPr>
         <w:t xml:space="preserve">la compañía aseguradora </w:t>
       </w:r>
@@ -3235,7 +3235,7 @@
         <w:rPr>
           <w:rFonts w:ascii="Arial Narrow" w:eastAsia="Arial Narrow" w:hAnsi="Arial Narrow" w:cs="Arial Narrow"/>
           <w:kern w:val="0"/>
-          <w14:ligatures w14:val="none"/>
+          <ns2:ligatures ns2:val="none"/>
         </w:rPr>
         <w:t>no habría cumplido con mantener en funcionamiento su aplicativo para el reporte de siniestros</w:t>
       </w:r>
@@ -3243,7 +3243,7 @@
         <w:rPr>
           <w:rFonts w:ascii="Arial Narrow" w:eastAsia="Arial Narrow" w:hAnsi="Arial Narrow" w:cs="Arial Narrow"/>
           <w:kern w:val="0"/>
-          <w14:ligatures w14:val="none"/>
+          <ns2:ligatures ns2:val="none"/>
         </w:rPr>
         <w:t xml:space="preserve">, puesto que </w:t>
       </w:r>
@@ -3251,7 +3251,7 @@
         <w:rPr>
           <w:rFonts w:ascii="Arial Narrow" w:eastAsia="Arial Narrow" w:hAnsi="Arial Narrow" w:cs="Arial Narrow"/>
           <w:kern w:val="0"/>
-          <w14:ligatures w14:val="none"/>
+          <ns2:ligatures ns2:val="none"/>
         </w:rPr>
         <w:t xml:space="preserve">presentó fallas para registrar el </w:t>
       </w:r>
@@ -3259,7 +3259,7 @@
         <w:rPr>
           <w:rFonts w:ascii="Arial Narrow" w:eastAsia="Arial Narrow" w:hAnsi="Arial Narrow" w:cs="Arial Narrow"/>
           <w:kern w:val="0"/>
-          <w14:ligatures w14:val="none"/>
+          <ns2:ligatures ns2:val="none"/>
         </w:rPr>
         <w:t>hurto</w:t>
       </w:r>
@@ -3267,7 +3267,7 @@
         <w:rPr>
           <w:rFonts w:ascii="Arial Narrow" w:eastAsia="Arial Narrow" w:hAnsi="Arial Narrow" w:cs="Arial Narrow"/>
           <w:kern w:val="0"/>
-          <w14:ligatures w14:val="none"/>
+          <ns2:ligatures ns2:val="none"/>
         </w:rPr>
         <w:t xml:space="preserve"> de los bienes del denunciante</w:t>
       </w:r>
@@ -3275,7 +3275,7 @@
         <w:rPr>
           <w:rFonts w:ascii="Arial Narrow" w:eastAsia="Arial Narrow" w:hAnsi="Arial Narrow" w:cs="Arial Narrow"/>
           <w:kern w:val="0"/>
-          <w14:ligatures w14:val="none"/>
+          <ns2:ligatures ns2:val="none"/>
         </w:rPr>
         <w:t>; involucraría una presunta afectación a sus expectativas, quien no habría encontrado una correspondencia entre lo que esperaba recibir de parte del proveedor y lo que realmente recibió. Por consiguiente, corresponde calificar el hecho materia de denuncia como una presunta infracción al deber de idoneidad, tipificado en los artículos 18</w:t>
       </w:r>
@@ -3285,7 +3285,7 @@
           <w:color w:val="000000"/>
           <w:kern w:val="0"/>
           <w:lang w:eastAsia="es-PE"/>
-          <w14:ligatures w14:val="none"/>
+          <ns2:ligatures ns2:val="none"/>
         </w:rPr>
         <w:t/>
       </w:r>
@@ -3293,7 +3293,7 @@
         <w:rPr>
           <w:rFonts w:ascii="Arial Narrow" w:eastAsia="Arial Narrow" w:hAnsi="Arial Narrow" w:cs="Arial Narrow"/>
           <w:kern w:val="0"/>
-          <w14:ligatures w14:val="none"/>
+          <ns2:ligatures ns2:val="none"/>
         </w:rPr>
         <w:t xml:space="preserve"> y 19</w:t>
       </w:r>
@@ -3303,7 +3303,7 @@
           <w:color w:val="000000"/>
           <w:kern w:val="0"/>
           <w:lang w:eastAsia="es-PE"/>
-          <w14:ligatures w14:val="none"/>
+          <ns2:ligatures ns2:val="none"/>
         </w:rPr>
         <w:t/>
       </w:r>
@@ -3311,7 +3311,7 @@
         <w:rPr>
           <w:rFonts w:ascii="Arial Narrow" w:eastAsia="Arial Narrow" w:hAnsi="Arial Narrow" w:cs="Arial Narrow"/>
           <w:kern w:val="0"/>
-          <w14:ligatures w14:val="none"/>
+          <ns2:ligatures ns2:val="none"/>
         </w:rPr>
         <w:t xml:space="preserve"> del Código</w:t>
       </w:r>
@@ -3321,7 +3321,7 @@
           <w:rFonts w:ascii="Arial Narrow" w:eastAsia="Arial Narrow" w:hAnsi="Arial Narrow" w:cs="Arial"/>
           <w:kern w:val="0"/>
           <w:vertAlign w:val="superscript"/>
-          <w14:ligatures w14:val="none"/>
+          <ns2:ligatures ns2:val="none"/>
         </w:rPr>
         <w:footnoteReference w:id="3"/>
       </w:r>
@@ -3329,12 +3329,12 @@
         <w:rPr>
           <w:rFonts w:ascii="Arial Narrow" w:eastAsia="Arial Narrow" w:hAnsi="Arial Narrow" w:cs="Arial Narrow"/>
           <w:kern w:val="0"/>
-          <w14:ligatures w14:val="none"/>
+          <ns2:ligatures ns2:val="none"/>
         </w:rPr>
         <w:t>.</w:t>
       </w:r>
     </w:p>
-    <w:p>
+    <w:p ns2:paraId="61BC48A2" ns2:textId="77777777">
       <w:pPr>
         <w:pStyle w:val="Prrafodelista"/>
         <w:spacing w:after="0" w:line="240" w:lineRule="auto"/>
@@ -3343,11 +3343,11 @@
         <w:rPr>
           <w:rFonts w:ascii="Arial Narrow" w:eastAsia="Arial Narrow" w:hAnsi="Arial Narrow" w:cs="Arial Narrow"/>
           <w:kern w:val="0"/>
-          <w14:ligatures w14:val="none"/>
-        </w:rPr>
-      </w:pPr>
-    </w:p>
-    <w:p>
+          <ns2:ligatures ns2:val="none"/>
+        </w:rPr>
+      </w:pPr>
+    </w:p>
+    <w:p ns2:paraId="59837ED3" ns2:textId="7C8BBE60">
       <w:pPr>
         <w:pStyle w:val="Prrafodelista"/>
         <w:numPr>
@@ -3360,14 +3360,14 @@
         <w:rPr>
           <w:rFonts w:ascii="Arial Narrow" w:eastAsia="Arial Narrow" w:hAnsi="Arial Narrow" w:cs="Arial Narrow"/>
           <w:kern w:val="0"/>
-          <w14:ligatures w14:val="none"/>
-        </w:rPr>
-      </w:pPr>
-      <w:r>
-        <w:rPr>
-          <w:rFonts w:ascii="Arial Narrow" w:eastAsia="Arial Narrow" w:hAnsi="Arial Narrow" w:cs="Arial Narrow"/>
-          <w:kern w:val="0"/>
-          <w14:ligatures w14:val="none"/>
+          <ns2:ligatures ns2:val="none"/>
+        </w:rPr>
+      </w:pPr>
+      <w:r>
+        <w:rPr>
+          <w:rFonts w:ascii="Arial Narrow" w:eastAsia="Arial Narrow" w:hAnsi="Arial Narrow" w:cs="Arial Narrow"/>
+          <w:kern w:val="0"/>
+          <ns2:ligatures ns2:val="none"/>
         </w:rPr>
         <w:t xml:space="preserve">Asimismo, </w:t>
       </w:r>
@@ -3375,7 +3375,7 @@
         <w:rPr>
           <w:rFonts w:ascii="Arial Narrow" w:eastAsia="Arial Narrow" w:hAnsi="Arial Narrow" w:cs="Arial Narrow"/>
           <w:kern w:val="0"/>
-          <w14:ligatures w14:val="none"/>
+          <ns2:ligatures ns2:val="none"/>
         </w:rPr>
         <w:t xml:space="preserve">la Secretaría Técnica, en ejercicio de sus facultades, considera que el hecho denunciado, consistente en que </w:t>
       </w:r>
@@ -3385,7 +3385,7 @@
           <w:color w:val="000000"/>
           <w:kern w:val="0"/>
           <w:lang w:val="es-ES" w:eastAsia="es-ES"/>
-          <w14:ligatures w14:val="none"/>
+          <ns2:ligatures ns2:val="none"/>
         </w:rPr>
         <w:t xml:space="preserve">la compañía aseguradora </w:t>
       </w:r>
@@ -3393,7 +3393,7 @@
         <w:rPr>
           <w:rFonts w:ascii="Arial Narrow" w:eastAsia="Arial Narrow" w:hAnsi="Arial Narrow" w:cs="Arial Narrow"/>
           <w:kern w:val="0"/>
-          <w14:ligatures w14:val="none"/>
+          <ns2:ligatures ns2:val="none"/>
         </w:rPr>
         <w:t xml:space="preserve">habría </w:t>
       </w:r>
@@ -3401,7 +3401,7 @@
         <w:rPr>
           <w:rFonts w:ascii="Arial Narrow" w:eastAsia="Arial Narrow" w:hAnsi="Arial Narrow" w:cs="Arial Narrow"/>
           <w:kern w:val="0"/>
-          <w14:ligatures w14:val="none"/>
+          <ns2:ligatures ns2:val="none"/>
         </w:rPr>
         <w:t>designado indebidamente</w:t>
       </w:r>
@@ -3409,7 +3409,7 @@
         <w:rPr>
           <w:rFonts w:ascii="Arial Narrow" w:eastAsia="Arial Narrow" w:hAnsi="Arial Narrow" w:cs="Arial Narrow"/>
           <w:kern w:val="0"/>
-          <w14:ligatures w14:val="none"/>
+          <ns2:ligatures ns2:val="none"/>
         </w:rPr>
         <w:t xml:space="preserve"> </w:t>
       </w:r>
@@ -3417,7 +3417,7 @@
         <w:rPr>
           <w:rFonts w:ascii="Arial Narrow" w:eastAsia="Arial Narrow" w:hAnsi="Arial Narrow" w:cs="Arial Narrow"/>
           <w:kern w:val="0"/>
-          <w14:ligatures w14:val="none"/>
+          <ns2:ligatures ns2:val="none"/>
         </w:rPr>
         <w:t xml:space="preserve">a un ajustador del siniestro, pese a </w:t>
       </w:r>
@@ -3425,7 +3425,7 @@
         <w:rPr>
           <w:rFonts w:ascii="Arial Narrow" w:eastAsia="Arial Narrow" w:hAnsi="Arial Narrow" w:cs="Arial Narrow"/>
           <w:kern w:val="0"/>
-          <w14:ligatures w14:val="none"/>
+          <ns2:ligatures ns2:val="none"/>
         </w:rPr>
         <w:t xml:space="preserve">que </w:t>
       </w:r>
@@ -3433,7 +3433,7 @@
         <w:rPr>
           <w:rFonts w:ascii="Arial Narrow" w:eastAsia="Arial Narrow" w:hAnsi="Arial Narrow" w:cs="Arial Narrow"/>
           <w:kern w:val="0"/>
-          <w14:ligatures w14:val="none"/>
+          <ns2:ligatures ns2:val="none"/>
         </w:rPr>
         <w:t xml:space="preserve">no se requiere designar un ajustador por montos inferiores a los US$ 10 000,00 </w:t>
       </w:r>
@@ -3441,7 +3441,7 @@
         <w:rPr>
           <w:rFonts w:ascii="Arial Narrow" w:eastAsia="Arial Narrow" w:hAnsi="Arial Narrow" w:cs="Arial Narrow"/>
           <w:kern w:val="0"/>
-          <w14:ligatures w14:val="none"/>
+          <ns2:ligatures ns2:val="none"/>
         </w:rPr>
         <w:lastRenderedPageBreak/>
         <w:t>del siniestro</w:t>
@@ -3450,7 +3450,7 @@
         <w:rPr>
           <w:rFonts w:ascii="Arial Narrow" w:eastAsia="Arial Narrow" w:hAnsi="Arial Narrow" w:cs="Arial Narrow"/>
           <w:kern w:val="0"/>
-          <w14:ligatures w14:val="none"/>
+          <ns2:ligatures ns2:val="none"/>
         </w:rPr>
         <w:t>; involucraría una presunta afectación a sus expectativas, quien no habría encontrado una correspondencia entre lo que esperaba recibir de parte del proveedor y lo que realmente recibió. Por consiguiente, corresponde calificar el hecho materia de denuncia como una presunta infracción al deber de idoneidad, tipificado en los artículos 18 y 19 del Código</w:t>
       </w:r>
@@ -3458,23 +3458,23 @@
         <w:rPr>
           <w:rFonts w:ascii="Arial Narrow" w:eastAsia="Arial Narrow" w:hAnsi="Arial Narrow" w:cs="Arial Narrow"/>
           <w:kern w:val="0"/>
-          <w14:ligatures w14:val="none"/>
+          <ns2:ligatures ns2:val="none"/>
         </w:rPr>
         <w:t>.</w:t>
       </w:r>
     </w:p>
-    <w:p>
-      <w:pPr>
-        <w:spacing w:after="0" w:line="240" w:lineRule="auto"/>
-        <w:jc w:val="both"/>
-        <w:rPr>
-          <w:rFonts w:ascii="Arial Narrow" w:eastAsia="Arial Narrow" w:hAnsi="Arial Narrow" w:cs="Arial Narrow"/>
-          <w:kern w:val="0"/>
-          <w14:ligatures w14:val="none"/>
-        </w:rPr>
-      </w:pPr>
-    </w:p>
-    <w:p>
+    <w:p ns2:paraId="5A1598D5" ns2:textId="77777777">
+      <w:pPr>
+        <w:spacing w:after="0" w:line="240" w:lineRule="auto"/>
+        <w:jc w:val="both"/>
+        <w:rPr>
+          <w:rFonts w:ascii="Arial Narrow" w:eastAsia="Arial Narrow" w:hAnsi="Arial Narrow" w:cs="Arial Narrow"/>
+          <w:kern w:val="0"/>
+          <ns2:ligatures ns2:val="none"/>
+        </w:rPr>
+      </w:pPr>
+    </w:p>
+    <w:p ns2:paraId="4D76A359" ns2:textId="4FE5E0F2">
       <w:pPr>
         <w:pStyle w:val="Prrafodelista"/>
         <w:numPr>
@@ -3487,14 +3487,14 @@
         <w:rPr>
           <w:rFonts w:ascii="Arial Narrow" w:eastAsia="Arial Narrow" w:hAnsi="Arial Narrow" w:cs="Arial Narrow"/>
           <w:kern w:val="0"/>
-          <w14:ligatures w14:val="none"/>
-        </w:rPr>
-      </w:pPr>
-      <w:r>
-        <w:rPr>
-          <w:rFonts w:ascii="Arial Narrow" w:eastAsia="Arial Narrow" w:hAnsi="Arial Narrow" w:cs="Arial Narrow"/>
-          <w:kern w:val="0"/>
-          <w14:ligatures w14:val="none"/>
+          <ns2:ligatures ns2:val="none"/>
+        </w:rPr>
+      </w:pPr>
+      <w:r>
+        <w:rPr>
+          <w:rFonts w:ascii="Arial Narrow" w:eastAsia="Arial Narrow" w:hAnsi="Arial Narrow" w:cs="Arial Narrow"/>
+          <w:kern w:val="0"/>
+          <ns2:ligatures ns2:val="none"/>
         </w:rPr>
         <w:t xml:space="preserve">Así también, </w:t>
       </w:r>
@@ -3502,7 +3502,7 @@
         <w:rPr>
           <w:rFonts w:ascii="Arial Narrow" w:eastAsia="Arial Narrow" w:hAnsi="Arial Narrow" w:cs="Arial Narrow"/>
           <w:kern w:val="0"/>
-          <w14:ligatures w14:val="none"/>
+          <ns2:ligatures ns2:val="none"/>
         </w:rPr>
         <w:t xml:space="preserve">la Secretaría Técnica, en ejercicio de sus facultades, considera que el hecho denunciado, consistente en que </w:t>
       </w:r>
@@ -3510,7 +3510,7 @@
         <w:rPr>
           <w:rFonts w:ascii="Arial Narrow" w:eastAsia="Arial Narrow" w:hAnsi="Arial Narrow" w:cs="Arial Narrow"/>
           <w:kern w:val="0"/>
-          <w14:ligatures w14:val="none"/>
+          <ns2:ligatures ns2:val="none"/>
         </w:rPr>
         <w:t>la compañía aseguradora</w:t>
       </w:r>
@@ -3518,7 +3518,7 @@
         <w:rPr>
           <w:rFonts w:ascii="Arial Narrow" w:eastAsia="Arial Narrow" w:hAnsi="Arial Narrow" w:cs="Arial Narrow"/>
           <w:kern w:val="0"/>
-          <w14:ligatures w14:val="none"/>
+          <ns2:ligatures ns2:val="none"/>
         </w:rPr>
         <w:t xml:space="preserve"> </w:t>
       </w:r>
@@ -3526,7 +3526,7 @@
         <w:rPr>
           <w:rFonts w:ascii="Arial Narrow" w:eastAsia="Arial Narrow" w:hAnsi="Arial Narrow" w:cs="Arial Narrow"/>
           <w:kern w:val="0"/>
-          <w14:ligatures w14:val="none"/>
+          <ns2:ligatures ns2:val="none"/>
         </w:rPr>
         <w:t>no</w:t>
       </w:r>
@@ -3534,7 +3534,7 @@
         <w:rPr>
           <w:rFonts w:ascii="Arial Narrow" w:eastAsia="Arial Narrow" w:hAnsi="Arial Narrow" w:cs="Arial Narrow"/>
           <w:kern w:val="0"/>
-          <w14:ligatures w14:val="none"/>
+          <ns2:ligatures ns2:val="none"/>
         </w:rPr>
         <w:t xml:space="preserve"> </w:t>
       </w:r>
@@ -3542,7 +3542,7 @@
         <w:rPr>
           <w:rFonts w:ascii="Arial Narrow" w:eastAsia="Arial Narrow" w:hAnsi="Arial Narrow" w:cs="Arial Narrow"/>
           <w:kern w:val="0"/>
-          <w14:ligatures w14:val="none"/>
+          <ns2:ligatures ns2:val="none"/>
         </w:rPr>
         <w:t xml:space="preserve">habría </w:t>
       </w:r>
@@ -3550,7 +3550,7 @@
         <w:rPr>
           <w:rFonts w:ascii="Arial Narrow" w:eastAsia="Arial Narrow" w:hAnsi="Arial Narrow" w:cs="Arial Narrow"/>
           <w:kern w:val="0"/>
-          <w14:ligatures w14:val="none"/>
+          <ns2:ligatures ns2:val="none"/>
         </w:rPr>
         <w:t>cumplido</w:t>
       </w:r>
@@ -3558,7 +3558,7 @@
         <w:rPr>
           <w:rFonts w:ascii="Arial Narrow" w:eastAsia="Arial Narrow" w:hAnsi="Arial Narrow" w:cs="Arial Narrow"/>
           <w:kern w:val="0"/>
-          <w14:ligatures w14:val="none"/>
+          <ns2:ligatures ns2:val="none"/>
         </w:rPr>
         <w:t xml:space="preserve"> con designar a un ajustador </w:t>
       </w:r>
@@ -3566,7 +3566,7 @@
         <w:rPr>
           <w:rFonts w:ascii="Arial Narrow" w:eastAsia="Arial Narrow" w:hAnsi="Arial Narrow" w:cs="Arial Narrow"/>
           <w:kern w:val="0"/>
-          <w14:ligatures w14:val="none"/>
+          <ns2:ligatures ns2:val="none"/>
         </w:rPr>
         <w:t>de manera oportuna</w:t>
       </w:r>
@@ -3574,7 +3574,7 @@
         <w:rPr>
           <w:rFonts w:ascii="Arial Narrow" w:eastAsia="Arial Narrow" w:hAnsi="Arial Narrow" w:cs="Arial Narrow"/>
           <w:kern w:val="0"/>
-          <w14:ligatures w14:val="none"/>
+          <ns2:ligatures ns2:val="none"/>
         </w:rPr>
         <w:t>, pese a</w:t>
       </w:r>
@@ -3582,7 +3582,7 @@
         <w:rPr>
           <w:rFonts w:ascii="Arial Narrow" w:eastAsia="Arial Narrow" w:hAnsi="Arial Narrow" w:cs="Arial Narrow"/>
           <w:kern w:val="0"/>
-          <w14:ligatures w14:val="none"/>
+          <ns2:ligatures ns2:val="none"/>
         </w:rPr>
         <w:t xml:space="preserve"> que la póliza </w:t>
       </w:r>
@@ -3590,7 +3590,7 @@
         <w:rPr>
           <w:rFonts w:ascii="Arial Narrow" w:eastAsia="Arial Narrow" w:hAnsi="Arial Narrow" w:cs="Arial Narrow"/>
           <w:kern w:val="0"/>
-          <w14:ligatures w14:val="none"/>
+          <ns2:ligatures ns2:val="none"/>
         </w:rPr>
         <w:t>establecía</w:t>
       </w:r>
@@ -3598,7 +3598,7 @@
         <w:rPr>
           <w:rFonts w:ascii="Arial Narrow" w:eastAsia="Arial Narrow" w:hAnsi="Arial Narrow" w:cs="Arial Narrow"/>
           <w:kern w:val="0"/>
-          <w14:ligatures w14:val="none"/>
+          <ns2:ligatures ns2:val="none"/>
         </w:rPr>
         <w:t xml:space="preserve"> un plazo de hasta de 3 días calendario</w:t>
       </w:r>
@@ -3606,7 +3606,7 @@
         <w:rPr>
           <w:rFonts w:ascii="Arial Narrow" w:eastAsia="Arial Narrow" w:hAnsi="Arial Narrow" w:cs="Arial Narrow"/>
           <w:kern w:val="0"/>
-          <w14:ligatures w14:val="none"/>
+          <ns2:ligatures ns2:val="none"/>
         </w:rPr>
         <w:t xml:space="preserve"> </w:t>
       </w:r>
@@ -3614,7 +3614,7 @@
         <w:rPr>
           <w:rFonts w:ascii="Arial Narrow" w:eastAsia="Arial Narrow" w:hAnsi="Arial Narrow" w:cs="Arial Narrow"/>
           <w:kern w:val="0"/>
-          <w14:ligatures w14:val="none"/>
+          <ns2:ligatures ns2:val="none"/>
         </w:rPr>
         <w:t>para la designación del ajustador</w:t>
       </w:r>
@@ -3622,7 +3622,7 @@
         <w:rPr>
           <w:rFonts w:ascii="Arial Narrow" w:eastAsia="Arial Narrow" w:hAnsi="Arial Narrow" w:cs="Arial Narrow"/>
           <w:kern w:val="0"/>
-          <w14:ligatures w14:val="none"/>
+          <ns2:ligatures ns2:val="none"/>
         </w:rPr>
         <w:t>; involucraría una presunta afectación a sus expectativas, quien no habría encontrado una correspondencia entre lo que esperaba recibir de parte del proveedor y lo que realmente recibió. Por consiguiente, corresponde calificar el hecho materia de denuncia como una presunta infracción al deber de idoneidad, tipificado en los artículos 18 y 19 del Código</w:t>
       </w:r>
@@ -3630,12 +3630,12 @@
         <w:rPr>
           <w:rFonts w:ascii="Arial Narrow" w:eastAsia="Arial Narrow" w:hAnsi="Arial Narrow" w:cs="Arial Narrow"/>
           <w:kern w:val="0"/>
-          <w14:ligatures w14:val="none"/>
+          <ns2:ligatures ns2:val="none"/>
         </w:rPr>
         <w:t>.</w:t>
       </w:r>
     </w:p>
-    <w:p>
+    <w:p ns2:paraId="5B656F43" ns2:textId="77777777">
       <w:pPr>
         <w:pStyle w:val="Prrafodelista"/>
         <w:spacing w:after="0" w:line="240" w:lineRule="auto"/>
@@ -3644,11 +3644,11 @@
         <w:rPr>
           <w:rFonts w:ascii="Arial Narrow" w:eastAsia="Arial Narrow" w:hAnsi="Arial Narrow" w:cs="Arial Narrow"/>
           <w:kern w:val="0"/>
-          <w14:ligatures w14:val="none"/>
-        </w:rPr>
-      </w:pPr>
-    </w:p>
-    <w:p>
+          <ns2:ligatures ns2:val="none"/>
+        </w:rPr>
+      </w:pPr>
+    </w:p>
+    <w:p ns2:paraId="4F1E88E9" ns2:textId="4FFC67BA">
       <w:pPr>
         <w:pStyle w:val="Prrafodelista"/>
         <w:numPr>
@@ -3661,14 +3661,14 @@
         <w:rPr>
           <w:rFonts w:ascii="Arial Narrow" w:eastAsia="Arial Narrow" w:hAnsi="Arial Narrow" w:cs="Arial Narrow"/>
           <w:kern w:val="0"/>
-          <w14:ligatures w14:val="none"/>
-        </w:rPr>
-      </w:pPr>
-      <w:r>
-        <w:rPr>
-          <w:rFonts w:ascii="Arial Narrow" w:eastAsia="Arial Narrow" w:hAnsi="Arial Narrow" w:cs="Arial Narrow"/>
-          <w:kern w:val="0"/>
-          <w14:ligatures w14:val="none"/>
+          <ns2:ligatures ns2:val="none"/>
+        </w:rPr>
+      </w:pPr>
+      <w:r>
+        <w:rPr>
+          <w:rFonts w:ascii="Arial Narrow" w:eastAsia="Arial Narrow" w:hAnsi="Arial Narrow" w:cs="Arial Narrow"/>
+          <w:kern w:val="0"/>
+          <ns2:ligatures ns2:val="none"/>
         </w:rPr>
         <w:t xml:space="preserve">Además, </w:t>
       </w:r>
@@ -3676,7 +3676,7 @@
         <w:rPr>
           <w:rFonts w:ascii="Arial Narrow" w:eastAsia="Arial Narrow" w:hAnsi="Arial Narrow" w:cs="Arial Narrow"/>
           <w:kern w:val="0"/>
-          <w14:ligatures w14:val="none"/>
+          <ns2:ligatures ns2:val="none"/>
         </w:rPr>
         <w:t xml:space="preserve">la Secretaría Técnica, en ejercicio de sus facultades, considera que el hecho denunciado, consistente en que </w:t>
       </w:r>
@@ -3684,7 +3684,7 @@
         <w:rPr>
           <w:rFonts w:ascii="Arial Narrow" w:eastAsia="Arial Narrow" w:hAnsi="Arial Narrow" w:cs="Arial Narrow"/>
           <w:kern w:val="0"/>
-          <w14:ligatures w14:val="none"/>
+          <ns2:ligatures ns2:val="none"/>
         </w:rPr>
         <w:t xml:space="preserve">la compañía </w:t>
       </w:r>
@@ -3692,7 +3692,7 @@
         <w:rPr>
           <w:rFonts w:ascii="Arial Narrow" w:eastAsia="Arial Narrow" w:hAnsi="Arial Narrow" w:cs="Arial Narrow"/>
           <w:kern w:val="0"/>
-          <w14:ligatures w14:val="none"/>
+          <ns2:ligatures ns2:val="none"/>
         </w:rPr>
         <w:t>aseguradora habría incumplido con otorgar a la parte denunciante la cobertura del Seguro Hogar </w:t>
       </w:r>
@@ -3702,7 +3702,7 @@
           <w:color w:val="000000"/>
           <w:kern w:val="0"/>
           <w:lang w:val="es-ES" w:eastAsia="es-ES"/>
-          <w14:ligatures w14:val="none"/>
+          <ns2:ligatures ns2:val="none"/>
         </w:rPr>
         <w:t xml:space="preserve"> 2007002516 </w:t>
       </w:r>
@@ -3710,7 +3710,7 @@
         <w:rPr>
           <w:rFonts w:ascii="Arial Narrow" w:eastAsia="Arial Narrow" w:hAnsi="Arial Narrow" w:cs="Arial Narrow"/>
           <w:kern w:val="0"/>
-          <w14:ligatures w14:val="none"/>
+          <ns2:ligatures ns2:val="none"/>
         </w:rPr>
         <w:t>dentro del plazo establecido en la póliza, dado que excedió los 30 días calendarios de registrado el siniestro</w:t>
       </w:r>
@@ -3718,7 +3718,7 @@
         <w:rPr>
           <w:rFonts w:ascii="Arial Narrow" w:eastAsia="Arial Narrow" w:hAnsi="Arial Narrow" w:cs="Arial Narrow"/>
           <w:kern w:val="0"/>
-          <w14:ligatures w14:val="none"/>
+          <ns2:ligatures ns2:val="none"/>
         </w:rPr>
         <w:t>; involucraría una presunta afectación a sus expectativas, quien no habría encontrado una correspondencia entre lo que esperaba recibir de parte del proveedor y lo que realmente recibió. Por consiguiente, corresponde calificar el hecho materia de denuncia como una presunta infracción al deber de idoneidad, tipificado en los artículos 18 y 19 del Código</w:t>
       </w:r>
@@ -3726,23 +3726,23 @@
         <w:rPr>
           <w:rFonts w:ascii="Arial Narrow" w:eastAsia="Arial Narrow" w:hAnsi="Arial Narrow" w:cs="Arial Narrow"/>
           <w:kern w:val="0"/>
-          <w14:ligatures w14:val="none"/>
+          <ns2:ligatures ns2:val="none"/>
         </w:rPr>
         <w:t>.</w:t>
       </w:r>
     </w:p>
-    <w:p>
-      <w:pPr>
-        <w:spacing w:after="0" w:line="240" w:lineRule="auto"/>
-        <w:jc w:val="both"/>
-        <w:rPr>
-          <w:rFonts w:ascii="Arial Narrow" w:eastAsia="Arial Narrow" w:hAnsi="Arial Narrow" w:cs="Arial Narrow"/>
-          <w:kern w:val="0"/>
-          <w14:ligatures w14:val="none"/>
-        </w:rPr>
-      </w:pPr>
-    </w:p>
-    <w:p>
+    <w:p ns2:paraId="0198AD34" ns2:textId="77777777">
+      <w:pPr>
+        <w:spacing w:after="0" w:line="240" w:lineRule="auto"/>
+        <w:jc w:val="both"/>
+        <w:rPr>
+          <w:rFonts w:ascii="Arial Narrow" w:eastAsia="Arial Narrow" w:hAnsi="Arial Narrow" w:cs="Arial Narrow"/>
+          <w:kern w:val="0"/>
+          <ns2:ligatures ns2:val="none"/>
+        </w:rPr>
+      </w:pPr>
+    </w:p>
+    <w:p ns2:paraId="53370C61" ns2:textId="1B55B3A6">
       <w:pPr>
         <w:pStyle w:val="Prrafodelista"/>
         <w:numPr>
@@ -3756,7 +3756,7 @@
           <w:rFonts w:ascii="Arial Narrow" w:eastAsia="Calibri" w:hAnsi="Arial Narrow" w:cs="Arial Narrow"/>
           <w:kern w:val="0"/>
           <w:lang w:eastAsia="es-PE"/>
-          <w14:ligatures w14:val="none"/>
+          <ns2:ligatures ns2:val="none"/>
         </w:rPr>
       </w:pPr>
       <w:r>
@@ -3765,7 +3765,7 @@
           <w:color w:val="000000"/>
           <w:kern w:val="0"/>
           <w:lang w:eastAsia="es-PE"/>
-          <w14:ligatures w14:val="none"/>
+          <ns2:ligatures ns2:val="none"/>
         </w:rPr>
         <w:t>En tanto la denuncia reúne los requisitos establecidos por la norma citada, corresponde admitirla a trámite</w:t>
       </w:r>
@@ -3775,7 +3775,7 @@
           <w:rFonts w:ascii="Arial Narrow" w:eastAsia="Arial Narrow" w:hAnsi="Arial Narrow" w:cs="Arial Narrow"/>
           <w:kern w:val="0"/>
           <w:vertAlign w:val="superscript"/>
-          <w14:ligatures w14:val="none"/>
+          <ns2:ligatures ns2:val="none"/>
         </w:rPr>
         <w:footnoteReference w:id="4"/>
       </w:r>
@@ -3785,12 +3785,12 @@
           <w:color w:val="000000"/>
           <w:kern w:val="0"/>
           <w:lang w:eastAsia="es-PE"/>
-          <w14:ligatures w14:val="none"/>
+          <ns2:ligatures ns2:val="none"/>
         </w:rPr>
         <w:t>.</w:t>
       </w:r>
     </w:p>
-    <w:p>
+    <w:p ns2:paraId="01E2C693" ns2:textId="77777777">
       <w:pPr>
         <w:spacing w:after="0" w:line="240" w:lineRule="auto"/>
         <w:ind w:left="567"/>
@@ -3801,11 +3801,11 @@
           <w:color w:val="000000"/>
           <w:kern w:val="0"/>
           <w:lang w:eastAsia="es-PE"/>
-          <w14:ligatures w14:val="none"/>
-        </w:rPr>
-      </w:pPr>
-    </w:p>
-    <w:p>
+          <ns2:ligatures ns2:val="none"/>
+        </w:rPr>
+      </w:pPr>
+    </w:p>
+    <w:p ns2:paraId="73E8A701" ns2:textId="77777777">
       <w:pPr>
         <w:pStyle w:val="Prrafodelista"/>
         <w:numPr>
@@ -3825,22 +3825,22 @@
           <w:color w:val="000000"/>
           <w:kern w:val="0"/>
           <w:lang w:eastAsia="es-PE"/>
-          <w14:ligatures w14:val="none"/>
-        </w:rPr>
-      </w:pPr>
-      <w:r>
-        <w:rPr>
-          <w:rFonts w:ascii="Arial Narrow" w:eastAsia="Arial Narrow" w:hAnsi="Arial Narrow" w:cs="Arial Narrow"/>
-          <w:b/>
-          <w:color w:val="000000"/>
-          <w:kern w:val="0"/>
-          <w:lang w:eastAsia="es-PE"/>
-          <w14:ligatures w14:val="none"/>
+          <ns2:ligatures ns2:val="none"/>
+        </w:rPr>
+      </w:pPr>
+      <w:r>
+        <w:rPr>
+          <w:rFonts w:ascii="Arial Narrow" w:eastAsia="Arial Narrow" w:hAnsi="Arial Narrow" w:cs="Arial Narrow"/>
+          <w:b/>
+          <w:color w:val="000000"/>
+          <w:kern w:val="0"/>
+          <w:lang w:eastAsia="es-PE"/>
+          <ns2:ligatures ns2:val="none"/>
         </w:rPr>
         <w:t>REQUERIMIENTO DE INFORMACION</w:t>
       </w:r>
     </w:p>
-    <w:p>
+    <w:p ns2:paraId="3F5BB4A5" ns2:textId="77777777">
       <w:pPr>
         <w:spacing w:after="0" w:line="240" w:lineRule="auto"/>
         <w:jc w:val="both"/>
@@ -3849,11 +3849,11 @@
           <w:color w:val="000000"/>
           <w:kern w:val="0"/>
           <w:lang w:val="es-ES" w:eastAsia="es-ES"/>
-          <w14:ligatures w14:val="none"/>
-        </w:rPr>
-      </w:pPr>
-    </w:p>
-    <w:p>
+          <ns2:ligatures ns2:val="none"/>
+        </w:rPr>
+      </w:pPr>
+    </w:p>
+    <w:p ns2:paraId="3C2E0245" ns2:textId="44B7C600">
       <w:pPr>
         <w:pStyle w:val="Prrafodelista"/>
         <w:numPr>
@@ -3868,7 +3868,7 @@
           <w:color w:val="000000"/>
           <w:kern w:val="0"/>
           <w:lang w:val="es-ES" w:eastAsia="es-ES"/>
-          <w14:ligatures w14:val="none"/>
+          <ns2:ligatures ns2:val="none"/>
         </w:rPr>
       </w:pPr>
       <w:r>
@@ -3877,7 +3877,7 @@
           <w:color w:val="000000"/>
           <w:kern w:val="0"/>
           <w:lang w:val="es-ES" w:eastAsia="es-ES"/>
-          <w14:ligatures w14:val="none"/>
+          <ns2:ligatures ns2:val="none"/>
         </w:rPr>
         <w:t xml:space="preserve">A efectos de tener mayores elementos que sirvan para la resolución definitiva del presente caso, la Secretaría Técnica, en ejercicio de las facultades que la ley le confiere, conviene requerir al proveedor denunciado que, en un plazo no </w:t>
       </w:r>
@@ -3887,7 +3887,7 @@
           <w:color w:val="000000"/>
           <w:kern w:val="0"/>
           <w:lang w:val="es-ES" w:eastAsia="es-ES"/>
-          <w14:ligatures w14:val="none"/>
+          <ns2:ligatures ns2:val="none"/>
         </w:rPr>
         <w:t xml:space="preserve">mayor de cinco (5) días hábiles contado a partir del día siguiente de la notificación de la presente resolución, cumpla con lo siguiente: (i) presentar una copia completa, legible y debidamente suscrita de la Póliza </w:t>
       </w:r>
@@ -3897,7 +3897,7 @@
           <w:color w:val="000000"/>
           <w:kern w:val="0"/>
           <w:lang w:val="es-ES" w:eastAsia="es-ES"/>
-          <w14:ligatures w14:val="none"/>
+          <ns2:ligatures ns2:val="none"/>
         </w:rPr>
         <w:t xml:space="preserve">2007002516 </w:t>
       </w:r>
@@ -3907,7 +3907,7 @@
           <w:color w:val="000000"/>
           <w:kern w:val="0"/>
           <w:lang w:val="es-ES" w:eastAsia="es-ES"/>
-          <w14:ligatures w14:val="none"/>
+          <ns2:ligatures ns2:val="none"/>
         </w:rPr>
         <w:t xml:space="preserve">del Seguro </w:t>
       </w:r>
@@ -3917,7 +3917,7 @@
           <w:color w:val="000000"/>
           <w:kern w:val="0"/>
           <w:lang w:val="es-ES" w:eastAsia="es-ES"/>
-          <w14:ligatures w14:val="none"/>
+          <ns2:ligatures ns2:val="none"/>
         </w:rPr>
         <w:t>Hogar</w:t>
       </w:r>
@@ -3927,7 +3927,7 @@
           <w:color w:val="000000"/>
           <w:kern w:val="0"/>
           <w:lang w:val="es-ES" w:eastAsia="es-ES"/>
-          <w14:ligatures w14:val="none"/>
+          <ns2:ligatures ns2:val="none"/>
         </w:rPr>
         <w:t>, así como el cargo de remisión de la póliza; (</w:t>
       </w:r>
@@ -3938,7 +3938,7 @@
           <w:color w:val="000000"/>
           <w:kern w:val="0"/>
           <w:lang w:val="es-ES" w:eastAsia="es-ES"/>
-          <w14:ligatures w14:val="none"/>
+          <ns2:ligatures ns2:val="none"/>
         </w:rPr>
         <w:t>ii</w:t>
       </w:r>
@@ -3949,7 +3949,7 @@
           <w:color w:val="000000"/>
           <w:kern w:val="0"/>
           <w:lang w:val="es-ES" w:eastAsia="es-ES"/>
-          <w14:ligatures w14:val="none"/>
+          <ns2:ligatures ns2:val="none"/>
         </w:rPr>
         <w:t xml:space="preserve">) presentar los medios probatorios que acrediten el valor a indemnizar del </w:t>
       </w:r>
@@ -3959,7 +3959,7 @@
           <w:color w:val="000000"/>
           <w:kern w:val="0"/>
           <w:lang w:val="es-ES" w:eastAsia="es-ES"/>
-          <w14:ligatures w14:val="none"/>
+          <ns2:ligatures ns2:val="none"/>
         </w:rPr>
         <w:t>hurto</w:t>
       </w:r>
@@ -3969,7 +3969,7 @@
           <w:color w:val="000000"/>
           <w:kern w:val="0"/>
           <w:lang w:val="es-ES" w:eastAsia="es-ES"/>
-          <w14:ligatures w14:val="none"/>
+          <ns2:ligatures ns2:val="none"/>
         </w:rPr>
         <w:t xml:space="preserve"> de los bienes</w:t>
       </w:r>
@@ -3979,7 +3979,7 @@
           <w:color w:val="000000"/>
           <w:kern w:val="0"/>
           <w:lang w:val="es-ES" w:eastAsia="es-ES"/>
-          <w14:ligatures w14:val="none"/>
+          <ns2:ligatures ns2:val="none"/>
         </w:rPr>
         <w:t xml:space="preserve"> de acuerdo a los términos y condiciones de la póliza; y, (</w:t>
       </w:r>
@@ -3990,7 +3990,7 @@
           <w:color w:val="000000"/>
           <w:kern w:val="0"/>
           <w:lang w:val="es-ES" w:eastAsia="es-ES"/>
-          <w14:ligatures w14:val="none"/>
+          <ns2:ligatures ns2:val="none"/>
         </w:rPr>
         <w:t>iii</w:t>
       </w:r>
@@ -4001,7 +4001,7 @@
           <w:color w:val="000000"/>
           <w:kern w:val="0"/>
           <w:lang w:val="es-ES" w:eastAsia="es-ES"/>
-          <w14:ligatures w14:val="none"/>
+          <ns2:ligatures ns2:val="none"/>
         </w:rPr>
         <w:t>) presentar todas las comunicaciones cursadas con el denunciante en virtud del hecho materia de denuncia</w:t>
       </w:r>
@@ -4011,7 +4011,7 @@
           <w:color w:val="000000"/>
           <w:kern w:val="0"/>
           <w:lang w:val="es-ES" w:eastAsia="es-ES"/>
-          <w14:ligatures w14:val="none"/>
+          <ns2:ligatures ns2:val="none"/>
         </w:rPr>
         <w:t>.</w:t>
       </w:r>
@@ -4021,12 +4021,12 @@
           <w:color w:val="000000"/>
           <w:kern w:val="0"/>
           <w:lang w:eastAsia="es-ES"/>
-          <w14:ligatures w14:val="none"/>
+          <ns2:ligatures ns2:val="none"/>
         </w:rPr>
         <w:t xml:space="preserve"> </w:t>
       </w:r>
     </w:p>
-    <w:p>
+    <w:p ns2:paraId="4C19F339" ns2:textId="77777777">
       <w:pPr>
         <w:pStyle w:val="Prrafodelista"/>
         <w:spacing w:after="0" w:line="240" w:lineRule="auto"/>
@@ -4037,11 +4037,11 @@
           <w:color w:val="000000"/>
           <w:kern w:val="0"/>
           <w:lang w:val="es-ES" w:eastAsia="es-ES"/>
-          <w14:ligatures w14:val="none"/>
-        </w:rPr>
-      </w:pPr>
-    </w:p>
-    <w:p>
+          <ns2:ligatures ns2:val="none"/>
+        </w:rPr>
+      </w:pPr>
+    </w:p>
+    <w:p ns2:paraId="1A94A99A" ns2:textId="77777777">
       <w:pPr>
         <w:pStyle w:val="Prrafodelista"/>
         <w:numPr>
@@ -4061,36 +4061,36 @@
           <w:color w:val="000000"/>
           <w:kern w:val="0"/>
           <w:lang w:eastAsia="es-PE"/>
-          <w14:ligatures w14:val="none"/>
-        </w:rPr>
-      </w:pPr>
-      <w:r>
-        <w:rPr>
-          <w:rFonts w:ascii="Arial Narrow" w:eastAsia="Arial Narrow" w:hAnsi="Arial Narrow" w:cs="Arial Narrow"/>
-          <w:b/>
-          <w:color w:val="000000"/>
-          <w:kern w:val="0"/>
-          <w:lang w:eastAsia="es-PE"/>
-          <w14:ligatures w14:val="none"/>
+          <ns2:ligatures ns2:val="none"/>
+        </w:rPr>
+      </w:pPr>
+      <w:r>
+        <w:rPr>
+          <w:rFonts w:ascii="Arial Narrow" w:eastAsia="Arial Narrow" w:hAnsi="Arial Narrow" w:cs="Arial Narrow"/>
+          <w:b/>
+          <w:color w:val="000000"/>
+          <w:kern w:val="0"/>
+          <w:lang w:eastAsia="es-PE"/>
+          <ns2:ligatures ns2:val="none"/>
         </w:rPr>
         <w:t xml:space="preserve">RESOLUCIÓN DE LA SECRETARÍA TÉCNICA </w:t>
       </w:r>
     </w:p>
-    <w:p>
-      <w:pPr>
-        <w:spacing w:after="0" w:line="240" w:lineRule="auto"/>
-        <w:jc w:val="both"/>
-        <w:rPr>
-          <w:rFonts w:ascii="Arial Narrow" w:eastAsia="Arial Narrow" w:hAnsi="Arial Narrow" w:cs="Arial Narrow"/>
-          <w:b/>
-          <w:color w:val="000000"/>
-          <w:kern w:val="0"/>
-          <w:lang w:eastAsia="es-PE"/>
-          <w14:ligatures w14:val="none"/>
-        </w:rPr>
-      </w:pPr>
-    </w:p>
-    <w:p>
+    <w:p ns2:paraId="543B2EE5" ns2:textId="77777777">
+      <w:pPr>
+        <w:spacing w:after="0" w:line="240" w:lineRule="auto"/>
+        <w:jc w:val="both"/>
+        <w:rPr>
+          <w:rFonts w:ascii="Arial Narrow" w:eastAsia="Arial Narrow" w:hAnsi="Arial Narrow" w:cs="Arial Narrow"/>
+          <w:b/>
+          <w:color w:val="000000"/>
+          <w:kern w:val="0"/>
+          <w:lang w:eastAsia="es-PE"/>
+          <ns2:ligatures ns2:val="none"/>
+        </w:rPr>
+      </w:pPr>
+    </w:p>
+    <w:p ns2:paraId="3EB1ED9C" ns2:textId="77777777">
       <w:pPr>
         <w:spacing w:line="240" w:lineRule="auto"/>
         <w:jc w:val="both"/>
@@ -4106,7 +4106,7 @@
           <w:color w:val="000000"/>
           <w:kern w:val="0"/>
           <w:lang w:eastAsia="es-PE"/>
-          <w14:ligatures w14:val="none"/>
+          <ns2:ligatures ns2:val="none"/>
         </w:rPr>
         <w:t xml:space="preserve">PRIMERO: admitir a trámite la denuncia del 31 de marzo de 2025 interpuesta por el señor [DENUNCIANTE] contra Pacífico compañía de Seguros y Reaseguros S.A por lo siguiente:</w:t>
       </w:r>
@@ -4117,7 +4117,7 @@
           <w:kern w:val="0"/>
           <w:shd w:val="clear" w:color="auto" w:fill="FFFFFF"/>
           <w:lang w:eastAsia="es-PE"/>
-          <w14:ligatures w14:val="none"/>
+          <ns2:ligatures ns2:val="none"/>
         </w:rPr>
         <w:t xml:space="preserve"/>
       </w:r>
@@ -4128,7 +4128,7 @@
           <w:kern w:val="0"/>
           <w:shd w:val="clear" w:color="auto" w:fill="FFFFFF"/>
           <w:lang w:eastAsia="es-PE"/>
-          <w14:ligatures w14:val="none"/>
+          <ns2:ligatures ns2:val="none"/>
         </w:rPr>
         <w:t xml:space="preserve"/>
       </w:r>
@@ -4139,7 +4139,7 @@
           <w:kern w:val="0"/>
           <w:shd w:val="clear" w:color="auto" w:fill="FFFFFF"/>
           <w:lang w:eastAsia="es-PE"/>
-          <w14:ligatures w14:val="none"/>
+          <ns2:ligatures ns2:val="none"/>
         </w:rPr>
         <w:t xml:space="preserve"/>
       </w:r>
@@ -4150,7 +4150,7 @@
           <w:kern w:val="0"/>
           <w:shd w:val="clear" w:color="auto" w:fill="FFFFFF"/>
           <w:lang w:eastAsia="es-PE"/>
-          <w14:ligatures w14:val="none"/>
+          <ns2:ligatures ns2:val="none"/>
         </w:rPr>
         <w:t xml:space="preserve"/>
       </w:r>
@@ -4161,7 +4161,7 @@
           <w:kern w:val="0"/>
           <w:shd w:val="clear" w:color="auto" w:fill="FFFFFF"/>
           <w:lang w:eastAsia="es-PE"/>
-          <w14:ligatures w14:val="none"/>
+          <ns2:ligatures ns2:val="none"/>
         </w:rPr>
         <w:t xml:space="preserve"/>
       </w:r>
@@ -4172,7 +4172,7 @@
           <w:kern w:val="0"/>
           <w:shd w:val="clear" w:color="auto" w:fill="FFFFFF"/>
           <w:lang w:eastAsia="es-PE"/>
-          <w14:ligatures w14:val="none"/>
+          <ns2:ligatures ns2:val="none"/>
         </w:rPr>
         <w:t xml:space="preserve"/>
       </w:r>
@@ -4183,7 +4183,7 @@
           <w:kern w:val="0"/>
           <w:shd w:val="clear" w:color="auto" w:fill="FFFFFF"/>
           <w:lang w:eastAsia="es-PE"/>
-          <w14:ligatures w14:val="none"/>
+          <ns2:ligatures ns2:val="none"/>
         </w:rPr>
         <w:t/>
       </w:r>
@@ -4194,7 +4194,7 @@
           <w:kern w:val="0"/>
           <w:shd w:val="clear" w:color="auto" w:fill="FFFFFF"/>
           <w:lang w:eastAsia="es-PE"/>
-          <w14:ligatures w14:val="none"/>
+          <ns2:ligatures ns2:val="none"/>
         </w:rPr>
         <w:t/>
       </w:r>
@@ -4214,7 +4214,7 @@
         <w:t/>
       </w:r>
     </w:p>
-    <w:p>
+    <w:p ns2:paraId="2FFF309D" ns2:textId="5F88635A">
       <w:pPr>
         <w:pStyle w:val="Prrafodelista"/>
         <w:numPr>
@@ -4238,7 +4238,7 @@
         <w:rPr>
           <w:rFonts w:ascii="Arial Narrow" w:eastAsia="Arial Narrow" w:hAnsi="Arial Narrow" w:cs="Arial Narrow"/>
           <w:kern w:val="0"/>
-          <w14:ligatures w14:val="none"/>
+          <ns2:ligatures ns2:val="none"/>
         </w:rPr>
         <w:t xml:space="preserve">la compañía aseguradora no habría </w:t>
       </w:r>
@@ -4246,12 +4246,12 @@
         <w:rPr>
           <w:rFonts w:ascii="Arial Narrow" w:eastAsia="Arial Narrow" w:hAnsi="Arial Narrow" w:cs="Arial Narrow"/>
           <w:kern w:val="0"/>
-          <w14:ligatures w14:val="none"/>
+          <ns2:ligatures ns2:val="none"/>
         </w:rPr>
         <w:t>podría registrar el robo de sus pertenencias en el aplicativo y página web el 4 y 5 de febrero de 2025, en la medida que el botón de registro estaba deshabilitado.</w:t>
       </w:r>
     </w:p>
-    <w:p>
+    <w:p ns2:paraId="51562D6F" ns2:textId="2D5C11CF">
       <w:pPr>
         <w:pStyle w:val="Prrafodelista"/>
         <w:numPr>
@@ -4284,7 +4284,7 @@
           <w:color w:val="000000"/>
           <w:kern w:val="0"/>
           <w:lang w:val="es-ES" w:eastAsia="es-ES"/>
-          <w14:ligatures w14:val="none"/>
+          <ns2:ligatures ns2:val="none"/>
         </w:rPr>
         <w:t xml:space="preserve">la compañía aseguradora </w:t>
       </w:r>
@@ -4292,7 +4292,7 @@
         <w:rPr>
           <w:rFonts w:ascii="Arial Narrow" w:eastAsia="Arial Narrow" w:hAnsi="Arial Narrow" w:cs="Arial Narrow"/>
           <w:kern w:val="0"/>
-          <w14:ligatures w14:val="none"/>
+          <ns2:ligatures ns2:val="none"/>
         </w:rPr>
         <w:t xml:space="preserve">habría </w:t>
       </w:r>
@@ -4300,7 +4300,7 @@
         <w:rPr>
           <w:rFonts w:ascii="Arial Narrow" w:eastAsia="Arial Narrow" w:hAnsi="Arial Narrow" w:cs="Arial Narrow"/>
           <w:kern w:val="0"/>
-          <w14:ligatures w14:val="none"/>
+          <ns2:ligatures ns2:val="none"/>
         </w:rPr>
         <w:t>exigido al denunciante que designe un ajustador para evaluar el siniestro el 4 de febrero de 2025, pese a que el monto es menor</w:t>
       </w:r>
@@ -4308,7 +4308,7 @@
         <w:rPr>
           <w:rFonts w:ascii="Arial Narrow" w:eastAsia="Arial Narrow" w:hAnsi="Arial Narrow" w:cs="Arial Narrow"/>
           <w:kern w:val="0"/>
-          <w14:ligatures w14:val="none"/>
+          <ns2:ligatures ns2:val="none"/>
         </w:rPr>
         <w:t xml:space="preserve"> a US$ 10 000,00</w:t>
       </w:r>
@@ -4316,12 +4316,12 @@
         <w:rPr>
           <w:rFonts w:ascii="Arial Narrow" w:eastAsia="Arial Narrow" w:hAnsi="Arial Narrow" w:cs="Arial Narrow"/>
           <w:kern w:val="0"/>
-          <w14:ligatures w14:val="none"/>
+          <ns2:ligatures ns2:val="none"/>
         </w:rPr>
         <w:t>.</w:t>
       </w:r>
     </w:p>
-    <w:p>
+    <w:p ns2:paraId="3D2AA173" ns2:textId="77777777">
       <w:pPr>
         <w:pStyle w:val="Prrafodelista"/>
         <w:spacing w:line="240" w:lineRule="auto"/>
@@ -4331,7 +4331,7 @@
         </w:rPr>
       </w:pPr>
     </w:p>
-    <w:p>
+    <w:p ns2:paraId="42EE3CA6" ns2:textId="1E18C0AE">
       <w:pPr>
         <w:pStyle w:val="Prrafodelista"/>
         <w:numPr>
@@ -4355,7 +4355,7 @@
         <w:rPr>
           <w:rFonts w:ascii="Arial Narrow" w:eastAsia="Arial Narrow" w:hAnsi="Arial Narrow" w:cs="Arial Narrow"/>
           <w:kern w:val="0"/>
-          <w14:ligatures w14:val="none"/>
+          <ns2:ligatures ns2:val="none"/>
         </w:rPr>
         <w:t xml:space="preserve">la compañía aseguradora no habría </w:t>
       </w:r>
@@ -4363,7 +4363,7 @@
         <w:rPr>
           <w:rFonts w:ascii="Arial Narrow" w:eastAsia="Arial Narrow" w:hAnsi="Arial Narrow" w:cs="Arial Narrow"/>
           <w:kern w:val="0"/>
-          <w14:ligatures w14:val="none"/>
+          <ns2:ligatures ns2:val="none"/>
         </w:rPr>
         <w:t>tomado las medidas necesarias para que su aplicativo Mi Espacio Pacífico se encuentre activo el 10 de febrero de 2025</w:t>
       </w:r>
@@ -4371,7 +4371,7 @@
         <w:rPr>
           <w:rFonts w:ascii="Arial Narrow" w:eastAsia="Arial Narrow" w:hAnsi="Arial Narrow" w:cs="Arial Narrow"/>
           <w:kern w:val="0"/>
-          <w14:ligatures w14:val="none"/>
+          <ns2:ligatures ns2:val="none"/>
         </w:rPr>
         <w:t xml:space="preserve"> así como los demás días del año</w:t>
       </w:r>
@@ -4379,12 +4379,12 @@
         <w:rPr>
           <w:rFonts w:ascii="Arial Narrow" w:eastAsia="Arial Narrow" w:hAnsi="Arial Narrow" w:cs="Arial Narrow"/>
           <w:kern w:val="0"/>
-          <w14:ligatures w14:val="none"/>
+          <ns2:ligatures ns2:val="none"/>
         </w:rPr>
         <w:t>, generando que no pueda ser utilizado por el consumidor.</w:t>
       </w:r>
     </w:p>
-    <w:p>
+    <w:p ns2:paraId="5EF39D81" ns2:textId="77777777">
       <w:pPr>
         <w:pStyle w:val="Prrafodelista"/>
         <w:spacing w:line="240" w:lineRule="auto"/>
@@ -4394,7 +4394,7 @@
         </w:rPr>
       </w:pPr>
     </w:p>
-    <w:p>
+    <w:p ns2:paraId="278080DC" ns2:textId="0426F676">
       <w:pPr>
         <w:pStyle w:val="Prrafodelista"/>
         <w:numPr>
@@ -4426,7 +4426,7 @@
           <w:color w:val="000000"/>
           <w:kern w:val="0"/>
           <w:lang w:val="es-ES" w:eastAsia="es-ES"/>
-          <w14:ligatures w14:val="none"/>
+          <ns2:ligatures ns2:val="none"/>
         </w:rPr>
         <w:t xml:space="preserve">la compañía aseguradora </w:t>
       </w:r>
@@ -4434,7 +4434,7 @@
         <w:rPr>
           <w:rFonts w:ascii="Arial Narrow" w:eastAsia="Arial Narrow" w:hAnsi="Arial Narrow" w:cs="Arial Narrow"/>
           <w:kern w:val="0"/>
-          <w14:ligatures w14:val="none"/>
+          <ns2:ligatures ns2:val="none"/>
         </w:rPr>
         <w:t xml:space="preserve">habría </w:t>
       </w:r>
@@ -4442,7 +4442,7 @@
         <w:rPr>
           <w:rFonts w:ascii="Arial Narrow" w:eastAsia="Arial Narrow" w:hAnsi="Arial Narrow" w:cs="Arial Narrow"/>
           <w:kern w:val="0"/>
-          <w14:ligatures w14:val="none"/>
+          <ns2:ligatures ns2:val="none"/>
         </w:rPr>
         <w:t xml:space="preserve">designado </w:t>
       </w:r>
@@ -4450,7 +4450,7 @@
         <w:rPr>
           <w:rFonts w:ascii="Arial Narrow" w:eastAsia="Arial Narrow" w:hAnsi="Arial Narrow" w:cs="Arial Narrow"/>
           <w:kern w:val="0"/>
-          <w14:ligatures w14:val="none"/>
+          <ns2:ligatures ns2:val="none"/>
         </w:rPr>
         <w:t xml:space="preserve">unilateralmente y fuera del plazo legal al ajustador </w:t>
       </w:r>
@@ -4458,7 +4458,7 @@
         <w:rPr>
           <w:rFonts w:ascii="Arial Narrow" w:eastAsia="Arial Narrow" w:hAnsi="Arial Narrow" w:cs="Arial Narrow"/>
           <w:kern w:val="0"/>
-          <w14:ligatures w14:val="none"/>
+          <ns2:ligatures ns2:val="none"/>
         </w:rPr>
         <w:t xml:space="preserve">Cooper </w:t>
       </w:r>
@@ -4467,7 +4467,7 @@
         <w:rPr>
           <w:rFonts w:ascii="Arial Narrow" w:eastAsia="Arial Narrow" w:hAnsi="Arial Narrow" w:cs="Arial Narrow"/>
           <w:kern w:val="0"/>
-          <w14:ligatures w14:val="none"/>
+          <ns2:ligatures ns2:val="none"/>
         </w:rPr>
         <w:t>Brothers</w:t>
       </w:r>
@@ -4476,7 +4476,7 @@
         <w:rPr>
           <w:rFonts w:ascii="Arial Narrow" w:eastAsia="Arial Narrow" w:hAnsi="Arial Narrow" w:cs="Arial Narrow"/>
           <w:kern w:val="0"/>
-          <w14:ligatures w14:val="none"/>
+          <ns2:ligatures ns2:val="none"/>
         </w:rPr>
         <w:t xml:space="preserve"> Perú S.A.C.</w:t>
       </w:r>
@@ -4484,7 +4484,7 @@
         <w:rPr>
           <w:rFonts w:ascii="Arial Narrow" w:eastAsia="Arial Narrow" w:hAnsi="Arial Narrow" w:cs="Arial Narrow"/>
           <w:kern w:val="0"/>
-          <w14:ligatures w14:val="none"/>
+          <ns2:ligatures ns2:val="none"/>
         </w:rPr>
         <w:t xml:space="preserve"> para evaluar el robo reportado por el denunciante</w:t>
       </w:r>
@@ -4492,7 +4492,7 @@
         <w:rPr>
           <w:rFonts w:ascii="Arial Narrow" w:eastAsia="Arial Narrow" w:hAnsi="Arial Narrow" w:cs="Arial Narrow"/>
           <w:kern w:val="0"/>
-          <w14:ligatures w14:val="none"/>
+          <ns2:ligatures ns2:val="none"/>
         </w:rPr>
         <w:t xml:space="preserve">, pese a </w:t>
       </w:r>
@@ -4500,7 +4500,7 @@
         <w:rPr>
           <w:rFonts w:ascii="Arial Narrow" w:eastAsia="Arial Narrow" w:hAnsi="Arial Narrow" w:cs="Arial Narrow"/>
           <w:kern w:val="0"/>
-          <w14:ligatures w14:val="none"/>
+          <ns2:ligatures ns2:val="none"/>
         </w:rPr>
         <w:t xml:space="preserve">que </w:t>
       </w:r>
@@ -4508,12 +4508,12 @@
         <w:rPr>
           <w:rFonts w:ascii="Arial Narrow" w:eastAsia="Arial Narrow" w:hAnsi="Arial Narrow" w:cs="Arial Narrow"/>
           <w:kern w:val="0"/>
-          <w14:ligatures w14:val="none"/>
+          <ns2:ligatures ns2:val="none"/>
         </w:rPr>
         <w:t>no lo autorizó.</w:t>
       </w:r>
     </w:p>
-    <w:p>
+    <w:p ns2:paraId="07DC41F4" ns2:textId="77777777">
       <w:pPr>
         <w:pStyle w:val="Prrafodelista"/>
         <w:spacing w:line="240" w:lineRule="auto"/>
@@ -4522,7 +4522,7 @@
         </w:rPr>
       </w:pPr>
     </w:p>
-    <w:p>
+    <w:p ns2:paraId="2BE669D3" ns2:textId="0F5F0BE8">
       <w:pPr>
         <w:pStyle w:val="Prrafodelista"/>
         <w:numPr>
@@ -4572,7 +4572,7 @@
           <w:color w:val="000000"/>
           <w:kern w:val="0"/>
           <w:lang w:val="es-ES" w:eastAsia="es-ES"/>
-          <w14:ligatures w14:val="none"/>
+          <ns2:ligatures ns2:val="none"/>
         </w:rPr>
         <w:t xml:space="preserve">la compañía aseguradora </w:t>
       </w:r>
@@ -4580,7 +4580,7 @@
         <w:rPr>
           <w:rFonts w:ascii="Arial Narrow" w:eastAsia="Arial Narrow" w:hAnsi="Arial Narrow" w:cs="Arial Narrow"/>
           <w:kern w:val="0"/>
-          <w14:ligatures w14:val="none"/>
+          <ns2:ligatures ns2:val="none"/>
         </w:rPr>
         <w:t xml:space="preserve">el 11 de febrero de 2025 </w:t>
       </w:r>
@@ -4588,7 +4588,7 @@
         <w:rPr>
           <w:rFonts w:ascii="Arial Narrow" w:eastAsia="Arial Narrow" w:hAnsi="Arial Narrow" w:cs="Arial Narrow"/>
           <w:kern w:val="0"/>
-          <w14:ligatures w14:val="none"/>
+          <ns2:ligatures ns2:val="none"/>
         </w:rPr>
         <w:t xml:space="preserve">habría </w:t>
       </w:r>
@@ -4596,7 +4596,7 @@
         <w:rPr>
           <w:rFonts w:ascii="Arial Narrow" w:eastAsia="Arial Narrow" w:hAnsi="Arial Narrow" w:cs="Arial Narrow"/>
           <w:kern w:val="0"/>
-          <w14:ligatures w14:val="none"/>
+          <ns2:ligatures ns2:val="none"/>
         </w:rPr>
         <w:t xml:space="preserve">requerido información no contemplada en la Póliza </w:t>
       </w:r>
@@ -4604,7 +4604,7 @@
         <w:rPr>
           <w:rFonts w:ascii="Arial Narrow" w:eastAsia="Arial Narrow" w:hAnsi="Arial Narrow" w:cs="Arial Narrow"/>
           <w:kern w:val="0"/>
-          <w14:ligatures w14:val="none"/>
+          <ns2:ligatures ns2:val="none"/>
         </w:rPr>
         <w:t>del Seguro Hogar </w:t>
       </w:r>
@@ -4614,7 +4614,7 @@
           <w:color w:val="000000"/>
           <w:kern w:val="0"/>
           <w:lang w:val="es-ES" w:eastAsia="es-ES"/>
-          <w14:ligatures w14:val="none"/>
+          <ns2:ligatures ns2:val="none"/>
         </w:rPr>
         <w:t xml:space="preserve"> 2007002516</w:t>
       </w:r>
@@ -4624,12 +4624,12 @@
           <w:color w:val="000000"/>
           <w:kern w:val="0"/>
           <w:lang w:val="es-ES" w:eastAsia="es-ES"/>
-          <w14:ligatures w14:val="none"/>
+          <ns2:ligatures ns2:val="none"/>
         </w:rPr>
         <w:t xml:space="preserve"> al denunciante para evaluar la cobertura por el siniestro del 4 de febrero de 2025.</w:t>
       </w:r>
     </w:p>
-    <w:p>
+    <w:p ns2:paraId="32683843" ns2:textId="77777777">
       <w:pPr>
         <w:pStyle w:val="Prrafodelista"/>
         <w:spacing w:line="240" w:lineRule="auto"/>
@@ -4638,7 +4638,7 @@
         </w:rPr>
       </w:pPr>
     </w:p>
-    <w:p>
+    <w:p ns2:paraId="63433D00" ns2:textId="5F75B9C9">
       <w:pPr>
         <w:pStyle w:val="Prrafodelista"/>
         <w:numPr>
@@ -4670,7 +4670,7 @@
           <w:color w:val="000000"/>
           <w:kern w:val="0"/>
           <w:lang w:val="es-ES" w:eastAsia="es-ES"/>
-          <w14:ligatures w14:val="none"/>
+          <ns2:ligatures ns2:val="none"/>
         </w:rPr>
         <w:t xml:space="preserve">la compañía aseguradora </w:t>
       </w:r>
@@ -4680,7 +4680,7 @@
           <w:color w:val="000000"/>
           <w:kern w:val="0"/>
           <w:lang w:val="es-ES" w:eastAsia="es-ES"/>
-          <w14:ligatures w14:val="none"/>
+          <ns2:ligatures ns2:val="none"/>
         </w:rPr>
         <w:t xml:space="preserve">no </w:t>
       </w:r>
@@ -4688,7 +4688,7 @@
         <w:rPr>
           <w:rFonts w:ascii="Arial Narrow" w:eastAsia="Arial Narrow" w:hAnsi="Arial Narrow" w:cs="Arial Narrow"/>
           <w:kern w:val="0"/>
-          <w14:ligatures w14:val="none"/>
+          <ns2:ligatures ns2:val="none"/>
         </w:rPr>
         <w:t xml:space="preserve">habría cumplido con otorgar a la parte denunciante la cobertura </w:t>
       </w:r>
@@ -4696,7 +4696,7 @@
         <w:rPr>
           <w:rFonts w:ascii="Arial Narrow" w:eastAsia="Arial Narrow" w:hAnsi="Arial Narrow" w:cs="Arial Narrow"/>
           <w:kern w:val="0"/>
-          <w14:ligatures w14:val="none"/>
+          <ns2:ligatures ns2:val="none"/>
         </w:rPr>
         <w:t xml:space="preserve">(servicio exprés) </w:t>
       </w:r>
@@ -4704,7 +4704,7 @@
         <w:rPr>
           <w:rFonts w:ascii="Arial Narrow" w:eastAsia="Arial Narrow" w:hAnsi="Arial Narrow" w:cs="Arial Narrow"/>
           <w:kern w:val="0"/>
-          <w14:ligatures w14:val="none"/>
+          <ns2:ligatures ns2:val="none"/>
         </w:rPr>
         <w:t>del Seguro Hogar </w:t>
       </w:r>
@@ -4714,7 +4714,7 @@
           <w:color w:val="000000"/>
           <w:kern w:val="0"/>
           <w:lang w:val="es-ES" w:eastAsia="es-ES"/>
-          <w14:ligatures w14:val="none"/>
+          <ns2:ligatures ns2:val="none"/>
         </w:rPr>
         <w:t xml:space="preserve"> 2007002516 </w:t>
       </w:r>
@@ -4722,7 +4722,7 @@
         <w:rPr>
           <w:rFonts w:ascii="Arial Narrow" w:eastAsia="Arial Narrow" w:hAnsi="Arial Narrow" w:cs="Arial Narrow"/>
           <w:kern w:val="0"/>
-          <w14:ligatures w14:val="none"/>
+          <ns2:ligatures ns2:val="none"/>
         </w:rPr>
         <w:t>dentro del plazo establecido en la póliza</w:t>
       </w:r>
@@ -4730,21 +4730,21 @@
         <w:rPr>
           <w:rFonts w:ascii="Arial Narrow" w:eastAsia="Arial Narrow" w:hAnsi="Arial Narrow" w:cs="Arial Narrow"/>
           <w:kern w:val="0"/>
-          <w14:ligatures w14:val="none"/>
+          <ns2:ligatures ns2:val="none"/>
         </w:rPr>
         <w:t xml:space="preserve"> por el siniestro del 4 de febrero de 2025.</w:t>
       </w:r>
     </w:p>
-    <w:p>
-      <w:pPr>
-        <w:spacing w:after="0" w:line="240" w:lineRule="auto"/>
-        <w:jc w:val="both"/>
-        <w:rPr>
-          <w:rFonts w:ascii="Arial Narrow" w:eastAsia="Arial Narrow" w:hAnsi="Arial Narrow" w:cs="Arial Narrow"/>
-        </w:rPr>
-      </w:pPr>
-    </w:p>
-    <w:p>
+    <w:p ns2:paraId="1DEC288C" ns2:textId="77777777">
+      <w:pPr>
+        <w:spacing w:after="0" w:line="240" w:lineRule="auto"/>
+        <w:jc w:val="both"/>
+        <w:rPr>
+          <w:rFonts w:ascii="Arial Narrow" w:eastAsia="Arial Narrow" w:hAnsi="Arial Narrow" w:cs="Arial Narrow"/>
+        </w:rPr>
+      </w:pPr>
+    </w:p>
+    <w:p ns2:paraId="64718910" ns2:textId="5F3DA38C">
       <w:pPr>
         <w:spacing w:line="240" w:lineRule="auto"/>
         <w:contextualSpacing/>
@@ -4752,17 +4752,17 @@
         <w:rPr>
           <w:rFonts w:ascii="Arial Narrow" w:eastAsia="Calibri" w:hAnsi="Arial Narrow" w:cs="Arial"/>
           <w:kern w:val="0"/>
-          <w14:ligatures w14:val="none"/>
-        </w:rPr>
-      </w:pPr>
-      <w:r>
-        <w:rPr>
-          <w:rFonts w:ascii="Arial Narrow" w:eastAsia="Arial Narrow" w:hAnsi="Arial Narrow" w:cs="Arial Narrow"/>
-          <w:b/>
-          <w:color w:val="000000"/>
-          <w:kern w:val="0"/>
-          <w:lang w:eastAsia="es-PE"/>
-          <w14:ligatures w14:val="none"/>
+          <ns2:ligatures ns2:val="none"/>
+        </w:rPr>
+      </w:pPr>
+      <w:r>
+        <w:rPr>
+          <w:rFonts w:ascii="Arial Narrow" w:eastAsia="Arial Narrow" w:hAnsi="Arial Narrow" w:cs="Arial Narrow"/>
+          <w:b/>
+          <w:color w:val="000000"/>
+          <w:kern w:val="0"/>
+          <w:lang w:eastAsia="es-PE"/>
+          <ns2:ligatures ns2:val="none"/>
         </w:rPr>
         <w:t>SEGUNDO:</w:t>
       </w:r>
@@ -4772,7 +4772,7 @@
           <w:color w:val="000000"/>
           <w:kern w:val="0"/>
           <w:lang w:eastAsia="es-PE"/>
-          <w14:ligatures w14:val="none"/>
+          <ns2:ligatures ns2:val="none"/>
         </w:rPr>
         <w:t xml:space="preserve"> tener por ofrecidos los medios probatorios presentados en el escrito de denuncia </w:t>
       </w:r>
@@ -4782,7 +4782,7 @@
           <w:color w:val="000000"/>
           <w:kern w:val="0"/>
           <w:lang w:val="es-ES" w:eastAsia="es-ES"/>
-          <w14:ligatures w14:val="none"/>
+          <ns2:ligatures ns2:val="none"/>
         </w:rPr>
         <w:t xml:space="preserve">del </w:t>
       </w:r>
@@ -4792,7 +4792,7 @@
           <w:color w:val="000000"/>
           <w:kern w:val="0"/>
           <w:lang w:val="es-ES" w:eastAsia="es-ES"/>
-          <w14:ligatures w14:val="none"/>
+          <ns2:ligatures ns2:val="none"/>
         </w:rPr>
         <w:t>31 de marzo de 2025</w:t>
       </w:r>
@@ -4800,12 +4800,12 @@
         <w:rPr>
           <w:rFonts w:ascii="Arial Narrow" w:eastAsia="Calibri" w:hAnsi="Arial Narrow" w:cs="Arial"/>
           <w:kern w:val="0"/>
-          <w14:ligatures w14:val="none"/>
+          <ns2:ligatures ns2:val="none"/>
         </w:rPr>
         <w:t>.</w:t>
       </w:r>
     </w:p>
-    <w:p>
+    <w:p ns2:paraId="72A4113D" ns2:textId="77777777">
       <w:pPr>
         <w:spacing w:line="240" w:lineRule="auto"/>
         <w:contextualSpacing/>
@@ -4815,30 +4815,30 @@
           <w:color w:val="000000"/>
           <w:kern w:val="0"/>
           <w:lang w:eastAsia="es-PE"/>
-          <w14:ligatures w14:val="none"/>
-        </w:rPr>
-      </w:pPr>
-    </w:p>
-    <w:p>
-      <w:pPr>
-        <w:spacing w:after="0" w:line="240" w:lineRule="auto"/>
-        <w:jc w:val="both"/>
-        <w:rPr>
-          <w:rFonts w:ascii="Arial Narrow" w:eastAsia="Arial Narrow" w:hAnsi="Arial Narrow" w:cs="Arial Narrow"/>
-          <w:color w:val="000000"/>
-          <w:kern w:val="0"/>
-          <w:lang w:eastAsia="es-PE"/>
-          <w14:ligatures w14:val="none"/>
-        </w:rPr>
-      </w:pPr>
-      <w:r>
-        <w:rPr>
-          <w:rFonts w:ascii="Arial Narrow" w:eastAsia="Arial Narrow" w:hAnsi="Arial Narrow" w:cs="Arial Narrow"/>
-          <w:b/>
-          <w:color w:val="000000"/>
-          <w:kern w:val="0"/>
-          <w:lang w:eastAsia="es-PE"/>
-          <w14:ligatures w14:val="none"/>
+          <ns2:ligatures ns2:val="none"/>
+        </w:rPr>
+      </w:pPr>
+    </w:p>
+    <w:p ns2:paraId="1B36369E" ns2:textId="5B3D8DEB">
+      <w:pPr>
+        <w:spacing w:after="0" w:line="240" w:lineRule="auto"/>
+        <w:jc w:val="both"/>
+        <w:rPr>
+          <w:rFonts w:ascii="Arial Narrow" w:eastAsia="Arial Narrow" w:hAnsi="Arial Narrow" w:cs="Arial Narrow"/>
+          <w:color w:val="000000"/>
+          <w:kern w:val="0"/>
+          <w:lang w:eastAsia="es-PE"/>
+          <ns2:ligatures ns2:val="none"/>
+        </w:rPr>
+      </w:pPr>
+      <w:r>
+        <w:rPr>
+          <w:rFonts w:ascii="Arial Narrow" w:eastAsia="Arial Narrow" w:hAnsi="Arial Narrow" w:cs="Arial Narrow"/>
+          <w:b/>
+          <w:color w:val="000000"/>
+          <w:kern w:val="0"/>
+          <w:lang w:eastAsia="es-PE"/>
+          <ns2:ligatures ns2:val="none"/>
         </w:rPr>
         <w:t xml:space="preserve">TERCERO: </w:t>
       </w:r>
@@ -4848,7 +4848,7 @@
           <w:color w:val="000000"/>
           <w:kern w:val="0"/>
           <w:lang w:eastAsia="es-PE"/>
-          <w14:ligatures w14:val="none"/>
+          <ns2:ligatures ns2:val="none"/>
         </w:rPr>
         <w:t xml:space="preserve">requerir a </w:t>
       </w:r>
@@ -4858,7 +4858,7 @@
           <w:color w:val="000000"/>
           <w:kern w:val="0"/>
           <w:lang w:eastAsia="es-PE"/>
-          <w14:ligatures w14:val="none"/>
+          <ns2:ligatures ns2:val="none"/>
         </w:rPr>
         <w:t xml:space="preserve">Pacífico compañía de Seguros y Reaseguros S.A. </w:t>
       </w:r>
@@ -4868,7 +4868,7 @@
           <w:color w:val="000000"/>
           <w:kern w:val="0"/>
           <w:lang w:eastAsia="es-PE"/>
-          <w14:ligatures w14:val="none"/>
+          <ns2:ligatures ns2:val="none"/>
         </w:rPr>
         <w:t>que cumpla con lo siguiente</w:t>
       </w:r>
@@ -4878,12 +4878,12 @@
           <w:color w:val="000000"/>
           <w:kern w:val="0"/>
           <w:lang w:eastAsia="es-PE"/>
-          <w14:ligatures w14:val="none"/>
+          <ns2:ligatures ns2:val="none"/>
         </w:rPr>
         <w:t>:</w:t>
       </w:r>
     </w:p>
-    <w:p>
+    <w:p ns2:paraId="09D9FCC8" ns2:textId="77777777">
       <w:pPr>
         <w:spacing w:after="0" w:line="240" w:lineRule="auto"/>
         <w:jc w:val="both"/>
@@ -4892,11 +4892,11 @@
           <w:color w:val="000000"/>
           <w:kern w:val="0"/>
           <w:lang w:eastAsia="es-PE"/>
-          <w14:ligatures w14:val="none"/>
-        </w:rPr>
-      </w:pPr>
-    </w:p>
-    <w:p>
+          <ns2:ligatures ns2:val="none"/>
+        </w:rPr>
+      </w:pPr>
+    </w:p>
+    <w:p ns2:paraId="0AC32CAC" ns2:textId="77777777">
       <w:pPr>
         <w:numPr>
           <w:ilvl w:val="0"/>
@@ -4910,21 +4910,21 @@
           <w:color w:val="000000"/>
           <w:kern w:val="0"/>
           <w:lang w:eastAsia="es-PE"/>
-          <w14:ligatures w14:val="none"/>
-        </w:rPr>
-      </w:pPr>
-      <w:r>
-        <w:rPr>
-          <w:rFonts w:ascii="Arial Narrow" w:eastAsia="Arial Narrow" w:hAnsi="Arial Narrow" w:cs="Arial Narrow"/>
-          <w:color w:val="000000"/>
-          <w:kern w:val="0"/>
-          <w:lang w:eastAsia="es-PE"/>
-          <w14:ligatures w14:val="none"/>
+          <ns2:ligatures ns2:val="none"/>
+        </w:rPr>
+      </w:pPr>
+      <w:r>
+        <w:rPr>
+          <w:rFonts w:ascii="Arial Narrow" w:eastAsia="Arial Narrow" w:hAnsi="Arial Narrow" w:cs="Arial Narrow"/>
+          <w:color w:val="000000"/>
+          <w:kern w:val="0"/>
+          <w:lang w:eastAsia="es-PE"/>
+          <ns2:ligatures ns2:val="none"/>
         </w:rPr>
         <w:t>presentar documentos que acrediten su inscripción en los Registros Públicos o una declaración jurada que indique que cuenta con dicha inscripción;</w:t>
       </w:r>
     </w:p>
-    <w:p>
+    <w:p ns2:paraId="7C9575CF" ns2:textId="77777777">
       <w:pPr>
         <w:numPr>
           <w:ilvl w:val="0"/>
@@ -4938,21 +4938,21 @@
           <w:color w:val="000000"/>
           <w:kern w:val="0"/>
           <w:lang w:eastAsia="es-PE"/>
-          <w14:ligatures w14:val="none"/>
-        </w:rPr>
-      </w:pPr>
-      <w:r>
-        <w:rPr>
-          <w:rFonts w:ascii="Arial Narrow" w:eastAsia="Arial Narrow" w:hAnsi="Arial Narrow" w:cs="Arial Narrow"/>
-          <w:color w:val="000000"/>
-          <w:kern w:val="0"/>
-          <w:lang w:eastAsia="es-PE"/>
-          <w14:ligatures w14:val="none"/>
+          <ns2:ligatures ns2:val="none"/>
+        </w:rPr>
+      </w:pPr>
+      <w:r>
+        <w:rPr>
+          <w:rFonts w:ascii="Arial Narrow" w:eastAsia="Arial Narrow" w:hAnsi="Arial Narrow" w:cs="Arial Narrow"/>
+          <w:color w:val="000000"/>
+          <w:kern w:val="0"/>
+          <w:lang w:eastAsia="es-PE"/>
+          <ns2:ligatures ns2:val="none"/>
         </w:rPr>
         <w:t>presentar copia simple de las facultades de representación de su representante legal en el presente procedimiento o la declaración jurada que indique que cuenta con dichas facultades y que estas se encuentran vigentes;</w:t>
       </w:r>
     </w:p>
-    <w:p>
+    <w:p ns2:paraId="0CD5704D" ns2:textId="77777777">
       <w:pPr>
         <w:numPr>
           <w:ilvl w:val="0"/>
@@ -4966,21 +4966,21 @@
           <w:color w:val="000000"/>
           <w:kern w:val="0"/>
           <w:lang w:eastAsia="es-PE"/>
-          <w14:ligatures w14:val="none"/>
-        </w:rPr>
-      </w:pPr>
-      <w:r>
-        <w:rPr>
-          <w:rFonts w:ascii="Arial Narrow" w:eastAsia="Arial Narrow" w:hAnsi="Arial Narrow" w:cs="Arial Narrow"/>
-          <w:color w:val="000000"/>
-          <w:kern w:val="0"/>
-          <w:lang w:eastAsia="es-PE"/>
-          <w14:ligatures w14:val="none"/>
+          <ns2:ligatures ns2:val="none"/>
+        </w:rPr>
+      </w:pPr>
+      <w:r>
+        <w:rPr>
+          <w:rFonts w:ascii="Arial Narrow" w:eastAsia="Arial Narrow" w:hAnsi="Arial Narrow" w:cs="Arial Narrow"/>
+          <w:color w:val="000000"/>
+          <w:kern w:val="0"/>
+          <w:lang w:eastAsia="es-PE"/>
+          <ns2:ligatures ns2:val="none"/>
         </w:rPr>
         <w:t>consignar el Número de Registro Único de Contribuyentes (RUC); y,</w:t>
       </w:r>
     </w:p>
-    <w:p>
+    <w:p ns2:paraId="7341F53D" ns2:textId="101F16E7">
       <w:pPr>
         <w:numPr>
           <w:ilvl w:val="0"/>
@@ -4992,16 +4992,16 @@
         <w:rPr>
           <w:rFonts w:ascii="Arial Narrow" w:eastAsia="Calibri" w:hAnsi="Arial Narrow" w:cs="Arial"/>
           <w:kern w:val="0"/>
-          <w14:ligatures w14:val="none"/>
-        </w:rPr>
-      </w:pPr>
-      <w:r>
-        <w:rPr>
-          <w:rFonts w:ascii="Arial Narrow" w:eastAsia="Arial Narrow" w:hAnsi="Arial Narrow" w:cs="Arial Narrow"/>
-          <w:color w:val="000000"/>
-          <w:kern w:val="0"/>
-          <w:lang w:eastAsia="es-PE"/>
-          <w14:ligatures w14:val="none"/>
+          <ns2:ligatures ns2:val="none"/>
+        </w:rPr>
+      </w:pPr>
+      <w:r>
+        <w:rPr>
+          <w:rFonts w:ascii="Arial Narrow" w:eastAsia="Arial Narrow" w:hAnsi="Arial Narrow" w:cs="Arial Narrow"/>
+          <w:color w:val="000000"/>
+          <w:kern w:val="0"/>
+          <w:lang w:eastAsia="es-PE"/>
+          <ns2:ligatures ns2:val="none"/>
         </w:rPr>
         <w:t>fijar domicilio procesal para el procedimiento, de conformidad con el numeral 1 del artículo 442</w:t>
       </w:r>
@@ -5011,7 +5011,7 @@
           <w:color w:val="000000"/>
           <w:kern w:val="0"/>
           <w:lang w:eastAsia="es-PE"/>
-          <w14:ligatures w14:val="none"/>
+          <ns2:ligatures ns2:val="none"/>
         </w:rPr>
         <w:t/>
       </w:r>
@@ -5021,7 +5021,7 @@
           <w:color w:val="000000"/>
           <w:kern w:val="0"/>
           <w:lang w:eastAsia="es-PE"/>
-          <w14:ligatures w14:val="none"/>
+          <ns2:ligatures ns2:val="none"/>
         </w:rPr>
         <w:t xml:space="preserve"> del Código Procesal Civil. </w:t>
       </w:r>
@@ -5029,7 +5029,7 @@
         <w:rPr>
           <w:rFonts w:ascii="Arial Narrow" w:eastAsia="Calibri" w:hAnsi="Arial Narrow" w:cs="Arial"/>
           <w:kern w:val="0"/>
-          <w14:ligatures w14:val="none"/>
+          <ns2:ligatures ns2:val="none"/>
         </w:rPr>
         <w:t>Para ello podrá señalar domicilio físico o una dirección electrónica a la que pueda remitirse las notificaciones</w:t>
       </w:r>
@@ -5038,12 +5038,12 @@
           <w:rFonts w:ascii="Arial Narrow" w:eastAsia="Arial" w:hAnsi="Arial Narrow" w:cs="Arial"/>
           <w:kern w:val="0"/>
           <w:lang w:val="es"/>
-          <w14:ligatures w14:val="none"/>
+          <ns2:ligatures ns2:val="none"/>
         </w:rPr>
         <w:t>;</w:t>
       </w:r>
     </w:p>
-    <w:p>
+    <w:p ns2:paraId="446A1900" ns2:textId="13BE47D4">
       <w:pPr>
         <w:numPr>
           <w:ilvl w:val="0"/>
@@ -5055,14 +5055,14 @@
         <w:rPr>
           <w:rFonts w:ascii="Arial Narrow" w:eastAsia="Calibri" w:hAnsi="Arial Narrow" w:cs="Arial"/>
           <w:kern w:val="0"/>
-          <w14:ligatures w14:val="none"/>
+          <ns2:ligatures ns2:val="none"/>
         </w:rPr>
       </w:pPr>
       <w:r>
         <w:rPr>
           <w:rFonts w:ascii="Arial Narrow" w:eastAsia="Calibri" w:hAnsi="Arial Narrow" w:cs="Arial"/>
           <w:kern w:val="0"/>
-          <w14:ligatures w14:val="none"/>
+          <ns2:ligatures ns2:val="none"/>
         </w:rPr>
         <w:t xml:space="preserve">en caso califique como </w:t>
       </w:r>
@@ -5071,7 +5071,7 @@
         <w:rPr>
           <w:rFonts w:ascii="Arial Narrow" w:eastAsia="Calibri" w:hAnsi="Arial Narrow" w:cs="Arial"/>
           <w:kern w:val="0"/>
-          <w14:ligatures w14:val="none"/>
+          <ns2:ligatures ns2:val="none"/>
         </w:rPr>
         <w:t>micro empresa</w:t>
       </w:r>
@@ -5080,7 +5080,7 @@
         <w:rPr>
           <w:rFonts w:ascii="Arial Narrow" w:eastAsia="Calibri" w:hAnsi="Arial Narrow" w:cs="Arial"/>
           <w:kern w:val="0"/>
-          <w14:ligatures w14:val="none"/>
+          <ns2:ligatures ns2:val="none"/>
         </w:rPr>
         <w:t xml:space="preserve"> o pequeña empresa, presentar los documentos que acrediten su volumen de ventas o ingresos brutos percibidos el año anterior relativo a todas sus actividades económicas y el número de trabajadores con el que cuenta</w:t>
       </w:r>
@@ -5090,7 +5090,7 @@
           <w:rFonts w:ascii="Arial Narrow" w:eastAsia="Calibri" w:hAnsi="Arial Narrow" w:cs="Arial"/>
           <w:kern w:val="0"/>
           <w:vertAlign w:val="superscript"/>
-          <w14:ligatures w14:val="none"/>
+          <ns2:ligatures ns2:val="none"/>
         </w:rPr>
         <w:footnoteReference w:id="5"/>
       </w:r>
@@ -5098,7 +5098,7 @@
         <w:rPr>
           <w:rFonts w:ascii="Arial Narrow" w:eastAsia="Calibri" w:hAnsi="Arial Narrow" w:cs="Arial"/>
           <w:kern w:val="0"/>
-          <w14:ligatures w14:val="none"/>
+          <ns2:ligatures ns2:val="none"/>
         </w:rPr>
         <w:t>. Ello, a fin de que la Comisión pueda meritar dicha documentación, conforme lo establece el artículo 110</w:t>
       </w:r>
@@ -5108,7 +5108,7 @@
           <w:color w:val="000000"/>
           <w:kern w:val="0"/>
           <w:lang w:eastAsia="es-PE"/>
-          <w14:ligatures w14:val="none"/>
+          <ns2:ligatures ns2:val="none"/>
         </w:rPr>
         <w:t/>
       </w:r>
@@ -5116,7 +5116,7 @@
         <w:rPr>
           <w:rFonts w:ascii="Arial Narrow" w:eastAsia="Calibri" w:hAnsi="Arial Narrow" w:cs="Arial"/>
           <w:kern w:val="0"/>
-          <w14:ligatures w14:val="none"/>
+          <ns2:ligatures ns2:val="none"/>
         </w:rPr>
         <w:t xml:space="preserve"> del </w:t>
       </w:r>
@@ -5125,7 +5125,7 @@
           <w:rFonts w:ascii="Arial Narrow" w:eastAsia="Calibri" w:hAnsi="Arial Narrow" w:cs="Arial"/>
           <w:spacing w:val="-2"/>
           <w:kern w:val="0"/>
-          <w14:ligatures w14:val="none"/>
+          <ns2:ligatures ns2:val="none"/>
         </w:rPr>
         <w:t>Código</w:t>
       </w:r>
@@ -5136,7 +5136,7 @@
           <w:spacing w:val="-2"/>
           <w:kern w:val="0"/>
           <w:vertAlign w:val="superscript"/>
-          <w14:ligatures w14:val="none"/>
+          <ns2:ligatures ns2:val="none"/>
         </w:rPr>
         <w:footnoteReference w:id="6"/>
       </w:r>
@@ -5145,67 +5145,102 @@
           <w:rFonts w:ascii="Arial Narrow" w:eastAsia="Calibri" w:hAnsi="Arial Narrow" w:cs="Arial"/>
           <w:spacing w:val="-2"/>
           <w:kern w:val="0"/>
-          <w14:ligatures w14:val="none"/>
+          <ns2:ligatures ns2:val="none"/>
         </w:rPr>
         <w:t>.</w:t>
       </w:r>
     </w:p>
+    <w:p ns2:paraId="354DE7F2" ns2:textId="77777777">
+      <w:pPr>
+        <w:spacing w:after="0" w:line="240" w:lineRule="auto"/>
+        <w:ind w:left="567"/>
+        <w:jc w:val="both"/>
+        <w:rPr>
+          <w:rFonts w:ascii="Arial Narrow" w:eastAsia="Arial Narrow" w:hAnsi="Arial Narrow" w:cs="Arial Narrow"/>
+          <w:color w:val="000000"/>
+          <w:kern w:val="0"/>
+          <w:lang w:eastAsia="es-PE"/>
+          <ns2:ligatures ns2:val="none"/>
+        </w:rPr>
+      </w:pPr>
+    </w:p>
     <w:p>
       <w:pPr>
         <w:spacing w:after="0" w:line="240" w:lineRule="auto"/>
-        <w:ind w:left="567"/>
-        <w:jc w:val="both"/>
-        <w:rPr>
-          <w:rFonts w:ascii="Arial Narrow" w:eastAsia="Arial Narrow" w:hAnsi="Arial Narrow" w:cs="Arial Narrow"/>
-          <w:color w:val="000000"/>
-          <w:kern w:val="0"/>
-          <w:lang w:eastAsia="es-PE"/>
-          <w14:ligatures w14:val="none"/>
-        </w:rPr>
-      </w:pPr>
-    </w:p>
-    <w:p>
-      <w:pPr>
-        <w:spacing w:after="0" w:line="240" w:lineRule="auto"/>
-        <w:jc w:val="both"/>
-        <w:rPr>
-          <w:rFonts w:ascii="Arial Narrow" w:eastAsia="Arial Narrow" w:hAnsi="Arial Narrow" w:cs="Arial Narrow"/>
-          <w:color w:val="000000"/>
-          <w:kern w:val="0"/>
-          <w:lang w:eastAsia="es-PE"/>
-          <w14:ligatures w14:val="none"/>
-        </w:rPr>
-      </w:pPr>
-      <w:r>
-        <w:rPr>
-          <w:rFonts w:ascii="Arial Narrow" w:eastAsia="Arial Narrow" w:hAnsi="Arial Narrow" w:cs="Arial Narrow"/>
-          <w:b/>
-          <w:color w:val="000000"/>
-          <w:kern w:val="0"/>
-          <w:lang w:eastAsia="es-PE"/>
-          <w14:ligatures w14:val="none"/>
+        <w:jc w:val="both"/>
+        <w:rPr>
+          <w:rFonts w:ascii="Arial Narrow" w:eastAsia="Arial Narrow" w:hAnsi="Arial Narrow" w:cs="Arial Narrow"/>
+          <w:color w:val="000000"/>
+          <w:kern w:val="0"/>
+          <w:lang w:eastAsia="es-PE"/>
+          <ns2:ligatures ns2:val="none"/>
+        </w:rPr>
+      </w:pPr>
+      <w:r>
+        <w:rPr>
+          <w:rFonts w:ascii="Arial Narrow" w:hAnsi="Arial Narrow" w:cs="Arial Narrow"/>
+          <w:b w:val="1"/>
+          <w:bCs w:val="1"/>
+          <w:sz w:val="20"/>
+          <w:szCs w:val="20"/>
         </w:rPr>
         <w:t xml:space="preserve">CUARTO: </w:t>
       </w:r>
       <w:r>
         <w:rPr>
-          <w:rFonts w:ascii="Arial Narrow" w:eastAsia="Arial Narrow" w:hAnsi="Arial Narrow" w:cs="Arial Narrow"/>
-          <w:color w:val="000000"/>
-          <w:kern w:val="0"/>
-          <w:lang w:eastAsia="es-PE"/>
-          <w14:ligatures w14:val="none"/>
-        </w:rPr>
-        <w:t xml:space="preserve">correr traslado de la denuncia interpuesta </w:t>
-      </w:r>
-      <w:r>
+          <w:rFonts w:ascii="Arial Narrow" w:hAnsi="Arial Narrow" w:cs="Arial Narrow"/>
+          <w:sz w:val="20"/>
+          <w:szCs w:val="20"/>
+        </w:rPr>
+        <w:t xml:space="preserve">correr traslado de la presente resolución a Pacífico compañía de Seguros y Reaseguros S.A para que, de conformidad con lo dispuesto por el artículo 26° de la Ley sobre Facultades, Normas y Organización del Indecopi, aprobado por Decreto Legislativo N° 8079, presenten sus descargos sobre la imputación de cargos realizada en un plazo no mayor a cinco (5) días hábiles contado a partir del día siguiente de la notificación de la presente resolución, vencido el cual, el Secretario Técnico declarará en rebeldía a los denunciados que no lo hubieran presentado. Debe precisarse que de conformidad con lo establecido por el artículo 223° del Texto Único Ordenado de la Ley N° 27444, Ley del Procedimiento Administrativo General, las alegaciones y los hechos relevantes de la reclamación, salvo que hayan sido específicamente negadas en la contestación, se tendrán por aceptadas o meritadas como ciertas.</w:t>
+      </w:r>
+    </w:p>
+    <w:p ns2:paraId="7D74C0BD" ns2:textId="77777777">
+      <w:pPr>
+        <w:spacing w:after="0" w:line="240" w:lineRule="auto"/>
+        <w:jc w:val="both"/>
+        <w:rPr>
+          <w:rFonts w:ascii="Arial Narrow" w:eastAsia="Arial Narrow" w:hAnsi="Arial Narrow" w:cs="Arial Narrow"/>
+          <w:color w:val="000000"/>
+          <w:kern w:val="0"/>
+          <w:lang w:eastAsia="es-PE"/>
+          <ns2:ligatures ns2:val="none"/>
+        </w:rPr>
+      </w:pPr>
+    </w:p>
+    <w:p ns2:paraId="61C1ED8F" ns2:textId="4B4375DF">
+      <w:pPr>
+        <w:spacing w:after="0" w:line="240" w:lineRule="auto"/>
+        <w:jc w:val="both"/>
         <w:rPr>
           <w:rFonts w:ascii="Arial Narrow" w:eastAsia="Times New Roman" w:hAnsi="Arial Narrow" w:cs="Arial"/>
           <w:color w:val="000000"/>
           <w:kern w:val="0"/>
           <w:lang w:val="es-ES" w:eastAsia="es-ES"/>
-          <w14:ligatures w14:val="none"/>
-        </w:rPr>
-        <w:t xml:space="preserve">el </w:t>
+          <ns2:ligatures ns2:val="none"/>
+        </w:rPr>
+      </w:pPr>
+      <w:r>
+        <w:rPr>
+          <w:rFonts w:ascii="Arial Narrow" w:eastAsia="Arial Narrow" w:hAnsi="Arial Narrow" w:cs="Arial Narrow"/>
+          <w:b/>
+          <w:color w:val="000000"/>
+          <w:kern w:val="0"/>
+          <w:lang w:eastAsia="es-PE"/>
+          <ns2:ligatures ns2:val="none"/>
+        </w:rPr>
+        <w:t xml:space="preserve">QUINTO: </w:t>
+      </w:r>
+      <w:bookmarkStart w:id="5" w:name="_Hlk188286813"/>
+      <w:r>
+        <w:rPr>
+          <w:rFonts w:ascii="Arial Narrow" w:eastAsia="Times New Roman" w:hAnsi="Arial Narrow" w:cs="Arial"/>
+          <w:color w:val="000000"/>
+          <w:kern w:val="0"/>
+          <w:lang w:eastAsia="es-ES"/>
+          <ns2:ligatures ns2:val="none"/>
+        </w:rPr>
+        <w:t xml:space="preserve">requerir </w:t>
       </w:r>
       <w:r>
         <w:rPr>
@@ -5213,79 +5248,217 @@
           <w:color w:val="000000"/>
           <w:kern w:val="0"/>
           <w:lang w:val="es-ES" w:eastAsia="es-ES"/>
-          <w14:ligatures w14:val="none"/>
-        </w:rPr>
-        <w:t xml:space="preserve">31 de marzo </w:t>
-      </w:r>
+          <ns2:ligatures ns2:val="none"/>
+        </w:rPr>
+        <w:t xml:space="preserve">que, en un </w:t>
+      </w:r>
+      <w:r>
+        <w:rPr>
+          <w:rFonts w:ascii="Arial Narrow" w:eastAsia="Times New Roman" w:hAnsi="Arial Narrow" w:cs="Arial"/>
+          <w:color w:val="000000"/>
+          <w:kern w:val="0"/>
+          <w:lang w:eastAsia="es-ES"/>
+          <ns2:ligatures ns2:val="none"/>
+        </w:rPr>
+        <w:t>plazo no mayor de cinco (5) días hábiles contado a partir del día siguiente de la notificación de la presente resolución</w:t>
+      </w:r>
+      <w:bookmarkEnd w:id="5"/>
+      <w:r>
+        <w:rPr>
+          <w:rFonts w:ascii="Arial Narrow" w:eastAsia="Times New Roman" w:hAnsi="Arial Narrow" w:cs="Arial"/>
+          <w:color w:val="000000"/>
+          <w:kern w:val="0"/>
+          <w:lang w:eastAsia="es-ES"/>
+          <ns2:ligatures ns2:val="none"/>
+        </w:rPr>
+        <w:t xml:space="preserve">, </w:t>
+      </w:r>
+      <w:bookmarkStart w:id="6" w:name="_Hlk188286828"/>
+      <w:r>
+        <w:rPr>
+          <w:rFonts w:ascii="Arial Narrow" w:eastAsia="Times New Roman" w:hAnsi="Arial Narrow" w:cs="Times New Roman"/>
+          <w:color w:val="000000"/>
+          <w:kern w:val="0"/>
+          <w:shd w:val="clear" w:color="auto" w:fill="FFFFFF"/>
+          <w:lang w:eastAsia="es-PE"/>
+          <ns2:ligatures ns2:val="none"/>
+        </w:rPr>
+        <w:t>Pacífico compañía de Seguros y Reaseguros S</w:t>
+      </w:r>
+      <w:r>
+        <w:rPr>
+          <w:rFonts w:ascii="Arial Narrow" w:eastAsia="Times New Roman" w:hAnsi="Arial Narrow" w:cs="Times New Roman"/>
+          <w:color w:val="000000"/>
+          <w:kern w:val="0"/>
+          <w:shd w:val="clear" w:color="auto" w:fill="FFFFFF"/>
+          <w:lang w:eastAsia="es-PE"/>
+          <ns2:ligatures ns2:val="none"/>
+        </w:rPr>
+        <w:t>.A.</w:t>
+      </w:r>
+      <w:r>
+        <w:rPr>
+          <w:rFonts w:ascii="Arial Narrow" w:eastAsia="Times New Roman" w:hAnsi="Arial Narrow" w:cs="Arial"/>
+          <w:color w:val="000000"/>
+          <w:kern w:val="0"/>
+          <w:lang w:eastAsia="es-ES"/>
+          <ns2:ligatures ns2:val="none"/>
+        </w:rPr>
+        <w:t xml:space="preserve">, </w:t>
+      </w:r>
+      <w:bookmarkEnd w:id="6"/>
       <w:r>
         <w:rPr>
           <w:rFonts w:ascii="Arial Narrow" w:eastAsia="Times New Roman" w:hAnsi="Arial Narrow" w:cs="Arial"/>
           <w:color w:val="000000"/>
           <w:kern w:val="0"/>
           <w:lang w:val="es-ES" w:eastAsia="es-ES"/>
-          <w14:ligatures w14:val="none"/>
-        </w:rPr>
-        <w:t>de 2025</w:t>
-      </w:r>
-      <w:r>
-        <w:rPr>
-          <w:rFonts w:ascii="Arial Narrow" w:eastAsia="Calibri" w:hAnsi="Arial Narrow" w:cs="Arial"/>
-          <w:kern w:val="0"/>
-          <w14:ligatures w14:val="none"/>
-        </w:rPr>
-        <w:t xml:space="preserve">, </w:t>
-      </w:r>
-      <w:r>
-        <w:rPr>
-          <w:rFonts w:ascii="Arial Narrow" w:eastAsia="Arial Narrow" w:hAnsi="Arial Narrow" w:cs="Arial Narrow"/>
-          <w:color w:val="000000"/>
-          <w:kern w:val="0"/>
-          <w:lang w:eastAsia="es-PE"/>
-          <w14:ligatures w14:val="none"/>
-        </w:rPr>
-        <w:t>a</w:t>
-      </w:r>
-      <w:r>
-        <w:rPr>
-          <w:rFonts w:ascii="Arial Narrow" w:eastAsia="Times New Roman" w:hAnsi="Arial Narrow" w:cs="Times New Roman"/>
-          <w:color w:val="000000"/>
-          <w:kern w:val="0"/>
-          <w:shd w:val="clear" w:color="auto" w:fill="FFFFFF"/>
-          <w:lang w:eastAsia="es-PE"/>
-          <w14:ligatures w14:val="none"/>
+          <ns2:ligatures ns2:val="none"/>
+        </w:rPr>
+        <w:t xml:space="preserve">cumpla con: </w:t>
+      </w:r>
+      <w:r>
+        <w:rPr>
+          <w:rFonts w:ascii="Arial Narrow" w:eastAsia="Times New Roman" w:hAnsi="Arial Narrow" w:cs="Arial"/>
+          <w:color w:val="000000"/>
+          <w:kern w:val="0"/>
+          <w:lang w:val="es-ES" w:eastAsia="es-ES"/>
+          <ns2:ligatures ns2:val="none"/>
+        </w:rPr>
+        <w:t>(i) presentar una copia completa, legible y debidamente suscrita de la Póliza 2007002516 del Seguro Hogar, así como el cargo de remisión de la póliza; (</w:t>
+      </w:r>
+      <w:proofErr w:type="spellStart"/>
+      <w:r>
+        <w:rPr>
+          <w:rFonts w:ascii="Arial Narrow" w:eastAsia="Times New Roman" w:hAnsi="Arial Narrow" w:cs="Arial"/>
+          <w:color w:val="000000"/>
+          <w:kern w:val="0"/>
+          <w:lang w:val="es-ES" w:eastAsia="es-ES"/>
+          <ns2:ligatures ns2:val="none"/>
+        </w:rPr>
+        <w:t>ii</w:t>
+      </w:r>
+      <w:proofErr w:type="spellEnd"/>
+      <w:r>
+        <w:rPr>
+          <w:rFonts w:ascii="Arial Narrow" w:eastAsia="Times New Roman" w:hAnsi="Arial Narrow" w:cs="Arial"/>
+          <w:color w:val="000000"/>
+          <w:kern w:val="0"/>
+          <w:lang w:val="es-ES" w:eastAsia="es-ES"/>
+          <ns2:ligatures ns2:val="none"/>
+        </w:rPr>
+        <w:t xml:space="preserve">) presentar los medios probatorios que acrediten el valor a indemnizar del </w:t>
+      </w:r>
+      <w:r>
+        <w:rPr>
+          <w:rFonts w:ascii="Arial Narrow" w:eastAsia="Times New Roman" w:hAnsi="Arial Narrow" w:cs="Arial"/>
+          <w:color w:val="000000"/>
+          <w:kern w:val="0"/>
+          <w:lang w:val="es-ES" w:eastAsia="es-ES"/>
+          <ns2:ligatures ns2:val="none"/>
+        </w:rPr>
+        <w:t>hurto</w:t>
+      </w:r>
+      <w:r>
+        <w:rPr>
+          <w:rFonts w:ascii="Arial Narrow" w:eastAsia="Times New Roman" w:hAnsi="Arial Narrow" w:cs="Arial"/>
+          <w:color w:val="000000"/>
+          <w:kern w:val="0"/>
+          <w:lang w:val="es-ES" w:eastAsia="es-ES"/>
+          <ns2:ligatures ns2:val="none"/>
+        </w:rPr>
+        <w:t xml:space="preserve"> de los bienes de acuerdo a los términos y condiciones de la póliza; y, (</w:t>
+      </w:r>
+      <w:proofErr w:type="spellStart"/>
+      <w:r>
+        <w:rPr>
+          <w:rFonts w:ascii="Arial Narrow" w:eastAsia="Times New Roman" w:hAnsi="Arial Narrow" w:cs="Arial"/>
+          <w:color w:val="000000"/>
+          <w:kern w:val="0"/>
+          <w:lang w:val="es-ES" w:eastAsia="es-ES"/>
+          <ns2:ligatures ns2:val="none"/>
+        </w:rPr>
+        <w:t>iii</w:t>
+      </w:r>
+      <w:proofErr w:type="spellEnd"/>
+      <w:r>
+        <w:rPr>
+          <w:rFonts w:ascii="Arial Narrow" w:eastAsia="Times New Roman" w:hAnsi="Arial Narrow" w:cs="Arial"/>
+          <w:color w:val="000000"/>
+          <w:kern w:val="0"/>
+          <w:lang w:val="es-ES" w:eastAsia="es-ES"/>
+          <ns2:ligatures ns2:val="none"/>
+        </w:rPr>
+        <w:t>) presentar todas las comunicaciones cursadas con el denunciante en virtud del hecho materia de denuncia</w:t>
+      </w:r>
+      <w:r>
+        <w:rPr>
+          <w:rFonts w:ascii="Arial Narrow" w:eastAsia="Times New Roman" w:hAnsi="Arial Narrow" w:cs="Arial"/>
+          <w:color w:val="000000"/>
+          <w:kern w:val="0"/>
+          <w:lang w:val="es-ES" w:eastAsia="es-ES"/>
+          <ns2:ligatures ns2:val="none"/>
+        </w:rPr>
+        <w:t>.</w:t>
+      </w:r>
+    </w:p>
+    <w:p ns2:paraId="6A128BE5" ns2:textId="77777777">
+      <w:pPr>
+        <w:spacing w:after="0" w:line="240" w:lineRule="auto"/>
+        <w:jc w:val="both"/>
+        <w:rPr>
+          <w:rFonts w:ascii="Arial Narrow" w:eastAsia="Arial Narrow" w:hAnsi="Arial Narrow" w:cs="Arial Narrow"/>
+          <w:b/>
+          <w:color w:val="000000"/>
+          <w:kern w:val="0"/>
+          <w:lang w:val="es-ES" w:eastAsia="es-PE"/>
+          <ns2:ligatures ns2:val="none"/>
+        </w:rPr>
+      </w:pPr>
+    </w:p>
+    <w:p ns2:paraId="5A49EAA8" ns2:textId="66340982">
+      <w:pPr>
+        <w:spacing w:after="0" w:line="240" w:lineRule="auto"/>
+        <w:jc w:val="both"/>
+        <w:rPr>
+          <w:rFonts w:ascii="Arial Narrow" w:eastAsia="Arial Narrow" w:hAnsi="Arial Narrow" w:cs="Arial Narrow"/>
+          <w:color w:val="000000"/>
+          <w:kern w:val="0"/>
+          <w:lang w:eastAsia="es-PE"/>
+          <ns2:ligatures ns2:val="none"/>
+        </w:rPr>
+      </w:pPr>
+      <w:r>
+        <w:rPr>
+          <w:rFonts w:ascii="Arial Narrow" w:eastAsia="Arial Narrow" w:hAnsi="Arial Narrow" w:cs="Arial Narrow"/>
+          <w:b/>
+          <w:color w:val="000000"/>
+          <w:kern w:val="0"/>
+          <w:lang w:eastAsia="es-PE"/>
+          <ns2:ligatures ns2:val="none"/>
+        </w:rPr>
+        <w:t>SEXTO:</w:t>
+      </w:r>
+      <w:r>
+        <w:rPr>
+          <w:rFonts w:ascii="Arial Narrow" w:eastAsia="Arial Narrow" w:hAnsi="Arial Narrow" w:cs="Arial Narrow"/>
+          <w:color w:val="000000"/>
+          <w:kern w:val="0"/>
+          <w:lang w:eastAsia="es-PE"/>
+          <ns2:ligatures ns2:val="none"/>
         </w:rPr>
         <w:t xml:space="preserve"> </w:t>
       </w:r>
-      <w:r>
-        <w:rPr>
-          <w:rFonts w:ascii="Arial Narrow" w:eastAsia="Times New Roman" w:hAnsi="Arial Narrow" w:cs="Times New Roman"/>
-          <w:color w:val="000000"/>
-          <w:kern w:val="0"/>
-          <w:shd w:val="clear" w:color="auto" w:fill="FFFFFF"/>
-          <w:lang w:eastAsia="es-PE"/>
-          <w14:ligatures w14:val="none"/>
-        </w:rPr>
-        <w:t>Pacífico compañía de Seguros y Reaseguros S.A.</w:t>
-      </w:r>
-      <w:r>
-        <w:rPr>
-          <w:rFonts w:ascii="Arial Narrow" w:eastAsia="Arial Narrow" w:hAnsi="Arial Narrow" w:cs="Arial Narrow"/>
-          <w:color w:val="000000"/>
-          <w:kern w:val="0"/>
-          <w:lang w:eastAsia="es-PE"/>
-          <w14:ligatures w14:val="none"/>
-        </w:rPr>
-        <w:t>, para que, de conformidad con lo dispuesto p</w:t>
-      </w:r>
-      <w:r>
-        <w:rPr>
-          <w:rFonts w:ascii="Arial Narrow" w:eastAsia="Arial Narrow" w:hAnsi="Arial Narrow" w:cs="Arial Narrow"/>
-          <w:color w:val="000000"/>
-          <w:kern w:val="0"/>
-          <w:lang w:eastAsia="es-PE"/>
-          <w14:ligatures w14:val="none"/>
-        </w:rPr>
-        <w:t>or el artículo 26</w:t>
+      <w:bookmarkStart w:id="7" w:name="_Hlk188286915"/>
+      <w:r>
+        <w:rPr>
+          <w:rFonts w:ascii="Arial Narrow" w:eastAsia="Arial Narrow" w:hAnsi="Arial Narrow" w:cs="Arial Narrow"/>
+          <w:color w:val="000000"/>
+          <w:kern w:val="0"/>
+          <w:lang w:eastAsia="es-PE"/>
+          <ns2:ligatures ns2:val="none"/>
+        </w:rPr>
+        <w:t>informar a las partes que el artículo 110</w:t>
       </w:r>
       <w:r>
         <w:rPr>
@@ -5293,7 +5466,7 @@
           <w:color w:val="000000"/>
           <w:kern w:val="0"/>
           <w:lang w:eastAsia="es-PE"/>
-          <w14:ligatures w14:val="none"/>
+          <ns2:ligatures ns2:val="none"/>
         </w:rPr>
         <w:t/>
       </w:r>
@@ -5303,293 +5476,7 @@
           <w:color w:val="000000"/>
           <w:kern w:val="0"/>
           <w:lang w:eastAsia="es-PE"/>
-          <w14:ligatures w14:val="none"/>
-        </w:rPr>
-        <w:t xml:space="preserve"> de la Ley sobre Facultades, Normas y Organización del Indecopi, aprobada por Decreto Legislativo 807, presente sus descargos en un plazo no mayor de cinco (5) días hábiles contados desde la notificación. </w:t>
-      </w:r>
-    </w:p>
-    <w:p>
-      <w:pPr>
-        <w:spacing w:after="0" w:line="240" w:lineRule="auto"/>
-        <w:jc w:val="both"/>
-        <w:rPr>
-          <w:rFonts w:ascii="Arial Narrow" w:eastAsia="Arial Narrow" w:hAnsi="Arial Narrow" w:cs="Arial Narrow"/>
-          <w:color w:val="000000"/>
-          <w:kern w:val="0"/>
-          <w:lang w:eastAsia="es-PE"/>
-          <w14:ligatures w14:val="none"/>
-        </w:rPr>
-      </w:pPr>
-    </w:p>
-    <w:p>
-      <w:pPr>
-        <w:spacing w:after="0" w:line="240" w:lineRule="auto"/>
-        <w:jc w:val="both"/>
-        <w:rPr>
-          <w:rFonts w:ascii="Arial Narrow" w:eastAsia="Times New Roman" w:hAnsi="Arial Narrow" w:cs="Arial"/>
-          <w:color w:val="000000"/>
-          <w:kern w:val="0"/>
-          <w:lang w:val="es-ES" w:eastAsia="es-ES"/>
-          <w14:ligatures w14:val="none"/>
-        </w:rPr>
-      </w:pPr>
-      <w:r>
-        <w:rPr>
-          <w:rFonts w:ascii="Arial Narrow" w:eastAsia="Arial Narrow" w:hAnsi="Arial Narrow" w:cs="Arial Narrow"/>
-          <w:b/>
-          <w:color w:val="000000"/>
-          <w:kern w:val="0"/>
-          <w:lang w:eastAsia="es-PE"/>
-          <w14:ligatures w14:val="none"/>
-        </w:rPr>
-        <w:t xml:space="preserve">QUINTO: </w:t>
-      </w:r>
-      <w:bookmarkStart w:id="5" w:name="_Hlk188286813"/>
-      <w:r>
-        <w:rPr>
-          <w:rFonts w:ascii="Arial Narrow" w:eastAsia="Times New Roman" w:hAnsi="Arial Narrow" w:cs="Arial"/>
-          <w:color w:val="000000"/>
-          <w:kern w:val="0"/>
-          <w:lang w:eastAsia="es-ES"/>
-          <w14:ligatures w14:val="none"/>
-        </w:rPr>
-        <w:t xml:space="preserve">requerir </w:t>
-      </w:r>
-      <w:r>
-        <w:rPr>
-          <w:rFonts w:ascii="Arial Narrow" w:eastAsia="Times New Roman" w:hAnsi="Arial Narrow" w:cs="Arial"/>
-          <w:color w:val="000000"/>
-          <w:kern w:val="0"/>
-          <w:lang w:val="es-ES" w:eastAsia="es-ES"/>
-          <w14:ligatures w14:val="none"/>
-        </w:rPr>
-        <w:t xml:space="preserve">que, en un </w:t>
-      </w:r>
-      <w:r>
-        <w:rPr>
-          <w:rFonts w:ascii="Arial Narrow" w:eastAsia="Times New Roman" w:hAnsi="Arial Narrow" w:cs="Arial"/>
-          <w:color w:val="000000"/>
-          <w:kern w:val="0"/>
-          <w:lang w:eastAsia="es-ES"/>
-          <w14:ligatures w14:val="none"/>
-        </w:rPr>
-        <w:t>plazo no mayor de cinco (5) días hábiles contado a partir del día siguiente de la notificación de la presente resolución</w:t>
-      </w:r>
-      <w:bookmarkEnd w:id="5"/>
-      <w:r>
-        <w:rPr>
-          <w:rFonts w:ascii="Arial Narrow" w:eastAsia="Times New Roman" w:hAnsi="Arial Narrow" w:cs="Arial"/>
-          <w:color w:val="000000"/>
-          <w:kern w:val="0"/>
-          <w:lang w:eastAsia="es-ES"/>
-          <w14:ligatures w14:val="none"/>
-        </w:rPr>
-        <w:t xml:space="preserve">, </w:t>
-      </w:r>
-      <w:bookmarkStart w:id="6" w:name="_Hlk188286828"/>
-      <w:r>
-        <w:rPr>
-          <w:rFonts w:ascii="Arial Narrow" w:eastAsia="Times New Roman" w:hAnsi="Arial Narrow" w:cs="Times New Roman"/>
-          <w:color w:val="000000"/>
-          <w:kern w:val="0"/>
-          <w:shd w:val="clear" w:color="auto" w:fill="FFFFFF"/>
-          <w:lang w:eastAsia="es-PE"/>
-          <w14:ligatures w14:val="none"/>
-        </w:rPr>
-        <w:t>Pacífico compañía de Seguros y Reaseguros S</w:t>
-      </w:r>
-      <w:r>
-        <w:rPr>
-          <w:rFonts w:ascii="Arial Narrow" w:eastAsia="Times New Roman" w:hAnsi="Arial Narrow" w:cs="Times New Roman"/>
-          <w:color w:val="000000"/>
-          <w:kern w:val="0"/>
-          <w:shd w:val="clear" w:color="auto" w:fill="FFFFFF"/>
-          <w:lang w:eastAsia="es-PE"/>
-          <w14:ligatures w14:val="none"/>
-        </w:rPr>
-        <w:t>.A.</w:t>
-      </w:r>
-      <w:r>
-        <w:rPr>
-          <w:rFonts w:ascii="Arial Narrow" w:eastAsia="Times New Roman" w:hAnsi="Arial Narrow" w:cs="Arial"/>
-          <w:color w:val="000000"/>
-          <w:kern w:val="0"/>
-          <w:lang w:eastAsia="es-ES"/>
-          <w14:ligatures w14:val="none"/>
-        </w:rPr>
-        <w:t xml:space="preserve">, </w:t>
-      </w:r>
-      <w:bookmarkEnd w:id="6"/>
-      <w:r>
-        <w:rPr>
-          <w:rFonts w:ascii="Arial Narrow" w:eastAsia="Times New Roman" w:hAnsi="Arial Narrow" w:cs="Arial"/>
-          <w:color w:val="000000"/>
-          <w:kern w:val="0"/>
-          <w:lang w:val="es-ES" w:eastAsia="es-ES"/>
-          <w14:ligatures w14:val="none"/>
-        </w:rPr>
-        <w:t xml:space="preserve">cumpla con: </w:t>
-      </w:r>
-      <w:r>
-        <w:rPr>
-          <w:rFonts w:ascii="Arial Narrow" w:eastAsia="Times New Roman" w:hAnsi="Arial Narrow" w:cs="Arial"/>
-          <w:color w:val="000000"/>
-          <w:kern w:val="0"/>
-          <w:lang w:val="es-ES" w:eastAsia="es-ES"/>
-          <w14:ligatures w14:val="none"/>
-        </w:rPr>
-        <w:t>(i) presentar una copia completa, legible y debidamente suscrita de la Póliza 2007002516 del Seguro Hogar, así como el cargo de remisión de la póliza; (</w:t>
-      </w:r>
-      <w:proofErr w:type="spellStart"/>
-      <w:r>
-        <w:rPr>
-          <w:rFonts w:ascii="Arial Narrow" w:eastAsia="Times New Roman" w:hAnsi="Arial Narrow" w:cs="Arial"/>
-          <w:color w:val="000000"/>
-          <w:kern w:val="0"/>
-          <w:lang w:val="es-ES" w:eastAsia="es-ES"/>
-          <w14:ligatures w14:val="none"/>
-        </w:rPr>
-        <w:t>ii</w:t>
-      </w:r>
-      <w:proofErr w:type="spellEnd"/>
-      <w:r>
-        <w:rPr>
-          <w:rFonts w:ascii="Arial Narrow" w:eastAsia="Times New Roman" w:hAnsi="Arial Narrow" w:cs="Arial"/>
-          <w:color w:val="000000"/>
-          <w:kern w:val="0"/>
-          <w:lang w:val="es-ES" w:eastAsia="es-ES"/>
-          <w14:ligatures w14:val="none"/>
-        </w:rPr>
-        <w:t xml:space="preserve">) presentar los medios probatorios que acrediten el valor a indemnizar del </w:t>
-      </w:r>
-      <w:r>
-        <w:rPr>
-          <w:rFonts w:ascii="Arial Narrow" w:eastAsia="Times New Roman" w:hAnsi="Arial Narrow" w:cs="Arial"/>
-          <w:color w:val="000000"/>
-          <w:kern w:val="0"/>
-          <w:lang w:val="es-ES" w:eastAsia="es-ES"/>
-          <w14:ligatures w14:val="none"/>
-        </w:rPr>
-        <w:t>hurto</w:t>
-      </w:r>
-      <w:r>
-        <w:rPr>
-          <w:rFonts w:ascii="Arial Narrow" w:eastAsia="Times New Roman" w:hAnsi="Arial Narrow" w:cs="Arial"/>
-          <w:color w:val="000000"/>
-          <w:kern w:val="0"/>
-          <w:lang w:val="es-ES" w:eastAsia="es-ES"/>
-          <w14:ligatures w14:val="none"/>
-        </w:rPr>
-        <w:t xml:space="preserve"> de los bienes de acuerdo a los términos y condiciones de la póliza; y, (</w:t>
-      </w:r>
-      <w:proofErr w:type="spellStart"/>
-      <w:r>
-        <w:rPr>
-          <w:rFonts w:ascii="Arial Narrow" w:eastAsia="Times New Roman" w:hAnsi="Arial Narrow" w:cs="Arial"/>
-          <w:color w:val="000000"/>
-          <w:kern w:val="0"/>
-          <w:lang w:val="es-ES" w:eastAsia="es-ES"/>
-          <w14:ligatures w14:val="none"/>
-        </w:rPr>
-        <w:t>iii</w:t>
-      </w:r>
-      <w:proofErr w:type="spellEnd"/>
-      <w:r>
-        <w:rPr>
-          <w:rFonts w:ascii="Arial Narrow" w:eastAsia="Times New Roman" w:hAnsi="Arial Narrow" w:cs="Arial"/>
-          <w:color w:val="000000"/>
-          <w:kern w:val="0"/>
-          <w:lang w:val="es-ES" w:eastAsia="es-ES"/>
-          <w14:ligatures w14:val="none"/>
-        </w:rPr>
-        <w:t>) presentar todas las comunicaciones cursadas con el denunciante en virtud del hecho materia de denuncia</w:t>
-      </w:r>
-      <w:r>
-        <w:rPr>
-          <w:rFonts w:ascii="Arial Narrow" w:eastAsia="Times New Roman" w:hAnsi="Arial Narrow" w:cs="Arial"/>
-          <w:color w:val="000000"/>
-          <w:kern w:val="0"/>
-          <w:lang w:val="es-ES" w:eastAsia="es-ES"/>
-          <w14:ligatures w14:val="none"/>
-        </w:rPr>
-        <w:t>.</w:t>
-      </w:r>
-    </w:p>
-    <w:p>
-      <w:pPr>
-        <w:spacing w:after="0" w:line="240" w:lineRule="auto"/>
-        <w:jc w:val="both"/>
-        <w:rPr>
-          <w:rFonts w:ascii="Arial Narrow" w:eastAsia="Arial Narrow" w:hAnsi="Arial Narrow" w:cs="Arial Narrow"/>
-          <w:b/>
-          <w:color w:val="000000"/>
-          <w:kern w:val="0"/>
-          <w:lang w:val="es-ES" w:eastAsia="es-PE"/>
-          <w14:ligatures w14:val="none"/>
-        </w:rPr>
-      </w:pPr>
-    </w:p>
-    <w:p>
-      <w:pPr>
-        <w:spacing w:after="0" w:line="240" w:lineRule="auto"/>
-        <w:jc w:val="both"/>
-        <w:rPr>
-          <w:rFonts w:ascii="Arial Narrow" w:eastAsia="Arial Narrow" w:hAnsi="Arial Narrow" w:cs="Arial Narrow"/>
-          <w:color w:val="000000"/>
-          <w:kern w:val="0"/>
-          <w:lang w:eastAsia="es-PE"/>
-          <w14:ligatures w14:val="none"/>
-        </w:rPr>
-      </w:pPr>
-      <w:r>
-        <w:rPr>
-          <w:rFonts w:ascii="Arial Narrow" w:eastAsia="Arial Narrow" w:hAnsi="Arial Narrow" w:cs="Arial Narrow"/>
-          <w:b/>
-          <w:color w:val="000000"/>
-          <w:kern w:val="0"/>
-          <w:lang w:eastAsia="es-PE"/>
-          <w14:ligatures w14:val="none"/>
-        </w:rPr>
-        <w:t>SEXTO:</w:t>
-      </w:r>
-      <w:r>
-        <w:rPr>
-          <w:rFonts w:ascii="Arial Narrow" w:eastAsia="Arial Narrow" w:hAnsi="Arial Narrow" w:cs="Arial Narrow"/>
-          <w:color w:val="000000"/>
-          <w:kern w:val="0"/>
-          <w:lang w:eastAsia="es-PE"/>
-          <w14:ligatures w14:val="none"/>
-        </w:rPr>
-        <w:t xml:space="preserve"> </w:t>
-      </w:r>
-      <w:bookmarkStart w:id="7" w:name="_Hlk188286915"/>
-      <w:r>
-        <w:rPr>
-          <w:rFonts w:ascii="Arial Narrow" w:eastAsia="Arial Narrow" w:hAnsi="Arial Narrow" w:cs="Arial Narrow"/>
-          <w:color w:val="000000"/>
-          <w:kern w:val="0"/>
-          <w:lang w:eastAsia="es-PE"/>
-          <w14:ligatures w14:val="none"/>
-        </w:rPr>
-        <w:t>informar a las partes que el artículo 110</w:t>
-      </w:r>
-      <w:r>
-        <w:rPr>
-          <w:rFonts w:ascii="Arial Narrow" w:eastAsia="Times New Roman" w:hAnsi="Arial Narrow" w:cs="Segoe UI"/>
-          <w:color w:val="000000"/>
-          <w:kern w:val="0"/>
-          <w:lang w:eastAsia="es-PE"/>
-          <w14:ligatures w14:val="none"/>
-        </w:rPr>
-        <w:t/>
-      </w:r>
-      <w:r>
-        <w:rPr>
-          <w:rFonts w:ascii="Arial Narrow" w:eastAsia="Arial Narrow" w:hAnsi="Arial Narrow" w:cs="Arial Narrow"/>
-          <w:color w:val="000000"/>
-          <w:kern w:val="0"/>
-          <w:lang w:eastAsia="es-PE"/>
-          <w14:ligatures w14:val="none"/>
+          <ns2:ligatures ns2:val="none"/>
         </w:rPr>
         <w:t xml:space="preserve"> de la Ley 29571, Código de Protección y Defensa del Consumidor</w:t>
       </w:r>
@@ -5601,7 +5488,7 @@
           <w:kern w:val="0"/>
           <w:vertAlign w:val="superscript"/>
           <w:lang w:eastAsia="es-PE"/>
-          <w14:ligatures w14:val="none"/>
+          <ns2:ligatures ns2:val="none"/>
         </w:rPr>
         <w:footnoteReference w:id="7"/>
       </w:r>
@@ -5611,7 +5498,7 @@
           <w:color w:val="000000"/>
           <w:kern w:val="0"/>
           <w:lang w:eastAsia="es-PE"/>
-          <w14:ligatures w14:val="none"/>
+          <ns2:ligatures ns2:val="none"/>
         </w:rPr>
         <w:t>, faculta a la Comisión a calificar las infracciones de la referida norma como leves, graves o muy graves e imponer sanciones que van desde una amonestación hasta una multa por un máximo de 450 Unidades Impositivas Tributarias, sin perjuicio de las medidas correctivas, reparadoras y complementarias, que puedan ordenarse de acuerdo a lo estipulado en los artículos 114</w:t>
       </w:r>
@@ -5621,7 +5508,7 @@
           <w:color w:val="000000"/>
           <w:kern w:val="0"/>
           <w:lang w:eastAsia="es-PE"/>
-          <w14:ligatures w14:val="none"/>
+          <ns2:ligatures ns2:val="none"/>
         </w:rPr>
         <w:t/>
       </w:r>
@@ -5631,7 +5518,7 @@
           <w:color w:val="000000"/>
           <w:kern w:val="0"/>
           <w:lang w:eastAsia="es-PE"/>
-          <w14:ligatures w14:val="none"/>
+          <ns2:ligatures ns2:val="none"/>
         </w:rPr>
         <w:t>, 115</w:t>
       </w:r>
@@ -5641,7 +5528,7 @@
           <w:color w:val="000000"/>
           <w:kern w:val="0"/>
           <w:lang w:eastAsia="es-PE"/>
-          <w14:ligatures w14:val="none"/>
+          <ns2:ligatures ns2:val="none"/>
         </w:rPr>
         <w:t/>
       </w:r>
@@ -5651,7 +5538,7 @@
           <w:color w:val="000000"/>
           <w:kern w:val="0"/>
           <w:lang w:eastAsia="es-PE"/>
-          <w14:ligatures w14:val="none"/>
+          <ns2:ligatures ns2:val="none"/>
         </w:rPr>
         <w:t xml:space="preserve"> y 116</w:t>
       </w:r>
@@ -5661,7 +5548,7 @@
           <w:color w:val="000000"/>
           <w:kern w:val="0"/>
           <w:lang w:eastAsia="es-PE"/>
-          <w14:ligatures w14:val="none"/>
+          <ns2:ligatures ns2:val="none"/>
         </w:rPr>
         <w:t/>
       </w:r>
@@ -5671,7 +5558,7 @@
           <w:color w:val="000000"/>
           <w:kern w:val="0"/>
           <w:lang w:eastAsia="es-PE"/>
-          <w14:ligatures w14:val="none"/>
+          <ns2:ligatures ns2:val="none"/>
         </w:rPr>
         <w:t xml:space="preserve"> de la referida norma</w:t>
       </w:r>
@@ -5683,7 +5570,7 @@
           <w:kern w:val="0"/>
           <w:vertAlign w:val="superscript"/>
           <w:lang w:eastAsia="es-PE"/>
-          <w14:ligatures w14:val="none"/>
+          <ns2:ligatures ns2:val="none"/>
         </w:rPr>
         <w:footnoteReference w:id="8"/>
       </w:r>
@@ -5693,7 +5580,7 @@
           <w:color w:val="000000"/>
           <w:kern w:val="0"/>
           <w:lang w:eastAsia="es-PE"/>
-          <w14:ligatures w14:val="none"/>
+          <ns2:ligatures ns2:val="none"/>
         </w:rPr>
         <w:t xml:space="preserve">. </w:t>
       </w:r>
@@ -5704,7 +5591,7 @@
           <w:color w:val="000000"/>
           <w:kern w:val="0"/>
           <w:lang w:eastAsia="es-PE"/>
-          <w14:ligatures w14:val="none"/>
+          <ns2:ligatures ns2:val="none"/>
         </w:rPr>
         <w:lastRenderedPageBreak/>
         <w:t>Asimismo, se consideran circunstancias atenuantes para la graduación de la sanción, el allanamiento de la denuncia o el reconocimiento de las pretensiones en ella contenidas, de acuerdo con el artículo 112</w:t>
@@ -5715,7 +5602,7 @@
           <w:color w:val="000000"/>
           <w:kern w:val="0"/>
           <w:lang w:eastAsia="es-PE"/>
-          <w14:ligatures w14:val="none"/>
+          <ns2:ligatures ns2:val="none"/>
         </w:rPr>
         <w:t/>
       </w:r>
@@ -5725,7 +5612,7 @@
           <w:color w:val="000000"/>
           <w:kern w:val="0"/>
           <w:lang w:eastAsia="es-PE"/>
-          <w14:ligatures w14:val="none"/>
+          <ns2:ligatures ns2:val="none"/>
         </w:rPr>
         <w:t xml:space="preserve"> del Código</w:t>
       </w:r>
@@ -5737,7 +5624,7 @@
           <w:kern w:val="0"/>
           <w:vertAlign w:val="superscript"/>
           <w:lang w:eastAsia="es-PE"/>
-          <w14:ligatures w14:val="none"/>
+          <ns2:ligatures ns2:val="none"/>
         </w:rPr>
         <w:footnoteReference w:id="9"/>
       </w:r>
@@ -5747,12 +5634,12 @@
           <w:color w:val="000000"/>
           <w:kern w:val="0"/>
           <w:lang w:eastAsia="es-PE"/>
-          <w14:ligatures w14:val="none"/>
+          <ns2:ligatures ns2:val="none"/>
         </w:rPr>
         <w:t>.</w:t>
       </w:r>
     </w:p>
-    <w:p>
+    <w:p ns2:paraId="60BC1406" ns2:textId="77777777">
       <w:pPr>
         <w:shd w:val="clear" w:color="auto" w:fill="FFFFFF"/>
         <w:spacing w:after="0" w:line="240" w:lineRule="auto"/>
@@ -5763,11 +5650,11 @@
           <w:color w:val="000000"/>
           <w:kern w:val="0"/>
           <w:lang w:eastAsia="es-PE"/>
-          <w14:ligatures w14:val="none"/>
-        </w:rPr>
-      </w:pPr>
-    </w:p>
-    <w:p>
+          <ns2:ligatures ns2:val="none"/>
+        </w:rPr>
+      </w:pPr>
+    </w:p>
+    <w:p ns2:paraId="2A591567" ns2:textId="755DA274">
       <w:pPr>
         <w:shd w:val="clear" w:color="auto" w:fill="FFFFFF"/>
         <w:spacing w:after="0" w:line="240" w:lineRule="auto"/>
@@ -5777,17 +5664,17 @@
           <w:color w:val="000000"/>
           <w:kern w:val="0"/>
           <w:lang w:eastAsia="es-PE"/>
-          <w14:ligatures w14:val="none"/>
-        </w:rPr>
-      </w:pPr>
-      <w:r>
-        <w:rPr>
-          <w:rFonts w:ascii="Arial Narrow" w:eastAsia="Arial Narrow" w:hAnsi="Arial Narrow" w:cs="Arial Narrow"/>
-          <w:b/>
-          <w:color w:val="000000"/>
-          <w:kern w:val="0"/>
-          <w:lang w:eastAsia="es-PE"/>
-          <w14:ligatures w14:val="none"/>
+          <ns2:ligatures ns2:val="none"/>
+        </w:rPr>
+      </w:pPr>
+      <w:r>
+        <w:rPr>
+          <w:rFonts w:ascii="Arial Narrow" w:eastAsia="Arial Narrow" w:hAnsi="Arial Narrow" w:cs="Arial Narrow"/>
+          <w:b/>
+          <w:color w:val="000000"/>
+          <w:kern w:val="0"/>
+          <w:lang w:eastAsia="es-PE"/>
+          <ns2:ligatures ns2:val="none"/>
         </w:rPr>
         <w:t>SÉTIMO:</w:t>
       </w:r>
@@ -5797,7 +5684,7 @@
           <w:color w:val="000000"/>
           <w:kern w:val="0"/>
           <w:lang w:eastAsia="es-PE"/>
-          <w14:ligatures w14:val="none"/>
+          <ns2:ligatures ns2:val="none"/>
         </w:rPr>
         <w:t xml:space="preserve"> informar a las partes que conforme a lo establecido en el artículo 39</w:t>
       </w:r>
@@ -5807,7 +5694,7 @@
           <w:color w:val="000000"/>
           <w:kern w:val="0"/>
           <w:lang w:eastAsia="es-PE"/>
-          <w14:ligatures w14:val="none"/>
+          <ns2:ligatures ns2:val="none"/>
         </w:rPr>
         <w:t/>
       </w:r>
@@ -5817,12 +5704,12 @@
           <w:color w:val="000000"/>
           <w:kern w:val="0"/>
           <w:lang w:eastAsia="es-PE"/>
-          <w14:ligatures w14:val="none"/>
+          <ns2:ligatures ns2:val="none"/>
         </w:rPr>
         <w:t xml:space="preserve"> de la Ley sobre Facultades, Normas y Organización del Indecopi, aprobada por Decreto Legislativo 807, los gastos por los peritajes realizados, actuación de pruebas, inspecciones y otros derivados de la tramitación del proceso serán de cargo de la parte que solicita la prueba, salvo pacto en contrario. En todos los casos, la resolución final determinará si los gastos deben ser asumidos por alguna de las partes, o reembolsados a la otra parte o al Indecopi, según sea el caso, de manera adicional a la sanción que haya podido imponerse. </w:t>
       </w:r>
     </w:p>
-    <w:p>
+    <w:p ns2:paraId="3696E77C" ns2:textId="77777777">
       <w:pPr>
         <w:shd w:val="clear" w:color="auto" w:fill="FFFFFF"/>
         <w:spacing w:after="0" w:line="240" w:lineRule="auto"/>
@@ -5832,11 +5719,11 @@
           <w:color w:val="000000"/>
           <w:kern w:val="0"/>
           <w:lang w:eastAsia="es-PE"/>
-          <w14:ligatures w14:val="none"/>
-        </w:rPr>
-      </w:pPr>
-    </w:p>
-    <w:p>
+          <ns2:ligatures ns2:val="none"/>
+        </w:rPr>
+      </w:pPr>
+    </w:p>
+    <w:p ns2:paraId="563B5C6F" ns2:textId="242E415D">
       <w:pPr>
         <w:suppressAutoHyphens/>
         <w:spacing w:after="0" w:line="240" w:lineRule="auto"/>
@@ -5845,7 +5732,7 @@
           <w:rFonts w:ascii="Arial Narrow" w:eastAsia="Calibri" w:hAnsi="Arial Narrow" w:cs="Arial"/>
           <w:kern w:val="0"/>
           <w:u w:val="single"/>
-          <w14:ligatures w14:val="none"/>
+          <ns2:ligatures ns2:val="none"/>
         </w:rPr>
       </w:pPr>
       <w:r>
@@ -5854,7 +5741,7 @@
           <w:b/>
           <w:bCs/>
           <w:kern w:val="0"/>
-          <w14:ligatures w14:val="none"/>
+          <ns2:ligatures ns2:val="none"/>
         </w:rPr>
         <w:lastRenderedPageBreak/>
         <w:t>OCTAVO</w:t>
@@ -5864,7 +5751,7 @@
           <w:rFonts w:ascii="Arial Narrow" w:eastAsia="Calibri" w:hAnsi="Arial Narrow" w:cs="Arial"/>
           <w:b/>
           <w:kern w:val="0"/>
-          <w14:ligatures w14:val="none"/>
+          <ns2:ligatures ns2:val="none"/>
         </w:rPr>
         <w:t>:</w:t>
       </w:r>
@@ -5872,7 +5759,7 @@
         <w:rPr>
           <w:rFonts w:ascii="Arial Narrow" w:eastAsia="Calibri" w:hAnsi="Arial Narrow" w:cs="Arial"/>
           <w:kern w:val="0"/>
-          <w14:ligatures w14:val="none"/>
+          <ns2:ligatures ns2:val="none"/>
         </w:rPr>
         <w:t xml:space="preserve"> comunicar a las partes que, </w:t>
       </w:r>
@@ -5881,7 +5768,7 @@
         <w:rPr>
           <w:rFonts w:ascii="Arial Narrow" w:eastAsia="Calibri" w:hAnsi="Arial Narrow" w:cs="Arial"/>
           <w:kern w:val="0"/>
-          <w14:ligatures w14:val="none"/>
+          <ns2:ligatures ns2:val="none"/>
         </w:rPr>
         <w:t>de acuerdo a</w:t>
       </w:r>
@@ -5890,7 +5777,7 @@
         <w:rPr>
           <w:rFonts w:ascii="Arial Narrow" w:eastAsia="Calibri" w:hAnsi="Arial Narrow" w:cs="Arial"/>
           <w:kern w:val="0"/>
-          <w14:ligatures w14:val="none"/>
+          <ns2:ligatures ns2:val="none"/>
         </w:rPr>
         <w:t xml:space="preserve"> lo señalado por el artículo 29</w:t>
       </w:r>
@@ -5900,7 +5787,7 @@
           <w:color w:val="000000"/>
           <w:kern w:val="0"/>
           <w:lang w:eastAsia="es-PE"/>
-          <w14:ligatures w14:val="none"/>
+          <ns2:ligatures ns2:val="none"/>
         </w:rPr>
         <w:t/>
       </w:r>
@@ -5908,7 +5795,7 @@
         <w:rPr>
           <w:rFonts w:ascii="Arial Narrow" w:eastAsia="Calibri" w:hAnsi="Arial Narrow" w:cs="Arial"/>
           <w:kern w:val="0"/>
-          <w14:ligatures w14:val="none"/>
+          <ns2:ligatures ns2:val="none"/>
         </w:rPr>
         <w:t xml:space="preserve"> del Decreto Legislativo 807</w:t>
       </w:r>
@@ -5918,7 +5805,7 @@
           <w:rFonts w:ascii="Arial Narrow" w:eastAsia="Calibri" w:hAnsi="Arial Narrow" w:cs="Arial"/>
           <w:kern w:val="0"/>
           <w:vertAlign w:val="superscript"/>
-          <w14:ligatures w14:val="none"/>
+          <ns2:ligatures ns2:val="none"/>
         </w:rPr>
         <w:footnoteReference w:id="10"/>
       </w:r>
@@ -5926,7 +5813,7 @@
         <w:rPr>
           <w:rFonts w:ascii="Arial Narrow" w:eastAsia="Calibri" w:hAnsi="Arial Narrow" w:cs="Arial"/>
           <w:kern w:val="0"/>
-          <w14:ligatures w14:val="none"/>
+          <ns2:ligatures ns2:val="none"/>
         </w:rPr>
         <w:t xml:space="preserve">, hasta antes de la emisión de la Resolución Final tienen la posibilidad de solicitar una audiencia de conciliación. En caso deleguen a favor de una tercera persona su actuación en la diligencia programada, esta deberá presentar un poder especial con firma legalizada ante Notario Público, donde conste </w:t>
       </w:r>
@@ -5935,7 +5822,7 @@
           <w:rFonts w:ascii="Arial Narrow" w:eastAsia="Calibri" w:hAnsi="Arial Narrow" w:cs="Arial"/>
           <w:kern w:val="0"/>
           <w:u w:val="single"/>
-          <w14:ligatures w14:val="none"/>
+          <ns2:ligatures ns2:val="none"/>
         </w:rPr>
         <w:t>expresamente su facultad para asistir y conciliar en su representación</w:t>
       </w:r>
@@ -5944,7 +5831,7 @@
           <w:rFonts w:ascii="Arial Narrow" w:eastAsia="Calibri" w:hAnsi="Arial Narrow" w:cs="Arial"/>
           <w:bCs/>
           <w:kern w:val="0"/>
-          <w14:ligatures w14:val="none"/>
+          <ns2:ligatures ns2:val="none"/>
         </w:rPr>
         <w:t>.</w:t>
       </w:r>
@@ -5954,7 +5841,7 @@
           <w:b/>
           <w:bCs/>
           <w:kern w:val="0"/>
-          <w14:ligatures w14:val="none"/>
+          <ns2:ligatures ns2:val="none"/>
         </w:rPr>
         <w:t xml:space="preserve"> </w:t>
       </w:r>
@@ -5963,12 +5850,12 @@
           <w:rFonts w:ascii="Arial Narrow" w:eastAsia="Calibri" w:hAnsi="Arial Narrow" w:cs="Arial"/>
           <w:kern w:val="0"/>
           <w:u w:val="single"/>
-          <w14:ligatures w14:val="none"/>
+          <ns2:ligatures ns2:val="none"/>
         </w:rPr>
         <w:t xml:space="preserve">Ello bajo apercibimiento de no realizar la audiencia de conciliación y levantar el acta de inasistencia correspondiente. </w:t>
       </w:r>
     </w:p>
-    <w:p>
+    <w:p ns2:paraId="3E55E6BD" ns2:textId="77777777">
       <w:pPr>
         <w:suppressAutoHyphens/>
         <w:spacing w:after="0" w:line="240" w:lineRule="auto"/>
@@ -5977,11 +5864,11 @@
           <w:rFonts w:ascii="Arial Narrow" w:eastAsia="Calibri" w:hAnsi="Arial Narrow" w:cs="Arial"/>
           <w:kern w:val="0"/>
           <w:u w:val="single"/>
-          <w14:ligatures w14:val="none"/>
-        </w:rPr>
-      </w:pPr>
-    </w:p>
-    <w:p>
+          <ns2:ligatures ns2:val="none"/>
+        </w:rPr>
+      </w:pPr>
+    </w:p>
+    <w:p ns2:paraId="0081C764" ns2:textId="77777777">
       <w:pPr>
         <w:suppressAutoHyphens/>
         <w:spacing w:after="0" w:line="240" w:lineRule="auto"/>
@@ -5991,7 +5878,7 @@
           <w:color w:val="000000"/>
           <w:kern w:val="0"/>
           <w:lang w:eastAsia="es-PE"/>
-          <w14:ligatures w14:val="none"/>
+          <ns2:ligatures ns2:val="none"/>
         </w:rPr>
       </w:pPr>
       <w:r>
@@ -6001,7 +5888,7 @@
           <w:color w:val="000000"/>
           <w:kern w:val="0"/>
           <w:lang w:eastAsia="es-PE"/>
-          <w14:ligatures w14:val="none"/>
+          <ns2:ligatures ns2:val="none"/>
         </w:rPr>
         <w:t>NOVENO:</w:t>
       </w:r>
@@ -6011,14 +5898,14 @@
           <w:color w:val="000000"/>
           <w:kern w:val="0"/>
           <w:lang w:eastAsia="es-PE"/>
-          <w14:ligatures w14:val="none"/>
+          <ns2:ligatures ns2:val="none"/>
         </w:rPr>
         <w:t xml:space="preserve"> poner en conocimiento de las partes que, antes de la emisión de la Resolución Final, tienen la posibilidad de formular su desistimiento o presentar el acuerdo arribado mediante la conciliación, mediación, transacción o cualquier otro que, de forma indubitable, deje constancia que se ha solucionado la controversia materia de denuncia.</w:t>
       </w:r>
       <w:bookmarkStart w:id="8" w:name="h.gjdgxs" w:colFirst="0" w:colLast="0"/>
       <w:bookmarkEnd w:id="8"/>
     </w:p>
-    <w:p>
+    <w:p ns2:paraId="0DCAFBEE" ns2:textId="77777777">
       <w:pPr>
         <w:suppressAutoHyphens/>
         <w:spacing w:after="0" w:line="240" w:lineRule="auto"/>
@@ -6028,11 +5915,11 @@
           <w:color w:val="000000"/>
           <w:kern w:val="0"/>
           <w:lang w:eastAsia="es-PE"/>
-          <w14:ligatures w14:val="none"/>
-        </w:rPr>
-      </w:pPr>
-    </w:p>
-    <w:p>
+          <ns2:ligatures ns2:val="none"/>
+        </w:rPr>
+      </w:pPr>
+    </w:p>
+    <w:p ns2:paraId="3F2FA092" ns2:textId="327993ED">
       <w:pPr>
         <w:suppressAutoHyphens/>
         <w:spacing w:after="0" w:line="240" w:lineRule="auto"/>
@@ -6047,7 +5934,7 @@
           <w:b/>
           <w:spacing w:val="-3"/>
           <w:kern w:val="0"/>
-          <w14:ligatures w14:val="none"/>
+          <ns2:ligatures ns2:val="none"/>
         </w:rPr>
         <w:t xml:space="preserve">DÉCIMO: requerir al señor [DENUNCIANTE] para que, dentro del plazo de dos (2) días hábiles siguientes a la fecha en que reciba la notificación en su bandeja de correo electrónico, efectúe la confirmación de recepción de la notificación remitida por este despacho a su correo electrónico, de conformidad con el segundo párrafo del numeral 4 del artículo 20 del Texto Único Ordenado de la Ley del Procedimiento Administrativo General, aprobado mediante Decreto Supremo 006-2026-JUS, bajo apercibimiento de rehacer el acto de notificación y notificarle conforme al numeral 1 del artículo 20 del citado cuerpo normativo.</w:t>
       </w:r>
@@ -6057,7 +5944,7 @@
           <w:bCs/>
           <w:spacing w:val="-3"/>
           <w:kern w:val="0"/>
-          <w14:ligatures w14:val="none"/>
+          <ns2:ligatures ns2:val="none"/>
         </w:rPr>
         <w:t xml:space="preserve"/>
       </w:r>
@@ -6067,7 +5954,7 @@
           <w:bCs/>
           <w:spacing w:val="-3"/>
           <w:kern w:val="0"/>
-          <w14:ligatures w14:val="none"/>
+          <ns2:ligatures ns2:val="none"/>
         </w:rPr>
         <w:t xml:space="preserve"/>
       </w:r>
@@ -6077,7 +5964,7 @@
           <w:bCs/>
           <w:spacing w:val="-3"/>
           <w:kern w:val="0"/>
-          <w14:ligatures w14:val="none"/>
+          <ns2:ligatures ns2:val="none"/>
         </w:rPr>
         <w:t/>
       </w:r>
@@ -6087,7 +5974,7 @@
           <w:bCs/>
           <w:spacing w:val="-3"/>
           <w:kern w:val="0"/>
-          <w14:ligatures w14:val="none"/>
+          <ns2:ligatures ns2:val="none"/>
         </w:rPr>
         <w:t xml:space="preserve"/>
       </w:r>
@@ -6098,7 +5985,7 @@
           <w:kern w:val="0"/>
           <w:shd w:val="clear" w:color="auto" w:fill="FFFFFF"/>
           <w:lang w:eastAsia="es-PE"/>
-          <w14:ligatures w14:val="none"/>
+          <ns2:ligatures ns2:val="none"/>
         </w:rPr>
         <w:t xml:space="preserve"/>
       </w:r>
@@ -6109,7 +5996,7 @@
           <w:kern w:val="0"/>
           <w:shd w:val="clear" w:color="auto" w:fill="FFFFFF"/>
           <w:lang w:eastAsia="es-PE"/>
-          <w14:ligatures w14:val="none"/>
+          <ns2:ligatures ns2:val="none"/>
         </w:rPr>
         <w:t xml:space="preserve"/>
       </w:r>
@@ -6126,7 +6013,7 @@
           <w:color w:val="000000"/>
           <w:kern w:val="0"/>
           <w:lang w:eastAsia="es-PE"/>
-          <w14:ligatures w14:val="none"/>
+          <ns2:ligatures ns2:val="none"/>
         </w:rPr>
         <w:t/>
       </w:r>
@@ -6143,7 +6030,7 @@
           <w:color w:val="000000"/>
           <w:kern w:val="0"/>
           <w:lang w:eastAsia="es-PE"/>
-          <w14:ligatures w14:val="none"/>
+          <ns2:ligatures ns2:val="none"/>
         </w:rPr>
         <w:t/>
       </w:r>
@@ -6169,7 +6056,7 @@
         <w:t/>
       </w:r>
     </w:p>
-    <w:p>
+    <w:p ns2:paraId="3762ECE8" ns2:textId="77777777">
       <w:pPr>
         <w:suppressAutoHyphens/>
         <w:spacing w:after="0" w:line="240" w:lineRule="auto"/>
@@ -6179,7 +6066,7 @@
         </w:rPr>
       </w:pPr>
     </w:p>
-    <w:p>
+    <w:p ns2:paraId="39963B7E" ns2:textId="681115C8">
       <w:pPr>
         <w:suppressAutoHyphens/>
         <w:spacing w:line="240" w:lineRule="auto"/>
@@ -6253,63 +6140,63 @@
         <w:t>efectúe el acuse de recibo mediante la confirmación de recepción de la notificación remitida por este despacho a su Casilla Electrónica, dentro de los cinco (5) primeros días hábiles siguientes a la fecha en que recibe la notificación.</w:t>
       </w:r>
     </w:p>
-    <w:p>
-      <w:pPr>
-        <w:spacing w:after="0" w:line="240" w:lineRule="auto"/>
-        <w:jc w:val="both"/>
-        <w:rPr>
-          <w:rFonts w:ascii="Arial Narrow" w:eastAsia="Arial Narrow" w:hAnsi="Arial Narrow" w:cs="Arial Narrow"/>
-          <w:b/>
-          <w:color w:val="000000"/>
-          <w:kern w:val="0"/>
-          <w:lang w:eastAsia="es-PE"/>
-          <w14:ligatures w14:val="none"/>
-        </w:rPr>
-      </w:pPr>
-    </w:p>
-    <w:p>
-      <w:pPr>
-        <w:spacing w:after="0" w:line="240" w:lineRule="auto"/>
-        <w:jc w:val="both"/>
-        <w:rPr>
-          <w:rFonts w:ascii="Arial Narrow" w:eastAsia="Arial Narrow" w:hAnsi="Arial Narrow" w:cs="Arial Narrow"/>
-          <w:b/>
-          <w:color w:val="000000"/>
-          <w:kern w:val="0"/>
-          <w:lang w:eastAsia="es-PE"/>
-          <w14:ligatures w14:val="none"/>
-        </w:rPr>
-      </w:pPr>
-    </w:p>
-    <w:p>
-      <w:pPr>
-        <w:spacing w:after="0" w:line="240" w:lineRule="auto"/>
-        <w:jc w:val="both"/>
-        <w:rPr>
-          <w:rFonts w:ascii="Arial Narrow" w:eastAsia="Arial Narrow" w:hAnsi="Arial Narrow" w:cs="Arial Narrow"/>
-          <w:b/>
-          <w:color w:val="000000"/>
-          <w:kern w:val="0"/>
-          <w:lang w:eastAsia="es-PE"/>
-          <w14:ligatures w14:val="none"/>
-        </w:rPr>
-      </w:pPr>
-    </w:p>
-    <w:p>
-      <w:pPr>
-        <w:spacing w:after="0" w:line="240" w:lineRule="auto"/>
-        <w:jc w:val="both"/>
-        <w:rPr>
-          <w:rFonts w:ascii="Arial Narrow" w:eastAsia="Arial Narrow" w:hAnsi="Arial Narrow" w:cs="Arial Narrow"/>
-          <w:b/>
-          <w:color w:val="000000"/>
-          <w:kern w:val="0"/>
-          <w:lang w:eastAsia="es-PE"/>
-          <w14:ligatures w14:val="none"/>
-        </w:rPr>
-      </w:pPr>
-    </w:p>
-    <w:p>
+    <w:p ns2:paraId="537523B8" ns2:textId="77777777">
+      <w:pPr>
+        <w:spacing w:after="0" w:line="240" w:lineRule="auto"/>
+        <w:jc w:val="both"/>
+        <w:rPr>
+          <w:rFonts w:ascii="Arial Narrow" w:eastAsia="Arial Narrow" w:hAnsi="Arial Narrow" w:cs="Arial Narrow"/>
+          <w:b/>
+          <w:color w:val="000000"/>
+          <w:kern w:val="0"/>
+          <w:lang w:eastAsia="es-PE"/>
+          <ns2:ligatures ns2:val="none"/>
+        </w:rPr>
+      </w:pPr>
+    </w:p>
+    <w:p ns2:paraId="4FE8269B" ns2:textId="77777777">
+      <w:pPr>
+        <w:spacing w:after="0" w:line="240" w:lineRule="auto"/>
+        <w:jc w:val="both"/>
+        <w:rPr>
+          <w:rFonts w:ascii="Arial Narrow" w:eastAsia="Arial Narrow" w:hAnsi="Arial Narrow" w:cs="Arial Narrow"/>
+          <w:b/>
+          <w:color w:val="000000"/>
+          <w:kern w:val="0"/>
+          <w:lang w:eastAsia="es-PE"/>
+          <ns2:ligatures ns2:val="none"/>
+        </w:rPr>
+      </w:pPr>
+    </w:p>
+    <w:p ns2:paraId="303C8470" ns2:textId="77777777">
+      <w:pPr>
+        <w:spacing w:after="0" w:line="240" w:lineRule="auto"/>
+        <w:jc w:val="both"/>
+        <w:rPr>
+          <w:rFonts w:ascii="Arial Narrow" w:eastAsia="Arial Narrow" w:hAnsi="Arial Narrow" w:cs="Arial Narrow"/>
+          <w:b/>
+          <w:color w:val="000000"/>
+          <w:kern w:val="0"/>
+          <w:lang w:eastAsia="es-PE"/>
+          <ns2:ligatures ns2:val="none"/>
+        </w:rPr>
+      </w:pPr>
+    </w:p>
+    <w:p ns2:paraId="4CBBE603" ns2:textId="77777777">
+      <w:pPr>
+        <w:spacing w:after="0" w:line="240" w:lineRule="auto"/>
+        <w:jc w:val="both"/>
+        <w:rPr>
+          <w:rFonts w:ascii="Arial Narrow" w:eastAsia="Arial Narrow" w:hAnsi="Arial Narrow" w:cs="Arial Narrow"/>
+          <w:b/>
+          <w:color w:val="000000"/>
+          <w:kern w:val="0"/>
+          <w:lang w:eastAsia="es-PE"/>
+          <ns2:ligatures ns2:val="none"/>
+        </w:rPr>
+      </w:pPr>
+    </w:p>
+    <w:p ns2:paraId="12396E30" ns2:textId="77777777">
       <w:pPr>
         <w:shd w:val="clear" w:color="auto" w:fill="FFFFFF"/>
         <w:spacing w:after="0" w:line="240" w:lineRule="auto"/>
@@ -6320,7 +6207,7 @@
           <w:bCs/>
           <w:color w:val="000000"/>
           <w:kern w:val="0"/>
-          <w14:ligatures w14:val="none"/>
+          <ns2:ligatures ns2:val="none"/>
         </w:rPr>
       </w:pPr>
       <w:r>
@@ -6330,12 +6217,12 @@
           <w:bCs/>
           <w:color w:val="000000"/>
           <w:kern w:val="0"/>
-          <w14:ligatures w14:val="none"/>
+          <ns2:ligatures ns2:val="none"/>
         </w:rPr>
         <w:t>JUDITH ALCALDE BRICEÑO</w:t>
       </w:r>
     </w:p>
-    <w:p>
+    <w:p ns2:paraId="7B15A8F5" ns2:textId="1302BD07">
       <w:pPr>
         <w:shd w:val="clear" w:color="auto" w:fill="FFFFFF"/>
         <w:spacing w:after="0" w:line="240" w:lineRule="auto"/>
@@ -6346,7 +6233,7 @@
           <w:bCs/>
           <w:color w:val="000000"/>
           <w:kern w:val="0"/>
-          <w14:ligatures w14:val="none"/>
+          <ns2:ligatures ns2:val="none"/>
         </w:rPr>
       </w:pPr>
       <w:r>
@@ -6356,7 +6243,7 @@
           <w:bCs/>
           <w:color w:val="000000"/>
           <w:kern w:val="0"/>
-          <w14:ligatures w14:val="none"/>
+          <ns2:ligatures ns2:val="none"/>
         </w:rPr>
         <w:t>Secretaria Técnica</w:t>
       </w:r>
@@ -6367,12 +6254,12 @@
           <w:bCs/>
           <w:color w:val="000000"/>
           <w:kern w:val="0"/>
-          <w14:ligatures w14:val="none"/>
+          <ns2:ligatures ns2:val="none"/>
         </w:rPr>
         <w:t xml:space="preserve"> (e)</w:t>
       </w:r>
     </w:p>
-    <w:p>
+    <w:p ns2:paraId="08FFB35F" ns2:textId="77777777">
       <w:pPr>
         <w:shd w:val="clear" w:color="auto" w:fill="FFFFFF"/>
         <w:spacing w:after="0" w:line="240" w:lineRule="auto"/>
@@ -6381,7 +6268,7 @@
           <w:rFonts w:ascii="Arial Narrow" w:eastAsia="Calibri" w:hAnsi="Arial Narrow" w:cs="Times New Roman"/>
           <w:color w:val="000000"/>
           <w:kern w:val="0"/>
-          <w14:ligatures w14:val="none"/>
+          <ns2:ligatures ns2:val="none"/>
         </w:rPr>
       </w:pPr>
       <w:r>
@@ -6391,7 +6278,7 @@
           <w:bCs/>
           <w:color w:val="000000"/>
           <w:kern w:val="0"/>
-          <w14:ligatures w14:val="none"/>
+          <ns2:ligatures ns2:val="none"/>
         </w:rPr>
         <w:t>Comisión </w:t>
       </w:r>
@@ -6403,7 +6290,7 @@
           <w:color w:val="000000"/>
           <w:kern w:val="0"/>
           <w:shd w:val="clear" w:color="auto" w:fill="FFFFFF"/>
-          <w14:ligatures w14:val="none"/>
+          <ns2:ligatures ns2:val="none"/>
         </w:rPr>
         <w:t>de</w:t>
       </w:r>
@@ -6414,27 +6301,27 @@
           <w:bCs/>
           <w:color w:val="000000"/>
           <w:kern w:val="0"/>
-          <w14:ligatures w14:val="none"/>
+          <ns2:ligatures ns2:val="none"/>
         </w:rPr>
         <w:t> Protección al Consumidor 1</w:t>
       </w:r>
     </w:p>
-    <w:p>
-      <w:pPr>
-        <w:spacing w:after="0" w:line="240" w:lineRule="auto"/>
-        <w:jc w:val="both"/>
-        <w:rPr>
-          <w:rFonts w:ascii="Arial Narrow" w:eastAsia="Arial Narrow" w:hAnsi="Arial Narrow" w:cs="Arial Narrow"/>
-          <w:b/>
-          <w:color w:val="000000"/>
-          <w:kern w:val="0"/>
-          <w:lang w:eastAsia="es-PE"/>
-          <w14:ligatures w14:val="none"/>
+    <w:p ns2:paraId="5490FA6F" ns2:textId="77777777">
+      <w:pPr>
+        <w:spacing w:after="0" w:line="240" w:lineRule="auto"/>
+        <w:jc w:val="both"/>
+        <w:rPr>
+          <w:rFonts w:ascii="Arial Narrow" w:eastAsia="Arial Narrow" w:hAnsi="Arial Narrow" w:cs="Arial Narrow"/>
+          <w:b/>
+          <w:color w:val="000000"/>
+          <w:kern w:val="0"/>
+          <w:lang w:eastAsia="es-PE"/>
+          <ns2:ligatures ns2:val="none"/>
         </w:rPr>
       </w:pPr>
     </w:p>
     <w:bookmarkEnd w:id="0"/>
-    <w:p>
+    <w:p ns2:paraId="0B9A1116" ns2:textId="727D815B">
       <w:pPr>
         <w:spacing w:after="0" w:line="240" w:lineRule="auto"/>
         <w:jc w:val="both"/>
@@ -6452,7 +6339,7 @@
           <w:sz w:val="16"/>
           <w:szCs w:val="16"/>
           <w:lang w:eastAsia="es-PE"/>
-          <w14:ligatures w14:val="none"/>
+          <ns2:ligatures ns2:val="none"/>
         </w:rPr>
         <w:t>LSM/</w:t>
       </w:r>
@@ -6464,14 +6351,14 @@
           <w:sz w:val="16"/>
           <w:szCs w:val="16"/>
           <w:lang w:eastAsia="es-PE"/>
-          <w14:ligatures w14:val="none"/>
+          <ns2:ligatures ns2:val="none"/>
         </w:rPr>
         <w:t>JCQ</w:t>
       </w:r>
     </w:p>
     <w:sectPr>
-      <w:headerReference w:type="default" r:id="rId8"/>
-      <w:footerReference w:type="default" r:id="rId9"/>
+      <w:headerReference w:type="default" ns3:id="rId8"/>
+      <w:footerReference w:type="default" ns3:id="rId9"/>
       <w:pgSz w:w="11906" w:h="16838"/>
       <w:pgMar w:top="1417" w:right="1701" w:bottom="1417" w:left="1701" w:header="708" w:footer="708" w:gutter="0"/>
       <w:cols w:space="708"/>

--- a/plantillas_maestras/06_seguro_hogar_e_inmuebles/negativa_cobertura/2_o_mas_ddos_varios/varon/TPL_0786_2025_SEGURO_HOGAR_E_INMUEBLES_NEGATIVA_COBERTURA_ASEGURADORA_VARON_R1.docx
+++ b/plantillas_maestras/06_seguro_hogar_e_inmuebles/negativa_cobertura/2_o_mas_ddos_varios/varon/TPL_0786_2025_SEGURO_HOGAR_E_INMUEBLES_NEGATIVA_COBERTURA_ASEGURADORA_VARON_R1.docx
@@ -2892,7 +2892,7 @@
           <w:lang w:val="es-ES" w:eastAsia="es-ES"/>
           <ns2:ligatures ns2:val="none"/>
         </w:rPr>
-        <w:t xml:space="preserve">El señor [APELLIDO] solicitó, en calidad de medida correctiva, que: (i) Se sancione a Pacífico con la multa máxima permitida y que no se le exonere de la sanción de multa en caso de presentar su allanamiento en la contestación; y (ii) Se ordene a Pacífico a pagar al denunciante la cobertura de la póliza del Seguro Hogar ascendente a S/ 24 949,00 o su equivalente al tipo de cambio de la fecha en la cual esta medida correctiva se vuelva exigible; más los intereses legales. Asimismo, requirió el reembolso de costos y costas del presente procedimiento.</w:t>
+        <w:t xml:space="preserve">El señor [APELLIDO] solicitó, en calidad de medida correctiva, que: (i) Se sancione a Pacífico con la multa máxima permitida y que no se le exonere de la sanción de multa en caso de presentar su allanamiento en la contestación; y (ii) Se ordene a Pacífico a pagar al señor [APELLIDO] la cobertura de la póliza del Seguro Hogar ascendente a S/ 24 949,00 o su equivalente al tipo de cambio de la fecha en la cual esta medida correctiva se vuelva exigible; más los intereses legales. Asimismo, requirió el reembolso de costos y costas del presente procedimiento.</w:t>
       </w:r>
       <w:r>
         <w:rPr>
@@ -5192,7 +5192,7 @@
           <w:sz w:val="20"/>
           <w:szCs w:val="20"/>
         </w:rPr>
-        <w:t xml:space="preserve">correr traslado de la presente resolución a Pacífico compañía de Seguros y Reaseguros S.A para que, de conformidad con lo dispuesto por el artículo 26° de la Ley sobre Facultades, Normas y Organización del Indecopi, aprobado por Decreto Legislativo N° 8079, presenten sus descargos sobre la imputación de cargos realizada en un plazo no mayor a cinco (5) días hábiles contado a partir del día siguiente de la notificación de la presente resolución, vencido el cual, el Secretario Técnico declarará en rebeldía a los denunciados que no lo hubieran presentado. Debe precisarse que de conformidad con lo establecido por el artículo 223° del Texto Único Ordenado de la Ley N° 27444, Ley del Procedimiento Administrativo General, las alegaciones y los hechos relevantes de la reclamación, salvo que hayan sido específicamente negadas en la contestación, se tendrán por aceptadas o meritadas como ciertas.</w:t>
+        <w:t xml:space="preserve">correr traslado de la presente resolución a Pacífico compañía de Seguros y Reaseguros S.A. para que, de conformidad con lo dispuesto por el artículo 26 de la Ley sobre Facultades, Normas y Organización del Indecopi, aprobada por Decreto Legislativo 807, presente sus descargos sobre la imputación de cargos realizada en un plazo no mayor a cinco (5) días hábiles contado a partir del día siguiente de la notificación de la presente resolución, vencido el cual, el Secretario Técnico declarará en rebeldía al denunciado que no lo hubiera presentado. Debe precisarse que de conformidad con lo establecido por el artículo 223 del Texto Único Ordenado de la Ley 27444, Ley del Procedimiento Administrativo General, las alegaciones y los hechos relevantes de la reclamación, salvo que hayan sido específicamente negadas en la contestación, se tendrán por aceptadas o merituadas como ciertas.</w:t>
       </w:r>
     </w:p>
     <w:p ns2:paraId="7D74C0BD" ns2:textId="77777777">
@@ -6219,7 +6219,7 @@
           <w:kern w:val="0"/>
           <ns2:ligatures ns2:val="none"/>
         </w:rPr>
-        <w:t>JUDITH ALCALDE BRICEÑO</w:t>
+        <w:t xml:space="preserve">EVELING ROA QUISPE</w:t>
       </w:r>
     </w:p>
     <w:p ns2:paraId="7B15A8F5" ns2:textId="1302BD07">
@@ -6245,7 +6245,7 @@
           <w:kern w:val="0"/>
           <ns2:ligatures ns2:val="none"/>
         </w:rPr>
-        <w:t>Secretaria Técnica</w:t>
+        <w:t xml:space="preserve">Secretaria Técnica</w:t>
       </w:r>
       <w:r>
         <w:rPr>
@@ -6256,7 +6256,7 @@
           <w:kern w:val="0"/>
           <ns2:ligatures ns2:val="none"/>
         </w:rPr>
-        <w:t xml:space="preserve"> (e)</w:t>
+        <w:t xml:space="preserve"/>
       </w:r>
     </w:p>
     <w:p ns2:paraId="08FFB35F" ns2:textId="77777777">

--- a/plantillas_maestras/06_seguro_hogar_e_inmuebles/negativa_cobertura/2_o_mas_ddos_varios/varon/TPL_0786_2025_SEGURO_HOGAR_E_INMUEBLES_NEGATIVA_COBERTURA_ASEGURADORA_VARON_R1.docx
+++ b/plantillas_maestras/06_seguro_hogar_e_inmuebles/negativa_cobertura/2_o_mas_ddos_varios/varon/TPL_0786_2025_SEGURO_HOGAR_E_INMUEBLES_NEGATIVA_COBERTURA_ASEGURADORA_VARON_R1.docx
@@ -508,7 +508,7 @@
           <w:lang w:eastAsia="es-PE"/>
           <ns2:ligatures ns2:val="none"/>
         </w:rPr>
-        <w:t>16</w:t>
+        <w:t xml:space="preserve">16 de mayo de 2025</w:t>
       </w:r>
       <w:r>
         <w:rPr>
@@ -519,7 +519,7 @@
           <w:lang w:eastAsia="es-PE"/>
           <ns2:ligatures ns2:val="none"/>
         </w:rPr>
-        <w:t xml:space="preserve"> de </w:t>
+        <w:t xml:space="preserve"/>
       </w:r>
       <w:r>
         <w:rPr>
@@ -530,7 +530,7 @@
           <w:lang w:eastAsia="es-PE"/>
           <ns2:ligatures ns2:val="none"/>
         </w:rPr>
-        <w:t>mayo</w:t>
+        <w:t xml:space="preserve"/>
       </w:r>
       <w:r>
         <w:rPr>
@@ -541,7 +541,7 @@
           <w:lang w:eastAsia="es-PE"/>
           <ns2:ligatures ns2:val="none"/>
         </w:rPr>
-        <w:t xml:space="preserve"> </w:t>
+        <w:t xml:space="preserve"/>
       </w:r>
       <w:r>
         <w:rPr>
@@ -552,7 +552,7 @@
           <w:lang w:eastAsia="es-PE"/>
           <ns2:ligatures ns2:val="none"/>
         </w:rPr>
-        <w:t>de 202</w:t>
+        <w:t xml:space="preserve"/>
       </w:r>
       <w:r>
         <w:rPr>
@@ -563,7 +563,7 @@
           <w:lang w:eastAsia="es-PE"/>
           <ns2:ligatures ns2:val="none"/>
         </w:rPr>
-        <w:t>5</w:t>
+        <w:t xml:space="preserve"/>
       </w:r>
     </w:p>
     <w:p ns2:paraId="78BF12C0" ns2:textId="77777777">
@@ -1049,7 +1049,7 @@
           <w:lang w:eastAsia="es-ES"/>
           <ns2:ligatures ns2:val="none"/>
         </w:rPr>
-        <w:t xml:space="preserve">El 17 de abril del 2023, </w:t>
+        <w:t xml:space="preserve">El 17 de abril de 2023, </w:t>
       </w:r>
       <w:r>
         <w:rPr>
@@ -2315,17 +2315,17 @@
           <w:lang w:eastAsia="es-ES"/>
           <ns2:ligatures ns2:val="none"/>
         </w:rPr>
-        <w:t>El 7 de febrero de 202</w:t>
-      </w:r>
-      <w:r>
-        <w:rPr>
-          <w:rFonts w:ascii="Arial Narrow" w:eastAsia="Times New Roman" w:hAnsi="Arial Narrow" w:cs="Arial"/>
-          <w:color w:val="000000"/>
-          <w:kern w:val="0"/>
-          <w:lang w:eastAsia="es-ES"/>
-          <ns2:ligatures ns2:val="none"/>
-        </w:rPr>
-        <w:t>5, respondió a Pacífico mediante un correo electrónico, señalando que, de conformidad con las cláusulas contractuales pactadas, la designación de un perito ajustador no resultaba procedente para su caso, además de indicar que el aplicativo "Mi Espacio Pacífico" presentaba deficiencias técnicas que le impidieron efectuar el registro del siniestro por dicha vía. Añade que, el 10 de febrero de 2025, ingresó un nuevo reclamo en el libro de reclamaciones de la aseguradora, bajo el número 000/0519/2025, solicitando la activación del proceso exprés y la exclusión de la designación de un ajustador.</w:t>
+        <w:t xml:space="preserve">El 7 de febrero de 2025</w:t>
+      </w:r>
+      <w:r>
+        <w:rPr>
+          <w:rFonts w:ascii="Arial Narrow" w:eastAsia="Times New Roman" w:hAnsi="Arial Narrow" w:cs="Arial"/>
+          <w:color w:val="000000"/>
+          <w:kern w:val="0"/>
+          <w:lang w:eastAsia="es-ES"/>
+          <ns2:ligatures ns2:val="none"/>
+        </w:rPr>
+        <w:t xml:space="preserve">, respondió a Pacífico mediante un correo electrónico, señalando que, de conformidad con las cláusulas contractuales pactadas, la designación de un perito ajustador no resultaba procedente para su caso, además de indicar que el aplicativo "Mi Espacio Pacífico" presentaba deficiencias técnicas que le impidieron efectuar el registro del siniestro por dicha vía. Añade que, el 10 de febrero de 2025, ingresó un nuevo reclamo en el libro de reclamaciones de la aseguradora, bajo el número 000/0519/2025, solicitando la activación del proceso exprés y la exclusión de la designación de un ajustador.</w:t>
       </w:r>
     </w:p>
     <w:p ns2:paraId="3CF95404" ns2:textId="77777777">
@@ -2391,17 +2391,17 @@
           <w:lang w:eastAsia="es-ES"/>
           <ns2:ligatures ns2:val="none"/>
         </w:rPr>
-        <w:t>N</w:t>
-      </w:r>
-      <w:r>
-        <w:rPr>
-          <w:rFonts w:ascii="Arial Narrow" w:eastAsia="Times New Roman" w:hAnsi="Arial Narrow" w:cs="Arial"/>
-          <w:color w:val="000000"/>
-          <w:kern w:val="0"/>
-          <w:lang w:eastAsia="es-ES"/>
-          <ns2:ligatures ns2:val="none"/>
-        </w:rPr>
-        <w:t xml:space="preserve"> 000/0519/2025, </w:t>
+        <w:t xml:space="preserve"/>
+      </w:r>
+      <w:r>
+        <w:rPr>
+          <w:rFonts w:ascii="Arial Narrow" w:eastAsia="Times New Roman" w:hAnsi="Arial Narrow" w:cs="Arial"/>
+          <w:color w:val="000000"/>
+          <w:kern w:val="0"/>
+          <w:lang w:eastAsia="es-ES"/>
+          <ns2:ligatures ns2:val="none"/>
+        </w:rPr>
+        <w:t xml:space="preserve">000/0519/2025, </w:t>
       </w:r>
       <w:r>
         <w:rPr>
@@ -6507,7 +6507,7 @@
           <w:sz w:val="16"/>
           <w:szCs w:val="16"/>
         </w:rPr>
-        <w:t>el 2 de setiembre del 2010 en el Diario Oficial El Peruano, vigente desde el 2 de octubre del 2010 y modificado por Decreto Legislativo 1308.</w:t>
+        <w:t xml:space="preserve">el 2 de setiembre de 2010 en el Diario Oficial El Peruano, vigente desde el 2 de octubre de 2010 y modificado por Decreto Legislativo 1308.</w:t>
       </w:r>
     </w:p>
     <w:p>

--- a/plantillas_maestras/06_seguro_hogar_e_inmuebles/negativa_cobertura/2_o_mas_ddos_varios/varon/TPL_0786_2025_SEGURO_HOGAR_E_INMUEBLES_NEGATIVA_COBERTURA_ASEGURADORA_VARON_R1.docx
+++ b/plantillas_maestras/06_seguro_hogar_e_inmuebles/negativa_cobertura/2_o_mas_ddos_varios/varon/TPL_0786_2025_SEGURO_HOGAR_E_INMUEBLES_NEGATIVA_COBERTURA_ASEGURADORA_VARON_R1.docx
@@ -1,8 +1,8 @@
 
 <file path=word/document.xml><?xml version="1.0" encoding="utf-8"?>
-<w:document xmlns:ns1="http://schemas.openxmlformats.org/markup-compatibility/2006" xmlns:ns2="http://schemas.microsoft.com/office/word/2010/wordml" xmlns:ns3="http://schemas.openxmlformats.org/officeDocument/2006/relationships" xmlns:w="http://schemas.openxmlformats.org/wordprocessingml/2006/main" ns1:Ignorable="w14 w15 w16se w16cid w16 w16cex w16sdtdh w16sdtfl w16du wp14">
+<w:document xmlns:mc="http://schemas.openxmlformats.org/markup-compatibility/2006" xmlns:r="http://schemas.openxmlformats.org/officeDocument/2006/relationships" xmlns:w="http://schemas.openxmlformats.org/wordprocessingml/2006/main" xmlns:w14="http://schemas.microsoft.com/office/word/2010/wordml" xmlns:w15="http://schemas.microsoft.com/office/word/2012/wordml" xmlns:w16="http://schemas.microsoft.com/office/word/2018/wordml" xmlns:w16cex="http://schemas.microsoft.com/office/word/2018/wordml/cex" xmlns:w16cid="http://schemas.microsoft.com/office/word/2016/wordml/cid" xmlns:w16du="http://schemas.microsoft.com/office/word/2023/wordml/word16du" xmlns:w16sdtdh="http://schemas.microsoft.com/office/word/2020/wordml/sdtdatahash" xmlns:w16se="http://schemas.microsoft.com/office/word/2015/wordml/symex" xmlns:wp14="http://schemas.microsoft.com/office/word/2010/wordprocessingDrawing" mc:Ignorable="w14 w15 w16se w16cid w16 w16cex w16sdtdh w16du wp14">
   <w:body>
-    <w:p ns2:paraId="0A632482" ns2:textId="6DC5A2AA">
+    <w:p>
       <w:pPr>
         <w:tabs>
           <w:tab w:val="left" w:pos="1701"/>
@@ -14,7 +14,7 @@
           <w:color w:val="000000"/>
           <w:kern w:val="0"/>
           <w:lang w:eastAsia="es-PE"/>
-          <ns2:ligatures ns2:val="none"/>
+          <w14:ligatures w14:val="none"/>
         </w:rPr>
       </w:pPr>
       <w:bookmarkStart w:id="0" w:name="_Hlk80343540"/>
@@ -25,7 +25,7 @@
           <w:color w:val="000000"/>
           <w:kern w:val="0"/>
           <w:lang w:eastAsia="es-PE"/>
-          <ns2:ligatures ns2:val="none"/>
+          <w14:ligatures w14:val="none"/>
         </w:rPr>
         <w:t xml:space="preserve">EXPEDIENTE </w:t>
       </w:r>
@@ -36,7 +36,7 @@
           <w:color w:val="000000"/>
           <w:kern w:val="0"/>
           <w:lang w:eastAsia="es-PE"/>
-          <ns2:ligatures ns2:val="none"/>
+          <w14:ligatures w14:val="none"/>
         </w:rPr>
         <w:tab/>
         <w:t>:</w:t>
@@ -48,7 +48,7 @@
           <w:color w:val="000000"/>
           <w:kern w:val="0"/>
           <w:lang w:eastAsia="es-PE"/>
-          <ns2:ligatures ns2:val="none"/>
+          <w14:ligatures w14:val="none"/>
         </w:rPr>
         <w:tab/>
       </w:r>
@@ -61,7 +61,7 @@
           <w:kern w:val="0"/>
           <w:shd w:val="clear" w:color="auto" w:fill="FFFFFF"/>
           <w:lang w:eastAsia="es-PE"/>
-          <ns2:ligatures ns2:val="none"/>
+          <w14:ligatures w14:val="none"/>
         </w:rPr>
         <w:t xml:space="preserve">0786-2025 </w:t>
       </w:r>
@@ -74,12 +74,12 @@
           <w:kern w:val="0"/>
           <w:shd w:val="clear" w:color="auto" w:fill="FFFFFF"/>
           <w:lang w:eastAsia="es-PE"/>
-          <ns2:ligatures ns2:val="none"/>
+          <w14:ligatures w14:val="none"/>
         </w:rPr>
         <w:t>/CC1</w:t>
       </w:r>
     </w:p>
-    <w:p ns2:paraId="187C3631" ns2:textId="21F24261">
+    <w:p>
       <w:pPr>
         <w:tabs>
           <w:tab w:val="left" w:pos="1701"/>
@@ -94,91 +94,28 @@
           <w:color w:val="000000"/>
           <w:kern w:val="0"/>
           <w:lang w:eastAsia="es-PE"/>
-          <ns2:ligatures ns2:val="none"/>
-        </w:rPr>
-      </w:pPr>
-      <w:r>
-        <w:rPr>
-          <w:rFonts w:ascii="Arial Narrow" w:eastAsia="Arial Narrow" w:hAnsi="Arial Narrow" w:cs="Arial Narrow"/>
-          <w:b/>
-          <w:color w:val="000000"/>
-          <w:kern w:val="0"/>
-          <w:lang w:eastAsia="es-PE"/>
-          <ns2:ligatures ns2:val="none"/>
-        </w:rPr>
-        <w:t xml:space="preserve">DENUNCIANTE:[DENUNCIANTE] (SEÑOR [APELLIDO])</w:t>
-      </w:r>
-      <w:r>
-        <w:rPr>
-          <w:rFonts w:ascii="Arial Narrow" w:eastAsia="Arial Narrow" w:hAnsi="Arial Narrow" w:cs="Arial Narrow"/>
-          <w:b/>
-          <w:color w:val="000000"/>
-          <w:kern w:val="0"/>
-          <w:lang w:eastAsia="es-PE"/>
-          <ns2:ligatures ns2:val="none"/>
-        </w:rPr>
+          <w14:ligatures w14:val="none"/>
+        </w:rPr>
+      </w:pPr>
+      <w:r>
+        <w:rPr>
+          <w:rFonts w:ascii="Arial Narrow" w:eastAsia="Arial Narrow" w:hAnsi="Arial Narrow" w:cs="Arial Narrow"/>
+          <w:b/>
+          <w:color w:val="000000"/>
+          <w:kern w:val="0"/>
+          <w:lang w:eastAsia="es-PE"/>
+          <w14:ligatures w14:val="none"/>
+        </w:rPr>
+        <w:t>DENUNCIANTE</w:t>
         <w:tab/>
-        <w:t/>
-      </w:r>
-      <w:r>
-        <w:rPr>
-          <w:rFonts w:ascii="Arial Narrow" w:eastAsia="Arial Narrow" w:hAnsi="Arial Narrow" w:cs="Arial Narrow"/>
-          <w:b/>
-          <w:color w:val="000000"/>
-          <w:kern w:val="0"/>
-          <w:lang w:eastAsia="es-PE"/>
-          <ns2:ligatures ns2:val="none"/>
-        </w:rPr>
+        <w:t>:</w:t>
         <w:tab/>
+        <w:t xml:space="preserve">[DENUNCIANTE] (SEÑOR [APELLIDO])</w:t>
       </w:r>
       <w:bookmarkStart w:id="1" w:name="_Hlk196922900"/>
-      <w:r>
-        <w:rPr>
-          <w:rFonts w:ascii="Arial Narrow" w:eastAsia="Arial Narrow" w:hAnsi="Arial Narrow" w:cs="Arial Narrow"/>
-          <w:b/>
-          <w:color w:val="000000"/>
-          <w:kern w:val="0"/>
-          <w:lang w:eastAsia="es-PE"/>
-          <ns2:ligatures ns2:val="none"/>
-        </w:rPr>
-        <w:t xml:space="preserve"/>
-      </w:r>
       <w:bookmarkEnd w:id="1"/>
-      <w:r>
-        <w:rPr>
-          <w:rFonts w:ascii="Arial Narrow" w:eastAsia="Arial Narrow" w:hAnsi="Arial Narrow" w:cs="Arial Narrow"/>
-          <w:b/>
-          <w:color w:val="000000"/>
-          <w:kern w:val="0"/>
-          <w:lang w:eastAsia="es-PE"/>
-          <ns2:ligatures ns2:val="none"/>
-        </w:rPr>
-        <w:t/>
-      </w:r>
-      <w:r>
-        <w:rPr>
-          <w:rFonts w:ascii="Arial Narrow" w:eastAsia="Arial Narrow" w:hAnsi="Arial Narrow" w:cs="Arial Narrow"/>
-          <w:b/>
-          <w:color w:val="000000"/>
-          <w:kern w:val="0"/>
-          <w:lang w:eastAsia="es-PE"/>
-          <ns2:ligatures ns2:val="none"/>
-        </w:rPr>
-        <w:t xml:space="preserve"/>
-      </w:r>
-      <w:r>
-        <w:rPr>
-          <w:rFonts w:ascii="Arial Narrow" w:eastAsia="Arial Narrow" w:hAnsi="Arial Narrow" w:cs="Arial Narrow"/>
-          <w:b/>
-          <w:color w:val="000000"/>
-          <w:kern w:val="0"/>
-          <w:lang w:eastAsia="es-PE"/>
-          <ns2:ligatures ns2:val="none"/>
-        </w:rPr>
-        <w:t/>
-      </w:r>
-    </w:p>
-    <w:p ns2:paraId="7037BAA8" ns2:textId="727423E6">
+    </w:p>
+    <w:p>
       <w:pPr>
         <w:tabs>
           <w:tab w:val="left" w:pos="1701"/>
@@ -193,17 +130,17 @@
           <w:color w:val="000000"/>
           <w:kern w:val="0"/>
           <w:lang w:eastAsia="es-PE"/>
-          <ns2:ligatures ns2:val="none"/>
-        </w:rPr>
-      </w:pPr>
-      <w:r>
-        <w:rPr>
-          <w:rFonts w:ascii="Arial Narrow" w:eastAsia="Arial Narrow" w:hAnsi="Arial Narrow" w:cs="Arial Narrow"/>
-          <w:b/>
-          <w:color w:val="000000"/>
-          <w:kern w:val="0"/>
-          <w:lang w:eastAsia="es-PE"/>
-          <ns2:ligatures ns2:val="none"/>
+          <w14:ligatures w14:val="none"/>
+        </w:rPr>
+      </w:pPr>
+      <w:r>
+        <w:rPr>
+          <w:rFonts w:ascii="Arial Narrow" w:eastAsia="Arial Narrow" w:hAnsi="Arial Narrow" w:cs="Arial Narrow"/>
+          <w:b/>
+          <w:color w:val="000000"/>
+          <w:kern w:val="0"/>
+          <w:lang w:eastAsia="es-PE"/>
+          <w14:ligatures w14:val="none"/>
         </w:rPr>
         <w:t>DENUNCIADO</w:t>
       </w:r>
@@ -214,7 +151,7 @@
           <w:color w:val="000000"/>
           <w:kern w:val="0"/>
           <w:lang w:eastAsia="es-PE"/>
-          <ns2:ligatures ns2:val="none"/>
+          <w14:ligatures w14:val="none"/>
         </w:rPr>
         <w:tab/>
         <w:t>:</w:t>
@@ -226,7 +163,7 @@
           <w:color w:val="000000"/>
           <w:kern w:val="0"/>
           <w:lang w:eastAsia="es-PE"/>
-          <ns2:ligatures ns2:val="none"/>
+          <w14:ligatures w14:val="none"/>
         </w:rPr>
         <w:tab/>
       </w:r>
@@ -237,7 +174,7 @@
           <w:color w:val="000000"/>
           <w:kern w:val="0"/>
           <w:lang w:eastAsia="es-PE"/>
-          <ns2:ligatures ns2:val="none"/>
+          <w14:ligatures w14:val="none"/>
         </w:rPr>
         <w:t>PACÍFICO COMPAÑ</w:t>
       </w:r>
@@ -248,7 +185,7 @@
           <w:color w:val="000000"/>
           <w:kern w:val="0"/>
           <w:lang w:eastAsia="es-PE"/>
-          <ns2:ligatures ns2:val="none"/>
+          <w14:ligatures w14:val="none"/>
         </w:rPr>
         <w:t>Í</w:t>
       </w:r>
@@ -259,7 +196,7 @@
           <w:color w:val="000000"/>
           <w:kern w:val="0"/>
           <w:lang w:eastAsia="es-PE"/>
-          <ns2:ligatures ns2:val="none"/>
+          <w14:ligatures w14:val="none"/>
         </w:rPr>
         <w:t>A DE SEGUROS Y REASEGUROS</w:t>
       </w:r>
@@ -270,7 +207,7 @@
           <w:color w:val="000000"/>
           <w:kern w:val="0"/>
           <w:lang w:eastAsia="es-PE"/>
-          <ns2:ligatures ns2:val="none"/>
+          <w14:ligatures w14:val="none"/>
         </w:rPr>
         <w:t xml:space="preserve"> S.A. (</w:t>
       </w:r>
@@ -281,7 +218,7 @@
           <w:color w:val="000000"/>
           <w:kern w:val="0"/>
           <w:lang w:eastAsia="es-PE"/>
-          <ns2:ligatures ns2:val="none"/>
+          <w14:ligatures w14:val="none"/>
         </w:rPr>
         <w:t>PACÍFICO</w:t>
       </w:r>
@@ -292,12 +229,12 @@
           <w:color w:val="000000"/>
           <w:kern w:val="0"/>
           <w:lang w:eastAsia="es-PE"/>
-          <ns2:ligatures ns2:val="none"/>
+          <w14:ligatures w14:val="none"/>
         </w:rPr>
         <w:t>)</w:t>
       </w:r>
     </w:p>
-    <w:p ns2:paraId="2500BC77" ns2:textId="77777777">
+    <w:p>
       <w:pPr>
         <w:tabs>
           <w:tab w:val="left" w:pos="1701"/>
@@ -312,17 +249,17 @@
           <w:color w:val="000000"/>
           <w:kern w:val="0"/>
           <w:lang w:eastAsia="es-PE"/>
-          <ns2:ligatures ns2:val="none"/>
-        </w:rPr>
-      </w:pPr>
-      <w:r>
-        <w:rPr>
-          <w:rFonts w:ascii="Arial Narrow" w:eastAsia="Arial Narrow" w:hAnsi="Arial Narrow" w:cs="Arial Narrow"/>
-          <w:b/>
-          <w:color w:val="000000"/>
-          <w:kern w:val="0"/>
-          <w:lang w:eastAsia="es-PE"/>
-          <ns2:ligatures ns2:val="none"/>
+          <w14:ligatures w14:val="none"/>
+        </w:rPr>
+      </w:pPr>
+      <w:r>
+        <w:rPr>
+          <w:rFonts w:ascii="Arial Narrow" w:eastAsia="Arial Narrow" w:hAnsi="Arial Narrow" w:cs="Arial Narrow"/>
+          <w:b/>
+          <w:color w:val="000000"/>
+          <w:kern w:val="0"/>
+          <w:lang w:eastAsia="es-PE"/>
+          <w14:ligatures w14:val="none"/>
         </w:rPr>
         <w:t>MATERIAS</w:t>
       </w:r>
@@ -333,7 +270,7 @@
           <w:color w:val="000000"/>
           <w:kern w:val="0"/>
           <w:lang w:eastAsia="es-PE"/>
-          <ns2:ligatures ns2:val="none"/>
+          <w14:ligatures w14:val="none"/>
         </w:rPr>
         <w:tab/>
         <w:t xml:space="preserve">: </w:t>
@@ -345,13 +282,13 @@
           <w:color w:val="000000"/>
           <w:kern w:val="0"/>
           <w:lang w:eastAsia="es-PE"/>
-          <ns2:ligatures ns2:val="none"/>
+          <w14:ligatures w14:val="none"/>
         </w:rPr>
         <w:tab/>
         <w:t>ADMISIÓN A TRÁMITE</w:t>
       </w:r>
     </w:p>
-    <w:p ns2:paraId="284AD768" ns2:textId="7828DE75">
+    <w:p>
       <w:pPr>
         <w:tabs>
           <w:tab w:val="left" w:pos="1701"/>
@@ -366,17 +303,17 @@
           <w:color w:val="000000"/>
           <w:kern w:val="0"/>
           <w:lang w:eastAsia="es-PE"/>
-          <ns2:ligatures ns2:val="none"/>
-        </w:rPr>
-      </w:pPr>
-      <w:r>
-        <w:rPr>
-          <w:rFonts w:ascii="Arial Narrow" w:eastAsia="Arial Narrow" w:hAnsi="Arial Narrow" w:cs="Arial Narrow"/>
-          <w:b/>
-          <w:color w:val="000000"/>
-          <w:kern w:val="0"/>
-          <w:lang w:eastAsia="es-PE"/>
-          <ns2:ligatures ns2:val="none"/>
+          <w14:ligatures w14:val="none"/>
+        </w:rPr>
+      </w:pPr>
+      <w:r>
+        <w:rPr>
+          <w:rFonts w:ascii="Arial Narrow" w:eastAsia="Arial Narrow" w:hAnsi="Arial Narrow" w:cs="Arial Narrow"/>
+          <w:b/>
+          <w:color w:val="000000"/>
+          <w:kern w:val="0"/>
+          <w:lang w:eastAsia="es-PE"/>
+          <w14:ligatures w14:val="none"/>
         </w:rPr>
         <w:t>REQUERIMIENTO DE INFORMACIÓN</w:t>
       </w:r>
@@ -387,12 +324,12 @@
           <w:color w:val="000000"/>
           <w:kern w:val="0"/>
           <w:lang w:eastAsia="es-PE"/>
-          <ns2:ligatures ns2:val="none"/>
+          <w14:ligatures w14:val="none"/>
         </w:rPr>
         <w:t xml:space="preserve"> </w:t>
       </w:r>
     </w:p>
-    <w:p ns2:paraId="5A3670C5" ns2:textId="689B149A">
+    <w:p>
       <w:pPr>
         <w:tabs>
           <w:tab w:val="left" w:pos="1701"/>
@@ -406,17 +343,17 @@
           <w:color w:val="000000"/>
           <w:kern w:val="0"/>
           <w:lang w:eastAsia="es-PE"/>
-          <ns2:ligatures ns2:val="none"/>
-        </w:rPr>
-      </w:pPr>
-      <w:r>
-        <w:rPr>
-          <w:rFonts w:ascii="Arial Narrow" w:eastAsia="Arial Narrow" w:hAnsi="Arial Narrow" w:cs="Arial Narrow"/>
-          <w:b/>
-          <w:color w:val="000000"/>
-          <w:kern w:val="0"/>
-          <w:lang w:eastAsia="es-PE"/>
-          <ns2:ligatures ns2:val="none"/>
+          <w14:ligatures w14:val="none"/>
+        </w:rPr>
+      </w:pPr>
+      <w:r>
+        <w:rPr>
+          <w:rFonts w:ascii="Arial Narrow" w:eastAsia="Arial Narrow" w:hAnsi="Arial Narrow" w:cs="Arial Narrow"/>
+          <w:b/>
+          <w:color w:val="000000"/>
+          <w:kern w:val="0"/>
+          <w:lang w:eastAsia="es-PE"/>
+          <w14:ligatures w14:val="none"/>
         </w:rPr>
         <w:t xml:space="preserve">RESOLUCIÓN </w:t>
       </w:r>
@@ -427,7 +364,7 @@
           <w:color w:val="000000"/>
           <w:kern w:val="0"/>
           <w:lang w:eastAsia="es-PE"/>
-          <ns2:ligatures ns2:val="none"/>
+          <w14:ligatures w14:val="none"/>
         </w:rPr>
         <w:tab/>
         <w:t>:</w:t>
@@ -439,7 +376,7 @@
           <w:color w:val="000000"/>
           <w:kern w:val="0"/>
           <w:lang w:eastAsia="es-PE"/>
-          <ns2:ligatures ns2:val="none"/>
+          <w14:ligatures w14:val="none"/>
         </w:rPr>
         <w:tab/>
       </w:r>
@@ -450,12 +387,12 @@
           <w:color w:val="000000"/>
           <w:kern w:val="0"/>
           <w:lang w:eastAsia="es-PE"/>
-          <ns2:ligatures ns2:val="none"/>
+          <w14:ligatures w14:val="none"/>
         </w:rPr>
         <w:t>2</w:t>
       </w:r>
     </w:p>
-    <w:p ns2:paraId="7591140C" ns2:textId="77777777">
+    <w:p>
       <w:pPr>
         <w:tabs>
           <w:tab w:val="left" w:pos="1014"/>
@@ -468,11 +405,11 @@
           <w:kern w:val="0"/>
           <w:shd w:val="clear" w:color="auto" w:fill="FFFFFF"/>
           <w:lang w:eastAsia="es-PE"/>
-          <ns2:ligatures ns2:val="none"/>
-        </w:rPr>
-      </w:pPr>
-    </w:p>
-    <w:p ns2:paraId="59BB126F" ns2:textId="706D6214">
+          <w14:ligatures w14:val="none"/>
+        </w:rPr>
+      </w:pPr>
+    </w:p>
+    <w:p>
       <w:pPr>
         <w:tabs>
           <w:tab w:val="left" w:pos="1014"/>
@@ -485,7 +422,7 @@
           <w:kern w:val="0"/>
           <w:shd w:val="clear" w:color="auto" w:fill="FFFFFF"/>
           <w:lang w:eastAsia="es-PE"/>
-          <ns2:ligatures ns2:val="none"/>
+          <w14:ligatures w14:val="none"/>
         </w:rPr>
       </w:pPr>
       <w:r>
@@ -495,7 +432,7 @@
           <w:kern w:val="0"/>
           <w:shd w:val="clear" w:color="auto" w:fill="FFFFFF"/>
           <w:lang w:eastAsia="es-PE"/>
-          <ns2:ligatures ns2:val="none"/>
+          <w14:ligatures w14:val="none"/>
         </w:rPr>
         <w:t xml:space="preserve">Lima, </w:t>
       </w:r>
@@ -506,7 +443,7 @@
           <w:kern w:val="0"/>
           <w:shd w:val="clear" w:color="auto" w:fill="FFFFFF"/>
           <w:lang w:eastAsia="es-PE"/>
-          <ns2:ligatures ns2:val="none"/>
+          <w14:ligatures w14:val="none"/>
         </w:rPr>
         <w:t xml:space="preserve">16 de mayo de 2025</w:t>
       </w:r>
@@ -517,7 +454,7 @@
           <w:kern w:val="0"/>
           <w:shd w:val="clear" w:color="auto" w:fill="FFFFFF"/>
           <w:lang w:eastAsia="es-PE"/>
-          <ns2:ligatures ns2:val="none"/>
+          <w14:ligatures w14:val="none"/>
         </w:rPr>
         <w:t xml:space="preserve"/>
       </w:r>
@@ -528,7 +465,7 @@
           <w:kern w:val="0"/>
           <w:shd w:val="clear" w:color="auto" w:fill="FFFFFF"/>
           <w:lang w:eastAsia="es-PE"/>
-          <ns2:ligatures ns2:val="none"/>
+          <w14:ligatures w14:val="none"/>
         </w:rPr>
         <w:t xml:space="preserve"/>
       </w:r>
@@ -539,7 +476,7 @@
           <w:kern w:val="0"/>
           <w:shd w:val="clear" w:color="auto" w:fill="FFFFFF"/>
           <w:lang w:eastAsia="es-PE"/>
-          <ns2:ligatures ns2:val="none"/>
+          <w14:ligatures w14:val="none"/>
         </w:rPr>
         <w:t xml:space="preserve"/>
       </w:r>
@@ -550,7 +487,7 @@
           <w:kern w:val="0"/>
           <w:shd w:val="clear" w:color="auto" w:fill="FFFFFF"/>
           <w:lang w:eastAsia="es-PE"/>
-          <ns2:ligatures ns2:val="none"/>
+          <w14:ligatures w14:val="none"/>
         </w:rPr>
         <w:t xml:space="preserve"/>
       </w:r>
@@ -561,12 +498,12 @@
           <w:kern w:val="0"/>
           <w:shd w:val="clear" w:color="auto" w:fill="FFFFFF"/>
           <w:lang w:eastAsia="es-PE"/>
-          <ns2:ligatures ns2:val="none"/>
+          <w14:ligatures w14:val="none"/>
         </w:rPr>
         <w:t xml:space="preserve"/>
       </w:r>
     </w:p>
-    <w:p ns2:paraId="78BF12C0" ns2:textId="77777777">
+    <w:p>
       <w:pPr>
         <w:tabs>
           <w:tab w:val="left" w:pos="1014"/>
@@ -578,11 +515,11 @@
           <w:color w:val="000000"/>
           <w:kern w:val="0"/>
           <w:lang w:eastAsia="es-PE"/>
-          <ns2:ligatures ns2:val="none"/>
-        </w:rPr>
-      </w:pPr>
-    </w:p>
-    <w:p ns2:paraId="553F3534" ns2:textId="77777777">
+          <w14:ligatures w14:val="none"/>
+        </w:rPr>
+      </w:pPr>
+    </w:p>
+    <w:p>
       <w:pPr>
         <w:numPr>
           <w:ilvl w:val="0"/>
@@ -596,22 +533,22 @@
           <w:color w:val="000000"/>
           <w:kern w:val="0"/>
           <w:lang w:eastAsia="es-PE"/>
-          <ns2:ligatures ns2:val="none"/>
-        </w:rPr>
-      </w:pPr>
-      <w:r>
-        <w:rPr>
-          <w:rFonts w:ascii="Arial Narrow" w:eastAsia="Arial Narrow" w:hAnsi="Arial Narrow" w:cs="Arial Narrow"/>
-          <w:b/>
-          <w:color w:val="000000"/>
-          <w:kern w:val="0"/>
-          <w:lang w:eastAsia="es-PE"/>
-          <ns2:ligatures ns2:val="none"/>
+          <w14:ligatures w14:val="none"/>
+        </w:rPr>
+      </w:pPr>
+      <w:r>
+        <w:rPr>
+          <w:rFonts w:ascii="Arial Narrow" w:eastAsia="Arial Narrow" w:hAnsi="Arial Narrow" w:cs="Arial Narrow"/>
+          <w:b/>
+          <w:color w:val="000000"/>
+          <w:kern w:val="0"/>
+          <w:lang w:eastAsia="es-PE"/>
+          <w14:ligatures w14:val="none"/>
         </w:rPr>
         <w:t xml:space="preserve">HECHOS </w:t>
       </w:r>
     </w:p>
-    <w:p ns2:paraId="74E8E3A1" ns2:textId="77777777">
+    <w:p>
       <w:pPr>
         <w:spacing w:after="0" w:line="240" w:lineRule="auto"/>
         <w:jc w:val="both"/>
@@ -620,11 +557,11 @@
           <w:color w:val="000000"/>
           <w:kern w:val="0"/>
           <w:lang w:eastAsia="es-PE"/>
-          <ns2:ligatures ns2:val="none"/>
-        </w:rPr>
-      </w:pPr>
-    </w:p>
-    <w:p ns2:paraId="25718C3B" ns2:textId="11856828">
+          <w14:ligatures w14:val="none"/>
+        </w:rPr>
+      </w:pPr>
+    </w:p>
+    <w:p>
       <w:pPr>
         <w:numPr>
           <w:ilvl w:val="1"/>
@@ -638,7 +575,7 @@
           <w:color w:val="000000"/>
           <w:kern w:val="0"/>
           <w:lang w:val="es-ES" w:eastAsia="es-ES"/>
-          <ns2:ligatures ns2:val="none"/>
+          <w14:ligatures w14:val="none"/>
         </w:rPr>
       </w:pPr>
       <w:r>
@@ -647,7 +584,7 @@
           <w:color w:val="000000"/>
           <w:kern w:val="0"/>
           <w:lang w:val="es-ES" w:eastAsia="es-ES"/>
-          <ns2:ligatures ns2:val="none"/>
+          <w14:ligatures w14:val="none"/>
         </w:rPr>
         <w:t xml:space="preserve">Mediante el escrito del 31 de marzo de 2025 el señor [APELLIDO] denunció a Pacífico por presuntas infracciones a la Ley 29571, Código de Protección y Defensa del Consumidor (en adelante, Código), señalando lo siguiente:</w:t>
       </w:r>
@@ -657,7 +594,7 @@
           <w:color w:val="000000"/>
           <w:kern w:val="0"/>
           <w:lang w:val="es-ES" w:eastAsia="es-ES"/>
-          <ns2:ligatures ns2:val="none"/>
+          <w14:ligatures w14:val="none"/>
         </w:rPr>
         <w:t/>
       </w:r>
@@ -667,7 +604,7 @@
           <w:color w:val="000000"/>
           <w:kern w:val="0"/>
           <w:lang w:val="es-ES" w:eastAsia="es-ES"/>
-          <ns2:ligatures ns2:val="none"/>
+          <w14:ligatures w14:val="none"/>
         </w:rPr>
         <w:t xml:space="preserve"/>
       </w:r>
@@ -675,7 +612,7 @@
         <w:rPr>
           <w:rFonts w:ascii="Arial Narrow" w:eastAsia="Calibri" w:hAnsi="Arial Narrow" w:cs="Arial"/>
           <w:kern w:val="0"/>
-          <ns2:ligatures ns2:val="none"/>
+          <w14:ligatures w14:val="none"/>
         </w:rPr>
         <w:t xml:space="preserve"/>
       </w:r>
@@ -683,7 +620,7 @@
         <w:rPr>
           <w:rFonts w:ascii="Arial Narrow" w:eastAsia="Calibri" w:hAnsi="Arial Narrow" w:cs="Arial"/>
           <w:kern w:val="0"/>
-          <ns2:ligatures ns2:val="none"/>
+          <w14:ligatures w14:val="none"/>
         </w:rPr>
         <w:t/>
       </w:r>
@@ -691,7 +628,7 @@
         <w:rPr>
           <w:rFonts w:ascii="Arial Narrow" w:eastAsia="Calibri" w:hAnsi="Arial Narrow" w:cs="Arial"/>
           <w:kern w:val="0"/>
-          <ns2:ligatures ns2:val="none"/>
+          <w14:ligatures w14:val="none"/>
         </w:rPr>
         <w:t xml:space="preserve"/>
       </w:r>
@@ -699,7 +636,7 @@
         <w:rPr>
           <w:rFonts w:ascii="Arial Narrow" w:eastAsia="Calibri" w:hAnsi="Arial Narrow" w:cs="Arial"/>
           <w:kern w:val="0"/>
-          <ns2:ligatures ns2:val="none"/>
+          <w14:ligatures w14:val="none"/>
         </w:rPr>
         <w:t xml:space="preserve"/>
       </w:r>
@@ -707,7 +644,7 @@
         <w:rPr>
           <w:rFonts w:ascii="Arial Narrow" w:eastAsia="Calibri" w:hAnsi="Arial Narrow" w:cs="Arial"/>
           <w:kern w:val="0"/>
-          <ns2:ligatures ns2:val="none"/>
+          <w14:ligatures w14:val="none"/>
         </w:rPr>
         <w:t/>
       </w:r>
@@ -717,7 +654,7 @@
           <w:color w:val="000000"/>
           <w:kern w:val="0"/>
           <w:lang w:val="es-ES" w:eastAsia="es-ES"/>
-          <ns2:ligatures ns2:val="none"/>
+          <w14:ligatures w14:val="none"/>
         </w:rPr>
         <w:t xml:space="preserve"/>
       </w:r>
@@ -727,7 +664,7 @@
           <w:color w:val="000000"/>
           <w:kern w:val="0"/>
           <w:lang w:val="es-ES" w:eastAsia="es-ES"/>
-          <ns2:ligatures ns2:val="none"/>
+          <w14:ligatures w14:val="none"/>
         </w:rPr>
         <w:t xml:space="preserve"/>
       </w:r>
@@ -737,7 +674,7 @@
           <w:color w:val="000000"/>
           <w:kern w:val="0"/>
           <w:lang w:val="es-ES" w:eastAsia="es-ES"/>
-          <ns2:ligatures ns2:val="none"/>
+          <w14:ligatures w14:val="none"/>
         </w:rPr>
         <w:t/>
       </w:r>
@@ -749,7 +686,7 @@
           <w:kern w:val="0"/>
           <w:vertAlign w:val="superscript"/>
           <w:lang w:val="es-ES" w:eastAsia="es-ES"/>
-          <ns2:ligatures ns2:val="none"/>
+          <w14:ligatures w14:val="none"/>
         </w:rPr>
         <w:footnoteReference w:id="1"/>
       </w:r>
@@ -759,7 +696,7 @@
           <w:color w:val="000000"/>
           <w:kern w:val="0"/>
           <w:lang w:val="es-ES" w:eastAsia="es-ES"/>
-          <ns2:ligatures ns2:val="none"/>
+          <w14:ligatures w14:val="none"/>
         </w:rPr>
         <w:t xml:space="preserve"/>
       </w:r>
@@ -770,12 +707,12 @@
           <w:color w:val="000000"/>
           <w:kern w:val="0"/>
           <w:lang w:val="es-ES" w:eastAsia="es-ES"/>
-          <ns2:ligatures ns2:val="none"/>
+          <w14:ligatures w14:val="none"/>
         </w:rPr>
         <w:t/>
       </w:r>
     </w:p>
-    <w:p ns2:paraId="101D66EA" ns2:textId="77777777">
+    <w:p>
       <w:pPr>
         <w:tabs>
           <w:tab w:val="left" w:pos="1134"/>
@@ -787,11 +724,11 @@
           <w:color w:val="000000"/>
           <w:kern w:val="0"/>
           <w:lang w:val="es-ES" w:eastAsia="es-ES"/>
-          <ns2:ligatures ns2:val="none"/>
-        </w:rPr>
-      </w:pPr>
-    </w:p>
-    <w:p ns2:paraId="52D1DA94" ns2:textId="618BCCA9">
+          <w14:ligatures w14:val="none"/>
+        </w:rPr>
+      </w:pPr>
+    </w:p>
+    <w:p>
       <w:pPr>
         <w:pStyle w:val="Prrafodelista"/>
         <w:numPr>
@@ -810,16 +747,16 @@
           <w:color w:val="000000"/>
           <w:kern w:val="0"/>
           <w:lang w:eastAsia="es-ES"/>
-          <ns2:ligatures ns2:val="none"/>
-        </w:rPr>
-      </w:pPr>
-      <w:r>
-        <w:rPr>
-          <w:rFonts w:ascii="Arial Narrow" w:eastAsia="Times New Roman" w:hAnsi="Arial Narrow" w:cs="Arial"/>
-          <w:color w:val="000000"/>
-          <w:kern w:val="0"/>
-          <w:lang w:eastAsia="es-ES"/>
-          <ns2:ligatures ns2:val="none"/>
+          <w14:ligatures w14:val="none"/>
+        </w:rPr>
+      </w:pPr>
+      <w:r>
+        <w:rPr>
+          <w:rFonts w:ascii="Arial Narrow" w:eastAsia="Times New Roman" w:hAnsi="Arial Narrow" w:cs="Arial"/>
+          <w:color w:val="000000"/>
+          <w:kern w:val="0"/>
+          <w:lang w:eastAsia="es-ES"/>
+          <w14:ligatures w14:val="none"/>
         </w:rPr>
         <w:t xml:space="preserve">El 3 de mayo de 2022, </w:t>
       </w:r>
@@ -829,7 +766,7 @@
           <w:color w:val="000000"/>
           <w:kern w:val="0"/>
           <w:lang w:eastAsia="es-ES"/>
-          <ns2:ligatures ns2:val="none"/>
+          <w14:ligatures w14:val="none"/>
         </w:rPr>
         <w:t>contrató con Pacífico</w:t>
       </w:r>
@@ -839,7 +776,7 @@
           <w:color w:val="000000"/>
           <w:kern w:val="0"/>
           <w:lang w:eastAsia="es-ES"/>
-          <ns2:ligatures ns2:val="none"/>
+          <w14:ligatures w14:val="none"/>
         </w:rPr>
         <w:t xml:space="preserve"> </w:t>
       </w:r>
@@ -849,7 +786,7 @@
           <w:color w:val="000000"/>
           <w:kern w:val="0"/>
           <w:lang w:eastAsia="es-ES"/>
-          <ns2:ligatures ns2:val="none"/>
+          <w14:ligatures w14:val="none"/>
         </w:rPr>
         <w:t xml:space="preserve">la póliza </w:t>
       </w:r>
@@ -859,7 +796,7 @@
           <w:color w:val="000000"/>
           <w:kern w:val="0"/>
           <w:lang w:val="es-ES" w:eastAsia="es-ES"/>
-          <ns2:ligatures ns2:val="none"/>
+          <w14:ligatures w14:val="none"/>
         </w:rPr>
         <w:t>2007002516</w:t>
       </w:r>
@@ -869,7 +806,7 @@
           <w:color w:val="000000"/>
           <w:kern w:val="0"/>
           <w:lang w:eastAsia="es-ES"/>
-          <ns2:ligatures ns2:val="none"/>
+          <w14:ligatures w14:val="none"/>
         </w:rPr>
         <w:t xml:space="preserve"> de Seguro Hogar Flex Digital (en adelante, el Seguro Hogar), cuya cobertura inicial ascendía a S/ 40 696,00, bajo la modalidad de valor total, es decir, sin aplicación de depreciación. El</w:t>
       </w:r>
@@ -879,7 +816,7 @@
           <w:color w:val="000000"/>
           <w:kern w:val="0"/>
           <w:lang w:eastAsia="es-ES"/>
-          <ns2:ligatures ns2:val="none"/>
+          <w14:ligatures w14:val="none"/>
         </w:rPr>
         <w:t xml:space="preserve"> Seguro Hogar </w:t>
       </w:r>
@@ -889,7 +826,7 @@
           <w:color w:val="000000"/>
           <w:kern w:val="0"/>
           <w:lang w:eastAsia="es-ES"/>
-          <ns2:ligatures ns2:val="none"/>
+          <w14:ligatures w14:val="none"/>
         </w:rPr>
         <w:t>fue suscrit</w:t>
       </w:r>
@@ -899,7 +836,7 @@
           <w:color w:val="000000"/>
           <w:kern w:val="0"/>
           <w:lang w:eastAsia="es-ES"/>
-          <ns2:ligatures ns2:val="none"/>
+          <w14:ligatures w14:val="none"/>
         </w:rPr>
         <w:t>o</w:t>
       </w:r>
@@ -909,7 +846,7 @@
           <w:color w:val="000000"/>
           <w:kern w:val="0"/>
           <w:lang w:eastAsia="es-ES"/>
-          <ns2:ligatures ns2:val="none"/>
+          <w14:ligatures w14:val="none"/>
         </w:rPr>
         <w:t xml:space="preserve"> con cláusula de renovación automática, encontrándose vigente hasta la fecha mediante las renovaciones efectuadas en los años 2023 y 2024. Asimismo, </w:t>
       </w:r>
@@ -919,7 +856,7 @@
           <w:color w:val="000000"/>
           <w:kern w:val="0"/>
           <w:lang w:eastAsia="es-ES"/>
-          <ns2:ligatures ns2:val="none"/>
+          <w14:ligatures w14:val="none"/>
         </w:rPr>
         <w:t xml:space="preserve">el Seguro Hogar </w:t>
       </w:r>
@@ -929,7 +866,7 @@
           <w:color w:val="000000"/>
           <w:kern w:val="0"/>
           <w:lang w:eastAsia="es-ES"/>
-          <ns2:ligatures ns2:val="none"/>
+          <w14:ligatures w14:val="none"/>
         </w:rPr>
         <w:t>contemplaba la activación del denominado "Servicio Express", por el cual, ante siniestros con cobertura inferior a US$ 10</w:t>
       </w:r>
@@ -939,7 +876,7 @@
           <w:color w:val="000000"/>
           <w:kern w:val="0"/>
           <w:lang w:eastAsia="es-ES"/>
-          <ns2:ligatures ns2:val="none"/>
+          <w14:ligatures w14:val="none"/>
         </w:rPr>
         <w:t xml:space="preserve"> </w:t>
       </w:r>
@@ -949,7 +886,7 @@
           <w:color w:val="000000"/>
           <w:kern w:val="0"/>
           <w:lang w:eastAsia="es-ES"/>
-          <ns2:ligatures ns2:val="none"/>
+          <w14:ligatures w14:val="none"/>
         </w:rPr>
         <w:t>000</w:t>
       </w:r>
@@ -959,7 +896,7 @@
           <w:color w:val="000000"/>
           <w:kern w:val="0"/>
           <w:lang w:eastAsia="es-ES"/>
-          <ns2:ligatures ns2:val="none"/>
+          <w14:ligatures w14:val="none"/>
         </w:rPr>
         <w:t>,</w:t>
       </w:r>
@@ -969,7 +906,7 @@
           <w:color w:val="000000"/>
           <w:kern w:val="0"/>
           <w:lang w:eastAsia="es-ES"/>
-          <ns2:ligatures ns2:val="none"/>
+          <w14:ligatures w14:val="none"/>
         </w:rPr>
         <w:t>00, la indemnización debía ser desembolsada en un plazo máximo de 48 horas</w:t>
       </w:r>
@@ -979,7 +916,7 @@
           <w:color w:val="000000"/>
           <w:kern w:val="0"/>
           <w:lang w:eastAsia="es-ES"/>
-          <ns2:ligatures ns2:val="none"/>
+          <w14:ligatures w14:val="none"/>
         </w:rPr>
         <w:t>.</w:t>
       </w:r>
@@ -989,7 +926,7 @@
           <w:color w:val="000000"/>
           <w:kern w:val="0"/>
           <w:lang w:eastAsia="es-ES"/>
-          <ns2:ligatures ns2:val="none"/>
+          <w14:ligatures w14:val="none"/>
         </w:rPr>
         <w:t xml:space="preserve"> </w:t>
       </w:r>
@@ -999,12 +936,12 @@
           <w:color w:val="000000"/>
           <w:kern w:val="0"/>
           <w:lang w:eastAsia="es-ES"/>
-          <ns2:ligatures ns2:val="none"/>
+          <w14:ligatures w14:val="none"/>
         </w:rPr>
         <w:t xml:space="preserve"> </w:t>
       </w:r>
     </w:p>
-    <w:p ns2:paraId="02E87D4A" ns2:textId="77777777">
+    <w:p>
       <w:pPr>
         <w:pStyle w:val="Prrafodelista"/>
         <w:spacing w:after="0" w:line="240" w:lineRule="auto"/>
@@ -1015,11 +952,11 @@
           <w:color w:val="000000"/>
           <w:kern w:val="0"/>
           <w:lang w:eastAsia="es-ES"/>
-          <ns2:ligatures ns2:val="none"/>
-        </w:rPr>
-      </w:pPr>
-    </w:p>
-    <w:p ns2:paraId="56D1A31B" ns2:textId="32C64944">
+          <w14:ligatures w14:val="none"/>
+        </w:rPr>
+      </w:pPr>
+    </w:p>
+    <w:p>
       <w:pPr>
         <w:pStyle w:val="Prrafodelista"/>
         <w:numPr>
@@ -1038,16 +975,16 @@
           <w:color w:val="000000"/>
           <w:kern w:val="0"/>
           <w:lang w:eastAsia="es-ES"/>
-          <ns2:ligatures ns2:val="none"/>
-        </w:rPr>
-      </w:pPr>
-      <w:r>
-        <w:rPr>
-          <w:rFonts w:ascii="Arial Narrow" w:eastAsia="Times New Roman" w:hAnsi="Arial Narrow" w:cs="Arial"/>
-          <w:color w:val="000000"/>
-          <w:kern w:val="0"/>
-          <w:lang w:eastAsia="es-ES"/>
-          <ns2:ligatures ns2:val="none"/>
+          <w14:ligatures w14:val="none"/>
+        </w:rPr>
+      </w:pPr>
+      <w:r>
+        <w:rPr>
+          <w:rFonts w:ascii="Arial Narrow" w:eastAsia="Times New Roman" w:hAnsi="Arial Narrow" w:cs="Arial"/>
+          <w:color w:val="000000"/>
+          <w:kern w:val="0"/>
+          <w:lang w:eastAsia="es-ES"/>
+          <w14:ligatures w14:val="none"/>
         </w:rPr>
         <w:t xml:space="preserve">El 17 de abril de 2023, </w:t>
       </w:r>
@@ -1057,7 +994,7 @@
           <w:color w:val="000000"/>
           <w:kern w:val="0"/>
           <w:lang w:eastAsia="es-ES"/>
-          <ns2:ligatures ns2:val="none"/>
+          <w14:ligatures w14:val="none"/>
         </w:rPr>
         <w:t>actualizó su declaración de bienes, consignando de manera expresa, entre otros, los siguientes artículos: (i) una laptop ASUS modelo UX54012A-L7060W valorizada en S/ 14</w:t>
       </w:r>
@@ -1067,7 +1004,7 @@
           <w:color w:val="000000"/>
           <w:kern w:val="0"/>
           <w:lang w:eastAsia="es-ES"/>
-          <ns2:ligatures ns2:val="none"/>
+          <w14:ligatures w14:val="none"/>
         </w:rPr>
         <w:t xml:space="preserve"> </w:t>
       </w:r>
@@ -1077,7 +1014,7 @@
           <w:color w:val="000000"/>
           <w:kern w:val="0"/>
           <w:lang w:eastAsia="es-ES"/>
-          <ns2:ligatures ns2:val="none"/>
+          <w14:ligatures w14:val="none"/>
         </w:rPr>
         <w:t>950</w:t>
       </w:r>
@@ -1087,7 +1024,7 @@
           <w:color w:val="000000"/>
           <w:kern w:val="0"/>
           <w:lang w:eastAsia="es-ES"/>
-          <ns2:ligatures ns2:val="none"/>
+          <w14:ligatures w14:val="none"/>
         </w:rPr>
         <w:t>,</w:t>
       </w:r>
@@ -1097,7 +1034,7 @@
           <w:color w:val="000000"/>
           <w:kern w:val="0"/>
           <w:lang w:eastAsia="es-ES"/>
-          <ns2:ligatures ns2:val="none"/>
+          <w14:ligatures w14:val="none"/>
         </w:rPr>
         <w:t>00; (</w:t>
       </w:r>
@@ -1108,7 +1045,7 @@
           <w:color w:val="000000"/>
           <w:kern w:val="0"/>
           <w:lang w:eastAsia="es-ES"/>
-          <ns2:ligatures ns2:val="none"/>
+          <w14:ligatures w14:val="none"/>
         </w:rPr>
         <w:t>ii</w:t>
       </w:r>
@@ -1119,7 +1056,7 @@
           <w:color w:val="000000"/>
           <w:kern w:val="0"/>
           <w:lang w:eastAsia="es-ES"/>
-          <ns2:ligatures ns2:val="none"/>
+          <w14:ligatures w14:val="none"/>
         </w:rPr>
         <w:t>) una computadora portátil MacBook Pro M1 2021 de 14 pulgadas, valorizada en S/ 9</w:t>
       </w:r>
@@ -1129,7 +1066,7 @@
           <w:color w:val="000000"/>
           <w:kern w:val="0"/>
           <w:lang w:eastAsia="es-ES"/>
-          <ns2:ligatures ns2:val="none"/>
+          <w14:ligatures w14:val="none"/>
         </w:rPr>
         <w:t xml:space="preserve"> </w:t>
       </w:r>
@@ -1139,7 +1076,7 @@
           <w:color w:val="000000"/>
           <w:kern w:val="0"/>
           <w:lang w:eastAsia="es-ES"/>
-          <ns2:ligatures ns2:val="none"/>
+          <w14:ligatures w14:val="none"/>
         </w:rPr>
         <w:t>999</w:t>
       </w:r>
@@ -1149,7 +1086,7 @@
           <w:color w:val="000000"/>
           <w:kern w:val="0"/>
           <w:lang w:eastAsia="es-ES"/>
-          <ns2:ligatures ns2:val="none"/>
+          <w14:ligatures w14:val="none"/>
         </w:rPr>
         <w:t>,</w:t>
       </w:r>
@@ -1159,7 +1096,7 @@
           <w:color w:val="000000"/>
           <w:kern w:val="0"/>
           <w:lang w:eastAsia="es-ES"/>
-          <ns2:ligatures ns2:val="none"/>
+          <w14:ligatures w14:val="none"/>
         </w:rPr>
         <w:t>00; así como otros bienes que en conjunto alcanzaban un valor asegurado de S/ 43</w:t>
       </w:r>
@@ -1169,7 +1106,7 @@
           <w:color w:val="000000"/>
           <w:kern w:val="0"/>
           <w:lang w:eastAsia="es-ES"/>
-          <ns2:ligatures ns2:val="none"/>
+          <w14:ligatures w14:val="none"/>
         </w:rPr>
         <w:t xml:space="preserve"> </w:t>
       </w:r>
@@ -1179,7 +1116,7 @@
           <w:color w:val="000000"/>
           <w:kern w:val="0"/>
           <w:lang w:eastAsia="es-ES"/>
-          <ns2:ligatures ns2:val="none"/>
+          <w14:ligatures w14:val="none"/>
         </w:rPr>
         <w:t>746</w:t>
       </w:r>
@@ -1189,7 +1126,7 @@
           <w:color w:val="000000"/>
           <w:kern w:val="0"/>
           <w:lang w:eastAsia="es-ES"/>
-          <ns2:ligatures ns2:val="none"/>
+          <w14:ligatures w14:val="none"/>
         </w:rPr>
         <w:t>,</w:t>
       </w:r>
@@ -1199,7 +1136,7 @@
           <w:color w:val="000000"/>
           <w:kern w:val="0"/>
           <w:lang w:eastAsia="es-ES"/>
-          <ns2:ligatures ns2:val="none"/>
+          <w14:ligatures w14:val="none"/>
         </w:rPr>
         <w:t xml:space="preserve">00. Ese mismo día Pacífico </w:t>
       </w:r>
@@ -1209,7 +1146,7 @@
           <w:color w:val="000000"/>
           <w:kern w:val="0"/>
           <w:lang w:eastAsia="es-ES"/>
-          <ns2:ligatures ns2:val="none"/>
+          <w14:ligatures w14:val="none"/>
         </w:rPr>
         <w:t xml:space="preserve">le </w:t>
       </w:r>
@@ -1219,7 +1156,7 @@
           <w:color w:val="000000"/>
           <w:kern w:val="0"/>
           <w:lang w:eastAsia="es-ES"/>
-          <ns2:ligatures ns2:val="none"/>
+          <w14:ligatures w14:val="none"/>
         </w:rPr>
         <w:t xml:space="preserve">comunicó que </w:t>
       </w:r>
@@ -1229,7 +1166,7 @@
           <w:color w:val="000000"/>
           <w:kern w:val="0"/>
           <w:lang w:eastAsia="es-ES"/>
-          <ns2:ligatures ns2:val="none"/>
+          <w14:ligatures w14:val="none"/>
         </w:rPr>
         <w:t xml:space="preserve">le </w:t>
       </w:r>
@@ -1239,12 +1176,12 @@
           <w:color w:val="000000"/>
           <w:kern w:val="0"/>
           <w:lang w:eastAsia="es-ES"/>
-          <ns2:ligatures ns2:val="none"/>
+          <w14:ligatures w14:val="none"/>
         </w:rPr>
         <w:t>daría respuesta sobre el estado del procedimiento de actualización en un plazo no mayor a 48 horas.</w:t>
       </w:r>
     </w:p>
-    <w:p ns2:paraId="436B263D" ns2:textId="77777777">
+    <w:p>
       <w:pPr>
         <w:pStyle w:val="Prrafodelista"/>
         <w:spacing w:line="240" w:lineRule="auto"/>
@@ -1253,11 +1190,11 @@
           <w:color w:val="000000"/>
           <w:kern w:val="0"/>
           <w:lang w:eastAsia="es-ES"/>
-          <ns2:ligatures ns2:val="none"/>
-        </w:rPr>
-      </w:pPr>
-    </w:p>
-    <w:p ns2:paraId="07906B57" ns2:textId="1775A4EC">
+          <w14:ligatures w14:val="none"/>
+        </w:rPr>
+      </w:pPr>
+    </w:p>
+    <w:p>
       <w:pPr>
         <w:pStyle w:val="Prrafodelista"/>
         <w:numPr>
@@ -1276,16 +1213,16 @@
           <w:color w:val="000000"/>
           <w:kern w:val="0"/>
           <w:lang w:eastAsia="es-ES"/>
-          <ns2:ligatures ns2:val="none"/>
-        </w:rPr>
-      </w:pPr>
-      <w:r>
-        <w:rPr>
-          <w:rFonts w:ascii="Arial Narrow" w:eastAsia="Times New Roman" w:hAnsi="Arial Narrow" w:cs="Arial"/>
-          <w:color w:val="000000"/>
-          <w:kern w:val="0"/>
-          <w:lang w:eastAsia="es-ES"/>
-          <ns2:ligatures ns2:val="none"/>
+          <w14:ligatures w14:val="none"/>
+        </w:rPr>
+      </w:pPr>
+      <w:r>
+        <w:rPr>
+          <w:rFonts w:ascii="Arial Narrow" w:eastAsia="Times New Roman" w:hAnsi="Arial Narrow" w:cs="Arial"/>
+          <w:color w:val="000000"/>
+          <w:kern w:val="0"/>
+          <w:lang w:eastAsia="es-ES"/>
+          <w14:ligatures w14:val="none"/>
         </w:rPr>
         <w:t xml:space="preserve">El 19 de abril de 2023, Pacífico </w:t>
       </w:r>
@@ -1295,7 +1232,7 @@
           <w:color w:val="000000"/>
           <w:kern w:val="0"/>
           <w:lang w:eastAsia="es-ES"/>
-          <ns2:ligatures ns2:val="none"/>
+          <w14:ligatures w14:val="none"/>
         </w:rPr>
         <w:t xml:space="preserve">le remitió </w:t>
       </w:r>
@@ -1305,7 +1242,7 @@
           <w:color w:val="000000"/>
           <w:kern w:val="0"/>
           <w:lang w:eastAsia="es-ES"/>
-          <ns2:ligatures ns2:val="none"/>
+          <w14:ligatures w14:val="none"/>
         </w:rPr>
         <w:t xml:space="preserve">un correo electrónico </w:t>
       </w:r>
@@ -1315,7 +1252,7 @@
           <w:color w:val="000000"/>
           <w:kern w:val="0"/>
           <w:lang w:eastAsia="es-ES"/>
-          <ns2:ligatures ns2:val="none"/>
+          <w14:ligatures w14:val="none"/>
         </w:rPr>
         <w:t>en la que se le informaba sobre las modificaciones realizadas a su póliza individual</w:t>
       </w:r>
@@ -1325,7 +1262,7 @@
           <w:color w:val="000000"/>
           <w:kern w:val="0"/>
           <w:lang w:eastAsia="es-ES"/>
-          <ns2:ligatures ns2:val="none"/>
+          <w14:ligatures w14:val="none"/>
         </w:rPr>
         <w:t xml:space="preserve"> y precisaba </w:t>
       </w:r>
@@ -1335,7 +1272,7 @@
           <w:color w:val="000000"/>
           <w:kern w:val="0"/>
           <w:lang w:eastAsia="es-ES"/>
-          <ns2:ligatures ns2:val="none"/>
+          <w14:ligatures w14:val="none"/>
         </w:rPr>
         <w:t xml:space="preserve">que no se le efectuaron objeciones respecto a los bienes declarados. </w:t>
       </w:r>
@@ -1345,7 +1282,7 @@
           <w:color w:val="000000"/>
           <w:kern w:val="0"/>
           <w:lang w:eastAsia="es-ES"/>
-          <ns2:ligatures ns2:val="none"/>
+          <w14:ligatures w14:val="none"/>
         </w:rPr>
         <w:t xml:space="preserve">Señala que </w:t>
       </w:r>
@@ -1355,7 +1292,7 @@
           <w:color w:val="000000"/>
           <w:kern w:val="0"/>
           <w:lang w:eastAsia="es-ES"/>
-          <ns2:ligatures ns2:val="none"/>
+          <w14:ligatures w14:val="none"/>
         </w:rPr>
         <w:t xml:space="preserve">no </w:t>
       </w:r>
@@ -1366,7 +1303,7 @@
           <w:color w:val="000000"/>
           <w:kern w:val="0"/>
           <w:lang w:eastAsia="es-ES"/>
-          <ns2:ligatures ns2:val="none"/>
+          <w14:ligatures w14:val="none"/>
         </w:rPr>
         <w:t>han</w:t>
       </w:r>
@@ -1377,7 +1314,7 @@
           <w:color w:val="000000"/>
           <w:kern w:val="0"/>
           <w:lang w:eastAsia="es-ES"/>
-          <ns2:ligatures ns2:val="none"/>
+          <w14:ligatures w14:val="none"/>
         </w:rPr>
         <w:t xml:space="preserve"> habido</w:t>
       </w:r>
@@ -1387,7 +1324,7 @@
           <w:color w:val="000000"/>
           <w:kern w:val="0"/>
           <w:lang w:eastAsia="es-ES"/>
-          <ns2:ligatures ns2:val="none"/>
+          <w14:ligatures w14:val="none"/>
         </w:rPr>
         <w:t xml:space="preserve"> modificaciones posteriores en la composición de los bienes asegurados, </w:t>
       </w:r>
@@ -1397,7 +1334,7 @@
           <w:color w:val="000000"/>
           <w:kern w:val="0"/>
           <w:lang w:eastAsia="es-ES"/>
-          <ns2:ligatures ns2:val="none"/>
+          <w14:ligatures w14:val="none"/>
         </w:rPr>
         <w:t xml:space="preserve">no obstante, refiere que </w:t>
       </w:r>
@@ -1407,7 +1344,7 @@
           <w:color w:val="000000"/>
           <w:kern w:val="0"/>
           <w:lang w:eastAsia="es-ES"/>
-          <ns2:ligatures ns2:val="none"/>
+          <w14:ligatures w14:val="none"/>
         </w:rPr>
         <w:t>la póliza fue objeto de renovaciones sucesivas. Asimismo, sostuvo que, de acuerdo con lo estipulado en la página 8 de las condiciones particulares del contrato, únicamente se requiere la declaración detallada de bienes cuyo valor individual sea inferior a S/5</w:t>
       </w:r>
@@ -1417,7 +1354,7 @@
           <w:color w:val="000000"/>
           <w:kern w:val="0"/>
           <w:lang w:eastAsia="es-ES"/>
-          <ns2:ligatures ns2:val="none"/>
+          <w14:ligatures w14:val="none"/>
         </w:rPr>
         <w:t xml:space="preserve"> </w:t>
       </w:r>
@@ -1427,7 +1364,7 @@
           <w:color w:val="000000"/>
           <w:kern w:val="0"/>
           <w:lang w:eastAsia="es-ES"/>
-          <ns2:ligatures ns2:val="none"/>
+          <w14:ligatures w14:val="none"/>
         </w:rPr>
         <w:t>000</w:t>
       </w:r>
@@ -1437,7 +1374,7 @@
           <w:color w:val="000000"/>
           <w:kern w:val="0"/>
           <w:lang w:eastAsia="es-ES"/>
-          <ns2:ligatures ns2:val="none"/>
+          <w14:ligatures w14:val="none"/>
         </w:rPr>
         <w:t>,00</w:t>
       </w:r>
@@ -1447,12 +1384,12 @@
           <w:color w:val="000000"/>
           <w:kern w:val="0"/>
           <w:lang w:eastAsia="es-ES"/>
-          <ns2:ligatures ns2:val="none"/>
+          <w14:ligatures w14:val="none"/>
         </w:rPr>
         <w:t xml:space="preserve"> para acreditar su preexistencia, siendo necesario presentar comprobantes de pago solo en caso de no cumplirse dicha condición.</w:t>
       </w:r>
     </w:p>
-    <w:p ns2:paraId="6F5C2496" ns2:textId="77777777">
+    <w:p>
       <w:pPr>
         <w:pStyle w:val="Prrafodelista"/>
         <w:spacing w:line="240" w:lineRule="auto"/>
@@ -1461,11 +1398,11 @@
           <w:color w:val="000000"/>
           <w:kern w:val="0"/>
           <w:lang w:eastAsia="es-ES"/>
-          <ns2:ligatures ns2:val="none"/>
-        </w:rPr>
-      </w:pPr>
-    </w:p>
-    <w:p ns2:paraId="6DABB56E" ns2:textId="67C9438A">
+          <w14:ligatures w14:val="none"/>
+        </w:rPr>
+      </w:pPr>
+    </w:p>
+    <w:p>
       <w:pPr>
         <w:pStyle w:val="Prrafodelista"/>
         <w:numPr>
@@ -1484,16 +1421,16 @@
           <w:color w:val="000000"/>
           <w:kern w:val="0"/>
           <w:lang w:eastAsia="es-ES"/>
-          <ns2:ligatures ns2:val="none"/>
-        </w:rPr>
-      </w:pPr>
-      <w:r>
-        <w:rPr>
-          <w:rFonts w:ascii="Arial Narrow" w:eastAsia="Times New Roman" w:hAnsi="Arial Narrow" w:cs="Arial"/>
-          <w:color w:val="000000"/>
-          <w:kern w:val="0"/>
-          <w:lang w:eastAsia="es-ES"/>
-          <ns2:ligatures ns2:val="none"/>
+          <w14:ligatures w14:val="none"/>
+        </w:rPr>
+      </w:pPr>
+      <w:r>
+        <w:rPr>
+          <w:rFonts w:ascii="Arial Narrow" w:eastAsia="Times New Roman" w:hAnsi="Arial Narrow" w:cs="Arial"/>
+          <w:color w:val="000000"/>
+          <w:kern w:val="0"/>
+          <w:lang w:eastAsia="es-ES"/>
+          <w14:ligatures w14:val="none"/>
         </w:rPr>
         <w:t xml:space="preserve">El 4 de febrero de 2025, </w:t>
       </w:r>
@@ -1503,7 +1440,7 @@
           <w:color w:val="000000"/>
           <w:kern w:val="0"/>
           <w:lang w:eastAsia="es-ES"/>
-          <ns2:ligatures ns2:val="none"/>
+          <w14:ligatures w14:val="none"/>
         </w:rPr>
         <w:t xml:space="preserve">fue víctima de un </w:t>
       </w:r>
@@ -1513,7 +1450,7 @@
           <w:color w:val="000000"/>
           <w:kern w:val="0"/>
           <w:lang w:eastAsia="es-ES"/>
-          <ns2:ligatures ns2:val="none"/>
+          <w14:ligatures w14:val="none"/>
         </w:rPr>
         <w:t>hurto</w:t>
       </w:r>
@@ -1523,7 +1460,7 @@
           <w:color w:val="000000"/>
           <w:kern w:val="0"/>
           <w:lang w:eastAsia="es-ES"/>
-          <ns2:ligatures ns2:val="none"/>
+          <w14:ligatures w14:val="none"/>
         </w:rPr>
         <w:t xml:space="preserve"> ocurrido en la Calle Claudio Rebagliati, distrito de Chorrillos</w:t>
       </w:r>
@@ -1533,7 +1470,7 @@
           <w:color w:val="000000"/>
           <w:kern w:val="0"/>
           <w:lang w:eastAsia="es-ES"/>
-          <ns2:ligatures ns2:val="none"/>
+          <w14:ligatures w14:val="none"/>
         </w:rPr>
         <w:t xml:space="preserve"> (en adelante, el siniestro)</w:t>
       </w:r>
@@ -1543,7 +1480,7 @@
           <w:color w:val="000000"/>
           <w:kern w:val="0"/>
           <w:lang w:eastAsia="es-ES"/>
-          <ns2:ligatures ns2:val="none"/>
+          <w14:ligatures w14:val="none"/>
         </w:rPr>
         <w:t>. Refiere que durante dicho evento le fueron sustraídos dos bienes asegurados: una laptop ASUS modelo UX54012A-L7060W, valorizada en S/14</w:t>
       </w:r>
@@ -1553,7 +1490,7 @@
           <w:color w:val="000000"/>
           <w:kern w:val="0"/>
           <w:lang w:eastAsia="es-ES"/>
-          <ns2:ligatures ns2:val="none"/>
+          <w14:ligatures w14:val="none"/>
         </w:rPr>
         <w:t xml:space="preserve"> </w:t>
       </w:r>
@@ -1563,7 +1500,7 @@
           <w:color w:val="000000"/>
           <w:kern w:val="0"/>
           <w:lang w:eastAsia="es-ES"/>
-          <ns2:ligatures ns2:val="none"/>
+          <w14:ligatures w14:val="none"/>
         </w:rPr>
         <w:t>950</w:t>
       </w:r>
@@ -1573,7 +1510,7 @@
           <w:color w:val="000000"/>
           <w:kern w:val="0"/>
           <w:lang w:eastAsia="es-ES"/>
-          <ns2:ligatures ns2:val="none"/>
+          <w14:ligatures w14:val="none"/>
         </w:rPr>
         <w:t>,00</w:t>
       </w:r>
@@ -1583,7 +1520,7 @@
           <w:color w:val="000000"/>
           <w:kern w:val="0"/>
           <w:lang w:eastAsia="es-ES"/>
-          <ns2:ligatures ns2:val="none"/>
+          <w14:ligatures w14:val="none"/>
         </w:rPr>
         <w:t>, y una computadora portátil MacBook Pro M1 del año 2021, valorizada en S/9</w:t>
       </w:r>
@@ -1593,7 +1530,7 @@
           <w:color w:val="000000"/>
           <w:kern w:val="0"/>
           <w:lang w:eastAsia="es-ES"/>
-          <ns2:ligatures ns2:val="none"/>
+          <w14:ligatures w14:val="none"/>
         </w:rPr>
         <w:t xml:space="preserve"> </w:t>
       </w:r>
@@ -1603,7 +1540,7 @@
           <w:color w:val="000000"/>
           <w:kern w:val="0"/>
           <w:lang w:eastAsia="es-ES"/>
-          <ns2:ligatures ns2:val="none"/>
+          <w14:ligatures w14:val="none"/>
         </w:rPr>
         <w:t>999</w:t>
       </w:r>
@@ -1613,7 +1550,7 @@
           <w:color w:val="000000"/>
           <w:kern w:val="0"/>
           <w:lang w:eastAsia="es-ES"/>
-          <ns2:ligatures ns2:val="none"/>
+          <w14:ligatures w14:val="none"/>
         </w:rPr>
         <w:t>,00</w:t>
       </w:r>
@@ -1623,7 +1560,7 @@
           <w:color w:val="000000"/>
           <w:kern w:val="0"/>
           <w:lang w:eastAsia="es-ES"/>
-          <ns2:ligatures ns2:val="none"/>
+          <w14:ligatures w14:val="none"/>
         </w:rPr>
         <w:t>, lo cual representa una pérdida total de S/24</w:t>
       </w:r>
@@ -1633,7 +1570,7 @@
           <w:color w:val="000000"/>
           <w:kern w:val="0"/>
           <w:lang w:eastAsia="es-ES"/>
-          <ns2:ligatures ns2:val="none"/>
+          <w14:ligatures w14:val="none"/>
         </w:rPr>
         <w:t xml:space="preserve"> </w:t>
       </w:r>
@@ -1643,7 +1580,7 @@
           <w:color w:val="000000"/>
           <w:kern w:val="0"/>
           <w:lang w:eastAsia="es-ES"/>
-          <ns2:ligatures ns2:val="none"/>
+          <w14:ligatures w14:val="none"/>
         </w:rPr>
         <w:t>949</w:t>
       </w:r>
@@ -1653,7 +1590,7 @@
           <w:color w:val="000000"/>
           <w:kern w:val="0"/>
           <w:lang w:eastAsia="es-ES"/>
-          <ns2:ligatures ns2:val="none"/>
+          <w14:ligatures w14:val="none"/>
         </w:rPr>
         <w:t>,00</w:t>
       </w:r>
@@ -1663,7 +1600,7 @@
           <w:color w:val="000000"/>
           <w:kern w:val="0"/>
           <w:lang w:eastAsia="es-ES"/>
-          <ns2:ligatures ns2:val="none"/>
+          <w14:ligatures w14:val="none"/>
         </w:rPr>
         <w:t>, equivalente aproximadamente a US$6</w:t>
       </w:r>
@@ -1673,7 +1610,7 @@
           <w:color w:val="000000"/>
           <w:kern w:val="0"/>
           <w:lang w:eastAsia="es-ES"/>
-          <ns2:ligatures ns2:val="none"/>
+          <w14:ligatures w14:val="none"/>
         </w:rPr>
         <w:t xml:space="preserve"> </w:t>
       </w:r>
@@ -1683,7 +1620,7 @@
           <w:color w:val="000000"/>
           <w:kern w:val="0"/>
           <w:lang w:eastAsia="es-ES"/>
-          <ns2:ligatures ns2:val="none"/>
+          <w14:ligatures w14:val="none"/>
         </w:rPr>
         <w:t>600</w:t>
       </w:r>
@@ -1693,7 +1630,7 @@
           <w:color w:val="000000"/>
           <w:kern w:val="0"/>
           <w:lang w:eastAsia="es-ES"/>
-          <ns2:ligatures ns2:val="none"/>
+          <w14:ligatures w14:val="none"/>
         </w:rPr>
         <w:t>,00</w:t>
       </w:r>
@@ -1703,7 +1640,7 @@
           <w:color w:val="000000"/>
           <w:kern w:val="0"/>
           <w:lang w:eastAsia="es-ES"/>
-          <ns2:ligatures ns2:val="none"/>
+          <w14:ligatures w14:val="none"/>
         </w:rPr>
         <w:t xml:space="preserve">. </w:t>
       </w:r>
@@ -1713,7 +1650,7 @@
           <w:color w:val="000000"/>
           <w:kern w:val="0"/>
           <w:lang w:eastAsia="es-ES"/>
-          <ns2:ligatures ns2:val="none"/>
+          <w14:ligatures w14:val="none"/>
         </w:rPr>
         <w:t>Luego</w:t>
       </w:r>
@@ -1723,7 +1660,7 @@
           <w:color w:val="000000"/>
           <w:kern w:val="0"/>
           <w:lang w:eastAsia="es-ES"/>
-          <ns2:ligatures ns2:val="none"/>
+          <w14:ligatures w14:val="none"/>
         </w:rPr>
         <w:t xml:space="preserve"> de ocurrido el hecho interpuso la denuncia policial ante la Comisaría de Chorrillos</w:t>
       </w:r>
@@ -1733,7 +1670,7 @@
           <w:color w:val="000000"/>
           <w:kern w:val="0"/>
           <w:lang w:eastAsia="es-ES"/>
-          <ns2:ligatures ns2:val="none"/>
+          <w14:ligatures w14:val="none"/>
         </w:rPr>
         <w:t xml:space="preserve"> de la Policía Nacional</w:t>
       </w:r>
@@ -1743,7 +1680,7 @@
           <w:color w:val="000000"/>
           <w:kern w:val="0"/>
           <w:lang w:eastAsia="es-ES"/>
-          <ns2:ligatures ns2:val="none"/>
+          <w14:ligatures w14:val="none"/>
         </w:rPr>
         <w:t xml:space="preserve"> del Perú</w:t>
       </w:r>
@@ -1753,12 +1690,12 @@
           <w:color w:val="000000"/>
           <w:kern w:val="0"/>
           <w:lang w:eastAsia="es-ES"/>
-          <ns2:ligatures ns2:val="none"/>
+          <w14:ligatures w14:val="none"/>
         </w:rPr>
         <w:t>.</w:t>
       </w:r>
     </w:p>
-    <w:p ns2:paraId="027A34BD" ns2:textId="77777777">
+    <w:p>
       <w:pPr>
         <w:pStyle w:val="Prrafodelista"/>
         <w:spacing w:line="240" w:lineRule="auto"/>
@@ -1767,11 +1704,11 @@
           <w:color w:val="000000"/>
           <w:kern w:val="0"/>
           <w:lang w:eastAsia="es-ES"/>
-          <ns2:ligatures ns2:val="none"/>
-        </w:rPr>
-      </w:pPr>
-    </w:p>
-    <w:p ns2:paraId="310E08F4" ns2:textId="2A93AC70">
+          <w14:ligatures w14:val="none"/>
+        </w:rPr>
+      </w:pPr>
+    </w:p>
+    <w:p>
       <w:pPr>
         <w:pStyle w:val="Prrafodelista"/>
         <w:numPr>
@@ -1790,16 +1727,16 @@
           <w:color w:val="000000"/>
           <w:kern w:val="0"/>
           <w:lang w:eastAsia="es-ES"/>
-          <ns2:ligatures ns2:val="none"/>
-        </w:rPr>
-      </w:pPr>
-      <w:r>
-        <w:rPr>
-          <w:rFonts w:ascii="Arial Narrow" w:eastAsia="Times New Roman" w:hAnsi="Arial Narrow" w:cs="Arial"/>
-          <w:color w:val="000000"/>
-          <w:kern w:val="0"/>
-          <w:lang w:eastAsia="es-ES"/>
-          <ns2:ligatures ns2:val="none"/>
+          <w14:ligatures w14:val="none"/>
+        </w:rPr>
+      </w:pPr>
+      <w:r>
+        <w:rPr>
+          <w:rFonts w:ascii="Arial Narrow" w:eastAsia="Times New Roman" w:hAnsi="Arial Narrow" w:cs="Arial"/>
+          <w:color w:val="000000"/>
+          <w:kern w:val="0"/>
+          <w:lang w:eastAsia="es-ES"/>
+          <w14:ligatures w14:val="none"/>
         </w:rPr>
         <w:t xml:space="preserve">El 04 y 05 de febrero de 2025, </w:t>
       </w:r>
@@ -1809,7 +1746,7 @@
           <w:color w:val="000000"/>
           <w:kern w:val="0"/>
           <w:lang w:eastAsia="es-ES"/>
-          <ns2:ligatures ns2:val="none"/>
+          <w14:ligatures w14:val="none"/>
         </w:rPr>
         <w:t xml:space="preserve">intentó registrar el </w:t>
       </w:r>
@@ -1819,7 +1756,7 @@
           <w:color w:val="000000"/>
           <w:kern w:val="0"/>
           <w:lang w:eastAsia="es-ES"/>
-          <ns2:ligatures ns2:val="none"/>
+          <w14:ligatures w14:val="none"/>
         </w:rPr>
         <w:t>hurto</w:t>
       </w:r>
@@ -1829,7 +1766,7 @@
           <w:color w:val="000000"/>
           <w:kern w:val="0"/>
           <w:lang w:eastAsia="es-ES"/>
-          <ns2:ligatures ns2:val="none"/>
+          <w14:ligatures w14:val="none"/>
         </w:rPr>
         <w:t xml:space="preserve"> de sus bienes</w:t>
       </w:r>
@@ -1839,7 +1776,7 @@
           <w:color w:val="000000"/>
           <w:kern w:val="0"/>
           <w:lang w:eastAsia="es-ES"/>
-          <ns2:ligatures ns2:val="none"/>
+          <w14:ligatures w14:val="none"/>
         </w:rPr>
         <w:t xml:space="preserve"> mediante la aplicación digital y la plataforma web denominada "Mi Espacio Pacífico"; sin embargo, </w:t>
       </w:r>
@@ -1849,7 +1786,7 @@
           <w:color w:val="000000"/>
           <w:kern w:val="0"/>
           <w:lang w:eastAsia="es-ES"/>
-          <ns2:ligatures ns2:val="none"/>
+          <w14:ligatures w14:val="none"/>
         </w:rPr>
         <w:t>señala</w:t>
       </w:r>
@@ -1859,12 +1796,12 @@
           <w:color w:val="000000"/>
           <w:kern w:val="0"/>
           <w:lang w:eastAsia="es-ES"/>
-          <ns2:ligatures ns2:val="none"/>
+          <w14:ligatures w14:val="none"/>
         </w:rPr>
         <w:t xml:space="preserve"> que ambas presentaban un mal funcionamiento, en la medida que el botón habilitado para el registro del siniestro se encontraba deshabilitado. Añade que este error técnico le impidió realizar el reporte conforme a lo previsto en el manual de usuario del aplicativo, el cual establece que su uso está disponible las 24 horas del día, los siete días de la semana.</w:t>
       </w:r>
     </w:p>
-    <w:p ns2:paraId="2AD8C148" ns2:textId="77777777">
+    <w:p>
       <w:pPr>
         <w:pStyle w:val="Prrafodelista"/>
         <w:spacing w:line="240" w:lineRule="auto"/>
@@ -1873,11 +1810,11 @@
           <w:color w:val="000000"/>
           <w:kern w:val="0"/>
           <w:lang w:eastAsia="es-ES"/>
-          <ns2:ligatures ns2:val="none"/>
-        </w:rPr>
-      </w:pPr>
-    </w:p>
-    <w:p ns2:paraId="488EBE7D" ns2:textId="6D21B416">
+          <w14:ligatures w14:val="none"/>
+        </w:rPr>
+      </w:pPr>
+    </w:p>
+    <w:p>
       <w:pPr>
         <w:pStyle w:val="Prrafodelista"/>
         <w:numPr>
@@ -1896,16 +1833,16 @@
           <w:color w:val="000000"/>
           <w:kern w:val="0"/>
           <w:lang w:eastAsia="es-ES"/>
-          <ns2:ligatures ns2:val="none"/>
-        </w:rPr>
-      </w:pPr>
-      <w:r>
-        <w:rPr>
-          <w:rFonts w:ascii="Arial Narrow" w:eastAsia="Times New Roman" w:hAnsi="Arial Narrow" w:cs="Arial"/>
-          <w:color w:val="000000"/>
-          <w:kern w:val="0"/>
-          <w:lang w:eastAsia="es-ES"/>
-          <ns2:ligatures ns2:val="none"/>
+          <w14:ligatures w14:val="none"/>
+        </w:rPr>
+      </w:pPr>
+      <w:r>
+        <w:rPr>
+          <w:rFonts w:ascii="Arial Narrow" w:eastAsia="Times New Roman" w:hAnsi="Arial Narrow" w:cs="Arial"/>
+          <w:color w:val="000000"/>
+          <w:kern w:val="0"/>
+          <w:lang w:eastAsia="es-ES"/>
+          <w14:ligatures w14:val="none"/>
         </w:rPr>
         <w:t>El 05 de febrero de 2025</w:t>
       </w:r>
@@ -1915,7 +1852,7 @@
           <w:color w:val="000000"/>
           <w:kern w:val="0"/>
           <w:lang w:eastAsia="es-ES"/>
-          <ns2:ligatures ns2:val="none"/>
+          <w14:ligatures w14:val="none"/>
         </w:rPr>
         <w:t>,</w:t>
       </w:r>
@@ -1925,7 +1862,7 @@
           <w:color w:val="000000"/>
           <w:kern w:val="0"/>
           <w:lang w:eastAsia="es-ES"/>
-          <ns2:ligatures ns2:val="none"/>
+          <w14:ligatures w14:val="none"/>
         </w:rPr>
         <w:t xml:space="preserve"> </w:t>
       </w:r>
@@ -1935,7 +1872,7 @@
           <w:color w:val="000000"/>
           <w:kern w:val="0"/>
           <w:lang w:eastAsia="es-ES"/>
-          <ns2:ligatures ns2:val="none"/>
+          <w14:ligatures w14:val="none"/>
         </w:rPr>
         <w:t xml:space="preserve">a través </w:t>
       </w:r>
@@ -1945,7 +1882,7 @@
           <w:color w:val="000000"/>
           <w:kern w:val="0"/>
           <w:lang w:eastAsia="es-ES"/>
-          <ns2:ligatures ns2:val="none"/>
+          <w14:ligatures w14:val="none"/>
         </w:rPr>
         <w:t xml:space="preserve">del reclamo de reclamo </w:t>
       </w:r>
@@ -1956,7 +1893,7 @@
           <w:color w:val="000000"/>
           <w:kern w:val="0"/>
           <w:lang w:eastAsia="es-ES"/>
-          <ns2:ligatures ns2:val="none"/>
+          <w14:ligatures w14:val="none"/>
         </w:rPr>
         <w:t/>
       </w:r>
@@ -1967,7 +1904,7 @@
           <w:color w:val="000000"/>
           <w:kern w:val="0"/>
           <w:lang w:eastAsia="es-ES"/>
-          <ns2:ligatures ns2:val="none"/>
+          <w14:ligatures w14:val="none"/>
         </w:rPr>
         <w:t xml:space="preserve"> 000/0465/2025</w:t>
       </w:r>
@@ -1977,7 +1914,7 @@
           <w:color w:val="000000"/>
           <w:kern w:val="0"/>
           <w:lang w:eastAsia="es-ES"/>
-          <ns2:ligatures ns2:val="none"/>
+          <w14:ligatures w14:val="none"/>
         </w:rPr>
         <w:t xml:space="preserve"> contra</w:t>
       </w:r>
@@ -1987,7 +1924,7 @@
           <w:color w:val="000000"/>
           <w:kern w:val="0"/>
           <w:lang w:eastAsia="es-ES"/>
-          <ns2:ligatures ns2:val="none"/>
+          <w14:ligatures w14:val="none"/>
         </w:rPr>
         <w:t xml:space="preserve"> Pacífico, </w:t>
       </w:r>
@@ -1997,7 +1934,7 @@
           <w:color w:val="000000"/>
           <w:kern w:val="0"/>
           <w:lang w:eastAsia="es-ES"/>
-          <ns2:ligatures ns2:val="none"/>
+          <w14:ligatures w14:val="none"/>
         </w:rPr>
         <w:t xml:space="preserve">registró el siniestro </w:t>
       </w:r>
@@ -2007,7 +1944,7 @@
           <w:color w:val="000000"/>
           <w:kern w:val="0"/>
           <w:lang w:eastAsia="es-ES"/>
-          <ns2:ligatures ns2:val="none"/>
+          <w14:ligatures w14:val="none"/>
         </w:rPr>
         <w:t>quedando asignado bajo el código 1001255318. Precisa que, ese mismo día, recibió un correo electrónico de respuesta automática en el que se le informaba que, en caso de que el valor del siniestro superase los US$10</w:t>
       </w:r>
@@ -2017,7 +1954,7 @@
           <w:color w:val="000000"/>
           <w:kern w:val="0"/>
           <w:lang w:eastAsia="es-ES"/>
-          <ns2:ligatures ns2:val="none"/>
+          <w14:ligatures w14:val="none"/>
         </w:rPr>
         <w:t xml:space="preserve"> </w:t>
       </w:r>
@@ -2027,7 +1964,7 @@
           <w:color w:val="000000"/>
           <w:kern w:val="0"/>
           <w:lang w:eastAsia="es-ES"/>
-          <ns2:ligatures ns2:val="none"/>
+          <w14:ligatures w14:val="none"/>
         </w:rPr>
         <w:t>000</w:t>
       </w:r>
@@ -2037,7 +1974,7 @@
           <w:color w:val="000000"/>
           <w:kern w:val="0"/>
           <w:lang w:eastAsia="es-ES"/>
-          <ns2:ligatures ns2:val="none"/>
+          <w14:ligatures w14:val="none"/>
         </w:rPr>
         <w:t>,00</w:t>
       </w:r>
@@ -2047,7 +1984,7 @@
           <w:color w:val="000000"/>
           <w:kern w:val="0"/>
           <w:lang w:eastAsia="es-ES"/>
-          <ns2:ligatures ns2:val="none"/>
+          <w14:ligatures w14:val="none"/>
         </w:rPr>
         <w:t>, debía seleccionar un perito ajustador entre tres opciones propuestas. Manifiesta que esta instrucción no le resultaba aplicable, puesto que el valor de su siniestro no excedía el límite indicado</w:t>
       </w:r>
@@ -2057,7 +1994,7 @@
           <w:color w:val="000000"/>
           <w:kern w:val="0"/>
           <w:lang w:eastAsia="es-ES"/>
-          <ns2:ligatures ns2:val="none"/>
+          <w14:ligatures w14:val="none"/>
         </w:rPr>
         <w:t>.</w:t>
       </w:r>
@@ -2067,12 +2004,12 @@
           <w:color w:val="000000"/>
           <w:kern w:val="0"/>
           <w:lang w:eastAsia="es-ES"/>
-          <ns2:ligatures ns2:val="none"/>
+          <w14:ligatures w14:val="none"/>
         </w:rPr>
         <w:t xml:space="preserve"> Asimismo, el mismo día solicitó mediante correo electrónico la activación del Servicio Express de Pacífico a efectos de acceder al desembolso de la cobertura asegurada dentro del plazo estipulado de 48 horas.</w:t>
       </w:r>
     </w:p>
-    <w:p ns2:paraId="272EAF08" ns2:textId="77777777">
+    <w:p>
       <w:pPr>
         <w:pStyle w:val="Prrafodelista"/>
         <w:spacing w:line="240" w:lineRule="auto"/>
@@ -2081,11 +2018,11 @@
           <w:color w:val="000000"/>
           <w:kern w:val="0"/>
           <w:lang w:eastAsia="es-ES"/>
-          <ns2:ligatures ns2:val="none"/>
-        </w:rPr>
-      </w:pPr>
-    </w:p>
-    <w:p ns2:paraId="0CADA2CF" ns2:textId="72485CDD">
+          <w14:ligatures w14:val="none"/>
+        </w:rPr>
+      </w:pPr>
+    </w:p>
+    <w:p>
       <w:pPr>
         <w:pStyle w:val="Prrafodelista"/>
         <w:numPr>
@@ -2104,16 +2041,16 @@
           <w:color w:val="000000"/>
           <w:kern w:val="0"/>
           <w:lang w:eastAsia="es-ES"/>
-          <ns2:ligatures ns2:val="none"/>
-        </w:rPr>
-      </w:pPr>
-      <w:r>
-        <w:rPr>
-          <w:rFonts w:ascii="Arial Narrow" w:eastAsia="Times New Roman" w:hAnsi="Arial Narrow" w:cs="Arial"/>
-          <w:color w:val="000000"/>
-          <w:kern w:val="0"/>
-          <w:lang w:eastAsia="es-ES"/>
-          <ns2:ligatures ns2:val="none"/>
+          <w14:ligatures w14:val="none"/>
+        </w:rPr>
+      </w:pPr>
+      <w:r>
+        <w:rPr>
+          <w:rFonts w:ascii="Arial Narrow" w:eastAsia="Times New Roman" w:hAnsi="Arial Narrow" w:cs="Arial"/>
+          <w:color w:val="000000"/>
+          <w:kern w:val="0"/>
+          <w:lang w:eastAsia="es-ES"/>
+          <w14:ligatures w14:val="none"/>
         </w:rPr>
         <w:t>El 6 de febrero de 2025</w:t>
       </w:r>
@@ -2123,7 +2060,7 @@
           <w:color w:val="000000"/>
           <w:kern w:val="0"/>
           <w:lang w:eastAsia="es-ES"/>
-          <ns2:ligatures ns2:val="none"/>
+          <w14:ligatures w14:val="none"/>
         </w:rPr>
         <w:t>,</w:t>
       </w:r>
@@ -2133,7 +2070,7 @@
           <w:color w:val="000000"/>
           <w:kern w:val="0"/>
           <w:lang w:eastAsia="es-ES"/>
-          <ns2:ligatures ns2:val="none"/>
+          <w14:ligatures w14:val="none"/>
         </w:rPr>
         <w:t xml:space="preserve"> </w:t>
       </w:r>
@@ -2143,7 +2080,7 @@
           <w:color w:val="000000"/>
           <w:kern w:val="0"/>
           <w:lang w:eastAsia="es-ES"/>
-          <ns2:ligatures ns2:val="none"/>
+          <w14:ligatures w14:val="none"/>
         </w:rPr>
         <w:t xml:space="preserve">fue notificado con la respuesta al reclamo </w:t>
       </w:r>
@@ -2154,7 +2091,7 @@
           <w:color w:val="000000"/>
           <w:kern w:val="0"/>
           <w:lang w:eastAsia="es-ES"/>
-          <ns2:ligatures ns2:val="none"/>
+          <w14:ligatures w14:val="none"/>
         </w:rPr>
         <w:t/>
       </w:r>
@@ -2165,7 +2102,7 @@
           <w:color w:val="000000"/>
           <w:kern w:val="0"/>
           <w:lang w:eastAsia="es-ES"/>
-          <ns2:ligatures ns2:val="none"/>
+          <w14:ligatures w14:val="none"/>
         </w:rPr>
         <w:t xml:space="preserve"> 000/0465/2025, en la cual se le informó que, a través del trámite interno SS-0024345015, se había procedido al registro del siniestro con el código </w:t>
       </w:r>
@@ -2176,7 +2113,7 @@
           <w:color w:val="000000"/>
           <w:kern w:val="0"/>
           <w:lang w:eastAsia="es-ES"/>
-          <ns2:ligatures ns2:val="none"/>
+          <w14:ligatures w14:val="none"/>
         </w:rPr>
         <w:t/>
       </w:r>
@@ -2187,7 +2124,7 @@
           <w:color w:val="000000"/>
           <w:kern w:val="0"/>
           <w:lang w:eastAsia="es-ES"/>
-          <ns2:ligatures ns2:val="none"/>
+          <w14:ligatures w14:val="none"/>
         </w:rPr>
         <w:t xml:space="preserve"> 1001255318. Asimismo, se le indicó que la aseguradora emitiría pronunciamiento dentro del plazo legal de 30 días calendario. Ese mismo día fue </w:t>
       </w:r>
@@ -2197,7 +2134,7 @@
           <w:color w:val="000000"/>
           <w:kern w:val="0"/>
           <w:lang w:eastAsia="es-ES"/>
-          <ns2:ligatures ns2:val="none"/>
+          <w14:ligatures w14:val="none"/>
         </w:rPr>
         <w:t>un</w:t>
       </w:r>
@@ -2207,7 +2144,7 @@
           <w:color w:val="000000"/>
           <w:kern w:val="0"/>
           <w:lang w:eastAsia="es-ES"/>
-          <ns2:ligatures ns2:val="none"/>
+          <w14:ligatures w14:val="none"/>
         </w:rPr>
         <w:t xml:space="preserve"> representante de Pacífico</w:t>
       </w:r>
@@ -2217,7 +2154,7 @@
           <w:color w:val="000000"/>
           <w:kern w:val="0"/>
           <w:lang w:eastAsia="es-ES"/>
-          <ns2:ligatures ns2:val="none"/>
+          <w14:ligatures w14:val="none"/>
         </w:rPr>
         <w:t xml:space="preserve"> </w:t>
       </w:r>
@@ -2227,7 +2164,7 @@
           <w:color w:val="000000"/>
           <w:kern w:val="0"/>
           <w:lang w:eastAsia="es-ES"/>
-          <ns2:ligatures ns2:val="none"/>
+          <w14:ligatures w14:val="none"/>
         </w:rPr>
         <w:t>le solicitó remitir la denuncia policial, la declaración de bienes y el presupuesto de los bienes sustraídos</w:t>
       </w:r>
@@ -2237,7 +2174,7 @@
           <w:color w:val="000000"/>
           <w:kern w:val="0"/>
           <w:lang w:eastAsia="es-ES"/>
-          <ns2:ligatures ns2:val="none"/>
+          <w14:ligatures w14:val="none"/>
         </w:rPr>
         <w:t>, los cuales remitió</w:t>
       </w:r>
@@ -2247,7 +2184,7 @@
           <w:color w:val="000000"/>
           <w:kern w:val="0"/>
           <w:lang w:eastAsia="es-ES"/>
-          <ns2:ligatures ns2:val="none"/>
+          <w14:ligatures w14:val="none"/>
         </w:rPr>
         <w:t>.</w:t>
       </w:r>
@@ -2257,7 +2194,7 @@
           <w:color w:val="000000"/>
           <w:kern w:val="0"/>
           <w:lang w:eastAsia="es-ES"/>
-          <ns2:ligatures ns2:val="none"/>
+          <w14:ligatures w14:val="none"/>
         </w:rPr>
         <w:t xml:space="preserve"> Posteriormente, el mismo día, </w:t>
       </w:r>
@@ -2267,12 +2204,12 @@
           <w:color w:val="000000"/>
           <w:kern w:val="0"/>
           <w:lang w:eastAsia="es-ES"/>
-          <ns2:ligatures ns2:val="none"/>
+          <w14:ligatures w14:val="none"/>
         </w:rPr>
         <w:t xml:space="preserve">recibió una comunicación adicional de Pacífico, quien solicitó la designación de un perito ajustador de entre tres opciones propuestas, pese a que el valor del siniestro no superaba el umbral que justificara dicha designación. </w:t>
       </w:r>
     </w:p>
-    <w:p ns2:paraId="7C4BA1A8" ns2:textId="77777777">
+    <w:p>
       <w:pPr>
         <w:pStyle w:val="Prrafodelista"/>
         <w:spacing w:line="240" w:lineRule="auto"/>
@@ -2281,11 +2218,11 @@
           <w:color w:val="000000"/>
           <w:kern w:val="0"/>
           <w:lang w:eastAsia="es-ES"/>
-          <ns2:ligatures ns2:val="none"/>
-        </w:rPr>
-      </w:pPr>
-    </w:p>
-    <w:p ns2:paraId="7526B895" ns2:textId="0800ECCF">
+          <w14:ligatures w14:val="none"/>
+        </w:rPr>
+      </w:pPr>
+    </w:p>
+    <w:p>
       <w:pPr>
         <w:pStyle w:val="Prrafodelista"/>
         <w:numPr>
@@ -2304,16 +2241,16 @@
           <w:color w:val="000000"/>
           <w:kern w:val="0"/>
           <w:lang w:eastAsia="es-ES"/>
-          <ns2:ligatures ns2:val="none"/>
-        </w:rPr>
-      </w:pPr>
-      <w:r>
-        <w:rPr>
-          <w:rFonts w:ascii="Arial Narrow" w:eastAsia="Times New Roman" w:hAnsi="Arial Narrow" w:cs="Arial"/>
-          <w:color w:val="000000"/>
-          <w:kern w:val="0"/>
-          <w:lang w:eastAsia="es-ES"/>
-          <ns2:ligatures ns2:val="none"/>
+          <w14:ligatures w14:val="none"/>
+        </w:rPr>
+      </w:pPr>
+      <w:r>
+        <w:rPr>
+          <w:rFonts w:ascii="Arial Narrow" w:eastAsia="Times New Roman" w:hAnsi="Arial Narrow" w:cs="Arial"/>
+          <w:color w:val="000000"/>
+          <w:kern w:val="0"/>
+          <w:lang w:eastAsia="es-ES"/>
+          <w14:ligatures w14:val="none"/>
         </w:rPr>
         <w:t xml:space="preserve">El 7 de febrero de 2025</w:t>
       </w:r>
@@ -2323,12 +2260,12 @@
           <w:color w:val="000000"/>
           <w:kern w:val="0"/>
           <w:lang w:eastAsia="es-ES"/>
-          <ns2:ligatures ns2:val="none"/>
+          <w14:ligatures w14:val="none"/>
         </w:rPr>
         <w:t xml:space="preserve">, respondió a Pacífico mediante un correo electrónico, señalando que, de conformidad con las cláusulas contractuales pactadas, la designación de un perito ajustador no resultaba procedente para su caso, además de indicar que el aplicativo "Mi Espacio Pacífico" presentaba deficiencias técnicas que le impidieron efectuar el registro del siniestro por dicha vía. Añade que, el 10 de febrero de 2025, ingresó un nuevo reclamo en el libro de reclamaciones de la aseguradora, bajo el número 000/0519/2025, solicitando la activación del proceso exprés y la exclusión de la designación de un ajustador.</w:t>
       </w:r>
     </w:p>
-    <w:p ns2:paraId="3CF95404" ns2:textId="77777777">
+    <w:p>
       <w:pPr>
         <w:pStyle w:val="Prrafodelista"/>
         <w:spacing w:line="240" w:lineRule="auto"/>
@@ -2337,11 +2274,11 @@
           <w:color w:val="000000"/>
           <w:kern w:val="0"/>
           <w:lang w:eastAsia="es-ES"/>
-          <ns2:ligatures ns2:val="none"/>
-        </w:rPr>
-      </w:pPr>
-    </w:p>
-    <w:p ns2:paraId="03881B3F" ns2:textId="5E1E1577">
+          <w14:ligatures w14:val="none"/>
+        </w:rPr>
+      </w:pPr>
+    </w:p>
+    <w:p>
       <w:pPr>
         <w:pStyle w:val="Prrafodelista"/>
         <w:numPr>
@@ -2360,16 +2297,16 @@
           <w:color w:val="000000"/>
           <w:kern w:val="0"/>
           <w:lang w:eastAsia="es-ES"/>
-          <ns2:ligatures ns2:val="none"/>
-        </w:rPr>
-      </w:pPr>
-      <w:r>
-        <w:rPr>
-          <w:rFonts w:ascii="Arial Narrow" w:eastAsia="Times New Roman" w:hAnsi="Arial Narrow" w:cs="Arial"/>
-          <w:color w:val="000000"/>
-          <w:kern w:val="0"/>
-          <w:lang w:eastAsia="es-ES"/>
-          <ns2:ligatures ns2:val="none"/>
+          <w14:ligatures w14:val="none"/>
+        </w:rPr>
+      </w:pPr>
+      <w:r>
+        <w:rPr>
+          <w:rFonts w:ascii="Arial Narrow" w:eastAsia="Times New Roman" w:hAnsi="Arial Narrow" w:cs="Arial"/>
+          <w:color w:val="000000"/>
+          <w:kern w:val="0"/>
+          <w:lang w:eastAsia="es-ES"/>
+          <w14:ligatures w14:val="none"/>
         </w:rPr>
         <w:t xml:space="preserve">El 10 de febrero de 2025, </w:t>
       </w:r>
@@ -2379,7 +2316,7 @@
           <w:color w:val="000000"/>
           <w:kern w:val="0"/>
           <w:lang w:eastAsia="es-ES"/>
-          <ns2:ligatures ns2:val="none"/>
+          <w14:ligatures w14:val="none"/>
         </w:rPr>
         <w:t xml:space="preserve">mediante el reclamo </w:t>
       </w:r>
@@ -2389,7 +2326,7 @@
           <w:color w:val="000000"/>
           <w:kern w:val="0"/>
           <w:lang w:eastAsia="es-ES"/>
-          <ns2:ligatures ns2:val="none"/>
+          <w14:ligatures w14:val="none"/>
         </w:rPr>
         <w:t xml:space="preserve"/>
       </w:r>
@@ -2399,7 +2336,7 @@
           <w:color w:val="000000"/>
           <w:kern w:val="0"/>
           <w:lang w:eastAsia="es-ES"/>
-          <ns2:ligatures ns2:val="none"/>
+          <w14:ligatures w14:val="none"/>
         </w:rPr>
         <w:t xml:space="preserve">000/0519/2025, </w:t>
       </w:r>
@@ -2409,7 +2346,7 @@
           <w:color w:val="000000"/>
           <w:kern w:val="0"/>
           <w:lang w:eastAsia="es-ES"/>
-          <ns2:ligatures ns2:val="none"/>
+          <w14:ligatures w14:val="none"/>
         </w:rPr>
         <w:t>solicitó a Pacífico la activación d</w:t>
       </w:r>
@@ -2419,7 +2356,7 @@
           <w:color w:val="000000"/>
           <w:kern w:val="0"/>
           <w:lang w:eastAsia="es-ES"/>
-          <ns2:ligatures ns2:val="none"/>
+          <w14:ligatures w14:val="none"/>
         </w:rPr>
         <w:t xml:space="preserve">el </w:t>
       </w:r>
@@ -2429,7 +2366,7 @@
           <w:color w:val="000000"/>
           <w:kern w:val="0"/>
           <w:lang w:eastAsia="es-ES"/>
-          <ns2:ligatures ns2:val="none"/>
+          <w14:ligatures w14:val="none"/>
         </w:rPr>
         <w:t xml:space="preserve">Servicio Express </w:t>
       </w:r>
@@ -2439,7 +2376,7 @@
           <w:color w:val="000000"/>
           <w:kern w:val="0"/>
           <w:lang w:eastAsia="es-ES"/>
-          <ns2:ligatures ns2:val="none"/>
+          <w14:ligatures w14:val="none"/>
         </w:rPr>
         <w:t xml:space="preserve">y se excluya la designación de un ajustador. </w:t>
       </w:r>
@@ -2449,7 +2386,7 @@
           <w:color w:val="000000"/>
           <w:kern w:val="0"/>
           <w:lang w:eastAsia="es-ES"/>
-          <ns2:ligatures ns2:val="none"/>
+          <w14:ligatures w14:val="none"/>
         </w:rPr>
         <w:t>Asimismo</w:t>
       </w:r>
@@ -2459,7 +2396,7 @@
           <w:color w:val="000000"/>
           <w:kern w:val="0"/>
           <w:lang w:eastAsia="es-ES"/>
-          <ns2:ligatures ns2:val="none"/>
+          <w14:ligatures w14:val="none"/>
         </w:rPr>
         <w:t xml:space="preserve">, refiere haber intentado nuevamente el acceso a la plataforma "Mi Espacio Pacífico", encontrando persistente la imposibilidad de uso, debido a fallas técnicas. </w:t>
       </w:r>
@@ -2469,7 +2406,7 @@
           <w:color w:val="000000"/>
           <w:kern w:val="0"/>
           <w:lang w:eastAsia="es-ES"/>
-          <ns2:ligatures ns2:val="none"/>
+          <w14:ligatures w14:val="none"/>
         </w:rPr>
         <w:t>El mismo día, Pacífico le notificó</w:t>
       </w:r>
@@ -2479,7 +2416,7 @@
           <w:color w:val="000000"/>
           <w:kern w:val="0"/>
           <w:lang w:eastAsia="es-ES"/>
-          <ns2:ligatures ns2:val="none"/>
+          <w14:ligatures w14:val="none"/>
         </w:rPr>
         <w:t xml:space="preserve">, mediante correo electrónico, </w:t>
       </w:r>
@@ -2489,7 +2426,7 @@
           <w:color w:val="000000"/>
           <w:kern w:val="0"/>
           <w:lang w:eastAsia="es-ES"/>
-          <ns2:ligatures ns2:val="none"/>
+          <w14:ligatures w14:val="none"/>
         </w:rPr>
         <w:t xml:space="preserve">la </w:t>
       </w:r>
@@ -2499,7 +2436,7 @@
           <w:color w:val="000000"/>
           <w:kern w:val="0"/>
           <w:lang w:eastAsia="es-ES"/>
-          <ns2:ligatures ns2:val="none"/>
+          <w14:ligatures w14:val="none"/>
         </w:rPr>
         <w:t xml:space="preserve">designación del ajustador Cooper </w:t>
       </w:r>
@@ -2510,7 +2447,7 @@
           <w:color w:val="000000"/>
           <w:kern w:val="0"/>
           <w:lang w:eastAsia="es-ES"/>
-          <ns2:ligatures ns2:val="none"/>
+          <w14:ligatures w14:val="none"/>
         </w:rPr>
         <w:t>Brothers</w:t>
       </w:r>
@@ -2521,7 +2458,7 @@
           <w:color w:val="000000"/>
           <w:kern w:val="0"/>
           <w:lang w:eastAsia="es-ES"/>
-          <ns2:ligatures ns2:val="none"/>
+          <w14:ligatures w14:val="none"/>
         </w:rPr>
         <w:t xml:space="preserve"> Perú S.A.C. Precisa que, según lo estipulado en la cláusula </w:t>
       </w:r>
@@ -2531,7 +2468,7 @@
           <w:color w:val="000000"/>
           <w:kern w:val="0"/>
           <w:lang w:eastAsia="es-ES"/>
-          <ns2:ligatures ns2:val="none"/>
+          <w14:ligatures w14:val="none"/>
         </w:rPr>
         <w:t>decimocuarta</w:t>
       </w:r>
@@ -2541,7 +2478,7 @@
           <w:color w:val="000000"/>
           <w:kern w:val="0"/>
           <w:lang w:eastAsia="es-ES"/>
-          <ns2:ligatures ns2:val="none"/>
+          <w14:ligatures w14:val="none"/>
         </w:rPr>
         <w:t>, inciso h), de su póliza, la designación del ajustador debía realizarse como máximo dentro de los tres días calendario contados desde el registro del siniestro (05/02/2025). Sin embargo, dicha designación se produjo al quinto día calendario, por lo que</w:t>
       </w:r>
@@ -2551,7 +2488,7 @@
           <w:color w:val="000000"/>
           <w:kern w:val="0"/>
           <w:lang w:eastAsia="es-ES"/>
-          <ns2:ligatures ns2:val="none"/>
+          <w14:ligatures w14:val="none"/>
         </w:rPr>
         <w:t xml:space="preserve"> </w:t>
       </w:r>
@@ -2561,12 +2498,12 @@
           <w:color w:val="000000"/>
           <w:kern w:val="0"/>
           <w:lang w:eastAsia="es-ES"/>
-          <ns2:ligatures ns2:val="none"/>
+          <w14:ligatures w14:val="none"/>
         </w:rPr>
         <w:t>habría excedido el plazo contractual.</w:t>
       </w:r>
     </w:p>
-    <w:p ns2:paraId="1C6C0C0B" ns2:textId="77777777">
+    <w:p>
       <w:pPr>
         <w:pStyle w:val="Prrafodelista"/>
         <w:spacing w:line="240" w:lineRule="auto"/>
@@ -2575,11 +2512,11 @@
           <w:color w:val="000000"/>
           <w:kern w:val="0"/>
           <w:lang w:eastAsia="es-ES"/>
-          <ns2:ligatures ns2:val="none"/>
-        </w:rPr>
-      </w:pPr>
-    </w:p>
-    <w:p ns2:paraId="15843917" ns2:textId="234F0DAC">
+          <w14:ligatures w14:val="none"/>
+        </w:rPr>
+      </w:pPr>
+    </w:p>
+    <w:p>
       <w:pPr>
         <w:pStyle w:val="Prrafodelista"/>
         <w:numPr>
@@ -2598,16 +2535,16 @@
           <w:color w:val="000000"/>
           <w:kern w:val="0"/>
           <w:lang w:eastAsia="es-ES"/>
-          <ns2:ligatures ns2:val="none"/>
-        </w:rPr>
-      </w:pPr>
-      <w:r>
-        <w:rPr>
-          <w:rFonts w:ascii="Arial Narrow" w:eastAsia="Times New Roman" w:hAnsi="Arial Narrow" w:cs="Arial"/>
-          <w:color w:val="000000"/>
-          <w:kern w:val="0"/>
-          <w:lang w:eastAsia="es-ES"/>
-          <ns2:ligatures ns2:val="none"/>
+          <w14:ligatures w14:val="none"/>
+        </w:rPr>
+      </w:pPr>
+      <w:r>
+        <w:rPr>
+          <w:rFonts w:ascii="Arial Narrow" w:eastAsia="Times New Roman" w:hAnsi="Arial Narrow" w:cs="Arial"/>
+          <w:color w:val="000000"/>
+          <w:kern w:val="0"/>
+          <w:lang w:eastAsia="es-ES"/>
+          <w14:ligatures w14:val="none"/>
         </w:rPr>
         <w:t xml:space="preserve">El 11 de febrero de 2025, </w:t>
       </w:r>
@@ -2617,7 +2554,7 @@
           <w:color w:val="000000"/>
           <w:kern w:val="0"/>
           <w:lang w:eastAsia="es-ES"/>
-          <ns2:ligatures ns2:val="none"/>
+          <w14:ligatures w14:val="none"/>
         </w:rPr>
         <w:t>Pacífico le solicitó documentación adicional para continuar con la evaluación del siniestro. Refiere que entre los documentos solicitados se incluían: (i) copia de la relación de bienes vigente en la póliza, (</w:t>
       </w:r>
@@ -2628,7 +2565,7 @@
           <w:color w:val="000000"/>
           <w:kern w:val="0"/>
           <w:lang w:eastAsia="es-ES"/>
-          <ns2:ligatures ns2:val="none"/>
+          <w14:ligatures w14:val="none"/>
         </w:rPr>
         <w:t>ii</w:t>
       </w:r>
@@ -2639,7 +2576,7 @@
           <w:color w:val="000000"/>
           <w:kern w:val="0"/>
           <w:lang w:eastAsia="es-ES"/>
-          <ns2:ligatures ns2:val="none"/>
+          <w14:ligatures w14:val="none"/>
         </w:rPr>
         <w:t>) comprobantes de pago de los bienes sustraídos, (</w:t>
       </w:r>
@@ -2650,7 +2587,7 @@
           <w:color w:val="000000"/>
           <w:kern w:val="0"/>
           <w:lang w:eastAsia="es-ES"/>
-          <ns2:ligatures ns2:val="none"/>
+          <w14:ligatures w14:val="none"/>
         </w:rPr>
         <w:t>iii</w:t>
       </w:r>
@@ -2661,7 +2598,7 @@
           <w:color w:val="000000"/>
           <w:kern w:val="0"/>
           <w:lang w:eastAsia="es-ES"/>
-          <ns2:ligatures ns2:val="none"/>
+          <w14:ligatures w14:val="none"/>
         </w:rPr>
         <w:t xml:space="preserve">) ubicación del equipo MacBook Pro posterior al </w:t>
       </w:r>
@@ -2671,7 +2608,7 @@
           <w:color w:val="000000"/>
           <w:kern w:val="0"/>
           <w:lang w:eastAsia="es-ES"/>
-          <ns2:ligatures ns2:val="none"/>
+          <w14:ligatures w14:val="none"/>
         </w:rPr>
         <w:t>hurto</w:t>
       </w:r>
@@ -2681,7 +2618,7 @@
           <w:color w:val="000000"/>
           <w:kern w:val="0"/>
           <w:lang w:eastAsia="es-ES"/>
-          <ns2:ligatures ns2:val="none"/>
+          <w14:ligatures w14:val="none"/>
         </w:rPr>
         <w:t>, y (</w:t>
       </w:r>
@@ -2692,7 +2629,7 @@
           <w:color w:val="000000"/>
           <w:kern w:val="0"/>
           <w:lang w:eastAsia="es-ES"/>
-          <ns2:ligatures ns2:val="none"/>
+          <w14:ligatures w14:val="none"/>
         </w:rPr>
         <w:t>iv</w:t>
       </w:r>
@@ -2703,7 +2640,7 @@
           <w:color w:val="000000"/>
           <w:kern w:val="0"/>
           <w:lang w:eastAsia="es-ES"/>
-          <ns2:ligatures ns2:val="none"/>
+          <w14:ligatures w14:val="none"/>
         </w:rPr>
         <w:t xml:space="preserve">) constancia de bloqueo del dispositivo en el sistema iCloud. Señala que dicha documentación no se </w:t>
       </w:r>
@@ -2713,26 +2650,26 @@
           <w:color w:val="000000"/>
           <w:kern w:val="0"/>
           <w:lang w:eastAsia="es-ES"/>
-          <ns2:ligatures ns2:val="none"/>
+          <w14:ligatures w14:val="none"/>
         </w:rPr>
         <w:lastRenderedPageBreak/>
         <w:t>encuentra contemplada como requisito en el contrato de seguro vigente ni fue exigida al momento de la actualización de los bienes asegurados.</w:t>
       </w:r>
     </w:p>
-    <w:p ns2:paraId="180F3D18" ns2:textId="77777777">
-      <w:pPr>
-        <w:spacing w:after="0" w:line="240" w:lineRule="auto"/>
-        <w:jc w:val="both"/>
-        <w:rPr>
-          <w:rFonts w:ascii="Arial Narrow" w:eastAsia="Times New Roman" w:hAnsi="Arial Narrow" w:cs="Arial"/>
-          <w:color w:val="000000"/>
-          <w:kern w:val="0"/>
-          <w:lang w:eastAsia="es-ES"/>
-          <ns2:ligatures ns2:val="none"/>
-        </w:rPr>
-      </w:pPr>
-    </w:p>
-    <w:p ns2:paraId="50DBA636" ns2:textId="622E68FC">
+    <w:p>
+      <w:pPr>
+        <w:spacing w:after="0" w:line="240" w:lineRule="auto"/>
+        <w:jc w:val="both"/>
+        <w:rPr>
+          <w:rFonts w:ascii="Arial Narrow" w:eastAsia="Times New Roman" w:hAnsi="Arial Narrow" w:cs="Arial"/>
+          <w:color w:val="000000"/>
+          <w:kern w:val="0"/>
+          <w:lang w:eastAsia="es-ES"/>
+          <w14:ligatures w14:val="none"/>
+        </w:rPr>
+      </w:pPr>
+    </w:p>
+    <w:p>
       <w:pPr>
         <w:pStyle w:val="Prrafodelista"/>
         <w:numPr>
@@ -2751,7 +2688,7 @@
           <w:color w:val="000000"/>
           <w:kern w:val="0"/>
           <w:lang w:eastAsia="es-ES"/>
-          <ns2:ligatures ns2:val="none"/>
+          <w14:ligatures w14:val="none"/>
         </w:rPr>
       </w:pPr>
       <w:proofErr w:type="spellStart"/>
@@ -2761,7 +2698,7 @@
           <w:color w:val="000000"/>
           <w:kern w:val="0"/>
           <w:lang w:eastAsia="es-ES"/>
-          <ns2:ligatures ns2:val="none"/>
+          <w14:ligatures w14:val="none"/>
         </w:rPr>
         <w:t>Refere</w:t>
       </w:r>
@@ -2772,7 +2709,7 @@
           <w:color w:val="000000"/>
           <w:kern w:val="0"/>
           <w:lang w:eastAsia="es-ES"/>
-          <ns2:ligatures ns2:val="none"/>
+          <w14:ligatures w14:val="none"/>
         </w:rPr>
         <w:t xml:space="preserve"> que el aplicativo "Mi Espacio Pacífico" </w:t>
       </w:r>
@@ -2782,7 +2719,7 @@
           <w:color w:val="000000"/>
           <w:kern w:val="0"/>
           <w:lang w:eastAsia="es-ES"/>
-          <ns2:ligatures ns2:val="none"/>
+          <w14:ligatures w14:val="none"/>
         </w:rPr>
         <w:t>no estaba disponible para su uso en la fecha del Siniestro y a partir de la actualización de</w:t>
       </w:r>
@@ -2792,7 +2729,7 @@
           <w:color w:val="000000"/>
           <w:kern w:val="0"/>
           <w:lang w:eastAsia="es-ES"/>
-          <ns2:ligatures ns2:val="none"/>
+          <w14:ligatures w14:val="none"/>
         </w:rPr>
         <w:t xml:space="preserve">l </w:t>
       </w:r>
@@ -2802,7 +2739,7 @@
           <w:color w:val="000000"/>
           <w:kern w:val="0"/>
           <w:lang w:eastAsia="es-ES"/>
-          <ns2:ligatures ns2:val="none"/>
+          <w14:ligatures w14:val="none"/>
         </w:rPr>
         <w:t>26 de febrero de 2025</w:t>
       </w:r>
@@ -2812,7 +2749,7 @@
           <w:color w:val="000000"/>
           <w:kern w:val="0"/>
           <w:lang w:eastAsia="es-ES"/>
-          <ns2:ligatures ns2:val="none"/>
+          <w14:ligatures w14:val="none"/>
         </w:rPr>
         <w:t xml:space="preserve"> </w:t>
       </w:r>
@@ -2822,7 +2759,7 @@
           <w:color w:val="000000"/>
           <w:kern w:val="0"/>
           <w:lang w:eastAsia="es-ES"/>
-          <ns2:ligatures ns2:val="none"/>
+          <w14:ligatures w14:val="none"/>
         </w:rPr>
         <w:t xml:space="preserve">el aplicativo "Mi Espacio Pacífico" </w:t>
       </w:r>
@@ -2832,7 +2769,7 @@
           <w:color w:val="000000"/>
           <w:kern w:val="0"/>
           <w:lang w:eastAsia="es-ES"/>
-          <ns2:ligatures ns2:val="none"/>
+          <w14:ligatures w14:val="none"/>
         </w:rPr>
         <w:t>empezó a funcionar</w:t>
       </w:r>
@@ -2842,12 +2779,12 @@
           <w:color w:val="000000"/>
           <w:kern w:val="0"/>
           <w:lang w:eastAsia="es-ES"/>
-          <ns2:ligatures ns2:val="none"/>
+          <w14:ligatures w14:val="none"/>
         </w:rPr>
         <w:t>.</w:t>
       </w:r>
     </w:p>
-    <w:p ns2:paraId="667DBDCB" ns2:textId="77777777">
+    <w:p>
       <w:pPr>
         <w:tabs>
           <w:tab w:val="left" w:pos="1134"/>
@@ -2859,11 +2796,11 @@
           <w:color w:val="000000"/>
           <w:kern w:val="0"/>
           <w:lang w:eastAsia="es-ES"/>
-          <ns2:ligatures ns2:val="none"/>
-        </w:rPr>
-      </w:pPr>
-    </w:p>
-    <w:p ns2:paraId="44007BE6" ns2:textId="3A81A226">
+          <w14:ligatures w14:val="none"/>
+        </w:rPr>
+      </w:pPr>
+    </w:p>
+    <w:p>
       <w:pPr>
         <w:numPr>
           <w:ilvl w:val="1"/>
@@ -2881,7 +2818,7 @@
           <w:color w:val="000000"/>
           <w:kern w:val="0"/>
           <w:lang w:val="es-ES" w:eastAsia="es-ES"/>
-          <ns2:ligatures ns2:val="none"/>
+          <w14:ligatures w14:val="none"/>
         </w:rPr>
       </w:pPr>
       <w:r>
@@ -2890,7 +2827,7 @@
           <w:color w:val="000000"/>
           <w:kern w:val="0"/>
           <w:lang w:val="es-ES" w:eastAsia="es-ES"/>
-          <ns2:ligatures ns2:val="none"/>
+          <w14:ligatures w14:val="none"/>
         </w:rPr>
         <w:t xml:space="preserve">El señor [APELLIDO] solicitó, en calidad de medida correctiva, que: (i) Se sancione a Pacífico con la multa máxima permitida y que no se le exonere de la sanción de multa en caso de presentar su allanamiento en la contestación; y (ii) Se ordene a Pacífico a pagar al señor [APELLIDO] la cobertura de la póliza del Seguro Hogar ascendente a S/ 24 949,00 o su equivalente al tipo de cambio de la fecha en la cual esta medida correctiva se vuelva exigible; más los intereses legales. Asimismo, requirió el reembolso de costos y costas del presente procedimiento.</w:t>
       </w:r>
@@ -2900,7 +2837,7 @@
           <w:color w:val="000000"/>
           <w:kern w:val="0"/>
           <w:lang w:val="es-ES" w:eastAsia="es-ES"/>
-          <ns2:ligatures ns2:val="none"/>
+          <w14:ligatures w14:val="none"/>
         </w:rPr>
         <w:t xml:space="preserve"/>
       </w:r>
@@ -2910,7 +2847,7 @@
           <w:color w:val="000000"/>
           <w:kern w:val="0"/>
           <w:lang w:val="es-ES" w:eastAsia="es-ES"/>
-          <ns2:ligatures ns2:val="none"/>
+          <w14:ligatures w14:val="none"/>
         </w:rPr>
         <w:t xml:space="preserve"/>
       </w:r>
@@ -2920,7 +2857,7 @@
           <w:color w:val="000000"/>
           <w:kern w:val="0"/>
           <w:lang w:val="es-ES" w:eastAsia="es-ES"/>
-          <ns2:ligatures ns2:val="none"/>
+          <w14:ligatures w14:val="none"/>
         </w:rPr>
         <w:t/>
       </w:r>
@@ -2930,7 +2867,7 @@
           <w:color w:val="000000"/>
           <w:kern w:val="0"/>
           <w:lang w:val="es-ES" w:eastAsia="es-ES"/>
-          <ns2:ligatures ns2:val="none"/>
+          <w14:ligatures w14:val="none"/>
         </w:rPr>
         <w:t/>
       </w:r>
@@ -2940,7 +2877,7 @@
           <w:color w:val="000000"/>
           <w:kern w:val="0"/>
           <w:lang w:val="es-ES" w:eastAsia="es-ES"/>
-          <ns2:ligatures ns2:val="none"/>
+          <w14:ligatures w14:val="none"/>
         </w:rPr>
         <w:t xml:space="preserve"/>
       </w:r>
@@ -2950,7 +2887,7 @@
           <w:color w:val="000000"/>
           <w:kern w:val="0"/>
           <w:lang w:val="es-ES" w:eastAsia="es-ES"/>
-          <ns2:ligatures ns2:val="none"/>
+          <w14:ligatures w14:val="none"/>
         </w:rPr>
         <w:t xml:space="preserve"/>
       </w:r>
@@ -2961,7 +2898,7 @@
           <w:color w:val="000000"/>
           <w:kern w:val="0"/>
           <w:lang w:val="es-ES" w:eastAsia="es-ES"/>
-          <ns2:ligatures ns2:val="none"/>
+          <w14:ligatures w14:val="none"/>
         </w:rPr>
         <w:t/>
       </w:r>
@@ -2972,7 +2909,7 @@
           <w:color w:val="000000"/>
           <w:kern w:val="0"/>
           <w:lang w:val="es-ES" w:eastAsia="es-ES"/>
-          <ns2:ligatures ns2:val="none"/>
+          <w14:ligatures w14:val="none"/>
         </w:rPr>
         <w:t/>
       </w:r>
@@ -2982,7 +2919,7 @@
           <w:color w:val="000000"/>
           <w:kern w:val="0"/>
           <w:lang w:val="es-ES" w:eastAsia="es-ES"/>
-          <ns2:ligatures ns2:val="none"/>
+          <w14:ligatures w14:val="none"/>
         </w:rPr>
         <w:t xml:space="preserve"/>
       </w:r>
@@ -2992,7 +2929,7 @@
           <w:color w:val="000000"/>
           <w:kern w:val="0"/>
           <w:lang w:val="es-ES" w:eastAsia="es-ES"/>
-          <ns2:ligatures ns2:val="none"/>
+          <w14:ligatures w14:val="none"/>
         </w:rPr>
         <w:t xml:space="preserve"/>
       </w:r>
@@ -3002,7 +2939,7 @@
           <w:color w:val="000000"/>
           <w:kern w:val="0"/>
           <w:lang w:val="es-ES" w:eastAsia="es-ES"/>
-          <ns2:ligatures ns2:val="none"/>
+          <w14:ligatures w14:val="none"/>
         </w:rPr>
         <w:t/>
       </w:r>
@@ -3012,7 +2949,7 @@
           <w:color w:val="000000"/>
           <w:kern w:val="0"/>
           <w:lang w:val="es-ES" w:eastAsia="es-ES"/>
-          <ns2:ligatures ns2:val="none"/>
+          <w14:ligatures w14:val="none"/>
         </w:rPr>
         <w:t/>
       </w:r>
@@ -3022,7 +2959,7 @@
           <w:color w:val="000000"/>
           <w:kern w:val="0"/>
           <w:lang w:val="es-ES" w:eastAsia="es-ES"/>
-          <ns2:ligatures ns2:val="none"/>
+          <w14:ligatures w14:val="none"/>
         </w:rPr>
         <w:t xml:space="preserve"/>
       </w:r>
@@ -3032,7 +2969,7 @@
           <w:color w:val="000000"/>
           <w:kern w:val="0"/>
           <w:lang w:val="es-ES" w:eastAsia="es-ES"/>
-          <ns2:ligatures ns2:val="none"/>
+          <w14:ligatures w14:val="none"/>
         </w:rPr>
         <w:t xml:space="preserve"/>
       </w:r>
@@ -3042,7 +2979,7 @@
           <w:color w:val="000000"/>
           <w:kern w:val="0"/>
           <w:lang w:val="es-ES" w:eastAsia="es-ES"/>
-          <ns2:ligatures ns2:val="none"/>
+          <w14:ligatures w14:val="none"/>
         </w:rPr>
         <w:t/>
       </w:r>
@@ -3052,7 +2989,7 @@
           <w:color w:val="000000"/>
           <w:kern w:val="0"/>
           <w:lang w:val="es-ES" w:eastAsia="es-ES"/>
-          <ns2:ligatures ns2:val="none"/>
+          <w14:ligatures w14:val="none"/>
         </w:rPr>
         <w:t/>
       </w:r>
@@ -3062,7 +2999,7 @@
           <w:color w:val="000000"/>
           <w:kern w:val="0"/>
           <w:lang w:val="es-ES" w:eastAsia="es-ES"/>
-          <ns2:ligatures ns2:val="none"/>
+          <w14:ligatures w14:val="none"/>
         </w:rPr>
         <w:t xml:space="preserve"/>
       </w:r>
@@ -3072,12 +3009,12 @@
           <w:color w:val="000000"/>
           <w:kern w:val="0"/>
           <w:lang w:val="es-ES" w:eastAsia="es-ES"/>
-          <ns2:ligatures ns2:val="none"/>
+          <w14:ligatures w14:val="none"/>
         </w:rPr>
         <w:t/>
       </w:r>
     </w:p>
-    <w:p ns2:paraId="619E0710" ns2:textId="77777777">
+    <w:p>
       <w:pPr>
         <w:spacing w:after="0" w:line="240" w:lineRule="auto"/>
         <w:contextualSpacing/>
@@ -3088,11 +3025,11 @@
           <w:color w:val="000000"/>
           <w:kern w:val="0"/>
           <w:lang w:eastAsia="es-PE"/>
-          <ns2:ligatures ns2:val="none"/>
-        </w:rPr>
-      </w:pPr>
-    </w:p>
-    <w:p ns2:paraId="0681DFDC" ns2:textId="77777777">
+          <w14:ligatures w14:val="none"/>
+        </w:rPr>
+      </w:pPr>
+    </w:p>
+    <w:p>
       <w:pPr>
         <w:pStyle w:val="Prrafodelista"/>
         <w:numPr>
@@ -3112,22 +3049,22 @@
           <w:color w:val="000000"/>
           <w:kern w:val="0"/>
           <w:lang w:eastAsia="es-PE"/>
-          <ns2:ligatures ns2:val="none"/>
-        </w:rPr>
-      </w:pPr>
-      <w:r>
-        <w:rPr>
-          <w:rFonts w:ascii="Arial Narrow" w:eastAsia="Arial Narrow" w:hAnsi="Arial Narrow" w:cs="Arial Narrow"/>
-          <w:b/>
-          <w:color w:val="000000"/>
-          <w:kern w:val="0"/>
-          <w:lang w:eastAsia="es-PE"/>
-          <ns2:ligatures ns2:val="none"/>
+          <w14:ligatures w14:val="none"/>
+        </w:rPr>
+      </w:pPr>
+      <w:r>
+        <w:rPr>
+          <w:rFonts w:ascii="Arial Narrow" w:eastAsia="Arial Narrow" w:hAnsi="Arial Narrow" w:cs="Arial Narrow"/>
+          <w:b/>
+          <w:color w:val="000000"/>
+          <w:kern w:val="0"/>
+          <w:lang w:eastAsia="es-PE"/>
+          <w14:ligatures w14:val="none"/>
         </w:rPr>
         <w:t>DE LA ADMISIÓN A TRÁMITE DE LA DENUNCIA</w:t>
       </w:r>
     </w:p>
-    <w:p ns2:paraId="3F75B5BE" ns2:textId="77777777">
+    <w:p>
       <w:pPr>
         <w:spacing w:after="0" w:line="240" w:lineRule="auto"/>
         <w:ind w:left="567"/>
@@ -3139,11 +3076,11 @@
           <w:color w:val="000000"/>
           <w:kern w:val="0"/>
           <w:lang w:eastAsia="es-PE"/>
-          <ns2:ligatures ns2:val="none"/>
-        </w:rPr>
-      </w:pPr>
-    </w:p>
-    <w:p ns2:paraId="2847E956" ns2:textId="3F96CAF3">
+          <w14:ligatures w14:val="none"/>
+        </w:rPr>
+      </w:pPr>
+    </w:p>
+    <w:p>
       <w:pPr>
         <w:pStyle w:val="Prrafodelista"/>
         <w:numPr>
@@ -3156,7 +3093,7 @@
         <w:rPr>
           <w:rFonts w:ascii="Arial Narrow" w:eastAsia="Arial Narrow" w:hAnsi="Arial Narrow" w:cs="Arial Narrow"/>
           <w:kern w:val="0"/>
-          <ns2:ligatures ns2:val="none"/>
+          <w14:ligatures w14:val="none"/>
         </w:rPr>
       </w:pPr>
       <w:bookmarkStart w:id="2" w:name="_Hlk140755208"/>
@@ -3168,7 +3105,7 @@
           <w:color w:val="000000"/>
           <w:kern w:val="0"/>
           <w:lang w:eastAsia="es-PE"/>
-          <ns2:ligatures ns2:val="none"/>
+          <w14:ligatures w14:val="none"/>
         </w:rPr>
         <w:t xml:space="preserve">La </w:t>
       </w:r>
@@ -3178,7 +3115,7 @@
           <w:color w:val="000000"/>
           <w:kern w:val="0"/>
           <w:lang w:eastAsia="es-PE"/>
-          <ns2:ligatures ns2:val="none"/>
+          <w14:ligatures w14:val="none"/>
         </w:rPr>
         <w:t>Secretaría Técnica de la Comisión de Protección al Consumidor 1 (en adelante, la Secretaría Técnica)</w:t>
       </w:r>
@@ -3188,7 +3125,7 @@
           <w:color w:val="000000"/>
           <w:kern w:val="0"/>
           <w:lang w:eastAsia="es-PE"/>
-          <ns2:ligatures ns2:val="none"/>
+          <w14:ligatures w14:val="none"/>
         </w:rPr>
         <w:t>, en ejercicio de sus facultades</w:t>
       </w:r>
@@ -3201,7 +3138,7 @@
           <w:rFonts w:ascii="Arial Narrow" w:eastAsia="Arial Narrow" w:hAnsi="Arial Narrow" w:cs="Arial Narrow"/>
           <w:kern w:val="0"/>
           <w:vertAlign w:val="superscript"/>
-          <ns2:ligatures ns2:val="none"/>
+          <w14:ligatures w14:val="none"/>
         </w:rPr>
         <w:footnoteReference w:id="2"/>
       </w:r>
@@ -3211,7 +3148,7 @@
           <w:color w:val="000000"/>
           <w:kern w:val="0"/>
           <w:lang w:eastAsia="es-PE"/>
-          <ns2:ligatures ns2:val="none"/>
+          <w14:ligatures w14:val="none"/>
         </w:rPr>
         <w:t xml:space="preserve">, considera </w:t>
       </w:r>
@@ -3219,7 +3156,7 @@
         <w:rPr>
           <w:rFonts w:ascii="Arial Narrow" w:eastAsia="Arial Narrow" w:hAnsi="Arial Narrow" w:cs="Arial Narrow"/>
           <w:kern w:val="0"/>
-          <ns2:ligatures ns2:val="none"/>
+          <w14:ligatures w14:val="none"/>
         </w:rPr>
         <w:t xml:space="preserve">que el hecho denunciado, consistente en que </w:t>
       </w:r>
@@ -3227,7 +3164,7 @@
         <w:rPr>
           <w:rFonts w:ascii="Arial Narrow" w:eastAsia="Arial Narrow" w:hAnsi="Arial Narrow" w:cs="Arial Narrow"/>
           <w:kern w:val="0"/>
-          <ns2:ligatures ns2:val="none"/>
+          <w14:ligatures w14:val="none"/>
         </w:rPr>
         <w:t xml:space="preserve">la compañía aseguradora </w:t>
       </w:r>
@@ -3235,7 +3172,7 @@
         <w:rPr>
           <w:rFonts w:ascii="Arial Narrow" w:eastAsia="Arial Narrow" w:hAnsi="Arial Narrow" w:cs="Arial Narrow"/>
           <w:kern w:val="0"/>
-          <ns2:ligatures ns2:val="none"/>
+          <w14:ligatures w14:val="none"/>
         </w:rPr>
         <w:t>no habría cumplido con mantener en funcionamiento su aplicativo para el reporte de siniestros</w:t>
       </w:r>
@@ -3243,7 +3180,7 @@
         <w:rPr>
           <w:rFonts w:ascii="Arial Narrow" w:eastAsia="Arial Narrow" w:hAnsi="Arial Narrow" w:cs="Arial Narrow"/>
           <w:kern w:val="0"/>
-          <ns2:ligatures ns2:val="none"/>
+          <w14:ligatures w14:val="none"/>
         </w:rPr>
         <w:t xml:space="preserve">, puesto que </w:t>
       </w:r>
@@ -3251,7 +3188,7 @@
         <w:rPr>
           <w:rFonts w:ascii="Arial Narrow" w:eastAsia="Arial Narrow" w:hAnsi="Arial Narrow" w:cs="Arial Narrow"/>
           <w:kern w:val="0"/>
-          <ns2:ligatures ns2:val="none"/>
+          <w14:ligatures w14:val="none"/>
         </w:rPr>
         <w:t xml:space="preserve">presentó fallas para registrar el </w:t>
       </w:r>
@@ -3259,7 +3196,7 @@
         <w:rPr>
           <w:rFonts w:ascii="Arial Narrow" w:eastAsia="Arial Narrow" w:hAnsi="Arial Narrow" w:cs="Arial Narrow"/>
           <w:kern w:val="0"/>
-          <ns2:ligatures ns2:val="none"/>
+          <w14:ligatures w14:val="none"/>
         </w:rPr>
         <w:t>hurto</w:t>
       </w:r>
@@ -3267,7 +3204,7 @@
         <w:rPr>
           <w:rFonts w:ascii="Arial Narrow" w:eastAsia="Arial Narrow" w:hAnsi="Arial Narrow" w:cs="Arial Narrow"/>
           <w:kern w:val="0"/>
-          <ns2:ligatures ns2:val="none"/>
+          <w14:ligatures w14:val="none"/>
         </w:rPr>
         <w:t xml:space="preserve"> de los bienes del denunciante</w:t>
       </w:r>
@@ -3275,7 +3212,7 @@
         <w:rPr>
           <w:rFonts w:ascii="Arial Narrow" w:eastAsia="Arial Narrow" w:hAnsi="Arial Narrow" w:cs="Arial Narrow"/>
           <w:kern w:val="0"/>
-          <ns2:ligatures ns2:val="none"/>
+          <w14:ligatures w14:val="none"/>
         </w:rPr>
         <w:t>; involucraría una presunta afectación a sus expectativas, quien no habría encontrado una correspondencia entre lo que esperaba recibir de parte del proveedor y lo que realmente recibió. Por consiguiente, corresponde calificar el hecho materia de denuncia como una presunta infracción al deber de idoneidad, tipificado en los artículos 18</w:t>
       </w:r>
@@ -3285,7 +3222,7 @@
           <w:color w:val="000000"/>
           <w:kern w:val="0"/>
           <w:lang w:eastAsia="es-PE"/>
-          <ns2:ligatures ns2:val="none"/>
+          <w14:ligatures w14:val="none"/>
         </w:rPr>
         <w:t/>
       </w:r>
@@ -3293,7 +3230,7 @@
         <w:rPr>
           <w:rFonts w:ascii="Arial Narrow" w:eastAsia="Arial Narrow" w:hAnsi="Arial Narrow" w:cs="Arial Narrow"/>
           <w:kern w:val="0"/>
-          <ns2:ligatures ns2:val="none"/>
+          <w14:ligatures w14:val="none"/>
         </w:rPr>
         <w:t xml:space="preserve"> y 19</w:t>
       </w:r>
@@ -3303,7 +3240,7 @@
           <w:color w:val="000000"/>
           <w:kern w:val="0"/>
           <w:lang w:eastAsia="es-PE"/>
-          <ns2:ligatures ns2:val="none"/>
+          <w14:ligatures w14:val="none"/>
         </w:rPr>
         <w:t/>
       </w:r>
@@ -3311,7 +3248,7 @@
         <w:rPr>
           <w:rFonts w:ascii="Arial Narrow" w:eastAsia="Arial Narrow" w:hAnsi="Arial Narrow" w:cs="Arial Narrow"/>
           <w:kern w:val="0"/>
-          <ns2:ligatures ns2:val="none"/>
+          <w14:ligatures w14:val="none"/>
         </w:rPr>
         <w:t xml:space="preserve"> del Código</w:t>
       </w:r>
@@ -3321,7 +3258,7 @@
           <w:rFonts w:ascii="Arial Narrow" w:eastAsia="Arial Narrow" w:hAnsi="Arial Narrow" w:cs="Arial"/>
           <w:kern w:val="0"/>
           <w:vertAlign w:val="superscript"/>
-          <ns2:ligatures ns2:val="none"/>
+          <w14:ligatures w14:val="none"/>
         </w:rPr>
         <w:footnoteReference w:id="3"/>
       </w:r>
@@ -3329,12 +3266,12 @@
         <w:rPr>
           <w:rFonts w:ascii="Arial Narrow" w:eastAsia="Arial Narrow" w:hAnsi="Arial Narrow" w:cs="Arial Narrow"/>
           <w:kern w:val="0"/>
-          <ns2:ligatures ns2:val="none"/>
+          <w14:ligatures w14:val="none"/>
         </w:rPr>
         <w:t>.</w:t>
       </w:r>
     </w:p>
-    <w:p ns2:paraId="61BC48A2" ns2:textId="77777777">
+    <w:p>
       <w:pPr>
         <w:pStyle w:val="Prrafodelista"/>
         <w:spacing w:after="0" w:line="240" w:lineRule="auto"/>
@@ -3343,11 +3280,11 @@
         <w:rPr>
           <w:rFonts w:ascii="Arial Narrow" w:eastAsia="Arial Narrow" w:hAnsi="Arial Narrow" w:cs="Arial Narrow"/>
           <w:kern w:val="0"/>
-          <ns2:ligatures ns2:val="none"/>
-        </w:rPr>
-      </w:pPr>
-    </w:p>
-    <w:p ns2:paraId="59837ED3" ns2:textId="7C8BBE60">
+          <w14:ligatures w14:val="none"/>
+        </w:rPr>
+      </w:pPr>
+    </w:p>
+    <w:p>
       <w:pPr>
         <w:pStyle w:val="Prrafodelista"/>
         <w:numPr>
@@ -3360,14 +3297,14 @@
         <w:rPr>
           <w:rFonts w:ascii="Arial Narrow" w:eastAsia="Arial Narrow" w:hAnsi="Arial Narrow" w:cs="Arial Narrow"/>
           <w:kern w:val="0"/>
-          <ns2:ligatures ns2:val="none"/>
-        </w:rPr>
-      </w:pPr>
-      <w:r>
-        <w:rPr>
-          <w:rFonts w:ascii="Arial Narrow" w:eastAsia="Arial Narrow" w:hAnsi="Arial Narrow" w:cs="Arial Narrow"/>
-          <w:kern w:val="0"/>
-          <ns2:ligatures ns2:val="none"/>
+          <w14:ligatures w14:val="none"/>
+        </w:rPr>
+      </w:pPr>
+      <w:r>
+        <w:rPr>
+          <w:rFonts w:ascii="Arial Narrow" w:eastAsia="Arial Narrow" w:hAnsi="Arial Narrow" w:cs="Arial Narrow"/>
+          <w:kern w:val="0"/>
+          <w14:ligatures w14:val="none"/>
         </w:rPr>
         <w:t xml:space="preserve">Asimismo, </w:t>
       </w:r>
@@ -3375,7 +3312,7 @@
         <w:rPr>
           <w:rFonts w:ascii="Arial Narrow" w:eastAsia="Arial Narrow" w:hAnsi="Arial Narrow" w:cs="Arial Narrow"/>
           <w:kern w:val="0"/>
-          <ns2:ligatures ns2:val="none"/>
+          <w14:ligatures w14:val="none"/>
         </w:rPr>
         <w:t xml:space="preserve">la Secretaría Técnica, en ejercicio de sus facultades, considera que el hecho denunciado, consistente en que </w:t>
       </w:r>
@@ -3385,7 +3322,7 @@
           <w:color w:val="000000"/>
           <w:kern w:val="0"/>
           <w:lang w:val="es-ES" w:eastAsia="es-ES"/>
-          <ns2:ligatures ns2:val="none"/>
+          <w14:ligatures w14:val="none"/>
         </w:rPr>
         <w:t xml:space="preserve">la compañía aseguradora </w:t>
       </w:r>
@@ -3393,7 +3330,7 @@
         <w:rPr>
           <w:rFonts w:ascii="Arial Narrow" w:eastAsia="Arial Narrow" w:hAnsi="Arial Narrow" w:cs="Arial Narrow"/>
           <w:kern w:val="0"/>
-          <ns2:ligatures ns2:val="none"/>
+          <w14:ligatures w14:val="none"/>
         </w:rPr>
         <w:t xml:space="preserve">habría </w:t>
       </w:r>
@@ -3401,7 +3338,7 @@
         <w:rPr>
           <w:rFonts w:ascii="Arial Narrow" w:eastAsia="Arial Narrow" w:hAnsi="Arial Narrow" w:cs="Arial Narrow"/>
           <w:kern w:val="0"/>
-          <ns2:ligatures ns2:val="none"/>
+          <w14:ligatures w14:val="none"/>
         </w:rPr>
         <w:t>designado indebidamente</w:t>
       </w:r>
@@ -3409,7 +3346,7 @@
         <w:rPr>
           <w:rFonts w:ascii="Arial Narrow" w:eastAsia="Arial Narrow" w:hAnsi="Arial Narrow" w:cs="Arial Narrow"/>
           <w:kern w:val="0"/>
-          <ns2:ligatures ns2:val="none"/>
+          <w14:ligatures w14:val="none"/>
         </w:rPr>
         <w:t xml:space="preserve"> </w:t>
       </w:r>
@@ -3417,7 +3354,7 @@
         <w:rPr>
           <w:rFonts w:ascii="Arial Narrow" w:eastAsia="Arial Narrow" w:hAnsi="Arial Narrow" w:cs="Arial Narrow"/>
           <w:kern w:val="0"/>
-          <ns2:ligatures ns2:val="none"/>
+          <w14:ligatures w14:val="none"/>
         </w:rPr>
         <w:t xml:space="preserve">a un ajustador del siniestro, pese a </w:t>
       </w:r>
@@ -3425,7 +3362,7 @@
         <w:rPr>
           <w:rFonts w:ascii="Arial Narrow" w:eastAsia="Arial Narrow" w:hAnsi="Arial Narrow" w:cs="Arial Narrow"/>
           <w:kern w:val="0"/>
-          <ns2:ligatures ns2:val="none"/>
+          <w14:ligatures w14:val="none"/>
         </w:rPr>
         <w:t xml:space="preserve">que </w:t>
       </w:r>
@@ -3433,7 +3370,7 @@
         <w:rPr>
           <w:rFonts w:ascii="Arial Narrow" w:eastAsia="Arial Narrow" w:hAnsi="Arial Narrow" w:cs="Arial Narrow"/>
           <w:kern w:val="0"/>
-          <ns2:ligatures ns2:val="none"/>
+          <w14:ligatures w14:val="none"/>
         </w:rPr>
         <w:t xml:space="preserve">no se requiere designar un ajustador por montos inferiores a los US$ 10 000,00 </w:t>
       </w:r>
@@ -3441,7 +3378,7 @@
         <w:rPr>
           <w:rFonts w:ascii="Arial Narrow" w:eastAsia="Arial Narrow" w:hAnsi="Arial Narrow" w:cs="Arial Narrow"/>
           <w:kern w:val="0"/>
-          <ns2:ligatures ns2:val="none"/>
+          <w14:ligatures w14:val="none"/>
         </w:rPr>
         <w:lastRenderedPageBreak/>
         <w:t>del siniestro</w:t>
@@ -3450,7 +3387,7 @@
         <w:rPr>
           <w:rFonts w:ascii="Arial Narrow" w:eastAsia="Arial Narrow" w:hAnsi="Arial Narrow" w:cs="Arial Narrow"/>
           <w:kern w:val="0"/>
-          <ns2:ligatures ns2:val="none"/>
+          <w14:ligatures w14:val="none"/>
         </w:rPr>
         <w:t>; involucraría una presunta afectación a sus expectativas, quien no habría encontrado una correspondencia entre lo que esperaba recibir de parte del proveedor y lo que realmente recibió. Por consiguiente, corresponde calificar el hecho materia de denuncia como una presunta infracción al deber de idoneidad, tipificado en los artículos 18 y 19 del Código</w:t>
       </w:r>
@@ -3458,23 +3395,23 @@
         <w:rPr>
           <w:rFonts w:ascii="Arial Narrow" w:eastAsia="Arial Narrow" w:hAnsi="Arial Narrow" w:cs="Arial Narrow"/>
           <w:kern w:val="0"/>
-          <ns2:ligatures ns2:val="none"/>
+          <w14:ligatures w14:val="none"/>
         </w:rPr>
         <w:t>.</w:t>
       </w:r>
     </w:p>
-    <w:p ns2:paraId="5A1598D5" ns2:textId="77777777">
-      <w:pPr>
-        <w:spacing w:after="0" w:line="240" w:lineRule="auto"/>
-        <w:jc w:val="both"/>
-        <w:rPr>
-          <w:rFonts w:ascii="Arial Narrow" w:eastAsia="Arial Narrow" w:hAnsi="Arial Narrow" w:cs="Arial Narrow"/>
-          <w:kern w:val="0"/>
-          <ns2:ligatures ns2:val="none"/>
-        </w:rPr>
-      </w:pPr>
-    </w:p>
-    <w:p ns2:paraId="4D76A359" ns2:textId="4FE5E0F2">
+    <w:p>
+      <w:pPr>
+        <w:spacing w:after="0" w:line="240" w:lineRule="auto"/>
+        <w:jc w:val="both"/>
+        <w:rPr>
+          <w:rFonts w:ascii="Arial Narrow" w:eastAsia="Arial Narrow" w:hAnsi="Arial Narrow" w:cs="Arial Narrow"/>
+          <w:kern w:val="0"/>
+          <w14:ligatures w14:val="none"/>
+        </w:rPr>
+      </w:pPr>
+    </w:p>
+    <w:p>
       <w:pPr>
         <w:pStyle w:val="Prrafodelista"/>
         <w:numPr>
@@ -3487,14 +3424,14 @@
         <w:rPr>
           <w:rFonts w:ascii="Arial Narrow" w:eastAsia="Arial Narrow" w:hAnsi="Arial Narrow" w:cs="Arial Narrow"/>
           <w:kern w:val="0"/>
-          <ns2:ligatures ns2:val="none"/>
-        </w:rPr>
-      </w:pPr>
-      <w:r>
-        <w:rPr>
-          <w:rFonts w:ascii="Arial Narrow" w:eastAsia="Arial Narrow" w:hAnsi="Arial Narrow" w:cs="Arial Narrow"/>
-          <w:kern w:val="0"/>
-          <ns2:ligatures ns2:val="none"/>
+          <w14:ligatures w14:val="none"/>
+        </w:rPr>
+      </w:pPr>
+      <w:r>
+        <w:rPr>
+          <w:rFonts w:ascii="Arial Narrow" w:eastAsia="Arial Narrow" w:hAnsi="Arial Narrow" w:cs="Arial Narrow"/>
+          <w:kern w:val="0"/>
+          <w14:ligatures w14:val="none"/>
         </w:rPr>
         <w:t xml:space="preserve">Así también, </w:t>
       </w:r>
@@ -3502,7 +3439,7 @@
         <w:rPr>
           <w:rFonts w:ascii="Arial Narrow" w:eastAsia="Arial Narrow" w:hAnsi="Arial Narrow" w:cs="Arial Narrow"/>
           <w:kern w:val="0"/>
-          <ns2:ligatures ns2:val="none"/>
+          <w14:ligatures w14:val="none"/>
         </w:rPr>
         <w:t xml:space="preserve">la Secretaría Técnica, en ejercicio de sus facultades, considera que el hecho denunciado, consistente en que </w:t>
       </w:r>
@@ -3510,7 +3447,7 @@
         <w:rPr>
           <w:rFonts w:ascii="Arial Narrow" w:eastAsia="Arial Narrow" w:hAnsi="Arial Narrow" w:cs="Arial Narrow"/>
           <w:kern w:val="0"/>
-          <ns2:ligatures ns2:val="none"/>
+          <w14:ligatures w14:val="none"/>
         </w:rPr>
         <w:t>la compañía aseguradora</w:t>
       </w:r>
@@ -3518,7 +3455,7 @@
         <w:rPr>
           <w:rFonts w:ascii="Arial Narrow" w:eastAsia="Arial Narrow" w:hAnsi="Arial Narrow" w:cs="Arial Narrow"/>
           <w:kern w:val="0"/>
-          <ns2:ligatures ns2:val="none"/>
+          <w14:ligatures w14:val="none"/>
         </w:rPr>
         <w:t xml:space="preserve"> </w:t>
       </w:r>
@@ -3526,7 +3463,7 @@
         <w:rPr>
           <w:rFonts w:ascii="Arial Narrow" w:eastAsia="Arial Narrow" w:hAnsi="Arial Narrow" w:cs="Arial Narrow"/>
           <w:kern w:val="0"/>
-          <ns2:ligatures ns2:val="none"/>
+          <w14:ligatures w14:val="none"/>
         </w:rPr>
         <w:t>no</w:t>
       </w:r>
@@ -3534,7 +3471,7 @@
         <w:rPr>
           <w:rFonts w:ascii="Arial Narrow" w:eastAsia="Arial Narrow" w:hAnsi="Arial Narrow" w:cs="Arial Narrow"/>
           <w:kern w:val="0"/>
-          <ns2:ligatures ns2:val="none"/>
+          <w14:ligatures w14:val="none"/>
         </w:rPr>
         <w:t xml:space="preserve"> </w:t>
       </w:r>
@@ -3542,7 +3479,7 @@
         <w:rPr>
           <w:rFonts w:ascii="Arial Narrow" w:eastAsia="Arial Narrow" w:hAnsi="Arial Narrow" w:cs="Arial Narrow"/>
           <w:kern w:val="0"/>
-          <ns2:ligatures ns2:val="none"/>
+          <w14:ligatures w14:val="none"/>
         </w:rPr>
         <w:t xml:space="preserve">habría </w:t>
       </w:r>
@@ -3550,7 +3487,7 @@
         <w:rPr>
           <w:rFonts w:ascii="Arial Narrow" w:eastAsia="Arial Narrow" w:hAnsi="Arial Narrow" w:cs="Arial Narrow"/>
           <w:kern w:val="0"/>
-          <ns2:ligatures ns2:val="none"/>
+          <w14:ligatures w14:val="none"/>
         </w:rPr>
         <w:t>cumplido</w:t>
       </w:r>
@@ -3558,7 +3495,7 @@
         <w:rPr>
           <w:rFonts w:ascii="Arial Narrow" w:eastAsia="Arial Narrow" w:hAnsi="Arial Narrow" w:cs="Arial Narrow"/>
           <w:kern w:val="0"/>
-          <ns2:ligatures ns2:val="none"/>
+          <w14:ligatures w14:val="none"/>
         </w:rPr>
         <w:t xml:space="preserve"> con designar a un ajustador </w:t>
       </w:r>
@@ -3566,7 +3503,7 @@
         <w:rPr>
           <w:rFonts w:ascii="Arial Narrow" w:eastAsia="Arial Narrow" w:hAnsi="Arial Narrow" w:cs="Arial Narrow"/>
           <w:kern w:val="0"/>
-          <ns2:ligatures ns2:val="none"/>
+          <w14:ligatures w14:val="none"/>
         </w:rPr>
         <w:t>de manera oportuna</w:t>
       </w:r>
@@ -3574,7 +3511,7 @@
         <w:rPr>
           <w:rFonts w:ascii="Arial Narrow" w:eastAsia="Arial Narrow" w:hAnsi="Arial Narrow" w:cs="Arial Narrow"/>
           <w:kern w:val="0"/>
-          <ns2:ligatures ns2:val="none"/>
+          <w14:ligatures w14:val="none"/>
         </w:rPr>
         <w:t>, pese a</w:t>
       </w:r>
@@ -3582,7 +3519,7 @@
         <w:rPr>
           <w:rFonts w:ascii="Arial Narrow" w:eastAsia="Arial Narrow" w:hAnsi="Arial Narrow" w:cs="Arial Narrow"/>
           <w:kern w:val="0"/>
-          <ns2:ligatures ns2:val="none"/>
+          <w14:ligatures w14:val="none"/>
         </w:rPr>
         <w:t xml:space="preserve"> que la póliza </w:t>
       </w:r>
@@ -3590,7 +3527,7 @@
         <w:rPr>
           <w:rFonts w:ascii="Arial Narrow" w:eastAsia="Arial Narrow" w:hAnsi="Arial Narrow" w:cs="Arial Narrow"/>
           <w:kern w:val="0"/>
-          <ns2:ligatures ns2:val="none"/>
+          <w14:ligatures w14:val="none"/>
         </w:rPr>
         <w:t>establecía</w:t>
       </w:r>
@@ -3598,7 +3535,7 @@
         <w:rPr>
           <w:rFonts w:ascii="Arial Narrow" w:eastAsia="Arial Narrow" w:hAnsi="Arial Narrow" w:cs="Arial Narrow"/>
           <w:kern w:val="0"/>
-          <ns2:ligatures ns2:val="none"/>
+          <w14:ligatures w14:val="none"/>
         </w:rPr>
         <w:t xml:space="preserve"> un plazo de hasta de 3 días calendario</w:t>
       </w:r>
@@ -3606,7 +3543,7 @@
         <w:rPr>
           <w:rFonts w:ascii="Arial Narrow" w:eastAsia="Arial Narrow" w:hAnsi="Arial Narrow" w:cs="Arial Narrow"/>
           <w:kern w:val="0"/>
-          <ns2:ligatures ns2:val="none"/>
+          <w14:ligatures w14:val="none"/>
         </w:rPr>
         <w:t xml:space="preserve"> </w:t>
       </w:r>
@@ -3614,7 +3551,7 @@
         <w:rPr>
           <w:rFonts w:ascii="Arial Narrow" w:eastAsia="Arial Narrow" w:hAnsi="Arial Narrow" w:cs="Arial Narrow"/>
           <w:kern w:val="0"/>
-          <ns2:ligatures ns2:val="none"/>
+          <w14:ligatures w14:val="none"/>
         </w:rPr>
         <w:t>para la designación del ajustador</w:t>
       </w:r>
@@ -3622,7 +3559,7 @@
         <w:rPr>
           <w:rFonts w:ascii="Arial Narrow" w:eastAsia="Arial Narrow" w:hAnsi="Arial Narrow" w:cs="Arial Narrow"/>
           <w:kern w:val="0"/>
-          <ns2:ligatures ns2:val="none"/>
+          <w14:ligatures w14:val="none"/>
         </w:rPr>
         <w:t>; involucraría una presunta afectación a sus expectativas, quien no habría encontrado una correspondencia entre lo que esperaba recibir de parte del proveedor y lo que realmente recibió. Por consiguiente, corresponde calificar el hecho materia de denuncia como una presunta infracción al deber de idoneidad, tipificado en los artículos 18 y 19 del Código</w:t>
       </w:r>
@@ -3630,12 +3567,12 @@
         <w:rPr>
           <w:rFonts w:ascii="Arial Narrow" w:eastAsia="Arial Narrow" w:hAnsi="Arial Narrow" w:cs="Arial Narrow"/>
           <w:kern w:val="0"/>
-          <ns2:ligatures ns2:val="none"/>
+          <w14:ligatures w14:val="none"/>
         </w:rPr>
         <w:t>.</w:t>
       </w:r>
     </w:p>
-    <w:p ns2:paraId="5B656F43" ns2:textId="77777777">
+    <w:p>
       <w:pPr>
         <w:pStyle w:val="Prrafodelista"/>
         <w:spacing w:after="0" w:line="240" w:lineRule="auto"/>
@@ -3644,11 +3581,11 @@
         <w:rPr>
           <w:rFonts w:ascii="Arial Narrow" w:eastAsia="Arial Narrow" w:hAnsi="Arial Narrow" w:cs="Arial Narrow"/>
           <w:kern w:val="0"/>
-          <ns2:ligatures ns2:val="none"/>
-        </w:rPr>
-      </w:pPr>
-    </w:p>
-    <w:p ns2:paraId="4F1E88E9" ns2:textId="4FFC67BA">
+          <w14:ligatures w14:val="none"/>
+        </w:rPr>
+      </w:pPr>
+    </w:p>
+    <w:p>
       <w:pPr>
         <w:pStyle w:val="Prrafodelista"/>
         <w:numPr>
@@ -3661,14 +3598,14 @@
         <w:rPr>
           <w:rFonts w:ascii="Arial Narrow" w:eastAsia="Arial Narrow" w:hAnsi="Arial Narrow" w:cs="Arial Narrow"/>
           <w:kern w:val="0"/>
-          <ns2:ligatures ns2:val="none"/>
-        </w:rPr>
-      </w:pPr>
-      <w:r>
-        <w:rPr>
-          <w:rFonts w:ascii="Arial Narrow" w:eastAsia="Arial Narrow" w:hAnsi="Arial Narrow" w:cs="Arial Narrow"/>
-          <w:kern w:val="0"/>
-          <ns2:ligatures ns2:val="none"/>
+          <w14:ligatures w14:val="none"/>
+        </w:rPr>
+      </w:pPr>
+      <w:r>
+        <w:rPr>
+          <w:rFonts w:ascii="Arial Narrow" w:eastAsia="Arial Narrow" w:hAnsi="Arial Narrow" w:cs="Arial Narrow"/>
+          <w:kern w:val="0"/>
+          <w14:ligatures w14:val="none"/>
         </w:rPr>
         <w:t xml:space="preserve">Además, </w:t>
       </w:r>
@@ -3676,7 +3613,7 @@
         <w:rPr>
           <w:rFonts w:ascii="Arial Narrow" w:eastAsia="Arial Narrow" w:hAnsi="Arial Narrow" w:cs="Arial Narrow"/>
           <w:kern w:val="0"/>
-          <ns2:ligatures ns2:val="none"/>
+          <w14:ligatures w14:val="none"/>
         </w:rPr>
         <w:t xml:space="preserve">la Secretaría Técnica, en ejercicio de sus facultades, considera que el hecho denunciado, consistente en que </w:t>
       </w:r>
@@ -3684,7 +3621,7 @@
         <w:rPr>
           <w:rFonts w:ascii="Arial Narrow" w:eastAsia="Arial Narrow" w:hAnsi="Arial Narrow" w:cs="Arial Narrow"/>
           <w:kern w:val="0"/>
-          <ns2:ligatures ns2:val="none"/>
+          <w14:ligatures w14:val="none"/>
         </w:rPr>
         <w:t xml:space="preserve">la compañía </w:t>
       </w:r>
@@ -3692,7 +3629,7 @@
         <w:rPr>
           <w:rFonts w:ascii="Arial Narrow" w:eastAsia="Arial Narrow" w:hAnsi="Arial Narrow" w:cs="Arial Narrow"/>
           <w:kern w:val="0"/>
-          <ns2:ligatures ns2:val="none"/>
+          <w14:ligatures w14:val="none"/>
         </w:rPr>
         <w:t>aseguradora habría incumplido con otorgar a la parte denunciante la cobertura del Seguro Hogar </w:t>
       </w:r>
@@ -3702,7 +3639,7 @@
           <w:color w:val="000000"/>
           <w:kern w:val="0"/>
           <w:lang w:val="es-ES" w:eastAsia="es-ES"/>
-          <ns2:ligatures ns2:val="none"/>
+          <w14:ligatures w14:val="none"/>
         </w:rPr>
         <w:t xml:space="preserve"> 2007002516 </w:t>
       </w:r>
@@ -3710,7 +3647,7 @@
         <w:rPr>
           <w:rFonts w:ascii="Arial Narrow" w:eastAsia="Arial Narrow" w:hAnsi="Arial Narrow" w:cs="Arial Narrow"/>
           <w:kern w:val="0"/>
-          <ns2:ligatures ns2:val="none"/>
+          <w14:ligatures w14:val="none"/>
         </w:rPr>
         <w:t>dentro del plazo establecido en la póliza, dado que excedió los 30 días calendarios de registrado el siniestro</w:t>
       </w:r>
@@ -3718,7 +3655,7 @@
         <w:rPr>
           <w:rFonts w:ascii="Arial Narrow" w:eastAsia="Arial Narrow" w:hAnsi="Arial Narrow" w:cs="Arial Narrow"/>
           <w:kern w:val="0"/>
-          <ns2:ligatures ns2:val="none"/>
+          <w14:ligatures w14:val="none"/>
         </w:rPr>
         <w:t>; involucraría una presunta afectación a sus expectativas, quien no habría encontrado una correspondencia entre lo que esperaba recibir de parte del proveedor y lo que realmente recibió. Por consiguiente, corresponde calificar el hecho materia de denuncia como una presunta infracción al deber de idoneidad, tipificado en los artículos 18 y 19 del Código</w:t>
       </w:r>
@@ -3726,23 +3663,23 @@
         <w:rPr>
           <w:rFonts w:ascii="Arial Narrow" w:eastAsia="Arial Narrow" w:hAnsi="Arial Narrow" w:cs="Arial Narrow"/>
           <w:kern w:val="0"/>
-          <ns2:ligatures ns2:val="none"/>
+          <w14:ligatures w14:val="none"/>
         </w:rPr>
         <w:t>.</w:t>
       </w:r>
     </w:p>
-    <w:p ns2:paraId="0198AD34" ns2:textId="77777777">
-      <w:pPr>
-        <w:spacing w:after="0" w:line="240" w:lineRule="auto"/>
-        <w:jc w:val="both"/>
-        <w:rPr>
-          <w:rFonts w:ascii="Arial Narrow" w:eastAsia="Arial Narrow" w:hAnsi="Arial Narrow" w:cs="Arial Narrow"/>
-          <w:kern w:val="0"/>
-          <ns2:ligatures ns2:val="none"/>
-        </w:rPr>
-      </w:pPr>
-    </w:p>
-    <w:p ns2:paraId="53370C61" ns2:textId="1B55B3A6">
+    <w:p>
+      <w:pPr>
+        <w:spacing w:after="0" w:line="240" w:lineRule="auto"/>
+        <w:jc w:val="both"/>
+        <w:rPr>
+          <w:rFonts w:ascii="Arial Narrow" w:eastAsia="Arial Narrow" w:hAnsi="Arial Narrow" w:cs="Arial Narrow"/>
+          <w:kern w:val="0"/>
+          <w14:ligatures w14:val="none"/>
+        </w:rPr>
+      </w:pPr>
+    </w:p>
+    <w:p>
       <w:pPr>
         <w:pStyle w:val="Prrafodelista"/>
         <w:numPr>
@@ -3756,7 +3693,7 @@
           <w:rFonts w:ascii="Arial Narrow" w:eastAsia="Calibri" w:hAnsi="Arial Narrow" w:cs="Arial Narrow"/>
           <w:kern w:val="0"/>
           <w:lang w:eastAsia="es-PE"/>
-          <ns2:ligatures ns2:val="none"/>
+          <w14:ligatures w14:val="none"/>
         </w:rPr>
       </w:pPr>
       <w:r>
@@ -3765,7 +3702,7 @@
           <w:color w:val="000000"/>
           <w:kern w:val="0"/>
           <w:lang w:eastAsia="es-PE"/>
-          <ns2:ligatures ns2:val="none"/>
+          <w14:ligatures w14:val="none"/>
         </w:rPr>
         <w:t>En tanto la denuncia reúne los requisitos establecidos por la norma citada, corresponde admitirla a trámite</w:t>
       </w:r>
@@ -3775,7 +3712,7 @@
           <w:rFonts w:ascii="Arial Narrow" w:eastAsia="Arial Narrow" w:hAnsi="Arial Narrow" w:cs="Arial Narrow"/>
           <w:kern w:val="0"/>
           <w:vertAlign w:val="superscript"/>
-          <ns2:ligatures ns2:val="none"/>
+          <w14:ligatures w14:val="none"/>
         </w:rPr>
         <w:footnoteReference w:id="4"/>
       </w:r>
@@ -3785,12 +3722,12 @@
           <w:color w:val="000000"/>
           <w:kern w:val="0"/>
           <w:lang w:eastAsia="es-PE"/>
-          <ns2:ligatures ns2:val="none"/>
+          <w14:ligatures w14:val="none"/>
         </w:rPr>
         <w:t>.</w:t>
       </w:r>
     </w:p>
-    <w:p ns2:paraId="01E2C693" ns2:textId="77777777">
+    <w:p>
       <w:pPr>
         <w:spacing w:after="0" w:line="240" w:lineRule="auto"/>
         <w:ind w:left="567"/>
@@ -3801,11 +3738,11 @@
           <w:color w:val="000000"/>
           <w:kern w:val="0"/>
           <w:lang w:eastAsia="es-PE"/>
-          <ns2:ligatures ns2:val="none"/>
-        </w:rPr>
-      </w:pPr>
-    </w:p>
-    <w:p ns2:paraId="73E8A701" ns2:textId="77777777">
+          <w14:ligatures w14:val="none"/>
+        </w:rPr>
+      </w:pPr>
+    </w:p>
+    <w:p>
       <w:pPr>
         <w:pStyle w:val="Prrafodelista"/>
         <w:numPr>
@@ -3825,22 +3762,22 @@
           <w:color w:val="000000"/>
           <w:kern w:val="0"/>
           <w:lang w:eastAsia="es-PE"/>
-          <ns2:ligatures ns2:val="none"/>
-        </w:rPr>
-      </w:pPr>
-      <w:r>
-        <w:rPr>
-          <w:rFonts w:ascii="Arial Narrow" w:eastAsia="Arial Narrow" w:hAnsi="Arial Narrow" w:cs="Arial Narrow"/>
-          <w:b/>
-          <w:color w:val="000000"/>
-          <w:kern w:val="0"/>
-          <w:lang w:eastAsia="es-PE"/>
-          <ns2:ligatures ns2:val="none"/>
+          <w14:ligatures w14:val="none"/>
+        </w:rPr>
+      </w:pPr>
+      <w:r>
+        <w:rPr>
+          <w:rFonts w:ascii="Arial Narrow" w:eastAsia="Arial Narrow" w:hAnsi="Arial Narrow" w:cs="Arial Narrow"/>
+          <w:b/>
+          <w:color w:val="000000"/>
+          <w:kern w:val="0"/>
+          <w:lang w:eastAsia="es-PE"/>
+          <w14:ligatures w14:val="none"/>
         </w:rPr>
         <w:t>REQUERIMIENTO DE INFORMACION</w:t>
       </w:r>
     </w:p>
-    <w:p ns2:paraId="3F5BB4A5" ns2:textId="77777777">
+    <w:p>
       <w:pPr>
         <w:spacing w:after="0" w:line="240" w:lineRule="auto"/>
         <w:jc w:val="both"/>
@@ -3849,11 +3786,11 @@
           <w:color w:val="000000"/>
           <w:kern w:val="0"/>
           <w:lang w:val="es-ES" w:eastAsia="es-ES"/>
-          <ns2:ligatures ns2:val="none"/>
-        </w:rPr>
-      </w:pPr>
-    </w:p>
-    <w:p ns2:paraId="3C2E0245" ns2:textId="44B7C600">
+          <w14:ligatures w14:val="none"/>
+        </w:rPr>
+      </w:pPr>
+    </w:p>
+    <w:p>
       <w:pPr>
         <w:pStyle w:val="Prrafodelista"/>
         <w:numPr>
@@ -3868,7 +3805,7 @@
           <w:color w:val="000000"/>
           <w:kern w:val="0"/>
           <w:lang w:val="es-ES" w:eastAsia="es-ES"/>
-          <ns2:ligatures ns2:val="none"/>
+          <w14:ligatures w14:val="none"/>
         </w:rPr>
       </w:pPr>
       <w:r>
@@ -3877,7 +3814,7 @@
           <w:color w:val="000000"/>
           <w:kern w:val="0"/>
           <w:lang w:val="es-ES" w:eastAsia="es-ES"/>
-          <ns2:ligatures ns2:val="none"/>
+          <w14:ligatures w14:val="none"/>
         </w:rPr>
         <w:t xml:space="preserve">A efectos de tener mayores elementos que sirvan para la resolución definitiva del presente caso, la Secretaría Técnica, en ejercicio de las facultades que la ley le confiere, conviene requerir al proveedor denunciado que, en un plazo no </w:t>
       </w:r>
@@ -3887,7 +3824,7 @@
           <w:color w:val="000000"/>
           <w:kern w:val="0"/>
           <w:lang w:val="es-ES" w:eastAsia="es-ES"/>
-          <ns2:ligatures ns2:val="none"/>
+          <w14:ligatures w14:val="none"/>
         </w:rPr>
         <w:t xml:space="preserve">mayor de cinco (5) días hábiles contado a partir del día siguiente de la notificación de la presente resolución, cumpla con lo siguiente: (i) presentar una copia completa, legible y debidamente suscrita de la Póliza </w:t>
       </w:r>
@@ -3897,7 +3834,7 @@
           <w:color w:val="000000"/>
           <w:kern w:val="0"/>
           <w:lang w:val="es-ES" w:eastAsia="es-ES"/>
-          <ns2:ligatures ns2:val="none"/>
+          <w14:ligatures w14:val="none"/>
         </w:rPr>
         <w:t xml:space="preserve">2007002516 </w:t>
       </w:r>
@@ -3907,7 +3844,7 @@
           <w:color w:val="000000"/>
           <w:kern w:val="0"/>
           <w:lang w:val="es-ES" w:eastAsia="es-ES"/>
-          <ns2:ligatures ns2:val="none"/>
+          <w14:ligatures w14:val="none"/>
         </w:rPr>
         <w:t xml:space="preserve">del Seguro </w:t>
       </w:r>
@@ -3917,7 +3854,7 @@
           <w:color w:val="000000"/>
           <w:kern w:val="0"/>
           <w:lang w:val="es-ES" w:eastAsia="es-ES"/>
-          <ns2:ligatures ns2:val="none"/>
+          <w14:ligatures w14:val="none"/>
         </w:rPr>
         <w:t>Hogar</w:t>
       </w:r>
@@ -3927,7 +3864,7 @@
           <w:color w:val="000000"/>
           <w:kern w:val="0"/>
           <w:lang w:val="es-ES" w:eastAsia="es-ES"/>
-          <ns2:ligatures ns2:val="none"/>
+          <w14:ligatures w14:val="none"/>
         </w:rPr>
         <w:t>, así como el cargo de remisión de la póliza; (</w:t>
       </w:r>
@@ -3938,7 +3875,7 @@
           <w:color w:val="000000"/>
           <w:kern w:val="0"/>
           <w:lang w:val="es-ES" w:eastAsia="es-ES"/>
-          <ns2:ligatures ns2:val="none"/>
+          <w14:ligatures w14:val="none"/>
         </w:rPr>
         <w:t>ii</w:t>
       </w:r>
@@ -3949,7 +3886,7 @@
           <w:color w:val="000000"/>
           <w:kern w:val="0"/>
           <w:lang w:val="es-ES" w:eastAsia="es-ES"/>
-          <ns2:ligatures ns2:val="none"/>
+          <w14:ligatures w14:val="none"/>
         </w:rPr>
         <w:t xml:space="preserve">) presentar los medios probatorios que acrediten el valor a indemnizar del </w:t>
       </w:r>
@@ -3959,7 +3896,7 @@
           <w:color w:val="000000"/>
           <w:kern w:val="0"/>
           <w:lang w:val="es-ES" w:eastAsia="es-ES"/>
-          <ns2:ligatures ns2:val="none"/>
+          <w14:ligatures w14:val="none"/>
         </w:rPr>
         <w:t>hurto</w:t>
       </w:r>
@@ -3969,7 +3906,7 @@
           <w:color w:val="000000"/>
           <w:kern w:val="0"/>
           <w:lang w:val="es-ES" w:eastAsia="es-ES"/>
-          <ns2:ligatures ns2:val="none"/>
+          <w14:ligatures w14:val="none"/>
         </w:rPr>
         <w:t xml:space="preserve"> de los bienes</w:t>
       </w:r>
@@ -3979,7 +3916,7 @@
           <w:color w:val="000000"/>
           <w:kern w:val="0"/>
           <w:lang w:val="es-ES" w:eastAsia="es-ES"/>
-          <ns2:ligatures ns2:val="none"/>
+          <w14:ligatures w14:val="none"/>
         </w:rPr>
         <w:t xml:space="preserve"> de acuerdo a los términos y condiciones de la póliza; y, (</w:t>
       </w:r>
@@ -3990,7 +3927,7 @@
           <w:color w:val="000000"/>
           <w:kern w:val="0"/>
           <w:lang w:val="es-ES" w:eastAsia="es-ES"/>
-          <ns2:ligatures ns2:val="none"/>
+          <w14:ligatures w14:val="none"/>
         </w:rPr>
         <w:t>iii</w:t>
       </w:r>
@@ -4001,7 +3938,7 @@
           <w:color w:val="000000"/>
           <w:kern w:val="0"/>
           <w:lang w:val="es-ES" w:eastAsia="es-ES"/>
-          <ns2:ligatures ns2:val="none"/>
+          <w14:ligatures w14:val="none"/>
         </w:rPr>
         <w:t>) presentar todas las comunicaciones cursadas con el denunciante en virtud del hecho materia de denuncia</w:t>
       </w:r>
@@ -4011,7 +3948,7 @@
           <w:color w:val="000000"/>
           <w:kern w:val="0"/>
           <w:lang w:val="es-ES" w:eastAsia="es-ES"/>
-          <ns2:ligatures ns2:val="none"/>
+          <w14:ligatures w14:val="none"/>
         </w:rPr>
         <w:t>.</w:t>
       </w:r>
@@ -4021,12 +3958,12 @@
           <w:color w:val="000000"/>
           <w:kern w:val="0"/>
           <w:lang w:eastAsia="es-ES"/>
-          <ns2:ligatures ns2:val="none"/>
+          <w14:ligatures w14:val="none"/>
         </w:rPr>
         <w:t xml:space="preserve"> </w:t>
       </w:r>
     </w:p>
-    <w:p ns2:paraId="4C19F339" ns2:textId="77777777">
+    <w:p>
       <w:pPr>
         <w:pStyle w:val="Prrafodelista"/>
         <w:spacing w:after="0" w:line="240" w:lineRule="auto"/>
@@ -4037,11 +3974,11 @@
           <w:color w:val="000000"/>
           <w:kern w:val="0"/>
           <w:lang w:val="es-ES" w:eastAsia="es-ES"/>
-          <ns2:ligatures ns2:val="none"/>
-        </w:rPr>
-      </w:pPr>
-    </w:p>
-    <w:p ns2:paraId="1A94A99A" ns2:textId="77777777">
+          <w14:ligatures w14:val="none"/>
+        </w:rPr>
+      </w:pPr>
+    </w:p>
+    <w:p>
       <w:pPr>
         <w:pStyle w:val="Prrafodelista"/>
         <w:numPr>
@@ -4061,36 +3998,36 @@
           <w:color w:val="000000"/>
           <w:kern w:val="0"/>
           <w:lang w:eastAsia="es-PE"/>
-          <ns2:ligatures ns2:val="none"/>
-        </w:rPr>
-      </w:pPr>
-      <w:r>
-        <w:rPr>
-          <w:rFonts w:ascii="Arial Narrow" w:eastAsia="Arial Narrow" w:hAnsi="Arial Narrow" w:cs="Arial Narrow"/>
-          <w:b/>
-          <w:color w:val="000000"/>
-          <w:kern w:val="0"/>
-          <w:lang w:eastAsia="es-PE"/>
-          <ns2:ligatures ns2:val="none"/>
+          <w14:ligatures w14:val="none"/>
+        </w:rPr>
+      </w:pPr>
+      <w:r>
+        <w:rPr>
+          <w:rFonts w:ascii="Arial Narrow" w:eastAsia="Arial Narrow" w:hAnsi="Arial Narrow" w:cs="Arial Narrow"/>
+          <w:b/>
+          <w:color w:val="000000"/>
+          <w:kern w:val="0"/>
+          <w:lang w:eastAsia="es-PE"/>
+          <w14:ligatures w14:val="none"/>
         </w:rPr>
         <w:t xml:space="preserve">RESOLUCIÓN DE LA SECRETARÍA TÉCNICA </w:t>
       </w:r>
     </w:p>
-    <w:p ns2:paraId="543B2EE5" ns2:textId="77777777">
-      <w:pPr>
-        <w:spacing w:after="0" w:line="240" w:lineRule="auto"/>
-        <w:jc w:val="both"/>
-        <w:rPr>
-          <w:rFonts w:ascii="Arial Narrow" w:eastAsia="Arial Narrow" w:hAnsi="Arial Narrow" w:cs="Arial Narrow"/>
-          <w:b/>
-          <w:color w:val="000000"/>
-          <w:kern w:val="0"/>
-          <w:lang w:eastAsia="es-PE"/>
-          <ns2:ligatures ns2:val="none"/>
-        </w:rPr>
-      </w:pPr>
-    </w:p>
-    <w:p ns2:paraId="3EB1ED9C" ns2:textId="77777777">
+    <w:p>
+      <w:pPr>
+        <w:spacing w:after="0" w:line="240" w:lineRule="auto"/>
+        <w:jc w:val="both"/>
+        <w:rPr>
+          <w:rFonts w:ascii="Arial Narrow" w:eastAsia="Arial Narrow" w:hAnsi="Arial Narrow" w:cs="Arial Narrow"/>
+          <w:b/>
+          <w:color w:val="000000"/>
+          <w:kern w:val="0"/>
+          <w:lang w:eastAsia="es-PE"/>
+          <w14:ligatures w14:val="none"/>
+        </w:rPr>
+      </w:pPr>
+    </w:p>
+    <w:p>
       <w:pPr>
         <w:spacing w:line="240" w:lineRule="auto"/>
         <w:jc w:val="both"/>
@@ -4106,7 +4043,7 @@
           <w:color w:val="000000"/>
           <w:kern w:val="0"/>
           <w:lang w:eastAsia="es-PE"/>
-          <ns2:ligatures ns2:val="none"/>
+          <w14:ligatures w14:val="none"/>
         </w:rPr>
         <w:t xml:space="preserve">PRIMERO: admitir a trámite la denuncia del 31 de marzo de 2025 interpuesta por el señor [DENUNCIANTE] contra Pacífico compañía de Seguros y Reaseguros S.A por lo siguiente:</w:t>
       </w:r>
@@ -4117,7 +4054,7 @@
           <w:kern w:val="0"/>
           <w:shd w:val="clear" w:color="auto" w:fill="FFFFFF"/>
           <w:lang w:eastAsia="es-PE"/>
-          <ns2:ligatures ns2:val="none"/>
+          <w14:ligatures w14:val="none"/>
         </w:rPr>
         <w:t xml:space="preserve"/>
       </w:r>
@@ -4128,7 +4065,7 @@
           <w:kern w:val="0"/>
           <w:shd w:val="clear" w:color="auto" w:fill="FFFFFF"/>
           <w:lang w:eastAsia="es-PE"/>
-          <ns2:ligatures ns2:val="none"/>
+          <w14:ligatures w14:val="none"/>
         </w:rPr>
         <w:t xml:space="preserve"/>
       </w:r>
@@ -4139,7 +4076,7 @@
           <w:kern w:val="0"/>
           <w:shd w:val="clear" w:color="auto" w:fill="FFFFFF"/>
           <w:lang w:eastAsia="es-PE"/>
-          <ns2:ligatures ns2:val="none"/>
+          <w14:ligatures w14:val="none"/>
         </w:rPr>
         <w:t xml:space="preserve"/>
       </w:r>
@@ -4150,7 +4087,7 @@
           <w:kern w:val="0"/>
           <w:shd w:val="clear" w:color="auto" w:fill="FFFFFF"/>
           <w:lang w:eastAsia="es-PE"/>
-          <ns2:ligatures ns2:val="none"/>
+          <w14:ligatures w14:val="none"/>
         </w:rPr>
         <w:t xml:space="preserve"/>
       </w:r>
@@ -4161,7 +4098,7 @@
           <w:kern w:val="0"/>
           <w:shd w:val="clear" w:color="auto" w:fill="FFFFFF"/>
           <w:lang w:eastAsia="es-PE"/>
-          <ns2:ligatures ns2:val="none"/>
+          <w14:ligatures w14:val="none"/>
         </w:rPr>
         <w:t xml:space="preserve"/>
       </w:r>
@@ -4172,7 +4109,7 @@
           <w:kern w:val="0"/>
           <w:shd w:val="clear" w:color="auto" w:fill="FFFFFF"/>
           <w:lang w:eastAsia="es-PE"/>
-          <ns2:ligatures ns2:val="none"/>
+          <w14:ligatures w14:val="none"/>
         </w:rPr>
         <w:t xml:space="preserve"/>
       </w:r>
@@ -4183,7 +4120,7 @@
           <w:kern w:val="0"/>
           <w:shd w:val="clear" w:color="auto" w:fill="FFFFFF"/>
           <w:lang w:eastAsia="es-PE"/>
-          <ns2:ligatures ns2:val="none"/>
+          <w14:ligatures w14:val="none"/>
         </w:rPr>
         <w:t/>
       </w:r>
@@ -4194,7 +4131,7 @@
           <w:kern w:val="0"/>
           <w:shd w:val="clear" w:color="auto" w:fill="FFFFFF"/>
           <w:lang w:eastAsia="es-PE"/>
-          <ns2:ligatures ns2:val="none"/>
+          <w14:ligatures w14:val="none"/>
         </w:rPr>
         <w:t/>
       </w:r>
@@ -4214,7 +4151,7 @@
         <w:t/>
       </w:r>
     </w:p>
-    <w:p ns2:paraId="2FFF309D" ns2:textId="5F88635A">
+    <w:p>
       <w:pPr>
         <w:pStyle w:val="Prrafodelista"/>
         <w:numPr>
@@ -4238,7 +4175,7 @@
         <w:rPr>
           <w:rFonts w:ascii="Arial Narrow" w:eastAsia="Arial Narrow" w:hAnsi="Arial Narrow" w:cs="Arial Narrow"/>
           <w:kern w:val="0"/>
-          <ns2:ligatures ns2:val="none"/>
+          <w14:ligatures w14:val="none"/>
         </w:rPr>
         <w:t xml:space="preserve">la compañía aseguradora no habría </w:t>
       </w:r>
@@ -4246,12 +4183,12 @@
         <w:rPr>
           <w:rFonts w:ascii="Arial Narrow" w:eastAsia="Arial Narrow" w:hAnsi="Arial Narrow" w:cs="Arial Narrow"/>
           <w:kern w:val="0"/>
-          <ns2:ligatures ns2:val="none"/>
+          <w14:ligatures w14:val="none"/>
         </w:rPr>
         <w:t>podría registrar el robo de sus pertenencias en el aplicativo y página web el 4 y 5 de febrero de 2025, en la medida que el botón de registro estaba deshabilitado.</w:t>
       </w:r>
     </w:p>
-    <w:p ns2:paraId="51562D6F" ns2:textId="2D5C11CF">
+    <w:p>
       <w:pPr>
         <w:pStyle w:val="Prrafodelista"/>
         <w:numPr>
@@ -4284,7 +4221,7 @@
           <w:color w:val="000000"/>
           <w:kern w:val="0"/>
           <w:lang w:val="es-ES" w:eastAsia="es-ES"/>
-          <ns2:ligatures ns2:val="none"/>
+          <w14:ligatures w14:val="none"/>
         </w:rPr>
         <w:t xml:space="preserve">la compañía aseguradora </w:t>
       </w:r>
@@ -4292,7 +4229,7 @@
         <w:rPr>
           <w:rFonts w:ascii="Arial Narrow" w:eastAsia="Arial Narrow" w:hAnsi="Arial Narrow" w:cs="Arial Narrow"/>
           <w:kern w:val="0"/>
-          <ns2:ligatures ns2:val="none"/>
+          <w14:ligatures w14:val="none"/>
         </w:rPr>
         <w:t xml:space="preserve">habría </w:t>
       </w:r>
@@ -4300,7 +4237,7 @@
         <w:rPr>
           <w:rFonts w:ascii="Arial Narrow" w:eastAsia="Arial Narrow" w:hAnsi="Arial Narrow" w:cs="Arial Narrow"/>
           <w:kern w:val="0"/>
-          <ns2:ligatures ns2:val="none"/>
+          <w14:ligatures w14:val="none"/>
         </w:rPr>
         <w:t>exigido al denunciante que designe un ajustador para evaluar el siniestro el 4 de febrero de 2025, pese a que el monto es menor</w:t>
       </w:r>
@@ -4308,7 +4245,7 @@
         <w:rPr>
           <w:rFonts w:ascii="Arial Narrow" w:eastAsia="Arial Narrow" w:hAnsi="Arial Narrow" w:cs="Arial Narrow"/>
           <w:kern w:val="0"/>
-          <ns2:ligatures ns2:val="none"/>
+          <w14:ligatures w14:val="none"/>
         </w:rPr>
         <w:t xml:space="preserve"> a US$ 10 000,00</w:t>
       </w:r>
@@ -4316,12 +4253,12 @@
         <w:rPr>
           <w:rFonts w:ascii="Arial Narrow" w:eastAsia="Arial Narrow" w:hAnsi="Arial Narrow" w:cs="Arial Narrow"/>
           <w:kern w:val="0"/>
-          <ns2:ligatures ns2:val="none"/>
+          <w14:ligatures w14:val="none"/>
         </w:rPr>
         <w:t>.</w:t>
       </w:r>
     </w:p>
-    <w:p ns2:paraId="3D2AA173" ns2:textId="77777777">
+    <w:p>
       <w:pPr>
         <w:pStyle w:val="Prrafodelista"/>
         <w:spacing w:line="240" w:lineRule="auto"/>
@@ -4331,7 +4268,7 @@
         </w:rPr>
       </w:pPr>
     </w:p>
-    <w:p ns2:paraId="42EE3CA6" ns2:textId="1E18C0AE">
+    <w:p>
       <w:pPr>
         <w:pStyle w:val="Prrafodelista"/>
         <w:numPr>
@@ -4355,7 +4292,7 @@
         <w:rPr>
           <w:rFonts w:ascii="Arial Narrow" w:eastAsia="Arial Narrow" w:hAnsi="Arial Narrow" w:cs="Arial Narrow"/>
           <w:kern w:val="0"/>
-          <ns2:ligatures ns2:val="none"/>
+          <w14:ligatures w14:val="none"/>
         </w:rPr>
         <w:t xml:space="preserve">la compañía aseguradora no habría </w:t>
       </w:r>
@@ -4363,7 +4300,7 @@
         <w:rPr>
           <w:rFonts w:ascii="Arial Narrow" w:eastAsia="Arial Narrow" w:hAnsi="Arial Narrow" w:cs="Arial Narrow"/>
           <w:kern w:val="0"/>
-          <ns2:ligatures ns2:val="none"/>
+          <w14:ligatures w14:val="none"/>
         </w:rPr>
         <w:t>tomado las medidas necesarias para que su aplicativo Mi Espacio Pacífico se encuentre activo el 10 de febrero de 2025</w:t>
       </w:r>
@@ -4371,7 +4308,7 @@
         <w:rPr>
           <w:rFonts w:ascii="Arial Narrow" w:eastAsia="Arial Narrow" w:hAnsi="Arial Narrow" w:cs="Arial Narrow"/>
           <w:kern w:val="0"/>
-          <ns2:ligatures ns2:val="none"/>
+          <w14:ligatures w14:val="none"/>
         </w:rPr>
         <w:t xml:space="preserve"> así como los demás días del año</w:t>
       </w:r>
@@ -4379,12 +4316,12 @@
         <w:rPr>
           <w:rFonts w:ascii="Arial Narrow" w:eastAsia="Arial Narrow" w:hAnsi="Arial Narrow" w:cs="Arial Narrow"/>
           <w:kern w:val="0"/>
-          <ns2:ligatures ns2:val="none"/>
+          <w14:ligatures w14:val="none"/>
         </w:rPr>
         <w:t>, generando que no pueda ser utilizado por el consumidor.</w:t>
       </w:r>
     </w:p>
-    <w:p ns2:paraId="5EF39D81" ns2:textId="77777777">
+    <w:p>
       <w:pPr>
         <w:pStyle w:val="Prrafodelista"/>
         <w:spacing w:line="240" w:lineRule="auto"/>
@@ -4394,7 +4331,7 @@
         </w:rPr>
       </w:pPr>
     </w:p>
-    <w:p ns2:paraId="278080DC" ns2:textId="0426F676">
+    <w:p>
       <w:pPr>
         <w:pStyle w:val="Prrafodelista"/>
         <w:numPr>
@@ -4426,7 +4363,7 @@
           <w:color w:val="000000"/>
           <w:kern w:val="0"/>
           <w:lang w:val="es-ES" w:eastAsia="es-ES"/>
-          <ns2:ligatures ns2:val="none"/>
+          <w14:ligatures w14:val="none"/>
         </w:rPr>
         <w:t xml:space="preserve">la compañía aseguradora </w:t>
       </w:r>
@@ -4434,7 +4371,7 @@
         <w:rPr>
           <w:rFonts w:ascii="Arial Narrow" w:eastAsia="Arial Narrow" w:hAnsi="Arial Narrow" w:cs="Arial Narrow"/>
           <w:kern w:val="0"/>
-          <ns2:ligatures ns2:val="none"/>
+          <w14:ligatures w14:val="none"/>
         </w:rPr>
         <w:t xml:space="preserve">habría </w:t>
       </w:r>
@@ -4442,7 +4379,7 @@
         <w:rPr>
           <w:rFonts w:ascii="Arial Narrow" w:eastAsia="Arial Narrow" w:hAnsi="Arial Narrow" w:cs="Arial Narrow"/>
           <w:kern w:val="0"/>
-          <ns2:ligatures ns2:val="none"/>
+          <w14:ligatures w14:val="none"/>
         </w:rPr>
         <w:t xml:space="preserve">designado </w:t>
       </w:r>
@@ -4450,7 +4387,7 @@
         <w:rPr>
           <w:rFonts w:ascii="Arial Narrow" w:eastAsia="Arial Narrow" w:hAnsi="Arial Narrow" w:cs="Arial Narrow"/>
           <w:kern w:val="0"/>
-          <ns2:ligatures ns2:val="none"/>
+          <w14:ligatures w14:val="none"/>
         </w:rPr>
         <w:t xml:space="preserve">unilateralmente y fuera del plazo legal al ajustador </w:t>
       </w:r>
@@ -4458,7 +4395,7 @@
         <w:rPr>
           <w:rFonts w:ascii="Arial Narrow" w:eastAsia="Arial Narrow" w:hAnsi="Arial Narrow" w:cs="Arial Narrow"/>
           <w:kern w:val="0"/>
-          <ns2:ligatures ns2:val="none"/>
+          <w14:ligatures w14:val="none"/>
         </w:rPr>
         <w:t xml:space="preserve">Cooper </w:t>
       </w:r>
@@ -4467,7 +4404,7 @@
         <w:rPr>
           <w:rFonts w:ascii="Arial Narrow" w:eastAsia="Arial Narrow" w:hAnsi="Arial Narrow" w:cs="Arial Narrow"/>
           <w:kern w:val="0"/>
-          <ns2:ligatures ns2:val="none"/>
+          <w14:ligatures w14:val="none"/>
         </w:rPr>
         <w:t>Brothers</w:t>
       </w:r>
@@ -4476,7 +4413,7 @@
         <w:rPr>
           <w:rFonts w:ascii="Arial Narrow" w:eastAsia="Arial Narrow" w:hAnsi="Arial Narrow" w:cs="Arial Narrow"/>
           <w:kern w:val="0"/>
-          <ns2:ligatures ns2:val="none"/>
+          <w14:ligatures w14:val="none"/>
         </w:rPr>
         <w:t xml:space="preserve"> Perú S.A.C.</w:t>
       </w:r>
@@ -4484,7 +4421,7 @@
         <w:rPr>
           <w:rFonts w:ascii="Arial Narrow" w:eastAsia="Arial Narrow" w:hAnsi="Arial Narrow" w:cs="Arial Narrow"/>
           <w:kern w:val="0"/>
-          <ns2:ligatures ns2:val="none"/>
+          <w14:ligatures w14:val="none"/>
         </w:rPr>
         <w:t xml:space="preserve"> para evaluar el robo reportado por el denunciante</w:t>
       </w:r>
@@ -4492,7 +4429,7 @@
         <w:rPr>
           <w:rFonts w:ascii="Arial Narrow" w:eastAsia="Arial Narrow" w:hAnsi="Arial Narrow" w:cs="Arial Narrow"/>
           <w:kern w:val="0"/>
-          <ns2:ligatures ns2:val="none"/>
+          <w14:ligatures w14:val="none"/>
         </w:rPr>
         <w:t xml:space="preserve">, pese a </w:t>
       </w:r>
@@ -4500,7 +4437,7 @@
         <w:rPr>
           <w:rFonts w:ascii="Arial Narrow" w:eastAsia="Arial Narrow" w:hAnsi="Arial Narrow" w:cs="Arial Narrow"/>
           <w:kern w:val="0"/>
-          <ns2:ligatures ns2:val="none"/>
+          <w14:ligatures w14:val="none"/>
         </w:rPr>
         <w:t xml:space="preserve">que </w:t>
       </w:r>
@@ -4508,12 +4445,12 @@
         <w:rPr>
           <w:rFonts w:ascii="Arial Narrow" w:eastAsia="Arial Narrow" w:hAnsi="Arial Narrow" w:cs="Arial Narrow"/>
           <w:kern w:val="0"/>
-          <ns2:ligatures ns2:val="none"/>
+          <w14:ligatures w14:val="none"/>
         </w:rPr>
         <w:t>no lo autorizó.</w:t>
       </w:r>
     </w:p>
-    <w:p ns2:paraId="07DC41F4" ns2:textId="77777777">
+    <w:p>
       <w:pPr>
         <w:pStyle w:val="Prrafodelista"/>
         <w:spacing w:line="240" w:lineRule="auto"/>
@@ -4522,7 +4459,7 @@
         </w:rPr>
       </w:pPr>
     </w:p>
-    <w:p ns2:paraId="2BE669D3" ns2:textId="0F5F0BE8">
+    <w:p>
       <w:pPr>
         <w:pStyle w:val="Prrafodelista"/>
         <w:numPr>
@@ -4572,7 +4509,7 @@
           <w:color w:val="000000"/>
           <w:kern w:val="0"/>
           <w:lang w:val="es-ES" w:eastAsia="es-ES"/>
-          <ns2:ligatures ns2:val="none"/>
+          <w14:ligatures w14:val="none"/>
         </w:rPr>
         <w:t xml:space="preserve">la compañía aseguradora </w:t>
       </w:r>
@@ -4580,7 +4517,7 @@
         <w:rPr>
           <w:rFonts w:ascii="Arial Narrow" w:eastAsia="Arial Narrow" w:hAnsi="Arial Narrow" w:cs="Arial Narrow"/>
           <w:kern w:val="0"/>
-          <ns2:ligatures ns2:val="none"/>
+          <w14:ligatures w14:val="none"/>
         </w:rPr>
         <w:t xml:space="preserve">el 11 de febrero de 2025 </w:t>
       </w:r>
@@ -4588,7 +4525,7 @@
         <w:rPr>
           <w:rFonts w:ascii="Arial Narrow" w:eastAsia="Arial Narrow" w:hAnsi="Arial Narrow" w:cs="Arial Narrow"/>
           <w:kern w:val="0"/>
-          <ns2:ligatures ns2:val="none"/>
+          <w14:ligatures w14:val="none"/>
         </w:rPr>
         <w:t xml:space="preserve">habría </w:t>
       </w:r>
@@ -4596,7 +4533,7 @@
         <w:rPr>
           <w:rFonts w:ascii="Arial Narrow" w:eastAsia="Arial Narrow" w:hAnsi="Arial Narrow" w:cs="Arial Narrow"/>
           <w:kern w:val="0"/>
-          <ns2:ligatures ns2:val="none"/>
+          <w14:ligatures w14:val="none"/>
         </w:rPr>
         <w:t xml:space="preserve">requerido información no contemplada en la Póliza </w:t>
       </w:r>
@@ -4604,7 +4541,7 @@
         <w:rPr>
           <w:rFonts w:ascii="Arial Narrow" w:eastAsia="Arial Narrow" w:hAnsi="Arial Narrow" w:cs="Arial Narrow"/>
           <w:kern w:val="0"/>
-          <ns2:ligatures ns2:val="none"/>
+          <w14:ligatures w14:val="none"/>
         </w:rPr>
         <w:t>del Seguro Hogar </w:t>
       </w:r>
@@ -4614,7 +4551,7 @@
           <w:color w:val="000000"/>
           <w:kern w:val="0"/>
           <w:lang w:val="es-ES" w:eastAsia="es-ES"/>
-          <ns2:ligatures ns2:val="none"/>
+          <w14:ligatures w14:val="none"/>
         </w:rPr>
         <w:t xml:space="preserve"> 2007002516</w:t>
       </w:r>
@@ -4624,12 +4561,12 @@
           <w:color w:val="000000"/>
           <w:kern w:val="0"/>
           <w:lang w:val="es-ES" w:eastAsia="es-ES"/>
-          <ns2:ligatures ns2:val="none"/>
+          <w14:ligatures w14:val="none"/>
         </w:rPr>
         <w:t xml:space="preserve"> al denunciante para evaluar la cobertura por el siniestro del 4 de febrero de 2025.</w:t>
       </w:r>
     </w:p>
-    <w:p ns2:paraId="32683843" ns2:textId="77777777">
+    <w:p>
       <w:pPr>
         <w:pStyle w:val="Prrafodelista"/>
         <w:spacing w:line="240" w:lineRule="auto"/>
@@ -4638,7 +4575,7 @@
         </w:rPr>
       </w:pPr>
     </w:p>
-    <w:p ns2:paraId="63433D00" ns2:textId="5F75B9C9">
+    <w:p>
       <w:pPr>
         <w:pStyle w:val="Prrafodelista"/>
         <w:numPr>
@@ -4670,7 +4607,7 @@
           <w:color w:val="000000"/>
           <w:kern w:val="0"/>
           <w:lang w:val="es-ES" w:eastAsia="es-ES"/>
-          <ns2:ligatures ns2:val="none"/>
+          <w14:ligatures w14:val="none"/>
         </w:rPr>
         <w:t xml:space="preserve">la compañía aseguradora </w:t>
       </w:r>
@@ -4680,7 +4617,7 @@
           <w:color w:val="000000"/>
           <w:kern w:val="0"/>
           <w:lang w:val="es-ES" w:eastAsia="es-ES"/>
-          <ns2:ligatures ns2:val="none"/>
+          <w14:ligatures w14:val="none"/>
         </w:rPr>
         <w:t xml:space="preserve">no </w:t>
       </w:r>
@@ -4688,7 +4625,7 @@
         <w:rPr>
           <w:rFonts w:ascii="Arial Narrow" w:eastAsia="Arial Narrow" w:hAnsi="Arial Narrow" w:cs="Arial Narrow"/>
           <w:kern w:val="0"/>
-          <ns2:ligatures ns2:val="none"/>
+          <w14:ligatures w14:val="none"/>
         </w:rPr>
         <w:t xml:space="preserve">habría cumplido con otorgar a la parte denunciante la cobertura </w:t>
       </w:r>
@@ -4696,7 +4633,7 @@
         <w:rPr>
           <w:rFonts w:ascii="Arial Narrow" w:eastAsia="Arial Narrow" w:hAnsi="Arial Narrow" w:cs="Arial Narrow"/>
           <w:kern w:val="0"/>
-          <ns2:ligatures ns2:val="none"/>
+          <w14:ligatures w14:val="none"/>
         </w:rPr>
         <w:t xml:space="preserve">(servicio exprés) </w:t>
       </w:r>
@@ -4704,7 +4641,7 @@
         <w:rPr>
           <w:rFonts w:ascii="Arial Narrow" w:eastAsia="Arial Narrow" w:hAnsi="Arial Narrow" w:cs="Arial Narrow"/>
           <w:kern w:val="0"/>
-          <ns2:ligatures ns2:val="none"/>
+          <w14:ligatures w14:val="none"/>
         </w:rPr>
         <w:t>del Seguro Hogar </w:t>
       </w:r>
@@ -4714,7 +4651,7 @@
           <w:color w:val="000000"/>
           <w:kern w:val="0"/>
           <w:lang w:val="es-ES" w:eastAsia="es-ES"/>
-          <ns2:ligatures ns2:val="none"/>
+          <w14:ligatures w14:val="none"/>
         </w:rPr>
         <w:t xml:space="preserve"> 2007002516 </w:t>
       </w:r>
@@ -4722,7 +4659,7 @@
         <w:rPr>
           <w:rFonts w:ascii="Arial Narrow" w:eastAsia="Arial Narrow" w:hAnsi="Arial Narrow" w:cs="Arial Narrow"/>
           <w:kern w:val="0"/>
-          <ns2:ligatures ns2:val="none"/>
+          <w14:ligatures w14:val="none"/>
         </w:rPr>
         <w:t>dentro del plazo establecido en la póliza</w:t>
       </w:r>
@@ -4730,21 +4667,21 @@
         <w:rPr>
           <w:rFonts w:ascii="Arial Narrow" w:eastAsia="Arial Narrow" w:hAnsi="Arial Narrow" w:cs="Arial Narrow"/>
           <w:kern w:val="0"/>
-          <ns2:ligatures ns2:val="none"/>
+          <w14:ligatures w14:val="none"/>
         </w:rPr>
         <w:t xml:space="preserve"> por el siniestro del 4 de febrero de 2025.</w:t>
       </w:r>
     </w:p>
-    <w:p ns2:paraId="1DEC288C" ns2:textId="77777777">
-      <w:pPr>
-        <w:spacing w:after="0" w:line="240" w:lineRule="auto"/>
-        <w:jc w:val="both"/>
-        <w:rPr>
-          <w:rFonts w:ascii="Arial Narrow" w:eastAsia="Arial Narrow" w:hAnsi="Arial Narrow" w:cs="Arial Narrow"/>
-        </w:rPr>
-      </w:pPr>
-    </w:p>
-    <w:p ns2:paraId="64718910" ns2:textId="5F3DA38C">
+    <w:p>
+      <w:pPr>
+        <w:spacing w:after="0" w:line="240" w:lineRule="auto"/>
+        <w:jc w:val="both"/>
+        <w:rPr>
+          <w:rFonts w:ascii="Arial Narrow" w:eastAsia="Arial Narrow" w:hAnsi="Arial Narrow" w:cs="Arial Narrow"/>
+        </w:rPr>
+      </w:pPr>
+    </w:p>
+    <w:p>
       <w:pPr>
         <w:spacing w:line="240" w:lineRule="auto"/>
         <w:contextualSpacing/>
@@ -4752,17 +4689,17 @@
         <w:rPr>
           <w:rFonts w:ascii="Arial Narrow" w:eastAsia="Calibri" w:hAnsi="Arial Narrow" w:cs="Arial"/>
           <w:kern w:val="0"/>
-          <ns2:ligatures ns2:val="none"/>
-        </w:rPr>
-      </w:pPr>
-      <w:r>
-        <w:rPr>
-          <w:rFonts w:ascii="Arial Narrow" w:eastAsia="Arial Narrow" w:hAnsi="Arial Narrow" w:cs="Arial Narrow"/>
-          <w:b/>
-          <w:color w:val="000000"/>
-          <w:kern w:val="0"/>
-          <w:lang w:eastAsia="es-PE"/>
-          <ns2:ligatures ns2:val="none"/>
+          <w14:ligatures w14:val="none"/>
+        </w:rPr>
+      </w:pPr>
+      <w:r>
+        <w:rPr>
+          <w:rFonts w:ascii="Arial Narrow" w:eastAsia="Arial Narrow" w:hAnsi="Arial Narrow" w:cs="Arial Narrow"/>
+          <w:b/>
+          <w:color w:val="000000"/>
+          <w:kern w:val="0"/>
+          <w:lang w:eastAsia="es-PE"/>
+          <w14:ligatures w14:val="none"/>
         </w:rPr>
         <w:t>SEGUNDO:</w:t>
       </w:r>
@@ -4772,7 +4709,7 @@
           <w:color w:val="000000"/>
           <w:kern w:val="0"/>
           <w:lang w:eastAsia="es-PE"/>
-          <ns2:ligatures ns2:val="none"/>
+          <w14:ligatures w14:val="none"/>
         </w:rPr>
         <w:t xml:space="preserve"> tener por ofrecidos los medios probatorios presentados en el escrito de denuncia </w:t>
       </w:r>
@@ -4782,7 +4719,7 @@
           <w:color w:val="000000"/>
           <w:kern w:val="0"/>
           <w:lang w:val="es-ES" w:eastAsia="es-ES"/>
-          <ns2:ligatures ns2:val="none"/>
+          <w14:ligatures w14:val="none"/>
         </w:rPr>
         <w:t xml:space="preserve">del </w:t>
       </w:r>
@@ -4792,7 +4729,7 @@
           <w:color w:val="000000"/>
           <w:kern w:val="0"/>
           <w:lang w:val="es-ES" w:eastAsia="es-ES"/>
-          <ns2:ligatures ns2:val="none"/>
+          <w14:ligatures w14:val="none"/>
         </w:rPr>
         <w:t>31 de marzo de 2025</w:t>
       </w:r>
@@ -4800,12 +4737,12 @@
         <w:rPr>
           <w:rFonts w:ascii="Arial Narrow" w:eastAsia="Calibri" w:hAnsi="Arial Narrow" w:cs="Arial"/>
           <w:kern w:val="0"/>
-          <ns2:ligatures ns2:val="none"/>
+          <w14:ligatures w14:val="none"/>
         </w:rPr>
         <w:t>.</w:t>
       </w:r>
     </w:p>
-    <w:p ns2:paraId="72A4113D" ns2:textId="77777777">
+    <w:p>
       <w:pPr>
         <w:spacing w:line="240" w:lineRule="auto"/>
         <w:contextualSpacing/>
@@ -4815,30 +4752,30 @@
           <w:color w:val="000000"/>
           <w:kern w:val="0"/>
           <w:lang w:eastAsia="es-PE"/>
-          <ns2:ligatures ns2:val="none"/>
-        </w:rPr>
-      </w:pPr>
-    </w:p>
-    <w:p ns2:paraId="1B36369E" ns2:textId="5B3D8DEB">
-      <w:pPr>
-        <w:spacing w:after="0" w:line="240" w:lineRule="auto"/>
-        <w:jc w:val="both"/>
-        <w:rPr>
-          <w:rFonts w:ascii="Arial Narrow" w:eastAsia="Arial Narrow" w:hAnsi="Arial Narrow" w:cs="Arial Narrow"/>
-          <w:color w:val="000000"/>
-          <w:kern w:val="0"/>
-          <w:lang w:eastAsia="es-PE"/>
-          <ns2:ligatures ns2:val="none"/>
-        </w:rPr>
-      </w:pPr>
-      <w:r>
-        <w:rPr>
-          <w:rFonts w:ascii="Arial Narrow" w:eastAsia="Arial Narrow" w:hAnsi="Arial Narrow" w:cs="Arial Narrow"/>
-          <w:b/>
-          <w:color w:val="000000"/>
-          <w:kern w:val="0"/>
-          <w:lang w:eastAsia="es-PE"/>
-          <ns2:ligatures ns2:val="none"/>
+          <w14:ligatures w14:val="none"/>
+        </w:rPr>
+      </w:pPr>
+    </w:p>
+    <w:p>
+      <w:pPr>
+        <w:spacing w:after="0" w:line="240" w:lineRule="auto"/>
+        <w:jc w:val="both"/>
+        <w:rPr>
+          <w:rFonts w:ascii="Arial Narrow" w:eastAsia="Arial Narrow" w:hAnsi="Arial Narrow" w:cs="Arial Narrow"/>
+          <w:color w:val="000000"/>
+          <w:kern w:val="0"/>
+          <w:lang w:eastAsia="es-PE"/>
+          <w14:ligatures w14:val="none"/>
+        </w:rPr>
+      </w:pPr>
+      <w:r>
+        <w:rPr>
+          <w:rFonts w:ascii="Arial Narrow" w:eastAsia="Arial Narrow" w:hAnsi="Arial Narrow" w:cs="Arial Narrow"/>
+          <w:b/>
+          <w:color w:val="000000"/>
+          <w:kern w:val="0"/>
+          <w:lang w:eastAsia="es-PE"/>
+          <w14:ligatures w14:val="none"/>
         </w:rPr>
         <w:t xml:space="preserve">TERCERO: </w:t>
       </w:r>
@@ -4848,7 +4785,7 @@
           <w:color w:val="000000"/>
           <w:kern w:val="0"/>
           <w:lang w:eastAsia="es-PE"/>
-          <ns2:ligatures ns2:val="none"/>
+          <w14:ligatures w14:val="none"/>
         </w:rPr>
         <w:t xml:space="preserve">requerir a </w:t>
       </w:r>
@@ -4858,7 +4795,7 @@
           <w:color w:val="000000"/>
           <w:kern w:val="0"/>
           <w:lang w:eastAsia="es-PE"/>
-          <ns2:ligatures ns2:val="none"/>
+          <w14:ligatures w14:val="none"/>
         </w:rPr>
         <w:t xml:space="preserve">Pacífico compañía de Seguros y Reaseguros S.A. </w:t>
       </w:r>
@@ -4868,7 +4805,7 @@
           <w:color w:val="000000"/>
           <w:kern w:val="0"/>
           <w:lang w:eastAsia="es-PE"/>
-          <ns2:ligatures ns2:val="none"/>
+          <w14:ligatures w14:val="none"/>
         </w:rPr>
         <w:t>que cumpla con lo siguiente</w:t>
       </w:r>
@@ -4878,12 +4815,12 @@
           <w:color w:val="000000"/>
           <w:kern w:val="0"/>
           <w:lang w:eastAsia="es-PE"/>
-          <ns2:ligatures ns2:val="none"/>
+          <w14:ligatures w14:val="none"/>
         </w:rPr>
         <w:t>:</w:t>
       </w:r>
     </w:p>
-    <w:p ns2:paraId="09D9FCC8" ns2:textId="77777777">
+    <w:p>
       <w:pPr>
         <w:spacing w:after="0" w:line="240" w:lineRule="auto"/>
         <w:jc w:val="both"/>
@@ -4892,11 +4829,11 @@
           <w:color w:val="000000"/>
           <w:kern w:val="0"/>
           <w:lang w:eastAsia="es-PE"/>
-          <ns2:ligatures ns2:val="none"/>
-        </w:rPr>
-      </w:pPr>
-    </w:p>
-    <w:p ns2:paraId="0AC32CAC" ns2:textId="77777777">
+          <w14:ligatures w14:val="none"/>
+        </w:rPr>
+      </w:pPr>
+    </w:p>
+    <w:p>
       <w:pPr>
         <w:numPr>
           <w:ilvl w:val="0"/>
@@ -4910,21 +4847,21 @@
           <w:color w:val="000000"/>
           <w:kern w:val="0"/>
           <w:lang w:eastAsia="es-PE"/>
-          <ns2:ligatures ns2:val="none"/>
-        </w:rPr>
-      </w:pPr>
-      <w:r>
-        <w:rPr>
-          <w:rFonts w:ascii="Arial Narrow" w:eastAsia="Arial Narrow" w:hAnsi="Arial Narrow" w:cs="Arial Narrow"/>
-          <w:color w:val="000000"/>
-          <w:kern w:val="0"/>
-          <w:lang w:eastAsia="es-PE"/>
-          <ns2:ligatures ns2:val="none"/>
+          <w14:ligatures w14:val="none"/>
+        </w:rPr>
+      </w:pPr>
+      <w:r>
+        <w:rPr>
+          <w:rFonts w:ascii="Arial Narrow" w:eastAsia="Arial Narrow" w:hAnsi="Arial Narrow" w:cs="Arial Narrow"/>
+          <w:color w:val="000000"/>
+          <w:kern w:val="0"/>
+          <w:lang w:eastAsia="es-PE"/>
+          <w14:ligatures w14:val="none"/>
         </w:rPr>
         <w:t>presentar documentos que acrediten su inscripción en los Registros Públicos o una declaración jurada que indique que cuenta con dicha inscripción;</w:t>
       </w:r>
     </w:p>
-    <w:p ns2:paraId="7C9575CF" ns2:textId="77777777">
+    <w:p>
       <w:pPr>
         <w:numPr>
           <w:ilvl w:val="0"/>
@@ -4938,21 +4875,21 @@
           <w:color w:val="000000"/>
           <w:kern w:val="0"/>
           <w:lang w:eastAsia="es-PE"/>
-          <ns2:ligatures ns2:val="none"/>
-        </w:rPr>
-      </w:pPr>
-      <w:r>
-        <w:rPr>
-          <w:rFonts w:ascii="Arial Narrow" w:eastAsia="Arial Narrow" w:hAnsi="Arial Narrow" w:cs="Arial Narrow"/>
-          <w:color w:val="000000"/>
-          <w:kern w:val="0"/>
-          <w:lang w:eastAsia="es-PE"/>
-          <ns2:ligatures ns2:val="none"/>
+          <w14:ligatures w14:val="none"/>
+        </w:rPr>
+      </w:pPr>
+      <w:r>
+        <w:rPr>
+          <w:rFonts w:ascii="Arial Narrow" w:eastAsia="Arial Narrow" w:hAnsi="Arial Narrow" w:cs="Arial Narrow"/>
+          <w:color w:val="000000"/>
+          <w:kern w:val="0"/>
+          <w:lang w:eastAsia="es-PE"/>
+          <w14:ligatures w14:val="none"/>
         </w:rPr>
         <w:t>presentar copia simple de las facultades de representación de su representante legal en el presente procedimiento o la declaración jurada que indique que cuenta con dichas facultades y que estas se encuentran vigentes;</w:t>
       </w:r>
     </w:p>
-    <w:p ns2:paraId="0CD5704D" ns2:textId="77777777">
+    <w:p>
       <w:pPr>
         <w:numPr>
           <w:ilvl w:val="0"/>
@@ -4966,21 +4903,21 @@
           <w:color w:val="000000"/>
           <w:kern w:val="0"/>
           <w:lang w:eastAsia="es-PE"/>
-          <ns2:ligatures ns2:val="none"/>
-        </w:rPr>
-      </w:pPr>
-      <w:r>
-        <w:rPr>
-          <w:rFonts w:ascii="Arial Narrow" w:eastAsia="Arial Narrow" w:hAnsi="Arial Narrow" w:cs="Arial Narrow"/>
-          <w:color w:val="000000"/>
-          <w:kern w:val="0"/>
-          <w:lang w:eastAsia="es-PE"/>
-          <ns2:ligatures ns2:val="none"/>
+          <w14:ligatures w14:val="none"/>
+        </w:rPr>
+      </w:pPr>
+      <w:r>
+        <w:rPr>
+          <w:rFonts w:ascii="Arial Narrow" w:eastAsia="Arial Narrow" w:hAnsi="Arial Narrow" w:cs="Arial Narrow"/>
+          <w:color w:val="000000"/>
+          <w:kern w:val="0"/>
+          <w:lang w:eastAsia="es-PE"/>
+          <w14:ligatures w14:val="none"/>
         </w:rPr>
         <w:t>consignar el Número de Registro Único de Contribuyentes (RUC); y,</w:t>
       </w:r>
     </w:p>
-    <w:p ns2:paraId="7341F53D" ns2:textId="101F16E7">
+    <w:p>
       <w:pPr>
         <w:numPr>
           <w:ilvl w:val="0"/>
@@ -4992,16 +4929,16 @@
         <w:rPr>
           <w:rFonts w:ascii="Arial Narrow" w:eastAsia="Calibri" w:hAnsi="Arial Narrow" w:cs="Arial"/>
           <w:kern w:val="0"/>
-          <ns2:ligatures ns2:val="none"/>
-        </w:rPr>
-      </w:pPr>
-      <w:r>
-        <w:rPr>
-          <w:rFonts w:ascii="Arial Narrow" w:eastAsia="Arial Narrow" w:hAnsi="Arial Narrow" w:cs="Arial Narrow"/>
-          <w:color w:val="000000"/>
-          <w:kern w:val="0"/>
-          <w:lang w:eastAsia="es-PE"/>
-          <ns2:ligatures ns2:val="none"/>
+          <w14:ligatures w14:val="none"/>
+        </w:rPr>
+      </w:pPr>
+      <w:r>
+        <w:rPr>
+          <w:rFonts w:ascii="Arial Narrow" w:eastAsia="Arial Narrow" w:hAnsi="Arial Narrow" w:cs="Arial Narrow"/>
+          <w:color w:val="000000"/>
+          <w:kern w:val="0"/>
+          <w:lang w:eastAsia="es-PE"/>
+          <w14:ligatures w14:val="none"/>
         </w:rPr>
         <w:t>fijar domicilio procesal para el procedimiento, de conformidad con el numeral 1 del artículo 442</w:t>
       </w:r>
@@ -5011,7 +4948,7 @@
           <w:color w:val="000000"/>
           <w:kern w:val="0"/>
           <w:lang w:eastAsia="es-PE"/>
-          <ns2:ligatures ns2:val="none"/>
+          <w14:ligatures w14:val="none"/>
         </w:rPr>
         <w:t/>
       </w:r>
@@ -5021,7 +4958,7 @@
           <w:color w:val="000000"/>
           <w:kern w:val="0"/>
           <w:lang w:eastAsia="es-PE"/>
-          <ns2:ligatures ns2:val="none"/>
+          <w14:ligatures w14:val="none"/>
         </w:rPr>
         <w:t xml:space="preserve"> del Código Procesal Civil. </w:t>
       </w:r>
@@ -5029,7 +4966,7 @@
         <w:rPr>
           <w:rFonts w:ascii="Arial Narrow" w:eastAsia="Calibri" w:hAnsi="Arial Narrow" w:cs="Arial"/>
           <w:kern w:val="0"/>
-          <ns2:ligatures ns2:val="none"/>
+          <w14:ligatures w14:val="none"/>
         </w:rPr>
         <w:t>Para ello podrá señalar domicilio físico o una dirección electrónica a la que pueda remitirse las notificaciones</w:t>
       </w:r>
@@ -5038,12 +4975,12 @@
           <w:rFonts w:ascii="Arial Narrow" w:eastAsia="Arial" w:hAnsi="Arial Narrow" w:cs="Arial"/>
           <w:kern w:val="0"/>
           <w:lang w:val="es"/>
-          <ns2:ligatures ns2:val="none"/>
+          <w14:ligatures w14:val="none"/>
         </w:rPr>
         <w:t>;</w:t>
       </w:r>
     </w:p>
-    <w:p ns2:paraId="446A1900" ns2:textId="13BE47D4">
+    <w:p>
       <w:pPr>
         <w:numPr>
           <w:ilvl w:val="0"/>
@@ -5055,14 +4992,14 @@
         <w:rPr>
           <w:rFonts w:ascii="Arial Narrow" w:eastAsia="Calibri" w:hAnsi="Arial Narrow" w:cs="Arial"/>
           <w:kern w:val="0"/>
-          <ns2:ligatures ns2:val="none"/>
+          <w14:ligatures w14:val="none"/>
         </w:rPr>
       </w:pPr>
       <w:r>
         <w:rPr>
           <w:rFonts w:ascii="Arial Narrow" w:eastAsia="Calibri" w:hAnsi="Arial Narrow" w:cs="Arial"/>
           <w:kern w:val="0"/>
-          <ns2:ligatures ns2:val="none"/>
+          <w14:ligatures w14:val="none"/>
         </w:rPr>
         <w:t xml:space="preserve">en caso califique como </w:t>
       </w:r>
@@ -5071,7 +5008,7 @@
         <w:rPr>
           <w:rFonts w:ascii="Arial Narrow" w:eastAsia="Calibri" w:hAnsi="Arial Narrow" w:cs="Arial"/>
           <w:kern w:val="0"/>
-          <ns2:ligatures ns2:val="none"/>
+          <w14:ligatures w14:val="none"/>
         </w:rPr>
         <w:t>micro empresa</w:t>
       </w:r>
@@ -5080,7 +5017,7 @@
         <w:rPr>
           <w:rFonts w:ascii="Arial Narrow" w:eastAsia="Calibri" w:hAnsi="Arial Narrow" w:cs="Arial"/>
           <w:kern w:val="0"/>
-          <ns2:ligatures ns2:val="none"/>
+          <w14:ligatures w14:val="none"/>
         </w:rPr>
         <w:t xml:space="preserve"> o pequeña empresa, presentar los documentos que acrediten su volumen de ventas o ingresos brutos percibidos el año anterior relativo a todas sus actividades económicas y el número de trabajadores con el que cuenta</w:t>
       </w:r>
@@ -5090,7 +5027,7 @@
           <w:rFonts w:ascii="Arial Narrow" w:eastAsia="Calibri" w:hAnsi="Arial Narrow" w:cs="Arial"/>
           <w:kern w:val="0"/>
           <w:vertAlign w:val="superscript"/>
-          <ns2:ligatures ns2:val="none"/>
+          <w14:ligatures w14:val="none"/>
         </w:rPr>
         <w:footnoteReference w:id="5"/>
       </w:r>
@@ -5098,7 +5035,7 @@
         <w:rPr>
           <w:rFonts w:ascii="Arial Narrow" w:eastAsia="Calibri" w:hAnsi="Arial Narrow" w:cs="Arial"/>
           <w:kern w:val="0"/>
-          <ns2:ligatures ns2:val="none"/>
+          <w14:ligatures w14:val="none"/>
         </w:rPr>
         <w:t>. Ello, a fin de que la Comisión pueda meritar dicha documentación, conforme lo establece el artículo 110</w:t>
       </w:r>
@@ -5108,7 +5045,7 @@
           <w:color w:val="000000"/>
           <w:kern w:val="0"/>
           <w:lang w:eastAsia="es-PE"/>
-          <ns2:ligatures ns2:val="none"/>
+          <w14:ligatures w14:val="none"/>
         </w:rPr>
         <w:t/>
       </w:r>
@@ -5116,7 +5053,7 @@
         <w:rPr>
           <w:rFonts w:ascii="Arial Narrow" w:eastAsia="Calibri" w:hAnsi="Arial Narrow" w:cs="Arial"/>
           <w:kern w:val="0"/>
-          <ns2:ligatures ns2:val="none"/>
+          <w14:ligatures w14:val="none"/>
         </w:rPr>
         <w:t xml:space="preserve"> del </w:t>
       </w:r>
@@ -5125,7 +5062,7 @@
           <w:rFonts w:ascii="Arial Narrow" w:eastAsia="Calibri" w:hAnsi="Arial Narrow" w:cs="Arial"/>
           <w:spacing w:val="-2"/>
           <w:kern w:val="0"/>
-          <ns2:ligatures ns2:val="none"/>
+          <w14:ligatures w14:val="none"/>
         </w:rPr>
         <w:t>Código</w:t>
       </w:r>
@@ -5136,7 +5073,7 @@
           <w:spacing w:val="-2"/>
           <w:kern w:val="0"/>
           <w:vertAlign w:val="superscript"/>
-          <ns2:ligatures ns2:val="none"/>
+          <w14:ligatures w14:val="none"/>
         </w:rPr>
         <w:footnoteReference w:id="6"/>
       </w:r>
@@ -5145,12 +5082,12 @@
           <w:rFonts w:ascii="Arial Narrow" w:eastAsia="Calibri" w:hAnsi="Arial Narrow" w:cs="Arial"/>
           <w:spacing w:val="-2"/>
           <w:kern w:val="0"/>
-          <ns2:ligatures ns2:val="none"/>
+          <w14:ligatures w14:val="none"/>
         </w:rPr>
         <w:t>.</w:t>
       </w:r>
     </w:p>
-    <w:p ns2:paraId="354DE7F2" ns2:textId="77777777">
+    <w:p>
       <w:pPr>
         <w:spacing w:after="0" w:line="240" w:lineRule="auto"/>
         <w:ind w:left="567"/>
@@ -5160,20 +5097,20 @@
           <w:color w:val="000000"/>
           <w:kern w:val="0"/>
           <w:lang w:eastAsia="es-PE"/>
-          <ns2:ligatures ns2:val="none"/>
-        </w:rPr>
-      </w:pPr>
-    </w:p>
-    <w:p>
-      <w:pPr>
-        <w:spacing w:after="0" w:line="240" w:lineRule="auto"/>
-        <w:jc w:val="both"/>
-        <w:rPr>
-          <w:rFonts w:ascii="Arial Narrow" w:eastAsia="Arial Narrow" w:hAnsi="Arial Narrow" w:cs="Arial Narrow"/>
-          <w:color w:val="000000"/>
-          <w:kern w:val="0"/>
-          <w:lang w:eastAsia="es-PE"/>
-          <ns2:ligatures ns2:val="none"/>
+          <w14:ligatures w14:val="none"/>
+        </w:rPr>
+      </w:pPr>
+    </w:p>
+    <w:p>
+      <w:pPr>
+        <w:spacing w:after="0" w:line="240" w:lineRule="auto"/>
+        <w:jc w:val="both"/>
+        <w:rPr>
+          <w:rFonts w:ascii="Arial Narrow" w:eastAsia="Arial Narrow" w:hAnsi="Arial Narrow" w:cs="Arial Narrow"/>
+          <w:color w:val="000000"/>
+          <w:kern w:val="0"/>
+          <w:lang w:eastAsia="es-PE"/>
+          <w14:ligatures w14:val="none"/>
         </w:rPr>
       </w:pPr>
       <w:r>
@@ -5192,42 +5129,82 @@
           <w:sz w:val="20"/>
           <w:szCs w:val="20"/>
         </w:rPr>
-        <w:t xml:space="preserve">correr traslado de la presente resolución a Pacífico compañía de Seguros y Reaseguros S.A. para que, de conformidad con lo dispuesto por el artículo 26 de la Ley sobre Facultades, Normas y Organización del Indecopi, aprobada por Decreto Legislativo 807, presente sus descargos sobre la imputación de cargos realizada en un plazo no mayor a cinco (5) días hábiles contado a partir del día siguiente de la notificación de la presente resolución, vencido el cual, el Secretario Técnico declarará en rebeldía al denunciado que no lo hubiera presentado. Debe precisarse que de conformidad con lo establecido por el artículo 223 del Texto Único Ordenado de la Ley 27444, Ley del Procedimiento Administrativo General, las alegaciones y los hechos relevantes de la reclamación, salvo que hayan sido específicamente negadas en la contestación, se tendrán por aceptadas o merituadas como ciertas.</w:t>
-      </w:r>
-    </w:p>
-    <w:p ns2:paraId="7D74C0BD" ns2:textId="77777777">
-      <w:pPr>
-        <w:spacing w:after="0" w:line="240" w:lineRule="auto"/>
-        <w:jc w:val="both"/>
-        <w:rPr>
-          <w:rFonts w:ascii="Arial Narrow" w:eastAsia="Arial Narrow" w:hAnsi="Arial Narrow" w:cs="Arial Narrow"/>
-          <w:color w:val="000000"/>
-          <w:kern w:val="0"/>
-          <w:lang w:eastAsia="es-PE"/>
-          <ns2:ligatures ns2:val="none"/>
-        </w:rPr>
-      </w:pPr>
-    </w:p>
-    <w:p ns2:paraId="61C1ED8F" ns2:textId="4B4375DF">
-      <w:pPr>
-        <w:spacing w:after="0" w:line="240" w:lineRule="auto"/>
-        <w:jc w:val="both"/>
-        <w:rPr>
-          <w:rFonts w:ascii="Arial Narrow" w:eastAsia="Times New Roman" w:hAnsi="Arial Narrow" w:cs="Arial"/>
-          <w:color w:val="000000"/>
-          <w:kern w:val="0"/>
+        <w:t xml:space="preserve">correr traslado de la presente resolución a Pacífico compañía de Seguros y Reaseguros S.A. para que, de conformidad con lo dispuesto por el artículo 26 de la Ley sobre Facultades, Normas y Organización del Indecopi, aprobada por Decreto Legislativo 807</w:t>
+      </w:r>
+      <w:r>
+        <w:rPr>
+          <w:rStyle w:val="Refdenotaalpie"/>
+          <w:rFonts w:ascii="Arial Narrow" w:eastAsia="Times New Roman" w:hAnsi="Arial Narrow" w:cs="Times New Roman"/>
+          <w:color w:val="000000"/>
+          <w:kern w:val="0"/>
+          <w:vertAlign w:val="superscript"/>
           <w:lang w:val="es-ES" w:eastAsia="es-ES"/>
-          <ns2:ligatures ns2:val="none"/>
-        </w:rPr>
-      </w:pPr>
-      <w:r>
-        <w:rPr>
-          <w:rFonts w:ascii="Arial Narrow" w:eastAsia="Arial Narrow" w:hAnsi="Arial Narrow" w:cs="Arial Narrow"/>
-          <w:b/>
-          <w:color w:val="000000"/>
-          <w:kern w:val="0"/>
-          <w:lang w:eastAsia="es-PE"/>
-          <ns2:ligatures ns2:val="none"/>
+          <w14:ligatures w14:val="none"/>
+        </w:rPr>
+        <w:footnoteReference w:id="12"/>
+      </w:r>
+      <w:r>
+        <w:rPr>
+          <w:rFonts w:ascii="Arial Narrow" w:hAnsi="Arial Narrow" w:cs="Arial Narrow"/>
+          <w:sz w:val="20"/>
+          <w:szCs w:val="20"/>
+        </w:rPr>
+        <w:t xml:space="preserve">, presente sus descargos sobre la imputación de cargos realizada en un plazo no mayor a cinco (5) días hábiles contado a partir del día siguiente de la notificación de la presente resolución, vencido el cual, el Secretario Técnico declarará en rebeldía al denunciado que no lo hubiera presentado. Debe precisarse que de conformidad con lo establecido por el artículo 223 del Texto Único Ordenado de la Ley 27444, Ley del Procedimiento Administrativo General</w:t>
+      </w:r>
+      <w:r>
+        <w:rPr>
+          <w:rStyle w:val="Refdenotaalpie"/>
+          <w:rFonts w:ascii="Arial Narrow" w:eastAsia="Times New Roman" w:hAnsi="Arial Narrow" w:cs="Times New Roman"/>
+          <w:color w:val="000000"/>
+          <w:kern w:val="0"/>
+          <w:vertAlign w:val="superscript"/>
+          <w:lang w:val="es-ES" w:eastAsia="es-ES"/>
+          <w14:ligatures w14:val="none"/>
+        </w:rPr>
+        <w:footnoteReference w:id="13"/>
+      </w:r>
+      <w:r>
+        <w:rPr>
+          <w:rFonts w:ascii="Arial Narrow" w:hAnsi="Arial Narrow" w:cs="Arial Narrow"/>
+          <w:sz w:val="20"/>
+          <w:szCs w:val="20"/>
+        </w:rPr>
+        <w:t xml:space="preserve">, las alegaciones y los hechos relevantes de la reclamación, salvo que hayan sido específicamente negadas en la contestación, se tendrán por aceptadas o merituadas como ciertas.</w:t>
+      </w:r>
+    </w:p>
+    <w:p>
+      <w:pPr>
+        <w:spacing w:after="0" w:line="240" w:lineRule="auto"/>
+        <w:jc w:val="both"/>
+        <w:rPr>
+          <w:rFonts w:ascii="Arial Narrow" w:eastAsia="Arial Narrow" w:hAnsi="Arial Narrow" w:cs="Arial Narrow"/>
+          <w:color w:val="000000"/>
+          <w:kern w:val="0"/>
+          <w:lang w:eastAsia="es-PE"/>
+          <w14:ligatures w14:val="none"/>
+        </w:rPr>
+      </w:pPr>
+    </w:p>
+    <w:p>
+      <w:pPr>
+        <w:spacing w:after="0" w:line="240" w:lineRule="auto"/>
+        <w:jc w:val="both"/>
+        <w:rPr>
+          <w:rFonts w:ascii="Arial Narrow" w:eastAsia="Times New Roman" w:hAnsi="Arial Narrow" w:cs="Arial"/>
+          <w:color w:val="000000"/>
+          <w:kern w:val="0"/>
+          <w:lang w:val="es-ES" w:eastAsia="es-ES"/>
+          <w14:ligatures w14:val="none"/>
+        </w:rPr>
+      </w:pPr>
+      <w:r>
+        <w:rPr>
+          <w:rFonts w:ascii="Arial Narrow" w:eastAsia="Arial Narrow" w:hAnsi="Arial Narrow" w:cs="Arial Narrow"/>
+          <w:b/>
+          <w:color w:val="000000"/>
+          <w:kern w:val="0"/>
+          <w:lang w:eastAsia="es-PE"/>
+          <w14:ligatures w14:val="none"/>
         </w:rPr>
         <w:t xml:space="preserve">QUINTO: </w:t>
       </w:r>
@@ -5238,7 +5215,7 @@
           <w:color w:val="000000"/>
           <w:kern w:val="0"/>
           <w:lang w:eastAsia="es-ES"/>
-          <ns2:ligatures ns2:val="none"/>
+          <w14:ligatures w14:val="none"/>
         </w:rPr>
         <w:t xml:space="preserve">requerir </w:t>
       </w:r>
@@ -5248,7 +5225,7 @@
           <w:color w:val="000000"/>
           <w:kern w:val="0"/>
           <w:lang w:val="es-ES" w:eastAsia="es-ES"/>
-          <ns2:ligatures ns2:val="none"/>
+          <w14:ligatures w14:val="none"/>
         </w:rPr>
         <w:t xml:space="preserve">que, en un </w:t>
       </w:r>
@@ -5258,7 +5235,7 @@
           <w:color w:val="000000"/>
           <w:kern w:val="0"/>
           <w:lang w:eastAsia="es-ES"/>
-          <ns2:ligatures ns2:val="none"/>
+          <w14:ligatures w14:val="none"/>
         </w:rPr>
         <w:t>plazo no mayor de cinco (5) días hábiles contado a partir del día siguiente de la notificación de la presente resolución</w:t>
       </w:r>
@@ -5269,7 +5246,7 @@
           <w:color w:val="000000"/>
           <w:kern w:val="0"/>
           <w:lang w:eastAsia="es-ES"/>
-          <ns2:ligatures ns2:val="none"/>
+          <w14:ligatures w14:val="none"/>
         </w:rPr>
         <w:t xml:space="preserve">, </w:t>
       </w:r>
@@ -5281,7 +5258,7 @@
           <w:kern w:val="0"/>
           <w:shd w:val="clear" w:color="auto" w:fill="FFFFFF"/>
           <w:lang w:eastAsia="es-PE"/>
-          <ns2:ligatures ns2:val="none"/>
+          <w14:ligatures w14:val="none"/>
         </w:rPr>
         <w:t>Pacífico compañía de Seguros y Reaseguros S</w:t>
       </w:r>
@@ -5292,7 +5269,7 @@
           <w:kern w:val="0"/>
           <w:shd w:val="clear" w:color="auto" w:fill="FFFFFF"/>
           <w:lang w:eastAsia="es-PE"/>
-          <ns2:ligatures ns2:val="none"/>
+          <w14:ligatures w14:val="none"/>
         </w:rPr>
         <w:t>.A.</w:t>
       </w:r>
@@ -5302,7 +5279,7 @@
           <w:color w:val="000000"/>
           <w:kern w:val="0"/>
           <w:lang w:eastAsia="es-ES"/>
-          <ns2:ligatures ns2:val="none"/>
+          <w14:ligatures w14:val="none"/>
         </w:rPr>
         <w:t xml:space="preserve">, </w:t>
       </w:r>
@@ -5313,7 +5290,7 @@
           <w:color w:val="000000"/>
           <w:kern w:val="0"/>
           <w:lang w:val="es-ES" w:eastAsia="es-ES"/>
-          <ns2:ligatures ns2:val="none"/>
+          <w14:ligatures w14:val="none"/>
         </w:rPr>
         <w:t xml:space="preserve">cumpla con: </w:t>
       </w:r>
@@ -5323,7 +5300,7 @@
           <w:color w:val="000000"/>
           <w:kern w:val="0"/>
           <w:lang w:val="es-ES" w:eastAsia="es-ES"/>
-          <ns2:ligatures ns2:val="none"/>
+          <w14:ligatures w14:val="none"/>
         </w:rPr>
         <w:t>(i) presentar una copia completa, legible y debidamente suscrita de la Póliza 2007002516 del Seguro Hogar, así como el cargo de remisión de la póliza; (</w:t>
       </w:r>
@@ -5334,7 +5311,7 @@
           <w:color w:val="000000"/>
           <w:kern w:val="0"/>
           <w:lang w:val="es-ES" w:eastAsia="es-ES"/>
-          <ns2:ligatures ns2:val="none"/>
+          <w14:ligatures w14:val="none"/>
         </w:rPr>
         <w:t>ii</w:t>
       </w:r>
@@ -5345,7 +5322,7 @@
           <w:color w:val="000000"/>
           <w:kern w:val="0"/>
           <w:lang w:val="es-ES" w:eastAsia="es-ES"/>
-          <ns2:ligatures ns2:val="none"/>
+          <w14:ligatures w14:val="none"/>
         </w:rPr>
         <w:t xml:space="preserve">) presentar los medios probatorios que acrediten el valor a indemnizar del </w:t>
       </w:r>
@@ -5355,7 +5332,7 @@
           <w:color w:val="000000"/>
           <w:kern w:val="0"/>
           <w:lang w:val="es-ES" w:eastAsia="es-ES"/>
-          <ns2:ligatures ns2:val="none"/>
+          <w14:ligatures w14:val="none"/>
         </w:rPr>
         <w:t>hurto</w:t>
       </w:r>
@@ -5365,7 +5342,7 @@
           <w:color w:val="000000"/>
           <w:kern w:val="0"/>
           <w:lang w:val="es-ES" w:eastAsia="es-ES"/>
-          <ns2:ligatures ns2:val="none"/>
+          <w14:ligatures w14:val="none"/>
         </w:rPr>
         <w:t xml:space="preserve"> de los bienes de acuerdo a los términos y condiciones de la póliza; y, (</w:t>
       </w:r>
@@ -5376,7 +5353,7 @@
           <w:color w:val="000000"/>
           <w:kern w:val="0"/>
           <w:lang w:val="es-ES" w:eastAsia="es-ES"/>
-          <ns2:ligatures ns2:val="none"/>
+          <w14:ligatures w14:val="none"/>
         </w:rPr>
         <w:t>iii</w:t>
       </w:r>
@@ -5387,7 +5364,7 @@
           <w:color w:val="000000"/>
           <w:kern w:val="0"/>
           <w:lang w:val="es-ES" w:eastAsia="es-ES"/>
-          <ns2:ligatures ns2:val="none"/>
+          <w14:ligatures w14:val="none"/>
         </w:rPr>
         <w:t>) presentar todas las comunicaciones cursadas con el denunciante en virtud del hecho materia de denuncia</w:t>
       </w:r>
@@ -5397,12 +5374,12 @@
           <w:color w:val="000000"/>
           <w:kern w:val="0"/>
           <w:lang w:val="es-ES" w:eastAsia="es-ES"/>
-          <ns2:ligatures ns2:val="none"/>
+          <w14:ligatures w14:val="none"/>
         </w:rPr>
         <w:t>.</w:t>
       </w:r>
     </w:p>
-    <w:p ns2:paraId="6A128BE5" ns2:textId="77777777">
+    <w:p>
       <w:pPr>
         <w:spacing w:after="0" w:line="240" w:lineRule="auto"/>
         <w:jc w:val="both"/>
@@ -5412,30 +5389,30 @@
           <w:color w:val="000000"/>
           <w:kern w:val="0"/>
           <w:lang w:val="es-ES" w:eastAsia="es-PE"/>
-          <ns2:ligatures ns2:val="none"/>
-        </w:rPr>
-      </w:pPr>
-    </w:p>
-    <w:p ns2:paraId="5A49EAA8" ns2:textId="66340982">
-      <w:pPr>
-        <w:spacing w:after="0" w:line="240" w:lineRule="auto"/>
-        <w:jc w:val="both"/>
-        <w:rPr>
-          <w:rFonts w:ascii="Arial Narrow" w:eastAsia="Arial Narrow" w:hAnsi="Arial Narrow" w:cs="Arial Narrow"/>
-          <w:color w:val="000000"/>
-          <w:kern w:val="0"/>
-          <w:lang w:eastAsia="es-PE"/>
-          <ns2:ligatures ns2:val="none"/>
-        </w:rPr>
-      </w:pPr>
-      <w:r>
-        <w:rPr>
-          <w:rFonts w:ascii="Arial Narrow" w:eastAsia="Arial Narrow" w:hAnsi="Arial Narrow" w:cs="Arial Narrow"/>
-          <w:b/>
-          <w:color w:val="000000"/>
-          <w:kern w:val="0"/>
-          <w:lang w:eastAsia="es-PE"/>
-          <ns2:ligatures ns2:val="none"/>
+          <w14:ligatures w14:val="none"/>
+        </w:rPr>
+      </w:pPr>
+    </w:p>
+    <w:p>
+      <w:pPr>
+        <w:spacing w:after="0" w:line="240" w:lineRule="auto"/>
+        <w:jc w:val="both"/>
+        <w:rPr>
+          <w:rFonts w:ascii="Arial Narrow" w:eastAsia="Arial Narrow" w:hAnsi="Arial Narrow" w:cs="Arial Narrow"/>
+          <w:color w:val="000000"/>
+          <w:kern w:val="0"/>
+          <w:lang w:eastAsia="es-PE"/>
+          <w14:ligatures w14:val="none"/>
+        </w:rPr>
+      </w:pPr>
+      <w:r>
+        <w:rPr>
+          <w:rFonts w:ascii="Arial Narrow" w:eastAsia="Arial Narrow" w:hAnsi="Arial Narrow" w:cs="Arial Narrow"/>
+          <w:b/>
+          <w:color w:val="000000"/>
+          <w:kern w:val="0"/>
+          <w:lang w:eastAsia="es-PE"/>
+          <w14:ligatures w14:val="none"/>
         </w:rPr>
         <w:t>SEXTO:</w:t>
       </w:r>
@@ -5445,7 +5422,7 @@
           <w:color w:val="000000"/>
           <w:kern w:val="0"/>
           <w:lang w:eastAsia="es-PE"/>
-          <ns2:ligatures ns2:val="none"/>
+          <w14:ligatures w14:val="none"/>
         </w:rPr>
         <w:t xml:space="preserve"> </w:t>
       </w:r>
@@ -5456,7 +5433,7 @@
           <w:color w:val="000000"/>
           <w:kern w:val="0"/>
           <w:lang w:eastAsia="es-PE"/>
-          <ns2:ligatures ns2:val="none"/>
+          <w14:ligatures w14:val="none"/>
         </w:rPr>
         <w:t>informar a las partes que el artículo 110</w:t>
       </w:r>
@@ -5466,7 +5443,7 @@
           <w:color w:val="000000"/>
           <w:kern w:val="0"/>
           <w:lang w:eastAsia="es-PE"/>
-          <ns2:ligatures ns2:val="none"/>
+          <w14:ligatures w14:val="none"/>
         </w:rPr>
         <w:t/>
       </w:r>
@@ -5476,7 +5453,7 @@
           <w:color w:val="000000"/>
           <w:kern w:val="0"/>
           <w:lang w:eastAsia="es-PE"/>
-          <ns2:ligatures ns2:val="none"/>
+          <w14:ligatures w14:val="none"/>
         </w:rPr>
         <w:t xml:space="preserve"> de la Ley 29571, Código de Protección y Defensa del Consumidor</w:t>
       </w:r>
@@ -5488,7 +5465,7 @@
           <w:kern w:val="0"/>
           <w:vertAlign w:val="superscript"/>
           <w:lang w:eastAsia="es-PE"/>
-          <ns2:ligatures ns2:val="none"/>
+          <w14:ligatures w14:val="none"/>
         </w:rPr>
         <w:footnoteReference w:id="7"/>
       </w:r>
@@ -5498,7 +5475,7 @@
           <w:color w:val="000000"/>
           <w:kern w:val="0"/>
           <w:lang w:eastAsia="es-PE"/>
-          <ns2:ligatures ns2:val="none"/>
+          <w14:ligatures w14:val="none"/>
         </w:rPr>
         <w:t>, faculta a la Comisión a calificar las infracciones de la referida norma como leves, graves o muy graves e imponer sanciones que van desde una amonestación hasta una multa por un máximo de 450 Unidades Impositivas Tributarias, sin perjuicio de las medidas correctivas, reparadoras y complementarias, que puedan ordenarse de acuerdo a lo estipulado en los artículos 114</w:t>
       </w:r>
@@ -5508,7 +5485,7 @@
           <w:color w:val="000000"/>
           <w:kern w:val="0"/>
           <w:lang w:eastAsia="es-PE"/>
-          <ns2:ligatures ns2:val="none"/>
+          <w14:ligatures w14:val="none"/>
         </w:rPr>
         <w:t/>
       </w:r>
@@ -5518,7 +5495,7 @@
           <w:color w:val="000000"/>
           <w:kern w:val="0"/>
           <w:lang w:eastAsia="es-PE"/>
-          <ns2:ligatures ns2:val="none"/>
+          <w14:ligatures w14:val="none"/>
         </w:rPr>
         <w:t>, 115</w:t>
       </w:r>
@@ -5528,7 +5505,7 @@
           <w:color w:val="000000"/>
           <w:kern w:val="0"/>
           <w:lang w:eastAsia="es-PE"/>
-          <ns2:ligatures ns2:val="none"/>
+          <w14:ligatures w14:val="none"/>
         </w:rPr>
         <w:t/>
       </w:r>
@@ -5538,7 +5515,7 @@
           <w:color w:val="000000"/>
           <w:kern w:val="0"/>
           <w:lang w:eastAsia="es-PE"/>
-          <ns2:ligatures ns2:val="none"/>
+          <w14:ligatures w14:val="none"/>
         </w:rPr>
         <w:t xml:space="preserve"> y 116</w:t>
       </w:r>
@@ -5548,7 +5525,7 @@
           <w:color w:val="000000"/>
           <w:kern w:val="0"/>
           <w:lang w:eastAsia="es-PE"/>
-          <ns2:ligatures ns2:val="none"/>
+          <w14:ligatures w14:val="none"/>
         </w:rPr>
         <w:t/>
       </w:r>
@@ -5558,7 +5535,7 @@
           <w:color w:val="000000"/>
           <w:kern w:val="0"/>
           <w:lang w:eastAsia="es-PE"/>
-          <ns2:ligatures ns2:val="none"/>
+          <w14:ligatures w14:val="none"/>
         </w:rPr>
         <w:t xml:space="preserve"> de la referida norma</w:t>
       </w:r>
@@ -5570,7 +5547,7 @@
           <w:kern w:val="0"/>
           <w:vertAlign w:val="superscript"/>
           <w:lang w:eastAsia="es-PE"/>
-          <ns2:ligatures ns2:val="none"/>
+          <w14:ligatures w14:val="none"/>
         </w:rPr>
         <w:footnoteReference w:id="8"/>
       </w:r>
@@ -5580,7 +5557,7 @@
           <w:color w:val="000000"/>
           <w:kern w:val="0"/>
           <w:lang w:eastAsia="es-PE"/>
-          <ns2:ligatures ns2:val="none"/>
+          <w14:ligatures w14:val="none"/>
         </w:rPr>
         <w:t xml:space="preserve">. </w:t>
       </w:r>
@@ -5591,7 +5568,7 @@
           <w:color w:val="000000"/>
           <w:kern w:val="0"/>
           <w:lang w:eastAsia="es-PE"/>
-          <ns2:ligatures ns2:val="none"/>
+          <w14:ligatures w14:val="none"/>
         </w:rPr>
         <w:lastRenderedPageBreak/>
         <w:t>Asimismo, se consideran circunstancias atenuantes para la graduación de la sanción, el allanamiento de la denuncia o el reconocimiento de las pretensiones en ella contenidas, de acuerdo con el artículo 112</w:t>
@@ -5602,7 +5579,7 @@
           <w:color w:val="000000"/>
           <w:kern w:val="0"/>
           <w:lang w:eastAsia="es-PE"/>
-          <ns2:ligatures ns2:val="none"/>
+          <w14:ligatures w14:val="none"/>
         </w:rPr>
         <w:t/>
       </w:r>
@@ -5612,7 +5589,7 @@
           <w:color w:val="000000"/>
           <w:kern w:val="0"/>
           <w:lang w:eastAsia="es-PE"/>
-          <ns2:ligatures ns2:val="none"/>
+          <w14:ligatures w14:val="none"/>
         </w:rPr>
         <w:t xml:space="preserve"> del Código</w:t>
       </w:r>
@@ -5624,7 +5601,7 @@
           <w:kern w:val="0"/>
           <w:vertAlign w:val="superscript"/>
           <w:lang w:eastAsia="es-PE"/>
-          <ns2:ligatures ns2:val="none"/>
+          <w14:ligatures w14:val="none"/>
         </w:rPr>
         <w:footnoteReference w:id="9"/>
       </w:r>
@@ -5634,12 +5611,12 @@
           <w:color w:val="000000"/>
           <w:kern w:val="0"/>
           <w:lang w:eastAsia="es-PE"/>
-          <ns2:ligatures ns2:val="none"/>
+          <w14:ligatures w14:val="none"/>
         </w:rPr>
         <w:t>.</w:t>
       </w:r>
     </w:p>
-    <w:p ns2:paraId="60BC1406" ns2:textId="77777777">
+    <w:p>
       <w:pPr>
         <w:shd w:val="clear" w:color="auto" w:fill="FFFFFF"/>
         <w:spacing w:after="0" w:line="240" w:lineRule="auto"/>
@@ -5650,11 +5627,11 @@
           <w:color w:val="000000"/>
           <w:kern w:val="0"/>
           <w:lang w:eastAsia="es-PE"/>
-          <ns2:ligatures ns2:val="none"/>
-        </w:rPr>
-      </w:pPr>
-    </w:p>
-    <w:p ns2:paraId="2A591567" ns2:textId="755DA274">
+          <w14:ligatures w14:val="none"/>
+        </w:rPr>
+      </w:pPr>
+    </w:p>
+    <w:p>
       <w:pPr>
         <w:shd w:val="clear" w:color="auto" w:fill="FFFFFF"/>
         <w:spacing w:after="0" w:line="240" w:lineRule="auto"/>
@@ -5664,17 +5641,17 @@
           <w:color w:val="000000"/>
           <w:kern w:val="0"/>
           <w:lang w:eastAsia="es-PE"/>
-          <ns2:ligatures ns2:val="none"/>
-        </w:rPr>
-      </w:pPr>
-      <w:r>
-        <w:rPr>
-          <w:rFonts w:ascii="Arial Narrow" w:eastAsia="Arial Narrow" w:hAnsi="Arial Narrow" w:cs="Arial Narrow"/>
-          <w:b/>
-          <w:color w:val="000000"/>
-          <w:kern w:val="0"/>
-          <w:lang w:eastAsia="es-PE"/>
-          <ns2:ligatures ns2:val="none"/>
+          <w14:ligatures w14:val="none"/>
+        </w:rPr>
+      </w:pPr>
+      <w:r>
+        <w:rPr>
+          <w:rFonts w:ascii="Arial Narrow" w:eastAsia="Arial Narrow" w:hAnsi="Arial Narrow" w:cs="Arial Narrow"/>
+          <w:b/>
+          <w:color w:val="000000"/>
+          <w:kern w:val="0"/>
+          <w:lang w:eastAsia="es-PE"/>
+          <w14:ligatures w14:val="none"/>
         </w:rPr>
         <w:t>SÉTIMO:</w:t>
       </w:r>
@@ -5684,7 +5661,7 @@
           <w:color w:val="000000"/>
           <w:kern w:val="0"/>
           <w:lang w:eastAsia="es-PE"/>
-          <ns2:ligatures ns2:val="none"/>
+          <w14:ligatures w14:val="none"/>
         </w:rPr>
         <w:t xml:space="preserve"> informar a las partes que conforme a lo establecido en el artículo 39</w:t>
       </w:r>
@@ -5694,7 +5671,7 @@
           <w:color w:val="000000"/>
           <w:kern w:val="0"/>
           <w:lang w:eastAsia="es-PE"/>
-          <ns2:ligatures ns2:val="none"/>
+          <w14:ligatures w14:val="none"/>
         </w:rPr>
         <w:t/>
       </w:r>
@@ -5704,12 +5681,12 @@
           <w:color w:val="000000"/>
           <w:kern w:val="0"/>
           <w:lang w:eastAsia="es-PE"/>
-          <ns2:ligatures ns2:val="none"/>
+          <w14:ligatures w14:val="none"/>
         </w:rPr>
         <w:t xml:space="preserve"> de la Ley sobre Facultades, Normas y Organización del Indecopi, aprobada por Decreto Legislativo 807, los gastos por los peritajes realizados, actuación de pruebas, inspecciones y otros derivados de la tramitación del proceso serán de cargo de la parte que solicita la prueba, salvo pacto en contrario. En todos los casos, la resolución final determinará si los gastos deben ser asumidos por alguna de las partes, o reembolsados a la otra parte o al Indecopi, según sea el caso, de manera adicional a la sanción que haya podido imponerse. </w:t>
       </w:r>
     </w:p>
-    <w:p ns2:paraId="3696E77C" ns2:textId="77777777">
+    <w:p>
       <w:pPr>
         <w:shd w:val="clear" w:color="auto" w:fill="FFFFFF"/>
         <w:spacing w:after="0" w:line="240" w:lineRule="auto"/>
@@ -5719,11 +5696,11 @@
           <w:color w:val="000000"/>
           <w:kern w:val="0"/>
           <w:lang w:eastAsia="es-PE"/>
-          <ns2:ligatures ns2:val="none"/>
-        </w:rPr>
-      </w:pPr>
-    </w:p>
-    <w:p ns2:paraId="563B5C6F" ns2:textId="242E415D">
+          <w14:ligatures w14:val="none"/>
+        </w:rPr>
+      </w:pPr>
+    </w:p>
+    <w:p>
       <w:pPr>
         <w:suppressAutoHyphens/>
         <w:spacing w:after="0" w:line="240" w:lineRule="auto"/>
@@ -5732,7 +5709,7 @@
           <w:rFonts w:ascii="Arial Narrow" w:eastAsia="Calibri" w:hAnsi="Arial Narrow" w:cs="Arial"/>
           <w:kern w:val="0"/>
           <w:u w:val="single"/>
-          <ns2:ligatures ns2:val="none"/>
+          <w14:ligatures w14:val="none"/>
         </w:rPr>
       </w:pPr>
       <w:r>
@@ -5741,7 +5718,7 @@
           <w:b/>
           <w:bCs/>
           <w:kern w:val="0"/>
-          <ns2:ligatures ns2:val="none"/>
+          <w14:ligatures w14:val="none"/>
         </w:rPr>
         <w:lastRenderedPageBreak/>
         <w:t>OCTAVO</w:t>
@@ -5751,7 +5728,7 @@
           <w:rFonts w:ascii="Arial Narrow" w:eastAsia="Calibri" w:hAnsi="Arial Narrow" w:cs="Arial"/>
           <w:b/>
           <w:kern w:val="0"/>
-          <ns2:ligatures ns2:val="none"/>
+          <w14:ligatures w14:val="none"/>
         </w:rPr>
         <w:t>:</w:t>
       </w:r>
@@ -5759,7 +5736,7 @@
         <w:rPr>
           <w:rFonts w:ascii="Arial Narrow" w:eastAsia="Calibri" w:hAnsi="Arial Narrow" w:cs="Arial"/>
           <w:kern w:val="0"/>
-          <ns2:ligatures ns2:val="none"/>
+          <w14:ligatures w14:val="none"/>
         </w:rPr>
         <w:t xml:space="preserve"> comunicar a las partes que, </w:t>
       </w:r>
@@ -5768,7 +5745,7 @@
         <w:rPr>
           <w:rFonts w:ascii="Arial Narrow" w:eastAsia="Calibri" w:hAnsi="Arial Narrow" w:cs="Arial"/>
           <w:kern w:val="0"/>
-          <ns2:ligatures ns2:val="none"/>
+          <w14:ligatures w14:val="none"/>
         </w:rPr>
         <w:t>de acuerdo a</w:t>
       </w:r>
@@ -5777,7 +5754,7 @@
         <w:rPr>
           <w:rFonts w:ascii="Arial Narrow" w:eastAsia="Calibri" w:hAnsi="Arial Narrow" w:cs="Arial"/>
           <w:kern w:val="0"/>
-          <ns2:ligatures ns2:val="none"/>
+          <w14:ligatures w14:val="none"/>
         </w:rPr>
         <w:t xml:space="preserve"> lo señalado por el artículo 29</w:t>
       </w:r>
@@ -5787,7 +5764,7 @@
           <w:color w:val="000000"/>
           <w:kern w:val="0"/>
           <w:lang w:eastAsia="es-PE"/>
-          <ns2:ligatures ns2:val="none"/>
+          <w14:ligatures w14:val="none"/>
         </w:rPr>
         <w:t/>
       </w:r>
@@ -5795,7 +5772,7 @@
         <w:rPr>
           <w:rFonts w:ascii="Arial Narrow" w:eastAsia="Calibri" w:hAnsi="Arial Narrow" w:cs="Arial"/>
           <w:kern w:val="0"/>
-          <ns2:ligatures ns2:val="none"/>
+          <w14:ligatures w14:val="none"/>
         </w:rPr>
         <w:t xml:space="preserve"> del Decreto Legislativo 807</w:t>
       </w:r>
@@ -5805,7 +5782,7 @@
           <w:rFonts w:ascii="Arial Narrow" w:eastAsia="Calibri" w:hAnsi="Arial Narrow" w:cs="Arial"/>
           <w:kern w:val="0"/>
           <w:vertAlign w:val="superscript"/>
-          <ns2:ligatures ns2:val="none"/>
+          <w14:ligatures w14:val="none"/>
         </w:rPr>
         <w:footnoteReference w:id="10"/>
       </w:r>
@@ -5813,7 +5790,7 @@
         <w:rPr>
           <w:rFonts w:ascii="Arial Narrow" w:eastAsia="Calibri" w:hAnsi="Arial Narrow" w:cs="Arial"/>
           <w:kern w:val="0"/>
-          <ns2:ligatures ns2:val="none"/>
+          <w14:ligatures w14:val="none"/>
         </w:rPr>
         <w:t xml:space="preserve">, hasta antes de la emisión de la Resolución Final tienen la posibilidad de solicitar una audiencia de conciliación. En caso deleguen a favor de una tercera persona su actuación en la diligencia programada, esta deberá presentar un poder especial con firma legalizada ante Notario Público, donde conste </w:t>
       </w:r>
@@ -5822,7 +5799,7 @@
           <w:rFonts w:ascii="Arial Narrow" w:eastAsia="Calibri" w:hAnsi="Arial Narrow" w:cs="Arial"/>
           <w:kern w:val="0"/>
           <w:u w:val="single"/>
-          <ns2:ligatures ns2:val="none"/>
+          <w14:ligatures w14:val="none"/>
         </w:rPr>
         <w:t>expresamente su facultad para asistir y conciliar en su representación</w:t>
       </w:r>
@@ -5831,7 +5808,7 @@
           <w:rFonts w:ascii="Arial Narrow" w:eastAsia="Calibri" w:hAnsi="Arial Narrow" w:cs="Arial"/>
           <w:bCs/>
           <w:kern w:val="0"/>
-          <ns2:ligatures ns2:val="none"/>
+          <w14:ligatures w14:val="none"/>
         </w:rPr>
         <w:t>.</w:t>
       </w:r>
@@ -5841,7 +5818,7 @@
           <w:b/>
           <w:bCs/>
           <w:kern w:val="0"/>
-          <ns2:ligatures ns2:val="none"/>
+          <w14:ligatures w14:val="none"/>
         </w:rPr>
         <w:t xml:space="preserve"> </w:t>
       </w:r>
@@ -5850,12 +5827,12 @@
           <w:rFonts w:ascii="Arial Narrow" w:eastAsia="Calibri" w:hAnsi="Arial Narrow" w:cs="Arial"/>
           <w:kern w:val="0"/>
           <w:u w:val="single"/>
-          <ns2:ligatures ns2:val="none"/>
+          <w14:ligatures w14:val="none"/>
         </w:rPr>
         <w:t xml:space="preserve">Ello bajo apercibimiento de no realizar la audiencia de conciliación y levantar el acta de inasistencia correspondiente. </w:t>
       </w:r>
     </w:p>
-    <w:p ns2:paraId="3E55E6BD" ns2:textId="77777777">
+    <w:p>
       <w:pPr>
         <w:suppressAutoHyphens/>
         <w:spacing w:after="0" w:line="240" w:lineRule="auto"/>
@@ -5864,11 +5841,11 @@
           <w:rFonts w:ascii="Arial Narrow" w:eastAsia="Calibri" w:hAnsi="Arial Narrow" w:cs="Arial"/>
           <w:kern w:val="0"/>
           <w:u w:val="single"/>
-          <ns2:ligatures ns2:val="none"/>
-        </w:rPr>
-      </w:pPr>
-    </w:p>
-    <w:p ns2:paraId="0081C764" ns2:textId="77777777">
+          <w14:ligatures w14:val="none"/>
+        </w:rPr>
+      </w:pPr>
+    </w:p>
+    <w:p>
       <w:pPr>
         <w:suppressAutoHyphens/>
         <w:spacing w:after="0" w:line="240" w:lineRule="auto"/>
@@ -5878,7 +5855,7 @@
           <w:color w:val="000000"/>
           <w:kern w:val="0"/>
           <w:lang w:eastAsia="es-PE"/>
-          <ns2:ligatures ns2:val="none"/>
+          <w14:ligatures w14:val="none"/>
         </w:rPr>
       </w:pPr>
       <w:r>
@@ -5888,7 +5865,7 @@
           <w:color w:val="000000"/>
           <w:kern w:val="0"/>
           <w:lang w:eastAsia="es-PE"/>
-          <ns2:ligatures ns2:val="none"/>
+          <w14:ligatures w14:val="none"/>
         </w:rPr>
         <w:t>NOVENO:</w:t>
       </w:r>
@@ -5898,14 +5875,14 @@
           <w:color w:val="000000"/>
           <w:kern w:val="0"/>
           <w:lang w:eastAsia="es-PE"/>
-          <ns2:ligatures ns2:val="none"/>
+          <w14:ligatures w14:val="none"/>
         </w:rPr>
         <w:t xml:space="preserve"> poner en conocimiento de las partes que, antes de la emisión de la Resolución Final, tienen la posibilidad de formular su desistimiento o presentar el acuerdo arribado mediante la conciliación, mediación, transacción o cualquier otro que, de forma indubitable, deje constancia que se ha solucionado la controversia materia de denuncia.</w:t>
       </w:r>
       <w:bookmarkStart w:id="8" w:name="h.gjdgxs" w:colFirst="0" w:colLast="0"/>
       <w:bookmarkEnd w:id="8"/>
     </w:p>
-    <w:p ns2:paraId="0DCAFBEE" ns2:textId="77777777">
+    <w:p>
       <w:pPr>
         <w:suppressAutoHyphens/>
         <w:spacing w:after="0" w:line="240" w:lineRule="auto"/>
@@ -5915,11 +5892,11 @@
           <w:color w:val="000000"/>
           <w:kern w:val="0"/>
           <w:lang w:eastAsia="es-PE"/>
-          <ns2:ligatures ns2:val="none"/>
-        </w:rPr>
-      </w:pPr>
-    </w:p>
-    <w:p ns2:paraId="3F2FA092" ns2:textId="327993ED">
+          <w14:ligatures w14:val="none"/>
+        </w:rPr>
+      </w:pPr>
+    </w:p>
+    <w:p>
       <w:pPr>
         <w:suppressAutoHyphens/>
         <w:spacing w:after="0" w:line="240" w:lineRule="auto"/>
@@ -5934,7 +5911,7 @@
           <w:b/>
           <w:spacing w:val="-3"/>
           <w:kern w:val="0"/>
-          <ns2:ligatures ns2:val="none"/>
+          <w14:ligatures w14:val="none"/>
         </w:rPr>
         <w:t xml:space="preserve">DÉCIMO: requerir al señor [DENUNCIANTE] para que, dentro del plazo de dos (2) días hábiles siguientes a la fecha en que reciba la notificación en su bandeja de correo electrónico, efectúe la confirmación de recepción de la notificación remitida por este despacho a su correo electrónico, de conformidad con el segundo párrafo del numeral 4 del artículo 20 del Texto Único Ordenado de la Ley del Procedimiento Administrativo General, aprobado mediante Decreto Supremo 006-2026-JUS, bajo apercibimiento de rehacer el acto de notificación y notificarle conforme al numeral 1 del artículo 20 del citado cuerpo normativo.</w:t>
       </w:r>
@@ -5944,7 +5921,7 @@
           <w:bCs/>
           <w:spacing w:val="-3"/>
           <w:kern w:val="0"/>
-          <ns2:ligatures ns2:val="none"/>
+          <w14:ligatures w14:val="none"/>
         </w:rPr>
         <w:t xml:space="preserve"/>
       </w:r>
@@ -5954,7 +5931,7 @@
           <w:bCs/>
           <w:spacing w:val="-3"/>
           <w:kern w:val="0"/>
-          <ns2:ligatures ns2:val="none"/>
+          <w14:ligatures w14:val="none"/>
         </w:rPr>
         <w:t xml:space="preserve"/>
       </w:r>
@@ -5964,7 +5941,7 @@
           <w:bCs/>
           <w:spacing w:val="-3"/>
           <w:kern w:val="0"/>
-          <ns2:ligatures ns2:val="none"/>
+          <w14:ligatures w14:val="none"/>
         </w:rPr>
         <w:t/>
       </w:r>
@@ -5974,7 +5951,7 @@
           <w:bCs/>
           <w:spacing w:val="-3"/>
           <w:kern w:val="0"/>
-          <ns2:ligatures ns2:val="none"/>
+          <w14:ligatures w14:val="none"/>
         </w:rPr>
         <w:t xml:space="preserve"/>
       </w:r>
@@ -5985,7 +5962,7 @@
           <w:kern w:val="0"/>
           <w:shd w:val="clear" w:color="auto" w:fill="FFFFFF"/>
           <w:lang w:eastAsia="es-PE"/>
-          <ns2:ligatures ns2:val="none"/>
+          <w14:ligatures w14:val="none"/>
         </w:rPr>
         <w:t xml:space="preserve"/>
       </w:r>
@@ -5996,7 +5973,7 @@
           <w:kern w:val="0"/>
           <w:shd w:val="clear" w:color="auto" w:fill="FFFFFF"/>
           <w:lang w:eastAsia="es-PE"/>
-          <ns2:ligatures ns2:val="none"/>
+          <w14:ligatures w14:val="none"/>
         </w:rPr>
         <w:t xml:space="preserve"/>
       </w:r>
@@ -6013,7 +5990,7 @@
           <w:color w:val="000000"/>
           <w:kern w:val="0"/>
           <w:lang w:eastAsia="es-PE"/>
-          <ns2:ligatures ns2:val="none"/>
+          <w14:ligatures w14:val="none"/>
         </w:rPr>
         <w:t/>
       </w:r>
@@ -6030,7 +6007,7 @@
           <w:color w:val="000000"/>
           <w:kern w:val="0"/>
           <w:lang w:eastAsia="es-PE"/>
-          <ns2:ligatures ns2:val="none"/>
+          <w14:ligatures w14:val="none"/>
         </w:rPr>
         <w:t/>
       </w:r>
@@ -6056,7 +6033,7 @@
         <w:t/>
       </w:r>
     </w:p>
-    <w:p ns2:paraId="3762ECE8" ns2:textId="77777777">
+    <w:p>
       <w:pPr>
         <w:suppressAutoHyphens/>
         <w:spacing w:after="0" w:line="240" w:lineRule="auto"/>
@@ -6066,7 +6043,7 @@
         </w:rPr>
       </w:pPr>
     </w:p>
-    <w:p ns2:paraId="39963B7E" ns2:textId="681115C8">
+    <w:p>
       <w:pPr>
         <w:suppressAutoHyphens/>
         <w:spacing w:line="240" w:lineRule="auto"/>
@@ -6140,63 +6117,63 @@
         <w:t>efectúe el acuse de recibo mediante la confirmación de recepción de la notificación remitida por este despacho a su Casilla Electrónica, dentro de los cinco (5) primeros días hábiles siguientes a la fecha en que recibe la notificación.</w:t>
       </w:r>
     </w:p>
-    <w:p ns2:paraId="537523B8" ns2:textId="77777777">
-      <w:pPr>
-        <w:spacing w:after="0" w:line="240" w:lineRule="auto"/>
-        <w:jc w:val="both"/>
-        <w:rPr>
-          <w:rFonts w:ascii="Arial Narrow" w:eastAsia="Arial Narrow" w:hAnsi="Arial Narrow" w:cs="Arial Narrow"/>
-          <w:b/>
-          <w:color w:val="000000"/>
-          <w:kern w:val="0"/>
-          <w:lang w:eastAsia="es-PE"/>
-          <ns2:ligatures ns2:val="none"/>
-        </w:rPr>
-      </w:pPr>
-    </w:p>
-    <w:p ns2:paraId="4FE8269B" ns2:textId="77777777">
-      <w:pPr>
-        <w:spacing w:after="0" w:line="240" w:lineRule="auto"/>
-        <w:jc w:val="both"/>
-        <w:rPr>
-          <w:rFonts w:ascii="Arial Narrow" w:eastAsia="Arial Narrow" w:hAnsi="Arial Narrow" w:cs="Arial Narrow"/>
-          <w:b/>
-          <w:color w:val="000000"/>
-          <w:kern w:val="0"/>
-          <w:lang w:eastAsia="es-PE"/>
-          <ns2:ligatures ns2:val="none"/>
-        </w:rPr>
-      </w:pPr>
-    </w:p>
-    <w:p ns2:paraId="303C8470" ns2:textId="77777777">
-      <w:pPr>
-        <w:spacing w:after="0" w:line="240" w:lineRule="auto"/>
-        <w:jc w:val="both"/>
-        <w:rPr>
-          <w:rFonts w:ascii="Arial Narrow" w:eastAsia="Arial Narrow" w:hAnsi="Arial Narrow" w:cs="Arial Narrow"/>
-          <w:b/>
-          <w:color w:val="000000"/>
-          <w:kern w:val="0"/>
-          <w:lang w:eastAsia="es-PE"/>
-          <ns2:ligatures ns2:val="none"/>
-        </w:rPr>
-      </w:pPr>
-    </w:p>
-    <w:p ns2:paraId="4CBBE603" ns2:textId="77777777">
-      <w:pPr>
-        <w:spacing w:after="0" w:line="240" w:lineRule="auto"/>
-        <w:jc w:val="both"/>
-        <w:rPr>
-          <w:rFonts w:ascii="Arial Narrow" w:eastAsia="Arial Narrow" w:hAnsi="Arial Narrow" w:cs="Arial Narrow"/>
-          <w:b/>
-          <w:color w:val="000000"/>
-          <w:kern w:val="0"/>
-          <w:lang w:eastAsia="es-PE"/>
-          <ns2:ligatures ns2:val="none"/>
-        </w:rPr>
-      </w:pPr>
-    </w:p>
-    <w:p ns2:paraId="12396E30" ns2:textId="77777777">
+    <w:p>
+      <w:pPr>
+        <w:spacing w:after="0" w:line="240" w:lineRule="auto"/>
+        <w:jc w:val="both"/>
+        <w:rPr>
+          <w:rFonts w:ascii="Arial Narrow" w:eastAsia="Arial Narrow" w:hAnsi="Arial Narrow" w:cs="Arial Narrow"/>
+          <w:b/>
+          <w:color w:val="000000"/>
+          <w:kern w:val="0"/>
+          <w:lang w:eastAsia="es-PE"/>
+          <w14:ligatures w14:val="none"/>
+        </w:rPr>
+      </w:pPr>
+    </w:p>
+    <w:p>
+      <w:pPr>
+        <w:spacing w:after="0" w:line="240" w:lineRule="auto"/>
+        <w:jc w:val="both"/>
+        <w:rPr>
+          <w:rFonts w:ascii="Arial Narrow" w:eastAsia="Arial Narrow" w:hAnsi="Arial Narrow" w:cs="Arial Narrow"/>
+          <w:b/>
+          <w:color w:val="000000"/>
+          <w:kern w:val="0"/>
+          <w:lang w:eastAsia="es-PE"/>
+          <w14:ligatures w14:val="none"/>
+        </w:rPr>
+      </w:pPr>
+    </w:p>
+    <w:p>
+      <w:pPr>
+        <w:spacing w:after="0" w:line="240" w:lineRule="auto"/>
+        <w:jc w:val="both"/>
+        <w:rPr>
+          <w:rFonts w:ascii="Arial Narrow" w:eastAsia="Arial Narrow" w:hAnsi="Arial Narrow" w:cs="Arial Narrow"/>
+          <w:b/>
+          <w:color w:val="000000"/>
+          <w:kern w:val="0"/>
+          <w:lang w:eastAsia="es-PE"/>
+          <w14:ligatures w14:val="none"/>
+        </w:rPr>
+      </w:pPr>
+    </w:p>
+    <w:p>
+      <w:pPr>
+        <w:spacing w:after="0" w:line="240" w:lineRule="auto"/>
+        <w:jc w:val="both"/>
+        <w:rPr>
+          <w:rFonts w:ascii="Arial Narrow" w:eastAsia="Arial Narrow" w:hAnsi="Arial Narrow" w:cs="Arial Narrow"/>
+          <w:b/>
+          <w:color w:val="000000"/>
+          <w:kern w:val="0"/>
+          <w:lang w:eastAsia="es-PE"/>
+          <w14:ligatures w14:val="none"/>
+        </w:rPr>
+      </w:pPr>
+    </w:p>
+    <w:p>
       <w:pPr>
         <w:shd w:val="clear" w:color="auto" w:fill="FFFFFF"/>
         <w:spacing w:after="0" w:line="240" w:lineRule="auto"/>
@@ -6207,7 +6184,7 @@
           <w:bCs/>
           <w:color w:val="000000"/>
           <w:kern w:val="0"/>
-          <ns2:ligatures ns2:val="none"/>
+          <w14:ligatures w14:val="none"/>
         </w:rPr>
       </w:pPr>
       <w:r>
@@ -6217,12 +6194,12 @@
           <w:bCs/>
           <w:color w:val="000000"/>
           <w:kern w:val="0"/>
-          <ns2:ligatures ns2:val="none"/>
+          <w14:ligatures w14:val="none"/>
         </w:rPr>
         <w:t xml:space="preserve">EVELING ROA QUISPE</w:t>
       </w:r>
     </w:p>
-    <w:p ns2:paraId="7B15A8F5" ns2:textId="1302BD07">
+    <w:p>
       <w:pPr>
         <w:shd w:val="clear" w:color="auto" w:fill="FFFFFF"/>
         <w:spacing w:after="0" w:line="240" w:lineRule="auto"/>
@@ -6233,7 +6210,7 @@
           <w:bCs/>
           <w:color w:val="000000"/>
           <w:kern w:val="0"/>
-          <ns2:ligatures ns2:val="none"/>
+          <w14:ligatures w14:val="none"/>
         </w:rPr>
       </w:pPr>
       <w:r>
@@ -6243,7 +6220,7 @@
           <w:bCs/>
           <w:color w:val="000000"/>
           <w:kern w:val="0"/>
-          <ns2:ligatures ns2:val="none"/>
+          <w14:ligatures w14:val="none"/>
         </w:rPr>
         <w:t xml:space="preserve">Secretaria Técnica</w:t>
       </w:r>
@@ -6254,12 +6231,12 @@
           <w:bCs/>
           <w:color w:val="000000"/>
           <w:kern w:val="0"/>
-          <ns2:ligatures ns2:val="none"/>
+          <w14:ligatures w14:val="none"/>
         </w:rPr>
         <w:t xml:space="preserve"/>
       </w:r>
     </w:p>
-    <w:p ns2:paraId="08FFB35F" ns2:textId="77777777">
+    <w:p>
       <w:pPr>
         <w:shd w:val="clear" w:color="auto" w:fill="FFFFFF"/>
         <w:spacing w:after="0" w:line="240" w:lineRule="auto"/>
@@ -6268,7 +6245,7 @@
           <w:rFonts w:ascii="Arial Narrow" w:eastAsia="Calibri" w:hAnsi="Arial Narrow" w:cs="Times New Roman"/>
           <w:color w:val="000000"/>
           <w:kern w:val="0"/>
-          <ns2:ligatures ns2:val="none"/>
+          <w14:ligatures w14:val="none"/>
         </w:rPr>
       </w:pPr>
       <w:r>
@@ -6278,7 +6255,7 @@
           <w:bCs/>
           <w:color w:val="000000"/>
           <w:kern w:val="0"/>
-          <ns2:ligatures ns2:val="none"/>
+          <w14:ligatures w14:val="none"/>
         </w:rPr>
         <w:t>Comisión </w:t>
       </w:r>
@@ -6290,7 +6267,7 @@
           <w:color w:val="000000"/>
           <w:kern w:val="0"/>
           <w:shd w:val="clear" w:color="auto" w:fill="FFFFFF"/>
-          <ns2:ligatures ns2:val="none"/>
+          <w14:ligatures w14:val="none"/>
         </w:rPr>
         <w:t>de</w:t>
       </w:r>
@@ -6301,27 +6278,27 @@
           <w:bCs/>
           <w:color w:val="000000"/>
           <w:kern w:val="0"/>
-          <ns2:ligatures ns2:val="none"/>
+          <w14:ligatures w14:val="none"/>
         </w:rPr>
         <w:t> Protección al Consumidor 1</w:t>
       </w:r>
     </w:p>
-    <w:p ns2:paraId="5490FA6F" ns2:textId="77777777">
-      <w:pPr>
-        <w:spacing w:after="0" w:line="240" w:lineRule="auto"/>
-        <w:jc w:val="both"/>
-        <w:rPr>
-          <w:rFonts w:ascii="Arial Narrow" w:eastAsia="Arial Narrow" w:hAnsi="Arial Narrow" w:cs="Arial Narrow"/>
-          <w:b/>
-          <w:color w:val="000000"/>
-          <w:kern w:val="0"/>
-          <w:lang w:eastAsia="es-PE"/>
-          <ns2:ligatures ns2:val="none"/>
+    <w:p>
+      <w:pPr>
+        <w:spacing w:after="0" w:line="240" w:lineRule="auto"/>
+        <w:jc w:val="both"/>
+        <w:rPr>
+          <w:rFonts w:ascii="Arial Narrow" w:eastAsia="Arial Narrow" w:hAnsi="Arial Narrow" w:cs="Arial Narrow"/>
+          <w:b/>
+          <w:color w:val="000000"/>
+          <w:kern w:val="0"/>
+          <w:lang w:eastAsia="es-PE"/>
+          <w14:ligatures w14:val="none"/>
         </w:rPr>
       </w:pPr>
     </w:p>
     <w:bookmarkEnd w:id="0"/>
-    <w:p ns2:paraId="0B9A1116" ns2:textId="727D815B">
+    <w:p>
       <w:pPr>
         <w:spacing w:after="0" w:line="240" w:lineRule="auto"/>
         <w:jc w:val="both"/>
@@ -6339,7 +6316,7 @@
           <w:sz w:val="16"/>
           <w:szCs w:val="16"/>
           <w:lang w:eastAsia="es-PE"/>
-          <ns2:ligatures ns2:val="none"/>
+          <w14:ligatures w14:val="none"/>
         </w:rPr>
         <w:t>LSM/</w:t>
       </w:r>
@@ -6351,14 +6328,14 @@
           <w:sz w:val="16"/>
           <w:szCs w:val="16"/>
           <w:lang w:eastAsia="es-PE"/>
-          <ns2:ligatures ns2:val="none"/>
+          <w14:ligatures w14:val="none"/>
         </w:rPr>
         <w:t>JCQ</w:t>
       </w:r>
     </w:p>
     <w:sectPr>
-      <w:headerReference w:type="default" ns3:id="rId8"/>
-      <w:footerReference w:type="default" ns3:id="rId9"/>
+      <w:headerReference w:type="default" r:id="rId8"/>
+      <w:footerReference w:type="default" r:id="rId9"/>
       <w:pgSz w:w="11906" w:h="16838"/>
       <w:pgMar w:top="1417" w:right="1701" w:bottom="1417" w:left="1701" w:header="708" w:footer="708" w:gutter="0"/>
       <w:cols w:space="708"/>
@@ -6369,7 +6346,7 @@
 </file>
 
 <file path=word/endnotes.xml><?xml version="1.0" encoding="utf-8"?>
-<w:endnotes xmlns:wpc="http://schemas.microsoft.com/office/word/2010/wordprocessingCanvas" xmlns:cx="http://schemas.microsoft.com/office/drawing/2014/chartex" xmlns:cx1="http://schemas.microsoft.com/office/drawing/2015/9/8/chartex" xmlns:cx2="http://schemas.microsoft.com/office/drawing/2015/10/21/chartex" xmlns:cx3="http://schemas.microsoft.com/office/drawing/2016/5/9/chartex" xmlns:cx4="http://schemas.microsoft.com/office/drawing/2016/5/10/chartex" xmlns:cx5="http://schemas.microsoft.com/office/drawing/2016/5/11/chartex" xmlns:cx6="http://schemas.microsoft.com/office/drawing/2016/5/12/chartex" xmlns:cx7="http://schemas.microsoft.com/office/drawing/2016/5/13/chartex" xmlns:cx8="http://schemas.microsoft.com/office/drawing/2016/5/14/chartex" xmlns:mc="http://schemas.openxmlformats.org/markup-compatibility/2006" xmlns:aink="http://schemas.microsoft.com/office/drawing/2016/ink" xmlns:am3d="http://schemas.microsoft.com/office/drawing/2017/model3d" xmlns:o="urn:schemas-microsoft-com:office:office" xmlns:oel="http://schemas.microsoft.com/office/2019/extlst" xmlns:r="http://schemas.openxmlformats.org/officeDocument/2006/relationships" xmlns:m="http://schemas.openxmlformats.org/officeDocument/2006/math" xmlns:v="urn:schemas-microsoft-com:vml" xmlns:wp14="http://schemas.microsoft.com/office/word/2010/wordprocessingDrawing" xmlns:wp="http://schemas.openxmlformats.org/drawingml/2006/wordprocessingDrawing" xmlns:w10="urn:schemas-microsoft-com:office:word" xmlns:w="http://schemas.openxmlformats.org/wordprocessingml/2006/main" xmlns:w14="http://schemas.microsoft.com/office/word/2010/wordml" xmlns:w15="http://schemas.microsoft.com/office/word/2012/wordml" xmlns:w16cex="http://schemas.microsoft.com/office/word/2018/wordml/cex" xmlns:w16cid="http://schemas.microsoft.com/office/word/2016/wordml/cid" xmlns:w16="http://schemas.microsoft.com/office/word/2018/wordml" xmlns:w16du="http://schemas.microsoft.com/office/word/2023/wordml/word16du" xmlns:w16sdtdh="http://schemas.microsoft.com/office/word/2020/wordml/sdtdatahash" xmlns:w16sdtfl="http://schemas.microsoft.com/office/word/2024/wordml/sdtformatlock" xmlns:w16se="http://schemas.microsoft.com/office/word/2015/wordml/symex" xmlns:wpg="http://schemas.microsoft.com/office/word/2010/wordprocessingGroup" xmlns:wpi="http://schemas.microsoft.com/office/word/2010/wordprocessingInk" xmlns:wne="http://schemas.microsoft.com/office/word/2006/wordml" xmlns:wps="http://schemas.microsoft.com/office/word/2010/wordprocessingShape" mc:Ignorable="w14 w15 w16se w16cid w16 w16cex w16sdtdh w16sdtfl w16du wp14">
+<w:endnotes xmlns:mc="http://schemas.openxmlformats.org/markup-compatibility/2006" xmlns:r="http://schemas.openxmlformats.org/officeDocument/2006/relationships" xmlns:w="http://schemas.openxmlformats.org/wordprocessingml/2006/main" xmlns:w14="http://schemas.microsoft.com/office/word/2010/wordml" xmlns:w15="http://schemas.microsoft.com/office/word/2012/wordml" xmlns:w16="http://schemas.microsoft.com/office/word/2018/wordml" xmlns:w16cex="http://schemas.microsoft.com/office/word/2018/wordml/cex" xmlns:w16cid="http://schemas.microsoft.com/office/word/2016/wordml/cid" xmlns:w16du="http://schemas.microsoft.com/office/word/2023/wordml/word16du" xmlns:w16sdtdh="http://schemas.microsoft.com/office/word/2020/wordml/sdtdatahash" xmlns:w16se="http://schemas.microsoft.com/office/word/2015/wordml/symex" xmlns:wp14="http://schemas.microsoft.com/office/word/2010/wordprocessingDrawing" mc:Ignorable="w14 w15 w16se w16cid w16 w16cex w16sdtdh w16du wp14">
   <w:endnote w:type="separator" w:id="-1">
     <w:p>
       <w:pPr>
@@ -6394,7 +6371,7 @@
 </file>
 
 <file path=word/footer1.xml><?xml version="1.0" encoding="utf-8"?>
-<w:ftr xmlns:wpc="http://schemas.microsoft.com/office/word/2010/wordprocessingCanvas" xmlns:cx="http://schemas.microsoft.com/office/drawing/2014/chartex" xmlns:cx1="http://schemas.microsoft.com/office/drawing/2015/9/8/chartex" xmlns:cx2="http://schemas.microsoft.com/office/drawing/2015/10/21/chartex" xmlns:cx3="http://schemas.microsoft.com/office/drawing/2016/5/9/chartex" xmlns:cx4="http://schemas.microsoft.com/office/drawing/2016/5/10/chartex" xmlns:cx5="http://schemas.microsoft.com/office/drawing/2016/5/11/chartex" xmlns:cx6="http://schemas.microsoft.com/office/drawing/2016/5/12/chartex" xmlns:cx7="http://schemas.microsoft.com/office/drawing/2016/5/13/chartex" xmlns:cx8="http://schemas.microsoft.com/office/drawing/2016/5/14/chartex" xmlns:mc="http://schemas.openxmlformats.org/markup-compatibility/2006" xmlns:aink="http://schemas.microsoft.com/office/drawing/2016/ink" xmlns:am3d="http://schemas.microsoft.com/office/drawing/2017/model3d" xmlns:o="urn:schemas-microsoft-com:office:office" xmlns:oel="http://schemas.microsoft.com/office/2019/extlst" xmlns:r="http://schemas.openxmlformats.org/officeDocument/2006/relationships" xmlns:m="http://schemas.openxmlformats.org/officeDocument/2006/math" xmlns:v="urn:schemas-microsoft-com:vml" xmlns:wp14="http://schemas.microsoft.com/office/word/2010/wordprocessingDrawing" xmlns:wp="http://schemas.openxmlformats.org/drawingml/2006/wordprocessingDrawing" xmlns:w10="urn:schemas-microsoft-com:office:word" xmlns:w="http://schemas.openxmlformats.org/wordprocessingml/2006/main" xmlns:w14="http://schemas.microsoft.com/office/word/2010/wordml" xmlns:w15="http://schemas.microsoft.com/office/word/2012/wordml" xmlns:w16cex="http://schemas.microsoft.com/office/word/2018/wordml/cex" xmlns:w16cid="http://schemas.microsoft.com/office/word/2016/wordml/cid" xmlns:w16="http://schemas.microsoft.com/office/word/2018/wordml" xmlns:w16du="http://schemas.microsoft.com/office/word/2023/wordml/word16du" xmlns:w16sdtdh="http://schemas.microsoft.com/office/word/2020/wordml/sdtdatahash" xmlns:w16sdtfl="http://schemas.microsoft.com/office/word/2024/wordml/sdtformatlock" xmlns:w16se="http://schemas.microsoft.com/office/word/2015/wordml/symex" xmlns:wpg="http://schemas.microsoft.com/office/word/2010/wordprocessingGroup" xmlns:wpi="http://schemas.microsoft.com/office/word/2010/wordprocessingInk" xmlns:wne="http://schemas.microsoft.com/office/word/2006/wordml" xmlns:wps="http://schemas.microsoft.com/office/word/2010/wordprocessingShape" mc:Ignorable="w14 w15 w16se w16cid w16 w16cex w16sdtdh w16sdtfl w16du wp14">
+<w:ftr xmlns:mc="http://schemas.openxmlformats.org/markup-compatibility/2006" xmlns:r="http://schemas.openxmlformats.org/officeDocument/2006/relationships" xmlns:w="http://schemas.openxmlformats.org/wordprocessingml/2006/main" xmlns:w14="http://schemas.microsoft.com/office/word/2010/wordml" xmlns:w15="http://schemas.microsoft.com/office/word/2012/wordml" xmlns:w16="http://schemas.microsoft.com/office/word/2018/wordml" xmlns:w16cex="http://schemas.microsoft.com/office/word/2018/wordml/cex" xmlns:w16cid="http://schemas.microsoft.com/office/word/2016/wordml/cid" xmlns:w16du="http://schemas.microsoft.com/office/word/2023/wordml/word16du" xmlns:w16sdtdh="http://schemas.microsoft.com/office/word/2020/wordml/sdtdatahash" xmlns:w16se="http://schemas.microsoft.com/office/word/2015/wordml/symex" xmlns:wp14="http://schemas.microsoft.com/office/word/2010/wordprocessingDrawing" mc:Ignorable="w14 w15 w16se w16cid w16 w16cex w16sdtdh w16du wp14">
   <w:p>
     <w:pPr>
       <w:pBdr>
@@ -6432,7 +6409,7 @@
 </file>
 
 <file path=word/footnotes.xml><?xml version="1.0" encoding="utf-8"?>
-<w:footnotes xmlns:wpc="http://schemas.microsoft.com/office/word/2010/wordprocessingCanvas" xmlns:cx="http://schemas.microsoft.com/office/drawing/2014/chartex" xmlns:cx1="http://schemas.microsoft.com/office/drawing/2015/9/8/chartex" xmlns:cx2="http://schemas.microsoft.com/office/drawing/2015/10/21/chartex" xmlns:cx3="http://schemas.microsoft.com/office/drawing/2016/5/9/chartex" xmlns:cx4="http://schemas.microsoft.com/office/drawing/2016/5/10/chartex" xmlns:cx5="http://schemas.microsoft.com/office/drawing/2016/5/11/chartex" xmlns:cx6="http://schemas.microsoft.com/office/drawing/2016/5/12/chartex" xmlns:cx7="http://schemas.microsoft.com/office/drawing/2016/5/13/chartex" xmlns:cx8="http://schemas.microsoft.com/office/drawing/2016/5/14/chartex" xmlns:mc="http://schemas.openxmlformats.org/markup-compatibility/2006" xmlns:aink="http://schemas.microsoft.com/office/drawing/2016/ink" xmlns:am3d="http://schemas.microsoft.com/office/drawing/2017/model3d" xmlns:o="urn:schemas-microsoft-com:office:office" xmlns:oel="http://schemas.microsoft.com/office/2019/extlst" xmlns:r="http://schemas.openxmlformats.org/officeDocument/2006/relationships" xmlns:m="http://schemas.openxmlformats.org/officeDocument/2006/math" xmlns:v="urn:schemas-microsoft-com:vml" xmlns:wp14="http://schemas.microsoft.com/office/word/2010/wordprocessingDrawing" xmlns:wp="http://schemas.openxmlformats.org/drawingml/2006/wordprocessingDrawing" xmlns:w10="urn:schemas-microsoft-com:office:word" xmlns:w="http://schemas.openxmlformats.org/wordprocessingml/2006/main" xmlns:w14="http://schemas.microsoft.com/office/word/2010/wordml" xmlns:w15="http://schemas.microsoft.com/office/word/2012/wordml" xmlns:w16cex="http://schemas.microsoft.com/office/word/2018/wordml/cex" xmlns:w16cid="http://schemas.microsoft.com/office/word/2016/wordml/cid" xmlns:w16="http://schemas.microsoft.com/office/word/2018/wordml" xmlns:w16du="http://schemas.microsoft.com/office/word/2023/wordml/word16du" xmlns:w16sdtdh="http://schemas.microsoft.com/office/word/2020/wordml/sdtdatahash" xmlns:w16sdtfl="http://schemas.microsoft.com/office/word/2024/wordml/sdtformatlock" xmlns:w16se="http://schemas.microsoft.com/office/word/2015/wordml/symex" xmlns:wpg="http://schemas.microsoft.com/office/word/2010/wordprocessingGroup" xmlns:wpi="http://schemas.microsoft.com/office/word/2010/wordprocessingInk" xmlns:wne="http://schemas.microsoft.com/office/word/2006/wordml" xmlns:wps="http://schemas.microsoft.com/office/word/2010/wordprocessingShape" mc:Ignorable="w14 w15 w16se w16cid w16 w16cex w16sdtdh w16sdtfl w16du wp14">
+<w:footnotes xmlns:mc="http://schemas.openxmlformats.org/markup-compatibility/2006" xmlns:r="http://schemas.openxmlformats.org/officeDocument/2006/relationships" xmlns:w="http://schemas.openxmlformats.org/wordprocessingml/2006/main" xmlns:w14="http://schemas.microsoft.com/office/word/2010/wordml" xmlns:w15="http://schemas.microsoft.com/office/word/2012/wordml" xmlns:w16="http://schemas.microsoft.com/office/word/2018/wordml" xmlns:w16cex="http://schemas.microsoft.com/office/word/2018/wordml/cex" xmlns:w16cid="http://schemas.microsoft.com/office/word/2016/wordml/cid" xmlns:w16du="http://schemas.microsoft.com/office/word/2023/wordml/word16du" xmlns:w16sdtdh="http://schemas.microsoft.com/office/word/2020/wordml/sdtdatahash" xmlns:w16se="http://schemas.microsoft.com/office/word/2015/wordml/symex" xmlns:wp14="http://schemas.microsoft.com/office/word/2010/wordprocessingDrawing" mc:Ignorable="w14 w15 w16se w16cid w16 w16cex w16sdtdh w16du wp14">
   <w:footnote w:type="separator" w:id="-1">
     <w:p>
       <w:pPr>
@@ -7449,6 +7426,161 @@
       </w:pPr>
     </w:p>
   </w:footnote>
+  <w:footnote w:id="12">
+    <w:p>
+      <w:pPr>
+        <w:pStyle w:val="Textonotapie"/>
+        <w:ind w:left="567" w:hanging="567"/>
+        <w:jc w:val="both"/>
+      </w:pPr>
+      <w:r>
+        <w:rPr>
+          <w:rStyle w:val="Refdenotaalpie"/>
+          <w:rFonts w:ascii="Arial Narrow" w:hAnsi="Arial Narrow" w:cs="Arial"/>
+          <w:sz w:val="16"/>
+          <w:szCs w:val="16"/>
+          <w:vertAlign w:val="superscript"/>
+        </w:rPr>
+        <w:footnoteRef/>
+      </w:r>
+      <w:r>
+        <w:rPr>
+          <w:rFonts w:ascii="Arial Narrow" w:hAnsi="Arial Narrow" w:cs="Arial"/>
+          <w:sz w:val="16"/>
+          <w:szCs w:val="16"/>
+        </w:rPr>
+        <w:tab/>
+      </w:r>
+      <w:r>
+        <w:rPr>
+          <w:rFonts w:ascii="Arial Narrow" w:hAnsi="Arial Narrow" w:cs="Arial"/>
+          <w:b/>
+          <w:bCs/>
+          <w:sz w:val="16"/>
+          <w:szCs w:val="16"/>
+        </w:rPr>
+        <w:t xml:space="preserve">DECRETO LEGISLATIVO 807, LEY SOBRE FACULTADES, NORMAS Y ORGANIZACIÓN DEL INDECOPI, publicado el 18 de abril de 1996</w:t>
+      </w:r>
+    </w:p>
+    <w:p>
+      <w:pPr>
+        <w:pStyle w:val="Textonotapie"/>
+        <w:ind w:left="567" w:hanging="567"/>
+        <w:jc w:val="both"/>
+      </w:pPr>
+      <w:r>
+        <w:rPr>
+          <w:rFonts w:ascii="Arial Narrow" w:hAnsi="Arial Narrow" w:cs="Arial"/>
+          <w:sz w:val="16"/>
+          <w:szCs w:val="16"/>
+        </w:rPr>
+        <w:tab/>
+      </w:r>
+      <w:r>
+        <w:rPr>
+          <w:rFonts w:ascii="Arial Narrow" w:hAnsi="Arial Narrow" w:cs="Arial"/>
+          <w:b/>
+          <w:bCs/>
+          <w:sz w:val="16"/>
+          <w:szCs w:val="16"/>
+        </w:rPr>
+        <w:t xml:space="preserve">Artículo 26.-</w:t>
+      </w:r>
+      <w:r>
+        <w:rPr>
+          <w:rFonts w:ascii="Arial Narrow" w:hAnsi="Arial Narrow" w:cs="Arial"/>
+          <w:sz w:val="16"/>
+          <w:szCs w:val="16"/>
+        </w:rPr>
+        <w:t xml:space="preserve"> Una vez admitida a trámite la denuncia, se correrá traslado de la misma al denunciado, a fin de que éste presente su descargo. El plazo para la presentación del descargo será de cinco (5) días contados desde la notificación, vencido el cual, el Secretario Técnico declarará en rebeldía al denunciado que no lo hubiera presentado.</w:t>
+      </w:r>
+    </w:p>
+  </w:footnote>
+  <w:footnote w:id="13">
+    <w:p>
+      <w:pPr>
+        <w:pStyle w:val="Textonotapie"/>
+        <w:ind w:left="567" w:hanging="567"/>
+        <w:jc w:val="both"/>
+      </w:pPr>
+      <w:r>
+        <w:rPr>
+          <w:rStyle w:val="Refdenotaalpie"/>
+          <w:rFonts w:ascii="Arial Narrow" w:hAnsi="Arial Narrow" w:cs="Arial"/>
+          <w:sz w:val="16"/>
+          <w:szCs w:val="16"/>
+          <w:vertAlign w:val="superscript"/>
+        </w:rPr>
+        <w:footnoteRef/>
+      </w:r>
+      <w:r>
+        <w:rPr>
+          <w:rFonts w:ascii="Arial Narrow" w:hAnsi="Arial Narrow" w:cs="Arial"/>
+          <w:sz w:val="16"/>
+          <w:szCs w:val="16"/>
+        </w:rPr>
+        <w:tab/>
+      </w:r>
+      <w:r>
+        <w:rPr>
+          <w:rFonts w:ascii="Arial Narrow" w:hAnsi="Arial Narrow" w:cs="Arial"/>
+          <w:b/>
+          <w:bCs/>
+          <w:sz w:val="16"/>
+          <w:szCs w:val="16"/>
+        </w:rPr>
+        <w:t xml:space="preserve">DECRETO SUPREMO 006-2026-JUS, TEXTO ÚNICO ORDENADO DE LA LEY 27444, LEY DEL PROCEDIMIENTO ADMINISTRATIVO GENERAL, publicado el 30 de abril de 2026</w:t>
+      </w:r>
+    </w:p>
+    <w:p>
+      <w:pPr>
+        <w:pStyle w:val="Textonotapie"/>
+        <w:ind w:left="567" w:hanging="567"/>
+        <w:jc w:val="both"/>
+      </w:pPr>
+      <w:r>
+        <w:rPr>
+          <w:rFonts w:ascii="Arial Narrow" w:hAnsi="Arial Narrow" w:cs="Arial"/>
+          <w:sz w:val="16"/>
+          <w:szCs w:val="16"/>
+        </w:rPr>
+        <w:tab/>
+      </w:r>
+      <w:r>
+        <w:rPr>
+          <w:rFonts w:ascii="Arial Narrow" w:hAnsi="Arial Narrow" w:cs="Arial"/>
+          <w:b/>
+          <w:bCs/>
+          <w:sz w:val="16"/>
+          <w:szCs w:val="16"/>
+        </w:rPr>
+        <w:t xml:space="preserve">Artículo 223.- Contestación de la reclamación</w:t>
+      </w:r>
+    </w:p>
+    <w:p>
+      <w:pPr>
+        <w:pStyle w:val="Textonotapie"/>
+        <w:ind w:left="567" w:hanging="567"/>
+        <w:jc w:val="both"/>
+      </w:pPr>
+      <w:r>
+        <w:rPr>
+          <w:rFonts w:ascii="Arial Narrow" w:hAnsi="Arial Narrow" w:cs="Arial"/>
+          <w:sz w:val="16"/>
+          <w:szCs w:val="16"/>
+        </w:rPr>
+        <w:tab/>
+      </w:r>
+      <w:r>
+        <w:rPr>
+          <w:rFonts w:ascii="Arial Narrow" w:hAnsi="Arial Narrow" w:cs="Arial"/>
+          <w:sz w:val="16"/>
+          <w:szCs w:val="16"/>
+        </w:rPr>
+        <w:t xml:space="preserve">223.1 El reclamado deberá presentar la contestación de la reclamación dentro de los quince (15) días posteriores a la notificación de ésta; vencido este plazo, la Administración declarará en rebeldía al reclamado que no la hubiera presentado. La contestación deberá contener los requisitos de los escritos previstos en el artículo 113 de la presente Ley, así como la absolución de todos los asuntos controvertidos de hecho y de derecho, Las alegaciones y los hechos relevantes de la reclamación, salvo que hayan sido específicamente negadas en la contestación, se tendrán por aceptadas o merituadas como ciertas.</w:t>
+      </w:r>
+    </w:p>
+  </w:footnote>
   <w:footnote w:id="7">
     <w:p>
       <w:pPr>
@@ -9031,7 +9163,7 @@
 </file>
 
 <file path=word/header1.xml><?xml version="1.0" encoding="utf-8"?>
-<w:hdr xmlns:wpc="http://schemas.microsoft.com/office/word/2010/wordprocessingCanvas" xmlns:cx="http://schemas.microsoft.com/office/drawing/2014/chartex" xmlns:cx1="http://schemas.microsoft.com/office/drawing/2015/9/8/chartex" xmlns:cx2="http://schemas.microsoft.com/office/drawing/2015/10/21/chartex" xmlns:cx3="http://schemas.microsoft.com/office/drawing/2016/5/9/chartex" xmlns:cx4="http://schemas.microsoft.com/office/drawing/2016/5/10/chartex" xmlns:cx5="http://schemas.microsoft.com/office/drawing/2016/5/11/chartex" xmlns:cx6="http://schemas.microsoft.com/office/drawing/2016/5/12/chartex" xmlns:cx7="http://schemas.microsoft.com/office/drawing/2016/5/13/chartex" xmlns:cx8="http://schemas.microsoft.com/office/drawing/2016/5/14/chartex" xmlns:mc="http://schemas.openxmlformats.org/markup-compatibility/2006" xmlns:aink="http://schemas.microsoft.com/office/drawing/2016/ink" xmlns:am3d="http://schemas.microsoft.com/office/drawing/2017/model3d" xmlns:o="urn:schemas-microsoft-com:office:office" xmlns:oel="http://schemas.microsoft.com/office/2019/extlst" xmlns:r="http://schemas.openxmlformats.org/officeDocument/2006/relationships" xmlns:m="http://schemas.openxmlformats.org/officeDocument/2006/math" xmlns:v="urn:schemas-microsoft-com:vml" xmlns:wp14="http://schemas.microsoft.com/office/word/2010/wordprocessingDrawing" xmlns:wp="http://schemas.openxmlformats.org/drawingml/2006/wordprocessingDrawing" xmlns:w10="urn:schemas-microsoft-com:office:word" xmlns:w="http://schemas.openxmlformats.org/wordprocessingml/2006/main" xmlns:w14="http://schemas.microsoft.com/office/word/2010/wordml" xmlns:w15="http://schemas.microsoft.com/office/word/2012/wordml" xmlns:w16cex="http://schemas.microsoft.com/office/word/2018/wordml/cex" xmlns:w16cid="http://schemas.microsoft.com/office/word/2016/wordml/cid" xmlns:w16="http://schemas.microsoft.com/office/word/2018/wordml" xmlns:w16du="http://schemas.microsoft.com/office/word/2023/wordml/word16du" xmlns:w16sdtdh="http://schemas.microsoft.com/office/word/2020/wordml/sdtdatahash" xmlns:w16sdtfl="http://schemas.microsoft.com/office/word/2024/wordml/sdtformatlock" xmlns:w16se="http://schemas.microsoft.com/office/word/2015/wordml/symex" xmlns:wpg="http://schemas.microsoft.com/office/word/2010/wordprocessingGroup" xmlns:wpi="http://schemas.microsoft.com/office/word/2010/wordprocessingInk" xmlns:wne="http://schemas.microsoft.com/office/word/2006/wordml" xmlns:wps="http://schemas.microsoft.com/office/word/2010/wordprocessingShape" mc:Ignorable="w14 w15 w16se w16cid w16 w16cex w16sdtdh w16sdtfl w16du wp14">
+<w:hdr xmlns:a="http://schemas.openxmlformats.org/drawingml/2006/main" xmlns:a14="http://schemas.microsoft.com/office/drawing/2010/main" xmlns:mc="http://schemas.openxmlformats.org/markup-compatibility/2006" xmlns:pic="http://schemas.openxmlformats.org/drawingml/2006/picture" xmlns:r="http://schemas.openxmlformats.org/officeDocument/2006/relationships" xmlns:w="http://schemas.openxmlformats.org/wordprocessingml/2006/main" xmlns:w14="http://schemas.microsoft.com/office/word/2010/wordml" xmlns:w15="http://schemas.microsoft.com/office/word/2012/wordml" xmlns:w16="http://schemas.microsoft.com/office/word/2018/wordml" xmlns:w16cex="http://schemas.microsoft.com/office/word/2018/wordml/cex" xmlns:w16cid="http://schemas.microsoft.com/office/word/2016/wordml/cid" xmlns:w16du="http://schemas.microsoft.com/office/word/2023/wordml/word16du" xmlns:w16sdtdh="http://schemas.microsoft.com/office/word/2020/wordml/sdtdatahash" xmlns:w16se="http://schemas.microsoft.com/office/word/2015/wordml/symex" xmlns:wp="http://schemas.openxmlformats.org/drawingml/2006/wordprocessingDrawing" xmlns:wp14="http://schemas.microsoft.com/office/word/2010/wordprocessingDrawing" mc:Ignorable="w14 w15 w16se w16cid w16 w16cex w16sdtdh w16du wp14">
   <w:tbl>
     <w:tblPr>
       <w:tblW w:w="8645" w:type="dxa"/>

--- a/plantillas_maestras/06_seguro_hogar_e_inmuebles/negativa_cobertura/2_o_mas_ddos_varios/varon/TPL_0786_2025_SEGURO_HOGAR_E_INMUEBLES_NEGATIVA_COBERTURA_ASEGURADORA_VARON_R1.docx
+++ b/plantillas_maestras/06_seguro_hogar_e_inmuebles/negativa_cobertura/2_o_mas_ddos_varios/varon/TPL_0786_2025_SEGURO_HOGAR_E_INMUEBLES_NEGATIVA_COBERTURA_ASEGURADORA_VARON_R1.docx
@@ -676,117 +676,7 @@
           <w:lang w:val="es-ES" w:eastAsia="es-ES"/>
           <w14:ligatures w14:val="none"/>
         </w:rPr>
-        <w:t xml:space="preserve">Mediante el escrito del 31 de marzo de 2025 el señor [APELLIDO] denunció a Pacífico por presuntas infracciones a la Ley 29571, Código de Protección y Defensa del Consumidor (en adelante, Código), señalando lo siguiente:</w:t>
-      </w:r>
-      <w:r>
-        <w:rPr>
-          <w:rFonts w:ascii="Arial Narrow" w:eastAsia="Arial Narrow" w:hAnsi="Arial Narrow" w:cs="Arial Narrow"/>
-          <w:color w:val="000000"/>
-          <w:kern w:val="0"/>
-          <w:sz w:val="22"/>
-          <w:szCs w:val="22"/>
-          <w:lang w:val="es-ES" w:eastAsia="es-ES"/>
-          <w14:ligatures w14:val="none"/>
-        </w:rPr>
-        <w:t/>
-      </w:r>
-      <w:r>
-        <w:rPr>
-          <w:rFonts w:ascii="Arial Narrow" w:eastAsia="Arial Narrow" w:hAnsi="Arial Narrow" w:cs="Arial Narrow"/>
-          <w:color w:val="000000"/>
-          <w:kern w:val="0"/>
-          <w:sz w:val="22"/>
-          <w:szCs w:val="22"/>
-          <w:lang w:val="es-ES" w:eastAsia="es-ES"/>
-          <w14:ligatures w14:val="none"/>
-        </w:rPr>
-        <w:t xml:space="preserve"/>
-      </w:r>
-      <w:r>
-        <w:rPr>
-          <w:rFonts w:ascii="Arial Narrow" w:eastAsia="Arial Narrow" w:hAnsi="Arial Narrow" w:cs="Arial Narrow"/>
-          <w:kern w:val="0"/>
-          <w14:ligatures w14:val="none"/>
-          <w:sz w:val="22"/>
-          <w:szCs w:val="22"/>
-        </w:rPr>
-        <w:t xml:space="preserve"/>
-      </w:r>
-      <w:r>
-        <w:rPr>
-          <w:rFonts w:ascii="Arial Narrow" w:eastAsia="Arial Narrow" w:hAnsi="Arial Narrow" w:cs="Arial Narrow"/>
-          <w:kern w:val="0"/>
-          <w14:ligatures w14:val="none"/>
-          <w:sz w:val="22"/>
-          <w:szCs w:val="22"/>
-        </w:rPr>
-        <w:t/>
-      </w:r>
-      <w:r>
-        <w:rPr>
-          <w:rFonts w:ascii="Arial Narrow" w:eastAsia="Arial Narrow" w:hAnsi="Arial Narrow" w:cs="Arial Narrow"/>
-          <w:kern w:val="0"/>
-          <w14:ligatures w14:val="none"/>
-          <w:sz w:val="22"/>
-          <w:szCs w:val="22"/>
-        </w:rPr>
-        <w:t xml:space="preserve"/>
-      </w:r>
-      <w:r>
-        <w:rPr>
-          <w:rFonts w:ascii="Arial Narrow" w:eastAsia="Arial Narrow" w:hAnsi="Arial Narrow" w:cs="Arial Narrow"/>
-          <w:kern w:val="0"/>
-          <w14:ligatures w14:val="none"/>
-          <w:sz w:val="22"/>
-          <w:szCs w:val="22"/>
-        </w:rPr>
-        <w:t xml:space="preserve"/>
-      </w:r>
-      <w:r>
-        <w:rPr>
-          <w:rFonts w:ascii="Arial Narrow" w:eastAsia="Arial Narrow" w:hAnsi="Arial Narrow" w:cs="Arial Narrow"/>
-          <w:kern w:val="0"/>
-          <w14:ligatures w14:val="none"/>
-          <w:sz w:val="22"/>
-          <w:szCs w:val="22"/>
-        </w:rPr>
-        <w:t/>
-      </w:r>
-      <w:r>
-        <w:rPr>
-          <w:rFonts w:ascii="Arial Narrow" w:eastAsia="Arial Narrow" w:hAnsi="Arial Narrow" w:cs="Arial Narrow"/>
-          <w:color w:val="000000"/>
-          <w:kern w:val="0"/>
-          <w:sz w:val="22"/>
-          <w:szCs w:val="22"/>
-          <w:lang w:val="es-ES" w:eastAsia="es-ES"/>
-          <w14:ligatures w14:val="none"/>
-        </w:rPr>
-        <w:t xml:space="preserve"/>
-      </w:r>
-      <w:r>
-        <w:rPr>
-          <w:rFonts w:ascii="Arial Narrow" w:eastAsia="Arial Narrow" w:hAnsi="Arial Narrow" w:cs="Arial Narrow"/>
-          <w:color w:val="000000"/>
-          <w:kern w:val="0"/>
-          <w:sz w:val="22"/>
-          <w:szCs w:val="22"/>
-          <w:lang w:val="es-ES" w:eastAsia="es-ES"/>
-          <w14:ligatures w14:val="none"/>
-        </w:rPr>
-        <w:t xml:space="preserve"/>
-      </w:r>
-      <w:r>
-        <w:rPr>
-          <w:rFonts w:ascii="Arial Narrow" w:eastAsia="Arial Narrow" w:hAnsi="Arial Narrow" w:cs="Arial Narrow"/>
-          <w:color w:val="000000"/>
-          <w:kern w:val="0"/>
-          <w:sz w:val="22"/>
-          <w:szCs w:val="22"/>
-          <w:lang w:val="es-ES" w:eastAsia="es-ES"/>
-          <w14:ligatures w14:val="none"/>
-        </w:rPr>
-        <w:t/>
+        <w:t xml:space="preserve">Mediante el escrito del 31 de marzo de 2025 el señor [APELLIDO] denunció a Pacífico por presuntas infracciones a la Ley 29571, Código de Protección y Defensa del Consumidor</w:t>
       </w:r>
       <w:r>
         <w:rPr>
@@ -801,6 +691,128 @@
           <w14:ligatures w14:val="none"/>
         </w:rPr>
         <w:footnoteReference w:id="1"/>
+      </w:r>
+      <w:r>
+        <w:rPr>
+          <w:rFonts w:ascii="Arial Narrow" w:eastAsia="Arial Narrow" w:hAnsi="Arial Narrow" w:cs="Arial Narrow"/>
+          <w:color w:val="000000"/>
+          <w:kern w:val="0"/>
+          <w:sz w:val="22"/>
+          <w:szCs w:val="22"/>
+          <w:lang w:val="es-ES" w:eastAsia="es-ES"/>
+          <w14:ligatures w14:val="none"/>
+        </w:rPr>
+        <w:t xml:space="preserve"> (en adelante, Código), señalando lo siguiente:</w:t>
+      </w:r>
+      <w:r>
+        <w:rPr>
+          <w:rFonts w:ascii="Arial Narrow" w:eastAsia="Arial Narrow" w:hAnsi="Arial Narrow" w:cs="Arial Narrow"/>
+          <w:color w:val="000000"/>
+          <w:kern w:val="0"/>
+          <w:sz w:val="22"/>
+          <w:szCs w:val="22"/>
+          <w:lang w:val="es-ES" w:eastAsia="es-ES"/>
+          <w14:ligatures w14:val="none"/>
+        </w:rPr>
+        <w:t/>
+      </w:r>
+      <w:r>
+        <w:rPr>
+          <w:rFonts w:ascii="Arial Narrow" w:eastAsia="Arial Narrow" w:hAnsi="Arial Narrow" w:cs="Arial Narrow"/>
+          <w:color w:val="000000"/>
+          <w:kern w:val="0"/>
+          <w:sz w:val="22"/>
+          <w:szCs w:val="22"/>
+          <w:lang w:val="es-ES" w:eastAsia="es-ES"/>
+          <w14:ligatures w14:val="none"/>
+        </w:rPr>
+        <w:t xml:space="preserve"/>
+      </w:r>
+      <w:r>
+        <w:rPr>
+          <w:rFonts w:ascii="Arial Narrow" w:eastAsia="Arial Narrow" w:hAnsi="Arial Narrow" w:cs="Arial Narrow"/>
+          <w:kern w:val="0"/>
+          <w14:ligatures w14:val="none"/>
+          <w:sz w:val="22"/>
+          <w:szCs w:val="22"/>
+        </w:rPr>
+        <w:t xml:space="preserve"/>
+      </w:r>
+      <w:r>
+        <w:rPr>
+          <w:rFonts w:ascii="Arial Narrow" w:eastAsia="Arial Narrow" w:hAnsi="Arial Narrow" w:cs="Arial Narrow"/>
+          <w:kern w:val="0"/>
+          <w14:ligatures w14:val="none"/>
+          <w:sz w:val="22"/>
+          <w:szCs w:val="22"/>
+        </w:rPr>
+        <w:t/>
+      </w:r>
+      <w:r>
+        <w:rPr>
+          <w:rFonts w:ascii="Arial Narrow" w:eastAsia="Arial Narrow" w:hAnsi="Arial Narrow" w:cs="Arial Narrow"/>
+          <w:kern w:val="0"/>
+          <w14:ligatures w14:val="none"/>
+          <w:sz w:val="22"/>
+          <w:szCs w:val="22"/>
+        </w:rPr>
+        <w:t xml:space="preserve"/>
+      </w:r>
+      <w:r>
+        <w:rPr>
+          <w:rFonts w:ascii="Arial Narrow" w:eastAsia="Arial Narrow" w:hAnsi="Arial Narrow" w:cs="Arial Narrow"/>
+          <w:kern w:val="0"/>
+          <w14:ligatures w14:val="none"/>
+          <w:sz w:val="22"/>
+          <w:szCs w:val="22"/>
+        </w:rPr>
+        <w:t xml:space="preserve"/>
+      </w:r>
+      <w:r>
+        <w:rPr>
+          <w:rFonts w:ascii="Arial Narrow" w:eastAsia="Arial Narrow" w:hAnsi="Arial Narrow" w:cs="Arial Narrow"/>
+          <w:kern w:val="0"/>
+          <w14:ligatures w14:val="none"/>
+          <w:sz w:val="22"/>
+          <w:szCs w:val="22"/>
+        </w:rPr>
+        <w:t/>
+      </w:r>
+      <w:r>
+        <w:rPr>
+          <w:rFonts w:ascii="Arial Narrow" w:eastAsia="Arial Narrow" w:hAnsi="Arial Narrow" w:cs="Arial Narrow"/>
+          <w:color w:val="000000"/>
+          <w:kern w:val="0"/>
+          <w:sz w:val="22"/>
+          <w:szCs w:val="22"/>
+          <w:lang w:val="es-ES" w:eastAsia="es-ES"/>
+          <w14:ligatures w14:val="none"/>
+        </w:rPr>
+        <w:t xml:space="preserve"/>
+      </w:r>
+      <w:r>
+        <w:rPr>
+          <w:rFonts w:ascii="Arial Narrow" w:eastAsia="Arial Narrow" w:hAnsi="Arial Narrow" w:cs="Arial Narrow"/>
+          <w:color w:val="000000"/>
+          <w:kern w:val="0"/>
+          <w:sz w:val="22"/>
+          <w:szCs w:val="22"/>
+          <w:lang w:val="es-ES" w:eastAsia="es-ES"/>
+          <w14:ligatures w14:val="none"/>
+        </w:rPr>
+        <w:t xml:space="preserve"/>
+      </w:r>
+      <w:r>
+        <w:rPr>
+          <w:rFonts w:ascii="Arial Narrow" w:eastAsia="Arial Narrow" w:hAnsi="Arial Narrow" w:cs="Arial Narrow"/>
+          <w:color w:val="000000"/>
+          <w:kern w:val="0"/>
+          <w:sz w:val="22"/>
+          <w:szCs w:val="22"/>
+          <w:lang w:val="es-ES" w:eastAsia="es-ES"/>
+          <w14:ligatures w14:val="none"/>
+        </w:rPr>
+        <w:t/>
       </w:r>
       <w:r>
         <w:rPr>
@@ -4775,7 +4787,19 @@
           <w:lang w:eastAsia="es-PE"/>
           <w14:ligatures w14:val="none"/>
         </w:rPr>
-        <w:t xml:space="preserve">PRIMERO: admitir a trámite la denuncia del 31 de marzo de 2025 interpuesta por el señor [DENUNCIANTE] contra Pacífico compañía de Seguros y Reaseguros S.A por lo siguiente:</w:t>
+        <w:t xml:space="preserve">PRIMERO:</w:t>
+      </w:r>
+      <w:r>
+        <w:rPr>
+          <w:rFonts w:ascii="Arial Narrow" w:eastAsia="Arial Narrow" w:hAnsi="Arial Narrow" w:cs="Arial Narrow"/>
+          <w:color w:val="000000"/>
+          <w:kern w:val="0"/>
+          <w:sz w:val="22"/>
+          <w:szCs w:val="22"/>
+          <w:lang w:eastAsia="es-PE"/>
+          <w14:ligatures w14:val="none"/>
+        </w:rPr>
+        <w:t xml:space="preserve"> admitir a trámite la denuncia del 31 de marzo de 2025 interpuesta por el señor [DENUNCIANTE] contra Pacífico compañía de Seguros y Reaseguros S.A por lo siguiente:</w:t>
       </w:r>
       <w:r>
         <w:rPr>
@@ -4894,7 +4918,6 @@
       <w:r>
         <w:rPr>
           <w:rFonts w:ascii="Arial Narrow" w:eastAsia="Arial Narrow" w:hAnsi="Arial Narrow" w:cs="Arial Narrow"/>
-          <w:bCs/>
           <w:sz w:val="22"/>
           <w:szCs w:val="22"/>
         </w:rPr>
@@ -5667,7 +5690,19 @@
           <w:lang w:eastAsia="es-PE"/>
           <w14:ligatures w14:val="none"/>
         </w:rPr>
-        <w:t xml:space="preserve">TERCERO: </w:t>
+        <w:t xml:space="preserve">TERCERO:</w:t>
+      </w:r>
+      <w:r>
+        <w:rPr>
+          <w:rFonts w:ascii="Arial Narrow" w:eastAsia="Arial Narrow" w:hAnsi="Arial Narrow" w:cs="Arial Narrow"/>
+          <w:color w:val="000000"/>
+          <w:kern w:val="0"/>
+          <w:sz w:val="22"/>
+          <w:szCs w:val="22"/>
+          <w:lang w:eastAsia="es-PE"/>
+          <w14:ligatures w14:val="none"/>
+        </w:rPr>
+        <w:t xml:space="preserve"> </w:t>
       </w:r>
       <w:r>
         <w:rPr>
@@ -6071,7 +6106,15 @@
           <w:sz w:val="22"/>
           <w:szCs w:val="22"/>
         </w:rPr>
-        <w:t xml:space="preserve">CUARTO: </w:t>
+        <w:t xml:space="preserve">CUARTO:</w:t>
+      </w:r>
+      <w:r>
+        <w:rPr>
+          <w:rFonts w:ascii="Arial Narrow" w:eastAsia="Arial Narrow" w:hAnsi="Arial Narrow" w:cs="Arial Narrow"/>
+          <w:sz w:val="22"/>
+          <w:szCs w:val="22"/>
+        </w:rPr>
+        <w:t xml:space="preserve"> </w:t>
       </w:r>
       <w:r>
         <w:rPr>
@@ -6093,7 +6136,7 @@
           <w:lang w:val="es-ES" w:eastAsia="es-ES"/>
           <w14:ligatures w14:val="none"/>
         </w:rPr>
-        <w:footnoteReference w:id="12"/>
+        <w:footnoteReference w:id="7"/>
       </w:r>
       <w:r>
         <w:rPr>
@@ -6115,7 +6158,7 @@
           <w:lang w:val="es-ES" w:eastAsia="es-ES"/>
           <w14:ligatures w14:val="none"/>
         </w:rPr>
-        <w:footnoteReference w:id="13"/>
+        <w:footnoteReference w:id="8"/>
       </w:r>
       <w:r>
         <w:rPr>
@@ -6166,7 +6209,19 @@
           <w:lang w:eastAsia="es-PE"/>
           <w14:ligatures w14:val="none"/>
         </w:rPr>
-        <w:t xml:space="preserve">QUINTO: </w:t>
+        <w:t xml:space="preserve">QUINTO:</w:t>
+      </w:r>
+      <w:r>
+        <w:rPr>
+          <w:rFonts w:ascii="Arial Narrow" w:eastAsia="Arial Narrow" w:hAnsi="Arial Narrow" w:cs="Arial Narrow"/>
+          <w:color w:val="000000"/>
+          <w:kern w:val="0"/>
+          <w:sz w:val="22"/>
+          <w:szCs w:val="22"/>
+          <w:lang w:eastAsia="es-PE"/>
+          <w14:ligatures w14:val="none"/>
+        </w:rPr>
+        <w:t xml:space="preserve"> </w:t>
       </w:r>
       <w:bookmarkStart w:id="5" w:name="_Hlk188286813"/>
       <w:r>
@@ -6475,7 +6530,7 @@
           <w:lang w:eastAsia="es-PE"/>
           <w14:ligatures w14:val="none"/>
         </w:rPr>
-        <w:footnoteReference w:id="7"/>
+        <w:footnoteReference w:id="9"/>
       </w:r>
       <w:r>
         <w:rPr>
@@ -6573,7 +6628,7 @@
           <w:lang w:eastAsia="es-PE"/>
           <w14:ligatures w14:val="none"/>
         </w:rPr>
-        <w:footnoteReference w:id="8"/>
+        <w:footnoteReference w:id="10"/>
       </w:r>
       <w:r>
         <w:rPr>
@@ -6637,7 +6692,7 @@
           <w:lang w:eastAsia="es-PE"/>
           <w14:ligatures w14:val="none"/>
         </w:rPr>
-        <w:footnoteReference w:id="9"/>
+        <w:footnoteReference w:id="11"/>
       </w:r>
       <w:r>
         <w:rPr>
@@ -6852,7 +6907,7 @@
           <w:vertAlign w:val="superscript"/>
           <w14:ligatures w14:val="none"/>
         </w:rPr>
-        <w:footnoteReference w:id="10"/>
+        <w:footnoteReference w:id="12"/>
       </w:r>
       <w:r>
         <w:rPr>
@@ -6870,317 +6925,333 @@
           <w:kern w:val="0"/>
           <w:sz w:val="22"/>
           <w:szCs w:val="22"/>
+          <w14:ligatures w14:val="none"/>
+        </w:rPr>
+        <w:t>expresamente su facultad para asistir y conciliar en su representación</w:t>
+      </w:r>
+      <w:r>
+        <w:rPr>
+          <w:rFonts w:ascii="Arial Narrow" w:eastAsia="Arial Narrow" w:hAnsi="Arial Narrow" w:cs="Arial Narrow"/>
+          <w:kern w:val="0"/>
+          <w14:ligatures w14:val="none"/>
+          <w:sz w:val="22"/>
+          <w:szCs w:val="22"/>
+        </w:rPr>
+        <w:t>.</w:t>
+      </w:r>
+      <w:r>
+        <w:rPr>
+          <w:rFonts w:ascii="Arial Narrow" w:eastAsia="Arial Narrow" w:hAnsi="Arial Narrow" w:cs="Arial Narrow"/>
+          <w:kern w:val="0"/>
+          <w14:ligatures w14:val="none"/>
+          <w:sz w:val="22"/>
+          <w:szCs w:val="22"/>
+        </w:rPr>
+        <w:t xml:space="preserve"> </w:t>
+      </w:r>
+      <w:r>
+        <w:rPr>
+          <w:rFonts w:ascii="Arial Narrow" w:eastAsia="Arial Narrow" w:hAnsi="Arial Narrow" w:cs="Arial Narrow"/>
+          <w:kern w:val="0"/>
+          <w:sz w:val="22"/>
+          <w:szCs w:val="22"/>
+          <w14:ligatures w14:val="none"/>
+        </w:rPr>
+        <w:t xml:space="preserve">Ello bajo apercibimiento de no realizar la audiencia de conciliación y levantar el acta de inasistencia correspondiente. </w:t>
+      </w:r>
+    </w:p>
+    <w:p>
+      <w:pPr>
+        <w:suppressAutoHyphens/>
+        <w:spacing w:after="0" w:line="240" w:lineRule="auto"/>
+        <w:jc w:val="both"/>
+        <w:rPr>
+          <w:rFonts w:ascii="Arial Narrow" w:eastAsia="Arial Narrow" w:hAnsi="Arial Narrow" w:cs="Arial Narrow"/>
+          <w:kern w:val="0"/>
+          <w:sz w:val="22"/>
+          <w:szCs w:val="22"/>
           <w:u w:val="single"/>
           <w14:ligatures w14:val="none"/>
         </w:rPr>
-        <w:t>expresamente su facultad para asistir y conciliar en su representación</w:t>
-      </w:r>
-      <w:r>
-        <w:rPr>
-          <w:rFonts w:ascii="Arial Narrow" w:eastAsia="Arial Narrow" w:hAnsi="Arial Narrow" w:cs="Arial Narrow"/>
-          <w:bCs/>
-          <w:kern w:val="0"/>
-          <w14:ligatures w14:val="none"/>
-          <w:sz w:val="22"/>
-          <w:szCs w:val="22"/>
-        </w:rPr>
-        <w:t>.</w:t>
-      </w:r>
+      </w:pPr>
+    </w:p>
+    <w:p>
+      <w:pPr>
+        <w:suppressAutoHyphens/>
+        <w:spacing w:after="0" w:line="240" w:lineRule="auto"/>
+        <w:jc w:val="both"/>
+        <w:rPr>
+          <w:rFonts w:ascii="Arial Narrow" w:eastAsia="Arial Narrow" w:hAnsi="Arial Narrow" w:cs="Arial Narrow"/>
+          <w:color w:val="000000"/>
+          <w:kern w:val="0"/>
+          <w:sz w:val="22"/>
+          <w:szCs w:val="22"/>
+          <w:lang w:eastAsia="es-PE"/>
+          <w14:ligatures w14:val="none"/>
+        </w:rPr>
+      </w:pPr>
+      <w:r>
+        <w:rPr>
+          <w:rFonts w:ascii="Arial Narrow" w:eastAsia="Arial Narrow" w:hAnsi="Arial Narrow" w:cs="Arial Narrow"/>
+          <w:b/>
+          <w:color w:val="000000"/>
+          <w:kern w:val="0"/>
+          <w:sz w:val="22"/>
+          <w:szCs w:val="22"/>
+          <w:lang w:eastAsia="es-PE"/>
+          <w14:ligatures w14:val="none"/>
+        </w:rPr>
+        <w:t>NOVENO:</w:t>
+      </w:r>
+      <w:r>
+        <w:rPr>
+          <w:rFonts w:ascii="Arial Narrow" w:eastAsia="Arial Narrow" w:hAnsi="Arial Narrow" w:cs="Arial Narrow"/>
+          <w:color w:val="000000"/>
+          <w:kern w:val="0"/>
+          <w:sz w:val="22"/>
+          <w:szCs w:val="22"/>
+          <w:lang w:eastAsia="es-PE"/>
+          <w14:ligatures w14:val="none"/>
+        </w:rPr>
+        <w:t xml:space="preserve"> poner en conocimiento de las partes que, antes de la emisión de la Resolución Final, tienen la posibilidad de formular su desistimiento o presentar el acuerdo arribado mediante la conciliación, mediación, transacción o cualquier otro que, de forma indubitable, deje constancia que se ha solucionado la controversia materia de denuncia.</w:t>
+      </w:r>
+      <w:bookmarkStart w:id="8" w:name="h.gjdgxs" w:colFirst="0" w:colLast="0"/>
+      <w:bookmarkEnd w:id="8"/>
+    </w:p>
+    <w:p>
+      <w:pPr>
+        <w:suppressAutoHyphens/>
+        <w:spacing w:after="0" w:line="240" w:lineRule="auto"/>
+        <w:jc w:val="both"/>
+        <w:rPr>
+          <w:rFonts w:ascii="Arial Narrow" w:eastAsia="Arial Narrow" w:hAnsi="Arial Narrow" w:cs="Arial Narrow"/>
+          <w:color w:val="000000"/>
+          <w:kern w:val="0"/>
+          <w:sz w:val="22"/>
+          <w:szCs w:val="22"/>
+          <w:lang w:eastAsia="es-PE"/>
+          <w14:ligatures w14:val="none"/>
+        </w:rPr>
+      </w:pPr>
+    </w:p>
+    <w:p>
+      <w:pPr>
+        <w:suppressAutoHyphens/>
+        <w:spacing w:after="0" w:line="240" w:lineRule="auto"/>
+        <w:jc w:val="both"/>
+        <w:rPr>
+          <w:rFonts w:ascii="Arial Narrow" w:eastAsia="Arial Narrow" w:hAnsi="Arial Narrow" w:cs="Arial Narrow"/>
+          <w:sz w:val="22"/>
+          <w:szCs w:val="22"/>
+        </w:rPr>
+      </w:pPr>
+      <w:r>
+        <w:rPr>
+          <w:rFonts w:ascii="Arial Narrow" w:eastAsia="Arial Narrow" w:hAnsi="Arial Narrow" w:cs="Arial Narrow"/>
+          <w:b/>
+          <w:spacing w:val="-3"/>
+          <w:kern w:val="0"/>
+          <w14:ligatures w14:val="none"/>
+          <w:sz w:val="22"/>
+          <w:szCs w:val="22"/>
+        </w:rPr>
+        <w:t xml:space="preserve">DÉCIMO:</w:t>
+      </w:r>
+      <w:r>
+        <w:rPr>
+          <w:rFonts w:ascii="Arial Narrow" w:eastAsia="Arial Narrow" w:hAnsi="Arial Narrow" w:cs="Arial Narrow"/>
+          <w:spacing w:val="-3"/>
+          <w:kern w:val="0"/>
+          <w14:ligatures w14:val="none"/>
+          <w:sz w:val="22"/>
+          <w:szCs w:val="22"/>
+        </w:rPr>
+        <w:t xml:space="preserve"> </w:t>
+      </w:r>
+      <w:r>
+        <w:rPr>
+          <w:rFonts w:ascii="Arial Narrow" w:eastAsia="Arial Narrow" w:hAnsi="Arial Narrow" w:cs="Arial Narrow"/>
+          <w:spacing w:val="-3"/>
+          <w:kern w:val="0"/>
+          <w14:ligatures w14:val="none"/>
+          <w:sz w:val="22"/>
+          <w:szCs w:val="22"/>
+        </w:rPr>
+        <w:t xml:space="preserve">requerir al señor [DENUNCIANTE] para que, dentro del plazo de dos (2) días hábiles siguientes a la fecha en que reciba la notificación en su bandeja de correo electrónico, efectúe la confirmación de recepción de la notificación remitida por este despacho a su correo electrónico, de conformidad con el segundo párrafo del numeral 4 del artículo 20 del Texto Único Ordenado de la Ley del Procedimiento Administrativo General, aprobado mediante Decreto Supremo 006-2026-JUS, bajo apercibimiento de rehacer el acto de notificación y notificarle conforme al numeral 1 del artículo 20 del citado cuerpo normativo.</w:t>
+      </w:r>
+      <w:r>
+        <w:rPr>
+          <w:rFonts w:ascii="Arial Narrow" w:eastAsia="Arial Narrow" w:hAnsi="Arial Narrow" w:cs="Arial Narrow"/>
+          <w:spacing w:val="-3"/>
+          <w:kern w:val="0"/>
+          <w14:ligatures w14:val="none"/>
+          <w:sz w:val="22"/>
+          <w:szCs w:val="22"/>
+        </w:rPr>
+        <w:t xml:space="preserve"/>
+      </w:r>
+      <w:r>
+        <w:rPr>
+          <w:rFonts w:ascii="Arial Narrow" w:eastAsia="Arial Narrow" w:hAnsi="Arial Narrow" w:cs="Arial Narrow"/>
+          <w:spacing w:val="-3"/>
+          <w:kern w:val="0"/>
+          <w14:ligatures w14:val="none"/>
+          <w:sz w:val="22"/>
+          <w:szCs w:val="22"/>
+        </w:rPr>
+        <w:t xml:space="preserve"/>
+      </w:r>
+      <w:r>
+        <w:rPr>
+          <w:rFonts w:ascii="Arial Narrow" w:eastAsia="Arial Narrow" w:hAnsi="Arial Narrow" w:cs="Arial Narrow"/>
+          <w:spacing w:val="-3"/>
+          <w:kern w:val="0"/>
+          <w14:ligatures w14:val="none"/>
+          <w:sz w:val="22"/>
+          <w:szCs w:val="22"/>
+        </w:rPr>
+        <w:t/>
+      </w:r>
+      <w:r>
+        <w:rPr>
+          <w:rFonts w:ascii="Arial Narrow" w:eastAsia="Arial Narrow" w:hAnsi="Arial Narrow" w:cs="Arial Narrow"/>
+          <w:spacing w:val="-3"/>
+          <w:kern w:val="0"/>
+          <w14:ligatures w14:val="none"/>
+          <w:sz w:val="22"/>
+          <w:szCs w:val="22"/>
+        </w:rPr>
+        <w:t xml:space="preserve"/>
+      </w:r>
+      <w:r>
+        <w:rPr>
+          <w:rFonts w:ascii="Arial Narrow" w:eastAsia="Arial Narrow" w:hAnsi="Arial Narrow" w:cs="Arial Narrow"/>
+          <w:color w:val="000000"/>
+          <w:kern w:val="0"/>
+          <w:sz w:val="22"/>
+          <w:szCs w:val="22"/>
+          <w:shd w:val="clear" w:color="auto" w:fill="FFFFFF"/>
+          <w:lang w:eastAsia="es-PE"/>
+          <w14:ligatures w14:val="none"/>
+        </w:rPr>
+        <w:t xml:space="preserve"/>
+      </w:r>
+      <w:r>
+        <w:rPr>
+          <w:rFonts w:ascii="Arial Narrow" w:eastAsia="Arial Narrow" w:hAnsi="Arial Narrow" w:cs="Arial Narrow"/>
+          <w:color w:val="000000"/>
+          <w:kern w:val="0"/>
+          <w:sz w:val="22"/>
+          <w:szCs w:val="22"/>
+          <w:shd w:val="clear" w:color="auto" w:fill="FFFFFF"/>
+          <w:lang w:eastAsia="es-PE"/>
+          <w14:ligatures w14:val="none"/>
+        </w:rPr>
+        <w:t xml:space="preserve"/>
+      </w:r>
+      <w:r>
+        <w:rPr>
+          <w:rFonts w:ascii="Arial Narrow" w:eastAsia="Arial Narrow" w:hAnsi="Arial Narrow" w:cs="Arial Narrow"/>
+          <w:color w:val="000000"/>
+          <w:sz w:val="22"/>
+          <w:szCs w:val="22"/>
+        </w:rPr>
+        <w:t/>
+      </w:r>
+      <w:r>
+        <w:rPr>
+          <w:rFonts w:ascii="Arial Narrow" w:eastAsia="Arial Narrow" w:hAnsi="Arial Narrow" w:cs="Arial Narrow"/>
+          <w:color w:val="000000"/>
+          <w:kern w:val="0"/>
+          <w:sz w:val="22"/>
+          <w:szCs w:val="22"/>
+          <w:lang w:eastAsia="es-PE"/>
+          <w14:ligatures w14:val="none"/>
+        </w:rPr>
+        <w:t/>
+      </w:r>
+      <w:r>
+        <w:rPr>
+          <w:rFonts w:ascii="Arial Narrow" w:eastAsia="Arial Narrow" w:hAnsi="Arial Narrow" w:cs="Arial Narrow"/>
+          <w:color w:val="000000"/>
+          <w:sz w:val="22"/>
+          <w:szCs w:val="22"/>
+        </w:rPr>
+        <w:t xml:space="preserve"/>
+      </w:r>
+      <w:r>
+        <w:rPr>
+          <w:rFonts w:ascii="Arial Narrow" w:eastAsia="Arial Narrow" w:hAnsi="Arial Narrow" w:cs="Arial Narrow"/>
+          <w:color w:val="000000"/>
+          <w:kern w:val="0"/>
+          <w:sz w:val="22"/>
+          <w:szCs w:val="22"/>
+          <w:lang w:eastAsia="es-PE"/>
+          <w14:ligatures w14:val="none"/>
+        </w:rPr>
+        <w:t/>
+      </w:r>
+      <w:r>
+        <w:rPr>
+          <w:rFonts w:ascii="Arial Narrow" w:eastAsia="Arial Narrow" w:hAnsi="Arial Narrow" w:cs="Arial Narrow"/>
+          <w:color w:val="000000"/>
+          <w:sz w:val="22"/>
+          <w:szCs w:val="22"/>
+        </w:rPr>
+        <w:t xml:space="preserve"/>
+      </w:r>
+      <w:r>
+        <w:rPr>
+          <w:rStyle w:val="Refdenotaalpie"/>
+          <w:rFonts w:ascii="Arial Narrow" w:eastAsia="Arial Narrow" w:hAnsi="Arial Narrow" w:cs="Arial Narrow"/>
+          <w:sz w:val="22"/>
+          <w:szCs w:val="22"/>
+          <w:vertAlign w:val="superscript"/>
+        </w:rPr>
+        <w:footnoteReference w:id="13"/>
+      </w:r>
+      <w:r>
+        <w:rPr>
+          <w:rFonts w:ascii="Arial Narrow" w:eastAsia="Arial Narrow" w:hAnsi="Arial Narrow" w:cs="Arial Narrow"/>
+          <w:sz w:val="22"/>
+          <w:szCs w:val="22"/>
+        </w:rPr>
+        <w:t/>
+      </w:r>
+    </w:p>
+    <w:p>
+      <w:pPr>
+        <w:suppressAutoHyphens/>
+        <w:spacing w:after="0" w:line="240" w:lineRule="auto"/>
+        <w:jc w:val="both"/>
+        <w:rPr>
+          <w:rFonts w:ascii="Arial Narrow" w:eastAsia="Arial Narrow" w:hAnsi="Arial Narrow" w:cs="Arial Narrow"/>
+          <w:sz w:val="22"/>
+          <w:szCs w:val="22"/>
+        </w:rPr>
+      </w:pPr>
+    </w:p>
+    <w:p>
+      <w:pPr>
+        <w:suppressAutoHyphens/>
+        <w:spacing w:line="240" w:lineRule="auto"/>
+        <w:jc w:val="both"/>
+        <w:rPr>
+          <w:rFonts w:ascii="Arial Narrow" w:eastAsia="Arial Narrow" w:hAnsi="Arial Narrow" w:cs="Arial Narrow"/>
+          <w:sz w:val="22"/>
+          <w:szCs w:val="22"/>
+        </w:rPr>
+      </w:pPr>
       <w:r>
         <w:rPr>
           <w:rFonts w:ascii="Arial Narrow" w:eastAsia="Arial Narrow" w:hAnsi="Arial Narrow" w:cs="Arial Narrow"/>
           <w:b/>
           <w:bCs/>
-          <w:kern w:val="0"/>
-          <w14:ligatures w14:val="none"/>
-          <w:sz w:val="22"/>
-          <w:szCs w:val="22"/>
-        </w:rPr>
-        <w:t xml:space="preserve"> </w:t>
-      </w:r>
-      <w:r>
-        <w:rPr>
-          <w:rFonts w:ascii="Arial Narrow" w:eastAsia="Arial Narrow" w:hAnsi="Arial Narrow" w:cs="Arial Narrow"/>
-          <w:kern w:val="0"/>
-          <w:sz w:val="22"/>
-          <w:szCs w:val="22"/>
-          <w:u w:val="single"/>
-          <w14:ligatures w14:val="none"/>
-        </w:rPr>
-        <w:t xml:space="preserve">Ello bajo apercibimiento de no realizar la audiencia de conciliación y levantar el acta de inasistencia correspondiente. </w:t>
-      </w:r>
-    </w:p>
-    <w:p>
-      <w:pPr>
-        <w:suppressAutoHyphens/>
-        <w:spacing w:after="0" w:line="240" w:lineRule="auto"/>
-        <w:jc w:val="both"/>
-        <w:rPr>
-          <w:rFonts w:ascii="Arial Narrow" w:eastAsia="Arial Narrow" w:hAnsi="Arial Narrow" w:cs="Arial Narrow"/>
-          <w:kern w:val="0"/>
-          <w:sz w:val="22"/>
-          <w:szCs w:val="22"/>
-          <w:u w:val="single"/>
-          <w14:ligatures w14:val="none"/>
-        </w:rPr>
-      </w:pPr>
-    </w:p>
-    <w:p>
-      <w:pPr>
-        <w:suppressAutoHyphens/>
-        <w:spacing w:after="0" w:line="240" w:lineRule="auto"/>
-        <w:jc w:val="both"/>
-        <w:rPr>
-          <w:rFonts w:ascii="Arial Narrow" w:eastAsia="Arial Narrow" w:hAnsi="Arial Narrow" w:cs="Arial Narrow"/>
-          <w:color w:val="000000"/>
-          <w:kern w:val="0"/>
-          <w:sz w:val="22"/>
-          <w:szCs w:val="22"/>
-          <w:lang w:eastAsia="es-PE"/>
-          <w14:ligatures w14:val="none"/>
-        </w:rPr>
-      </w:pPr>
-      <w:r>
-        <w:rPr>
-          <w:rFonts w:ascii="Arial Narrow" w:eastAsia="Arial Narrow" w:hAnsi="Arial Narrow" w:cs="Arial Narrow"/>
-          <w:b/>
-          <w:color w:val="000000"/>
-          <w:kern w:val="0"/>
-          <w:sz w:val="22"/>
-          <w:szCs w:val="22"/>
-          <w:lang w:eastAsia="es-PE"/>
-          <w14:ligatures w14:val="none"/>
-        </w:rPr>
-        <w:t>NOVENO:</w:t>
-      </w:r>
-      <w:r>
-        <w:rPr>
-          <w:rFonts w:ascii="Arial Narrow" w:eastAsia="Arial Narrow" w:hAnsi="Arial Narrow" w:cs="Arial Narrow"/>
-          <w:color w:val="000000"/>
-          <w:kern w:val="0"/>
-          <w:sz w:val="22"/>
-          <w:szCs w:val="22"/>
-          <w:lang w:eastAsia="es-PE"/>
-          <w14:ligatures w14:val="none"/>
-        </w:rPr>
-        <w:t xml:space="preserve"> poner en conocimiento de las partes que, antes de la emisión de la Resolución Final, tienen la posibilidad de formular su desistimiento o presentar el acuerdo arribado mediante la conciliación, mediación, transacción o cualquier otro que, de forma indubitable, deje constancia que se ha solucionado la controversia materia de denuncia.</w:t>
-      </w:r>
-      <w:bookmarkStart w:id="8" w:name="h.gjdgxs" w:colFirst="0" w:colLast="0"/>
-      <w:bookmarkEnd w:id="8"/>
-    </w:p>
-    <w:p>
-      <w:pPr>
-        <w:suppressAutoHyphens/>
-        <w:spacing w:after="0" w:line="240" w:lineRule="auto"/>
-        <w:jc w:val="both"/>
-        <w:rPr>
-          <w:rFonts w:ascii="Arial Narrow" w:eastAsia="Arial Narrow" w:hAnsi="Arial Narrow" w:cs="Arial Narrow"/>
-          <w:color w:val="000000"/>
-          <w:kern w:val="0"/>
-          <w:sz w:val="22"/>
-          <w:szCs w:val="22"/>
-          <w:lang w:eastAsia="es-PE"/>
-          <w14:ligatures w14:val="none"/>
-        </w:rPr>
-      </w:pPr>
-    </w:p>
-    <w:p>
-      <w:pPr>
-        <w:suppressAutoHyphens/>
-        <w:spacing w:after="0" w:line="240" w:lineRule="auto"/>
-        <w:jc w:val="both"/>
-        <w:rPr>
-          <w:rFonts w:ascii="Arial Narrow" w:eastAsia="Arial Narrow" w:hAnsi="Arial Narrow" w:cs="Arial Narrow"/>
-          <w:sz w:val="22"/>
-          <w:szCs w:val="22"/>
-        </w:rPr>
-      </w:pPr>
-      <w:r>
-        <w:rPr>
-          <w:rFonts w:ascii="Arial Narrow" w:eastAsia="Arial Narrow" w:hAnsi="Arial Narrow" w:cs="Arial Narrow"/>
-          <w:b/>
-          <w:spacing w:val="-3"/>
-          <w:kern w:val="0"/>
-          <w14:ligatures w14:val="none"/>
-          <w:sz w:val="22"/>
-          <w:szCs w:val="22"/>
-        </w:rPr>
-        <w:t xml:space="preserve">DÉCIMO: </w:t>
-      </w:r>
-      <w:r>
-        <w:rPr>
-          <w:rFonts w:ascii="Arial Narrow" w:eastAsia="Arial Narrow" w:hAnsi="Arial Narrow" w:cs="Arial Narrow"/>
-          <w:spacing w:val="-3"/>
-          <w:kern w:val="0"/>
-          <w14:ligatures w14:val="none"/>
-          <w:sz w:val="22"/>
-          <w:szCs w:val="22"/>
-        </w:rPr>
-        <w:t xml:space="preserve">requerir al señor [DENUNCIANTE] para que, dentro del plazo de dos (2) días hábiles siguientes a la fecha en que reciba la notificación en su bandeja de correo electrónico, efectúe la confirmación de recepción de la notificación remitida por este despacho a su correo electrónico, de conformidad con el segundo párrafo del numeral 4 del artículo 20 del Texto Único Ordenado de la Ley del Procedimiento Administrativo General, aprobado mediante Decreto Supremo 006-2026-JUS, bajo apercibimiento de rehacer el acto de notificación y notificarle conforme al numeral 1 del artículo 20 del citado cuerpo normativo.</w:t>
-      </w:r>
-      <w:r>
-        <w:rPr>
-          <w:rFonts w:ascii="Arial Narrow" w:eastAsia="Arial Narrow" w:hAnsi="Arial Narrow" w:cs="Arial Narrow"/>
-          <w:spacing w:val="-3"/>
-          <w:kern w:val="0"/>
-          <w14:ligatures w14:val="none"/>
-          <w:sz w:val="22"/>
-          <w:szCs w:val="22"/>
-        </w:rPr>
-        <w:t xml:space="preserve"/>
-      </w:r>
-      <w:r>
-        <w:rPr>
-          <w:rFonts w:ascii="Arial Narrow" w:eastAsia="Arial Narrow" w:hAnsi="Arial Narrow" w:cs="Arial Narrow"/>
-          <w:spacing w:val="-3"/>
-          <w:kern w:val="0"/>
-          <w14:ligatures w14:val="none"/>
-          <w:sz w:val="22"/>
-          <w:szCs w:val="22"/>
-        </w:rPr>
-        <w:t xml:space="preserve"/>
-      </w:r>
-      <w:r>
-        <w:rPr>
-          <w:rFonts w:ascii="Arial Narrow" w:eastAsia="Arial Narrow" w:hAnsi="Arial Narrow" w:cs="Arial Narrow"/>
-          <w:spacing w:val="-3"/>
-          <w:kern w:val="0"/>
-          <w14:ligatures w14:val="none"/>
-          <w:sz w:val="22"/>
-          <w:szCs w:val="22"/>
-        </w:rPr>
-        <w:t/>
-      </w:r>
-      <w:r>
-        <w:rPr>
-          <w:rFonts w:ascii="Arial Narrow" w:eastAsia="Arial Narrow" w:hAnsi="Arial Narrow" w:cs="Arial Narrow"/>
-          <w:spacing w:val="-3"/>
-          <w:kern w:val="0"/>
-          <w14:ligatures w14:val="none"/>
-          <w:sz w:val="22"/>
-          <w:szCs w:val="22"/>
-        </w:rPr>
-        <w:t xml:space="preserve"/>
-      </w:r>
-      <w:r>
-        <w:rPr>
-          <w:rFonts w:ascii="Arial Narrow" w:eastAsia="Arial Narrow" w:hAnsi="Arial Narrow" w:cs="Arial Narrow"/>
-          <w:color w:val="000000"/>
-          <w:kern w:val="0"/>
-          <w:sz w:val="22"/>
-          <w:szCs w:val="22"/>
-          <w:shd w:val="clear" w:color="auto" w:fill="FFFFFF"/>
-          <w:lang w:eastAsia="es-PE"/>
-          <w14:ligatures w14:val="none"/>
-        </w:rPr>
-        <w:t xml:space="preserve"/>
-      </w:r>
-      <w:r>
-        <w:rPr>
-          <w:rFonts w:ascii="Arial Narrow" w:eastAsia="Arial Narrow" w:hAnsi="Arial Narrow" w:cs="Arial Narrow"/>
-          <w:color w:val="000000"/>
-          <w:kern w:val="0"/>
-          <w:sz w:val="22"/>
-          <w:szCs w:val="22"/>
-          <w:shd w:val="clear" w:color="auto" w:fill="FFFFFF"/>
-          <w:lang w:eastAsia="es-PE"/>
-          <w14:ligatures w14:val="none"/>
-        </w:rPr>
-        <w:t xml:space="preserve"/>
-      </w:r>
-      <w:r>
-        <w:rPr>
-          <w:rFonts w:ascii="Arial Narrow" w:eastAsia="Arial Narrow" w:hAnsi="Arial Narrow" w:cs="Arial Narrow"/>
-          <w:color w:val="000000"/>
-          <w:sz w:val="22"/>
-          <w:szCs w:val="22"/>
-        </w:rPr>
-        <w:t/>
-      </w:r>
-      <w:r>
-        <w:rPr>
-          <w:rFonts w:ascii="Arial Narrow" w:eastAsia="Arial Narrow" w:hAnsi="Arial Narrow" w:cs="Arial Narrow"/>
-          <w:color w:val="000000"/>
-          <w:kern w:val="0"/>
-          <w:sz w:val="22"/>
-          <w:szCs w:val="22"/>
-          <w:lang w:eastAsia="es-PE"/>
-          <w14:ligatures w14:val="none"/>
-        </w:rPr>
-        <w:t/>
-      </w:r>
-      <w:r>
-        <w:rPr>
-          <w:rFonts w:ascii="Arial Narrow" w:eastAsia="Arial Narrow" w:hAnsi="Arial Narrow" w:cs="Arial Narrow"/>
-          <w:color w:val="000000"/>
-          <w:sz w:val="22"/>
-          <w:szCs w:val="22"/>
-        </w:rPr>
-        <w:t xml:space="preserve"/>
-      </w:r>
-      <w:r>
-        <w:rPr>
-          <w:rFonts w:ascii="Arial Narrow" w:eastAsia="Arial Narrow" w:hAnsi="Arial Narrow" w:cs="Arial Narrow"/>
-          <w:color w:val="000000"/>
-          <w:kern w:val="0"/>
-          <w:sz w:val="22"/>
-          <w:szCs w:val="22"/>
-          <w:lang w:eastAsia="es-PE"/>
-          <w14:ligatures w14:val="none"/>
-        </w:rPr>
-        <w:t/>
-      </w:r>
-      <w:r>
-        <w:rPr>
-          <w:rFonts w:ascii="Arial Narrow" w:eastAsia="Arial Narrow" w:hAnsi="Arial Narrow" w:cs="Arial Narrow"/>
-          <w:color w:val="000000"/>
-          <w:sz w:val="22"/>
-          <w:szCs w:val="22"/>
-        </w:rPr>
-        <w:t xml:space="preserve"/>
-      </w:r>
-      <w:r>
-        <w:rPr>
-          <w:rStyle w:val="Refdenotaalpie"/>
-          <w:rFonts w:ascii="Arial Narrow" w:eastAsia="Arial Narrow" w:hAnsi="Arial Narrow" w:cs="Arial Narrow"/>
-          <w:sz w:val="22"/>
-          <w:szCs w:val="22"/>
-          <w:vertAlign w:val="superscript"/>
-        </w:rPr>
-        <w:footnoteReference w:id="11"/>
-      </w:r>
-      <w:r>
-        <w:rPr>
-          <w:rFonts w:ascii="Arial Narrow" w:eastAsia="Arial Narrow" w:hAnsi="Arial Narrow" w:cs="Arial Narrow"/>
-          <w:sz w:val="22"/>
-          <w:szCs w:val="22"/>
-        </w:rPr>
-        <w:t/>
-      </w:r>
-    </w:p>
-    <w:p>
-      <w:pPr>
-        <w:suppressAutoHyphens/>
-        <w:spacing w:after="0" w:line="240" w:lineRule="auto"/>
-        <w:jc w:val="both"/>
-        <w:rPr>
-          <w:rFonts w:ascii="Arial Narrow" w:eastAsia="Arial Narrow" w:hAnsi="Arial Narrow" w:cs="Arial Narrow"/>
-          <w:sz w:val="22"/>
-          <w:szCs w:val="22"/>
-        </w:rPr>
-      </w:pPr>
-    </w:p>
-    <w:p>
-      <w:pPr>
-        <w:suppressAutoHyphens/>
-        <w:spacing w:line="240" w:lineRule="auto"/>
-        <w:jc w:val="both"/>
-        <w:rPr>
-          <w:rFonts w:ascii="Arial Narrow" w:eastAsia="Arial Narrow" w:hAnsi="Arial Narrow" w:cs="Arial Narrow"/>
-          <w:sz w:val="22"/>
-          <w:szCs w:val="22"/>
-        </w:rPr>
-      </w:pPr>
+          <w:sz w:val="22"/>
+          <w:szCs w:val="22"/>
+        </w:rPr>
+        <w:t xml:space="preserve">DÉCIMO </w:t>
+      </w:r>
       <w:r>
         <w:rPr>
           <w:rFonts w:ascii="Arial Narrow" w:eastAsia="Arial Narrow" w:hAnsi="Arial Narrow" w:cs="Arial Narrow"/>
@@ -7189,7 +7260,7 @@
           <w:sz w:val="22"/>
           <w:szCs w:val="22"/>
         </w:rPr>
-        <w:t xml:space="preserve">DÉCIMO </w:t>
+        <w:t>PRIMERO</w:t>
       </w:r>
       <w:r>
         <w:rPr>
@@ -7199,133 +7270,153 @@
           <w:sz w:val="22"/>
           <w:szCs w:val="22"/>
         </w:rPr>
-        <w:t>PRIMERO</w:t>
-      </w:r>
-      <w:r>
+        <w:t>:</w:t>
+      </w:r>
+      <w:r>
+        <w:rPr>
+          <w:rFonts w:ascii="Arial Narrow" w:eastAsia="Arial Narrow" w:hAnsi="Arial Narrow" w:cs="Arial Narrow"/>
+          <w:sz w:val="22"/>
+          <w:szCs w:val="22"/>
+        </w:rPr>
+        <w:t xml:space="preserve"> </w:t>
+      </w:r>
+      <w:r>
+        <w:rPr>
+          <w:rFonts w:ascii="Arial Narrow" w:eastAsia="Arial Narrow" w:hAnsi="Arial Narrow" w:cs="Arial Narrow"/>
+          <w:color w:val="000000"/>
+          <w:sz w:val="22"/>
+          <w:szCs w:val="22"/>
+        </w:rPr>
+        <w:t>requerir a</w:t>
+      </w:r>
+      <w:r>
+        <w:rPr>
+          <w:rFonts w:ascii="Arial Narrow" w:eastAsia="Arial Narrow" w:hAnsi="Arial Narrow" w:cs="Arial Narrow"/>
+          <w:color w:val="000000"/>
+          <w:sz w:val="22"/>
+          <w:szCs w:val="22"/>
+        </w:rPr>
+        <w:t xml:space="preserve"> </w:t>
+      </w:r>
+      <w:r>
+        <w:rPr>
+          <w:rFonts w:ascii="Arial Narrow" w:eastAsia="Arial Narrow" w:hAnsi="Arial Narrow" w:cs="Arial Narrow"/>
+          <w:sz w:val="22"/>
+          <w:szCs w:val="22"/>
+        </w:rPr>
+        <w:t xml:space="preserve">Pacífico compañía de Seguros y Reaseguros S.A. </w:t>
+      </w:r>
+      <w:r>
+        <w:rPr>
+          <w:rFonts w:ascii="Arial Narrow" w:eastAsia="Arial Narrow" w:hAnsi="Arial Narrow" w:cs="Arial Narrow"/>
+          <w:sz w:val="22"/>
+          <w:szCs w:val="22"/>
+          <w:shd w:val="clear" w:color="auto" w:fill="FFFFFF"/>
+        </w:rPr>
+        <w:t xml:space="preserve">para que, </w:t>
+      </w:r>
+      <w:r>
+        <w:rPr>
+          <w:rFonts w:ascii="Arial Narrow" w:eastAsia="Arial Narrow" w:hAnsi="Arial Narrow" w:cs="Arial Narrow"/>
+          <w:sz w:val="22"/>
+          <w:szCs w:val="22"/>
+        </w:rPr>
+        <w:t>efectúe el acuse de recibo mediante la confirmación de recepción de la notificación remitida por este despacho a su Casilla Electrónica, dentro de los cinco (5) primeros días hábiles siguientes a la fecha en que recibe la notificación.</w:t>
+      </w:r>
+    </w:p>
+    <w:p>
+      <w:pPr>
+        <w:spacing w:after="0" w:line="240" w:lineRule="auto"/>
+        <w:jc w:val="both"/>
+        <w:rPr>
+          <w:rFonts w:ascii="Arial Narrow" w:eastAsia="Arial Narrow" w:hAnsi="Arial Narrow" w:cs="Arial Narrow"/>
+          <w:b/>
+          <w:color w:val="000000"/>
+          <w:kern w:val="0"/>
+          <w:sz w:val="22"/>
+          <w:szCs w:val="22"/>
+          <w:lang w:eastAsia="es-PE"/>
+          <w14:ligatures w14:val="none"/>
+        </w:rPr>
+      </w:pPr>
+    </w:p>
+    <w:p>
+      <w:pPr>
+        <w:spacing w:after="0" w:line="240" w:lineRule="auto"/>
+        <w:jc w:val="both"/>
+        <w:rPr>
+          <w:rFonts w:ascii="Arial Narrow" w:eastAsia="Arial Narrow" w:hAnsi="Arial Narrow" w:cs="Arial Narrow"/>
+          <w:b/>
+          <w:color w:val="000000"/>
+          <w:kern w:val="0"/>
+          <w:sz w:val="22"/>
+          <w:szCs w:val="22"/>
+          <w:lang w:eastAsia="es-PE"/>
+          <w14:ligatures w14:val="none"/>
+        </w:rPr>
+      </w:pPr>
+    </w:p>
+    <w:p>
+      <w:pPr>
+        <w:spacing w:after="0" w:line="240" w:lineRule="auto"/>
+        <w:jc w:val="both"/>
+        <w:rPr>
+          <w:rFonts w:ascii="Arial Narrow" w:eastAsia="Arial Narrow" w:hAnsi="Arial Narrow" w:cs="Arial Narrow"/>
+          <w:b/>
+          <w:color w:val="000000"/>
+          <w:kern w:val="0"/>
+          <w:sz w:val="22"/>
+          <w:szCs w:val="22"/>
+          <w:lang w:eastAsia="es-PE"/>
+          <w14:ligatures w14:val="none"/>
+        </w:rPr>
+      </w:pPr>
+    </w:p>
+    <w:p>
+      <w:pPr>
+        <w:spacing w:after="0" w:line="240" w:lineRule="auto"/>
+        <w:jc w:val="both"/>
+        <w:rPr>
+          <w:rFonts w:ascii="Arial Narrow" w:eastAsia="Arial Narrow" w:hAnsi="Arial Narrow" w:cs="Arial Narrow"/>
+          <w:b/>
+          <w:color w:val="000000"/>
+          <w:kern w:val="0"/>
+          <w:sz w:val="22"/>
+          <w:szCs w:val="22"/>
+          <w:lang w:eastAsia="es-PE"/>
+          <w14:ligatures w14:val="none"/>
+        </w:rPr>
+      </w:pPr>
+    </w:p>
+    <w:p>
+      <w:pPr>
+        <w:shd w:val="clear" w:color="auto" w:fill="FFFFFF"/>
+        <w:spacing w:after="0" w:line="240" w:lineRule="auto"/>
+        <w:jc w:val="center"/>
         <w:rPr>
           <w:rFonts w:ascii="Arial Narrow" w:eastAsia="Arial Narrow" w:hAnsi="Arial Narrow" w:cs="Arial Narrow"/>
           <w:b/>
           <w:bCs/>
-          <w:sz w:val="22"/>
-          <w:szCs w:val="22"/>
-        </w:rPr>
-        <w:t>:</w:t>
-      </w:r>
-      <w:r>
-        <w:rPr>
-          <w:rFonts w:ascii="Arial Narrow" w:eastAsia="Arial Narrow" w:hAnsi="Arial Narrow" w:cs="Arial Narrow"/>
-          <w:sz w:val="22"/>
-          <w:szCs w:val="22"/>
-        </w:rPr>
-        <w:t xml:space="preserve"> </w:t>
-      </w:r>
-      <w:r>
-        <w:rPr>
-          <w:rFonts w:ascii="Arial Narrow" w:eastAsia="Arial Narrow" w:hAnsi="Arial Narrow" w:cs="Arial Narrow"/>
-          <w:color w:val="000000"/>
-          <w:sz w:val="22"/>
-          <w:szCs w:val="22"/>
-        </w:rPr>
-        <w:t>requerir a</w:t>
-      </w:r>
-      <w:r>
-        <w:rPr>
-          <w:rFonts w:ascii="Arial Narrow" w:eastAsia="Arial Narrow" w:hAnsi="Arial Narrow" w:cs="Arial Narrow"/>
-          <w:color w:val="000000"/>
-          <w:sz w:val="22"/>
-          <w:szCs w:val="22"/>
-        </w:rPr>
-        <w:t xml:space="preserve"> </w:t>
-      </w:r>
-      <w:r>
-        <w:rPr>
-          <w:rFonts w:ascii="Arial Narrow" w:eastAsia="Arial Narrow" w:hAnsi="Arial Narrow" w:cs="Arial Narrow"/>
-          <w:sz w:val="22"/>
-          <w:szCs w:val="22"/>
-        </w:rPr>
-        <w:t xml:space="preserve">Pacífico compañía de Seguros y Reaseguros S.A. </w:t>
-      </w:r>
-      <w:r>
-        <w:rPr>
-          <w:rFonts w:ascii="Arial Narrow" w:eastAsia="Arial Narrow" w:hAnsi="Arial Narrow" w:cs="Arial Narrow"/>
-          <w:sz w:val="22"/>
-          <w:szCs w:val="22"/>
-          <w:shd w:val="clear" w:color="auto" w:fill="FFFFFF"/>
-        </w:rPr>
-        <w:t xml:space="preserve">para que, </w:t>
-      </w:r>
-      <w:r>
-        <w:rPr>
-          <w:rFonts w:ascii="Arial Narrow" w:eastAsia="Arial Narrow" w:hAnsi="Arial Narrow" w:cs="Arial Narrow"/>
-          <w:sz w:val="22"/>
-          <w:szCs w:val="22"/>
-        </w:rPr>
-        <w:t>efectúe el acuse de recibo mediante la confirmación de recepción de la notificación remitida por este despacho a su Casilla Electrónica, dentro de los cinco (5) primeros días hábiles siguientes a la fecha en que recibe la notificación.</w:t>
-      </w:r>
-    </w:p>
-    <w:p>
-      <w:pPr>
-        <w:spacing w:after="0" w:line="240" w:lineRule="auto"/>
-        <w:jc w:val="both"/>
+          <w:color w:val="000000"/>
+          <w:kern w:val="0"/>
+          <w14:ligatures w14:val="none"/>
+          <w:sz w:val="22"/>
+          <w:szCs w:val="22"/>
+        </w:rPr>
+      </w:pPr>
+      <w:r>
         <w:rPr>
           <w:rFonts w:ascii="Arial Narrow" w:eastAsia="Arial Narrow" w:hAnsi="Arial Narrow" w:cs="Arial Narrow"/>
           <w:b/>
-          <w:color w:val="000000"/>
-          <w:kern w:val="0"/>
-          <w:sz w:val="22"/>
-          <w:szCs w:val="22"/>
-          <w:lang w:eastAsia="es-PE"/>
-          <w14:ligatures w14:val="none"/>
-        </w:rPr>
-      </w:pPr>
-    </w:p>
-    <w:p>
-      <w:pPr>
-        <w:spacing w:after="0" w:line="240" w:lineRule="auto"/>
-        <w:jc w:val="both"/>
-        <w:rPr>
-          <w:rFonts w:ascii="Arial Narrow" w:eastAsia="Arial Narrow" w:hAnsi="Arial Narrow" w:cs="Arial Narrow"/>
-          <w:b/>
-          <w:color w:val="000000"/>
-          <w:kern w:val="0"/>
-          <w:sz w:val="22"/>
-          <w:szCs w:val="22"/>
-          <w:lang w:eastAsia="es-PE"/>
-          <w14:ligatures w14:val="none"/>
-        </w:rPr>
-      </w:pPr>
-    </w:p>
-    <w:p>
-      <w:pPr>
-        <w:spacing w:after="0" w:line="240" w:lineRule="auto"/>
-        <w:jc w:val="both"/>
-        <w:rPr>
-          <w:rFonts w:ascii="Arial Narrow" w:eastAsia="Arial Narrow" w:hAnsi="Arial Narrow" w:cs="Arial Narrow"/>
-          <w:b/>
-          <w:color w:val="000000"/>
-          <w:kern w:val="0"/>
-          <w:sz w:val="22"/>
-          <w:szCs w:val="22"/>
-          <w:lang w:eastAsia="es-PE"/>
-          <w14:ligatures w14:val="none"/>
-        </w:rPr>
-      </w:pPr>
-    </w:p>
-    <w:p>
-      <w:pPr>
-        <w:spacing w:after="0" w:line="240" w:lineRule="auto"/>
-        <w:jc w:val="both"/>
-        <w:rPr>
-          <w:rFonts w:ascii="Arial Narrow" w:eastAsia="Arial Narrow" w:hAnsi="Arial Narrow" w:cs="Arial Narrow"/>
-          <w:b/>
-          <w:color w:val="000000"/>
-          <w:kern w:val="0"/>
-          <w:sz w:val="22"/>
-          <w:szCs w:val="22"/>
-          <w:lang w:eastAsia="es-PE"/>
-          <w14:ligatures w14:val="none"/>
-        </w:rPr>
-      </w:pPr>
+          <w:bCs/>
+          <w:color w:val="000000"/>
+          <w:kern w:val="0"/>
+          <w14:ligatures w14:val="none"/>
+          <w:sz w:val="22"/>
+          <w:szCs w:val="22"/>
+        </w:rPr>
+        <w:t xml:space="preserve">Firmado digitalmente por</w:t>
+      </w:r>
     </w:p>
     <w:p>
       <w:pPr>
@@ -7608,6 +7699,9 @@
     <w:p>
       <w:pPr>
         <w:pStyle w:val="Textonotapie"/>
+        <w:tabs>
+          <w:tab w:val="left" w:pos="567"/>
+        </w:tabs>
         <w:ind w:left="567" w:hanging="567"/>
         <w:jc w:val="both"/>
         <w:rPr>
@@ -7632,7 +7726,8 @@
           <w:sz w:val="16"/>
           <w:szCs w:val="16"/>
         </w:rPr>
-        <w:t xml:space="preserve"> </w:t>
+        <w:tab/>
+        <w:t xml:space="preserve"/>
       </w:r>
       <w:r>
         <w:rPr>
@@ -7707,7 +7802,8 @@
           <w:sz w:val="16"/>
           <w:szCs w:val="16"/>
         </w:rPr>
-        <w:t xml:space="preserve"> </w:t>
+        <w:tab/>
+        <w:t xml:space="preserve"/>
       </w:r>
       <w:r>
         <w:rPr>
@@ -7814,10 +7910,30 @@
         <w:jc w:val="both"/>
         <w:rPr>
           <w:rFonts w:ascii="Arial Narrow" w:eastAsia="Arial Narrow" w:hAnsi="Arial Narrow" w:cs="Arial Narrow"/>
-          <w:sz w:val="16"/>
-          <w:szCs w:val="16"/>
-        </w:rPr>
-      </w:pPr>
+          <w:b/>
+          <w:bCs/>
+          <w:sz w:val="16"/>
+          <w:szCs w:val="16"/>
+        </w:rPr>
+      </w:pPr>
+      <w:r>
+        <w:rPr>
+          <w:rFonts w:ascii="Arial Narrow" w:eastAsia="Arial Narrow" w:hAnsi="Arial Narrow" w:cs="Arial Narrow"/>
+          <w:sz w:val="16"/>
+          <w:szCs w:val="16"/>
+        </w:rPr>
+        <w:tab/>
+      </w:r>
+      <w:r>
+        <w:rPr>
+          <w:rFonts w:ascii="Arial Narrow" w:eastAsia="Arial Narrow" w:hAnsi="Arial Narrow" w:cs="Arial Narrow"/>
+          <w:b/>
+          <w:bCs/>
+          <w:sz w:val="16"/>
+          <w:szCs w:val="16"/>
+        </w:rPr>
+        <w:t xml:space="preserve">LEY DE ORGANIZACIÓN Y FUNCIONES DEL INDECOPI, APROBADA POR DECRETO LEGISLATIVO 1033 </w:t>
+      </w:r>
     </w:p>
     <w:p>
       <w:pPr>
@@ -7829,29 +7945,46 @@
         <w:jc w:val="both"/>
         <w:rPr>
           <w:rFonts w:ascii="Arial Narrow" w:eastAsia="Arial Narrow" w:hAnsi="Arial Narrow" w:cs="Arial Narrow"/>
+          <w:sz w:val="16"/>
+          <w:szCs w:val="16"/>
+        </w:rPr>
+      </w:pPr>
+      <w:r>
+        <w:rPr>
+          <w:rFonts w:ascii="Arial Narrow" w:eastAsia="Arial Narrow" w:hAnsi="Arial Narrow" w:cs="Arial Narrow"/>
           <w:b/>
           <w:bCs/>
           <w:sz w:val="16"/>
           <w:szCs w:val="16"/>
         </w:rPr>
-      </w:pPr>
-      <w:r>
-        <w:rPr>
-          <w:rFonts w:ascii="Arial Narrow" w:eastAsia="Arial Narrow" w:hAnsi="Arial Narrow" w:cs="Arial Narrow"/>
-          <w:sz w:val="16"/>
-          <w:szCs w:val="16"/>
-        </w:rPr>
         <w:tab/>
-      </w:r>
-      <w:r>
-        <w:rPr>
-          <w:rFonts w:ascii="Arial Narrow" w:eastAsia="Arial Narrow" w:hAnsi="Arial Narrow" w:cs="Arial Narrow"/>
-          <w:b/>
-          <w:bCs/>
-          <w:sz w:val="16"/>
-          <w:szCs w:val="16"/>
-        </w:rPr>
-        <w:t xml:space="preserve">LEY DE ORGANIZACIÓN Y FUNCIONES DEL INDECOPI, APROBADA POR DECRETO LEGISLATIVO 1033 </w:t>
+        <w:t>Artículo 27.-</w:t>
+      </w:r>
+      <w:r>
+        <w:rPr>
+          <w:rFonts w:ascii="Arial Narrow" w:eastAsia="Arial Narrow" w:hAnsi="Arial Narrow" w:cs="Arial Narrow"/>
+          <w:sz w:val="16"/>
+          <w:szCs w:val="16"/>
+        </w:rPr>
+        <w:t xml:space="preserve"> De la Comisión de Protección al </w:t>
+      </w:r>
+      <w:proofErr w:type="gramStart"/>
+      <w:r>
+        <w:rPr>
+          <w:rFonts w:ascii="Arial Narrow" w:eastAsia="Arial Narrow" w:hAnsi="Arial Narrow" w:cs="Arial Narrow"/>
+          <w:sz w:val="16"/>
+          <w:szCs w:val="16"/>
+        </w:rPr>
+        <w:t>Consumidor.-</w:t>
+      </w:r>
+      <w:proofErr w:type="gramEnd"/>
+      <w:r>
+        <w:rPr>
+          <w:rFonts w:ascii="Arial Narrow" w:eastAsia="Arial Narrow" w:hAnsi="Arial Narrow" w:cs="Arial Narrow"/>
+          <w:sz w:val="16"/>
+          <w:szCs w:val="16"/>
+        </w:rPr>
+        <w:t xml:space="preserve"> </w:t>
       </w:r>
     </w:p>
     <w:p>
@@ -7871,39 +8004,11 @@
       <w:r>
         <w:rPr>
           <w:rFonts w:ascii="Arial Narrow" w:eastAsia="Arial Narrow" w:hAnsi="Arial Narrow" w:cs="Arial Narrow"/>
-          <w:b/>
-          <w:bCs/>
           <w:sz w:val="16"/>
           <w:szCs w:val="16"/>
         </w:rPr>
         <w:tab/>
-        <w:t>Artículo 27.-</w:t>
-      </w:r>
-      <w:r>
-        <w:rPr>
-          <w:rFonts w:ascii="Arial Narrow" w:eastAsia="Arial Narrow" w:hAnsi="Arial Narrow" w:cs="Arial Narrow"/>
-          <w:sz w:val="16"/>
-          <w:szCs w:val="16"/>
-        </w:rPr>
-        <w:t xml:space="preserve"> De la Comisión de Protección al </w:t>
-      </w:r>
-      <w:proofErr w:type="gramStart"/>
-      <w:r>
-        <w:rPr>
-          <w:rFonts w:ascii="Arial Narrow" w:eastAsia="Arial Narrow" w:hAnsi="Arial Narrow" w:cs="Arial Narrow"/>
-          <w:sz w:val="16"/>
-          <w:szCs w:val="16"/>
-        </w:rPr>
-        <w:t>Consumidor.-</w:t>
-      </w:r>
-      <w:proofErr w:type="gramEnd"/>
-      <w:r>
-        <w:rPr>
-          <w:rFonts w:ascii="Arial Narrow" w:eastAsia="Arial Narrow" w:hAnsi="Arial Narrow" w:cs="Arial Narrow"/>
-          <w:sz w:val="16"/>
-          <w:szCs w:val="16"/>
-        </w:rPr>
-        <w:t xml:space="preserve"> </w:t>
+        <w:t>Corresponde a la Comisión de Protección al Consumidor velar por el cumplimiento de la Ley de Protección al Consumidor y de las leyes que, en general, protegen a los consumidores de la falta de idoneidad de los bienes y servicios en función de la información brindada, de las omisiones de información y de la discriminación en el consumo, así como de aquellas que complementen o sustituyan a las anteriores.</w:t>
       </w:r>
     </w:p>
     <w:p>
@@ -7916,20 +8021,15 @@
         <w:jc w:val="both"/>
         <w:rPr>
           <w:rFonts w:ascii="Arial Narrow" w:eastAsia="Arial Narrow" w:hAnsi="Arial Narrow" w:cs="Arial Narrow"/>
-          <w:sz w:val="16"/>
-          <w:szCs w:val="16"/>
-        </w:rPr>
-      </w:pPr>
-      <w:r>
-        <w:rPr>
-          <w:rFonts w:ascii="Arial Narrow" w:eastAsia="Arial Narrow" w:hAnsi="Arial Narrow" w:cs="Arial Narrow"/>
-          <w:sz w:val="16"/>
-          <w:szCs w:val="16"/>
-        </w:rPr>
-        <w:tab/>
-        <w:t>Corresponde a la Comisión de Protección al Consumidor velar por el cumplimiento de la Ley de Protección al Consumidor y de las leyes que, en general, protegen a los consumidores de la falta de idoneidad de los bienes y servicios en función de la información brindada, de las omisiones de información y de la discriminación en el consumo, así como de aquellas que complementen o sustituyan a las anteriores.</w:t>
-      </w:r>
-    </w:p>
+          <w:b/>
+          <w:bCs/>
+          <w:sz w:val="16"/>
+          <w:szCs w:val="16"/>
+        </w:rPr>
+      </w:pPr>
+    </w:p>
+  </w:footnote>
+  <w:footnote w:id="3">
     <w:p>
       <w:pPr>
         <w:pStyle w:val="Textonotapie"/>
@@ -7946,9 +8046,150 @@
           <w:szCs w:val="16"/>
         </w:rPr>
       </w:pPr>
-    </w:p>
-  </w:footnote>
-  <w:footnote w:id="3">
+      <w:r>
+        <w:rPr>
+          <w:rStyle w:val="Refdenotaalpie"/>
+          <w:rFonts w:ascii="Arial Narrow" w:eastAsia="Arial Narrow" w:hAnsi="Arial Narrow" w:cs="Arial Narrow"/>
+          <w:sz w:val="16"/>
+          <w:szCs w:val="16"/>
+          <w:vertAlign w:val="superscript"/>
+        </w:rPr>
+        <w:footnoteRef/>
+      </w:r>
+      <w:r>
+        <w:rPr>
+          <w:rFonts w:ascii="Arial Narrow" w:eastAsia="Arial Narrow" w:hAnsi="Arial Narrow" w:cs="Arial Narrow"/>
+          <w:sz w:val="16"/>
+          <w:szCs w:val="16"/>
+        </w:rPr>
+        <w:tab/>
+        <w:t xml:space="preserve"/>
+      </w:r>
+      <w:r>
+        <w:rPr>
+          <w:rFonts w:ascii="Arial Narrow" w:eastAsia="Arial Narrow" w:hAnsi="Arial Narrow" w:cs="Arial Narrow"/>
+          <w:sz w:val="16"/>
+          <w:szCs w:val="16"/>
+        </w:rPr>
+        <w:tab/>
+      </w:r>
+      <w:r>
+        <w:rPr>
+          <w:rFonts w:ascii="Arial Narrow" w:eastAsia="Arial Narrow" w:hAnsi="Arial Narrow" w:cs="Arial Narrow"/>
+          <w:b/>
+          <w:bCs/>
+          <w:sz w:val="16"/>
+          <w:szCs w:val="16"/>
+        </w:rPr>
+        <w:t xml:space="preserve">LEY 29571, CÓDIGO DE PROTECCIÓN Y DEFENSA DEL CONSUMIDOR, publicado el 2 de setiembre de 2010 y modificado por Decreto Legislativo 1308 </w:t>
+      </w:r>
+    </w:p>
+    <w:p>
+      <w:pPr>
+        <w:pStyle w:val="Textonotapie"/>
+        <w:ind w:left="567" w:right="-1"/>
+        <w:jc w:val="both"/>
+        <w:rPr>
+          <w:rFonts w:ascii="Arial Narrow" w:eastAsia="Arial Narrow" w:hAnsi="Arial Narrow" w:cs="Arial Narrow"/>
+          <w:b/>
+          <w:bCs/>
+          <w:sz w:val="16"/>
+          <w:szCs w:val="16"/>
+        </w:rPr>
+      </w:pPr>
+      <w:r>
+        <w:rPr>
+          <w:rFonts w:ascii="Arial Narrow" w:eastAsia="Arial Narrow" w:hAnsi="Arial Narrow" w:cs="Arial Narrow"/>
+          <w:b/>
+          <w:bCs/>
+          <w:sz w:val="16"/>
+          <w:szCs w:val="16"/>
+        </w:rPr>
+        <w:t xml:space="preserve">Artículo 18.- Idoneidad </w:t>
+      </w:r>
+    </w:p>
+    <w:p>
+      <w:pPr>
+        <w:pStyle w:val="Textonotapie"/>
+        <w:ind w:left="567" w:right="-1"/>
+        <w:jc w:val="both"/>
+        <w:rPr>
+          <w:rFonts w:ascii="Arial Narrow" w:eastAsia="Arial Narrow" w:hAnsi="Arial Narrow" w:cs="Arial Narrow"/>
+          <w:sz w:val="16"/>
+          <w:szCs w:val="16"/>
+        </w:rPr>
+      </w:pPr>
+      <w:r>
+        <w:rPr>
+          <w:rFonts w:ascii="Arial Narrow" w:eastAsia="Arial Narrow" w:hAnsi="Arial Narrow" w:cs="Arial Narrow"/>
+          <w:sz w:val="16"/>
+          <w:szCs w:val="16"/>
+        </w:rPr>
+        <w:t xml:space="preserve">Se entiende por idoneidad la correspondencia entre lo que un consumidor espera y lo que efectivamente recibe, en función a lo que se le hubiera ofrecido, la publicidad e información transmitida, las condiciones y circunstancias de la transacción, las características y naturaleza del producto o servicio, el precio, entre otros factores, atendiendo a las circunstancias del caso. </w:t>
+      </w:r>
+    </w:p>
+    <w:p>
+      <w:pPr>
+        <w:pStyle w:val="Textonotapie"/>
+        <w:ind w:left="567" w:right="-1"/>
+        <w:jc w:val="both"/>
+        <w:rPr>
+          <w:rFonts w:ascii="Arial Narrow" w:eastAsia="Arial Narrow" w:hAnsi="Arial Narrow" w:cs="Arial Narrow"/>
+          <w:sz w:val="16"/>
+          <w:szCs w:val="16"/>
+        </w:rPr>
+      </w:pPr>
+      <w:r>
+        <w:rPr>
+          <w:rFonts w:ascii="Arial Narrow" w:eastAsia="Arial Narrow" w:hAnsi="Arial Narrow" w:cs="Arial Narrow"/>
+          <w:sz w:val="16"/>
+          <w:szCs w:val="16"/>
+        </w:rPr>
+        <w:t xml:space="preserve">La idoneidad es evaluada en función a la propia naturaleza del producto o servicio y a su aptitud para satisfacer la finalidad para la cual ha sido puesto en el mercado. Las autorizaciones por parte de los organismos del Estado para la fabricación de un producto o la prestación de un servicio, en los casos que sea necesario, no eximen de responsabilidad al proveedor frente al consumidor. </w:t>
+      </w:r>
+    </w:p>
+    <w:p>
+      <w:pPr>
+        <w:pStyle w:val="Textonotapie"/>
+        <w:ind w:left="567" w:right="-1"/>
+        <w:jc w:val="both"/>
+        <w:rPr>
+          <w:rFonts w:ascii="Arial Narrow" w:eastAsia="Arial Narrow" w:hAnsi="Arial Narrow" w:cs="Arial Narrow"/>
+          <w:sz w:val="16"/>
+          <w:szCs w:val="16"/>
+        </w:rPr>
+      </w:pPr>
+      <w:r>
+        <w:rPr>
+          <w:rFonts w:ascii="Arial Narrow" w:eastAsia="Arial Narrow" w:hAnsi="Arial Narrow" w:cs="Arial Narrow"/>
+          <w:b/>
+          <w:bCs/>
+          <w:sz w:val="16"/>
+          <w:szCs w:val="16"/>
+        </w:rPr>
+        <w:t xml:space="preserve">Artículo 19.- Obligación de los proveedores </w:t>
+      </w:r>
+    </w:p>
+    <w:p>
+      <w:pPr>
+        <w:pStyle w:val="Textonotapie"/>
+        <w:ind w:left="567" w:right="-1"/>
+        <w:jc w:val="both"/>
+        <w:rPr>
+          <w:rFonts w:ascii="Arial Narrow" w:eastAsia="Arial Narrow" w:hAnsi="Arial Narrow" w:cs="Arial Narrow"/>
+          <w:sz w:val="16"/>
+          <w:szCs w:val="16"/>
+        </w:rPr>
+      </w:pPr>
+      <w:r>
+        <w:rPr>
+          <w:rFonts w:ascii="Arial Narrow" w:eastAsia="Arial Narrow" w:hAnsi="Arial Narrow" w:cs="Arial Narrow"/>
+          <w:sz w:val="16"/>
+          <w:szCs w:val="16"/>
+        </w:rPr>
+        <w:t>El proveedor responde por la idoneidad y calidad de los productos y servicios ofrecidos; por la autenticidad de las marcas y leyendas que exhiben sus productos o del signo que respalda al prestador del servicio, por la falta de conformidad entre la publicidad comercial de los productos y servicios y estos, así como por el contenido y la vida útil del producto indicado en el envase, en lo que corresponda.</w:t>
+      </w:r>
+    </w:p>
     <w:p>
       <w:pPr>
         <w:pStyle w:val="Textonotapie"/>
@@ -7965,161 +8206,9 @@
           <w:szCs w:val="16"/>
         </w:rPr>
       </w:pPr>
-      <w:r>
-        <w:rPr>
-          <w:rStyle w:val="Refdenotaalpie"/>
-          <w:rFonts w:ascii="Arial Narrow" w:eastAsia="Arial Narrow" w:hAnsi="Arial Narrow" w:cs="Arial Narrow"/>
-          <w:sz w:val="16"/>
-          <w:szCs w:val="16"/>
-          <w:vertAlign w:val="superscript"/>
-        </w:rPr>
-        <w:footnoteRef/>
-      </w:r>
-      <w:r>
-        <w:rPr>
-          <w:rFonts w:ascii="Arial Narrow" w:eastAsia="Arial Narrow" w:hAnsi="Arial Narrow" w:cs="Arial Narrow"/>
-          <w:sz w:val="16"/>
-          <w:szCs w:val="16"/>
-        </w:rPr>
-        <w:t xml:space="preserve"> </w:t>
-      </w:r>
-      <w:r>
-        <w:rPr>
-          <w:rFonts w:ascii="Arial Narrow" w:eastAsia="Arial Narrow" w:hAnsi="Arial Narrow" w:cs="Arial Narrow"/>
-          <w:sz w:val="16"/>
-          <w:szCs w:val="16"/>
-        </w:rPr>
-        <w:tab/>
-      </w:r>
-      <w:r>
-        <w:rPr>
-          <w:rFonts w:ascii="Arial Narrow" w:eastAsia="Arial Narrow" w:hAnsi="Arial Narrow" w:cs="Arial Narrow"/>
-          <w:b/>
-          <w:bCs/>
-          <w:sz w:val="16"/>
-          <w:szCs w:val="16"/>
-        </w:rPr>
-        <w:t xml:space="preserve">LEY 29571, CÓDIGO DE PROTECCIÓN Y DEFENSA DEL CONSUMIDOR, publicado el 2 de setiembre de 2010 y modificado por Decreto Legislativo 1308 </w:t>
-      </w:r>
-    </w:p>
-    <w:p>
-      <w:pPr>
-        <w:pStyle w:val="Textonotapie"/>
-        <w:ind w:left="567" w:right="-1"/>
-        <w:jc w:val="both"/>
-        <w:rPr>
-          <w:rFonts w:ascii="Arial Narrow" w:eastAsia="Arial Narrow" w:hAnsi="Arial Narrow" w:cs="Arial Narrow"/>
-          <w:b/>
-          <w:bCs/>
-          <w:sz w:val="16"/>
-          <w:szCs w:val="16"/>
-        </w:rPr>
-      </w:pPr>
-      <w:r>
-        <w:rPr>
-          <w:rFonts w:ascii="Arial Narrow" w:eastAsia="Arial Narrow" w:hAnsi="Arial Narrow" w:cs="Arial Narrow"/>
-          <w:b/>
-          <w:bCs/>
-          <w:sz w:val="16"/>
-          <w:szCs w:val="16"/>
-        </w:rPr>
-        <w:t xml:space="preserve">Artículo 18.- Idoneidad </w:t>
-      </w:r>
-    </w:p>
-    <w:p>
-      <w:pPr>
-        <w:pStyle w:val="Textonotapie"/>
-        <w:ind w:left="567" w:right="-1"/>
-        <w:jc w:val="both"/>
-        <w:rPr>
-          <w:rFonts w:ascii="Arial Narrow" w:eastAsia="Arial Narrow" w:hAnsi="Arial Narrow" w:cs="Arial Narrow"/>
-          <w:sz w:val="16"/>
-          <w:szCs w:val="16"/>
-        </w:rPr>
-      </w:pPr>
-      <w:r>
-        <w:rPr>
-          <w:rFonts w:ascii="Arial Narrow" w:eastAsia="Arial Narrow" w:hAnsi="Arial Narrow" w:cs="Arial Narrow"/>
-          <w:sz w:val="16"/>
-          <w:szCs w:val="16"/>
-        </w:rPr>
-        <w:t xml:space="preserve">Se entiende por idoneidad la correspondencia entre lo que un consumidor espera y lo que efectivamente recibe, en función a lo que se le hubiera ofrecido, la publicidad e información transmitida, las condiciones y circunstancias de la transacción, las características y naturaleza del producto o servicio, el precio, entre otros factores, atendiendo a las circunstancias del caso. </w:t>
-      </w:r>
-    </w:p>
-    <w:p>
-      <w:pPr>
-        <w:pStyle w:val="Textonotapie"/>
-        <w:ind w:left="567" w:right="-1"/>
-        <w:jc w:val="both"/>
-        <w:rPr>
-          <w:rFonts w:ascii="Arial Narrow" w:eastAsia="Arial Narrow" w:hAnsi="Arial Narrow" w:cs="Arial Narrow"/>
-          <w:sz w:val="16"/>
-          <w:szCs w:val="16"/>
-        </w:rPr>
-      </w:pPr>
-      <w:r>
-        <w:rPr>
-          <w:rFonts w:ascii="Arial Narrow" w:eastAsia="Arial Narrow" w:hAnsi="Arial Narrow" w:cs="Arial Narrow"/>
-          <w:sz w:val="16"/>
-          <w:szCs w:val="16"/>
-        </w:rPr>
-        <w:t xml:space="preserve">La idoneidad es evaluada en función a la propia naturaleza del producto o servicio y a su aptitud para satisfacer la finalidad para la cual ha sido puesto en el mercado. Las autorizaciones por parte de los organismos del Estado para la fabricación de un producto o la prestación de un servicio, en los casos que sea necesario, no eximen de responsabilidad al proveedor frente al consumidor. </w:t>
-      </w:r>
-    </w:p>
-    <w:p>
-      <w:pPr>
-        <w:pStyle w:val="Textonotapie"/>
-        <w:ind w:left="567" w:right="-1"/>
-        <w:jc w:val="both"/>
-        <w:rPr>
-          <w:rFonts w:ascii="Arial Narrow" w:eastAsia="Arial Narrow" w:hAnsi="Arial Narrow" w:cs="Arial Narrow"/>
-          <w:sz w:val="16"/>
-          <w:szCs w:val="16"/>
-        </w:rPr>
-      </w:pPr>
-    </w:p>
-    <w:p>
-      <w:pPr>
-        <w:pStyle w:val="Textonotapie"/>
-        <w:ind w:left="567" w:right="-1"/>
-        <w:jc w:val="both"/>
-        <w:rPr>
-          <w:rFonts w:ascii="Arial Narrow" w:eastAsia="Arial Narrow" w:hAnsi="Arial Narrow" w:cs="Arial Narrow"/>
-          <w:sz w:val="16"/>
-          <w:szCs w:val="16"/>
-        </w:rPr>
-      </w:pPr>
-      <w:r>
-        <w:rPr>
-          <w:rFonts w:ascii="Arial Narrow" w:eastAsia="Arial Narrow" w:hAnsi="Arial Narrow" w:cs="Arial Narrow"/>
-          <w:b/>
-          <w:bCs/>
-          <w:sz w:val="16"/>
-          <w:szCs w:val="16"/>
-        </w:rPr>
-        <w:t xml:space="preserve">Artículo 19.- Obligación de los proveedores </w:t>
-      </w:r>
-    </w:p>
-    <w:p>
-      <w:pPr>
-        <w:pStyle w:val="Textonotapie"/>
-        <w:ind w:left="567" w:right="-1"/>
-        <w:jc w:val="both"/>
-        <w:rPr>
-          <w:rFonts w:ascii="Arial Narrow" w:eastAsia="Arial Narrow" w:hAnsi="Arial Narrow" w:cs="Arial Narrow"/>
-          <w:sz w:val="16"/>
-          <w:szCs w:val="16"/>
-        </w:rPr>
-      </w:pPr>
-      <w:r>
-        <w:rPr>
-          <w:rFonts w:ascii="Arial Narrow" w:eastAsia="Arial Narrow" w:hAnsi="Arial Narrow" w:cs="Arial Narrow"/>
-          <w:sz w:val="16"/>
-          <w:szCs w:val="16"/>
-        </w:rPr>
-        <w:t>El proveedor responde por la idoneidad y calidad de los productos y servicios ofrecidos; por la autenticidad de las marcas y leyendas que exhiben sus productos o del signo que respalda al prestador del servicio, por la falta de conformidad entre la publicidad comercial de los productos y servicios y estos, así como por el contenido y la vida útil del producto indicado en el envase, en lo que corresponda.</w:t>
-      </w:r>
-    </w:p>
+    </w:p>
+  </w:footnote>
+  <w:footnote w:id="4">
     <w:p>
       <w:pPr>
         <w:pStyle w:val="Textonotapie"/>
@@ -8130,15 +8219,74 @@
         <w:jc w:val="both"/>
         <w:rPr>
           <w:rFonts w:ascii="Arial Narrow" w:eastAsia="Arial Narrow" w:hAnsi="Arial Narrow" w:cs="Arial Narrow"/>
+          <w:sz w:val="16"/>
+          <w:szCs w:val="16"/>
+        </w:rPr>
+      </w:pPr>
+      <w:r>
+        <w:rPr>
+          <w:rStyle w:val="Refdenotaalpie"/>
+          <w:rFonts w:ascii="Arial Narrow" w:eastAsia="Arial Narrow" w:hAnsi="Arial Narrow" w:cs="Arial Narrow"/>
+          <w:sz w:val="16"/>
+          <w:szCs w:val="16"/>
+          <w:vertAlign w:val="superscript"/>
+        </w:rPr>
+        <w:footnoteRef/>
+      </w:r>
+      <w:r>
+        <w:rPr>
+          <w:rFonts w:ascii="Arial Narrow" w:eastAsia="Arial Narrow" w:hAnsi="Arial Narrow" w:cs="Arial Narrow"/>
+          <w:sz w:val="16"/>
+          <w:szCs w:val="16"/>
+        </w:rPr>
+        <w:tab/>
+        <w:t xml:space="preserve"/>
+      </w:r>
+      <w:r>
+        <w:rPr>
+          <w:rFonts w:ascii="Arial Narrow" w:eastAsia="Arial Narrow" w:hAnsi="Arial Narrow" w:cs="Arial Narrow"/>
+          <w:sz w:val="16"/>
+          <w:szCs w:val="16"/>
+        </w:rPr>
+        <w:tab/>
+      </w:r>
+      <w:r>
+        <w:rPr>
+          <w:rFonts w:ascii="Arial Narrow" w:eastAsia="Arial Narrow" w:hAnsi="Arial Narrow" w:cs="Arial Narrow"/>
           <w:b/>
           <w:bCs/>
           <w:sz w:val="16"/>
           <w:szCs w:val="16"/>
         </w:rPr>
-      </w:pPr>
-    </w:p>
-  </w:footnote>
-  <w:footnote w:id="4">
+        <w:t>LEY SOBRE FACULTADES, NORMAS Y ORGANIZACIÓN DEL INDECOPI, APROBADA POR DECRETO LEGISLATIVO 807 Artículo 24.-</w:t>
+      </w:r>
+      <w:r>
+        <w:rPr>
+          <w:rFonts w:ascii="Arial Narrow" w:eastAsia="Arial Narrow" w:hAnsi="Arial Narrow" w:cs="Arial Narrow"/>
+          <w:sz w:val="16"/>
+          <w:szCs w:val="16"/>
+        </w:rPr>
+        <w:t xml:space="preserve"> El </w:t>
+      </w:r>
+      <w:proofErr w:type="gramStart"/>
+      <w:r>
+        <w:rPr>
+          <w:rFonts w:ascii="Arial Narrow" w:eastAsia="Arial Narrow" w:hAnsi="Arial Narrow" w:cs="Arial Narrow"/>
+          <w:sz w:val="16"/>
+          <w:szCs w:val="16"/>
+        </w:rPr>
+        <w:t>Secretario Técnico</w:t>
+      </w:r>
+      <w:proofErr w:type="gramEnd"/>
+      <w:r>
+        <w:rPr>
+          <w:rFonts w:ascii="Arial Narrow" w:eastAsia="Arial Narrow" w:hAnsi="Arial Narrow" w:cs="Arial Narrow"/>
+          <w:sz w:val="16"/>
+          <w:szCs w:val="16"/>
+        </w:rPr>
+        <w:t xml:space="preserve"> se encargará de la tramitación del procedimiento. Para ello, cuenta con las siguientes facultades:</w:t>
+      </w:r>
+    </w:p>
     <w:p>
       <w:pPr>
         <w:pStyle w:val="Textonotapie"/>
@@ -8155,65 +8303,12 @@
       </w:pPr>
       <w:r>
         <w:rPr>
-          <w:rStyle w:val="Refdenotaalpie"/>
-          <w:rFonts w:ascii="Arial Narrow" w:eastAsia="Arial Narrow" w:hAnsi="Arial Narrow" w:cs="Arial Narrow"/>
-          <w:sz w:val="16"/>
-          <w:szCs w:val="16"/>
-          <w:vertAlign w:val="superscript"/>
-        </w:rPr>
-        <w:footnoteRef/>
-      </w:r>
-      <w:r>
-        <w:rPr>
-          <w:rFonts w:ascii="Arial Narrow" w:eastAsia="Arial Narrow" w:hAnsi="Arial Narrow" w:cs="Arial Narrow"/>
-          <w:sz w:val="16"/>
-          <w:szCs w:val="16"/>
-        </w:rPr>
-        <w:t xml:space="preserve"> </w:t>
-      </w:r>
-      <w:r>
-        <w:rPr>
           <w:rFonts w:ascii="Arial Narrow" w:eastAsia="Arial Narrow" w:hAnsi="Arial Narrow" w:cs="Arial Narrow"/>
           <w:sz w:val="16"/>
           <w:szCs w:val="16"/>
         </w:rPr>
         <w:tab/>
-      </w:r>
-      <w:r>
-        <w:rPr>
-          <w:rFonts w:ascii="Arial Narrow" w:eastAsia="Arial Narrow" w:hAnsi="Arial Narrow" w:cs="Arial Narrow"/>
-          <w:b/>
-          <w:bCs/>
-          <w:sz w:val="16"/>
-          <w:szCs w:val="16"/>
-        </w:rPr>
-        <w:t>LEY SOBRE FACULTADES, NORMAS Y ORGANIZACIÓN DEL INDECOPI, APROBADA POR DECRETO LEGISLATIVO 807 Artículo 24.-</w:t>
-      </w:r>
-      <w:r>
-        <w:rPr>
-          <w:rFonts w:ascii="Arial Narrow" w:eastAsia="Arial Narrow" w:hAnsi="Arial Narrow" w:cs="Arial Narrow"/>
-          <w:sz w:val="16"/>
-          <w:szCs w:val="16"/>
-        </w:rPr>
-        <w:t xml:space="preserve"> El </w:t>
-      </w:r>
-      <w:proofErr w:type="gramStart"/>
-      <w:r>
-        <w:rPr>
-          <w:rFonts w:ascii="Arial Narrow" w:eastAsia="Arial Narrow" w:hAnsi="Arial Narrow" w:cs="Arial Narrow"/>
-          <w:sz w:val="16"/>
-          <w:szCs w:val="16"/>
-        </w:rPr>
-        <w:t>Secretario Técnico</w:t>
-      </w:r>
-      <w:proofErr w:type="gramEnd"/>
-      <w:r>
-        <w:rPr>
-          <w:rFonts w:ascii="Arial Narrow" w:eastAsia="Arial Narrow" w:hAnsi="Arial Narrow" w:cs="Arial Narrow"/>
-          <w:sz w:val="16"/>
-          <w:szCs w:val="16"/>
-        </w:rPr>
-        <w:t xml:space="preserve"> se encargará de la tramitación del procedimiento. Para ello, cuenta con las siguientes facultades:</w:t>
+        <w:t xml:space="preserve">(...) </w:t>
       </w:r>
     </w:p>
     <w:p>
@@ -8237,7 +8332,7 @@
           <w:szCs w:val="16"/>
         </w:rPr>
         <w:tab/>
-        <w:t xml:space="preserve">(...) </w:t>
+        <w:t xml:space="preserve">c) Admitir denuncias a trámite, en aquellos casos en que la Comisión le haya delegado esta facultad. </w:t>
       </w:r>
     </w:p>
     <w:p>
@@ -8261,7 +8356,7 @@
           <w:szCs w:val="16"/>
         </w:rPr>
         <w:tab/>
-        <w:t xml:space="preserve">c) Admitir denuncias a trámite, en aquellos casos en que la Comisión le haya delegado esta facultad. </w:t>
+        <w:t>(...).</w:t>
       </w:r>
     </w:p>
     <w:p>
@@ -8278,6 +8373,33 @@
           <w:szCs w:val="16"/>
         </w:rPr>
       </w:pPr>
+    </w:p>
+  </w:footnote>
+  <w:footnote w:id="5">
+    <w:p>
+      <w:pPr>
+        <w:pStyle w:val="Textonotapie"/>
+        <w:tabs>
+          <w:tab w:val="left" w:pos="567"/>
+        </w:tabs>
+        <w:ind w:left="567" w:hanging="567"/>
+        <w:jc w:val="both"/>
+        <w:rPr>
+          <w:rFonts w:ascii="Arial Narrow" w:eastAsia="Arial Narrow" w:hAnsi="Arial Narrow" w:cs="Arial Narrow"/>
+          <w:sz w:val="16"/>
+          <w:szCs w:val="16"/>
+        </w:rPr>
+      </w:pPr>
+      <w:r>
+        <w:rPr>
+          <w:rStyle w:val="Refdenotaalpie"/>
+          <w:rFonts w:ascii="Arial Narrow" w:eastAsia="Arial Narrow" w:hAnsi="Arial Narrow" w:cs="Arial Narrow"/>
+          <w:sz w:val="16"/>
+          <w:szCs w:val="16"/>
+          <w:vertAlign w:val="superscript"/>
+        </w:rPr>
+        <w:footnoteRef/>
+      </w:r>
       <w:r>
         <w:rPr>
           <w:rFonts w:ascii="Arial Narrow" w:eastAsia="Arial Narrow" w:hAnsi="Arial Narrow" w:cs="Arial Narrow"/>
@@ -8285,9 +8407,697 @@
           <w:szCs w:val="16"/>
         </w:rPr>
         <w:tab/>
-        <w:t>(...).</w:t>
-      </w:r>
-    </w:p>
+        <w:t xml:space="preserve"/>
+      </w:r>
+      <w:r>
+        <w:rPr>
+          <w:rFonts w:ascii="Arial Narrow" w:eastAsia="Arial Narrow" w:hAnsi="Arial Narrow" w:cs="Arial Narrow"/>
+          <w:sz w:val="16"/>
+          <w:szCs w:val="16"/>
+        </w:rPr>
+        <w:tab/>
+        <w:t xml:space="preserve">El número de trabajadores se atenderá siempre que la empresa haya sido constituida antes de la vigencia de la Ley </w:t>
+      </w:r>
+      <w:proofErr w:type="spellStart"/>
+      <w:r>
+        <w:rPr>
+          <w:rFonts w:ascii="Arial Narrow" w:eastAsia="Arial Narrow" w:hAnsi="Arial Narrow" w:cs="Arial Narrow"/>
+          <w:sz w:val="16"/>
+          <w:szCs w:val="16"/>
+        </w:rPr>
+        <w:t/>
+      </w:r>
+      <w:proofErr w:type="spellEnd"/>
+      <w:r>
+        <w:rPr>
+          <w:rFonts w:ascii="Arial Narrow" w:eastAsia="Arial Narrow" w:hAnsi="Arial Narrow" w:cs="Arial Narrow"/>
+          <w:sz w:val="16"/>
+          <w:szCs w:val="16"/>
+        </w:rPr>
+        <w:t xml:space="preserve">30056, publicada el 2 de julio de 2013, que modificó el artículo 5 del Texto Único Ordenado de la Ley de Promoción de la Competitividad, Formalización y Desarrollo de la Micro y Pequeña Empresa y de Acceso al Empleo Decente (LEY MYPE). Ello, en la medida que la Tercera Disposición Complementaria Transitoria de la norma modificatoria precisa que las empresas constituidas antes de la </w:t>
+      </w:r>
+      <w:proofErr w:type="gramStart"/>
+      <w:r>
+        <w:rPr>
+          <w:rFonts w:ascii="Arial Narrow" w:eastAsia="Arial Narrow" w:hAnsi="Arial Narrow" w:cs="Arial Narrow"/>
+          <w:sz w:val="16"/>
+          <w:szCs w:val="16"/>
+        </w:rPr>
+        <w:t>entrada en vigencia</w:t>
+      </w:r>
+      <w:proofErr w:type="gramEnd"/>
+      <w:r>
+        <w:rPr>
+          <w:rFonts w:ascii="Arial Narrow" w:eastAsia="Arial Narrow" w:hAnsi="Arial Narrow" w:cs="Arial Narrow"/>
+          <w:sz w:val="16"/>
+          <w:szCs w:val="16"/>
+        </w:rPr>
+        <w:t xml:space="preserve"> de dicha Ley se rigen por los requisitos de acogimiento al régimen de las micro y pequeñas empresas regulados en el Decreto Legislativo 1086.</w:t>
+      </w:r>
+    </w:p>
+    <w:p>
+      <w:pPr>
+        <w:pStyle w:val="Textonotapie"/>
+        <w:ind w:left="567" w:hanging="567"/>
+        <w:jc w:val="both"/>
+        <w:rPr>
+          <w:rFonts w:ascii="Arial Narrow" w:eastAsia="Arial Narrow" w:hAnsi="Arial Narrow" w:cs="Arial Narrow"/>
+          <w:sz w:val="16"/>
+          <w:szCs w:val="16"/>
+        </w:rPr>
+      </w:pPr>
+    </w:p>
+  </w:footnote>
+  <w:footnote w:id="6">
+    <w:p>
+      <w:pPr>
+        <w:pStyle w:val="Textonotapie"/>
+        <w:tabs>
+          <w:tab w:val="left" w:pos="567"/>
+        </w:tabs>
+        <w:ind w:left="567" w:hanging="567"/>
+        <w:jc w:val="both"/>
+        <w:rPr>
+          <w:rFonts w:ascii="Arial Narrow" w:eastAsia="Arial Narrow" w:hAnsi="Arial Narrow" w:cs="Arial Narrow"/>
+          <w:sz w:val="16"/>
+          <w:szCs w:val="16"/>
+        </w:rPr>
+      </w:pPr>
+      <w:r>
+        <w:rPr>
+          <w:rStyle w:val="Refdenotaalpie"/>
+          <w:rFonts w:ascii="Arial Narrow" w:eastAsia="Arial Narrow" w:hAnsi="Arial Narrow" w:cs="Arial Narrow"/>
+          <w:sz w:val="16"/>
+          <w:szCs w:val="16"/>
+          <w:vertAlign w:val="superscript"/>
+        </w:rPr>
+        <w:footnoteRef/>
+      </w:r>
+      <w:r>
+        <w:rPr>
+          <w:rFonts w:ascii="Arial Narrow" w:eastAsia="Arial Narrow" w:hAnsi="Arial Narrow" w:cs="Arial Narrow"/>
+          <w:sz w:val="16"/>
+          <w:szCs w:val="16"/>
+        </w:rPr>
+        <w:tab/>
+        <w:t xml:space="preserve"/>
+      </w:r>
+      <w:r>
+        <w:rPr>
+          <w:rFonts w:ascii="Arial Narrow" w:eastAsia="Arial Narrow" w:hAnsi="Arial Narrow" w:cs="Arial Narrow"/>
+          <w:sz w:val="16"/>
+          <w:szCs w:val="16"/>
+        </w:rPr>
+        <w:tab/>
+      </w:r>
+      <w:r>
+        <w:rPr>
+          <w:rFonts w:ascii="Arial Narrow" w:eastAsia="Arial Narrow" w:hAnsi="Arial Narrow" w:cs="Arial Narrow"/>
+          <w:b/>
+          <w:sz w:val="16"/>
+          <w:szCs w:val="16"/>
+        </w:rPr>
+        <w:t>LEY 29571, CÓDIGO DE PROTECCIÓN Y DEFENSA DEL CONSUMIDOR</w:t>
+      </w:r>
+      <w:r>
+        <w:rPr>
+          <w:rFonts w:ascii="Arial Narrow" w:eastAsia="Arial Narrow" w:hAnsi="Arial Narrow" w:cs="Arial Narrow"/>
+          <w:b/>
+          <w:bCs/>
+          <w:sz w:val="16"/>
+          <w:szCs w:val="16"/>
+        </w:rPr>
+        <w:t xml:space="preserve">, </w:t>
+      </w:r>
+      <w:r>
+        <w:rPr>
+          <w:rFonts w:ascii="Arial Narrow" w:eastAsia="Arial Narrow" w:hAnsi="Arial Narrow" w:cs="Arial Narrow"/>
+          <w:b/>
+          <w:sz w:val="16"/>
+          <w:szCs w:val="16"/>
+        </w:rPr>
+        <w:t>publicado el 2 de setiembre de 2010 y modificado por Decreto Legislativo 1308</w:t>
+      </w:r>
+    </w:p>
+    <w:p>
+      <w:pPr>
+        <w:pStyle w:val="Textonotapie"/>
+        <w:ind w:left="567" w:hanging="567"/>
+        <w:jc w:val="both"/>
+        <w:rPr>
+          <w:rFonts w:ascii="Arial Narrow" w:eastAsia="Arial Narrow" w:hAnsi="Arial Narrow" w:cs="Arial Narrow"/>
+          <w:b/>
+          <w:bCs/>
+          <w:sz w:val="16"/>
+          <w:szCs w:val="16"/>
+        </w:rPr>
+      </w:pPr>
+      <w:r>
+        <w:rPr>
+          <w:rFonts w:ascii="Arial Narrow" w:eastAsia="Arial Narrow" w:hAnsi="Arial Narrow" w:cs="Arial Narrow"/>
+          <w:sz w:val="16"/>
+          <w:szCs w:val="16"/>
+        </w:rPr>
+        <w:tab/>
+      </w:r>
+      <w:r>
+        <w:rPr>
+          <w:rFonts w:ascii="Arial Narrow" w:eastAsia="Arial Narrow" w:hAnsi="Arial Narrow" w:cs="Arial Narrow"/>
+          <w:b/>
+          <w:bCs/>
+          <w:sz w:val="16"/>
+          <w:szCs w:val="16"/>
+        </w:rPr>
+        <w:t>Artículo 110.- Sanciones Administrativas</w:t>
+      </w:r>
+    </w:p>
+    <w:p>
+      <w:pPr>
+        <w:autoSpaceDE w:val="0"/>
+        <w:autoSpaceDN w:val="0"/>
+        <w:adjustRightInd w:val="0"/>
+        <w:spacing w:after="0" w:line="240" w:lineRule="auto"/>
+        <w:ind w:left="567"/>
+        <w:jc w:val="both"/>
+        <w:rPr>
+          <w:rFonts w:ascii="Arial Narrow" w:eastAsia="Arial Narrow" w:hAnsi="Arial Narrow" w:cs="Arial Narrow"/>
+          <w:sz w:val="16"/>
+          <w:szCs w:val="16"/>
+          <w:lang w:eastAsia="es-PE"/>
+        </w:rPr>
+      </w:pPr>
+      <w:r>
+        <w:rPr>
+          <w:rFonts w:ascii="Arial Narrow" w:eastAsia="Arial Narrow" w:hAnsi="Arial Narrow" w:cs="Arial Narrow"/>
+          <w:sz w:val="16"/>
+          <w:szCs w:val="16"/>
+          <w:lang w:eastAsia="es-PE"/>
+        </w:rPr>
+        <w:t>(…)</w:t>
+      </w:r>
+    </w:p>
+    <w:p>
+      <w:pPr>
+        <w:autoSpaceDE w:val="0"/>
+        <w:autoSpaceDN w:val="0"/>
+        <w:adjustRightInd w:val="0"/>
+        <w:spacing w:after="0" w:line="240" w:lineRule="auto"/>
+        <w:ind w:left="567"/>
+        <w:jc w:val="both"/>
+        <w:rPr>
+          <w:rFonts w:ascii="Arial Narrow" w:eastAsia="Arial Narrow" w:hAnsi="Arial Narrow" w:cs="Arial Narrow"/>
+          <w:sz w:val="16"/>
+          <w:szCs w:val="16"/>
+          <w:lang w:eastAsia="es-PE"/>
+        </w:rPr>
+      </w:pPr>
+      <w:r>
+        <w:rPr>
+          <w:rFonts w:ascii="Arial Narrow" w:eastAsia="Arial Narrow" w:hAnsi="Arial Narrow" w:cs="Arial Narrow"/>
+          <w:sz w:val="16"/>
+          <w:szCs w:val="16"/>
+          <w:lang w:eastAsia="es-PE"/>
+        </w:rPr>
+        <w:t>En el caso de las microempresas, la multa no puede superar el diez por ciento (10%) de las ventas o ingresos brutos percibidos por el infractor, relativos a todas sus actividades económicas, correspondientes al ejercicio inmediato anterior al de la expedición de la resolución de primera instancia, siempre que se haya acreditado dichos ingresos, no se encuentre en una situación de reincidencia y el caso no verse sobre la vida, salud o integridad de los consumidores. Para el caso de las pequeñas empresas, la multa no puede superar el veinte por ciento (20%) de las ventas o ingresos brutos percibidos por el infractor, conforme a los requisitos señalados anteriormente.</w:t>
+      </w:r>
+    </w:p>
+    <w:p>
+      <w:pPr>
+        <w:autoSpaceDE w:val="0"/>
+        <w:autoSpaceDN w:val="0"/>
+        <w:adjustRightInd w:val="0"/>
+        <w:spacing w:after="0" w:line="240" w:lineRule="auto"/>
+        <w:ind w:left="567"/>
+        <w:jc w:val="both"/>
+        <w:rPr>
+          <w:rFonts w:ascii="Arial Narrow" w:eastAsia="Arial Narrow" w:hAnsi="Arial Narrow" w:cs="Arial Narrow"/>
+          <w:sz w:val="16"/>
+          <w:szCs w:val="16"/>
+          <w:lang w:eastAsia="es-PE"/>
+        </w:rPr>
+      </w:pPr>
+      <w:r>
+        <w:rPr>
+          <w:rFonts w:ascii="Arial Narrow" w:eastAsia="Arial Narrow" w:hAnsi="Arial Narrow" w:cs="Arial Narrow"/>
+          <w:sz w:val="16"/>
+          <w:szCs w:val="16"/>
+          <w:lang w:eastAsia="es-PE"/>
+        </w:rPr>
+        <w:t>(…).</w:t>
+      </w:r>
+    </w:p>
+    <w:p>
+      <w:pPr>
+        <w:pStyle w:val="Textonotapie"/>
+        <w:ind w:left="567" w:hanging="567"/>
+        <w:jc w:val="both"/>
+        <w:rPr>
+          <w:rFonts w:ascii="Arial Narrow" w:eastAsia="Arial Narrow" w:hAnsi="Arial Narrow" w:cs="Arial Narrow"/>
+          <w:sz w:val="16"/>
+          <w:szCs w:val="16"/>
+        </w:rPr>
+      </w:pPr>
+    </w:p>
+  </w:footnote>
+  <w:footnote w:id="7">
+    <w:p>
+      <w:pPr>
+        <w:pStyle w:val="Textonotapie"/>
+        <w:tabs>
+          <w:tab w:val="left" w:pos="567"/>
+        </w:tabs>
+        <w:ind w:left="567" w:hanging="567"/>
+        <w:jc w:val="both"/>
+        <w:rPr>
+          <w:rFonts w:ascii="Arial Narrow" w:eastAsia="Arial Narrow" w:hAnsi="Arial Narrow" w:cs="Arial Narrow"/>
+          <w:sz w:val="16"/>
+          <w:szCs w:val="16"/>
+        </w:rPr>
+      </w:pPr>
+      <w:r>
+        <w:rPr>
+          <w:rStyle w:val="Refdenotaalpie"/>
+          <w:rFonts w:ascii="Arial Narrow" w:eastAsia="Arial Narrow" w:hAnsi="Arial Narrow" w:cs="Arial Narrow"/>
+          <w:sz w:val="16"/>
+          <w:szCs w:val="16"/>
+          <w:vertAlign w:val="superscript"/>
+        </w:rPr>
+        <w:footnoteRef/>
+      </w:r>
+      <w:r>
+        <w:rPr>
+          <w:rFonts w:ascii="Arial Narrow" w:eastAsia="Arial Narrow" w:hAnsi="Arial Narrow" w:cs="Arial Narrow"/>
+          <w:sz w:val="16"/>
+          <w:szCs w:val="16"/>
+        </w:rPr>
+        <w:tab/>
+      </w:r>
+      <w:r>
+        <w:rPr>
+          <w:rFonts w:ascii="Arial Narrow" w:eastAsia="Arial Narrow" w:hAnsi="Arial Narrow" w:cs="Arial Narrow"/>
+          <w:b/>
+          <w:bCs/>
+          <w:sz w:val="16"/>
+          <w:szCs w:val="16"/>
+        </w:rPr>
+        <w:t xml:space="preserve">DECRETO LEGISLATIVO 807, LEY SOBRE FACULTADES, NORMAS Y ORGANIZACIÓN DEL INDECOPI, publicado el 18 de abril de 1996</w:t>
+      </w:r>
+    </w:p>
+    <w:p>
+      <w:pPr>
+        <w:pStyle w:val="Textonotapie"/>
+        <w:ind w:left="567" w:hanging="567"/>
+        <w:jc w:val="both"/>
+        <w:rPr>
+          <w:rFonts w:ascii="Arial Narrow" w:eastAsia="Arial Narrow" w:hAnsi="Arial Narrow" w:cs="Arial Narrow"/>
+          <w:sz w:val="16"/>
+          <w:szCs w:val="16"/>
+        </w:rPr>
+      </w:pPr>
+      <w:r>
+        <w:rPr>
+          <w:rFonts w:ascii="Arial Narrow" w:eastAsia="Arial Narrow" w:hAnsi="Arial Narrow" w:cs="Arial Narrow"/>
+          <w:sz w:val="16"/>
+          <w:szCs w:val="16"/>
+        </w:rPr>
+        <w:tab/>
+      </w:r>
+      <w:r>
+        <w:rPr>
+          <w:rFonts w:ascii="Arial Narrow" w:eastAsia="Arial Narrow" w:hAnsi="Arial Narrow" w:cs="Arial Narrow"/>
+          <w:b/>
+          <w:bCs/>
+          <w:sz w:val="16"/>
+          <w:szCs w:val="16"/>
+        </w:rPr>
+        <w:t xml:space="preserve">Artículo 26.-</w:t>
+      </w:r>
+      <w:r>
+        <w:rPr>
+          <w:rFonts w:ascii="Arial Narrow" w:eastAsia="Arial Narrow" w:hAnsi="Arial Narrow" w:cs="Arial Narrow"/>
+          <w:sz w:val="16"/>
+          <w:szCs w:val="16"/>
+        </w:rPr>
+        <w:t xml:space="preserve"> Una vez admitida a trámite la denuncia, se correrá traslado de la misma al denunciado, a fin de que éste presente su descargo. El plazo para la presentación del descargo será de cinco (5) días contados desde la notificación, vencido el cual, el Secretario Técnico declarará en rebeldía al denunciado que no lo hubiera presentado.</w:t>
+      </w:r>
+    </w:p>
+    <w:p>
+      <w:pPr>
+        <w:pStyle w:val="Textonotapie"/>
+        <w:ind w:left="567" w:hanging="567"/>
+        <w:jc w:val="both"/>
+        <w:rPr>
+          <w:rFonts w:ascii="Arial Narrow" w:eastAsia="Arial Narrow" w:hAnsi="Arial Narrow" w:cs="Arial Narrow"/>
+          <w:sz w:val="16"/>
+          <w:szCs w:val="16"/>
+        </w:rPr>
+      </w:pPr>
+    </w:p>
+  </w:footnote>
+  <w:footnote w:id="8">
+    <w:p>
+      <w:pPr>
+        <w:pStyle w:val="Textonotapie"/>
+        <w:tabs>
+          <w:tab w:val="left" w:pos="567"/>
+        </w:tabs>
+        <w:ind w:left="567" w:hanging="567"/>
+        <w:jc w:val="both"/>
+        <w:rPr>
+          <w:rFonts w:ascii="Arial Narrow" w:eastAsia="Arial Narrow" w:hAnsi="Arial Narrow" w:cs="Arial Narrow"/>
+          <w:sz w:val="16"/>
+          <w:szCs w:val="16"/>
+        </w:rPr>
+      </w:pPr>
+      <w:r>
+        <w:rPr>
+          <w:rStyle w:val="Refdenotaalpie"/>
+          <w:rFonts w:ascii="Arial Narrow" w:eastAsia="Arial Narrow" w:hAnsi="Arial Narrow" w:cs="Arial Narrow"/>
+          <w:sz w:val="16"/>
+          <w:szCs w:val="16"/>
+          <w:vertAlign w:val="superscript"/>
+        </w:rPr>
+        <w:footnoteRef/>
+      </w:r>
+      <w:r>
+        <w:rPr>
+          <w:rFonts w:ascii="Arial Narrow" w:eastAsia="Arial Narrow" w:hAnsi="Arial Narrow" w:cs="Arial Narrow"/>
+          <w:sz w:val="16"/>
+          <w:szCs w:val="16"/>
+        </w:rPr>
+        <w:tab/>
+      </w:r>
+      <w:r>
+        <w:rPr>
+          <w:rFonts w:ascii="Arial Narrow" w:eastAsia="Arial Narrow" w:hAnsi="Arial Narrow" w:cs="Arial Narrow"/>
+          <w:b/>
+          <w:bCs/>
+          <w:sz w:val="16"/>
+          <w:szCs w:val="16"/>
+        </w:rPr>
+        <w:t xml:space="preserve">DECRETO SUPREMO 006-2026-JUS, TEXTO ÚNICO ORDENADO DE LA LEY 27444, LEY DEL PROCEDIMIENTO ADMINISTRATIVO GENERAL, publicado el 30 de abril de 2026</w:t>
+      </w:r>
+    </w:p>
+    <w:p>
+      <w:pPr>
+        <w:pStyle w:val="Textonotapie"/>
+        <w:ind w:left="567" w:hanging="567"/>
+        <w:jc w:val="both"/>
+        <w:rPr>
+          <w:rFonts w:ascii="Arial Narrow" w:eastAsia="Arial Narrow" w:hAnsi="Arial Narrow" w:cs="Arial Narrow"/>
+          <w:sz w:val="16"/>
+          <w:szCs w:val="16"/>
+        </w:rPr>
+      </w:pPr>
+      <w:r>
+        <w:rPr>
+          <w:rFonts w:ascii="Arial Narrow" w:eastAsia="Arial Narrow" w:hAnsi="Arial Narrow" w:cs="Arial Narrow"/>
+          <w:sz w:val="16"/>
+          <w:szCs w:val="16"/>
+        </w:rPr>
+        <w:tab/>
+      </w:r>
+      <w:r>
+        <w:rPr>
+          <w:rFonts w:ascii="Arial Narrow" w:eastAsia="Arial Narrow" w:hAnsi="Arial Narrow" w:cs="Arial Narrow"/>
+          <w:b/>
+          <w:bCs/>
+          <w:sz w:val="16"/>
+          <w:szCs w:val="16"/>
+        </w:rPr>
+        <w:t xml:space="preserve">Artículo 223.- Contestación de la reclamación</w:t>
+      </w:r>
+    </w:p>
+    <w:p>
+      <w:pPr>
+        <w:pStyle w:val="Textonotapie"/>
+        <w:ind w:left="567" w:hanging="567"/>
+        <w:jc w:val="both"/>
+        <w:rPr>
+          <w:rFonts w:ascii="Arial Narrow" w:eastAsia="Arial Narrow" w:hAnsi="Arial Narrow" w:cs="Arial Narrow"/>
+          <w:sz w:val="16"/>
+          <w:szCs w:val="16"/>
+        </w:rPr>
+      </w:pPr>
+      <w:r>
+        <w:rPr>
+          <w:rFonts w:ascii="Arial Narrow" w:eastAsia="Arial Narrow" w:hAnsi="Arial Narrow" w:cs="Arial Narrow"/>
+          <w:sz w:val="16"/>
+          <w:szCs w:val="16"/>
+        </w:rPr>
+        <w:tab/>
+      </w:r>
+      <w:r>
+        <w:rPr>
+          <w:rFonts w:ascii="Arial Narrow" w:eastAsia="Arial Narrow" w:hAnsi="Arial Narrow" w:cs="Arial Narrow"/>
+          <w:sz w:val="16"/>
+          <w:szCs w:val="16"/>
+        </w:rPr>
+        <w:t xml:space="preserve">223.1 El reclamado deberá presentar la contestación de la reclamación dentro de los quince (15) días posteriores a la notificación de ésta; vencido este plazo, la Administración declarará en rebeldía al reclamado que no la hubiera presentado. La contestación deberá contener los requisitos de los escritos previstos en el artículo 113 de la presente Ley, así como la absolución de todos los asuntos controvertidos de hecho y de derecho, Las alegaciones y los hechos relevantes de la reclamación, salvo que hayan sido específicamente negadas en la contestación, se tendrán por aceptadas o merituadas como ciertas.</w:t>
+      </w:r>
+    </w:p>
+    <w:p>
+      <w:pPr>
+        <w:pStyle w:val="Textonotapie"/>
+        <w:ind w:left="567" w:hanging="567"/>
+        <w:jc w:val="both"/>
+        <w:rPr>
+          <w:rFonts w:ascii="Arial Narrow" w:eastAsia="Arial Narrow" w:hAnsi="Arial Narrow" w:cs="Arial Narrow"/>
+          <w:sz w:val="16"/>
+          <w:szCs w:val="16"/>
+        </w:rPr>
+      </w:pPr>
+    </w:p>
+  </w:footnote>
+  <w:footnote w:id="9">
+    <w:p>
+      <w:pPr>
+        <w:tabs>
+          <w:tab w:val="left" w:pos="567"/>
+        </w:tabs>
+        <w:spacing w:after="0" w:line="240" w:lineRule="auto"/>
+        <w:ind w:left="567" w:hanging="567"/>
+        <w:jc w:val="both"/>
+        <w:rPr>
+          <w:rFonts w:ascii="Arial Narrow" w:eastAsia="Arial Narrow" w:hAnsi="Arial Narrow" w:cs="Arial Narrow"/>
+          <w:sz w:val="16"/>
+          <w:szCs w:val="16"/>
+        </w:rPr>
+      </w:pPr>
+      <w:r>
+        <w:rPr>
+          <w:rStyle w:val="Refdenotaalpie"/>
+          <w:rFonts w:ascii="Arial Narrow" w:eastAsia="Arial Narrow" w:hAnsi="Arial Narrow" w:cs="Arial Narrow"/>
+          <w:sz w:val="16"/>
+          <w:szCs w:val="16"/>
+          <w:vertAlign w:val="superscript"/>
+        </w:rPr>
+        <w:footnoteRef/>
+      </w:r>
+      <w:r>
+        <w:rPr>
+          <w:rFonts w:ascii="Arial Narrow" w:eastAsia="Arial Narrow" w:hAnsi="Arial Narrow" w:cs="Arial Narrow"/>
+          <w:sz w:val="16"/>
+          <w:szCs w:val="16"/>
+          <w:vertAlign w:val="superscript"/>
+        </w:rPr>
+        <w:tab/>
+        <w:t xml:space="preserve"/>
+      </w:r>
+      <w:r>
+        <w:rPr>
+          <w:rFonts w:ascii="Arial Narrow" w:eastAsia="Arial Narrow" w:hAnsi="Arial Narrow" w:cs="Arial Narrow"/>
+          <w:sz w:val="16"/>
+          <w:szCs w:val="16"/>
+        </w:rPr>
+        <w:t xml:space="preserve"> </w:t>
+      </w:r>
+      <w:r>
+        <w:rPr>
+          <w:rFonts w:ascii="Arial Narrow" w:eastAsia="Arial Narrow" w:hAnsi="Arial Narrow" w:cs="Arial Narrow"/>
+          <w:sz w:val="16"/>
+          <w:szCs w:val="16"/>
+        </w:rPr>
+        <w:tab/>
+      </w:r>
+      <w:r>
+        <w:rPr>
+          <w:rFonts w:ascii="Arial Narrow" w:eastAsia="Arial Narrow" w:hAnsi="Arial Narrow" w:cs="Arial Narrow"/>
+          <w:b/>
+          <w:sz w:val="16"/>
+          <w:szCs w:val="16"/>
+        </w:rPr>
+        <w:t>LEY 29571, CÓDIGO DE PROTECCIÓN Y DEFENSA DEL CONSUMIDOR</w:t>
+      </w:r>
+      <w:r>
+        <w:rPr>
+          <w:rFonts w:ascii="Arial Narrow" w:eastAsia="Arial Narrow" w:hAnsi="Arial Narrow" w:cs="Arial Narrow"/>
+          <w:b/>
+          <w:bCs/>
+          <w:sz w:val="16"/>
+          <w:szCs w:val="16"/>
+        </w:rPr>
+        <w:t xml:space="preserve">, </w:t>
+      </w:r>
+      <w:r>
+        <w:rPr>
+          <w:rFonts w:ascii="Arial Narrow" w:eastAsia="Arial Narrow" w:hAnsi="Arial Narrow" w:cs="Arial Narrow"/>
+          <w:b/>
+          <w:sz w:val="16"/>
+          <w:szCs w:val="16"/>
+        </w:rPr>
+        <w:t>publicado el 2 de setiembre de 2010 y modificado por Decreto Legislativo 1308</w:t>
+      </w:r>
+    </w:p>
+    <w:p>
+      <w:pPr>
+        <w:spacing w:after="0" w:line="240" w:lineRule="auto"/>
+        <w:ind w:left="567" w:hanging="567"/>
+        <w:jc w:val="both"/>
+        <w:rPr>
+          <w:rFonts w:ascii="Arial Narrow" w:eastAsia="Arial Narrow" w:hAnsi="Arial Narrow" w:cs="Arial Narrow"/>
+          <w:b/>
+          <w:sz w:val="16"/>
+          <w:szCs w:val="16"/>
+        </w:rPr>
+      </w:pPr>
+      <w:r>
+        <w:rPr>
+          <w:rFonts w:ascii="Arial Narrow" w:eastAsia="Arial Narrow" w:hAnsi="Arial Narrow" w:cs="Arial Narrow"/>
+          <w:b/>
+          <w:sz w:val="16"/>
+          <w:szCs w:val="16"/>
+        </w:rPr>
+        <w:tab/>
+        <w:t>Artículo 110.- Sanciones administrativas</w:t>
+      </w:r>
+    </w:p>
+    <w:p>
+      <w:pPr>
+        <w:spacing w:after="0" w:line="240" w:lineRule="auto"/>
+        <w:ind w:left="567"/>
+        <w:jc w:val="both"/>
+        <w:rPr>
+          <w:rFonts w:ascii="Arial Narrow" w:eastAsia="Arial Narrow" w:hAnsi="Arial Narrow" w:cs="Arial Narrow"/>
+          <w:sz w:val="16"/>
+          <w:szCs w:val="16"/>
+        </w:rPr>
+      </w:pPr>
+      <w:r>
+        <w:rPr>
+          <w:rFonts w:ascii="Arial Narrow" w:eastAsia="Arial Narrow" w:hAnsi="Arial Narrow" w:cs="Arial Narrow"/>
+          <w:sz w:val="16"/>
+          <w:szCs w:val="16"/>
+        </w:rPr>
+        <w:t>El órgano resolutivo puede sancionar las infracciones administrativas a que se refiere el artículo 108 con amonestación y multas de hasta cuatrocientos cincuenta (450) Unidades Impositivas Tributarias (UIT), las cuales son calificadas de la siguiente manera:</w:t>
+      </w:r>
+    </w:p>
+    <w:p>
+      <w:pPr>
+        <w:numPr>
+          <w:ilvl w:val="0"/>
+          <w:numId w:val="2"/>
+        </w:numPr>
+        <w:spacing w:after="0" w:line="240" w:lineRule="auto"/>
+        <w:ind w:left="426" w:firstLine="141"/>
+        <w:jc w:val="both"/>
+        <w:rPr>
+          <w:rFonts w:ascii="Arial Narrow" w:eastAsia="Arial Narrow" w:hAnsi="Arial Narrow" w:cs="Arial Narrow"/>
+          <w:sz w:val="16"/>
+          <w:szCs w:val="16"/>
+        </w:rPr>
+      </w:pPr>
+      <w:r>
+        <w:rPr>
+          <w:rFonts w:ascii="Arial Narrow" w:eastAsia="Arial Narrow" w:hAnsi="Arial Narrow" w:cs="Arial Narrow"/>
+          <w:sz w:val="16"/>
+          <w:szCs w:val="16"/>
+        </w:rPr>
+        <w:t>Infracciones leves, con una amonestación o con una multa de hasta cincuenta (50) UIT.</w:t>
+      </w:r>
+    </w:p>
+    <w:p>
+      <w:pPr>
+        <w:numPr>
+          <w:ilvl w:val="0"/>
+          <w:numId w:val="2"/>
+        </w:numPr>
+        <w:spacing w:after="0" w:line="240" w:lineRule="auto"/>
+        <w:ind w:left="426" w:firstLine="141"/>
+        <w:jc w:val="both"/>
+        <w:rPr>
+          <w:rFonts w:ascii="Arial Narrow" w:eastAsia="Arial Narrow" w:hAnsi="Arial Narrow" w:cs="Arial Narrow"/>
+          <w:sz w:val="16"/>
+          <w:szCs w:val="16"/>
+        </w:rPr>
+      </w:pPr>
+      <w:r>
+        <w:rPr>
+          <w:rFonts w:ascii="Arial Narrow" w:eastAsia="Arial Narrow" w:hAnsi="Arial Narrow" w:cs="Arial Narrow"/>
+          <w:sz w:val="16"/>
+          <w:szCs w:val="16"/>
+        </w:rPr>
+        <w:t>Infracciones graves, con una multa de hasta ciento cincuenta (150) UIT.</w:t>
+      </w:r>
+    </w:p>
+    <w:p>
+      <w:pPr>
+        <w:numPr>
+          <w:ilvl w:val="0"/>
+          <w:numId w:val="2"/>
+        </w:numPr>
+        <w:spacing w:after="0" w:line="240" w:lineRule="auto"/>
+        <w:ind w:left="426" w:firstLine="141"/>
+        <w:jc w:val="both"/>
+        <w:rPr>
+          <w:rFonts w:ascii="Arial Narrow" w:eastAsia="Arial Narrow" w:hAnsi="Arial Narrow" w:cs="Arial Narrow"/>
+          <w:sz w:val="16"/>
+          <w:szCs w:val="16"/>
+        </w:rPr>
+      </w:pPr>
+      <w:r>
+        <w:rPr>
+          <w:rFonts w:ascii="Arial Narrow" w:eastAsia="Arial Narrow" w:hAnsi="Arial Narrow" w:cs="Arial Narrow"/>
+          <w:sz w:val="16"/>
+          <w:szCs w:val="16"/>
+        </w:rPr>
+        <w:t>Infracciones muy graves, con una multa de hasta cuatrocientos cincuenta (450) UIT.</w:t>
+      </w:r>
+    </w:p>
+    <w:p>
+      <w:pPr>
+        <w:spacing w:after="0" w:line="240" w:lineRule="auto"/>
+        <w:ind w:left="567"/>
+        <w:jc w:val="both"/>
+        <w:rPr>
+          <w:rFonts w:ascii="Arial Narrow" w:eastAsia="Arial Narrow" w:hAnsi="Arial Narrow" w:cs="Arial Narrow"/>
+          <w:sz w:val="16"/>
+          <w:szCs w:val="16"/>
+        </w:rPr>
+      </w:pPr>
+      <w:r>
+        <w:rPr>
+          <w:rFonts w:ascii="Arial Narrow" w:eastAsia="Arial Narrow" w:hAnsi="Arial Narrow" w:cs="Arial Narrow"/>
+          <w:sz w:val="16"/>
+          <w:szCs w:val="16"/>
+        </w:rPr>
+        <w:t>(…).</w:t>
+      </w:r>
+    </w:p>
+    <w:p>
+      <w:pPr>
+        <w:spacing w:after="0" w:line="240" w:lineRule="auto"/>
+        <w:ind w:left="567" w:hanging="567"/>
+        <w:jc w:val="both"/>
+        <w:rPr>
+          <w:rFonts w:ascii="Arial Narrow" w:eastAsia="Arial Narrow" w:hAnsi="Arial Narrow" w:cs="Arial Narrow"/>
+          <w:sz w:val="16"/>
+          <w:szCs w:val="16"/>
+        </w:rPr>
+      </w:pPr>
+    </w:p>
+  </w:footnote>
+  <w:footnote w:id="10">
     <w:p>
       <w:pPr>
         <w:pStyle w:val="Textonotapie"/>
@@ -8298,39 +9108,56 @@
         <w:jc w:val="both"/>
         <w:rPr>
           <w:rFonts w:ascii="Arial Narrow" w:eastAsia="Arial Narrow" w:hAnsi="Arial Narrow" w:cs="Arial Narrow"/>
-          <w:sz w:val="16"/>
-          <w:szCs w:val="16"/>
-        </w:rPr>
-      </w:pPr>
-      <w:r>
-        <w:rPr>
-          <w:rFonts w:ascii="Arial Narrow" w:eastAsia="Arial Narrow" w:hAnsi="Arial Narrow" w:cs="Arial Narrow"/>
-          <w:sz w:val="16"/>
-          <w:szCs w:val="16"/>
-        </w:rPr>
-        <w:t xml:space="preserve">. </w:t>
-      </w:r>
-    </w:p>
-    <w:p>
-      <w:pPr>
-        <w:pStyle w:val="Textonotapie"/>
+          <w:b/>
+          <w:bCs/>
+          <w:sz w:val="16"/>
+          <w:szCs w:val="16"/>
+        </w:rPr>
+      </w:pPr>
+      <w:r>
+        <w:rPr>
+          <w:rStyle w:val="Refdenotaalpie"/>
+          <w:rFonts w:ascii="Arial Narrow" w:eastAsia="Arial Narrow" w:hAnsi="Arial Narrow" w:cs="Arial Narrow"/>
+          <w:sz w:val="16"/>
+          <w:szCs w:val="16"/>
+          <w:vertAlign w:val="superscript"/>
+        </w:rPr>
+        <w:footnoteRef/>
+      </w:r>
+      <w:r>
+        <w:rPr>
+          <w:rFonts w:ascii="Arial Narrow" w:eastAsia="Arial Narrow" w:hAnsi="Arial Narrow" w:cs="Arial Narrow"/>
+          <w:sz w:val="16"/>
+          <w:szCs w:val="16"/>
+        </w:rPr>
+        <w:tab/>
+        <w:t xml:space="preserve"/>
+      </w:r>
+      <w:r>
+        <w:rPr>
+          <w:rFonts w:ascii="Arial Narrow" w:eastAsia="Arial Narrow" w:hAnsi="Arial Narrow" w:cs="Arial Narrow"/>
+          <w:sz w:val="16"/>
+          <w:szCs w:val="16"/>
+        </w:rPr>
+        <w:tab/>
+      </w:r>
+      <w:r>
+        <w:rPr>
+          <w:rFonts w:ascii="Arial Narrow" w:eastAsia="Arial Narrow" w:hAnsi="Arial Narrow" w:cs="Arial Narrow"/>
+          <w:b/>
+          <w:bCs/>
+          <w:sz w:val="16"/>
+          <w:szCs w:val="16"/>
+        </w:rPr>
+        <w:t xml:space="preserve">LEY 29571, CÓDIGO DE PROTECCIÓN Y DEFENSA DEL CONSUMIDOR, publicado el 2 de setiembre de 2010 y modificado por Decreto Legislativo 1308 </w:t>
+      </w:r>
+    </w:p>
+    <w:p>
+      <w:pPr>
         <w:tabs>
           <w:tab w:val="left" w:pos="567"/>
         </w:tabs>
-        <w:ind w:left="567" w:right="-1" w:hanging="567"/>
-        <w:jc w:val="both"/>
-        <w:rPr>
-          <w:rFonts w:ascii="Arial Narrow" w:eastAsia="Arial Narrow" w:hAnsi="Arial Narrow" w:cs="Arial Narrow"/>
-          <w:sz w:val="16"/>
-          <w:szCs w:val="16"/>
-        </w:rPr>
-      </w:pPr>
-    </w:p>
-  </w:footnote>
-  <w:footnote w:id="5">
-    <w:p>
-      <w:pPr>
-        <w:pStyle w:val="Textonotapie"/>
+        <w:spacing w:after="0" w:line="240" w:lineRule="auto"/>
         <w:ind w:left="567" w:hanging="567"/>
         <w:jc w:val="both"/>
         <w:rPr>
@@ -8341,733 +9168,12 @@
       </w:pPr>
       <w:r>
         <w:rPr>
-          <w:rStyle w:val="Refdenotaalpie"/>
-          <w:rFonts w:ascii="Arial Narrow" w:eastAsia="Arial Narrow" w:hAnsi="Arial Narrow" w:cs="Arial Narrow"/>
-          <w:sz w:val="16"/>
-          <w:szCs w:val="16"/>
-          <w:vertAlign w:val="superscript"/>
-        </w:rPr>
-        <w:footnoteRef/>
-      </w:r>
-      <w:r>
-        <w:rPr>
-          <w:rFonts w:ascii="Arial Narrow" w:eastAsia="Arial Narrow" w:hAnsi="Arial Narrow" w:cs="Arial Narrow"/>
-          <w:sz w:val="16"/>
-          <w:szCs w:val="16"/>
-        </w:rPr>
-        <w:t xml:space="preserve"> </w:t>
-      </w:r>
-      <w:r>
-        <w:rPr>
           <w:rFonts w:ascii="Arial Narrow" w:eastAsia="Arial Narrow" w:hAnsi="Arial Narrow" w:cs="Arial Narrow"/>
           <w:sz w:val="16"/>
           <w:szCs w:val="16"/>
         </w:rPr>
         <w:tab/>
-        <w:t xml:space="preserve">El número de trabajadores se atenderá siempre que la empresa haya sido constituida antes de la vigencia de la Ley </w:t>
-      </w:r>
-      <w:proofErr w:type="spellStart"/>
-      <w:r>
-        <w:rPr>
-          <w:rFonts w:ascii="Arial Narrow" w:eastAsia="Arial Narrow" w:hAnsi="Arial Narrow" w:cs="Arial Narrow"/>
-          <w:sz w:val="16"/>
-          <w:szCs w:val="16"/>
-        </w:rPr>
-        <w:t/>
-      </w:r>
-      <w:proofErr w:type="spellEnd"/>
-      <w:r>
-        <w:rPr>
-          <w:rFonts w:ascii="Arial Narrow" w:eastAsia="Arial Narrow" w:hAnsi="Arial Narrow" w:cs="Arial Narrow"/>
-          <w:sz w:val="16"/>
-          <w:szCs w:val="16"/>
-        </w:rPr>
-        <w:t xml:space="preserve"> 30056, publicada el 2 de julio de 2013, que modificó el artículo 5 del Texto Único Ordenado de la Ley de Promoción de la Competitividad, Formalización y Desarrollo de la Micro y Pequeña Empresa y de Acceso al Empleo Decente (LEY MYPE). Ello, en la medida que la Tercera Disposición Complementaria Transitoria de la norma modificatoria precisa que las empresas constituidas antes de la </w:t>
-      </w:r>
-      <w:proofErr w:type="gramStart"/>
-      <w:r>
-        <w:rPr>
-          <w:rFonts w:ascii="Arial Narrow" w:eastAsia="Arial Narrow" w:hAnsi="Arial Narrow" w:cs="Arial Narrow"/>
-          <w:sz w:val="16"/>
-          <w:szCs w:val="16"/>
-        </w:rPr>
-        <w:t>entrada en vigencia</w:t>
-      </w:r>
-      <w:proofErr w:type="gramEnd"/>
-      <w:r>
-        <w:rPr>
-          <w:rFonts w:ascii="Arial Narrow" w:eastAsia="Arial Narrow" w:hAnsi="Arial Narrow" w:cs="Arial Narrow"/>
-          <w:sz w:val="16"/>
-          <w:szCs w:val="16"/>
-        </w:rPr>
-        <w:t xml:space="preserve"> de dicha Ley se rigen por los requisitos de acogimiento al régimen de las micro y pequeñas empresas regulados en el Decreto Legislativo 1086.</w:t>
-      </w:r>
-    </w:p>
-    <w:p>
-      <w:pPr>
-        <w:pStyle w:val="Textonotapie"/>
-        <w:ind w:left="567" w:hanging="567"/>
-        <w:jc w:val="both"/>
-        <w:rPr>
-          <w:rFonts w:ascii="Arial Narrow" w:eastAsia="Arial Narrow" w:hAnsi="Arial Narrow" w:cs="Arial Narrow"/>
-          <w:sz w:val="16"/>
-          <w:szCs w:val="16"/>
-        </w:rPr>
-      </w:pPr>
-    </w:p>
-  </w:footnote>
-  <w:footnote w:id="6">
-    <w:p>
-      <w:pPr>
-        <w:pStyle w:val="Textonotapie"/>
-        <w:ind w:left="567" w:hanging="567"/>
-        <w:jc w:val="both"/>
-        <w:rPr>
-          <w:rFonts w:ascii="Arial Narrow" w:eastAsia="Arial Narrow" w:hAnsi="Arial Narrow" w:cs="Arial Narrow"/>
-          <w:sz w:val="16"/>
-          <w:szCs w:val="16"/>
-        </w:rPr>
-      </w:pPr>
-      <w:r>
-        <w:rPr>
-          <w:rStyle w:val="Refdenotaalpie"/>
-          <w:rFonts w:ascii="Arial Narrow" w:eastAsia="Arial Narrow" w:hAnsi="Arial Narrow" w:cs="Arial Narrow"/>
-          <w:sz w:val="16"/>
-          <w:szCs w:val="16"/>
-          <w:vertAlign w:val="superscript"/>
-        </w:rPr>
-        <w:footnoteRef/>
-      </w:r>
-      <w:r>
-        <w:rPr>
-          <w:rFonts w:ascii="Arial Narrow" w:eastAsia="Arial Narrow" w:hAnsi="Arial Narrow" w:cs="Arial Narrow"/>
-          <w:sz w:val="16"/>
-          <w:szCs w:val="16"/>
-        </w:rPr>
-        <w:t xml:space="preserve"> </w:t>
-      </w:r>
-      <w:r>
-        <w:rPr>
-          <w:rFonts w:ascii="Arial Narrow" w:eastAsia="Arial Narrow" w:hAnsi="Arial Narrow" w:cs="Arial Narrow"/>
-          <w:sz w:val="16"/>
-          <w:szCs w:val="16"/>
-        </w:rPr>
-        <w:tab/>
-      </w:r>
-      <w:r>
-        <w:rPr>
-          <w:rFonts w:ascii="Arial Narrow" w:eastAsia="Arial Narrow" w:hAnsi="Arial Narrow" w:cs="Arial Narrow"/>
-          <w:b/>
-          <w:sz w:val="16"/>
-          <w:szCs w:val="16"/>
-        </w:rPr>
-        <w:t>LEY 29571, CÓDIGO DE PROTECCIÓN Y DEFENSA DEL CONSUMIDOR</w:t>
-      </w:r>
-      <w:r>
-        <w:rPr>
-          <w:rFonts w:ascii="Arial Narrow" w:eastAsia="Arial Narrow" w:hAnsi="Arial Narrow" w:cs="Arial Narrow"/>
-          <w:b/>
-          <w:bCs/>
-          <w:sz w:val="16"/>
-          <w:szCs w:val="16"/>
-        </w:rPr>
-        <w:t xml:space="preserve">, </w:t>
-      </w:r>
-      <w:r>
-        <w:rPr>
-          <w:rFonts w:ascii="Arial Narrow" w:eastAsia="Arial Narrow" w:hAnsi="Arial Narrow" w:cs="Arial Narrow"/>
-          <w:b/>
-          <w:sz w:val="16"/>
-          <w:szCs w:val="16"/>
-        </w:rPr>
-        <w:t>publicado el 2 de setiembre de 2010 y modificado por Decreto Legislativo 1308</w:t>
-      </w:r>
-    </w:p>
-    <w:p>
-      <w:pPr>
-        <w:pStyle w:val="Textonotapie"/>
-        <w:ind w:left="567" w:hanging="567"/>
-        <w:jc w:val="both"/>
-        <w:rPr>
-          <w:rFonts w:ascii="Arial Narrow" w:eastAsia="Arial Narrow" w:hAnsi="Arial Narrow" w:cs="Arial Narrow"/>
-          <w:b/>
-          <w:bCs/>
-          <w:sz w:val="16"/>
-          <w:szCs w:val="16"/>
-        </w:rPr>
-      </w:pPr>
-      <w:r>
-        <w:rPr>
-          <w:rFonts w:ascii="Arial Narrow" w:eastAsia="Arial Narrow" w:hAnsi="Arial Narrow" w:cs="Arial Narrow"/>
-          <w:sz w:val="16"/>
-          <w:szCs w:val="16"/>
-        </w:rPr>
-        <w:tab/>
-      </w:r>
-      <w:r>
-        <w:rPr>
-          <w:rFonts w:ascii="Arial Narrow" w:eastAsia="Arial Narrow" w:hAnsi="Arial Narrow" w:cs="Arial Narrow"/>
-          <w:b/>
-          <w:bCs/>
-          <w:sz w:val="16"/>
-          <w:szCs w:val="16"/>
-        </w:rPr>
-        <w:t>Artículo 110.- Sanciones Administrativas</w:t>
-      </w:r>
-    </w:p>
-    <w:p>
-      <w:pPr>
-        <w:autoSpaceDE w:val="0"/>
-        <w:autoSpaceDN w:val="0"/>
-        <w:adjustRightInd w:val="0"/>
-        <w:spacing w:after="0" w:line="240" w:lineRule="auto"/>
-        <w:ind w:left="567"/>
-        <w:jc w:val="both"/>
-        <w:rPr>
-          <w:rFonts w:ascii="Arial Narrow" w:eastAsia="Arial Narrow" w:hAnsi="Arial Narrow" w:cs="Arial Narrow"/>
-          <w:sz w:val="16"/>
-          <w:szCs w:val="16"/>
-          <w:lang w:eastAsia="es-PE"/>
-        </w:rPr>
-      </w:pPr>
-      <w:r>
-        <w:rPr>
-          <w:rFonts w:ascii="Arial Narrow" w:eastAsia="Arial Narrow" w:hAnsi="Arial Narrow" w:cs="Arial Narrow"/>
-          <w:sz w:val="16"/>
-          <w:szCs w:val="16"/>
-          <w:lang w:eastAsia="es-PE"/>
-        </w:rPr>
-        <w:t>(…)</w:t>
-      </w:r>
-    </w:p>
-    <w:p>
-      <w:pPr>
-        <w:autoSpaceDE w:val="0"/>
-        <w:autoSpaceDN w:val="0"/>
-        <w:adjustRightInd w:val="0"/>
-        <w:spacing w:after="0" w:line="240" w:lineRule="auto"/>
-        <w:ind w:left="567"/>
-        <w:jc w:val="both"/>
-        <w:rPr>
-          <w:rFonts w:ascii="Arial Narrow" w:eastAsia="Arial Narrow" w:hAnsi="Arial Narrow" w:cs="Arial Narrow"/>
-          <w:sz w:val="16"/>
-          <w:szCs w:val="16"/>
-          <w:lang w:eastAsia="es-PE"/>
-        </w:rPr>
-      </w:pPr>
-      <w:r>
-        <w:rPr>
-          <w:rFonts w:ascii="Arial Narrow" w:eastAsia="Arial Narrow" w:hAnsi="Arial Narrow" w:cs="Arial Narrow"/>
-          <w:sz w:val="16"/>
-          <w:szCs w:val="16"/>
-          <w:lang w:eastAsia="es-PE"/>
-        </w:rPr>
-        <w:t>En el caso de las microempresas, la multa no puede superar el diez por ciento (10%) de las ventas o ingresos brutos percibidos por el infractor, relativos a todas sus actividades económicas, correspondientes al ejercicio inmediato anterior al de la expedición de la resolución de primera instancia, siempre que se haya acreditado dichos ingresos, no se encuentre en una situación de reincidencia y el caso no verse sobre la vida, salud o integridad de los consumidores. Para el caso de las pequeñas empresas, la multa no puede superar el veinte por ciento (20%) de las ventas o ingresos brutos percibidos por el infractor, conforme a los requisitos señalados anteriormente.</w:t>
-      </w:r>
-    </w:p>
-    <w:p>
-      <w:pPr>
-        <w:autoSpaceDE w:val="0"/>
-        <w:autoSpaceDN w:val="0"/>
-        <w:adjustRightInd w:val="0"/>
-        <w:spacing w:after="0" w:line="240" w:lineRule="auto"/>
-        <w:ind w:left="567"/>
-        <w:jc w:val="both"/>
-        <w:rPr>
-          <w:rFonts w:ascii="Arial Narrow" w:eastAsia="Arial Narrow" w:hAnsi="Arial Narrow" w:cs="Arial Narrow"/>
-          <w:sz w:val="16"/>
-          <w:szCs w:val="16"/>
-          <w:lang w:eastAsia="es-PE"/>
-        </w:rPr>
-      </w:pPr>
-      <w:r>
-        <w:rPr>
-          <w:rFonts w:ascii="Arial Narrow" w:eastAsia="Arial Narrow" w:hAnsi="Arial Narrow" w:cs="Arial Narrow"/>
-          <w:sz w:val="16"/>
-          <w:szCs w:val="16"/>
-          <w:lang w:eastAsia="es-PE"/>
-        </w:rPr>
-        <w:t>(…).</w:t>
-      </w:r>
-    </w:p>
-    <w:p>
-      <w:pPr>
-        <w:pStyle w:val="Textonotapie"/>
-        <w:ind w:left="567" w:hanging="567"/>
-        <w:jc w:val="both"/>
-        <w:rPr>
-          <w:rFonts w:ascii="Arial Narrow" w:eastAsia="Arial Narrow" w:hAnsi="Arial Narrow" w:cs="Arial Narrow"/>
-          <w:sz w:val="16"/>
-          <w:szCs w:val="16"/>
-        </w:rPr>
-      </w:pPr>
-    </w:p>
-  </w:footnote>
-  <w:footnote w:id="12">
-    <w:p>
-      <w:pPr>
-        <w:pStyle w:val="Textonotapie"/>
-        <w:ind w:left="567" w:hanging="567"/>
-        <w:jc w:val="both"/>
-        <w:rPr>
-          <w:rFonts w:ascii="Arial Narrow" w:eastAsia="Arial Narrow" w:hAnsi="Arial Narrow" w:cs="Arial Narrow"/>
-          <w:sz w:val="16"/>
-          <w:szCs w:val="16"/>
-        </w:rPr>
-      </w:pPr>
-      <w:r>
-        <w:rPr>
-          <w:rStyle w:val="Refdenotaalpie"/>
-          <w:rFonts w:ascii="Arial Narrow" w:eastAsia="Arial Narrow" w:hAnsi="Arial Narrow" w:cs="Arial Narrow"/>
-          <w:sz w:val="16"/>
-          <w:szCs w:val="16"/>
-          <w:vertAlign w:val="superscript"/>
-        </w:rPr>
-        <w:footnoteRef/>
-      </w:r>
-      <w:r>
-        <w:rPr>
-          <w:rFonts w:ascii="Arial Narrow" w:eastAsia="Arial Narrow" w:hAnsi="Arial Narrow" w:cs="Arial Narrow"/>
-          <w:sz w:val="16"/>
-          <w:szCs w:val="16"/>
-        </w:rPr>
-        <w:tab/>
-      </w:r>
-      <w:r>
-        <w:rPr>
-          <w:rFonts w:ascii="Arial Narrow" w:eastAsia="Arial Narrow" w:hAnsi="Arial Narrow" w:cs="Arial Narrow"/>
-          <w:b/>
-          <w:bCs/>
-          <w:sz w:val="16"/>
-          <w:szCs w:val="16"/>
-        </w:rPr>
-        <w:t xml:space="preserve">DECRETO LEGISLATIVO 807, LEY SOBRE FACULTADES, NORMAS Y ORGANIZACIÓN DEL INDECOPI, publicado el 18 de abril de 1996</w:t>
-      </w:r>
-    </w:p>
-    <w:p>
-      <w:pPr>
-        <w:pStyle w:val="Textonotapie"/>
-        <w:ind w:left="567" w:hanging="567"/>
-        <w:jc w:val="both"/>
-        <w:rPr>
-          <w:rFonts w:ascii="Arial Narrow" w:eastAsia="Arial Narrow" w:hAnsi="Arial Narrow" w:cs="Arial Narrow"/>
-          <w:sz w:val="16"/>
-          <w:szCs w:val="16"/>
-        </w:rPr>
-      </w:pPr>
-      <w:r>
-        <w:rPr>
-          <w:rFonts w:ascii="Arial Narrow" w:eastAsia="Arial Narrow" w:hAnsi="Arial Narrow" w:cs="Arial Narrow"/>
-          <w:sz w:val="16"/>
-          <w:szCs w:val="16"/>
-        </w:rPr>
-        <w:tab/>
-      </w:r>
-      <w:r>
-        <w:rPr>
-          <w:rFonts w:ascii="Arial Narrow" w:eastAsia="Arial Narrow" w:hAnsi="Arial Narrow" w:cs="Arial Narrow"/>
-          <w:b/>
-          <w:bCs/>
-          <w:sz w:val="16"/>
-          <w:szCs w:val="16"/>
-        </w:rPr>
-        <w:t xml:space="preserve">Artículo 26.-</w:t>
-      </w:r>
-      <w:r>
-        <w:rPr>
-          <w:rFonts w:ascii="Arial Narrow" w:eastAsia="Arial Narrow" w:hAnsi="Arial Narrow" w:cs="Arial Narrow"/>
-          <w:sz w:val="16"/>
-          <w:szCs w:val="16"/>
-        </w:rPr>
-        <w:t xml:space="preserve"> Una vez admitida a trámite la denuncia, se correrá traslado de la misma al denunciado, a fin de que éste presente su descargo. El plazo para la presentación del descargo será de cinco (5) días contados desde la notificación, vencido el cual, el Secretario Técnico declarará en rebeldía al denunciado que no lo hubiera presentado.</w:t>
-      </w:r>
-    </w:p>
-    <w:p>
-      <w:pPr>
-        <w:pStyle w:val="Textonotapie"/>
-        <w:ind w:left="567" w:hanging="567"/>
-        <w:jc w:val="both"/>
-        <w:rPr>
-          <w:rFonts w:ascii="Arial Narrow" w:eastAsia="Arial Narrow" w:hAnsi="Arial Narrow" w:cs="Arial Narrow"/>
-          <w:sz w:val="16"/>
-          <w:szCs w:val="16"/>
-        </w:rPr>
-      </w:pPr>
-    </w:p>
-  </w:footnote>
-  <w:footnote w:id="13">
-    <w:p>
-      <w:pPr>
-        <w:pStyle w:val="Textonotapie"/>
-        <w:ind w:left="567" w:hanging="567"/>
-        <w:jc w:val="both"/>
-        <w:rPr>
-          <w:rFonts w:ascii="Arial Narrow" w:eastAsia="Arial Narrow" w:hAnsi="Arial Narrow" w:cs="Arial Narrow"/>
-          <w:sz w:val="16"/>
-          <w:szCs w:val="16"/>
-        </w:rPr>
-      </w:pPr>
-      <w:r>
-        <w:rPr>
-          <w:rStyle w:val="Refdenotaalpie"/>
-          <w:rFonts w:ascii="Arial Narrow" w:eastAsia="Arial Narrow" w:hAnsi="Arial Narrow" w:cs="Arial Narrow"/>
-          <w:sz w:val="16"/>
-          <w:szCs w:val="16"/>
-          <w:vertAlign w:val="superscript"/>
-        </w:rPr>
-        <w:footnoteRef/>
-      </w:r>
-      <w:r>
-        <w:rPr>
-          <w:rFonts w:ascii="Arial Narrow" w:eastAsia="Arial Narrow" w:hAnsi="Arial Narrow" w:cs="Arial Narrow"/>
-          <w:sz w:val="16"/>
-          <w:szCs w:val="16"/>
-        </w:rPr>
-        <w:tab/>
-      </w:r>
-      <w:r>
-        <w:rPr>
-          <w:rFonts w:ascii="Arial Narrow" w:eastAsia="Arial Narrow" w:hAnsi="Arial Narrow" w:cs="Arial Narrow"/>
-          <w:b/>
-          <w:bCs/>
-          <w:sz w:val="16"/>
-          <w:szCs w:val="16"/>
-        </w:rPr>
-        <w:t xml:space="preserve">DECRETO SUPREMO 006-2026-JUS, TEXTO ÚNICO ORDENADO DE LA LEY 27444, LEY DEL PROCEDIMIENTO ADMINISTRATIVO GENERAL, publicado el 30 de abril de 2026</w:t>
-      </w:r>
-    </w:p>
-    <w:p>
-      <w:pPr>
-        <w:pStyle w:val="Textonotapie"/>
-        <w:ind w:left="567" w:hanging="567"/>
-        <w:jc w:val="both"/>
-        <w:rPr>
-          <w:rFonts w:ascii="Arial Narrow" w:eastAsia="Arial Narrow" w:hAnsi="Arial Narrow" w:cs="Arial Narrow"/>
-          <w:sz w:val="16"/>
-          <w:szCs w:val="16"/>
-        </w:rPr>
-      </w:pPr>
-      <w:r>
-        <w:rPr>
-          <w:rFonts w:ascii="Arial Narrow" w:eastAsia="Arial Narrow" w:hAnsi="Arial Narrow" w:cs="Arial Narrow"/>
-          <w:sz w:val="16"/>
-          <w:szCs w:val="16"/>
-        </w:rPr>
-        <w:tab/>
-      </w:r>
-      <w:r>
-        <w:rPr>
-          <w:rFonts w:ascii="Arial Narrow" w:eastAsia="Arial Narrow" w:hAnsi="Arial Narrow" w:cs="Arial Narrow"/>
-          <w:b/>
-          <w:bCs/>
-          <w:sz w:val="16"/>
-          <w:szCs w:val="16"/>
-        </w:rPr>
-        <w:t xml:space="preserve">Artículo 223.- Contestación de la reclamación</w:t>
-      </w:r>
-    </w:p>
-    <w:p>
-      <w:pPr>
-        <w:pStyle w:val="Textonotapie"/>
-        <w:ind w:left="567" w:hanging="567"/>
-        <w:jc w:val="both"/>
-        <w:rPr>
-          <w:rFonts w:ascii="Arial Narrow" w:eastAsia="Arial Narrow" w:hAnsi="Arial Narrow" w:cs="Arial Narrow"/>
-          <w:sz w:val="16"/>
-          <w:szCs w:val="16"/>
-        </w:rPr>
-      </w:pPr>
-      <w:r>
-        <w:rPr>
-          <w:rFonts w:ascii="Arial Narrow" w:eastAsia="Arial Narrow" w:hAnsi="Arial Narrow" w:cs="Arial Narrow"/>
-          <w:sz w:val="16"/>
-          <w:szCs w:val="16"/>
-        </w:rPr>
-        <w:tab/>
-      </w:r>
-      <w:r>
-        <w:rPr>
-          <w:rFonts w:ascii="Arial Narrow" w:eastAsia="Arial Narrow" w:hAnsi="Arial Narrow" w:cs="Arial Narrow"/>
-          <w:sz w:val="16"/>
-          <w:szCs w:val="16"/>
-        </w:rPr>
-        <w:t xml:space="preserve">223.1 El reclamado deberá presentar la contestación de la reclamación dentro de los quince (15) días posteriores a la notificación de ésta; vencido este plazo, la Administración declarará en rebeldía al reclamado que no la hubiera presentado. La contestación deberá contener los requisitos de los escritos previstos en el artículo 113 de la presente Ley, así como la absolución de todos los asuntos controvertidos de hecho y de derecho, Las alegaciones y los hechos relevantes de la reclamación, salvo que hayan sido específicamente negadas en la contestación, se tendrán por aceptadas o merituadas como ciertas.</w:t>
-      </w:r>
-    </w:p>
-    <w:p>
-      <w:pPr>
-        <w:pStyle w:val="Textonotapie"/>
-        <w:ind w:left="567" w:hanging="567"/>
-        <w:jc w:val="both"/>
-        <w:rPr>
-          <w:rFonts w:ascii="Arial Narrow" w:eastAsia="Arial Narrow" w:hAnsi="Arial Narrow" w:cs="Arial Narrow"/>
-          <w:sz w:val="16"/>
-          <w:szCs w:val="16"/>
-        </w:rPr>
-      </w:pPr>
-    </w:p>
-  </w:footnote>
-  <w:footnote w:id="7">
-    <w:p>
-      <w:pPr>
-        <w:spacing w:after="0" w:line="240" w:lineRule="auto"/>
-        <w:ind w:left="567" w:hanging="567"/>
-        <w:jc w:val="both"/>
-        <w:rPr>
-          <w:rFonts w:ascii="Arial Narrow" w:eastAsia="Arial Narrow" w:hAnsi="Arial Narrow" w:cs="Arial Narrow"/>
-          <w:sz w:val="16"/>
-          <w:szCs w:val="16"/>
-        </w:rPr>
-      </w:pPr>
-      <w:r>
-        <w:rPr>
-          <w:rStyle w:val="Refdenotaalpie"/>
-          <w:rFonts w:ascii="Arial Narrow" w:eastAsia="Arial Narrow" w:hAnsi="Arial Narrow" w:cs="Arial Narrow"/>
-          <w:sz w:val="16"/>
-          <w:szCs w:val="16"/>
-          <w:vertAlign w:val="superscript"/>
-        </w:rPr>
-        <w:footnoteRef/>
-      </w:r>
-      <w:r>
-        <w:rPr>
-          <w:rFonts w:ascii="Arial Narrow" w:eastAsia="Arial Narrow" w:hAnsi="Arial Narrow" w:cs="Arial Narrow"/>
-          <w:sz w:val="16"/>
-          <w:szCs w:val="16"/>
-          <w:vertAlign w:val="superscript"/>
-        </w:rPr>
-        <w:t xml:space="preserve"> </w:t>
-      </w:r>
-      <w:r>
-        <w:rPr>
-          <w:rFonts w:ascii="Arial Narrow" w:eastAsia="Arial Narrow" w:hAnsi="Arial Narrow" w:cs="Arial Narrow"/>
-          <w:sz w:val="16"/>
-          <w:szCs w:val="16"/>
-        </w:rPr>
-        <w:t xml:space="preserve"> </w:t>
-      </w:r>
-      <w:r>
-        <w:rPr>
-          <w:rFonts w:ascii="Arial Narrow" w:eastAsia="Arial Narrow" w:hAnsi="Arial Narrow" w:cs="Arial Narrow"/>
-          <w:sz w:val="16"/>
-          <w:szCs w:val="16"/>
-        </w:rPr>
-        <w:tab/>
-      </w:r>
-      <w:r>
-        <w:rPr>
-          <w:rFonts w:ascii="Arial Narrow" w:eastAsia="Arial Narrow" w:hAnsi="Arial Narrow" w:cs="Arial Narrow"/>
-          <w:b/>
-          <w:sz w:val="16"/>
-          <w:szCs w:val="16"/>
-        </w:rPr>
-        <w:t>LEY 29571, CÓDIGO DE PROTECCIÓN Y DEFENSA DEL CONSUMIDOR</w:t>
-      </w:r>
-      <w:r>
-        <w:rPr>
-          <w:rFonts w:ascii="Arial Narrow" w:eastAsia="Arial Narrow" w:hAnsi="Arial Narrow" w:cs="Arial Narrow"/>
-          <w:b/>
-          <w:bCs/>
-          <w:sz w:val="16"/>
-          <w:szCs w:val="16"/>
-        </w:rPr>
-        <w:t xml:space="preserve">, </w:t>
-      </w:r>
-      <w:r>
-        <w:rPr>
-          <w:rFonts w:ascii="Arial Narrow" w:eastAsia="Arial Narrow" w:hAnsi="Arial Narrow" w:cs="Arial Narrow"/>
-          <w:b/>
-          <w:sz w:val="16"/>
-          <w:szCs w:val="16"/>
-        </w:rPr>
-        <w:t>publicado el 2 de setiembre de 2010 y modificado por Decreto Legislativo 1308</w:t>
-      </w:r>
-    </w:p>
-    <w:p>
-      <w:pPr>
-        <w:spacing w:after="0" w:line="240" w:lineRule="auto"/>
-        <w:ind w:left="567" w:hanging="567"/>
-        <w:jc w:val="both"/>
-        <w:rPr>
-          <w:rFonts w:ascii="Arial Narrow" w:eastAsia="Arial Narrow" w:hAnsi="Arial Narrow" w:cs="Arial Narrow"/>
-          <w:b/>
-          <w:sz w:val="16"/>
-          <w:szCs w:val="16"/>
-        </w:rPr>
-      </w:pPr>
-      <w:r>
-        <w:rPr>
-          <w:rFonts w:ascii="Arial Narrow" w:eastAsia="Arial Narrow" w:hAnsi="Arial Narrow" w:cs="Arial Narrow"/>
-          <w:b/>
-          <w:sz w:val="16"/>
-          <w:szCs w:val="16"/>
-        </w:rPr>
-        <w:tab/>
-        <w:t>Artículo 110.- Sanciones administrativas</w:t>
-      </w:r>
-    </w:p>
-    <w:p>
-      <w:pPr>
-        <w:spacing w:after="0" w:line="240" w:lineRule="auto"/>
-        <w:ind w:left="567"/>
-        <w:jc w:val="both"/>
-        <w:rPr>
-          <w:rFonts w:ascii="Arial Narrow" w:eastAsia="Arial Narrow" w:hAnsi="Arial Narrow" w:cs="Arial Narrow"/>
-          <w:sz w:val="16"/>
-          <w:szCs w:val="16"/>
-        </w:rPr>
-      </w:pPr>
-      <w:r>
-        <w:rPr>
-          <w:rFonts w:ascii="Arial Narrow" w:eastAsia="Arial Narrow" w:hAnsi="Arial Narrow" w:cs="Arial Narrow"/>
-          <w:sz w:val="16"/>
-          <w:szCs w:val="16"/>
-        </w:rPr>
-        <w:t>El órgano resolutivo puede sancionar las infracciones administrativas a que se refiere el artículo 108 con amonestación y multas de hasta cuatrocientos cincuenta (450) Unidades Impositivas Tributarias (UIT), las cuales son calificadas de la siguiente manera:</w:t>
-      </w:r>
-    </w:p>
-    <w:p>
-      <w:pPr>
-        <w:numPr>
-          <w:ilvl w:val="0"/>
-          <w:numId w:val="2"/>
-        </w:numPr>
-        <w:spacing w:after="0" w:line="240" w:lineRule="auto"/>
-        <w:ind w:left="426" w:firstLine="141"/>
-        <w:jc w:val="both"/>
-        <w:rPr>
-          <w:rFonts w:ascii="Arial Narrow" w:eastAsia="Arial Narrow" w:hAnsi="Arial Narrow" w:cs="Arial Narrow"/>
-          <w:sz w:val="16"/>
-          <w:szCs w:val="16"/>
-        </w:rPr>
-      </w:pPr>
-      <w:r>
-        <w:rPr>
-          <w:rFonts w:ascii="Arial Narrow" w:eastAsia="Arial Narrow" w:hAnsi="Arial Narrow" w:cs="Arial Narrow"/>
-          <w:sz w:val="16"/>
-          <w:szCs w:val="16"/>
-        </w:rPr>
-        <w:t>Infracciones leves, con una amonestación o con una multa de hasta cincuenta (50) UIT.</w:t>
-      </w:r>
-    </w:p>
-    <w:p>
-      <w:pPr>
-        <w:numPr>
-          <w:ilvl w:val="0"/>
-          <w:numId w:val="2"/>
-        </w:numPr>
-        <w:spacing w:after="0" w:line="240" w:lineRule="auto"/>
-        <w:ind w:left="426" w:firstLine="141"/>
-        <w:jc w:val="both"/>
-        <w:rPr>
-          <w:rFonts w:ascii="Arial Narrow" w:eastAsia="Arial Narrow" w:hAnsi="Arial Narrow" w:cs="Arial Narrow"/>
-          <w:sz w:val="16"/>
-          <w:szCs w:val="16"/>
-        </w:rPr>
-      </w:pPr>
-      <w:r>
-        <w:rPr>
-          <w:rFonts w:ascii="Arial Narrow" w:eastAsia="Arial Narrow" w:hAnsi="Arial Narrow" w:cs="Arial Narrow"/>
-          <w:sz w:val="16"/>
-          <w:szCs w:val="16"/>
-        </w:rPr>
-        <w:t>Infracciones graves, con una multa de hasta ciento cincuenta (150) UIT.</w:t>
-      </w:r>
-    </w:p>
-    <w:p>
-      <w:pPr>
-        <w:numPr>
-          <w:ilvl w:val="0"/>
-          <w:numId w:val="2"/>
-        </w:numPr>
-        <w:spacing w:after="0" w:line="240" w:lineRule="auto"/>
-        <w:ind w:left="426" w:firstLine="141"/>
-        <w:jc w:val="both"/>
-        <w:rPr>
-          <w:rFonts w:ascii="Arial Narrow" w:eastAsia="Arial Narrow" w:hAnsi="Arial Narrow" w:cs="Arial Narrow"/>
-          <w:sz w:val="16"/>
-          <w:szCs w:val="16"/>
-        </w:rPr>
-      </w:pPr>
-      <w:r>
-        <w:rPr>
-          <w:rFonts w:ascii="Arial Narrow" w:eastAsia="Arial Narrow" w:hAnsi="Arial Narrow" w:cs="Arial Narrow"/>
-          <w:sz w:val="16"/>
-          <w:szCs w:val="16"/>
-        </w:rPr>
-        <w:t>Infracciones muy graves, con una multa de hasta cuatrocientos cincuenta (450) UIT.</w:t>
-      </w:r>
-    </w:p>
-    <w:p>
-      <w:pPr>
-        <w:spacing w:after="0" w:line="240" w:lineRule="auto"/>
-        <w:ind w:left="567"/>
-        <w:jc w:val="both"/>
-        <w:rPr>
-          <w:rFonts w:ascii="Arial Narrow" w:eastAsia="Arial Narrow" w:hAnsi="Arial Narrow" w:cs="Arial Narrow"/>
-          <w:sz w:val="16"/>
-          <w:szCs w:val="16"/>
-        </w:rPr>
-      </w:pPr>
-      <w:r>
-        <w:rPr>
-          <w:rFonts w:ascii="Arial Narrow" w:eastAsia="Arial Narrow" w:hAnsi="Arial Narrow" w:cs="Arial Narrow"/>
-          <w:sz w:val="16"/>
-          <w:szCs w:val="16"/>
-        </w:rPr>
-        <w:t>(…).</w:t>
-      </w:r>
-    </w:p>
-    <w:p>
-      <w:pPr>
-        <w:spacing w:after="0" w:line="240" w:lineRule="auto"/>
-        <w:ind w:left="567" w:hanging="567"/>
-        <w:jc w:val="both"/>
-        <w:rPr>
-          <w:rFonts w:ascii="Arial Narrow" w:eastAsia="Arial Narrow" w:hAnsi="Arial Narrow" w:cs="Arial Narrow"/>
-          <w:sz w:val="16"/>
-          <w:szCs w:val="16"/>
-        </w:rPr>
-      </w:pPr>
-    </w:p>
-  </w:footnote>
-  <w:footnote w:id="8">
-    <w:p>
-      <w:pPr>
-        <w:spacing w:after="0" w:line="240" w:lineRule="auto"/>
-        <w:ind w:left="567" w:hanging="567"/>
-        <w:jc w:val="both"/>
-        <w:rPr>
-          <w:rFonts w:ascii="Arial Narrow" w:eastAsia="Arial Narrow" w:hAnsi="Arial Narrow" w:cs="Arial Narrow"/>
-          <w:sz w:val="16"/>
-          <w:szCs w:val="16"/>
-        </w:rPr>
-      </w:pPr>
-      <w:r>
-        <w:rPr>
-          <w:rStyle w:val="Refdenotaalpie"/>
-          <w:rFonts w:ascii="Arial Narrow" w:eastAsia="Arial Narrow" w:hAnsi="Arial Narrow" w:cs="Arial Narrow"/>
-          <w:sz w:val="16"/>
-          <w:szCs w:val="16"/>
-          <w:vertAlign w:val="superscript"/>
-        </w:rPr>
-        <w:footnoteRef/>
-      </w:r>
-      <w:r>
-        <w:rPr>
-          <w:rFonts w:ascii="Arial Narrow" w:eastAsia="Arial Narrow" w:hAnsi="Arial Narrow" w:cs="Arial Narrow"/>
-          <w:sz w:val="16"/>
-          <w:szCs w:val="16"/>
-        </w:rPr>
-        <w:t xml:space="preserve"> </w:t>
-      </w:r>
-      <w:r>
-        <w:rPr>
-          <w:rFonts w:ascii="Arial Narrow" w:eastAsia="Arial Narrow" w:hAnsi="Arial Narrow" w:cs="Arial Narrow"/>
-          <w:sz w:val="16"/>
-          <w:szCs w:val="16"/>
-        </w:rPr>
-        <w:tab/>
+        <w:t xml:space="preserve"/>
       </w:r>
       <w:r>
         <w:rPr>
@@ -9140,18 +9246,6 @@
         <w:tab/>
         <w:t>Las medidas correctivas complementarias pueden dictarse de oficio o a pedido de parte.</w:t>
       </w:r>
-    </w:p>
-    <w:p>
-      <w:pPr>
-        <w:spacing w:after="0" w:line="240" w:lineRule="auto"/>
-        <w:ind w:left="567" w:hanging="567"/>
-        <w:jc w:val="both"/>
-        <w:rPr>
-          <w:rFonts w:ascii="Arial Narrow" w:eastAsia="Arial Narrow" w:hAnsi="Arial Narrow" w:cs="Arial Narrow"/>
-          <w:sz w:val="16"/>
-          <w:szCs w:val="16"/>
-        </w:rPr>
-      </w:pPr>
     </w:p>
     <w:p>
       <w:pPr>
@@ -9366,8 +9460,12 @@
     </w:p>
     <w:p>
       <w:pPr>
-        <w:pStyle w:val="Sinespaciado"/>
-        <w:ind w:firstLine="567"/>
+        <w:numPr>
+          <w:ilvl w:val="0"/>
+          <w:numId w:val="1"/>
+        </w:numPr>
+        <w:spacing w:after="0" w:line="240" w:lineRule="auto"/>
+        <w:ind w:left="567" w:firstLine="0"/>
         <w:jc w:val="both"/>
         <w:rPr>
           <w:rFonts w:ascii="Arial Narrow" w:eastAsia="Arial Narrow" w:hAnsi="Arial Narrow" w:cs="Arial Narrow"/>
@@ -9386,8 +9484,12 @@
     </w:p>
     <w:p>
       <w:pPr>
-        <w:pStyle w:val="Sinespaciado"/>
-        <w:ind w:firstLine="567"/>
+        <w:numPr>
+          <w:ilvl w:val="0"/>
+          <w:numId w:val="1"/>
+        </w:numPr>
+        <w:spacing w:after="0" w:line="240" w:lineRule="auto"/>
+        <w:ind w:left="567" w:firstLine="0"/>
         <w:jc w:val="both"/>
         <w:rPr>
           <w:rFonts w:ascii="Arial Narrow" w:eastAsia="Arial Narrow" w:hAnsi="Arial Narrow" w:cs="Arial Narrow"/>
@@ -9549,18 +9651,6 @@
         <w:jc w:val="both"/>
         <w:rPr>
           <w:rFonts w:ascii="Arial Narrow" w:eastAsia="Arial Narrow" w:hAnsi="Arial Narrow" w:cs="Arial Narrow"/>
-          <w:sz w:val="16"/>
-          <w:szCs w:val="16"/>
-        </w:rPr>
-      </w:pPr>
-    </w:p>
-    <w:p>
-      <w:pPr>
-        <w:spacing w:after="0" w:line="240" w:lineRule="auto"/>
-        <w:ind w:left="567"/>
-        <w:jc w:val="both"/>
-        <w:rPr>
-          <w:rFonts w:ascii="Arial Narrow" w:eastAsia="Arial Narrow" w:hAnsi="Arial Narrow" w:cs="Arial Narrow"/>
           <w:b/>
           <w:bCs/>
           <w:sz w:val="16"/>
@@ -9845,7 +9935,7 @@
       </w:pPr>
     </w:p>
   </w:footnote>
-  <w:footnote w:id="9">
+  <w:footnote w:id="11">
     <w:p>
       <w:pPr>
         <w:pStyle w:val="Textonotapie"/>
@@ -9877,7 +9967,8 @@
           <w:sz w:val="16"/>
           <w:szCs w:val="16"/>
         </w:rPr>
-        <w:t xml:space="preserve"> </w:t>
+        <w:tab/>
+        <w:t xml:space="preserve"/>
       </w:r>
       <w:r>
         <w:rPr>
@@ -10068,12 +10159,15 @@
       </w:pPr>
     </w:p>
   </w:footnote>
-  <w:footnote w:id="10">
+  <w:footnote w:id="12">
     <w:p>
       <w:pPr>
         <w:autoSpaceDE w:val="0"/>
         <w:autoSpaceDN w:val="0"/>
         <w:adjustRightInd w:val="0"/>
+        <w:tabs>
+          <w:tab w:val="left" w:pos="567"/>
+        </w:tabs>
         <w:spacing w:after="0" w:line="240" w:lineRule="auto"/>
         <w:ind w:left="567" w:hanging="567"/>
         <w:jc w:val="both"/>
@@ -10105,7 +10199,8 @@
           <w:sz w:val="16"/>
           <w:szCs w:val="16"/>
         </w:rPr>
-        <w:t xml:space="preserve"> </w:t>
+        <w:tab/>
+        <w:t xml:space="preserve"/>
       </w:r>
       <w:r>
         <w:rPr>
@@ -10138,7 +10233,7 @@
           <w:sz w:val="16"/>
           <w:szCs w:val="16"/>
         </w:rPr>
-        <w:t xml:space="preserve"> 807, LEY SOBRE FACULTADES, NORMAS Y ORGANIZACIÓN DEL INDECOPI FACULTADES DE LAS COMISIONES Y OFICINAS DEL INDECOPI</w:t>
+        <w:t xml:space="preserve">807, LEY SOBRE FACULTADES, NORMAS Y ORGANIZACIÓN DEL INDECOPI FACULTADES DE LAS COMISIONES Y OFICINAS DEL INDECOPI</w:t>
       </w:r>
     </w:p>
     <w:p>
@@ -10231,10 +10326,13 @@
       </w:pPr>
     </w:p>
   </w:footnote>
-  <w:footnote w:id="11">
+  <w:footnote w:id="13">
     <w:p>
       <w:pPr>
         <w:pStyle w:val="Textonotapie"/>
+        <w:tabs>
+          <w:tab w:val="left" w:pos="567"/>
+        </w:tabs>
         <w:ind w:left="567" w:hanging="567"/>
         <w:jc w:val="both"/>
         <w:rPr>
@@ -10259,7 +10357,8 @@
           <w:sz w:val="16"/>
           <w:szCs w:val="16"/>
         </w:rPr>
-        <w:t xml:space="preserve"> </w:t>
+        <w:tab/>
+        <w:t xml:space="preserve"/>
       </w:r>
       <w:r>
         <w:rPr>

--- a/plantillas_maestras/06_seguro_hogar_e_inmuebles/negativa_cobertura/2_o_mas_ddos_varios/varon/TPL_0786_2025_SEGURO_HOGAR_E_INMUEBLES_NEGATIVA_COBERTURA_ASEGURADORA_VARON_R1.docx
+++ b/plantillas_maestras/06_seguro_hogar_e_inmuebles/negativa_cobertura/2_o_mas_ddos_varios/varon/TPL_0786_2025_SEGURO_HOGAR_E_INMUEBLES_NEGATIVA_COBERTURA_ASEGURADORA_VARON_R1.docx
@@ -634,7 +634,7 @@
     </w:p>
     <w:p>
       <w:pPr>
-        <w:spacing w:after="0" w:line="240" w:lineRule="auto"/>
+        <w:spacing w:before="0" w:after="0" w:line="240" w:lineRule="auto"/>
         <w:jc w:val="both"/>
         <w:rPr>
           <w:rFonts w:ascii="Arial Narrow" w:eastAsia="Arial Narrow" w:hAnsi="Arial Narrow" w:cs="Arial Narrow"/>
@@ -842,10 +842,10 @@
     </w:p>
     <w:p>
       <w:pPr>
+        <w:spacing w:before="0" w:after="0" w:line="240" w:lineRule="auto"/>
         <w:tabs>
           <w:tab w:val="left" w:pos="1134"/>
         </w:tabs>
-        <w:spacing w:after="0" w:line="240" w:lineRule="auto"/>
         <w:jc w:val="both"/>
         <w:rPr>
           <w:rFonts w:ascii="Arial Narrow" w:eastAsia="Arial Narrow" w:hAnsi="Arial Narrow" w:cs="Arial Narrow"/>
@@ -1114,7 +1114,7 @@
     <w:p>
       <w:pPr>
         <w:pStyle w:val="Prrafodelista"/>
-        <w:spacing w:after="0" w:line="240" w:lineRule="auto"/>
+        <w:spacing w:before="0" w:after="0" w:line="240" w:lineRule="auto"/>
         <w:ind w:left="1134"/>
         <w:jc w:val="both"/>
         <w:rPr>
@@ -1398,7 +1398,7 @@
     <w:p>
       <w:pPr>
         <w:pStyle w:val="Prrafodelista"/>
-        <w:spacing w:line="240" w:lineRule="auto"/>
+        <w:spacing w:before="0" w:after="0" w:line="240" w:lineRule="auto"/>
         <w:rPr>
           <w:rFonts w:ascii="Arial Narrow" w:eastAsia="Arial Narrow" w:hAnsi="Arial Narrow" w:cs="Arial Narrow"/>
           <w:color w:val="000000"/>
@@ -1644,7 +1644,7 @@
     <w:p>
       <w:pPr>
         <w:pStyle w:val="Prrafodelista"/>
-        <w:spacing w:line="240" w:lineRule="auto"/>
+        <w:spacing w:before="0" w:after="0" w:line="240" w:lineRule="auto"/>
         <w:rPr>
           <w:rFonts w:ascii="Arial Narrow" w:eastAsia="Arial Narrow" w:hAnsi="Arial Narrow" w:cs="Arial Narrow"/>
           <w:color w:val="000000"/>
@@ -2008,7 +2008,7 @@
     <w:p>
       <w:pPr>
         <w:pStyle w:val="Prrafodelista"/>
-        <w:spacing w:line="240" w:lineRule="auto"/>
+        <w:spacing w:before="0" w:after="0" w:line="240" w:lineRule="auto"/>
         <w:rPr>
           <w:rFonts w:ascii="Arial Narrow" w:eastAsia="Arial Narrow" w:hAnsi="Arial Narrow" w:cs="Arial Narrow"/>
           <w:color w:val="000000"/>
@@ -2132,7 +2132,7 @@
     <w:p>
       <w:pPr>
         <w:pStyle w:val="Prrafodelista"/>
-        <w:spacing w:line="240" w:lineRule="auto"/>
+        <w:spacing w:before="0" w:after="0" w:line="240" w:lineRule="auto"/>
         <w:rPr>
           <w:rFonts w:ascii="Arial Narrow" w:eastAsia="Arial Narrow" w:hAnsi="Arial Narrow" w:cs="Arial Narrow"/>
           <w:color w:val="000000"/>
@@ -2378,7 +2378,7 @@
     <w:p>
       <w:pPr>
         <w:pStyle w:val="Prrafodelista"/>
-        <w:spacing w:line="240" w:lineRule="auto"/>
+        <w:spacing w:before="0" w:after="0" w:line="240" w:lineRule="auto"/>
         <w:rPr>
           <w:rFonts w:ascii="Arial Narrow" w:eastAsia="Arial Narrow" w:hAnsi="Arial Narrow" w:cs="Arial Narrow"/>
           <w:color w:val="000000"/>
@@ -2614,7 +2614,7 @@
     <w:p>
       <w:pPr>
         <w:pStyle w:val="Prrafodelista"/>
-        <w:spacing w:line="240" w:lineRule="auto"/>
+        <w:spacing w:before="0" w:after="0" w:line="240" w:lineRule="auto"/>
         <w:rPr>
           <w:rFonts w:ascii="Arial Narrow" w:eastAsia="Arial Narrow" w:hAnsi="Arial Narrow" w:cs="Arial Narrow"/>
           <w:color w:val="000000"/>
@@ -2678,7 +2678,7 @@
     <w:p>
       <w:pPr>
         <w:pStyle w:val="Prrafodelista"/>
-        <w:spacing w:line="240" w:lineRule="auto"/>
+        <w:spacing w:before="0" w:after="0" w:line="240" w:lineRule="auto"/>
         <w:rPr>
           <w:rFonts w:ascii="Arial Narrow" w:eastAsia="Arial Narrow" w:hAnsi="Arial Narrow" w:cs="Arial Narrow"/>
           <w:color w:val="000000"/>
@@ -2960,7 +2960,7 @@
     <w:p>
       <w:pPr>
         <w:pStyle w:val="Prrafodelista"/>
-        <w:spacing w:line="240" w:lineRule="auto"/>
+        <w:spacing w:before="0" w:after="0" w:line="240" w:lineRule="auto"/>
         <w:rPr>
           <w:rFonts w:ascii="Arial Narrow" w:eastAsia="Arial Narrow" w:hAnsi="Arial Narrow" w:cs="Arial Narrow"/>
           <w:color w:val="000000"/>
@@ -3138,7 +3138,7 @@
     </w:p>
     <w:p>
       <w:pPr>
-        <w:spacing w:after="0" w:line="240" w:lineRule="auto"/>
+        <w:spacing w:before="0" w:after="0" w:line="240" w:lineRule="auto"/>
         <w:jc w:val="both"/>
         <w:rPr>
           <w:rFonts w:ascii="Arial Narrow" w:eastAsia="Arial Narrow" w:hAnsi="Arial Narrow" w:cs="Arial Narrow"/>
@@ -3288,10 +3288,10 @@
     </w:p>
     <w:p>
       <w:pPr>
+        <w:spacing w:before="0" w:after="0" w:line="240" w:lineRule="auto"/>
         <w:tabs>
           <w:tab w:val="left" w:pos="1134"/>
         </w:tabs>
-        <w:spacing w:after="0" w:line="240" w:lineRule="auto"/>
         <w:jc w:val="both"/>
         <w:rPr>
           <w:rFonts w:ascii="Arial Narrow" w:eastAsia="Arial Narrow" w:hAnsi="Arial Narrow" w:cs="Arial Narrow"/>
@@ -3560,7 +3560,7 @@
     </w:p>
     <w:p>
       <w:pPr>
-        <w:spacing w:after="0" w:line="240" w:lineRule="auto"/>
+        <w:spacing w:before="0" w:after="0" w:line="240" w:lineRule="auto"/>
         <w:contextualSpacing/>
         <w:jc w:val="both"/>
         <w:rPr>
@@ -3616,7 +3616,7 @@
     </w:p>
     <w:p>
       <w:pPr>
-        <w:spacing w:after="0" w:line="240" w:lineRule="auto"/>
+        <w:spacing w:before="0" w:after="0" w:line="240" w:lineRule="auto"/>
         <w:ind w:left="567"/>
         <w:contextualSpacing/>
         <w:jc w:val="both"/>
@@ -3866,7 +3866,7 @@
     <w:p>
       <w:pPr>
         <w:pStyle w:val="Prrafodelista"/>
-        <w:spacing w:after="0" w:line="240" w:lineRule="auto"/>
+        <w:spacing w:before="0" w:after="0" w:line="240" w:lineRule="auto"/>
         <w:ind w:left="567"/>
         <w:jc w:val="both"/>
         <w:rPr>
@@ -4022,7 +4022,7 @@
     </w:p>
     <w:p>
       <w:pPr>
-        <w:spacing w:after="0" w:line="240" w:lineRule="auto"/>
+        <w:spacing w:before="0" w:after="0" w:line="240" w:lineRule="auto"/>
         <w:jc w:val="both"/>
         <w:rPr>
           <w:rFonts w:ascii="Arial Narrow" w:eastAsia="Arial Narrow" w:hAnsi="Arial Narrow" w:cs="Arial Narrow"/>
@@ -4235,7 +4235,7 @@
     <w:p>
       <w:pPr>
         <w:pStyle w:val="Prrafodelista"/>
-        <w:spacing w:after="0" w:line="240" w:lineRule="auto"/>
+        <w:spacing w:before="0" w:after="0" w:line="240" w:lineRule="auto"/>
         <w:ind w:left="567"/>
         <w:jc w:val="both"/>
         <w:rPr>
@@ -4350,7 +4350,7 @@
     </w:p>
     <w:p>
       <w:pPr>
-        <w:spacing w:after="0" w:line="240" w:lineRule="auto"/>
+        <w:spacing w:before="0" w:after="0" w:line="240" w:lineRule="auto"/>
         <w:jc w:val="both"/>
         <w:rPr>
           <w:rFonts w:ascii="Arial Narrow" w:eastAsia="Arial Narrow" w:hAnsi="Arial Narrow" w:cs="Arial Narrow"/>
@@ -4419,7 +4419,7 @@
     </w:p>
     <w:p>
       <w:pPr>
-        <w:spacing w:after="0" w:line="240" w:lineRule="auto"/>
+        <w:spacing w:before="0" w:after="0" w:line="240" w:lineRule="auto"/>
         <w:ind w:left="567"/>
         <w:contextualSpacing/>
         <w:jc w:val="both"/>
@@ -4475,7 +4475,7 @@
     </w:p>
     <w:p>
       <w:pPr>
-        <w:spacing w:after="0" w:line="240" w:lineRule="auto"/>
+        <w:spacing w:before="0" w:after="0" w:line="240" w:lineRule="auto"/>
         <w:jc w:val="both"/>
         <w:rPr>
           <w:rFonts w:ascii="Arial Narrow" w:eastAsia="Arial Narrow" w:hAnsi="Arial Narrow" w:cs="Arial Narrow"/>
@@ -4696,7 +4696,7 @@
     <w:p>
       <w:pPr>
         <w:pStyle w:val="Prrafodelista"/>
-        <w:spacing w:after="0" w:line="240" w:lineRule="auto"/>
+        <w:spacing w:before="0" w:after="0" w:line="240" w:lineRule="auto"/>
         <w:ind w:left="567"/>
         <w:jc w:val="both"/>
         <w:rPr>
@@ -4751,7 +4751,7 @@
     </w:p>
     <w:p>
       <w:pPr>
-        <w:spacing w:after="0" w:line="240" w:lineRule="auto"/>
+        <w:spacing w:before="0" w:after="0" w:line="240" w:lineRule="auto"/>
         <w:jc w:val="both"/>
         <w:rPr>
           <w:rFonts w:ascii="Arial Narrow" w:eastAsia="Arial Narrow" w:hAnsi="Arial Narrow" w:cs="Arial Narrow"/>
@@ -5058,7 +5058,7 @@
     <w:p>
       <w:pPr>
         <w:pStyle w:val="Prrafodelista"/>
-        <w:spacing w:line="240" w:lineRule="auto"/>
+        <w:spacing w:before="0" w:after="0" w:line="240" w:lineRule="auto"/>
         <w:jc w:val="both"/>
         <w:rPr>
           <w:rFonts w:ascii="Arial Narrow" w:eastAsia="Arial Narrow" w:hAnsi="Arial Narrow" w:cs="Arial Narrow"/>
@@ -5135,7 +5135,7 @@
     <w:p>
       <w:pPr>
         <w:pStyle w:val="Prrafodelista"/>
-        <w:spacing w:line="240" w:lineRule="auto"/>
+        <w:spacing w:before="0" w:after="0" w:line="240" w:lineRule="auto"/>
         <w:jc w:val="both"/>
         <w:rPr>
           <w:rFonts w:ascii="Arial Narrow" w:eastAsia="Arial Narrow" w:hAnsi="Arial Narrow" w:cs="Arial Narrow"/>
@@ -5294,7 +5294,7 @@
     <w:p>
       <w:pPr>
         <w:pStyle w:val="Prrafodelista"/>
-        <w:spacing w:line="240" w:lineRule="auto"/>
+        <w:spacing w:before="0" w:after="0" w:line="240" w:lineRule="auto"/>
         <w:rPr>
           <w:rFonts w:ascii="Arial Narrow" w:eastAsia="Arial Narrow" w:hAnsi="Arial Narrow" w:cs="Arial Narrow"/>
           <w:sz w:val="22"/>
@@ -5438,7 +5438,7 @@
     <w:p>
       <w:pPr>
         <w:pStyle w:val="Prrafodelista"/>
-        <w:spacing w:line="240" w:lineRule="auto"/>
+        <w:spacing w:before="0" w:after="0" w:line="240" w:lineRule="auto"/>
         <w:rPr>
           <w:rFonts w:ascii="Arial Narrow" w:eastAsia="Arial Narrow" w:hAnsi="Arial Narrow" w:cs="Arial Narrow"/>
           <w:sz w:val="22"/>
@@ -5567,7 +5567,7 @@
     </w:p>
     <w:p>
       <w:pPr>
-        <w:spacing w:after="0" w:line="240" w:lineRule="auto"/>
+        <w:spacing w:before="0" w:after="0" w:line="240" w:lineRule="auto"/>
         <w:jc w:val="both"/>
         <w:rPr>
           <w:rFonts w:ascii="Arial Narrow" w:eastAsia="Arial Narrow" w:hAnsi="Arial Narrow" w:cs="Arial Narrow"/>
@@ -5651,7 +5651,7 @@
     </w:p>
     <w:p>
       <w:pPr>
-        <w:spacing w:line="240" w:lineRule="auto"/>
+        <w:spacing w:before="0" w:after="0" w:line="240" w:lineRule="auto"/>
         <w:contextualSpacing/>
         <w:jc w:val="both"/>
         <w:rPr>
@@ -5755,7 +5755,7 @@
     </w:p>
     <w:p>
       <w:pPr>
-        <w:spacing w:after="0" w:line="240" w:lineRule="auto"/>
+        <w:spacing w:before="0" w:after="0" w:line="240" w:lineRule="auto"/>
         <w:jc w:val="both"/>
         <w:rPr>
           <w:rFonts w:ascii="Arial Narrow" w:eastAsia="Arial Narrow" w:hAnsi="Arial Narrow" w:cs="Arial Narrow"/>
@@ -6070,7 +6070,7 @@
     </w:p>
     <w:p>
       <w:pPr>
-        <w:spacing w:after="0" w:line="240" w:lineRule="auto"/>
+        <w:spacing w:before="0" w:after="0" w:line="240" w:lineRule="auto"/>
         <w:ind w:left="567"/>
         <w:jc w:val="both"/>
         <w:rPr>
@@ -6171,6 +6171,21 @@
     </w:p>
     <w:p>
       <w:pPr>
+        <w:spacing w:before="0" w:after="0" w:line="240" w:lineRule="auto"/>
+        <w:jc w:val="both"/>
+        <w:rPr>
+          <w:rFonts w:ascii="Arial Narrow" w:eastAsia="Arial Narrow" w:hAnsi="Arial Narrow" w:cs="Arial Narrow"/>
+          <w:color w:val="000000"/>
+          <w:kern w:val="0"/>
+          <w:sz w:val="22"/>
+          <w:szCs w:val="22"/>
+          <w:lang w:eastAsia="es-PE"/>
+          <w14:ligatures w14:val="none"/>
+        </w:rPr>
+      </w:pPr>
+    </w:p>
+    <w:p>
+      <w:pPr>
         <w:spacing w:after="0" w:line="240" w:lineRule="auto"/>
         <w:jc w:val="both"/>
         <w:rPr>
@@ -6179,21 +6194,6 @@
           <w:kern w:val="0"/>
           <w:sz w:val="22"/>
           <w:szCs w:val="22"/>
-          <w:lang w:eastAsia="es-PE"/>
-          <w14:ligatures w14:val="none"/>
-        </w:rPr>
-      </w:pPr>
-    </w:p>
-    <w:p>
-      <w:pPr>
-        <w:spacing w:after="0" w:line="240" w:lineRule="auto"/>
-        <w:jc w:val="both"/>
-        <w:rPr>
-          <w:rFonts w:ascii="Arial Narrow" w:eastAsia="Arial Narrow" w:hAnsi="Arial Narrow" w:cs="Arial Narrow"/>
-          <w:color w:val="000000"/>
-          <w:kern w:val="0"/>
-          <w:sz w:val="22"/>
-          <w:szCs w:val="22"/>
           <w:lang w:val="es-ES" w:eastAsia="es-ES"/>
           <w14:ligatures w14:val="none"/>
         </w:rPr>
@@ -6428,7 +6428,7 @@
     </w:p>
     <w:p>
       <w:pPr>
-        <w:spacing w:after="0" w:line="240" w:lineRule="auto"/>
+        <w:spacing w:before="0" w:after="0" w:line="240" w:lineRule="auto"/>
         <w:jc w:val="both"/>
         <w:rPr>
           <w:rFonts w:ascii="Arial Narrow" w:eastAsia="Arial Narrow" w:hAnsi="Arial Narrow" w:cs="Arial Narrow"/>
@@ -6709,11 +6709,39 @@
     </w:p>
     <w:p>
       <w:pPr>
+        <w:spacing w:before="0" w:after="0" w:line="240" w:lineRule="auto"/>
+        <w:shd w:val="clear" w:color="auto" w:fill="FFFFFF"/>
+        <w:jc w:val="both"/>
+        <w:rPr>
+          <w:rFonts w:ascii="Arial Narrow" w:eastAsia="Arial Narrow" w:hAnsi="Arial Narrow" w:cs="Arial Narrow"/>
+          <w:b/>
+          <w:color w:val="000000"/>
+          <w:kern w:val="0"/>
+          <w:sz w:val="22"/>
+          <w:szCs w:val="22"/>
+          <w:lang w:eastAsia="es-PE"/>
+          <w14:ligatures w14:val="none"/>
+        </w:rPr>
+      </w:pPr>
+    </w:p>
+    <w:p>
+      <w:pPr>
         <w:shd w:val="clear" w:color="auto" w:fill="FFFFFF"/>
         <w:spacing w:after="0" w:line="240" w:lineRule="auto"/>
         <w:jc w:val="both"/>
         <w:rPr>
           <w:rFonts w:ascii="Arial Narrow" w:eastAsia="Arial Narrow" w:hAnsi="Arial Narrow" w:cs="Arial Narrow"/>
+          <w:color w:val="000000"/>
+          <w:kern w:val="0"/>
+          <w:sz w:val="22"/>
+          <w:szCs w:val="22"/>
+          <w:lang w:eastAsia="es-PE"/>
+          <w14:ligatures w14:val="none"/>
+        </w:rPr>
+      </w:pPr>
+      <w:r>
+        <w:rPr>
+          <w:rFonts w:ascii="Arial Narrow" w:eastAsia="Arial Narrow" w:hAnsi="Arial Narrow" w:cs="Arial Narrow"/>
           <w:b/>
           <w:color w:val="000000"/>
           <w:kern w:val="0"/>
@@ -6722,77 +6750,49 @@
           <w:lang w:eastAsia="es-PE"/>
           <w14:ligatures w14:val="none"/>
         </w:rPr>
-      </w:pPr>
-    </w:p>
-    <w:p>
-      <w:pPr>
+        <w:t>SÉTIMO:</w:t>
+      </w:r>
+      <w:r>
+        <w:rPr>
+          <w:rFonts w:ascii="Arial Narrow" w:eastAsia="Arial Narrow" w:hAnsi="Arial Narrow" w:cs="Arial Narrow"/>
+          <w:color w:val="000000"/>
+          <w:kern w:val="0"/>
+          <w:sz w:val="22"/>
+          <w:szCs w:val="22"/>
+          <w:lang w:eastAsia="es-PE"/>
+          <w14:ligatures w14:val="none"/>
+        </w:rPr>
+        <w:t xml:space="preserve"> informar a las partes que conforme a lo establecido en el artículo 39</w:t>
+      </w:r>
+      <w:r>
+        <w:rPr>
+          <w:rFonts w:ascii="Arial Narrow" w:eastAsia="Arial Narrow" w:hAnsi="Arial Narrow" w:cs="Arial Narrow"/>
+          <w:color w:val="000000"/>
+          <w:kern w:val="0"/>
+          <w:sz w:val="22"/>
+          <w:szCs w:val="22"/>
+          <w:lang w:eastAsia="es-PE"/>
+          <w14:ligatures w14:val="none"/>
+        </w:rPr>
+        <w:t/>
+      </w:r>
+      <w:r>
+        <w:rPr>
+          <w:rFonts w:ascii="Arial Narrow" w:eastAsia="Arial Narrow" w:hAnsi="Arial Narrow" w:cs="Arial Narrow"/>
+          <w:color w:val="000000"/>
+          <w:kern w:val="0"/>
+          <w:sz w:val="22"/>
+          <w:szCs w:val="22"/>
+          <w:lang w:eastAsia="es-PE"/>
+          <w14:ligatures w14:val="none"/>
+        </w:rPr>
+        <w:t xml:space="preserve"> de la Ley sobre Facultades, Normas y Organización del Indecopi, aprobada por Decreto Legislativo 807, los gastos por los peritajes realizados, actuación de pruebas, inspecciones y otros derivados de la tramitación del proceso serán de cargo de la parte que solicita la prueba, salvo pacto en contrario. En todos los casos, la resolución final determinará si los gastos deben ser asumidos por alguna de las partes, o reembolsados a la otra parte o al Indecopi, según sea el caso, de manera adicional a la sanción que haya podido imponerse. </w:t>
+      </w:r>
+    </w:p>
+    <w:p>
+      <w:pPr>
+        <w:spacing w:before="0" w:after="0" w:line="240" w:lineRule="auto"/>
         <w:shd w:val="clear" w:color="auto" w:fill="FFFFFF"/>
-        <w:spacing w:after="0" w:line="240" w:lineRule="auto"/>
-        <w:jc w:val="both"/>
-        <w:rPr>
-          <w:rFonts w:ascii="Arial Narrow" w:eastAsia="Arial Narrow" w:hAnsi="Arial Narrow" w:cs="Arial Narrow"/>
-          <w:color w:val="000000"/>
-          <w:kern w:val="0"/>
-          <w:sz w:val="22"/>
-          <w:szCs w:val="22"/>
-          <w:lang w:eastAsia="es-PE"/>
-          <w14:ligatures w14:val="none"/>
-        </w:rPr>
-      </w:pPr>
-      <w:r>
-        <w:rPr>
-          <w:rFonts w:ascii="Arial Narrow" w:eastAsia="Arial Narrow" w:hAnsi="Arial Narrow" w:cs="Arial Narrow"/>
-          <w:b/>
-          <w:color w:val="000000"/>
-          <w:kern w:val="0"/>
-          <w:sz w:val="22"/>
-          <w:szCs w:val="22"/>
-          <w:lang w:eastAsia="es-PE"/>
-          <w14:ligatures w14:val="none"/>
-        </w:rPr>
-        <w:t>SÉTIMO:</w:t>
-      </w:r>
-      <w:r>
-        <w:rPr>
-          <w:rFonts w:ascii="Arial Narrow" w:eastAsia="Arial Narrow" w:hAnsi="Arial Narrow" w:cs="Arial Narrow"/>
-          <w:color w:val="000000"/>
-          <w:kern w:val="0"/>
-          <w:sz w:val="22"/>
-          <w:szCs w:val="22"/>
-          <w:lang w:eastAsia="es-PE"/>
-          <w14:ligatures w14:val="none"/>
-        </w:rPr>
-        <w:t xml:space="preserve"> informar a las partes que conforme a lo establecido en el artículo 39</w:t>
-      </w:r>
-      <w:r>
-        <w:rPr>
-          <w:rFonts w:ascii="Arial Narrow" w:eastAsia="Arial Narrow" w:hAnsi="Arial Narrow" w:cs="Arial Narrow"/>
-          <w:color w:val="000000"/>
-          <w:kern w:val="0"/>
-          <w:sz w:val="22"/>
-          <w:szCs w:val="22"/>
-          <w:lang w:eastAsia="es-PE"/>
-          <w14:ligatures w14:val="none"/>
-        </w:rPr>
-        <w:t/>
-      </w:r>
-      <w:r>
-        <w:rPr>
-          <w:rFonts w:ascii="Arial Narrow" w:eastAsia="Arial Narrow" w:hAnsi="Arial Narrow" w:cs="Arial Narrow"/>
-          <w:color w:val="000000"/>
-          <w:kern w:val="0"/>
-          <w:sz w:val="22"/>
-          <w:szCs w:val="22"/>
-          <w:lang w:eastAsia="es-PE"/>
-          <w14:ligatures w14:val="none"/>
-        </w:rPr>
-        <w:t xml:space="preserve"> de la Ley sobre Facultades, Normas y Organización del Indecopi, aprobada por Decreto Legislativo 807, los gastos por los peritajes realizados, actuación de pruebas, inspecciones y otros derivados de la tramitación del proceso serán de cargo de la parte que solicita la prueba, salvo pacto en contrario. En todos los casos, la resolución final determinará si los gastos deben ser asumidos por alguna de las partes, o reembolsados a la otra parte o al Indecopi, según sea el caso, de manera adicional a la sanción que haya podido imponerse. </w:t>
-      </w:r>
-    </w:p>
-    <w:p>
-      <w:pPr>
-        <w:shd w:val="clear" w:color="auto" w:fill="FFFFFF"/>
-        <w:spacing w:after="0" w:line="240" w:lineRule="auto"/>
         <w:jc w:val="both"/>
         <w:rPr>
           <w:rFonts w:ascii="Arial Narrow" w:eastAsia="Arial Narrow" w:hAnsi="Arial Narrow" w:cs="Arial Narrow"/>
@@ -6962,15 +6962,74 @@
     </w:p>
     <w:p>
       <w:pPr>
+        <w:spacing w:before="0" w:after="0" w:line="240" w:lineRule="auto"/>
+        <w:suppressAutoHyphens/>
+        <w:jc w:val="both"/>
+        <w:rPr>
+          <w:rFonts w:ascii="Arial Narrow" w:eastAsia="Arial Narrow" w:hAnsi="Arial Narrow" w:cs="Arial Narrow"/>
+          <w:kern w:val="0"/>
+          <w:sz w:val="22"/>
+          <w:szCs w:val="22"/>
+          <w:u w:val="single"/>
+          <w14:ligatures w14:val="none"/>
+        </w:rPr>
+      </w:pPr>
+    </w:p>
+    <w:p>
+      <w:pPr>
         <w:suppressAutoHyphens/>
         <w:spacing w:after="0" w:line="240" w:lineRule="auto"/>
         <w:jc w:val="both"/>
         <w:rPr>
           <w:rFonts w:ascii="Arial Narrow" w:eastAsia="Arial Narrow" w:hAnsi="Arial Narrow" w:cs="Arial Narrow"/>
-          <w:kern w:val="0"/>
-          <w:sz w:val="22"/>
-          <w:szCs w:val="22"/>
-          <w:u w:val="single"/>
+          <w:color w:val="000000"/>
+          <w:kern w:val="0"/>
+          <w:sz w:val="22"/>
+          <w:szCs w:val="22"/>
+          <w:lang w:eastAsia="es-PE"/>
+          <w14:ligatures w14:val="none"/>
+        </w:rPr>
+      </w:pPr>
+      <w:r>
+        <w:rPr>
+          <w:rFonts w:ascii="Arial Narrow" w:eastAsia="Arial Narrow" w:hAnsi="Arial Narrow" w:cs="Arial Narrow"/>
+          <w:b/>
+          <w:color w:val="000000"/>
+          <w:kern w:val="0"/>
+          <w:sz w:val="22"/>
+          <w:szCs w:val="22"/>
+          <w:lang w:eastAsia="es-PE"/>
+          <w14:ligatures w14:val="none"/>
+        </w:rPr>
+        <w:t>NOVENO:</w:t>
+      </w:r>
+      <w:r>
+        <w:rPr>
+          <w:rFonts w:ascii="Arial Narrow" w:eastAsia="Arial Narrow" w:hAnsi="Arial Narrow" w:cs="Arial Narrow"/>
+          <w:color w:val="000000"/>
+          <w:kern w:val="0"/>
+          <w:sz w:val="22"/>
+          <w:szCs w:val="22"/>
+          <w:lang w:eastAsia="es-PE"/>
+          <w14:ligatures w14:val="none"/>
+        </w:rPr>
+        <w:t xml:space="preserve"> poner en conocimiento de las partes que, antes de la emisión de la Resolución Final, tienen la posibilidad de formular su desistimiento o presentar el acuerdo arribado mediante la conciliación, mediación, transacción o cualquier otro que, de forma indubitable, deje constancia que se ha solucionado la controversia materia de denuncia.</w:t>
+      </w:r>
+      <w:bookmarkStart w:id="8" w:name="h.gjdgxs" w:colFirst="0" w:colLast="0"/>
+      <w:bookmarkEnd w:id="8"/>
+    </w:p>
+    <w:p>
+      <w:pPr>
+        <w:spacing w:before="0" w:after="0" w:line="240" w:lineRule="auto"/>
+        <w:suppressAutoHyphens/>
+        <w:jc w:val="both"/>
+        <w:rPr>
+          <w:rFonts w:ascii="Arial Narrow" w:eastAsia="Arial Narrow" w:hAnsi="Arial Narrow" w:cs="Arial Narrow"/>
+          <w:color w:val="000000"/>
+          <w:kern w:val="0"/>
+          <w:sz w:val="22"/>
+          <w:szCs w:val="22"/>
+          <w:lang w:eastAsia="es-PE"/>
           <w14:ligatures w14:val="none"/>
         </w:rPr>
       </w:pPr>
@@ -6982,65 +7041,6 @@
         <w:jc w:val="both"/>
         <w:rPr>
           <w:rFonts w:ascii="Arial Narrow" w:eastAsia="Arial Narrow" w:hAnsi="Arial Narrow" w:cs="Arial Narrow"/>
-          <w:color w:val="000000"/>
-          <w:kern w:val="0"/>
-          <w:sz w:val="22"/>
-          <w:szCs w:val="22"/>
-          <w:lang w:eastAsia="es-PE"/>
-          <w14:ligatures w14:val="none"/>
-        </w:rPr>
-      </w:pPr>
-      <w:r>
-        <w:rPr>
-          <w:rFonts w:ascii="Arial Narrow" w:eastAsia="Arial Narrow" w:hAnsi="Arial Narrow" w:cs="Arial Narrow"/>
-          <w:b/>
-          <w:color w:val="000000"/>
-          <w:kern w:val="0"/>
-          <w:sz w:val="22"/>
-          <w:szCs w:val="22"/>
-          <w:lang w:eastAsia="es-PE"/>
-          <w14:ligatures w14:val="none"/>
-        </w:rPr>
-        <w:t>NOVENO:</w:t>
-      </w:r>
-      <w:r>
-        <w:rPr>
-          <w:rFonts w:ascii="Arial Narrow" w:eastAsia="Arial Narrow" w:hAnsi="Arial Narrow" w:cs="Arial Narrow"/>
-          <w:color w:val="000000"/>
-          <w:kern w:val="0"/>
-          <w:sz w:val="22"/>
-          <w:szCs w:val="22"/>
-          <w:lang w:eastAsia="es-PE"/>
-          <w14:ligatures w14:val="none"/>
-        </w:rPr>
-        <w:t xml:space="preserve"> poner en conocimiento de las partes que, antes de la emisión de la Resolución Final, tienen la posibilidad de formular su desistimiento o presentar el acuerdo arribado mediante la conciliación, mediación, transacción o cualquier otro que, de forma indubitable, deje constancia que se ha solucionado la controversia materia de denuncia.</w:t>
-      </w:r>
-      <w:bookmarkStart w:id="8" w:name="h.gjdgxs" w:colFirst="0" w:colLast="0"/>
-      <w:bookmarkEnd w:id="8"/>
-    </w:p>
-    <w:p>
-      <w:pPr>
-        <w:suppressAutoHyphens/>
-        <w:spacing w:after="0" w:line="240" w:lineRule="auto"/>
-        <w:jc w:val="both"/>
-        <w:rPr>
-          <w:rFonts w:ascii="Arial Narrow" w:eastAsia="Arial Narrow" w:hAnsi="Arial Narrow" w:cs="Arial Narrow"/>
-          <w:color w:val="000000"/>
-          <w:kern w:val="0"/>
-          <w:sz w:val="22"/>
-          <w:szCs w:val="22"/>
-          <w:lang w:eastAsia="es-PE"/>
-          <w14:ligatures w14:val="none"/>
-        </w:rPr>
-      </w:pPr>
-    </w:p>
-    <w:p>
-      <w:pPr>
-        <w:suppressAutoHyphens/>
-        <w:spacing w:after="0" w:line="240" w:lineRule="auto"/>
-        <w:jc w:val="both"/>
-        <w:rPr>
-          <w:rFonts w:ascii="Arial Narrow" w:eastAsia="Arial Narrow" w:hAnsi="Arial Narrow" w:cs="Arial Narrow"/>
           <w:sz w:val="22"/>
           <w:szCs w:val="22"/>
         </w:rPr>
@@ -7221,8 +7221,8 @@
     </w:p>
     <w:p>
       <w:pPr>
+        <w:spacing w:before="0" w:after="0" w:line="240" w:lineRule="auto"/>
         <w:suppressAutoHyphens/>
-        <w:spacing w:after="0" w:line="240" w:lineRule="auto"/>
         <w:jc w:val="both"/>
         <w:rPr>
           <w:rFonts w:ascii="Arial Narrow" w:eastAsia="Arial Narrow" w:hAnsi="Arial Narrow" w:cs="Arial Narrow"/>
@@ -7726,7 +7726,6 @@
           <w:sz w:val="16"/>
           <w:szCs w:val="16"/>
         </w:rPr>
-        <w:tab/>
         <w:t xml:space="preserve"/>
       </w:r>
       <w:r>
@@ -7802,7 +7801,6 @@
           <w:sz w:val="16"/>
           <w:szCs w:val="16"/>
         </w:rPr>
-        <w:tab/>
         <w:t xml:space="preserve"/>
       </w:r>
       <w:r>
@@ -7811,7 +7809,6 @@
           <w:sz w:val="16"/>
           <w:szCs w:val="16"/>
         </w:rPr>
-        <w:tab/>
       </w:r>
       <w:r>
         <w:rPr>
@@ -7821,6 +7818,7 @@
           <w:sz w:val="16"/>
           <w:szCs w:val="16"/>
         </w:rPr>
+        <w:tab/>
         <w:t xml:space="preserve">LEY 29571, CÓDIGO DE PROTECCIÓN Y DEFENSA DEL CONSUMIDOR, publicado el 2 de setiembre de 2010 y modificado por Decreto Legislativo 1308 </w:t>
       </w:r>
     </w:p>
@@ -8062,7 +8060,6 @@
           <w:sz w:val="16"/>
           <w:szCs w:val="16"/>
         </w:rPr>
-        <w:tab/>
         <w:t xml:space="preserve"/>
       </w:r>
       <w:r>
@@ -8071,7 +8068,6 @@
           <w:sz w:val="16"/>
           <w:szCs w:val="16"/>
         </w:rPr>
-        <w:tab/>
       </w:r>
       <w:r>
         <w:rPr>
@@ -8081,6 +8077,7 @@
           <w:sz w:val="16"/>
           <w:szCs w:val="16"/>
         </w:rPr>
+        <w:tab/>
         <w:t xml:space="preserve">LEY 29571, CÓDIGO DE PROTECCIÓN Y DEFENSA DEL CONSUMIDOR, publicado el 2 de setiembre de 2010 y modificado por Decreto Legislativo 1308 </w:t>
       </w:r>
     </w:p>
@@ -8239,7 +8236,6 @@
           <w:sz w:val="16"/>
           <w:szCs w:val="16"/>
         </w:rPr>
-        <w:tab/>
         <w:t xml:space="preserve"/>
       </w:r>
       <w:r>
@@ -8248,7 +8244,6 @@
           <w:sz w:val="16"/>
           <w:szCs w:val="16"/>
         </w:rPr>
-        <w:tab/>
       </w:r>
       <w:r>
         <w:rPr>
@@ -8258,6 +8253,7 @@
           <w:sz w:val="16"/>
           <w:szCs w:val="16"/>
         </w:rPr>
+        <w:tab/>
         <w:t>LEY SOBRE FACULTADES, NORMAS Y ORGANIZACIÓN DEL INDECOPI, APROBADA POR DECRETO LEGISLATIVO 807 Artículo 24.-</w:t>
       </w:r>
       <w:r>
@@ -8406,7 +8402,6 @@
           <w:sz w:val="16"/>
           <w:szCs w:val="16"/>
         </w:rPr>
-        <w:tab/>
         <w:t xml:space="preserve"/>
       </w:r>
       <w:r>
@@ -8499,24 +8494,23 @@
           <w:sz w:val="16"/>
           <w:szCs w:val="16"/>
         </w:rPr>
+        <w:t xml:space="preserve"/>
+      </w:r>
+      <w:r>
+        <w:rPr>
+          <w:rFonts w:ascii="Arial Narrow" w:eastAsia="Arial Narrow" w:hAnsi="Arial Narrow" w:cs="Arial Narrow"/>
+          <w:sz w:val="16"/>
+          <w:szCs w:val="16"/>
+        </w:rPr>
+      </w:r>
+      <w:r>
+        <w:rPr>
+          <w:rFonts w:ascii="Arial Narrow" w:eastAsia="Arial Narrow" w:hAnsi="Arial Narrow" w:cs="Arial Narrow"/>
+          <w:b/>
+          <w:sz w:val="16"/>
+          <w:szCs w:val="16"/>
+        </w:rPr>
         <w:tab/>
-        <w:t xml:space="preserve"/>
-      </w:r>
-      <w:r>
-        <w:rPr>
-          <w:rFonts w:ascii="Arial Narrow" w:eastAsia="Arial Narrow" w:hAnsi="Arial Narrow" w:cs="Arial Narrow"/>
-          <w:sz w:val="16"/>
-          <w:szCs w:val="16"/>
-        </w:rPr>
-        <w:tab/>
-      </w:r>
-      <w:r>
-        <w:rPr>
-          <w:rFonts w:ascii="Arial Narrow" w:eastAsia="Arial Narrow" w:hAnsi="Arial Narrow" w:cs="Arial Narrow"/>
-          <w:b/>
-          <w:sz w:val="16"/>
-          <w:szCs w:val="16"/>
-        </w:rPr>
         <w:t>LEY 29571, CÓDIGO DE PROTECCIÓN Y DEFENSA DEL CONSUMIDOR</w:t>
       </w:r>
       <w:r>
@@ -8901,32 +8895,31 @@
           <w:szCs w:val="16"/>
           <w:vertAlign w:val="superscript"/>
         </w:rPr>
+        <w:t xml:space="preserve"/>
+      </w:r>
+      <w:r>
+        <w:rPr>
+          <w:rFonts w:ascii="Arial Narrow" w:eastAsia="Arial Narrow" w:hAnsi="Arial Narrow" w:cs="Arial Narrow"/>
+          <w:sz w:val="16"/>
+          <w:szCs w:val="16"/>
+        </w:rPr>
+        <w:t xml:space="preserve"/>
+      </w:r>
+      <w:r>
+        <w:rPr>
+          <w:rFonts w:ascii="Arial Narrow" w:eastAsia="Arial Narrow" w:hAnsi="Arial Narrow" w:cs="Arial Narrow"/>
+          <w:sz w:val="16"/>
+          <w:szCs w:val="16"/>
+        </w:rPr>
+      </w:r>
+      <w:r>
+        <w:rPr>
+          <w:rFonts w:ascii="Arial Narrow" w:eastAsia="Arial Narrow" w:hAnsi="Arial Narrow" w:cs="Arial Narrow"/>
+          <w:b/>
+          <w:sz w:val="16"/>
+          <w:szCs w:val="16"/>
+        </w:rPr>
         <w:tab/>
-        <w:t xml:space="preserve"/>
-      </w:r>
-      <w:r>
-        <w:rPr>
-          <w:rFonts w:ascii="Arial Narrow" w:eastAsia="Arial Narrow" w:hAnsi="Arial Narrow" w:cs="Arial Narrow"/>
-          <w:sz w:val="16"/>
-          <w:szCs w:val="16"/>
-        </w:rPr>
-        <w:t xml:space="preserve"> </w:t>
-      </w:r>
-      <w:r>
-        <w:rPr>
-          <w:rFonts w:ascii="Arial Narrow" w:eastAsia="Arial Narrow" w:hAnsi="Arial Narrow" w:cs="Arial Narrow"/>
-          <w:sz w:val="16"/>
-          <w:szCs w:val="16"/>
-        </w:rPr>
-        <w:tab/>
-      </w:r>
-      <w:r>
-        <w:rPr>
-          <w:rFonts w:ascii="Arial Narrow" w:eastAsia="Arial Narrow" w:hAnsi="Arial Narrow" w:cs="Arial Narrow"/>
-          <w:b/>
-          <w:sz w:val="16"/>
-          <w:szCs w:val="16"/>
-        </w:rPr>
         <w:t>LEY 29571, CÓDIGO DE PROTECCIÓN Y DEFENSA DEL CONSUMIDOR</w:t>
       </w:r>
       <w:r>
@@ -9130,7 +9123,6 @@
           <w:sz w:val="16"/>
           <w:szCs w:val="16"/>
         </w:rPr>
-        <w:tab/>
         <w:t xml:space="preserve"/>
       </w:r>
       <w:r>
@@ -9139,7 +9131,6 @@
           <w:sz w:val="16"/>
           <w:szCs w:val="16"/>
         </w:rPr>
-        <w:tab/>
       </w:r>
       <w:r>
         <w:rPr>
@@ -9149,6 +9140,7 @@
           <w:sz w:val="16"/>
           <w:szCs w:val="16"/>
         </w:rPr>
+        <w:tab/>
         <w:t xml:space="preserve">LEY 29571, CÓDIGO DE PROTECCIÓN Y DEFENSA DEL CONSUMIDOR, publicado el 2 de setiembre de 2010 y modificado por Decreto Legislativo 1308 </w:t>
       </w:r>
     </w:p>
@@ -9967,24 +9959,23 @@
           <w:sz w:val="16"/>
           <w:szCs w:val="16"/>
         </w:rPr>
+        <w:t xml:space="preserve"/>
+      </w:r>
+      <w:r>
+        <w:rPr>
+          <w:rFonts w:ascii="Arial Narrow" w:eastAsia="Arial Narrow" w:hAnsi="Arial Narrow" w:cs="Arial Narrow"/>
+          <w:sz w:val="16"/>
+          <w:szCs w:val="16"/>
+        </w:rPr>
+      </w:r>
+      <w:r>
+        <w:rPr>
+          <w:rFonts w:ascii="Arial Narrow" w:eastAsia="Arial Narrow" w:hAnsi="Arial Narrow" w:cs="Arial Narrow"/>
+          <w:b/>
+          <w:sz w:val="16"/>
+          <w:szCs w:val="16"/>
+        </w:rPr>
         <w:tab/>
-        <w:t xml:space="preserve"/>
-      </w:r>
-      <w:r>
-        <w:rPr>
-          <w:rFonts w:ascii="Arial Narrow" w:eastAsia="Arial Narrow" w:hAnsi="Arial Narrow" w:cs="Arial Narrow"/>
-          <w:sz w:val="16"/>
-          <w:szCs w:val="16"/>
-        </w:rPr>
-        <w:tab/>
-      </w:r>
-      <w:r>
-        <w:rPr>
-          <w:rFonts w:ascii="Arial Narrow" w:eastAsia="Arial Narrow" w:hAnsi="Arial Narrow" w:cs="Arial Narrow"/>
-          <w:b/>
-          <w:sz w:val="16"/>
-          <w:szCs w:val="16"/>
-        </w:rPr>
         <w:t>LEY 29571, CÓDIGO DE PROTECCIÓN Y DEFENSA DEL CONSUMIDOR</w:t>
       </w:r>
       <w:r>
@@ -10199,7 +10190,6 @@
           <w:sz w:val="16"/>
           <w:szCs w:val="16"/>
         </w:rPr>
-        <w:tab/>
         <w:t xml:space="preserve"/>
       </w:r>
       <w:r>
@@ -10357,31 +10347,30 @@
           <w:sz w:val="16"/>
           <w:szCs w:val="16"/>
         </w:rPr>
+        <w:t xml:space="preserve"/>
+      </w:r>
+      <w:r>
+        <w:rPr>
+          <w:rFonts w:ascii="Arial Narrow" w:eastAsia="Arial Narrow" w:hAnsi="Arial Narrow" w:cs="Arial Narrow"/>
+          <w:sz w:val="16"/>
+          <w:szCs w:val="16"/>
+        </w:rPr>
+      </w:r>
+      <w:r>
+        <w:rPr>
+          <w:rFonts w:ascii="Arial Narrow" w:eastAsia="Arial Narrow" w:hAnsi="Arial Narrow" w:cs="Arial Narrow"/>
+          <w:b/>
+          <w:sz w:val="16"/>
+          <w:szCs w:val="16"/>
+        </w:rPr>
         <w:tab/>
-        <w:t xml:space="preserve"/>
-      </w:r>
-      <w:r>
-        <w:rPr>
-          <w:rFonts w:ascii="Arial Narrow" w:eastAsia="Arial Narrow" w:hAnsi="Arial Narrow" w:cs="Arial Narrow"/>
-          <w:sz w:val="16"/>
-          <w:szCs w:val="16"/>
-        </w:rPr>
-        <w:tab/>
-      </w:r>
-      <w:r>
-        <w:rPr>
-          <w:rFonts w:ascii="Arial Narrow" w:eastAsia="Arial Narrow" w:hAnsi="Arial Narrow" w:cs="Arial Narrow"/>
-          <w:b/>
-          <w:sz w:val="16"/>
-          <w:szCs w:val="16"/>
-        </w:rPr>
         <w:t>TEXTO ÚNICO ORDENADO DE LA LEY DEL PROCEDIMIENTO ADMINISTRATIVO GENERAL, aprobado mediante Decreto Supremo 006-2026-JUS y publicado el 30 de abril de 2026</w:t>
       </w:r>
     </w:p>
     <w:p>
       <w:pPr>
         <w:pStyle w:val="Textonotapie"/>
-        <w:ind w:left="1134" w:hanging="567"/>
+        <w:ind w:left="1134"/>
         <w:jc w:val="both"/>
         <w:rPr>
           <w:rFonts w:ascii="Arial Narrow" w:eastAsia="Arial Narrow" w:hAnsi="Arial Narrow" w:cs="Arial Narrow"/>
@@ -10425,7 +10414,7 @@
     <w:p>
       <w:pPr>
         <w:pStyle w:val="Textonotapie"/>
-        <w:ind w:left="1134" w:hanging="567"/>
+        <w:ind w:left="1134" w:hanging="1134"/>
         <w:jc w:val="both"/>
         <w:rPr>
           <w:rFonts w:ascii="Arial Narrow" w:eastAsia="Arial Narrow" w:hAnsi="Arial Narrow" w:cs="Arial Narrow"/>

--- a/plantillas_maestras/06_seguro_hogar_e_inmuebles/negativa_cobertura/2_o_mas_ddos_varios/varon/TPL_0786_2025_SEGURO_HOGAR_E_INMUEBLES_NEGATIVA_COBERTURA_ASEGURADORA_VARON_R1.docx
+++ b/plantillas_maestras/06_seguro_hogar_e_inmuebles/negativa_cobertura/2_o_mas_ddos_varios/varon/TPL_0786_2025_SEGURO_HOGAR_E_INMUEBLES_NEGATIVA_COBERTURA_ASEGURADORA_VARON_R1.docx
@@ -6122,7 +6122,7 @@
           <w:sz w:val="22"/>
           <w:szCs w:val="22"/>
         </w:rPr>
-        <w:t xml:space="preserve">correr traslado de la presente resolución a Pacífico compañía de Seguros y Reaseguros S.A. para que, de conformidad con lo dispuesto por el artículo 26 de la Ley sobre Facultades, Normas y Organización del Indecopi, aprobada por Decreto Legislativo 807</w:t>
+        <w:t xml:space="preserve">correr traslado de la denuncia del 31 de marzo de 2025 a Pacífico compañía de Seguros y Reaseguros S.A. para que, de conformidad con lo dispuesto por el artículo 26 de la Ley sobre Facultades, Normas y Organización del Indecopi, aprobada por Decreto Legislativo 807</w:t>
       </w:r>
       <w:r>
         <w:rPr>
